--- a/03_笔面试题库/企业岗位/费斯托/费斯托-供应链实习生-面试备考资料.docx
+++ b/03_笔面试题库/企业岗位/费斯托/费斯托-供应链实习生-面试备考资料.docx
@@ -9,6 +9,7 @@
       </w:pPr>
       <w:r>
         <w:rPr>
+          <w:rFonts w:ascii="微软雅黑" w:hAnsi="微软雅黑"/>
           <w:b/>
           <w:color w:val="2D5F8A"/>
           <w:sz w:val="56"/>
@@ -23,6 +24,7 @@
       </w:pPr>
       <w:r>
         <w:rPr>
+          <w:rFonts w:ascii="微软雅黑" w:hAnsi="微软雅黑"/>
           <w:color w:val="4472C4"/>
           <w:sz w:val="28"/>
         </w:rPr>
@@ -36,6 +38,7 @@
       </w:pPr>
       <w:r>
         <w:rPr>
+          <w:rFonts w:ascii="微软雅黑" w:hAnsi="微软雅黑"/>
           <w:color w:val="808080"/>
           <w:sz w:val="22"/>
         </w:rPr>
@@ -48,6 +51,7 @@
       </w:pPr>
       <w:r>
         <w:rPr>
+          <w:rFonts w:ascii="微软雅黑" w:hAnsi="微软雅黑"/>
           <w:color w:val="D0D0D0"/>
         </w:rPr>
         <w:t>━━━━━━━━━━━━━━━━━━━━━━━━━━━━━━</w:t>
@@ -60,6 +64,7 @@
       </w:pPr>
       <w:r>
         <w:rPr>
+          <w:rFonts w:ascii="微软雅黑" w:hAnsi="微软雅黑"/>
           <w:color w:val="A0A0A0"/>
           <w:sz w:val="20"/>
         </w:rPr>
@@ -73,10 +78,11 @@
     </w:p>
     <w:p>
       <w:pPr>
-        <w:spacing w:after="240"/>
-      </w:pPr>
-      <w:r>
-        <w:rPr>
+        <w:spacing w:after="320"/>
+      </w:pPr>
+      <w:r>
+        <w:rPr>
+          <w:rFonts w:ascii="微软雅黑" w:hAnsi="微软雅黑"/>
           <w:b/>
           <w:color w:val="2D5F8A"/>
           <w:sz w:val="36"/>
@@ -86,13 +92,590 @@
     </w:p>
     <w:p>
       <w:pPr>
-        <w:spacing w:line="280" w:lineRule="exact" w:after="120"/>
-      </w:pPr>
-      <w:r>
-        <w:fldChar w:fldCharType="begin"/>
-        <w:instrText xml:space="preserve">TOC \o "1-2" \h \z \u</w:instrText>
-        <w:fldChar w:fldCharType="separate"/>
-        <w:fldChar w:fldCharType="end"/>
+        <w:spacing w:line="288" w:lineRule="auto" w:after="80"/>
+      </w:pPr>
+      <w:r>
+        <w:rPr>
+          <w:rFonts w:ascii="微软雅黑" w:hAnsi="微软雅黑"/>
+          <w:b/>
+          <w:color w:val="333333"/>
+          <w:sz w:val="24"/>
+        </w:rPr>
+        <w:t>一、企业及岗位认知</w:t>
+      </w:r>
+    </w:p>
+    <w:p>
+      <w:pPr>
+        <w:spacing w:line="288" w:lineRule="auto" w:after="80"/>
+      </w:pPr>
+      <w:r>
+        <w:rPr>
+          <w:rFonts w:ascii="微软雅黑" w:hAnsi="微软雅黑"/>
+          <w:b w:val="0"/>
+          <w:color w:val="333333"/>
+          <w:sz w:val="22"/>
+        </w:rPr>
+        <w:t xml:space="preserve">  1.1 企业速览</w:t>
+      </w:r>
+    </w:p>
+    <w:p>
+      <w:pPr>
+        <w:spacing w:line="288" w:lineRule="auto" w:after="80"/>
+      </w:pPr>
+      <w:r>
+        <w:rPr>
+          <w:rFonts w:ascii="微软雅黑" w:hAnsi="微软雅黑"/>
+          <w:b w:val="0"/>
+          <w:color w:val="333333"/>
+          <w:sz w:val="22"/>
+        </w:rPr>
+        <w:t xml:space="preserve">  1.2 企业文化关键词</w:t>
+      </w:r>
+    </w:p>
+    <w:p>
+      <w:pPr>
+        <w:spacing w:line="288" w:lineRule="auto" w:after="80"/>
+      </w:pPr>
+      <w:r>
+        <w:rPr>
+          <w:rFonts w:ascii="微软雅黑" w:hAnsi="微软雅黑"/>
+          <w:b w:val="0"/>
+          <w:color w:val="333333"/>
+          <w:sz w:val="22"/>
+        </w:rPr>
+        <w:t xml:space="preserve">  1.3 岗位解析（基于HR发来JD）</w:t>
+      </w:r>
+    </w:p>
+    <w:p>
+      <w:pPr>
+        <w:spacing w:line="288" w:lineRule="auto" w:after="80"/>
+      </w:pPr>
+      <w:r>
+        <w:rPr>
+          <w:rFonts w:ascii="微软雅黑" w:hAnsi="微软雅黑"/>
+          <w:b w:val="0"/>
+          <w:color w:val="333333"/>
+          <w:sz w:val="22"/>
+        </w:rPr>
+        <w:t xml:space="preserve">  1.4 岗位核心挑战（含风险预警）</w:t>
+      </w:r>
+    </w:p>
+    <w:p>
+      <w:pPr>
+        <w:spacing w:line="288" w:lineRule="auto" w:after="80"/>
+      </w:pPr>
+      <w:r>
+        <w:rPr>
+          <w:rFonts w:ascii="微软雅黑" w:hAnsi="微软雅黑"/>
+          <w:b w:val="0"/>
+          <w:color w:val="333333"/>
+          <w:sz w:val="22"/>
+        </w:rPr>
+        <w:t xml:space="preserve">  1.5 上下游协作关系</w:t>
+      </w:r>
+    </w:p>
+    <w:p>
+      <w:pPr>
+        <w:spacing w:line="288" w:lineRule="auto" w:after="80"/>
+      </w:pPr>
+      <w:r>
+        <w:rPr>
+          <w:rFonts w:ascii="微软雅黑" w:hAnsi="微软雅黑"/>
+          <w:b w:val="0"/>
+          <w:color w:val="333333"/>
+          <w:sz w:val="22"/>
+        </w:rPr>
+        <w:t xml:space="preserve">  1.6 行业趋势与对标</w:t>
+      </w:r>
+    </w:p>
+    <w:p>
+      <w:pPr>
+        <w:spacing w:line="288" w:lineRule="auto" w:after="80"/>
+      </w:pPr>
+      <w:r>
+        <w:rPr>
+          <w:rFonts w:ascii="微软雅黑" w:hAnsi="微软雅黑"/>
+          <w:b/>
+          <w:color w:val="333333"/>
+          <w:sz w:val="24"/>
+        </w:rPr>
+        <w:t>二、通用面试问题库</w:t>
+      </w:r>
+    </w:p>
+    <w:p>
+      <w:pPr>
+        <w:spacing w:line="288" w:lineRule="auto" w:after="80"/>
+      </w:pPr>
+      <w:r>
+        <w:rPr>
+          <w:rFonts w:ascii="微软雅黑" w:hAnsi="微软雅黑"/>
+          <w:b w:val="0"/>
+          <w:color w:val="333333"/>
+          <w:sz w:val="22"/>
+        </w:rPr>
+        <w:t xml:space="preserve">  2.1 自我介绍类</w:t>
+      </w:r>
+    </w:p>
+    <w:p>
+      <w:pPr>
+        <w:spacing w:line="288" w:lineRule="auto" w:after="80"/>
+      </w:pPr>
+      <w:r>
+        <w:rPr>
+          <w:rFonts w:ascii="微软雅黑" w:hAnsi="微软雅黑"/>
+          <w:b w:val="0"/>
+          <w:color w:val="333333"/>
+          <w:sz w:val="22"/>
+        </w:rPr>
+        <w:t xml:space="preserve">  2.2 动机类</w:t>
+      </w:r>
+    </w:p>
+    <w:p>
+      <w:pPr>
+        <w:spacing w:line="288" w:lineRule="auto" w:after="80"/>
+      </w:pPr>
+      <w:r>
+        <w:rPr>
+          <w:rFonts w:ascii="微软雅黑" w:hAnsi="微软雅黑"/>
+          <w:b w:val="0"/>
+          <w:color w:val="333333"/>
+          <w:sz w:val="22"/>
+        </w:rPr>
+        <w:t xml:space="preserve">  2.3 经历深挖类</w:t>
+      </w:r>
+    </w:p>
+    <w:p>
+      <w:pPr>
+        <w:spacing w:line="288" w:lineRule="auto" w:after="80"/>
+      </w:pPr>
+      <w:r>
+        <w:rPr>
+          <w:rFonts w:ascii="微软雅黑" w:hAnsi="微软雅黑"/>
+          <w:b w:val="0"/>
+          <w:color w:val="333333"/>
+          <w:sz w:val="22"/>
+        </w:rPr>
+        <w:t xml:space="preserve">  2.4 职业规划类</w:t>
+      </w:r>
+    </w:p>
+    <w:p>
+      <w:pPr>
+        <w:spacing w:line="288" w:lineRule="auto" w:after="80"/>
+      </w:pPr>
+      <w:r>
+        <w:rPr>
+          <w:rFonts w:ascii="微软雅黑" w:hAnsi="微软雅黑"/>
+          <w:b w:val="0"/>
+          <w:color w:val="333333"/>
+          <w:sz w:val="22"/>
+        </w:rPr>
+        <w:t xml:space="preserve">  2.5 情景假设类</w:t>
+      </w:r>
+    </w:p>
+    <w:p>
+      <w:pPr>
+        <w:spacing w:line="288" w:lineRule="auto" w:after="80"/>
+      </w:pPr>
+      <w:r>
+        <w:rPr>
+          <w:rFonts w:ascii="微软雅黑" w:hAnsi="微软雅黑"/>
+          <w:b w:val="0"/>
+          <w:color w:val="333333"/>
+          <w:sz w:val="22"/>
+        </w:rPr>
+        <w:t xml:space="preserve">  2.6 行业认知类</w:t>
+      </w:r>
+    </w:p>
+    <w:p>
+      <w:pPr>
+        <w:spacing w:line="288" w:lineRule="auto" w:after="80"/>
+      </w:pPr>
+      <w:r>
+        <w:rPr>
+          <w:rFonts w:ascii="微软雅黑" w:hAnsi="微软雅黑"/>
+          <w:b w:val="0"/>
+          <w:color w:val="333333"/>
+          <w:sz w:val="22"/>
+        </w:rPr>
+        <w:t xml:space="preserve">  2.7 反问面试官类（6个）</w:t>
+      </w:r>
+    </w:p>
+    <w:p>
+      <w:pPr>
+        <w:spacing w:line="288" w:lineRule="auto" w:after="80"/>
+      </w:pPr>
+      <w:r>
+        <w:rPr>
+          <w:rFonts w:ascii="微软雅黑" w:hAnsi="微软雅黑"/>
+          <w:b/>
+          <w:color w:val="333333"/>
+          <w:sz w:val="24"/>
+        </w:rPr>
+        <w:t>三、简历深度深挖</w:t>
+      </w:r>
+    </w:p>
+    <w:p>
+      <w:pPr>
+        <w:spacing w:line="288" w:lineRule="auto" w:after="80"/>
+      </w:pPr>
+      <w:r>
+        <w:rPr>
+          <w:rFonts w:ascii="微软雅黑" w:hAnsi="微软雅黑"/>
+          <w:b w:val="0"/>
+          <w:color w:val="333333"/>
+          <w:sz w:val="22"/>
+        </w:rPr>
+        <w:t xml:space="preserve">  3.1 项目经历：社区团购选址-路径优化</w:t>
+      </w:r>
+    </w:p>
+    <w:p>
+      <w:pPr>
+        <w:spacing w:line="288" w:lineRule="auto" w:after="80"/>
+      </w:pPr>
+      <w:r>
+        <w:rPr>
+          <w:rFonts w:ascii="微软雅黑" w:hAnsi="微软雅黑"/>
+          <w:b w:val="0"/>
+          <w:color w:val="333333"/>
+          <w:sz w:val="22"/>
+        </w:rPr>
+        <w:t xml:space="preserve">  3.2 项目经历：银行营销客户响应分析</w:t>
+      </w:r>
+    </w:p>
+    <w:p>
+      <w:pPr>
+        <w:spacing w:line="288" w:lineRule="auto" w:after="80"/>
+      </w:pPr>
+      <w:r>
+        <w:rPr>
+          <w:rFonts w:ascii="微软雅黑" w:hAnsi="微软雅黑"/>
+          <w:b w:val="0"/>
+          <w:color w:val="333333"/>
+          <w:sz w:val="22"/>
+        </w:rPr>
+        <w:t xml:space="preserve">  3.3 项目经历：ERP供应链管理综合实验</w:t>
+      </w:r>
+    </w:p>
+    <w:p>
+      <w:pPr>
+        <w:spacing w:line="288" w:lineRule="auto" w:after="80"/>
+      </w:pPr>
+      <w:r>
+        <w:rPr>
+          <w:rFonts w:ascii="微软雅黑" w:hAnsi="微软雅黑"/>
+          <w:b w:val="0"/>
+          <w:color w:val="333333"/>
+          <w:sz w:val="22"/>
+        </w:rPr>
+        <w:t xml:space="preserve">  3.4 实践经历：教育机构项目助理</w:t>
+      </w:r>
+    </w:p>
+    <w:p>
+      <w:pPr>
+        <w:spacing w:line="288" w:lineRule="auto" w:after="80"/>
+      </w:pPr>
+      <w:r>
+        <w:rPr>
+          <w:rFonts w:ascii="微软雅黑" w:hAnsi="微软雅黑"/>
+          <w:b/>
+          <w:color w:val="333333"/>
+          <w:sz w:val="24"/>
+        </w:rPr>
+        <w:t>四、专业知识领域学习资料卡</w:t>
+      </w:r>
+    </w:p>
+    <w:p>
+      <w:pPr>
+        <w:spacing w:line="288" w:lineRule="auto" w:after="80"/>
+      </w:pPr>
+      <w:r>
+        <w:rPr>
+          <w:rFonts w:ascii="微软雅黑" w:hAnsi="微软雅黑"/>
+          <w:b w:val="0"/>
+          <w:color w:val="333333"/>
+          <w:sz w:val="22"/>
+        </w:rPr>
+        <w:t xml:space="preserve">  4.1 主数据管理</w:t>
+      </w:r>
+    </w:p>
+    <w:p>
+      <w:pPr>
+        <w:spacing w:line="288" w:lineRule="auto" w:after="80"/>
+      </w:pPr>
+      <w:r>
+        <w:rPr>
+          <w:rFonts w:ascii="微软雅黑" w:hAnsi="微软雅黑"/>
+          <w:b w:val="0"/>
+          <w:color w:val="333333"/>
+          <w:sz w:val="22"/>
+        </w:rPr>
+        <w:t xml:space="preserve">  4.2 Master Planning（主计划）</w:t>
+      </w:r>
+    </w:p>
+    <w:p>
+      <w:pPr>
+        <w:spacing w:line="288" w:lineRule="auto" w:after="80"/>
+      </w:pPr>
+      <w:r>
+        <w:rPr>
+          <w:rFonts w:ascii="微软雅黑" w:hAnsi="微软雅黑"/>
+          <w:b w:val="0"/>
+          <w:color w:val="333333"/>
+          <w:sz w:val="22"/>
+        </w:rPr>
+        <w:t xml:space="preserve">  4.3 拖期分析</w:t>
+      </w:r>
+    </w:p>
+    <w:p>
+      <w:pPr>
+        <w:spacing w:line="288" w:lineRule="auto" w:after="80"/>
+      </w:pPr>
+      <w:r>
+        <w:rPr>
+          <w:rFonts w:ascii="微软雅黑" w:hAnsi="微软雅黑"/>
+          <w:b w:val="0"/>
+          <w:color w:val="333333"/>
+          <w:sz w:val="22"/>
+        </w:rPr>
+        <w:t xml:space="preserve">  4.4 客户催货处理</w:t>
+      </w:r>
+    </w:p>
+    <w:p>
+      <w:pPr>
+        <w:spacing w:line="288" w:lineRule="auto" w:after="80"/>
+      </w:pPr>
+      <w:r>
+        <w:rPr>
+          <w:rFonts w:ascii="微软雅黑" w:hAnsi="微软雅黑"/>
+          <w:b w:val="0"/>
+          <w:color w:val="333333"/>
+          <w:sz w:val="22"/>
+        </w:rPr>
+        <w:t xml:space="preserve">  4.5 EOQ（经济订货批量）</w:t>
+      </w:r>
+    </w:p>
+    <w:p>
+      <w:pPr>
+        <w:spacing w:line="288" w:lineRule="auto" w:after="80"/>
+      </w:pPr>
+      <w:r>
+        <w:rPr>
+          <w:rFonts w:ascii="微软雅黑" w:hAnsi="微软雅黑"/>
+          <w:b w:val="0"/>
+          <w:color w:val="333333"/>
+          <w:sz w:val="22"/>
+        </w:rPr>
+        <w:t xml:space="preserve">  4.6 安全库存</w:t>
+      </w:r>
+    </w:p>
+    <w:p>
+      <w:pPr>
+        <w:spacing w:line="288" w:lineRule="auto" w:after="80"/>
+      </w:pPr>
+      <w:r>
+        <w:rPr>
+          <w:rFonts w:ascii="微软雅黑" w:hAnsi="微软雅黑"/>
+          <w:b w:val="0"/>
+          <w:color w:val="333333"/>
+          <w:sz w:val="22"/>
+        </w:rPr>
+        <w:t xml:space="preserve">  4.7 SCOR模型</w:t>
+      </w:r>
+    </w:p>
+    <w:p>
+      <w:pPr>
+        <w:spacing w:line="288" w:lineRule="auto" w:after="80"/>
+      </w:pPr>
+      <w:r>
+        <w:rPr>
+          <w:rFonts w:ascii="微软雅黑" w:hAnsi="微软雅黑"/>
+          <w:b w:val="0"/>
+          <w:color w:val="333333"/>
+          <w:sz w:val="22"/>
+        </w:rPr>
+        <w:t xml:space="preserve">  4.8 ABC分类法</w:t>
+      </w:r>
+    </w:p>
+    <w:p>
+      <w:pPr>
+        <w:spacing w:line="288" w:lineRule="auto" w:after="80"/>
+      </w:pPr>
+      <w:r>
+        <w:rPr>
+          <w:rFonts w:ascii="微软雅黑" w:hAnsi="微软雅黑"/>
+          <w:b/>
+          <w:color w:val="333333"/>
+          <w:sz w:val="24"/>
+        </w:rPr>
+        <w:t>五、英文专项</w:t>
+      </w:r>
+    </w:p>
+    <w:p>
+      <w:pPr>
+        <w:spacing w:line="288" w:lineRule="auto" w:after="80"/>
+      </w:pPr>
+      <w:r>
+        <w:rPr>
+          <w:rFonts w:ascii="微软雅黑" w:hAnsi="微软雅黑"/>
+          <w:b w:val="0"/>
+          <w:color w:val="333333"/>
+          <w:sz w:val="22"/>
+        </w:rPr>
+        <w:t xml:space="preserve">  5.1 英文自我介绍（1分钟版）</w:t>
+      </w:r>
+    </w:p>
+    <w:p>
+      <w:pPr>
+        <w:spacing w:line="288" w:lineRule="auto" w:after="80"/>
+      </w:pPr>
+      <w:r>
+        <w:rPr>
+          <w:rFonts w:ascii="微软雅黑" w:hAnsi="微软雅黑"/>
+          <w:b w:val="0"/>
+          <w:color w:val="333333"/>
+          <w:sz w:val="22"/>
+        </w:rPr>
+        <w:t xml:space="preserve">  5.2 英文行为面试问题（12个）</w:t>
+      </w:r>
+    </w:p>
+    <w:p>
+      <w:pPr>
+        <w:spacing w:line="288" w:lineRule="auto" w:after="80"/>
+      </w:pPr>
+      <w:r>
+        <w:rPr>
+          <w:rFonts w:ascii="微软雅黑" w:hAnsi="微软雅黑"/>
+          <w:b w:val="0"/>
+          <w:color w:val="333333"/>
+          <w:sz w:val="22"/>
+        </w:rPr>
+        <w:t xml:space="preserve">  5.3 英文专业术语表</w:t>
+      </w:r>
+    </w:p>
+    <w:p>
+      <w:pPr>
+        <w:spacing w:line="288" w:lineRule="auto" w:after="80"/>
+      </w:pPr>
+      <w:r>
+        <w:rPr>
+          <w:rFonts w:ascii="微软雅黑" w:hAnsi="微软雅黑"/>
+          <w:b w:val="0"/>
+          <w:color w:val="333333"/>
+          <w:sz w:val="22"/>
+        </w:rPr>
+        <w:t xml:space="preserve">  5.4 英文邮件模板（面试高频场景）</w:t>
+      </w:r>
+    </w:p>
+    <w:p>
+      <w:pPr>
+        <w:spacing w:line="288" w:lineRule="auto" w:after="80"/>
+      </w:pPr>
+      <w:r>
+        <w:rPr>
+          <w:rFonts w:ascii="微软雅黑" w:hAnsi="微软雅黑"/>
+          <w:b/>
+          <w:color w:val="333333"/>
+          <w:sz w:val="24"/>
+        </w:rPr>
+        <w:t>六、笔试备考指南</w:t>
+      </w:r>
+    </w:p>
+    <w:p>
+      <w:pPr>
+        <w:spacing w:line="288" w:lineRule="auto" w:after="80"/>
+      </w:pPr>
+      <w:r>
+        <w:rPr>
+          <w:rFonts w:ascii="微软雅黑" w:hAnsi="微软雅黑"/>
+          <w:b w:val="0"/>
+          <w:color w:val="333333"/>
+          <w:sz w:val="22"/>
+        </w:rPr>
+        <w:t xml:space="preserve">  6.1 笔试形式判断</w:t>
+      </w:r>
+    </w:p>
+    <w:p>
+      <w:pPr>
+        <w:spacing w:line="288" w:lineRule="auto" w:after="80"/>
+      </w:pPr>
+      <w:r>
+        <w:rPr>
+          <w:rFonts w:ascii="微软雅黑" w:hAnsi="微软雅黑"/>
+          <w:b w:val="0"/>
+          <w:color w:val="333333"/>
+          <w:sz w:val="22"/>
+        </w:rPr>
+        <w:t xml:space="preserve">  6.2 备考建议</w:t>
+      </w:r>
+    </w:p>
+    <w:p>
+      <w:pPr>
+        <w:spacing w:line="288" w:lineRule="auto" w:after="80"/>
+      </w:pPr>
+      <w:r>
+        <w:rPr>
+          <w:rFonts w:ascii="微软雅黑" w:hAnsi="微软雅黑"/>
+          <w:b w:val="0"/>
+          <w:color w:val="333333"/>
+          <w:sz w:val="22"/>
+        </w:rPr>
+        <w:t xml:space="preserve">  6.3 考前冲刺清单（48小时）</w:t>
+      </w:r>
+    </w:p>
+    <w:p>
+      <w:pPr>
+        <w:spacing w:line="288" w:lineRule="auto" w:after="80"/>
+      </w:pPr>
+      <w:r>
+        <w:rPr>
+          <w:rFonts w:ascii="微软雅黑" w:hAnsi="微软雅黑"/>
+          <w:b/>
+          <w:color w:val="333333"/>
+          <w:sz w:val="24"/>
+        </w:rPr>
+        <w:t>七、面试前最终核查清单</w:t>
+      </w:r>
+    </w:p>
+    <w:p>
+      <w:pPr>
+        <w:spacing w:line="288" w:lineRule="auto" w:after="80"/>
+      </w:pPr>
+      <w:r>
+        <w:rPr>
+          <w:rFonts w:ascii="微软雅黑" w:hAnsi="微软雅黑"/>
+          <w:b w:val="0"/>
+          <w:color w:val="333333"/>
+          <w:sz w:val="22"/>
+        </w:rPr>
+        <w:t xml:space="preserve">  必须确认的风险点</w:t>
+      </w:r>
+    </w:p>
+    <w:p>
+      <w:pPr>
+        <w:spacing w:line="288" w:lineRule="auto" w:after="80"/>
+      </w:pPr>
+      <w:r>
+        <w:rPr>
+          <w:rFonts w:ascii="微软雅黑" w:hAnsi="微软雅黑"/>
+          <w:b w:val="0"/>
+          <w:color w:val="333333"/>
+          <w:sz w:val="22"/>
+        </w:rPr>
+        <w:t xml:space="preserve">  面试当天必带</w:t>
+      </w:r>
+    </w:p>
+    <w:p>
+      <w:pPr>
+        <w:spacing w:line="288" w:lineRule="auto" w:after="80"/>
+      </w:pPr>
+      <w:r>
+        <w:rPr>
+          <w:rFonts w:ascii="微软雅黑" w:hAnsi="微软雅黑"/>
+          <w:b w:val="0"/>
+          <w:color w:val="333333"/>
+          <w:sz w:val="22"/>
+        </w:rPr>
+        <w:t xml:space="preserve">  面试后跟进</w:t>
       </w:r>
     </w:p>
     <w:p>
@@ -105,6 +688,12 @@
         <w:pStyle w:val="Heading1"/>
       </w:pPr>
       <w:r>
+        <w:rPr>
+          <w:rFonts w:ascii="微软雅黑" w:hAnsi="微软雅黑"/>
+          <w:b/>
+          <w:color w:val="2D5F8A"/>
+          <w:sz w:val="32"/>
+        </w:rPr>
         <w:t>一、企业及岗位认知</w:t>
       </w:r>
     </w:p>
@@ -113,6 +702,12 @@
         <w:pStyle w:val="Heading2"/>
       </w:pPr>
       <w:r>
+        <w:rPr>
+          <w:rFonts w:ascii="微软雅黑" w:hAnsi="微软雅黑"/>
+          <w:b/>
+          <w:color w:val="4472C4"/>
+          <w:sz w:val="26"/>
+        </w:rPr>
         <w:t>1.1 企业速览</w:t>
       </w:r>
     </w:p>
@@ -121,6 +716,10 @@
         <w:spacing w:line="264" w:lineRule="auto" w:after="120"/>
       </w:pPr>
       <w:r>
+        <w:rPr>
+          <w:rFonts w:ascii="微软雅黑" w:hAnsi="微软雅黑"/>
+          <w:sz w:val="21"/>
+        </w:rPr>
         <w:t>费斯托气动有限公司（Festo气动有限公司）</w:t>
       </w:r>
     </w:p>
@@ -129,6 +728,10 @@
         <w:spacing w:line="264" w:lineRule="auto" w:after="120"/>
       </w:pPr>
       <w:r>
+        <w:rPr>
+          <w:rFonts w:ascii="微软雅黑" w:hAnsi="微软雅黑"/>
+          <w:sz w:val="21"/>
+        </w:rPr>
         <w:t>- 母公司：德国 Festo 集团，成立于1925年，近百年历史，德国家族企业</w:t>
       </w:r>
     </w:p>
@@ -137,6 +740,10 @@
         <w:spacing w:line="264" w:lineRule="auto" w:after="120"/>
       </w:pPr>
       <w:r>
+        <w:rPr>
+          <w:rFonts w:ascii="微软雅黑" w:hAnsi="微软雅黑"/>
+          <w:sz w:val="21"/>
+        </w:rPr>
         <w:t>- 行业地位：全球气动自动化技术领域绝对龙头，与日本 SMC 并称"气动双雄"，全球2600+项专利，德国工业4.0筹委会主席成员单位</w:t>
       </w:r>
     </w:p>
@@ -145,6 +752,10 @@
         <w:spacing w:line="264" w:lineRule="auto" w:after="120"/>
       </w:pPr>
       <w:r>
+        <w:rPr>
+          <w:rFonts w:ascii="微软雅黑" w:hAnsi="微软雅黑"/>
+          <w:sz w:val="21"/>
+        </w:rPr>
         <w:t>- 济南基地：集团亚太区最大生产基地+物流中心，员工1100余人，占地100多亩，2004年成立，注册资本6.4亿元，新厂区规划（孙村片区一期150亩、二期500亩）持续扩产</w:t>
       </w:r>
     </w:p>
@@ -153,6 +764,10 @@
         <w:spacing w:line="264" w:lineRule="auto" w:after="120"/>
       </w:pPr>
       <w:r>
+        <w:rPr>
+          <w:rFonts w:ascii="微软雅黑" w:hAnsi="微软雅黑"/>
+          <w:sz w:val="21"/>
+        </w:rPr>
         <w:t>- 主营：气缸、阀岛、气源处理、电驱动等气动自动化元件的本地化生产+华北仓储分拨</w:t>
       </w:r>
     </w:p>
@@ -161,6 +776,10 @@
         <w:spacing w:line="264" w:lineRule="auto" w:after="120"/>
       </w:pPr>
       <w:r>
+        <w:rPr>
+          <w:rFonts w:ascii="微软雅黑" w:hAnsi="微软雅黑"/>
+          <w:sz w:val="21"/>
+        </w:rPr>
         <w:t>- 近期动态：新厂区二期500亩持续建设中；亚太区最大基地持续扩产；数字化供应链建设推进中</w:t>
       </w:r>
     </w:p>
@@ -169,6 +788,10 @@
         <w:spacing w:line="264" w:lineRule="auto" w:after="120"/>
       </w:pPr>
       <w:r>
+        <w:rPr>
+          <w:rFonts w:ascii="微软雅黑" w:hAnsi="微软雅黑"/>
+          <w:sz w:val="21"/>
+        </w:rPr>
         <w:t>HR发来JD关键信息（2026-08-31截图确认）：</w:t>
       </w:r>
     </w:p>
@@ -200,12 +823,14 @@
             </w:pPr>
             <w:r>
               <w:rPr>
+                <w:rFonts w:ascii="微软雅黑" w:hAnsi="微软雅黑"/>
                 <w:b/>
                 <w:sz w:val="21"/>
               </w:rPr>
             </w:r>
             <w:r>
               <w:rPr>
+                <w:rFonts w:ascii="微软雅黑" w:hAnsi="微软雅黑"/>
                 <w:b/>
                 <w:sz w:val="21"/>
               </w:rPr>
@@ -230,12 +855,14 @@
             </w:pPr>
             <w:r>
               <w:rPr>
+                <w:rFonts w:ascii="微软雅黑" w:hAnsi="微软雅黑"/>
                 <w:b/>
                 <w:sz w:val="21"/>
               </w:rPr>
             </w:r>
             <w:r>
               <w:rPr>
+                <w:rFonts w:ascii="微软雅黑" w:hAnsi="微软雅黑"/>
                 <w:b/>
                 <w:sz w:val="21"/>
               </w:rPr>
@@ -261,11 +888,13 @@
             </w:pPr>
             <w:r>
               <w:rPr>
+                <w:rFonts w:ascii="微软雅黑" w:hAnsi="微软雅黑"/>
                 <w:sz w:val="20"/>
               </w:rPr>
             </w:r>
             <w:r>
               <w:rPr>
+                <w:rFonts w:ascii="微软雅黑" w:hAnsi="微软雅黑"/>
                 <w:sz w:val="20"/>
               </w:rPr>
               <w:t>岗位名称</w:t>
@@ -288,11 +917,13 @@
             </w:pPr>
             <w:r>
               <w:rPr>
+                <w:rFonts w:ascii="微软雅黑" w:hAnsi="微软雅黑"/>
                 <w:sz w:val="20"/>
               </w:rPr>
             </w:r>
             <w:r>
               <w:rPr>
+                <w:rFonts w:ascii="微软雅黑" w:hAnsi="微软雅黑"/>
                 <w:sz w:val="20"/>
               </w:rPr>
               <w:t>**Master Planning 实习生**</w:t>
@@ -317,11 +948,13 @@
             </w:pPr>
             <w:r>
               <w:rPr>
+                <w:rFonts w:ascii="微软雅黑" w:hAnsi="微软雅黑"/>
                 <w:sz w:val="20"/>
               </w:rPr>
             </w:r>
             <w:r>
               <w:rPr>
+                <w:rFonts w:ascii="微软雅黑" w:hAnsi="微软雅黑"/>
                 <w:sz w:val="20"/>
               </w:rPr>
               <w:t>薪资</w:t>
@@ -344,11 +977,13 @@
             </w:pPr>
             <w:r>
               <w:rPr>
+                <w:rFonts w:ascii="微软雅黑" w:hAnsi="微软雅黑"/>
                 <w:sz w:val="20"/>
               </w:rPr>
             </w:r>
             <w:r>
               <w:rPr>
+                <w:rFonts w:ascii="微软雅黑" w:hAnsi="微软雅黑"/>
                 <w:sz w:val="20"/>
               </w:rPr>
               <w:t>100-120元/天（实习僧标注）</w:t>
@@ -373,11 +1008,13 @@
             </w:pPr>
             <w:r>
               <w:rPr>
+                <w:rFonts w:ascii="微软雅黑" w:hAnsi="微软雅黑"/>
                 <w:sz w:val="20"/>
               </w:rPr>
             </w:r>
             <w:r>
               <w:rPr>
+                <w:rFonts w:ascii="微软雅黑" w:hAnsi="微软雅黑"/>
                 <w:sz w:val="20"/>
               </w:rPr>
               <w:t>到岗要求</w:t>
@@ -400,11 +1037,13 @@
             </w:pPr>
             <w:r>
               <w:rPr>
+                <w:rFonts w:ascii="微软雅黑" w:hAnsi="微软雅黑"/>
                 <w:sz w:val="20"/>
               </w:rPr>
             </w:r>
             <w:r>
               <w:rPr>
+                <w:rFonts w:ascii="微软雅黑" w:hAnsi="微软雅黑"/>
                 <w:sz w:val="20"/>
               </w:rPr>
               <w:t>**5天/周**</w:t>
@@ -429,11 +1068,13 @@
             </w:pPr>
             <w:r>
               <w:rPr>
+                <w:rFonts w:ascii="微软雅黑" w:hAnsi="微软雅黑"/>
                 <w:sz w:val="20"/>
               </w:rPr>
             </w:r>
             <w:r>
               <w:rPr>
+                <w:rFonts w:ascii="微软雅黑" w:hAnsi="微软雅黑"/>
                 <w:sz w:val="20"/>
               </w:rPr>
               <w:t>实习时长</w:t>
@@ -456,11 +1097,13 @@
             </w:pPr>
             <w:r>
               <w:rPr>
+                <w:rFonts w:ascii="微软雅黑" w:hAnsi="微软雅黑"/>
                 <w:sz w:val="20"/>
               </w:rPr>
             </w:r>
             <w:r>
               <w:rPr>
+                <w:rFonts w:ascii="微软雅黑" w:hAnsi="微软雅黑"/>
                 <w:sz w:val="20"/>
               </w:rPr>
               <w:t>**12个月**（硬性要求）</w:t>
@@ -485,11 +1128,13 @@
             </w:pPr>
             <w:r>
               <w:rPr>
+                <w:rFonts w:ascii="微软雅黑" w:hAnsi="微软雅黑"/>
                 <w:sz w:val="20"/>
               </w:rPr>
             </w:r>
             <w:r>
               <w:rPr>
+                <w:rFonts w:ascii="微软雅黑" w:hAnsi="微软雅黑"/>
                 <w:sz w:val="20"/>
               </w:rPr>
               <w:t>工作地点</w:t>
@@ -512,11 +1157,13 @@
             </w:pPr>
             <w:r>
               <w:rPr>
+                <w:rFonts w:ascii="微软雅黑" w:hAnsi="微软雅黑"/>
                 <w:sz w:val="20"/>
               </w:rPr>
             </w:r>
             <w:r>
               <w:rPr>
+                <w:rFonts w:ascii="微软雅黑" w:hAnsi="微软雅黑"/>
                 <w:sz w:val="20"/>
               </w:rPr>
               <w:t>济南市历城区春暄路北段1222号</w:t>
@@ -541,11 +1188,13 @@
             </w:pPr>
             <w:r>
               <w:rPr>
+                <w:rFonts w:ascii="微软雅黑" w:hAnsi="微软雅黑"/>
                 <w:sz w:val="20"/>
               </w:rPr>
             </w:r>
             <w:r>
               <w:rPr>
+                <w:rFonts w:ascii="微软雅黑" w:hAnsi="微软雅黑"/>
                 <w:sz w:val="20"/>
               </w:rPr>
               <w:t>福利</w:t>
@@ -568,11 +1217,13 @@
             </w:pPr>
             <w:r>
               <w:rPr>
+                <w:rFonts w:ascii="微软雅黑" w:hAnsi="微软雅黑"/>
                 <w:sz w:val="20"/>
               </w:rPr>
             </w:r>
             <w:r>
               <w:rPr>
+                <w:rFonts w:ascii="微软雅黑" w:hAnsi="微软雅黑"/>
                 <w:sz w:val="20"/>
               </w:rPr>
               <w:t>餐补、免费班车、周末双休</w:t>
@@ -586,6 +1237,12 @@
         <w:pStyle w:val="Heading2"/>
       </w:pPr>
       <w:r>
+        <w:rPr>
+          <w:rFonts w:ascii="微软雅黑" w:hAnsi="微软雅黑"/>
+          <w:b/>
+          <w:color w:val="4472C4"/>
+          <w:sz w:val="26"/>
+        </w:rPr>
         <w:t>1.2 企业文化关键词</w:t>
       </w:r>
     </w:p>
@@ -618,12 +1275,14 @@
             </w:pPr>
             <w:r>
               <w:rPr>
+                <w:rFonts w:ascii="微软雅黑" w:hAnsi="微软雅黑"/>
                 <w:b/>
                 <w:sz w:val="21"/>
               </w:rPr>
             </w:r>
             <w:r>
               <w:rPr>
+                <w:rFonts w:ascii="微软雅黑" w:hAnsi="微软雅黑"/>
                 <w:b/>
                 <w:sz w:val="21"/>
               </w:rPr>
@@ -648,12 +1307,14 @@
             </w:pPr>
             <w:r>
               <w:rPr>
+                <w:rFonts w:ascii="微软雅黑" w:hAnsi="微软雅黑"/>
                 <w:b/>
                 <w:sz w:val="21"/>
               </w:rPr>
             </w:r>
             <w:r>
               <w:rPr>
+                <w:rFonts w:ascii="微软雅黑" w:hAnsi="微软雅黑"/>
                 <w:b/>
                 <w:sz w:val="21"/>
               </w:rPr>
@@ -678,12 +1339,14 @@
             </w:pPr>
             <w:r>
               <w:rPr>
+                <w:rFonts w:ascii="微软雅黑" w:hAnsi="微软雅黑"/>
                 <w:b/>
                 <w:sz w:val="21"/>
               </w:rPr>
             </w:r>
             <w:r>
               <w:rPr>
+                <w:rFonts w:ascii="微软雅黑" w:hAnsi="微软雅黑"/>
                 <w:b/>
                 <w:sz w:val="21"/>
               </w:rPr>
@@ -709,11 +1372,13 @@
             </w:pPr>
             <w:r>
               <w:rPr>
+                <w:rFonts w:ascii="微软雅黑" w:hAnsi="微软雅黑"/>
                 <w:sz w:val="20"/>
               </w:rPr>
             </w:r>
             <w:r>
               <w:rPr>
+                <w:rFonts w:ascii="微软雅黑" w:hAnsi="微软雅黑"/>
                 <w:sz w:val="20"/>
               </w:rPr>
               <w:t>**严谨务实**</w:t>
@@ -736,11 +1401,13 @@
             </w:pPr>
             <w:r>
               <w:rPr>
+                <w:rFonts w:ascii="微软雅黑" w:hAnsi="微软雅黑"/>
                 <w:sz w:val="20"/>
               </w:rPr>
             </w:r>
             <w:r>
               <w:rPr>
+                <w:rFonts w:ascii="微软雅黑" w:hAnsi="微软雅黑"/>
                 <w:sz w:val="20"/>
               </w:rPr>
               <w:t>德国制造业基因，流程标准化，数据驱动决策</w:t>
@@ -763,11 +1430,13 @@
             </w:pPr>
             <w:r>
               <w:rPr>
+                <w:rFonts w:ascii="微软雅黑" w:hAnsi="微软雅黑"/>
                 <w:sz w:val="20"/>
               </w:rPr>
             </w:r>
             <w:r>
               <w:rPr>
+                <w:rFonts w:ascii="微软雅黑" w:hAnsi="微软雅黑"/>
                 <w:sz w:val="20"/>
               </w:rPr>
               <w:t>"我喜欢用数据说话，这和费斯托的工作方式很匹配"</w:t>
@@ -792,11 +1461,13 @@
             </w:pPr>
             <w:r>
               <w:rPr>
+                <w:rFonts w:ascii="微软雅黑" w:hAnsi="微软雅黑"/>
                 <w:sz w:val="20"/>
               </w:rPr>
             </w:r>
             <w:r>
               <w:rPr>
+                <w:rFonts w:ascii="微软雅黑" w:hAnsi="微软雅黑"/>
                 <w:sz w:val="20"/>
               </w:rPr>
               <w:t>**工程师文化**</w:t>
@@ -819,11 +1490,13 @@
             </w:pPr>
             <w:r>
               <w:rPr>
+                <w:rFonts w:ascii="微软雅黑" w:hAnsi="微软雅黑"/>
                 <w:sz w:val="20"/>
               </w:rPr>
             </w:r>
             <w:r>
               <w:rPr>
+                <w:rFonts w:ascii="微软雅黑" w:hAnsi="微软雅黑"/>
                 <w:sz w:val="20"/>
               </w:rPr>
               <w:t>技术优先，问题解决导向，不崇尚形式主义</w:t>
@@ -846,11 +1519,13 @@
             </w:pPr>
             <w:r>
               <w:rPr>
+                <w:rFonts w:ascii="微软雅黑" w:hAnsi="微软雅黑"/>
                 <w:sz w:val="20"/>
               </w:rPr>
             </w:r>
             <w:r>
               <w:rPr>
+                <w:rFonts w:ascii="微软雅黑" w:hAnsi="微软雅黑"/>
                 <w:sz w:val="20"/>
               </w:rPr>
               <w:t>"我不需要复杂的办公室政治，踏实把数据做好就行"</w:t>
@@ -875,11 +1550,13 @@
             </w:pPr>
             <w:r>
               <w:rPr>
+                <w:rFonts w:ascii="微软雅黑" w:hAnsi="微软雅黑"/>
                 <w:sz w:val="20"/>
               </w:rPr>
             </w:r>
             <w:r>
               <w:rPr>
+                <w:rFonts w:ascii="微软雅黑" w:hAnsi="微软雅黑"/>
                 <w:sz w:val="20"/>
               </w:rPr>
               <w:t>**长期主义**</w:t>
@@ -902,11 +1579,13 @@
             </w:pPr>
             <w:r>
               <w:rPr>
+                <w:rFonts w:ascii="微软雅黑" w:hAnsi="微软雅黑"/>
                 <w:sz w:val="20"/>
               </w:rPr>
             </w:r>
             <w:r>
               <w:rPr>
+                <w:rFonts w:ascii="微软雅黑" w:hAnsi="微软雅黑"/>
                 <w:sz w:val="20"/>
               </w:rPr>
               <w:t>家族企业，不追求短期增长，重视可持续</w:t>
@@ -929,11 +1608,13 @@
             </w:pPr>
             <w:r>
               <w:rPr>
+                <w:rFonts w:ascii="微软雅黑" w:hAnsi="微软雅黑"/>
                 <w:sz w:val="20"/>
               </w:rPr>
             </w:r>
             <w:r>
               <w:rPr>
+                <w:rFonts w:ascii="微软雅黑" w:hAnsi="微软雅黑"/>
                 <w:sz w:val="20"/>
               </w:rPr>
               <w:t>"我找的是能长期深耕的岗位，不是跳板"</w:t>
@@ -958,11 +1639,13 @@
             </w:pPr>
             <w:r>
               <w:rPr>
+                <w:rFonts w:ascii="微软雅黑" w:hAnsi="微软雅黑"/>
                 <w:sz w:val="20"/>
               </w:rPr>
             </w:r>
             <w:r>
               <w:rPr>
+                <w:rFonts w:ascii="微软雅黑" w:hAnsi="微软雅黑"/>
                 <w:sz w:val="20"/>
               </w:rPr>
               <w:t>**工作生活平衡**</w:t>
@@ -985,11 +1668,13 @@
             </w:pPr>
             <w:r>
               <w:rPr>
+                <w:rFonts w:ascii="微软雅黑" w:hAnsi="微软雅黑"/>
                 <w:sz w:val="20"/>
               </w:rPr>
             </w:r>
             <w:r>
               <w:rPr>
+                <w:rFonts w:ascii="微软雅黑" w:hAnsi="微软雅黑"/>
                 <w:sz w:val="20"/>
               </w:rPr>
               <w:t>弹性工作制（核心9:30-16:00），双休，不加班</w:t>
@@ -1012,11 +1697,13 @@
             </w:pPr>
             <w:r>
               <w:rPr>
+                <w:rFonts w:ascii="微软雅黑" w:hAnsi="微软雅黑"/>
                 <w:sz w:val="20"/>
               </w:rPr>
             </w:r>
             <w:r>
               <w:rPr>
+                <w:rFonts w:ascii="微软雅黑" w:hAnsi="微软雅黑"/>
                 <w:sz w:val="20"/>
               </w:rPr>
               <w:t>"我认同高效工作、按时下班，反而更能保持长期竞争力"</w:t>
@@ -1041,11 +1728,13 @@
             </w:pPr>
             <w:r>
               <w:rPr>
+                <w:rFonts w:ascii="微软雅黑" w:hAnsi="微软雅黑"/>
                 <w:sz w:val="20"/>
               </w:rPr>
             </w:r>
             <w:r>
               <w:rPr>
+                <w:rFonts w:ascii="微软雅黑" w:hAnsi="微软雅黑"/>
                 <w:sz w:val="20"/>
               </w:rPr>
               <w:t>**国际化协作**</w:t>
@@ -1068,11 +1757,13 @@
             </w:pPr>
             <w:r>
               <w:rPr>
+                <w:rFonts w:ascii="微软雅黑" w:hAnsi="微软雅黑"/>
                 <w:sz w:val="20"/>
               </w:rPr>
             </w:r>
             <w:r>
               <w:rPr>
+                <w:rFonts w:ascii="微软雅黑" w:hAnsi="微软雅黑"/>
                 <w:sz w:val="20"/>
               </w:rPr>
               <w:t>与德国总部紧密对接，英文邮件/会议是日常工作</w:t>
@@ -1095,11 +1786,13 @@
             </w:pPr>
             <w:r>
               <w:rPr>
+                <w:rFonts w:ascii="微软雅黑" w:hAnsi="微软雅黑"/>
                 <w:sz w:val="20"/>
               </w:rPr>
             </w:r>
             <w:r>
               <w:rPr>
+                <w:rFonts w:ascii="微软雅黑" w:hAnsi="微软雅黑"/>
                 <w:sz w:val="20"/>
               </w:rPr>
               <w:t>提前准备供应链英语术语，展现沟通意愿</w:t>
@@ -1113,6 +1806,12 @@
         <w:pStyle w:val="Heading2"/>
       </w:pPr>
       <w:r>
+        <w:rPr>
+          <w:rFonts w:ascii="微软雅黑" w:hAnsi="微软雅黑"/>
+          <w:b/>
+          <w:color w:val="4472C4"/>
+          <w:sz w:val="26"/>
+        </w:rPr>
         <w:t>1.3 岗位解析（基于HR发来JD）</w:t>
       </w:r>
     </w:p>
@@ -1121,6 +1820,10 @@
         <w:spacing w:line="264" w:lineRule="auto" w:after="120"/>
       </w:pPr>
       <w:r>
+        <w:rPr>
+          <w:rFonts w:ascii="微软雅黑" w:hAnsi="微软雅黑"/>
+          <w:sz w:val="21"/>
+        </w:rPr>
         <w:t>HR发来JD原文：</w:t>
       </w:r>
     </w:p>
@@ -1131,12 +1834,15 @@
       </w:pPr>
       <w:r>
         <w:rPr>
+          <w:rFonts w:ascii="微软雅黑" w:hAnsi="微软雅黑"/>
           <w:color w:val="4A90D9"/>
+          <w:sz w:val="21"/>
         </w:rPr>
         <w:t>—</w:t>
       </w:r>
       <w:r>
         <w:rPr>
+          <w:rFonts w:ascii="微软雅黑" w:hAnsi="微软雅黑"/>
           <w:sz w:val="21"/>
         </w:rPr>
         <w:t>工作内容：</w:t>
@@ -1149,12 +1855,15 @@
       </w:pPr>
       <w:r>
         <w:rPr>
+          <w:rFonts w:ascii="微软雅黑" w:hAnsi="微软雅黑"/>
           <w:color w:val="4A90D9"/>
+          <w:sz w:val="21"/>
         </w:rPr>
         <w:t>—</w:t>
       </w:r>
       <w:r>
         <w:rPr>
+          <w:rFonts w:ascii="微软雅黑" w:hAnsi="微软雅黑"/>
           <w:sz w:val="21"/>
         </w:rPr>
         <w:t>1. 负责生产物料主数据维护，保证主数据准确性。</w:t>
@@ -1167,12 +1876,15 @@
       </w:pPr>
       <w:r>
         <w:rPr>
+          <w:rFonts w:ascii="微软雅黑" w:hAnsi="微软雅黑"/>
           <w:color w:val="4A90D9"/>
+          <w:sz w:val="21"/>
         </w:rPr>
         <w:t>—</w:t>
       </w:r>
       <w:r>
         <w:rPr>
+          <w:rFonts w:ascii="微软雅黑" w:hAnsi="微软雅黑"/>
           <w:sz w:val="21"/>
         </w:rPr>
         <w:t>2. 处理客户催货、拖期分析、客户咨询等，具备数据分析能力。</w:t>
@@ -1185,12 +1897,15 @@
       </w:pPr>
       <w:r>
         <w:rPr>
+          <w:rFonts w:ascii="微软雅黑" w:hAnsi="微软雅黑"/>
           <w:color w:val="4A90D9"/>
+          <w:sz w:val="21"/>
         </w:rPr>
         <w:t>—</w:t>
       </w:r>
       <w:r>
         <w:rPr>
+          <w:rFonts w:ascii="微软雅黑" w:hAnsi="微软雅黑"/>
           <w:sz w:val="21"/>
         </w:rPr>
         <w:t>3. 协助 Master Planning 处理简单&amp;标准化的生产和物料问题。</w:t>
@@ -1203,12 +1918,15 @@
       </w:pPr>
       <w:r>
         <w:rPr>
+          <w:rFonts w:ascii="微软雅黑" w:hAnsi="微软雅黑"/>
           <w:color w:val="4A90D9"/>
+          <w:sz w:val="21"/>
         </w:rPr>
         <w:t>—</w:t>
       </w:r>
       <w:r>
         <w:rPr>
+          <w:rFonts w:ascii="微软雅黑" w:hAnsi="微软雅黑"/>
           <w:sz w:val="21"/>
         </w:rPr>
         <w:t>4. 对某些固定客户的特殊要求进行处理。</w:t>
@@ -1221,12 +1939,15 @@
       </w:pPr>
       <w:r>
         <w:rPr>
+          <w:rFonts w:ascii="微软雅黑" w:hAnsi="微软雅黑"/>
           <w:color w:val="4A90D9"/>
+          <w:sz w:val="21"/>
         </w:rPr>
         <w:t>—</w:t>
       </w:r>
       <w:r>
         <w:rPr>
+          <w:rFonts w:ascii="微软雅黑" w:hAnsi="微软雅黑"/>
           <w:sz w:val="21"/>
         </w:rPr>
       </w:r>
@@ -1238,12 +1959,15 @@
       </w:pPr>
       <w:r>
         <w:rPr>
+          <w:rFonts w:ascii="微软雅黑" w:hAnsi="微软雅黑"/>
           <w:color w:val="4A90D9"/>
+          <w:sz w:val="21"/>
         </w:rPr>
         <w:t>—</w:t>
       </w:r>
       <w:r>
         <w:rPr>
+          <w:rFonts w:ascii="微软雅黑" w:hAnsi="微软雅黑"/>
           <w:sz w:val="21"/>
         </w:rPr>
         <w:t>岗位要求：</w:t>
@@ -1256,12 +1980,15 @@
       </w:pPr>
       <w:r>
         <w:rPr>
+          <w:rFonts w:ascii="微软雅黑" w:hAnsi="微软雅黑"/>
           <w:color w:val="4A90D9"/>
+          <w:sz w:val="21"/>
         </w:rPr>
         <w:t>—</w:t>
       </w:r>
       <w:r>
         <w:rPr>
+          <w:rFonts w:ascii="微软雅黑" w:hAnsi="微软雅黑"/>
           <w:sz w:val="21"/>
         </w:rPr>
         <w:t>1. [学历/专业要求被模糊]</w:t>
@@ -1274,12 +2001,15 @@
       </w:pPr>
       <w:r>
         <w:rPr>
+          <w:rFonts w:ascii="微软雅黑" w:hAnsi="微软雅黑"/>
           <w:color w:val="4A90D9"/>
+          <w:sz w:val="21"/>
         </w:rPr>
         <w:t>—</w:t>
       </w:r>
       <w:r>
         <w:rPr>
+          <w:rFonts w:ascii="微软雅黑" w:hAnsi="微软雅黑"/>
           <w:sz w:val="21"/>
         </w:rPr>
         <w:t>2. 熟练使用 Office 办公软件，较强的数据分析和数字化工具应用能力。有 SAP 经验优先。</w:t>
@@ -1292,12 +2022,15 @@
       </w:pPr>
       <w:r>
         <w:rPr>
+          <w:rFonts w:ascii="微软雅黑" w:hAnsi="微软雅黑"/>
           <w:color w:val="4A90D9"/>
+          <w:sz w:val="21"/>
         </w:rPr>
         <w:t>—</w:t>
       </w:r>
       <w:r>
         <w:rPr>
+          <w:rFonts w:ascii="微软雅黑" w:hAnsi="微软雅黑"/>
           <w:sz w:val="21"/>
         </w:rPr>
         <w:t>3. 能读写英文邮件，英语口语优秀者优先。</w:t>
@@ -1310,12 +2043,15 @@
       </w:pPr>
       <w:r>
         <w:rPr>
+          <w:rFonts w:ascii="微软雅黑" w:hAnsi="微软雅黑"/>
           <w:color w:val="4A90D9"/>
+          <w:sz w:val="21"/>
         </w:rPr>
         <w:t>—</w:t>
       </w:r>
       <w:r>
         <w:rPr>
+          <w:rFonts w:ascii="微软雅黑" w:hAnsi="微软雅黑"/>
           <w:sz w:val="21"/>
         </w:rPr>
         <w:t>4. 具备良好的沟通协调能力，逻辑思维能力，做事仔细认真。</w:t>
@@ -1326,6 +2062,10 @@
         <w:spacing w:line="264" w:lineRule="auto" w:after="120"/>
       </w:pPr>
       <w:r>
+        <w:rPr>
+          <w:rFonts w:ascii="微软雅黑" w:hAnsi="微软雅黑"/>
+          <w:sz w:val="21"/>
+        </w:rPr>
         <w:t>与实习僧JD对比：</w:t>
       </w:r>
     </w:p>
@@ -1358,12 +2098,14 @@
             </w:pPr>
             <w:r>
               <w:rPr>
+                <w:rFonts w:ascii="微软雅黑" w:hAnsi="微软雅黑"/>
                 <w:b/>
                 <w:sz w:val="21"/>
               </w:rPr>
             </w:r>
             <w:r>
               <w:rPr>
+                <w:rFonts w:ascii="微软雅黑" w:hAnsi="微软雅黑"/>
                 <w:b/>
                 <w:sz w:val="21"/>
               </w:rPr>
@@ -1388,12 +2130,14 @@
             </w:pPr>
             <w:r>
               <w:rPr>
+                <w:rFonts w:ascii="微软雅黑" w:hAnsi="微软雅黑"/>
                 <w:b/>
                 <w:sz w:val="21"/>
               </w:rPr>
             </w:r>
             <w:r>
               <w:rPr>
+                <w:rFonts w:ascii="微软雅黑" w:hAnsi="微软雅黑"/>
                 <w:b/>
                 <w:sz w:val="21"/>
               </w:rPr>
@@ -1418,12 +2162,14 @@
             </w:pPr>
             <w:r>
               <w:rPr>
+                <w:rFonts w:ascii="微软雅黑" w:hAnsi="微软雅黑"/>
                 <w:b/>
                 <w:sz w:val="21"/>
               </w:rPr>
             </w:r>
             <w:r>
               <w:rPr>
+                <w:rFonts w:ascii="微软雅黑" w:hAnsi="微软雅黑"/>
                 <w:b/>
                 <w:sz w:val="21"/>
               </w:rPr>
@@ -1449,11 +2195,13 @@
             </w:pPr>
             <w:r>
               <w:rPr>
+                <w:rFonts w:ascii="微软雅黑" w:hAnsi="微软雅黑"/>
                 <w:sz w:val="20"/>
               </w:rPr>
             </w:r>
             <w:r>
               <w:rPr>
+                <w:rFonts w:ascii="微软雅黑" w:hAnsi="微软雅黑"/>
                 <w:sz w:val="20"/>
               </w:rPr>
               <w:t>岗位名称</w:t>
@@ -1476,11 +2224,13 @@
             </w:pPr>
             <w:r>
               <w:rPr>
+                <w:rFonts w:ascii="微软雅黑" w:hAnsi="微软雅黑"/>
                 <w:sz w:val="20"/>
               </w:rPr>
             </w:r>
             <w:r>
               <w:rPr>
+                <w:rFonts w:ascii="微软雅黑" w:hAnsi="微软雅黑"/>
                 <w:sz w:val="20"/>
               </w:rPr>
               <w:t>供应链实习生（供应链计划）</w:t>
@@ -1503,11 +2253,13 @@
             </w:pPr>
             <w:r>
               <w:rPr>
+                <w:rFonts w:ascii="微软雅黑" w:hAnsi="微软雅黑"/>
                 <w:sz w:val="20"/>
               </w:rPr>
             </w:r>
             <w:r>
               <w:rPr>
+                <w:rFonts w:ascii="微软雅黑" w:hAnsi="微软雅黑"/>
                 <w:sz w:val="20"/>
               </w:rPr>
               <w:t>**Master Planning 实习生**</w:t>
@@ -1532,11 +2284,13 @@
             </w:pPr>
             <w:r>
               <w:rPr>
+                <w:rFonts w:ascii="微软雅黑" w:hAnsi="微软雅黑"/>
                 <w:sz w:val="20"/>
               </w:rPr>
             </w:r>
             <w:r>
               <w:rPr>
+                <w:rFonts w:ascii="微软雅黑" w:hAnsi="微软雅黑"/>
                 <w:sz w:val="20"/>
               </w:rPr>
               <w:t>核心工作</w:t>
@@ -1559,11 +2313,13 @@
             </w:pPr>
             <w:r>
               <w:rPr>
+                <w:rFonts w:ascii="微软雅黑" w:hAnsi="微软雅黑"/>
                 <w:sz w:val="20"/>
               </w:rPr>
             </w:r>
             <w:r>
               <w:rPr>
+                <w:rFonts w:ascii="微软雅黑" w:hAnsi="微软雅黑"/>
                 <w:sz w:val="20"/>
               </w:rPr>
               <w:t>体系搭建、库存策略、BOM优化</w:t>
@@ -1586,11 +2342,13 @@
             </w:pPr>
             <w:r>
               <w:rPr>
+                <w:rFonts w:ascii="微软雅黑" w:hAnsi="微软雅黑"/>
                 <w:sz w:val="20"/>
               </w:rPr>
             </w:r>
             <w:r>
               <w:rPr>
+                <w:rFonts w:ascii="微软雅黑" w:hAnsi="微软雅黑"/>
                 <w:sz w:val="20"/>
               </w:rPr>
               <w:t>**主数据维护、客户催货/拖期分析、Master Planning协助**</w:t>
@@ -1615,11 +2373,13 @@
             </w:pPr>
             <w:r>
               <w:rPr>
+                <w:rFonts w:ascii="微软雅黑" w:hAnsi="微软雅黑"/>
                 <w:sz w:val="20"/>
               </w:rPr>
             </w:r>
             <w:r>
               <w:rPr>
+                <w:rFonts w:ascii="微软雅黑" w:hAnsi="微软雅黑"/>
                 <w:sz w:val="20"/>
               </w:rPr>
               <w:t>工具要求</w:t>
@@ -1642,11 +2402,13 @@
             </w:pPr>
             <w:r>
               <w:rPr>
+                <w:rFonts w:ascii="微软雅黑" w:hAnsi="微软雅黑"/>
                 <w:sz w:val="20"/>
               </w:rPr>
             </w:r>
             <w:r>
               <w:rPr>
+                <w:rFonts w:ascii="微软雅黑" w:hAnsi="微软雅黑"/>
                 <w:sz w:val="20"/>
               </w:rPr>
               <w:t>CAD制图 + Excel</w:t>
@@ -1669,11 +2431,13 @@
             </w:pPr>
             <w:r>
               <w:rPr>
+                <w:rFonts w:ascii="微软雅黑" w:hAnsi="微软雅黑"/>
                 <w:sz w:val="20"/>
               </w:rPr>
             </w:r>
             <w:r>
               <w:rPr>
+                <w:rFonts w:ascii="微软雅黑" w:hAnsi="微软雅黑"/>
                 <w:sz w:val="20"/>
               </w:rPr>
               <w:t>**Office + SAP经验优先**（无CAD要求）</w:t>
@@ -1698,11 +2462,13 @@
             </w:pPr>
             <w:r>
               <w:rPr>
+                <w:rFonts w:ascii="微软雅黑" w:hAnsi="微软雅黑"/>
                 <w:sz w:val="20"/>
               </w:rPr>
             </w:r>
             <w:r>
               <w:rPr>
+                <w:rFonts w:ascii="微软雅黑" w:hAnsi="微软雅黑"/>
                 <w:sz w:val="20"/>
               </w:rPr>
               <w:t>英语要求</w:t>
@@ -1725,11 +2491,13 @@
             </w:pPr>
             <w:r>
               <w:rPr>
+                <w:rFonts w:ascii="微软雅黑" w:hAnsi="微软雅黑"/>
                 <w:sz w:val="20"/>
               </w:rPr>
             </w:r>
             <w:r>
               <w:rPr>
+                <w:rFonts w:ascii="微软雅黑" w:hAnsi="微软雅黑"/>
                 <w:sz w:val="20"/>
               </w:rPr>
               <w:t>未明确</w:t>
@@ -1752,11 +2520,13 @@
             </w:pPr>
             <w:r>
               <w:rPr>
+                <w:rFonts w:ascii="微软雅黑" w:hAnsi="微软雅黑"/>
                 <w:sz w:val="20"/>
               </w:rPr>
             </w:r>
             <w:r>
               <w:rPr>
+                <w:rFonts w:ascii="微软雅黑" w:hAnsi="微软雅黑"/>
                 <w:sz w:val="20"/>
               </w:rPr>
               <w:t>**能读写英文邮件，口语优秀者优先**</w:t>
@@ -1781,11 +2551,13 @@
             </w:pPr>
             <w:r>
               <w:rPr>
+                <w:rFonts w:ascii="微软雅黑" w:hAnsi="微软雅黑"/>
                 <w:sz w:val="20"/>
               </w:rPr>
             </w:r>
             <w:r>
               <w:rPr>
+                <w:rFonts w:ascii="微软雅黑" w:hAnsi="微软雅黑"/>
                 <w:sz w:val="20"/>
               </w:rPr>
               <w:t>协作对象</w:t>
@@ -1808,11 +2580,13 @@
             </w:pPr>
             <w:r>
               <w:rPr>
+                <w:rFonts w:ascii="微软雅黑" w:hAnsi="微软雅黑"/>
                 <w:sz w:val="20"/>
               </w:rPr>
             </w:r>
             <w:r>
               <w:rPr>
+                <w:rFonts w:ascii="微软雅黑" w:hAnsi="微软雅黑"/>
                 <w:sz w:val="20"/>
               </w:rPr>
               <w:t>总部SCM、研发、采购</w:t>
@@ -1835,11 +2609,13 @@
             </w:pPr>
             <w:r>
               <w:rPr>
+                <w:rFonts w:ascii="微软雅黑" w:hAnsi="微软雅黑"/>
                 <w:sz w:val="20"/>
               </w:rPr>
             </w:r>
             <w:r>
               <w:rPr>
+                <w:rFonts w:ascii="微软雅黑" w:hAnsi="微软雅黑"/>
                 <w:sz w:val="20"/>
               </w:rPr>
               <w:t>GPC运营部门、工厂项目工程师</w:t>
@@ -1853,6 +2629,10 @@
         <w:spacing w:line="264" w:lineRule="auto" w:after="120"/>
       </w:pPr>
       <w:r>
+        <w:rPr>
+          <w:rFonts w:ascii="微软雅黑" w:hAnsi="微软雅黑"/>
+          <w:sz w:val="21"/>
+        </w:rPr>
         <w:t>JD翻译成人话：</w:t>
       </w:r>
     </w:p>
@@ -1885,12 +2665,14 @@
             </w:pPr>
             <w:r>
               <w:rPr>
+                <w:rFonts w:ascii="微软雅黑" w:hAnsi="微软雅黑"/>
                 <w:b/>
                 <w:sz w:val="21"/>
               </w:rPr>
             </w:r>
             <w:r>
               <w:rPr>
+                <w:rFonts w:ascii="微软雅黑" w:hAnsi="微软雅黑"/>
                 <w:b/>
                 <w:sz w:val="21"/>
               </w:rPr>
@@ -1915,12 +2697,14 @@
             </w:pPr>
             <w:r>
               <w:rPr>
+                <w:rFonts w:ascii="微软雅黑" w:hAnsi="微软雅黑"/>
                 <w:b/>
                 <w:sz w:val="21"/>
               </w:rPr>
             </w:r>
             <w:r>
               <w:rPr>
+                <w:rFonts w:ascii="微软雅黑" w:hAnsi="微软雅黑"/>
                 <w:b/>
                 <w:sz w:val="21"/>
               </w:rPr>
@@ -1945,12 +2729,14 @@
             </w:pPr>
             <w:r>
               <w:rPr>
+                <w:rFonts w:ascii="微软雅黑" w:hAnsi="微软雅黑"/>
                 <w:b/>
                 <w:sz w:val="21"/>
               </w:rPr>
             </w:r>
             <w:r>
               <w:rPr>
+                <w:rFonts w:ascii="微软雅黑" w:hAnsi="微软雅黑"/>
                 <w:b/>
                 <w:sz w:val="21"/>
               </w:rPr>
@@ -1976,11 +2762,13 @@
             </w:pPr>
             <w:r>
               <w:rPr>
+                <w:rFonts w:ascii="微软雅黑" w:hAnsi="微软雅黑"/>
                 <w:sz w:val="20"/>
               </w:rPr>
             </w:r>
             <w:r>
               <w:rPr>
+                <w:rFonts w:ascii="微软雅黑" w:hAnsi="微软雅黑"/>
                 <w:sz w:val="20"/>
               </w:rPr>
               <w:t>负责生产物料主数据维护，保证主数据准确性</w:t>
@@ -2003,11 +2791,13 @@
             </w:pPr>
             <w:r>
               <w:rPr>
+                <w:rFonts w:ascii="微软雅黑" w:hAnsi="微软雅黑"/>
                 <w:sz w:val="20"/>
               </w:rPr>
             </w:r>
             <w:r>
               <w:rPr>
+                <w:rFonts w:ascii="微软雅黑" w:hAnsi="微软雅黑"/>
                 <w:sz w:val="20"/>
               </w:rPr>
               <w:t>在SAP里维护物料主数据（编码、描述、库存参数等），这是所有供应链运算的根基</w:t>
@@ -2030,11 +2820,13 @@
             </w:pPr>
             <w:r>
               <w:rPr>
+                <w:rFonts w:ascii="微软雅黑" w:hAnsi="微软雅黑"/>
                 <w:sz w:val="20"/>
               </w:rPr>
             </w:r>
             <w:r>
               <w:rPr>
+                <w:rFonts w:ascii="微软雅黑" w:hAnsi="微软雅黑"/>
                 <w:sz w:val="20"/>
               </w:rPr>
               <w:t>强调"用友U8+实操经验，理解主数据重要性；ERP实验中18个场景零差错"</w:t>
@@ -2059,11 +2851,13 @@
             </w:pPr>
             <w:r>
               <w:rPr>
+                <w:rFonts w:ascii="微软雅黑" w:hAnsi="微软雅黑"/>
                 <w:sz w:val="20"/>
               </w:rPr>
             </w:r>
             <w:r>
               <w:rPr>
+                <w:rFonts w:ascii="微软雅黑" w:hAnsi="微软雅黑"/>
                 <w:sz w:val="20"/>
               </w:rPr>
               <w:t>处理客户催货、拖期分析、客户咨询等</w:t>
@@ -2086,11 +2880,13 @@
             </w:pPr>
             <w:r>
               <w:rPr>
+                <w:rFonts w:ascii="微软雅黑" w:hAnsi="微软雅黑"/>
                 <w:sz w:val="20"/>
               </w:rPr>
             </w:r>
             <w:r>
               <w:rPr>
+                <w:rFonts w:ascii="微软雅黑" w:hAnsi="微软雅黑"/>
                 <w:sz w:val="20"/>
               </w:rPr>
               <w:t>客户来问"货什么时候能到"，查系统、分析延迟原因、回复客户——需要数据分析+沟通</w:t>
@@ -2113,11 +2909,13 @@
             </w:pPr>
             <w:r>
               <w:rPr>
+                <w:rFonts w:ascii="微软雅黑" w:hAnsi="微软雅黑"/>
                 <w:sz w:val="20"/>
               </w:rPr>
             </w:r>
             <w:r>
               <w:rPr>
+                <w:rFonts w:ascii="微软雅黑" w:hAnsi="微软雅黑"/>
                 <w:sz w:val="20"/>
               </w:rPr>
               <w:t>强调"4.5万条数据处理经验+项目助理沟通协调能力"</w:t>
@@ -2142,11 +2940,13 @@
             </w:pPr>
             <w:r>
               <w:rPr>
+                <w:rFonts w:ascii="微软雅黑" w:hAnsi="微软雅黑"/>
                 <w:sz w:val="20"/>
               </w:rPr>
             </w:r>
             <w:r>
               <w:rPr>
+                <w:rFonts w:ascii="微软雅黑" w:hAnsi="微软雅黑"/>
                 <w:sz w:val="20"/>
               </w:rPr>
               <w:t>协助 Master Planning 处理简单&amp;标准化的生产和物料问题</w:t>
@@ -2169,11 +2969,13 @@
             </w:pPr>
             <w:r>
               <w:rPr>
+                <w:rFonts w:ascii="微软雅黑" w:hAnsi="微软雅黑"/>
                 <w:sz w:val="20"/>
               </w:rPr>
             </w:r>
             <w:r>
               <w:rPr>
+                <w:rFonts w:ascii="微软雅黑" w:hAnsi="微软雅黑"/>
                 <w:sz w:val="20"/>
               </w:rPr>
               <w:t>Master Planning是供应链"大脑"，协助处理日常标准化问题</w:t>
@@ -2196,11 +2998,13 @@
             </w:pPr>
             <w:r>
               <w:rPr>
+                <w:rFonts w:ascii="微软雅黑" w:hAnsi="微软雅黑"/>
                 <w:sz w:val="20"/>
               </w:rPr>
             </w:r>
             <w:r>
               <w:rPr>
+                <w:rFonts w:ascii="微软雅黑" w:hAnsi="微软雅黑"/>
                 <w:sz w:val="20"/>
               </w:rPr>
               <w:t>强调"供应链管理专业课程基础+ERP实操经验"</w:t>
@@ -2225,11 +3029,13 @@
             </w:pPr>
             <w:r>
               <w:rPr>
+                <w:rFonts w:ascii="微软雅黑" w:hAnsi="微软雅黑"/>
                 <w:sz w:val="20"/>
               </w:rPr>
             </w:r>
             <w:r>
               <w:rPr>
+                <w:rFonts w:ascii="微软雅黑" w:hAnsi="微软雅黑"/>
                 <w:sz w:val="20"/>
               </w:rPr>
               <w:t>对某些固定客户的特殊要求进行处理</w:t>
@@ -2252,11 +3058,13 @@
             </w:pPr>
             <w:r>
               <w:rPr>
+                <w:rFonts w:ascii="微软雅黑" w:hAnsi="微软雅黑"/>
                 <w:sz w:val="20"/>
               </w:rPr>
             </w:r>
             <w:r>
               <w:rPr>
+                <w:rFonts w:ascii="微软雅黑" w:hAnsi="微软雅黑"/>
                 <w:sz w:val="20"/>
               </w:rPr>
               <w:t>特定客户有特殊交货/包装要求，需单独跟踪处理</w:t>
@@ -2279,11 +3087,13 @@
             </w:pPr>
             <w:r>
               <w:rPr>
+                <w:rFonts w:ascii="微软雅黑" w:hAnsi="微软雅黑"/>
                 <w:sz w:val="20"/>
               </w:rPr>
             </w:r>
             <w:r>
               <w:rPr>
+                <w:rFonts w:ascii="微软雅黑" w:hAnsi="微软雅黑"/>
                 <w:sz w:val="20"/>
               </w:rPr>
               <w:t>强调"细心、执行力强，200份材料零差错"</w:t>
@@ -2308,11 +3118,13 @@
             </w:pPr>
             <w:r>
               <w:rPr>
+                <w:rFonts w:ascii="微软雅黑" w:hAnsi="微软雅黑"/>
                 <w:sz w:val="20"/>
               </w:rPr>
             </w:r>
             <w:r>
               <w:rPr>
+                <w:rFonts w:ascii="微软雅黑" w:hAnsi="微软雅黑"/>
                 <w:sz w:val="20"/>
               </w:rPr>
               <w:t>熟练使用Office，较强的数据分析能力</w:t>
@@ -2335,11 +3147,13 @@
             </w:pPr>
             <w:r>
               <w:rPr>
+                <w:rFonts w:ascii="微软雅黑" w:hAnsi="微软雅黑"/>
                 <w:sz w:val="20"/>
               </w:rPr>
             </w:r>
             <w:r>
               <w:rPr>
+                <w:rFonts w:ascii="微软雅黑" w:hAnsi="微软雅黑"/>
                 <w:sz w:val="20"/>
               </w:rPr>
               <w:t>Excel是核心工具，做拖期分析、客户咨询回复都需要Excel</w:t>
@@ -2362,11 +3176,13 @@
             </w:pPr>
             <w:r>
               <w:rPr>
+                <w:rFonts w:ascii="微软雅黑" w:hAnsi="微软雅黑"/>
                 <w:sz w:val="20"/>
               </w:rPr>
             </w:r>
             <w:r>
               <w:rPr>
+                <w:rFonts w:ascii="微软雅黑" w:hAnsi="微软雅黑"/>
                 <w:sz w:val="20"/>
               </w:rPr>
               <w:t>强调"Excel精通，能独立做数据透视表、帕累托图、相关性分析"</w:t>
@@ -2391,11 +3207,13 @@
             </w:pPr>
             <w:r>
               <w:rPr>
+                <w:rFonts w:ascii="微软雅黑" w:hAnsi="微软雅黑"/>
                 <w:sz w:val="20"/>
               </w:rPr>
             </w:r>
             <w:r>
               <w:rPr>
+                <w:rFonts w:ascii="微软雅黑" w:hAnsi="微软雅黑"/>
                 <w:sz w:val="20"/>
               </w:rPr>
               <w:t>有SAP经验优先</w:t>
@@ -2418,11 +3236,13 @@
             </w:pPr>
             <w:r>
               <w:rPr>
+                <w:rFonts w:ascii="微软雅黑" w:hAnsi="微软雅黑"/>
                 <w:sz w:val="20"/>
               </w:rPr>
             </w:r>
             <w:r>
               <w:rPr>
+                <w:rFonts w:ascii="微软雅黑" w:hAnsi="微软雅黑"/>
                 <w:sz w:val="20"/>
               </w:rPr>
               <w:t>费斯托用SAP，有SAP经验可以直接上手</w:t>
@@ -2445,11 +3265,13 @@
             </w:pPr>
             <w:r>
               <w:rPr>
+                <w:rFonts w:ascii="微软雅黑" w:hAnsi="微软雅黑"/>
                 <w:sz w:val="20"/>
               </w:rPr>
             </w:r>
             <w:r>
               <w:rPr>
+                <w:rFonts w:ascii="微软雅黑" w:hAnsi="微软雅黑"/>
                 <w:sz w:val="20"/>
               </w:rPr>
               <w:t>强调"用友U8+全流程实操，ERP核心逻辑相通，学SAP会很快"</w:t>
@@ -2474,11 +3296,13 @@
             </w:pPr>
             <w:r>
               <w:rPr>
+                <w:rFonts w:ascii="微软雅黑" w:hAnsi="微软雅黑"/>
                 <w:sz w:val="20"/>
               </w:rPr>
             </w:r>
             <w:r>
               <w:rPr>
+                <w:rFonts w:ascii="微软雅黑" w:hAnsi="微软雅黑"/>
                 <w:sz w:val="20"/>
               </w:rPr>
               <w:t>能读写英文邮件</w:t>
@@ -2501,11 +3325,13 @@
             </w:pPr>
             <w:r>
               <w:rPr>
+                <w:rFonts w:ascii="微软雅黑" w:hAnsi="微软雅黑"/>
                 <w:sz w:val="20"/>
               </w:rPr>
             </w:r>
             <w:r>
               <w:rPr>
+                <w:rFonts w:ascii="微软雅黑" w:hAnsi="微软雅黑"/>
                 <w:sz w:val="20"/>
               </w:rPr>
               <w:t>日常工作有英文邮件往来</w:t>
@@ -2528,11 +3354,13 @@
             </w:pPr>
             <w:r>
               <w:rPr>
+                <w:rFonts w:ascii="微软雅黑" w:hAnsi="微软雅黑"/>
                 <w:sz w:val="20"/>
               </w:rPr>
             </w:r>
             <w:r>
               <w:rPr>
+                <w:rFonts w:ascii="微软雅黑" w:hAnsi="微软雅黑"/>
                 <w:sz w:val="20"/>
               </w:rPr>
               <w:t>强调"CET-4 + 供应链英语术语准备 + 邮件模板已准备"</w:t>
@@ -2546,6 +3374,12 @@
         <w:pStyle w:val="Heading2"/>
       </w:pPr>
       <w:r>
+        <w:rPr>
+          <w:rFonts w:ascii="微软雅黑" w:hAnsi="微软雅黑"/>
+          <w:b/>
+          <w:color w:val="4472C4"/>
+          <w:sz w:val="26"/>
+        </w:rPr>
         <w:t>1.4 岗位核心挑战（含风险预警）</w:t>
       </w:r>
     </w:p>
@@ -2556,12 +3390,15 @@
       </w:pPr>
       <w:r>
         <w:rPr>
+          <w:rFonts w:ascii="微软雅黑" w:hAnsi="微软雅黑"/>
           <w:color w:val="4A90D9"/>
+          <w:sz w:val="21"/>
         </w:rPr>
         <w:t>—</w:t>
       </w:r>
       <w:r>
         <w:rPr>
+          <w:rFonts w:ascii="微软雅黑" w:hAnsi="微软雅黑"/>
           <w:sz w:val="21"/>
         </w:rPr>
         <w:t>重大风险预警：以下是面试前必须解决的问题</w:t>
@@ -2572,6 +3409,10 @@
         <w:spacing w:line="264" w:lineRule="auto" w:after="120"/>
       </w:pPr>
       <w:r>
+        <w:rPr>
+          <w:rFonts w:ascii="微软雅黑" w:hAnsi="微软雅黑"/>
+          <w:sz w:val="21"/>
+        </w:rPr>
         <w:t>风险1：实习时长12个月 vs 文雪大四约10个月【高风险】</w:t>
       </w:r>
     </w:p>
@@ -2580,6 +3421,10 @@
         <w:spacing w:line="264" w:lineRule="auto" w:after="120"/>
       </w:pPr>
       <w:r>
+        <w:rPr>
+          <w:rFonts w:ascii="微软雅黑" w:hAnsi="微软雅黑"/>
+          <w:sz w:val="21"/>
+        </w:rPr>
         <w:t>- HR JD明确要求"在岗实习时长最短要待够1年及以上"</w:t>
       </w:r>
     </w:p>
@@ -2588,6 +3433,10 @@
         <w:spacing w:line="264" w:lineRule="auto" w:after="120"/>
       </w:pPr>
       <w:r>
+        <w:rPr>
+          <w:rFonts w:ascii="微软雅黑" w:hAnsi="微软雅黑"/>
+          <w:sz w:val="21"/>
+        </w:rPr>
         <w:t>- 文雪大四学年（2026.9-2027.6）约10个月，存在2个月缺口</w:t>
       </w:r>
     </w:p>
@@ -2596,6 +3445,10 @@
         <w:spacing w:line="264" w:lineRule="auto" w:after="120"/>
       </w:pPr>
       <w:r>
+        <w:rPr>
+          <w:rFonts w:ascii="微软雅黑" w:hAnsi="微软雅黑"/>
+          <w:sz w:val="21"/>
+        </w:rPr>
         <w:t>- 必须面试时主动沟通协商</w:t>
       </w:r>
     </w:p>
@@ -2604,6 +3457,10 @@
         <w:spacing w:line="264" w:lineRule="auto" w:after="120"/>
       </w:pPr>
       <w:r>
+        <w:rPr>
+          <w:rFonts w:ascii="微软雅黑" w:hAnsi="微软雅黑"/>
+          <w:sz w:val="21"/>
+        </w:rPr>
         <w:t>面试回答预案：</w:t>
       </w:r>
     </w:p>
@@ -2614,12 +3471,15 @@
       </w:pPr>
       <w:r>
         <w:rPr>
+          <w:rFonts w:ascii="微软雅黑" w:hAnsi="微软雅黑"/>
           <w:color w:val="4A90D9"/>
+          <w:sz w:val="21"/>
         </w:rPr>
         <w:t>—</w:t>
       </w:r>
       <w:r>
         <w:rPr>
+          <w:rFonts w:ascii="微软雅黑" w:hAnsi="微软雅黑"/>
           <w:sz w:val="21"/>
         </w:rPr>
         <w:t>"我注意到岗位要求12个月实习期，我的情况是大四学年约10个月。如果入职后通过暑期延长或毕业后延后入职的方式补足12个月，是否可以？或者贵司是否接受10个月实习期+后续延续的可能性？我对这个岗位非常感兴趣，希望能找到解决方案。"</w:t>
@@ -2630,6 +3490,10 @@
         <w:spacing w:line="264" w:lineRule="auto" w:after="120"/>
       </w:pPr>
       <w:r>
+        <w:rPr>
+          <w:rFonts w:ascii="微软雅黑" w:hAnsi="微软雅黑"/>
+          <w:sz w:val="21"/>
+        </w:rPr>
         <w:t>风险2：5天/周到岗 vs 大四课程安排【中风险】</w:t>
       </w:r>
     </w:p>
@@ -2638,6 +3502,10 @@
         <w:spacing w:line="264" w:lineRule="auto" w:after="120"/>
       </w:pPr>
       <w:r>
+        <w:rPr>
+          <w:rFonts w:ascii="微软雅黑" w:hAnsi="微软雅黑"/>
+          <w:sz w:val="21"/>
+        </w:rPr>
         <w:t>- HR JD明确"5天/周"</w:t>
       </w:r>
     </w:p>
@@ -2646,6 +3514,10 @@
         <w:spacing w:line="264" w:lineRule="auto" w:after="120"/>
       </w:pPr>
       <w:r>
+        <w:rPr>
+          <w:rFonts w:ascii="微软雅黑" w:hAnsi="微软雅黑"/>
+          <w:sz w:val="21"/>
+        </w:rPr>
         <w:t>- 大四上学期可能有课程/考试，需确认时间冲突</w:t>
       </w:r>
     </w:p>
@@ -2654,6 +3526,10 @@
         <w:spacing w:line="264" w:lineRule="auto" w:after="120"/>
       </w:pPr>
       <w:r>
+        <w:rPr>
+          <w:rFonts w:ascii="微软雅黑" w:hAnsi="微软雅黑"/>
+          <w:sz w:val="21"/>
+        </w:rPr>
         <w:t>- 面试时需确认弹性空间</w:t>
       </w:r>
     </w:p>
@@ -2662,6 +3538,10 @@
         <w:spacing w:line="264" w:lineRule="auto" w:after="120"/>
       </w:pPr>
       <w:r>
+        <w:rPr>
+          <w:rFonts w:ascii="微软雅黑" w:hAnsi="微软雅黑"/>
+          <w:sz w:val="21"/>
+        </w:rPr>
         <w:t>面试回答预案：</w:t>
       </w:r>
     </w:p>
@@ -2672,12 +3552,15 @@
       </w:pPr>
       <w:r>
         <w:rPr>
+          <w:rFonts w:ascii="微软雅黑" w:hAnsi="微软雅黑"/>
           <w:color w:val="4A90D9"/>
+          <w:sz w:val="21"/>
         </w:rPr>
         <w:t>—</w:t>
       </w:r>
       <w:r>
         <w:rPr>
+          <w:rFonts w:ascii="微软雅黑" w:hAnsi="微软雅黑"/>
           <w:sz w:val="21"/>
         </w:rPr>
         <w:t>"我目前大四课程较少，可以保证每周5天到岗。如果后续有考试或论文安排，我会提前和主管沟通调整，尽量不影响工作。"</w:t>
@@ -2688,6 +3571,10 @@
         <w:spacing w:line="264" w:lineRule="auto" w:after="120"/>
       </w:pPr>
       <w:r>
+        <w:rPr>
+          <w:rFonts w:ascii="微软雅黑" w:hAnsi="微软雅黑"/>
+          <w:sz w:val="21"/>
+        </w:rPr>
         <w:t>风险3：无SAP经验</w:t>
       </w:r>
     </w:p>
@@ -2696,6 +3583,10 @@
         <w:spacing w:line="264" w:lineRule="auto" w:after="120"/>
       </w:pPr>
       <w:r>
+        <w:rPr>
+          <w:rFonts w:ascii="微软雅黑" w:hAnsi="微软雅黑"/>
+          <w:sz w:val="21"/>
+        </w:rPr>
         <w:t>- HR JD"SAP经验优先"（非硬性要求）</w:t>
       </w:r>
     </w:p>
@@ -2704,6 +3595,10 @@
         <w:spacing w:line="264" w:lineRule="auto" w:after="120"/>
       </w:pPr>
       <w:r>
+        <w:rPr>
+          <w:rFonts w:ascii="微软雅黑" w:hAnsi="微软雅黑"/>
+          <w:sz w:val="21"/>
+        </w:rPr>
         <w:t>- 文雪有用友U8+完整实操经验</w:t>
       </w:r>
     </w:p>
@@ -2712,6 +3607,10 @@
         <w:spacing w:line="264" w:lineRule="auto" w:after="120"/>
       </w:pPr>
       <w:r>
+        <w:rPr>
+          <w:rFonts w:ascii="微软雅黑" w:hAnsi="微软雅黑"/>
+          <w:sz w:val="21"/>
+        </w:rPr>
         <w:t>- 面试时需强调ERP迁移能力</w:t>
       </w:r>
     </w:p>
@@ -2720,6 +3619,10 @@
         <w:spacing w:line="264" w:lineRule="auto" w:after="120"/>
       </w:pPr>
       <w:r>
+        <w:rPr>
+          <w:rFonts w:ascii="微软雅黑" w:hAnsi="微软雅黑"/>
+          <w:sz w:val="21"/>
+        </w:rPr>
         <w:t>面试回答预案：</w:t>
       </w:r>
     </w:p>
@@ -2730,12 +3633,15 @@
       </w:pPr>
       <w:r>
         <w:rPr>
+          <w:rFonts w:ascii="微软雅黑" w:hAnsi="微软雅黑"/>
           <w:color w:val="4A90D9"/>
+          <w:sz w:val="21"/>
         </w:rPr>
         <w:t>—</w:t>
       </w:r>
       <w:r>
         <w:rPr>
+          <w:rFonts w:ascii="微软雅黑" w:hAnsi="微软雅黑"/>
           <w:sz w:val="21"/>
         </w:rPr>
         <w:t>"我虽然没有SAP直接操作经验，但ERP的核心逻辑是相通的——主数据是基础、单据是载体、业财一体化是目标。我在用友U8+上完整操作过18个业务场景，理解物料主数据、BOM、库存参数的重要性。从U8+迁移到SAP，我预计1-2个月可以上手基础操作。"</w:t>
@@ -2746,6 +3652,10 @@
         <w:spacing w:line="264" w:lineRule="auto" w:after="120"/>
       </w:pPr>
       <w:r>
+        <w:rPr>
+          <w:rFonts w:ascii="微软雅黑" w:hAnsi="微软雅黑"/>
+          <w:sz w:val="21"/>
+        </w:rPr>
         <w:t>风险4：CET-4英语水平，需读写英文邮件</w:t>
       </w:r>
     </w:p>
@@ -2754,6 +3664,10 @@
         <w:spacing w:line="264" w:lineRule="auto" w:after="120"/>
       </w:pPr>
       <w:r>
+        <w:rPr>
+          <w:rFonts w:ascii="微软雅黑" w:hAnsi="微软雅黑"/>
+          <w:sz w:val="21"/>
+        </w:rPr>
         <w:t>- 面试回答预案：强调"CET-4基础读写能力 + 供应链英语术语准备 + 已准备英文邮件模板"</w:t>
       </w:r>
     </w:p>
@@ -2762,6 +3676,10 @@
         <w:spacing w:line="264" w:lineRule="auto" w:after="120"/>
       </w:pPr>
       <w:r>
+        <w:rPr>
+          <w:rFonts w:ascii="微软雅黑" w:hAnsi="微软雅黑"/>
+          <w:sz w:val="21"/>
+        </w:rPr>
         <w:t>风险5：无正式供应链实习经验</w:t>
       </w:r>
     </w:p>
@@ -2770,6 +3688,10 @@
         <w:spacing w:line="264" w:lineRule="auto" w:after="120"/>
       </w:pPr>
       <w:r>
+        <w:rPr>
+          <w:rFonts w:ascii="微软雅黑" w:hAnsi="微软雅黑"/>
+          <w:sz w:val="21"/>
+        </w:rPr>
         <w:t>- 面试回答预案：用课程项目和ERP实操弥补，强调"方法论迁移能力"</w:t>
       </w:r>
     </w:p>
@@ -2778,6 +3700,12 @@
         <w:pStyle w:val="Heading2"/>
       </w:pPr>
       <w:r>
+        <w:rPr>
+          <w:rFonts w:ascii="微软雅黑" w:hAnsi="微软雅黑"/>
+          <w:b/>
+          <w:color w:val="4472C4"/>
+          <w:sz w:val="26"/>
+        </w:rPr>
         <w:t>1.5 上下游协作关系</w:t>
       </w:r>
     </w:p>
@@ -2786,6 +3714,10 @@
         <w:spacing w:line="264" w:lineRule="auto" w:after="120"/>
       </w:pPr>
       <w:r>
+        <w:rPr>
+          <w:rFonts w:ascii="微软雅黑" w:hAnsi="微软雅黑"/>
+          <w:sz w:val="21"/>
+        </w:rPr>
         <w:t>```</w:t>
       </w:r>
     </w:p>
@@ -2794,6 +3726,10 @@
         <w:spacing w:line="264" w:lineRule="auto" w:after="120"/>
       </w:pPr>
       <w:r>
+        <w:rPr>
+          <w:rFonts w:ascii="微软雅黑" w:hAnsi="微软雅黑"/>
+          <w:sz w:val="21"/>
+        </w:rPr>
         <w:t>┌─────────────────┐</w:t>
       </w:r>
     </w:p>
@@ -2802,6 +3738,10 @@
         <w:spacing w:line="264" w:lineRule="auto" w:after="120"/>
       </w:pPr>
       <w:r>
+        <w:rPr>
+          <w:rFonts w:ascii="微软雅黑" w:hAnsi="微软雅黑"/>
+          <w:sz w:val="21"/>
+        </w:rPr>
         <w:t>德国总部 SCM   │  ← 有时对接，以邮件为主</w:t>
       </w:r>
     </w:p>
@@ -2810,6 +3750,10 @@
         <w:spacing w:line="264" w:lineRule="auto" w:after="120"/>
       </w:pPr>
       <w:r>
+        <w:rPr>
+          <w:rFonts w:ascii="微软雅黑" w:hAnsi="微软雅黑"/>
+          <w:sz w:val="21"/>
+        </w:rPr>
         <w:t>└────────┬────────┘</w:t>
       </w:r>
     </w:p>
@@ -2818,6 +3762,10 @@
         <w:spacing w:line="264" w:lineRule="auto" w:after="120"/>
       </w:pPr>
       <w:r>
+        <w:rPr>
+          <w:rFonts w:ascii="微软雅黑" w:hAnsi="微软雅黑"/>
+          <w:sz w:val="21"/>
+        </w:rPr>
         <w:t>┌────────────────────┼────────────────────┐</w:t>
       </w:r>
     </w:p>
@@ -2826,6 +3774,10 @@
         <w:spacing w:line="264" w:lineRule="auto" w:after="120"/>
       </w:pPr>
       <w:r>
+        <w:rPr>
+          <w:rFonts w:ascii="微软雅黑" w:hAnsi="微软雅黑"/>
+          <w:sz w:val="21"/>
+        </w:rPr>
         <w:t>▼                    ▼                    ▼</w:t>
       </w:r>
     </w:p>
@@ -2834,6 +3786,10 @@
         <w:spacing w:line="264" w:lineRule="auto" w:after="120"/>
       </w:pPr>
       <w:r>
+        <w:rPr>
+          <w:rFonts w:ascii="微软雅黑" w:hAnsi="微软雅黑"/>
+          <w:sz w:val="21"/>
+        </w:rPr>
         <w:t>┌─────────┐        ┌─────────┐        ┌─────────┐</w:t>
       </w:r>
     </w:p>
@@ -2842,6 +3798,10 @@
         <w:spacing w:line="264" w:lineRule="auto" w:after="120"/>
       </w:pPr>
       <w:r>
+        <w:rPr>
+          <w:rFonts w:ascii="微软雅黑" w:hAnsi="微软雅黑"/>
+          <w:sz w:val="21"/>
+        </w:rPr>
         <w:t>GPC运营 │ ←──→ │ Master  │ ←──→ │  客户/  │</w:t>
       </w:r>
     </w:p>
@@ -2850,6 +3810,10 @@
         <w:spacing w:line="264" w:lineRule="auto" w:after="120"/>
       </w:pPr>
       <w:r>
+        <w:rPr>
+          <w:rFonts w:ascii="微软雅黑" w:hAnsi="微软雅黑"/>
+          <w:sz w:val="21"/>
+        </w:rPr>
         <w:t>各部门  │        │ Planning │        │  销售   │</w:t>
       </w:r>
     </w:p>
@@ -2858,6 +3822,10 @@
         <w:spacing w:line="264" w:lineRule="auto" w:after="120"/>
       </w:pPr>
       <w:r>
+        <w:rPr>
+          <w:rFonts w:ascii="微软雅黑" w:hAnsi="微软雅黑"/>
+          <w:sz w:val="21"/>
+        </w:rPr>
         <w:t>└─────────┘        └────┬────┘        └─────────┘</w:t>
       </w:r>
     </w:p>
@@ -2866,6 +3834,10 @@
         <w:spacing w:line="264" w:lineRule="auto" w:after="120"/>
       </w:pPr>
       <w:r>
+        <w:rPr>
+          <w:rFonts w:ascii="微软雅黑" w:hAnsi="微软雅黑"/>
+          <w:sz w:val="21"/>
+        </w:rPr>
         <w:t>┌────▼────┐</w:t>
       </w:r>
     </w:p>
@@ -2874,6 +3846,10 @@
         <w:spacing w:line="264" w:lineRule="auto" w:after="120"/>
       </w:pPr>
       <w:r>
+        <w:rPr>
+          <w:rFonts w:ascii="微软雅黑" w:hAnsi="微软雅黑"/>
+          <w:sz w:val="21"/>
+        </w:rPr>
         <w:t>工厂项目 │</w:t>
       </w:r>
     </w:p>
@@ -2882,6 +3858,10 @@
         <w:spacing w:line="264" w:lineRule="auto" w:after="120"/>
       </w:pPr>
       <w:r>
+        <w:rPr>
+          <w:rFonts w:ascii="微软雅黑" w:hAnsi="微软雅黑"/>
+          <w:sz w:val="21"/>
+        </w:rPr>
         <w:t>工程师  │</w:t>
       </w:r>
     </w:p>
@@ -2890,6 +3870,10 @@
         <w:spacing w:line="264" w:lineRule="auto" w:after="120"/>
       </w:pPr>
       <w:r>
+        <w:rPr>
+          <w:rFonts w:ascii="微软雅黑" w:hAnsi="微软雅黑"/>
+          <w:sz w:val="21"/>
+        </w:rPr>
         <w:t>└─────────┘</w:t>
       </w:r>
     </w:p>
@@ -2898,6 +3882,10 @@
         <w:spacing w:line="264" w:lineRule="auto" w:after="120"/>
       </w:pPr>
       <w:r>
+        <w:rPr>
+          <w:rFonts w:ascii="微软雅黑" w:hAnsi="微软雅黑"/>
+          <w:sz w:val="21"/>
+        </w:rPr>
         <w:t>```</w:t>
       </w:r>
     </w:p>
@@ -2906,6 +3894,10 @@
         <w:spacing w:line="264" w:lineRule="auto" w:after="120"/>
       </w:pPr>
       <w:r>
+        <w:rPr>
+          <w:rFonts w:ascii="微软雅黑" w:hAnsi="微软雅黑"/>
+          <w:sz w:val="21"/>
+        </w:rPr>
         <w:t>关键协作方：</w:t>
       </w:r>
     </w:p>
@@ -2914,6 +3906,10 @@
         <w:spacing w:line="264" w:lineRule="auto" w:after="120"/>
       </w:pPr>
       <w:r>
+        <w:rPr>
+          <w:rFonts w:ascii="微软雅黑" w:hAnsi="微软雅黑"/>
+          <w:sz w:val="21"/>
+        </w:rPr>
         <w:t>- Master Planning（主计划）：你的直接上级/指导方，负责生产主计划</w:t>
       </w:r>
     </w:p>
@@ -2922,6 +3918,10 @@
         <w:spacing w:line="264" w:lineRule="auto" w:after="120"/>
       </w:pPr>
       <w:r>
+        <w:rPr>
+          <w:rFonts w:ascii="微软雅黑" w:hAnsi="微软雅黑"/>
+          <w:sz w:val="21"/>
+        </w:rPr>
         <w:t>- GPC各运营部门：跨部门协作日常</w:t>
       </w:r>
     </w:p>
@@ -2930,6 +3930,10 @@
         <w:spacing w:line="264" w:lineRule="auto" w:after="120"/>
       </w:pPr>
       <w:r>
+        <w:rPr>
+          <w:rFonts w:ascii="微软雅黑" w:hAnsi="微软雅黑"/>
+          <w:sz w:val="21"/>
+        </w:rPr>
         <w:t>- 客户/销售：处理催货、拖期分析、客户咨询</w:t>
       </w:r>
     </w:p>
@@ -2938,6 +3942,10 @@
         <w:spacing w:line="264" w:lineRule="auto" w:after="120"/>
       </w:pPr>
       <w:r>
+        <w:rPr>
+          <w:rFonts w:ascii="微软雅黑" w:hAnsi="微软雅黑"/>
+          <w:sz w:val="21"/>
+        </w:rPr>
         <w:t>- 德国总部SCM：偶尔邮件对接</w:t>
       </w:r>
     </w:p>
@@ -2946,6 +3954,12 @@
         <w:pStyle w:val="Heading2"/>
       </w:pPr>
       <w:r>
+        <w:rPr>
+          <w:rFonts w:ascii="微软雅黑" w:hAnsi="微软雅黑"/>
+          <w:b/>
+          <w:color w:val="4472C4"/>
+          <w:sz w:val="26"/>
+        </w:rPr>
         <w:t>1.6 行业趋势与对标</w:t>
       </w:r>
     </w:p>
@@ -2954,6 +3968,10 @@
         <w:spacing w:line="264" w:lineRule="auto" w:after="120"/>
       </w:pPr>
       <w:r>
+        <w:rPr>
+          <w:rFonts w:ascii="微软雅黑" w:hAnsi="微软雅黑"/>
+          <w:sz w:val="21"/>
+        </w:rPr>
         <w:t>气动自动化行业供应链特点：</w:t>
       </w:r>
     </w:p>
@@ -2962,6 +3980,10 @@
         <w:spacing w:line="264" w:lineRule="auto" w:after="120"/>
       </w:pPr>
       <w:r>
+        <w:rPr>
+          <w:rFonts w:ascii="微软雅黑" w:hAnsi="微软雅黑"/>
+          <w:sz w:val="21"/>
+        </w:rPr>
         <w:t>- 产品种类多（标准件+非标定制），BOM层级复杂</w:t>
       </w:r>
     </w:p>
@@ -2970,6 +3992,10 @@
         <w:spacing w:line="264" w:lineRule="auto" w:after="120"/>
       </w:pPr>
       <w:r>
+        <w:rPr>
+          <w:rFonts w:ascii="微软雅黑" w:hAnsi="微软雅黑"/>
+          <w:sz w:val="21"/>
+        </w:rPr>
         <w:t>- 交期敏感（客户产线停线=重大损失），OTD是关键KPI</w:t>
       </w:r>
     </w:p>
@@ -2978,6 +4004,10 @@
         <w:spacing w:line="264" w:lineRule="auto" w:after="120"/>
       </w:pPr>
       <w:r>
+        <w:rPr>
+          <w:rFonts w:ascii="微软雅黑" w:hAnsi="微软雅黑"/>
+          <w:sz w:val="21"/>
+        </w:rPr>
         <w:t>- 德国总部标准极高，主数据质量直接影响全球供应链运行</w:t>
       </w:r>
     </w:p>
@@ -2986,6 +4016,10 @@
         <w:spacing w:line="264" w:lineRule="auto" w:after="120"/>
       </w:pPr>
       <w:r>
+        <w:rPr>
+          <w:rFonts w:ascii="微软雅黑" w:hAnsi="微软雅黑"/>
+          <w:sz w:val="21"/>
+        </w:rPr>
         <w:t>对标企业：</w:t>
       </w:r>
     </w:p>
@@ -2994,6 +4028,10 @@
         <w:spacing w:line="264" w:lineRule="auto" w:after="120"/>
       </w:pPr>
       <w:r>
+        <w:rPr>
+          <w:rFonts w:ascii="微软雅黑" w:hAnsi="微软雅黑"/>
+          <w:sz w:val="21"/>
+        </w:rPr>
         <w:t>- SMC（日本）：气动双雄，供应链模式可参考</w:t>
       </w:r>
     </w:p>
@@ -3002,6 +4040,10 @@
         <w:spacing w:line="264" w:lineRule="auto" w:after="120"/>
       </w:pPr>
       <w:r>
+        <w:rPr>
+          <w:rFonts w:ascii="微软雅黑" w:hAnsi="微软雅黑"/>
+          <w:sz w:val="21"/>
+        </w:rPr>
         <w:t>- 博世（Bosch）：德国工业4.0实践</w:t>
       </w:r>
     </w:p>
@@ -3010,15 +4052,12 @@
         <w:spacing w:line="264" w:lineRule="auto" w:after="120"/>
       </w:pPr>
       <w:r>
+        <w:rPr>
+          <w:rFonts w:ascii="微软雅黑" w:hAnsi="微软雅黑"/>
+          <w:sz w:val="21"/>
+        </w:rPr>
         <w:t>- 西门子：数字化供应链标杆</w:t>
       </w:r>
-      <w:r>
-        <w:br/>
-      </w:r>
-    </w:p>
-    <w:p>
-      <w:pPr/>
-      <w:br w:type="page"/>
     </w:p>
     <w:p>
       <w:pPr>
@@ -3028,9 +4067,14 @@
     <w:p>
       <w:pPr>
         <w:pStyle w:val="Heading1"/>
-        <w:pageBreakBefore/>
-      </w:pPr>
-      <w:r>
+      </w:pPr>
+      <w:r>
+        <w:rPr>
+          <w:rFonts w:ascii="微软雅黑" w:hAnsi="微软雅黑"/>
+          <w:b/>
+          <w:color w:val="2D5F8A"/>
+          <w:sz w:val="32"/>
+        </w:rPr>
         <w:t>二、通用面试问题库</w:t>
       </w:r>
     </w:p>
@@ -3039,6 +4083,12 @@
         <w:pStyle w:val="Heading2"/>
       </w:pPr>
       <w:r>
+        <w:rPr>
+          <w:rFonts w:ascii="微软雅黑" w:hAnsi="微软雅黑"/>
+          <w:b/>
+          <w:color w:val="4472C4"/>
+          <w:sz w:val="26"/>
+        </w:rPr>
         <w:t>2.1 自我介绍类</w:t>
       </w:r>
     </w:p>
@@ -3047,6 +4097,10 @@
         <w:spacing w:line="264" w:lineRule="auto" w:after="120"/>
       </w:pPr>
       <w:r>
+        <w:rPr>
+          <w:rFonts w:ascii="微软雅黑" w:hAnsi="微软雅黑"/>
+          <w:sz w:val="21"/>
+        </w:rPr>
         <w:t>【1分钟版】（必背）</w:t>
       </w:r>
     </w:p>
@@ -3057,12 +4111,15 @@
       </w:pPr>
       <w:r>
         <w:rPr>
+          <w:rFonts w:ascii="微软雅黑" w:hAnsi="微软雅黑"/>
           <w:color w:val="4A90D9"/>
+          <w:sz w:val="21"/>
         </w:rPr>
         <w:t>—</w:t>
       </w:r>
       <w:r>
         <w:rPr>
+          <w:rFonts w:ascii="微软雅黑" w:hAnsi="微软雅黑"/>
           <w:sz w:val="21"/>
         </w:rPr>
         <w:t>面试官好，我叫文雪，山东大学供应链管理专业2027届本科生。</w:t>
@@ -3075,12 +4132,15 @@
       </w:pPr>
       <w:r>
         <w:rPr>
+          <w:rFonts w:ascii="微软雅黑" w:hAnsi="微软雅黑"/>
           <w:color w:val="4A90D9"/>
+          <w:sz w:val="21"/>
         </w:rPr>
         <w:t>—</w:t>
       </w:r>
       <w:r>
         <w:rPr>
+          <w:rFonts w:ascii="微软雅黑" w:hAnsi="微软雅黑"/>
           <w:sz w:val="21"/>
         </w:rPr>
       </w:r>
@@ -3092,12 +4152,15 @@
       </w:pPr>
       <w:r>
         <w:rPr>
+          <w:rFonts w:ascii="微软雅黑" w:hAnsi="微软雅黑"/>
           <w:color w:val="4A90D9"/>
+          <w:sz w:val="21"/>
         </w:rPr>
         <w:t>—</w:t>
       </w:r>
       <w:r>
         <w:rPr>
+          <w:rFonts w:ascii="微软雅黑" w:hAnsi="微软雅黑"/>
           <w:sz w:val="21"/>
         </w:rPr>
         <w:t>专业上，我系统学过供应链建模与仿真、ERP、采购管理等核心课程，在用友U8+上独立完成过采购到核算的全流程操作。</w:t>
@@ -3110,12 +4173,15 @@
       </w:pPr>
       <w:r>
         <w:rPr>
+          <w:rFonts w:ascii="微软雅黑" w:hAnsi="微软雅黑"/>
           <w:color w:val="4A90D9"/>
+          <w:sz w:val="21"/>
         </w:rPr>
         <w:t>—</w:t>
       </w:r>
       <w:r>
         <w:rPr>
+          <w:rFonts w:ascii="微软雅黑" w:hAnsi="微软雅黑"/>
           <w:sz w:val="21"/>
         </w:rPr>
       </w:r>
@@ -3127,12 +4193,15 @@
       </w:pPr>
       <w:r>
         <w:rPr>
+          <w:rFonts w:ascii="微软雅黑" w:hAnsi="微软雅黑"/>
           <w:color w:val="4A90D9"/>
+          <w:sz w:val="21"/>
         </w:rPr>
         <w:t>—</w:t>
       </w:r>
       <w:r>
         <w:rPr>
+          <w:rFonts w:ascii="微软雅黑" w:hAnsi="微软雅黑"/>
           <w:sz w:val="21"/>
         </w:rPr>
         <w:t>实践上，我独立完成了三个数据分析和供应链项目：社区团购选址优化项目，用Python构建双层优化模型，测算成本降低18.7%；银行营销项目，处理4.5万条数据，识别出关键影响因素；电商AI项目，验证了AI应用的用户接受模型。另外在教育机构做过3个月项目助理，200多份材料三级校验零差错。</w:t>
@@ -3145,12 +4214,15 @@
       </w:pPr>
       <w:r>
         <w:rPr>
+          <w:rFonts w:ascii="微软雅黑" w:hAnsi="微软雅黑"/>
           <w:color w:val="4A90D9"/>
+          <w:sz w:val="21"/>
         </w:rPr>
         <w:t>—</w:t>
       </w:r>
       <w:r>
         <w:rPr>
+          <w:rFonts w:ascii="微软雅黑" w:hAnsi="微软雅黑"/>
           <w:sz w:val="21"/>
         </w:rPr>
       </w:r>
@@ -3162,12 +4234,15 @@
       </w:pPr>
       <w:r>
         <w:rPr>
+          <w:rFonts w:ascii="微软雅黑" w:hAnsi="微软雅黑"/>
           <w:color w:val="4A90D9"/>
+          <w:sz w:val="21"/>
         </w:rPr>
         <w:t>—</w:t>
       </w:r>
       <w:r>
         <w:rPr>
+          <w:rFonts w:ascii="微软雅黑" w:hAnsi="微软雅黑"/>
           <w:sz w:val="21"/>
         </w:rPr>
         <w:t>我对Master Planning岗位很感兴趣，希望用我的数据分析和ERP经验，为贵司的主数据维护和客户交付分析做出贡献。</w:t>
@@ -3178,6 +4253,10 @@
         <w:spacing w:line="264" w:lineRule="auto" w:after="120"/>
       </w:pPr>
       <w:r>
+        <w:rPr>
+          <w:rFonts w:ascii="微软雅黑" w:hAnsi="微软雅黑"/>
+          <w:sz w:val="21"/>
+        </w:rPr>
         <w:t>【3分钟版】（面试深度面备用）</w:t>
       </w:r>
     </w:p>
@@ -3188,12 +4267,15 @@
       </w:pPr>
       <w:r>
         <w:rPr>
+          <w:rFonts w:ascii="微软雅黑" w:hAnsi="微软雅黑"/>
           <w:color w:val="4A90D9"/>
+          <w:sz w:val="21"/>
         </w:rPr>
         <w:t>—</w:t>
       </w:r>
       <w:r>
         <w:rPr>
+          <w:rFonts w:ascii="微软雅黑" w:hAnsi="微软雅黑"/>
           <w:sz w:val="21"/>
         </w:rPr>
         <w:t>面试官好，我叫文雪，山东大学管理学院供应链管理专业2027届本科生，济南本地人。</w:t>
@@ -3206,12 +4288,15 @@
       </w:pPr>
       <w:r>
         <w:rPr>
+          <w:rFonts w:ascii="微软雅黑" w:hAnsi="微软雅黑"/>
           <w:color w:val="4A90D9"/>
+          <w:sz w:val="21"/>
         </w:rPr>
         <w:t>—</w:t>
       </w:r>
       <w:r>
         <w:rPr>
+          <w:rFonts w:ascii="微软雅黑" w:hAnsi="微软雅黑"/>
           <w:sz w:val="21"/>
         </w:rPr>
       </w:r>
@@ -3223,12 +4308,15 @@
       </w:pPr>
       <w:r>
         <w:rPr>
+          <w:rFonts w:ascii="微软雅黑" w:hAnsi="微软雅黑"/>
           <w:color w:val="4A90D9"/>
+          <w:sz w:val="21"/>
         </w:rPr>
         <w:t>—</w:t>
       </w:r>
       <w:r>
         <w:rPr>
+          <w:rFonts w:ascii="微软雅黑" w:hAnsi="微软雅黑"/>
           <w:sz w:val="21"/>
         </w:rPr>
         <w:t>我从三个维度介绍自己：专业基础、实践能力、个人特质。</w:t>
@@ -3241,12 +4329,15 @@
       </w:pPr>
       <w:r>
         <w:rPr>
+          <w:rFonts w:ascii="微软雅黑" w:hAnsi="微软雅黑"/>
           <w:color w:val="4A90D9"/>
+          <w:sz w:val="21"/>
         </w:rPr>
         <w:t>—</w:t>
       </w:r>
       <w:r>
         <w:rPr>
+          <w:rFonts w:ascii="微软雅黑" w:hAnsi="微软雅黑"/>
           <w:sz w:val="21"/>
         </w:rPr>
       </w:r>
@@ -3258,12 +4349,15 @@
       </w:pPr>
       <w:r>
         <w:rPr>
+          <w:rFonts w:ascii="微软雅黑" w:hAnsi="微软雅黑"/>
           <w:color w:val="4A90D9"/>
+          <w:sz w:val="21"/>
         </w:rPr>
         <w:t>—</w:t>
       </w:r>
       <w:r>
         <w:rPr>
+          <w:rFonts w:ascii="微软雅黑" w:hAnsi="微软雅黑"/>
           <w:sz w:val="21"/>
         </w:rPr>
         <w:t>专业方面，我系统学习了供应链建模与仿真、ERP供应链管理、采购管理、物流管理等核心课程。在用友U8+ ERP系统中，我以账套主管身份完整操作了采购、销售、库存、核算四大模块18个业务场景，理解了"业务驱动财务"的业财一体化逻辑，这为理解SAP系统打下了基础。</w:t>
@@ -3276,12 +4370,15 @@
       </w:pPr>
       <w:r>
         <w:rPr>
+          <w:rFonts w:ascii="微软雅黑" w:hAnsi="微软雅黑"/>
           <w:color w:val="4A90D9"/>
+          <w:sz w:val="21"/>
         </w:rPr>
         <w:t>—</w:t>
       </w:r>
       <w:r>
         <w:rPr>
+          <w:rFonts w:ascii="微软雅黑" w:hAnsi="微软雅黑"/>
           <w:sz w:val="21"/>
         </w:rPr>
       </w:r>
@@ -3293,12 +4390,15 @@
       </w:pPr>
       <w:r>
         <w:rPr>
+          <w:rFonts w:ascii="微软雅黑" w:hAnsi="微软雅黑"/>
           <w:color w:val="4A90D9"/>
+          <w:sz w:val="21"/>
         </w:rPr>
         <w:t>—</w:t>
       </w:r>
       <w:r>
         <w:rPr>
+          <w:rFonts w:ascii="微软雅黑" w:hAnsi="微软雅黑"/>
           <w:sz w:val="21"/>
         </w:rPr>
         <w:t>实践方面，我独立完成了三个数据驱动的项目。第一个是社区团购选址-路径优化，我用Python构建了改进的p-median+VRPTW双层优化模型，考虑了年龄分层需求和电梯等待时间，提出了"2个核心点+4个动态临时点"的弹性布局方案，模型测算运营成本降低18.7%，老年人覆盖率从53.4%提升到87.3%。第二个是银行营销客户响应分析，我用R语言处理了45211条客户数据，通过相关性分析和随机森林模型，识别出通话时长是最强正向因素（0.39），并发现了3次接触的临界点。第三个是电商AI应用分析，用SPSS验证了TAM模型，发现交互性（beta=0.42）是用户接受AI应用的最关键因素。</w:t>
@@ -3311,12 +4411,15 @@
       </w:pPr>
       <w:r>
         <w:rPr>
+          <w:rFonts w:ascii="微软雅黑" w:hAnsi="微软雅黑"/>
           <w:color w:val="4A90D9"/>
+          <w:sz w:val="21"/>
         </w:rPr>
         <w:t>—</w:t>
       </w:r>
       <w:r>
         <w:rPr>
+          <w:rFonts w:ascii="微软雅黑" w:hAnsi="微软雅黑"/>
           <w:sz w:val="21"/>
         </w:rPr>
       </w:r>
@@ -3328,12 +4431,15 @@
       </w:pPr>
       <w:r>
         <w:rPr>
+          <w:rFonts w:ascii="微软雅黑" w:hAnsi="微软雅黑"/>
           <w:color w:val="4A90D9"/>
+          <w:sz w:val="21"/>
         </w:rPr>
         <w:t>—</w:t>
       </w:r>
       <w:r>
         <w:rPr>
+          <w:rFonts w:ascii="微软雅黑" w:hAnsi="微软雅黑"/>
           <w:sz w:val="21"/>
         </w:rPr>
         <w:t>此外，我在教育机构做过3个月项目助理，负责200多份材料的全流程管理和三级校验，零差错，这段经历培养了我对细节的敏感度。还在瑞幸做过咖啡师，负责门店原辅料补货申请、入库核对和库存盘点，有基础的库存管理实战体验。</w:t>
@@ -3346,12 +4452,15 @@
       </w:pPr>
       <w:r>
         <w:rPr>
+          <w:rFonts w:ascii="微软雅黑" w:hAnsi="微软雅黑"/>
           <w:color w:val="4A90D9"/>
+          <w:sz w:val="21"/>
         </w:rPr>
         <w:t>—</w:t>
       </w:r>
       <w:r>
         <w:rPr>
+          <w:rFonts w:ascii="微软雅黑" w:hAnsi="微软雅黑"/>
           <w:sz w:val="21"/>
         </w:rPr>
       </w:r>
@@ -3363,12 +4472,15 @@
       </w:pPr>
       <w:r>
         <w:rPr>
+          <w:rFonts w:ascii="微软雅黑" w:hAnsi="微软雅黑"/>
           <w:color w:val="4A90D9"/>
+          <w:sz w:val="21"/>
         </w:rPr>
         <w:t>—</w:t>
       </w:r>
       <w:r>
         <w:rPr>
+          <w:rFonts w:ascii="微软雅黑" w:hAnsi="微软雅黑"/>
           <w:sz w:val="21"/>
         </w:rPr>
         <w:t>个人特质上，我属于深度工作型，喜欢安静地处理数据和逻辑问题，这正是Master Planning岗位需要的。我性格沉稳细致，善于用数据说话，也具备良好的跨部门沟通能力。</w:t>
@@ -3381,12 +4493,15 @@
       </w:pPr>
       <w:r>
         <w:rPr>
+          <w:rFonts w:ascii="微软雅黑" w:hAnsi="微软雅黑"/>
           <w:color w:val="4A90D9"/>
+          <w:sz w:val="21"/>
         </w:rPr>
         <w:t>—</w:t>
       </w:r>
       <w:r>
         <w:rPr>
+          <w:rFonts w:ascii="微软雅黑" w:hAnsi="微软雅黑"/>
           <w:sz w:val="21"/>
         </w:rPr>
       </w:r>
@@ -3398,12 +4513,15 @@
       </w:pPr>
       <w:r>
         <w:rPr>
+          <w:rFonts w:ascii="微软雅黑" w:hAnsi="微软雅黑"/>
           <w:color w:val="4A90D9"/>
+          <w:sz w:val="21"/>
         </w:rPr>
         <w:t>—</w:t>
       </w:r>
       <w:r>
         <w:rPr>
+          <w:rFonts w:ascii="微软雅黑" w:hAnsi="微软雅黑"/>
           <w:sz w:val="21"/>
         </w:rPr>
         <w:t>我对费斯托的Master Planning岗位很感兴趣，尤其是主数据维护和客户交付分析方向。我有用友U8+的完整实操经验，能快速上手SAP；我处理过4.5万条数据，具备数据分析能力；我是济南本地人，能保证长期稳定实习。</w:t>
@@ -3416,12 +4534,15 @@
       </w:pPr>
       <w:r>
         <w:rPr>
+          <w:rFonts w:ascii="微软雅黑" w:hAnsi="微软雅黑"/>
           <w:color w:val="4A90D9"/>
+          <w:sz w:val="21"/>
         </w:rPr>
         <w:t>—</w:t>
       </w:r>
       <w:r>
         <w:rPr>
+          <w:rFonts w:ascii="微软雅黑" w:hAnsi="微软雅黑"/>
           <w:sz w:val="21"/>
         </w:rPr>
       </w:r>
@@ -3433,12 +4554,15 @@
       </w:pPr>
       <w:r>
         <w:rPr>
+          <w:rFonts w:ascii="微软雅黑" w:hAnsi="微软雅黑"/>
           <w:color w:val="4A90D9"/>
+          <w:sz w:val="21"/>
         </w:rPr>
         <w:t>—</w:t>
       </w:r>
       <w:r>
         <w:rPr>
+          <w:rFonts w:ascii="微软雅黑" w:hAnsi="微软雅黑"/>
           <w:sz w:val="21"/>
         </w:rPr>
         <w:t>以上是我的介绍，谢谢。</w:t>
@@ -3449,6 +4573,12 @@
         <w:pStyle w:val="Heading2"/>
       </w:pPr>
       <w:r>
+        <w:rPr>
+          <w:rFonts w:ascii="微软雅黑" w:hAnsi="微软雅黑"/>
+          <w:b/>
+          <w:color w:val="4472C4"/>
+          <w:sz w:val="26"/>
+        </w:rPr>
         <w:t>2.2 动机类</w:t>
       </w:r>
     </w:p>
@@ -3457,6 +4587,10 @@
         <w:spacing w:line="264" w:lineRule="auto" w:after="120"/>
       </w:pPr>
       <w:r>
+        <w:rPr>
+          <w:rFonts w:ascii="微软雅黑" w:hAnsi="微软雅黑"/>
+          <w:sz w:val="21"/>
+        </w:rPr>
         <w:t>Q：为什么选择费斯托？</w:t>
       </w:r>
     </w:p>
@@ -3467,12 +4601,15 @@
       </w:pPr>
       <w:r>
         <w:rPr>
+          <w:rFonts w:ascii="微软雅黑" w:hAnsi="微软雅黑"/>
           <w:color w:val="4A90D9"/>
+          <w:sz w:val="21"/>
         </w:rPr>
         <w:t>—</w:t>
       </w:r>
       <w:r>
         <w:rPr>
+          <w:rFonts w:ascii="微软雅黑" w:hAnsi="微软雅黑"/>
           <w:sz w:val="21"/>
         </w:rPr>
         <w:t>三点：第一，费斯托是全球气动自动化领域的隐形冠军，济南基地是亚太区最大的生产+物流中心，这个平台能提供扎实的供应链实战机会；第二，德国企业的严谨文化和数据驱动的工作方式，和我"用数据说话"的特质高度匹配；第三，费斯托有完善的导师带教和轮岗机制，对应届生成长很有帮助。而且济南是我家所在地，我能保证长期稳定实习。</w:t>
@@ -3483,6 +4620,10 @@
         <w:spacing w:line="264" w:lineRule="auto" w:after="120"/>
       </w:pPr>
       <w:r>
+        <w:rPr>
+          <w:rFonts w:ascii="微软雅黑" w:hAnsi="微软雅黑"/>
+          <w:sz w:val="21"/>
+        </w:rPr>
         <w:t>Q：为什么选择Master Planning这个方向？</w:t>
       </w:r>
     </w:p>
@@ -3493,12 +4634,15 @@
       </w:pPr>
       <w:r>
         <w:rPr>
+          <w:rFonts w:ascii="微软雅黑" w:hAnsi="微软雅黑"/>
           <w:color w:val="4A90D9"/>
+          <w:sz w:val="21"/>
         </w:rPr>
         <w:t>—</w:t>
       </w:r>
       <w:r>
         <w:rPr>
+          <w:rFonts w:ascii="微软雅黑" w:hAnsi="微软雅黑"/>
           <w:sz w:val="21"/>
         </w:rPr>
         <w:t>因为Master Planning是供应链的"大脑"——它用数据和计划协调生产和交付，直接影响客户满意度和运营成本。我在ERP实验中完整走过采购→入库→销售→出库的全流程，理解主计划如何驱动整个供应链运转。而且这个岗位需要数据分析能力和细致认真的工作习惯，这正是我的优势。我想在这个方向上长期深耕。</w:t>
@@ -3509,6 +4653,10 @@
         <w:spacing w:line="264" w:lineRule="auto" w:after="120"/>
       </w:pPr>
       <w:r>
+        <w:rPr>
+          <w:rFonts w:ascii="微软雅黑" w:hAnsi="微软雅黑"/>
+          <w:sz w:val="21"/>
+        </w:rPr>
         <w:t>Q：你的职业规划是什么？</w:t>
       </w:r>
     </w:p>
@@ -3519,12 +4667,15 @@
       </w:pPr>
       <w:r>
         <w:rPr>
+          <w:rFonts w:ascii="微软雅黑" w:hAnsi="微软雅黑"/>
           <w:color w:val="4A90D9"/>
+          <w:sz w:val="21"/>
         </w:rPr>
         <w:t>—</w:t>
       </w:r>
       <w:r>
         <w:rPr>
+          <w:rFonts w:ascii="微软雅黑" w:hAnsi="微软雅黑"/>
           <w:sz w:val="21"/>
         </w:rPr>
         <w:t>短期（实习期）：快速学习费斯托的Master Planning体系，在SAP操作、主数据维护、客户催货分析等模块中做出实质贡献，同时补足SAP的短板；中期（1-3年）：成为供应链计划骨干，能独立处理主计划相关的数据分析和客户沟通工作；长期（3-5年）：成为供应链领域的专业人士，具备跨模块协同能力。</w:t>
@@ -3535,6 +4686,10 @@
         <w:spacing w:line="264" w:lineRule="auto" w:after="120"/>
       </w:pPr>
       <w:r>
+        <w:rPr>
+          <w:rFonts w:ascii="微软雅黑" w:hAnsi="微软雅黑"/>
+          <w:sz w:val="21"/>
+        </w:rPr>
         <w:t>Q：岗位要求12个月实习期，你大四只有约10个月，怎么办？</w:t>
       </w:r>
     </w:p>
@@ -3545,12 +4700,15 @@
       </w:pPr>
       <w:r>
         <w:rPr>
+          <w:rFonts w:ascii="微软雅黑" w:hAnsi="微软雅黑"/>
           <w:color w:val="4A90D9"/>
+          <w:sz w:val="21"/>
         </w:rPr>
         <w:t>—</w:t>
       </w:r>
       <w:r>
         <w:rPr>
+          <w:rFonts w:ascii="微软雅黑" w:hAnsi="微软雅黑"/>
           <w:sz w:val="21"/>
         </w:rPr>
         <w:t>我理解这个要求。我的情况是大四学年（2026.9-2027.6）约10个月。我有几个方案想和贵司沟通：第一，如果能在暑期（2026.7-8）提前入职，可以补足部分时间；第二，如果毕业后能延续实习到2027年底，也能满足12个月；第三，即使只能实习10个月，我也能在有限时间内高质量完成分配的模块，并在离职前做好完整交接。我对这个岗位非常感兴趣，希望能找到解决方案。</w:t>
@@ -3561,6 +4719,10 @@
         <w:spacing w:line="264" w:lineRule="auto" w:after="120"/>
       </w:pPr>
       <w:r>
+        <w:rPr>
+          <w:rFonts w:ascii="微软雅黑" w:hAnsi="微软雅黑"/>
+          <w:sz w:val="21"/>
+        </w:rPr>
         <w:t>Q：你没有SAP经验，能胜任吗？</w:t>
       </w:r>
     </w:p>
@@ -3571,12 +4733,15 @@
       </w:pPr>
       <w:r>
         <w:rPr>
+          <w:rFonts w:ascii="微软雅黑" w:hAnsi="微软雅黑"/>
           <w:color w:val="4A90D9"/>
+          <w:sz w:val="21"/>
         </w:rPr>
         <w:t>—</w:t>
       </w:r>
       <w:r>
         <w:rPr>
+          <w:rFonts w:ascii="微软雅黑" w:hAnsi="微软雅黑"/>
           <w:sz w:val="21"/>
         </w:rPr>
         <w:t>我虽然没有SAP直接操作经验，但ERP的核心逻辑是相通的——主数据是基础、单据是载体、业财一体化是目标。我在用友U8+上完整操作过18个业务场景，理解物料主数据、BOM、库存参数的重要性。从U8+迁移到SAP，我预计1-2个月可以上手基础操作。而且我学习能力强，Python和R都是边学边用独立完成项目的。</w:t>
@@ -3587,6 +4752,12 @@
         <w:pStyle w:val="Heading2"/>
       </w:pPr>
       <w:r>
+        <w:rPr>
+          <w:rFonts w:ascii="微软雅黑" w:hAnsi="微软雅黑"/>
+          <w:b/>
+          <w:color w:val="4472C4"/>
+          <w:sz w:val="26"/>
+        </w:rPr>
         <w:t>2.3 经历深挖类</w:t>
       </w:r>
     </w:p>
@@ -3595,6 +4766,10 @@
         <w:spacing w:line="264" w:lineRule="auto" w:after="120"/>
       </w:pPr>
       <w:r>
+        <w:rPr>
+          <w:rFonts w:ascii="微软雅黑" w:hAnsi="微软雅黑"/>
+          <w:sz w:val="21"/>
+        </w:rPr>
         <w:t>Q：你在背调报告中提到了几个切入点，你具体说说。</w:t>
       </w:r>
     </w:p>
@@ -3605,12 +4780,15 @@
       </w:pPr>
       <w:r>
         <w:rPr>
+          <w:rFonts w:ascii="微软雅黑" w:hAnsi="微软雅黑"/>
           <w:color w:val="4A90D9"/>
+          <w:sz w:val="21"/>
         </w:rPr>
         <w:t>—</w:t>
       </w:r>
       <w:r>
         <w:rPr>
+          <w:rFonts w:ascii="微软雅黑" w:hAnsi="微软雅黑"/>
           <w:sz w:val="21"/>
         </w:rPr>
         <w:t>我有五个优势可以匹配这个岗位：</w:t>
@@ -3623,12 +4801,15 @@
       </w:pPr>
       <w:r>
         <w:rPr>
+          <w:rFonts w:ascii="微软雅黑" w:hAnsi="微软雅黑"/>
           <w:color w:val="4A90D9"/>
+          <w:sz w:val="21"/>
         </w:rPr>
         <w:t>—</w:t>
       </w:r>
       <w:r>
         <w:rPr>
+          <w:rFonts w:ascii="微软雅黑" w:hAnsi="微软雅黑"/>
           <w:sz w:val="21"/>
         </w:rPr>
         <w:t>第一，ERP实操经验——用友U8+全流程18个场景，理解主数据管理的重要性，学SAP上手会很快，这对应"主数据维护"；</w:t>
@@ -3641,12 +4822,15 @@
       </w:pPr>
       <w:r>
         <w:rPr>
+          <w:rFonts w:ascii="微软雅黑" w:hAnsi="微软雅黑"/>
           <w:color w:val="4A90D9"/>
+          <w:sz w:val="21"/>
         </w:rPr>
         <w:t>—</w:t>
       </w:r>
       <w:r>
         <w:rPr>
+          <w:rFonts w:ascii="微软雅黑" w:hAnsi="微软雅黑"/>
           <w:sz w:val="21"/>
         </w:rPr>
         <w:t>第二，数据分析能力——4.5万条银行数据处理经验，能独立做相关性分析、帕累托图，做拖期分析和客户咨询可以直接产出；</w:t>
@@ -3659,12 +4843,15 @@
       </w:pPr>
       <w:r>
         <w:rPr>
+          <w:rFonts w:ascii="微软雅黑" w:hAnsi="微软雅黑"/>
           <w:color w:val="4A90D9"/>
+          <w:sz w:val="21"/>
         </w:rPr>
         <w:t>—</w:t>
       </w:r>
       <w:r>
         <w:rPr>
+          <w:rFonts w:ascii="微软雅黑" w:hAnsi="微软雅黑"/>
           <w:sz w:val="21"/>
         </w:rPr>
         <w:t>第三，Excel能力——精通Excel，能做数据透视表、图表、公式，胜任日常数据分析工作；</w:t>
@@ -3677,12 +4864,15 @@
       </w:pPr>
       <w:r>
         <w:rPr>
+          <w:rFonts w:ascii="微软雅黑" w:hAnsi="微软雅黑"/>
           <w:color w:val="4A90D9"/>
+          <w:sz w:val="21"/>
         </w:rPr>
         <w:t>—</w:t>
       </w:r>
       <w:r>
         <w:rPr>
+          <w:rFonts w:ascii="微软雅黑" w:hAnsi="微软雅黑"/>
           <w:sz w:val="21"/>
         </w:rPr>
         <w:t>第四，深度工作特质——200多份材料零差错，对主数据维护这类需要耐心细致的工作特别有优势；</w:t>
@@ -3695,12 +4885,15 @@
       </w:pPr>
       <w:r>
         <w:rPr>
+          <w:rFonts w:ascii="微软雅黑" w:hAnsi="微软雅黑"/>
           <w:color w:val="4A90D9"/>
+          <w:sz w:val="21"/>
         </w:rPr>
         <w:t>—</w:t>
       </w:r>
       <w:r>
         <w:rPr>
+          <w:rFonts w:ascii="微软雅黑" w:hAnsi="微软雅黑"/>
           <w:sz w:val="21"/>
         </w:rPr>
         <w:t>第五，济南本地+长期稳定——家在济南，能保证稳定长期实习。</w:t>
@@ -3711,6 +4904,10 @@
         <w:spacing w:line="264" w:lineRule="auto" w:after="120"/>
       </w:pPr>
       <w:r>
+        <w:rPr>
+          <w:rFonts w:ascii="微软雅黑" w:hAnsi="微软雅黑"/>
+          <w:sz w:val="21"/>
+        </w:rPr>
         <w:t>Q：你说过"模型测算成本降18.7%"，这个数字怎么来的？</w:t>
       </w:r>
     </w:p>
@@ -3721,12 +4918,15 @@
       </w:pPr>
       <w:r>
         <w:rPr>
+          <w:rFonts w:ascii="微软雅黑" w:hAnsi="微软雅黑"/>
           <w:color w:val="4A90D9"/>
+          <w:sz w:val="21"/>
         </w:rPr>
         <w:t>—</w:t>
       </w:r>
       <w:r>
         <w:rPr>
+          <w:rFonts w:ascii="微软雅黑" w:hAnsi="微软雅黑"/>
           <w:sz w:val="21"/>
         </w:rPr>
         <w:t>基准方案是小区现有的固定自提点布局。优化方案用我的模型计算出总成本（固定成本+运输成本+人工成本+惩罚成本），然后（基准成本-优化成本）/基准成本=18.7%。这是课程项目的模型测算结果，不是真实业务数据，但方法论是可靠的——敏感性分析验证了关键参数的稳定性。</w:t>
@@ -3737,6 +4937,10 @@
         <w:spacing w:line="264" w:lineRule="auto" w:after="120"/>
       </w:pPr>
       <w:r>
+        <w:rPr>
+          <w:rFonts w:ascii="微软雅黑" w:hAnsi="微软雅黑"/>
+          <w:sz w:val="21"/>
+        </w:rPr>
         <w:t>Q：你在ERP实验中遇到的最大困难是什么？</w:t>
       </w:r>
     </w:p>
@@ -3747,12 +4951,15 @@
       </w:pPr>
       <w:r>
         <w:rPr>
+          <w:rFonts w:ascii="微软雅黑" w:hAnsi="微软雅黑"/>
           <w:color w:val="4A90D9"/>
+          <w:sz w:val="21"/>
         </w:rPr>
         <w:t>—</w:t>
       </w:r>
       <w:r>
         <w:rPr>
+          <w:rFonts w:ascii="微软雅黑" w:hAnsi="微软雅黑"/>
           <w:sz w:val="21"/>
         </w:rPr>
         <w:t>是"暂估入库"的处理。货物到了发票没到，月末要暂估入账，下月发票到了再冲销。我第一次操作时，红字冲销失败了，排查后发现是上月暂估单没有记账导致的。这个问题让我深刻理解了"单据必须按顺序审核"和"期末处理必须完整"的重要性，也培养了我遇到问题先查流程逻辑、再查配置、最后查数据的排查习惯。</w:t>
@@ -3763,6 +4970,12 @@
         <w:pStyle w:val="Heading2"/>
       </w:pPr>
       <w:r>
+        <w:rPr>
+          <w:rFonts w:ascii="微软雅黑" w:hAnsi="微软雅黑"/>
+          <w:b/>
+          <w:color w:val="4472C4"/>
+          <w:sz w:val="26"/>
+        </w:rPr>
         <w:t>2.4 职业规划类</w:t>
       </w:r>
     </w:p>
@@ -3771,6 +4984,10 @@
         <w:spacing w:line="264" w:lineRule="auto" w:after="120"/>
       </w:pPr>
       <w:r>
+        <w:rPr>
+          <w:rFonts w:ascii="微软雅黑" w:hAnsi="微软雅黑"/>
+          <w:sz w:val="21"/>
+        </w:rPr>
         <w:t>Q：3-5年后的你希望在哪里？</w:t>
       </w:r>
     </w:p>
@@ -3781,12 +4998,15 @@
       </w:pPr>
       <w:r>
         <w:rPr>
+          <w:rFonts w:ascii="微软雅黑" w:hAnsi="微软雅黑"/>
           <w:color w:val="4A90D9"/>
+          <w:sz w:val="21"/>
         </w:rPr>
         <w:t>—</w:t>
       </w:r>
       <w:r>
         <w:rPr>
+          <w:rFonts w:ascii="微软雅黑" w:hAnsi="微软雅黑"/>
           <w:sz w:val="21"/>
         </w:rPr>
         <w:t>我希望成为供应链计划领域的专业人士，能独立负责Master Planning相关的数据分析和客户交付工作，具备跨模块协同能力。如果机会合适，也愿意往供应链数据分析方向发展。</w:t>
@@ -3797,6 +5017,10 @@
         <w:spacing w:line="264" w:lineRule="auto" w:after="120"/>
       </w:pPr>
       <w:r>
+        <w:rPr>
+          <w:rFonts w:ascii="微软雅黑" w:hAnsi="微软雅黑"/>
+          <w:sz w:val="21"/>
+        </w:rPr>
         <w:t>Q：考研吗？</w:t>
       </w:r>
     </w:p>
@@ -3807,12 +5031,15 @@
       </w:pPr>
       <w:r>
         <w:rPr>
+          <w:rFonts w:ascii="微软雅黑" w:hAnsi="微软雅黑"/>
           <w:color w:val="4A90D9"/>
+          <w:sz w:val="21"/>
         </w:rPr>
         <w:t>—</w:t>
       </w:r>
       <w:r>
         <w:rPr>
+          <w:rFonts w:ascii="微软雅黑" w:hAnsi="微软雅黑"/>
           <w:sz w:val="21"/>
         </w:rPr>
         <w:t>有考虑，但不是首要目标。如果考研，我会利用晚上和周末复习，不影响实习工作。而且实习本身也是专业实践，和考研并不完全冲突。如果实习表现好、学到东西多，我可能更倾向于直接工作。</w:t>
@@ -3823,6 +5050,12 @@
         <w:pStyle w:val="Heading2"/>
       </w:pPr>
       <w:r>
+        <w:rPr>
+          <w:rFonts w:ascii="微软雅黑" w:hAnsi="微软雅黑"/>
+          <w:b/>
+          <w:color w:val="4472C4"/>
+          <w:sz w:val="26"/>
+        </w:rPr>
         <w:t>2.5 情景假设类</w:t>
       </w:r>
     </w:p>
@@ -3831,6 +5064,10 @@
         <w:spacing w:line="264" w:lineRule="auto" w:after="120"/>
       </w:pPr>
       <w:r>
+        <w:rPr>
+          <w:rFonts w:ascii="微软雅黑" w:hAnsi="微软雅黑"/>
+          <w:sz w:val="21"/>
+        </w:rPr>
         <w:t>Q1：如果你发现SAP中某个物料的主数据有误（比如BOM层级不对），你会怎么处理？</w:t>
       </w:r>
     </w:p>
@@ -3841,12 +5078,15 @@
       </w:pPr>
       <w:r>
         <w:rPr>
+          <w:rFonts w:ascii="微软雅黑" w:hAnsi="微软雅黑"/>
           <w:color w:val="4A90D9"/>
+          <w:sz w:val="21"/>
         </w:rPr>
         <w:t>—</w:t>
       </w:r>
       <w:r>
         <w:rPr>
+          <w:rFonts w:ascii="微软雅黑" w:hAnsi="微软雅黑"/>
           <w:sz w:val="21"/>
         </w:rPr>
         <w:t>第一步，先核实——确认是自己的理解有误还是数据真的有问题，对比历史数据和系统逻辑；第二步，记录问题——把错误点、影响范围、建议修正方案整理成文档；第三步，上报/沟通——向Master Planning主管汇报，确认修正方案；第四步，执行修正——在SAP中执行变更，并记录变更日志。关键：不擅自修改，先汇报再行动，用数据和事实沟通。</w:t>
@@ -3857,6 +5097,10 @@
         <w:spacing w:line="264" w:lineRule="auto" w:after="120"/>
       </w:pPr>
       <w:r>
+        <w:rPr>
+          <w:rFonts w:ascii="微软雅黑" w:hAnsi="微软雅黑"/>
+          <w:sz w:val="21"/>
+        </w:rPr>
         <w:t>Q2：如果有客户来催货，说货晚了3天，你收到邮件后怎么处理？</w:t>
       </w:r>
     </w:p>
@@ -3867,12 +5111,15 @@
       </w:pPr>
       <w:r>
         <w:rPr>
+          <w:rFonts w:ascii="微软雅黑" w:hAnsi="微软雅黑"/>
           <w:color w:val="4A90D9"/>
+          <w:sz w:val="21"/>
         </w:rPr>
         <w:t>—</w:t>
       </w:r>
       <w:r>
         <w:rPr>
+          <w:rFonts w:ascii="微软雅黑" w:hAnsi="微软雅黑"/>
           <w:sz w:val="21"/>
         </w:rPr>
         <w:t>第一步，查系统——在SAP中查询该订单的当前状态（是否已发货、在途、预计到货时间）；第二步，分析原因——为什么晚了3天？是生产延迟、物流延误、还是预测不准？第三步，回复客户——用英文邮件回复客户，说明当前状态和预计到货时间，表达歉意；第四步，内部同步——如果是客户催货频繁，向Master Planning主管汇报，看是否能调整排产优先级。关键：快速响应、信息准确、态度诚恳。</w:t>
@@ -3883,6 +5130,10 @@
         <w:spacing w:line="264" w:lineRule="auto" w:after="120"/>
       </w:pPr>
       <w:r>
+        <w:rPr>
+          <w:rFonts w:ascii="微软雅黑" w:hAnsi="微软雅黑"/>
+          <w:sz w:val="21"/>
+        </w:rPr>
         <w:t>Q3：如果Master Planning主管让你分析过去3个月的拖期数据，你会怎么做？</w:t>
       </w:r>
     </w:p>
@@ -3893,12 +5144,15 @@
       </w:pPr>
       <w:r>
         <w:rPr>
+          <w:rFonts w:ascii="微软雅黑" w:hAnsi="微软雅黑"/>
           <w:color w:val="4A90D9"/>
+          <w:sz w:val="21"/>
         </w:rPr>
         <w:t>—</w:t>
       </w:r>
       <w:r>
         <w:rPr>
+          <w:rFonts w:ascii="微软雅黑" w:hAnsi="微软雅黑"/>
           <w:sz w:val="21"/>
         </w:rPr>
         <w:t>我会分四步：第一步，导出数据——从SAP导出过去3个月的订单交付数据；第二步，定义"拖期"——和主管确认拖期的定义（比如超过承诺交期就算）；第三步，分析原因——按产品类别、客户、供应商维度拆解，找出拖期最严重的原因（是生产瓶颈、物料短缺、还是物流问题）；第四步，输出报告——用Excel做帕累托图和趋势图，给出3条改进建议。关键：先确认口径，再动手分析，最后给出 actionable 的建议。</w:t>
@@ -3909,6 +5163,10 @@
         <w:spacing w:line="264" w:lineRule="auto" w:after="120"/>
       </w:pPr>
       <w:r>
+        <w:rPr>
+          <w:rFonts w:ascii="微软雅黑" w:hAnsi="微软雅黑"/>
+          <w:sz w:val="21"/>
+        </w:rPr>
         <w:t>Q4：如果你同时接到三个任务——德国总部英文邮件回复（紧急）、客户催货分析（重要）、主数据核对（deadline今天），你怎么安排？</w:t>
       </w:r>
     </w:p>
@@ -3919,12 +5177,15 @@
       </w:pPr>
       <w:r>
         <w:rPr>
+          <w:rFonts w:ascii="微软雅黑" w:hAnsi="微软雅黑"/>
           <w:color w:val="4A90D9"/>
+          <w:sz w:val="21"/>
         </w:rPr>
         <w:t>—</w:t>
       </w:r>
       <w:r>
         <w:rPr>
+          <w:rFonts w:ascii="微软雅黑" w:hAnsi="微软雅黑"/>
           <w:sz w:val="21"/>
         </w:rPr>
         <w:t>先评估每项的紧急程度和所需时间：</w:t>
@@ -3937,12 +5198,15 @@
       </w:pPr>
       <w:r>
         <w:rPr>
+          <w:rFonts w:ascii="微软雅黑" w:hAnsi="微软雅黑"/>
           <w:color w:val="4A90D9"/>
+          <w:sz w:val="21"/>
         </w:rPr>
         <w:t>—</w:t>
       </w:r>
       <w:r>
         <w:rPr>
+          <w:rFonts w:ascii="微软雅黑" w:hAnsi="微软雅黑"/>
           <w:sz w:val="21"/>
         </w:rPr>
         <w:t>- 德国总部英文邮件回复（紧急）：如果内容我熟悉，先花30分钟回复，避免耽误总部工作节奏；</w:t>
@@ -3955,12 +5219,15 @@
       </w:pPr>
       <w:r>
         <w:rPr>
+          <w:rFonts w:ascii="微软雅黑" w:hAnsi="微软雅黑"/>
           <w:color w:val="4A90D9"/>
+          <w:sz w:val="21"/>
         </w:rPr>
         <w:t>—</w:t>
       </w:r>
       <w:r>
         <w:rPr>
+          <w:rFonts w:ascii="微软雅黑" w:hAnsi="微软雅黑"/>
           <w:sz w:val="21"/>
         </w:rPr>
         <w:t>- 客户催货分析（重要）：需要查系统和分析数据，放在上午精力最好的时段，预计1-2小时；</w:t>
@@ -3973,12 +5240,15 @@
       </w:pPr>
       <w:r>
         <w:rPr>
+          <w:rFonts w:ascii="微软雅黑" w:hAnsi="微软雅黑"/>
           <w:color w:val="4A90D9"/>
+          <w:sz w:val="21"/>
         </w:rPr>
         <w:t>—</w:t>
       </w:r>
       <w:r>
         <w:rPr>
+          <w:rFonts w:ascii="微软雅黑" w:hAnsi="微软雅黑"/>
           <w:sz w:val="21"/>
         </w:rPr>
         <w:t>- 主数据核对（deadline今天）：需要细致和耐心，放在下午，预计1小时。</w:t>
@@ -3991,12 +5261,15 @@
       </w:pPr>
       <w:r>
         <w:rPr>
+          <w:rFonts w:ascii="微软雅黑" w:hAnsi="微软雅黑"/>
           <w:color w:val="4A90D9"/>
+          <w:sz w:val="21"/>
         </w:rPr>
         <w:t>—</w:t>
       </w:r>
       <w:r>
         <w:rPr>
+          <w:rFonts w:ascii="微软雅黑" w:hAnsi="微软雅黑"/>
           <w:sz w:val="21"/>
         </w:rPr>
         <w:t>关键原则：紧急的优先处理（尤其是跨国协作有时间差），重要的深度专注（避免返工），deadline的最早推进（避免最后一刻出事故）。同时，如果时间实在不够，会主动和上级沟通，看能否调整优先级或延后某个任务。</w:t>
@@ -4007,6 +5280,10 @@
         <w:spacing w:line="264" w:lineRule="auto" w:after="120"/>
       </w:pPr>
       <w:r>
+        <w:rPr>
+          <w:rFonts w:ascii="微软雅黑" w:hAnsi="微软雅黑"/>
+          <w:sz w:val="21"/>
+        </w:rPr>
         <w:t>Q5：如果有固定客户提出特殊要求（比如特殊包装或交货时间），你怎么处理？</w:t>
       </w:r>
     </w:p>
@@ -4017,12 +5294,15 @@
       </w:pPr>
       <w:r>
         <w:rPr>
+          <w:rFonts w:ascii="微软雅黑" w:hAnsi="微软雅黑"/>
           <w:color w:val="4A90D9"/>
+          <w:sz w:val="21"/>
         </w:rPr>
         <w:t>—</w:t>
       </w:r>
       <w:r>
         <w:rPr>
+          <w:rFonts w:ascii="微软雅黑" w:hAnsi="微软雅黑"/>
           <w:sz w:val="21"/>
         </w:rPr>
         <w:t>第一步，确认需求——和客户/销售确认特殊要求的具体内容、截止日期、数量；第二步，评估可行性——在SAP中查询当前产能和库存情况，判断能否满足；第三步，内部协调——向Master Planning主管汇报，协调生产排程；第四步，回复确认——确认后回复客户，并记录特殊要求以便后续跟踪。关键：先确认可行性再承诺客户，不擅自答应。</w:t>
@@ -4033,6 +5313,10 @@
         <w:spacing w:line="264" w:lineRule="auto" w:after="120"/>
       </w:pPr>
       <w:r>
+        <w:rPr>
+          <w:rFonts w:ascii="微软雅黑" w:hAnsi="微软雅黑"/>
+          <w:sz w:val="21"/>
+        </w:rPr>
         <w:t>Q6：如果你发现某个月的主数据变更频繁且错误率高，你会怎么做？</w:t>
       </w:r>
     </w:p>
@@ -4043,12 +5327,15 @@
       </w:pPr>
       <w:r>
         <w:rPr>
+          <w:rFonts w:ascii="微软雅黑" w:hAnsi="微软雅黑"/>
           <w:color w:val="4A90D9"/>
+          <w:sz w:val="21"/>
         </w:rPr>
         <w:t>—</w:t>
       </w:r>
       <w:r>
         <w:rPr>
+          <w:rFonts w:ascii="微软雅黑" w:hAnsi="微软雅黑"/>
           <w:sz w:val="21"/>
         </w:rPr>
         <w:t>第一步，统计错误类型——分类统计错误种类（编码错误、描述错误、参数错误等）和发生频率；第二步，找根因——是录入规范不清晰？还是审核流程有漏洞？第三步，提出改进建议——建议制定主数据录入规范，增加审核节点；第四步，推动执行——向主管汇报，建议培训或流程优化。关键：不只是发现问题，还要提出系统性解决方案。</w:t>
@@ -4059,6 +5346,10 @@
         <w:spacing w:line="264" w:lineRule="auto" w:after="120"/>
       </w:pPr>
       <w:r>
+        <w:rPr>
+          <w:rFonts w:ascii="微软雅黑" w:hAnsi="微软雅黑"/>
+          <w:sz w:val="21"/>
+        </w:rPr>
         <w:t>Q7：如果你需要用英文写一封邮件给德国总部，说明某个物料的交期延迟，你会怎么写？</w:t>
       </w:r>
     </w:p>
@@ -4069,12 +5360,15 @@
       </w:pPr>
       <w:r>
         <w:rPr>
+          <w:rFonts w:ascii="微软雅黑" w:hAnsi="微软雅黑"/>
           <w:color w:val="4A90D9"/>
+          <w:sz w:val="21"/>
         </w:rPr>
         <w:t>—</w:t>
       </w:r>
       <w:r>
         <w:rPr>
+          <w:rFonts w:ascii="微软雅黑" w:hAnsi="微软雅黑"/>
           <w:sz w:val="21"/>
         </w:rPr>
         <w:t>（见英文专项5.4英文邮件模板）</w:t>
@@ -4085,6 +5379,12 @@
         <w:pStyle w:val="Heading2"/>
       </w:pPr>
       <w:r>
+        <w:rPr>
+          <w:rFonts w:ascii="微软雅黑" w:hAnsi="微软雅黑"/>
+          <w:b/>
+          <w:color w:val="4472C4"/>
+          <w:sz w:val="26"/>
+        </w:rPr>
         <w:t>2.6 行业认知类</w:t>
       </w:r>
     </w:p>
@@ -4093,6 +5393,10 @@
         <w:spacing w:line="264" w:lineRule="auto" w:after="120"/>
       </w:pPr>
       <w:r>
+        <w:rPr>
+          <w:rFonts w:ascii="微软雅黑" w:hAnsi="微软雅黑"/>
+          <w:sz w:val="21"/>
+        </w:rPr>
         <w:t>Q：你怎么看供应链数字化？</w:t>
       </w:r>
     </w:p>
@@ -4103,12 +5407,15 @@
       </w:pPr>
       <w:r>
         <w:rPr>
+          <w:rFonts w:ascii="微软雅黑" w:hAnsi="微软雅黑"/>
           <w:color w:val="4A90D9"/>
+          <w:sz w:val="21"/>
         </w:rPr>
         <w:t>—</w:t>
       </w:r>
       <w:r>
         <w:rPr>
+          <w:rFonts w:ascii="微软雅黑" w:hAnsi="微软雅黑"/>
           <w:sz w:val="21"/>
         </w:rPr>
         <w:t>数字化是供应链的必然趋势，但不是目的。费斯托作为德国工业4.0实践者，已经在推进供应链数字化。核心是用数据和技术提升效率和韧性——比如用SAP做主数据管理，用Excel/Python做数据分析，用可视化看板做库存监控。但很多企业的数字化失败，是因为先上了系统但数据不准、流程没变。关键是：先理流程再上系统，保证数据质量，小步快跑持续迭代。</w:t>
@@ -4119,6 +5426,10 @@
         <w:spacing w:line="264" w:lineRule="auto" w:after="120"/>
       </w:pPr>
       <w:r>
+        <w:rPr>
+          <w:rFonts w:ascii="微软雅黑" w:hAnsi="微软雅黑"/>
+          <w:sz w:val="21"/>
+        </w:rPr>
         <w:t>Q：AI对供应链的影响？</w:t>
       </w:r>
     </w:p>
@@ -4129,12 +5440,15 @@
       </w:pPr>
       <w:r>
         <w:rPr>
+          <w:rFonts w:ascii="微软雅黑" w:hAnsi="微软雅黑"/>
           <w:color w:val="4A90D9"/>
+          <w:sz w:val="21"/>
         </w:rPr>
         <w:t>—</w:t>
       </w:r>
       <w:r>
         <w:rPr>
+          <w:rFonts w:ascii="微软雅黑" w:hAnsi="微软雅黑"/>
           <w:sz w:val="21"/>
         </w:rPr>
         <w:t>AI目前在需求预测、智能补货、路径优化、质量检测方面有成熟应用，能显著提升准确性。但AI不能替代人的判断和沟通——复杂决策、供应商关系管理、跨部门协调，这些还是需要人的经验和情商。供应链人要拥抱AI作为工具，从重复操作中解放出来，转向更高价值的分析和协同工作。</w:t>
@@ -4145,6 +5459,10 @@
         <w:spacing w:line="264" w:lineRule="auto" w:after="120"/>
       </w:pPr>
       <w:r>
+        <w:rPr>
+          <w:rFonts w:ascii="微软雅黑" w:hAnsi="微软雅黑"/>
+          <w:sz w:val="21"/>
+        </w:rPr>
         <w:t>Q：疫情后供应链趋势有什么变化？</w:t>
       </w:r>
     </w:p>
@@ -4155,12 +5473,15 @@
       </w:pPr>
       <w:r>
         <w:rPr>
+          <w:rFonts w:ascii="微软雅黑" w:hAnsi="微软雅黑"/>
           <w:color w:val="4A90D9"/>
+          <w:sz w:val="21"/>
         </w:rPr>
         <w:t>—</w:t>
       </w:r>
       <w:r>
         <w:rPr>
+          <w:rFonts w:ascii="微软雅黑" w:hAnsi="微软雅黑"/>
           <w:sz w:val="21"/>
         </w:rPr>
         <w:t>从"极致效率"转向"效率+韧性并重"。以前追求JIT零库存，现在关键物料会增加安全库存冗余；从全球化布局转向区域化布局，近岸外包（Nearshoring）减少地缘风险；供应链可视化成为刚需。</w:t>
@@ -4171,6 +5492,10 @@
         <w:spacing w:line="264" w:lineRule="auto" w:after="120"/>
       </w:pPr>
       <w:r>
+        <w:rPr>
+          <w:rFonts w:ascii="微软雅黑" w:hAnsi="微软雅黑"/>
+          <w:sz w:val="21"/>
+        </w:rPr>
         <w:t>Q：你怎么看费斯托在济南的扩产计划？</w:t>
       </w:r>
     </w:p>
@@ -4181,12 +5506,15 @@
       </w:pPr>
       <w:r>
         <w:rPr>
+          <w:rFonts w:ascii="微软雅黑" w:hAnsi="微软雅黑"/>
           <w:color w:val="4A90D9"/>
+          <w:sz w:val="21"/>
         </w:rPr>
         <w:t>—</w:t>
       </w:r>
       <w:r>
         <w:rPr>
+          <w:rFonts w:ascii="微软雅黑" w:hAnsi="微软雅黑"/>
           <w:sz w:val="21"/>
         </w:rPr>
         <w:t>孙村片区二期500亩建设说明费斯托对济南基地的定位是长期深耕，不是临时工厂。扩产意味着供应链体量会持续增长，对Master Planning、主数据管理的需求也会增加，这是好事——意味着更多学习机会和更稳定的业务场景。</w:t>
@@ -4197,6 +5525,12 @@
         <w:pStyle w:val="Heading2"/>
       </w:pPr>
       <w:r>
+        <w:rPr>
+          <w:rFonts w:ascii="微软雅黑" w:hAnsi="微软雅黑"/>
+          <w:b/>
+          <w:color w:val="4472C4"/>
+          <w:sz w:val="26"/>
+        </w:rPr>
         <w:t>2.7 反问面试官类（6个）</w:t>
       </w:r>
     </w:p>
@@ -4205,6 +5539,10 @@
         <w:spacing w:line="264" w:lineRule="auto" w:after="120"/>
       </w:pPr>
       <w:r>
+        <w:rPr>
+          <w:rFonts w:ascii="微软雅黑" w:hAnsi="微软雅黑"/>
+          <w:sz w:val="21"/>
+        </w:rPr>
         <w:t>1. "这个岗位日常工作中，与德国总部SCM的协作主要是什么形式？邮件为主还是也有视频会议？"</w:t>
       </w:r>
     </w:p>
@@ -4213,6 +5551,10 @@
         <w:spacing w:line="264" w:lineRule="auto" w:after="120"/>
       </w:pPr>
       <w:r>
+        <w:rPr>
+          <w:rFonts w:ascii="微软雅黑" w:hAnsi="微软雅黑"/>
+          <w:sz w:val="21"/>
+        </w:rPr>
         <w:t>2. "Master Planning实习生会主要支持哪条产品线？目前团队有几个人？"</w:t>
       </w:r>
     </w:p>
@@ -4221,6 +5563,10 @@
         <w:spacing w:line="264" w:lineRule="auto" w:after="120"/>
       </w:pPr>
       <w:r>
+        <w:rPr>
+          <w:rFonts w:ascii="微软雅黑" w:hAnsi="微软雅黑"/>
+          <w:sz w:val="21"/>
+        </w:rPr>
         <w:t>3. "实习期12个月的要求是否可以协商？如果大四学年只有10个月怎么处理？"</w:t>
       </w:r>
     </w:p>
@@ -4229,6 +5575,10 @@
         <w:spacing w:line="264" w:lineRule="auto" w:after="120"/>
       </w:pPr>
       <w:r>
+        <w:rPr>
+          <w:rFonts w:ascii="微软雅黑" w:hAnsi="微软雅黑"/>
+          <w:sz w:val="21"/>
+        </w:rPr>
         <w:t>4. "费斯托济南的Master Planning团队，近年有没有内部转岗或晋升的先例？"</w:t>
       </w:r>
     </w:p>
@@ -4237,6 +5587,10 @@
         <w:spacing w:line="264" w:lineRule="auto" w:after="120"/>
       </w:pPr>
       <w:r>
+        <w:rPr>
+          <w:rFonts w:ascii="微软雅黑" w:hAnsi="微软雅黑"/>
+          <w:sz w:val="21"/>
+        </w:rPr>
         <w:t>5. "实习期是否有明确的导师带教和阶段评估机制？"</w:t>
       </w:r>
     </w:p>
@@ -4245,15 +5599,12 @@
         <w:spacing w:line="264" w:lineRule="auto" w:after="120"/>
       </w:pPr>
       <w:r>
+        <w:rPr>
+          <w:rFonts w:ascii="微软雅黑" w:hAnsi="微软雅黑"/>
+          <w:sz w:val="21"/>
+        </w:rPr>
         <w:t>6. "5天/周到岗的要求是否弹性？大四上学期有考试周时能否调整？"</w:t>
       </w:r>
-      <w:r>
-        <w:br/>
-      </w:r>
-    </w:p>
-    <w:p>
-      <w:pPr/>
-      <w:br w:type="page"/>
     </w:p>
     <w:p>
       <w:pPr>
@@ -4263,9 +5614,14 @@
     <w:p>
       <w:pPr>
         <w:pStyle w:val="Heading1"/>
-        <w:pageBreakBefore/>
-      </w:pPr>
-      <w:r>
+      </w:pPr>
+      <w:r>
+        <w:rPr>
+          <w:rFonts w:ascii="微软雅黑" w:hAnsi="微软雅黑"/>
+          <w:b/>
+          <w:color w:val="2D5F8A"/>
+          <w:sz w:val="32"/>
+        </w:rPr>
         <w:t>三、简历深度深挖</w:t>
       </w:r>
     </w:p>
@@ -4274,6 +5630,12 @@
         <w:pStyle w:val="Heading2"/>
       </w:pPr>
       <w:r>
+        <w:rPr>
+          <w:rFonts w:ascii="微软雅黑" w:hAnsi="微软雅黑"/>
+          <w:b/>
+          <w:color w:val="4472C4"/>
+          <w:sz w:val="26"/>
+        </w:rPr>
         <w:t>3.1 项目经历：社区团购选址-路径优化</w:t>
       </w:r>
     </w:p>
@@ -4282,6 +5644,10 @@
         <w:spacing w:line="264" w:lineRule="auto" w:after="120"/>
       </w:pPr>
       <w:r>
+        <w:rPr>
+          <w:rFonts w:ascii="微软雅黑" w:hAnsi="微软雅黑"/>
+          <w:sz w:val="21"/>
+        </w:rPr>
         <w:t>简历原文摘录：</w:t>
       </w:r>
     </w:p>
@@ -4292,12 +5658,15 @@
       </w:pPr>
       <w:r>
         <w:rPr>
+          <w:rFonts w:ascii="微软雅黑" w:hAnsi="微软雅黑"/>
           <w:color w:val="4A90D9"/>
+          <w:sz w:val="21"/>
         </w:rPr>
         <w:t>—</w:t>
       </w:r>
       <w:r>
         <w:rPr>
+          <w:rFonts w:ascii="微软雅黑" w:hAnsi="微软雅黑"/>
           <w:sz w:val="21"/>
         </w:rPr>
         <w:t>"独立构建'选址-路径'双层优化模型（改进p-median+VRPTW），考虑年龄分层服务半径约束和电梯等待时间，提出2个核心点+4个动态临时点的弹性自提点网络，模型测算运营成本降低18.7%，老年人覆盖率53.4%→87.3%，配送时长缩短22.3%。"</w:t>
@@ -4308,6 +5677,10 @@
         <w:spacing w:line="264" w:lineRule="auto" w:after="120"/>
       </w:pPr>
       <w:r>
+        <w:rPr>
+          <w:rFonts w:ascii="微软雅黑" w:hAnsi="微软雅黑"/>
+          <w:sz w:val="21"/>
+        </w:rPr>
         <w:t>潜在追问清单：</w:t>
       </w:r>
     </w:p>
@@ -4316,6 +5689,10 @@
         <w:spacing w:line="264" w:lineRule="auto" w:after="120"/>
       </w:pPr>
       <w:r>
+        <w:rPr>
+          <w:rFonts w:ascii="微软雅黑" w:hAnsi="微软雅黑"/>
+          <w:sz w:val="21"/>
+        </w:rPr>
         <w:t>- 追问1：什么是双层优化？为什么不用单层模型？</w:t>
       </w:r>
     </w:p>
@@ -4324,6 +5701,10 @@
         <w:spacing w:line="264" w:lineRule="auto" w:after="120"/>
       </w:pPr>
       <w:r>
+        <w:rPr>
+          <w:rFonts w:ascii="微软雅黑" w:hAnsi="微软雅黑"/>
+          <w:sz w:val="21"/>
+        </w:rPr>
         <w:t>- 追问2：p-median模型是什么？和p-center有什么区别？</w:t>
       </w:r>
     </w:p>
@@ -4332,6 +5713,10 @@
         <w:spacing w:line="264" w:lineRule="auto" w:after="120"/>
       </w:pPr>
       <w:r>
+        <w:rPr>
+          <w:rFonts w:ascii="微软雅黑" w:hAnsi="微软雅黑"/>
+          <w:sz w:val="21"/>
+        </w:rPr>
         <w:t>- 追问3：年龄分层服务半径是怎么确定的？数据来源是什么？</w:t>
       </w:r>
     </w:p>
@@ -4340,6 +5725,10 @@
         <w:spacing w:line="264" w:lineRule="auto" w:after="120"/>
       </w:pPr>
       <w:r>
+        <w:rPr>
+          <w:rFonts w:ascii="微软雅黑" w:hAnsi="微软雅黑"/>
+          <w:sz w:val="21"/>
+        </w:rPr>
         <w:t>- 追问4：电梯等待时间是怎么量化的？系数0.35怎么来的？</w:t>
       </w:r>
     </w:p>
@@ -4348,6 +5737,10 @@
         <w:spacing w:line="264" w:lineRule="auto" w:after="120"/>
       </w:pPr>
       <w:r>
+        <w:rPr>
+          <w:rFonts w:ascii="微软雅黑" w:hAnsi="微软雅黑"/>
+          <w:sz w:val="21"/>
+        </w:rPr>
         <w:t>- 追问5：遗传算法和模拟退火算法，为什么这样搭配？</w:t>
       </w:r>
     </w:p>
@@ -4356,6 +5749,10 @@
         <w:spacing w:line="264" w:lineRule="auto" w:after="120"/>
       </w:pPr>
       <w:r>
+        <w:rPr>
+          <w:rFonts w:ascii="微软雅黑" w:hAnsi="微软雅黑"/>
+          <w:sz w:val="21"/>
+        </w:rPr>
         <w:t>- 追问6：18.7%的成本降低，基准是什么？怎么算的？</w:t>
       </w:r>
     </w:p>
@@ -4364,6 +5761,10 @@
         <w:spacing w:line="264" w:lineRule="auto" w:after="120"/>
       </w:pPr>
       <w:r>
+        <w:rPr>
+          <w:rFonts w:ascii="微软雅黑" w:hAnsi="微软雅黑"/>
+          <w:sz w:val="21"/>
+        </w:rPr>
         <w:t>- 追问7：这个项目和费斯托的Master Planning工作有什么关联？</w:t>
       </w:r>
     </w:p>
@@ -4372,6 +5773,10 @@
         <w:spacing w:line="264" w:lineRule="auto" w:after="120"/>
       </w:pPr>
       <w:r>
+        <w:rPr>
+          <w:rFonts w:ascii="微软雅黑" w:hAnsi="微软雅黑"/>
+          <w:sz w:val="21"/>
+        </w:rPr>
         <w:t>回答预案（核心）：</w:t>
       </w:r>
     </w:p>
@@ -4382,12 +5787,15 @@
       </w:pPr>
       <w:r>
         <w:rPr>
+          <w:rFonts w:ascii="微软雅黑" w:hAnsi="微软雅黑"/>
           <w:color w:val="4A90D9"/>
+          <w:sz w:val="21"/>
         </w:rPr>
         <w:t>—</w:t>
       </w:r>
       <w:r>
         <w:rPr>
+          <w:rFonts w:ascii="微软雅黑" w:hAnsi="微软雅黑"/>
           <w:sz w:val="21"/>
         </w:rPr>
         <w:t>追问7（与费斯托关联）：这个项目的核心能力是"用数据做决策"——在多个约束条件下找到最优解。这和Master Planning中在产能、库存、交期约束下制定最优生产计划是同一套方法论：建立模型→输入参数→输出策略→验证效果。</w:t>
@@ -4398,6 +5806,12 @@
         <w:pStyle w:val="Heading2"/>
       </w:pPr>
       <w:r>
+        <w:rPr>
+          <w:rFonts w:ascii="微软雅黑" w:hAnsi="微软雅黑"/>
+          <w:b/>
+          <w:color w:val="4472C4"/>
+          <w:sz w:val="26"/>
+        </w:rPr>
         <w:t>3.2 项目经历：银行营销客户响应分析</w:t>
       </w:r>
     </w:p>
@@ -4406,6 +5820,10 @@
         <w:spacing w:line="264" w:lineRule="auto" w:after="120"/>
       </w:pPr>
       <w:r>
+        <w:rPr>
+          <w:rFonts w:ascii="微软雅黑" w:hAnsi="微软雅黑"/>
+          <w:sz w:val="21"/>
+        </w:rPr>
         <w:t>简历原文摘录：</w:t>
       </w:r>
     </w:p>
@@ -4416,12 +5834,15 @@
       </w:pPr>
       <w:r>
         <w:rPr>
+          <w:rFonts w:ascii="微软雅黑" w:hAnsi="微软雅黑"/>
           <w:color w:val="4A90D9"/>
+          <w:sz w:val="21"/>
         </w:rPr>
         <w:t>—</w:t>
       </w:r>
       <w:r>
         <w:rPr>
+          <w:rFonts w:ascii="微软雅黑" w:hAnsi="微软雅黑"/>
           <w:sz w:val="21"/>
         </w:rPr>
         <w:t>"用R语言处理45211条银行客户营销数据，通过相关性分析和随机森林模型，识别出通话时长是最强正向因素（相关系数0.39），发现3次接触是转化临界点，65岁以上客户订阅率42.6%。"</w:t>
@@ -4432,6 +5853,10 @@
         <w:spacing w:line="264" w:lineRule="auto" w:after="120"/>
       </w:pPr>
       <w:r>
+        <w:rPr>
+          <w:rFonts w:ascii="微软雅黑" w:hAnsi="微软雅黑"/>
+          <w:sz w:val="21"/>
+        </w:rPr>
         <w:t>潜在追问清单：</w:t>
       </w:r>
     </w:p>
@@ -4440,6 +5865,10 @@
         <w:spacing w:line="264" w:lineRule="auto" w:after="120"/>
       </w:pPr>
       <w:r>
+        <w:rPr>
+          <w:rFonts w:ascii="微软雅黑" w:hAnsi="微软雅黑"/>
+          <w:sz w:val="21"/>
+        </w:rPr>
         <w:t>- 追问1：45211条数据是什么内容？字段有哪些？</w:t>
       </w:r>
     </w:p>
@@ -4448,6 +5877,10 @@
         <w:spacing w:line="264" w:lineRule="auto" w:after="120"/>
       </w:pPr>
       <w:r>
+        <w:rPr>
+          <w:rFonts w:ascii="微软雅黑" w:hAnsi="微软雅黑"/>
+          <w:sz w:val="21"/>
+        </w:rPr>
         <w:t>- 追问2：相关性分析怎么做出来的？0.39意味着什么？</w:t>
       </w:r>
     </w:p>
@@ -4456,6 +5889,10 @@
         <w:spacing w:line="264" w:lineRule="auto" w:after="120"/>
       </w:pPr>
       <w:r>
+        <w:rPr>
+          <w:rFonts w:ascii="微软雅黑" w:hAnsi="微软雅黑"/>
+          <w:sz w:val="21"/>
+        </w:rPr>
         <w:t>- 追问3：随机森林模型是什么？为什么用它？</w:t>
       </w:r>
     </w:p>
@@ -4464,6 +5901,10 @@
         <w:spacing w:line="264" w:lineRule="auto" w:after="120"/>
       </w:pPr>
       <w:r>
+        <w:rPr>
+          <w:rFonts w:ascii="微软雅黑" w:hAnsi="微软雅黑"/>
+          <w:sz w:val="21"/>
+        </w:rPr>
         <w:t>- 追问4：这个分析对费斯托的拖期分析工作有什么启发？</w:t>
       </w:r>
     </w:p>
@@ -4472,6 +5913,10 @@
         <w:spacing w:line="264" w:lineRule="auto" w:after="120"/>
       </w:pPr>
       <w:r>
+        <w:rPr>
+          <w:rFonts w:ascii="微软雅黑" w:hAnsi="微软雅黑"/>
+          <w:sz w:val="21"/>
+        </w:rPr>
         <w:t>回答预案（核心）：</w:t>
       </w:r>
     </w:p>
@@ -4482,12 +5927,15 @@
       </w:pPr>
       <w:r>
         <w:rPr>
+          <w:rFonts w:ascii="微软雅黑" w:hAnsi="微软雅黑"/>
           <w:color w:val="4A90D9"/>
+          <w:sz w:val="21"/>
         </w:rPr>
         <w:t>—</w:t>
       </w:r>
       <w:r>
         <w:rPr>
+          <w:rFonts w:ascii="微软雅黑" w:hAnsi="微软雅黑"/>
           <w:sz w:val="21"/>
         </w:rPr>
         <w:t>追问4（与费斯托关联）：这个项目的核心能力是"从大数据中找规律"——4.5万条数据里找到关键影响因素。Master Planning工作中，比如分析历史交付数据找拖期规律、分析供应商交期数据找风险规律，方法论是一样的。</w:t>
@@ -4498,6 +5946,12 @@
         <w:pStyle w:val="Heading2"/>
       </w:pPr>
       <w:r>
+        <w:rPr>
+          <w:rFonts w:ascii="微软雅黑" w:hAnsi="微软雅黑"/>
+          <w:b/>
+          <w:color w:val="4472C4"/>
+          <w:sz w:val="26"/>
+        </w:rPr>
         <w:t>3.3 项目经历：ERP供应链管理综合实验</w:t>
       </w:r>
     </w:p>
@@ -4506,6 +5960,10 @@
         <w:spacing w:line="264" w:lineRule="auto" w:after="120"/>
       </w:pPr>
       <w:r>
+        <w:rPr>
+          <w:rFonts w:ascii="微软雅黑" w:hAnsi="微软雅黑"/>
+          <w:sz w:val="21"/>
+        </w:rPr>
         <w:t>简历原文摘录：</w:t>
       </w:r>
     </w:p>
@@ -4516,12 +5974,15 @@
       </w:pPr>
       <w:r>
         <w:rPr>
+          <w:rFonts w:ascii="微软雅黑" w:hAnsi="微软雅黑"/>
           <w:color w:val="4A90D9"/>
+          <w:sz w:val="21"/>
         </w:rPr>
         <w:t>—</w:t>
       </w:r>
       <w:r>
         <w:rPr>
+          <w:rFonts w:ascii="微软雅黑" w:hAnsi="微软雅黑"/>
           <w:sz w:val="21"/>
         </w:rPr>
         <w:t>"用友U8+ V15.0，箱包贸易企业，18个实验场景，采购9步流程，6种特殊业务（暂估入库/受托代销/直运销售/分期收款等），理解业财一体化逻辑。"</w:t>
@@ -4532,6 +5993,10 @@
         <w:spacing w:line="264" w:lineRule="auto" w:after="120"/>
       </w:pPr>
       <w:r>
+        <w:rPr>
+          <w:rFonts w:ascii="微软雅黑" w:hAnsi="微软雅黑"/>
+          <w:sz w:val="21"/>
+        </w:rPr>
         <w:t>潜在追问清单：</w:t>
       </w:r>
     </w:p>
@@ -4540,6 +6005,10 @@
         <w:spacing w:line="264" w:lineRule="auto" w:after="120"/>
       </w:pPr>
       <w:r>
+        <w:rPr>
+          <w:rFonts w:ascii="微软雅黑" w:hAnsi="微软雅黑"/>
+          <w:sz w:val="21"/>
+        </w:rPr>
         <w:t>- 追问1：用友U8+和SAP有什么区别？</w:t>
       </w:r>
     </w:p>
@@ -4548,6 +6017,10 @@
         <w:spacing w:line="264" w:lineRule="auto" w:after="120"/>
       </w:pPr>
       <w:r>
+        <w:rPr>
+          <w:rFonts w:ascii="微软雅黑" w:hAnsi="微软雅黑"/>
+          <w:sz w:val="21"/>
+        </w:rPr>
         <w:t>- 追问2：P2P流程具体是什么？</w:t>
       </w:r>
     </w:p>
@@ -4556,6 +6029,10 @@
         <w:spacing w:line="264" w:lineRule="auto" w:after="120"/>
       </w:pPr>
       <w:r>
+        <w:rPr>
+          <w:rFonts w:ascii="微软雅黑" w:hAnsi="微软雅黑"/>
+          <w:sz w:val="21"/>
+        </w:rPr>
         <w:t>- 追问3：主数据管理在ERP中有多重要？</w:t>
       </w:r>
     </w:p>
@@ -4564,6 +6041,10 @@
         <w:spacing w:line="264" w:lineRule="auto" w:after="120"/>
       </w:pPr>
       <w:r>
+        <w:rPr>
+          <w:rFonts w:ascii="微软雅黑" w:hAnsi="微软雅黑"/>
+          <w:sz w:val="21"/>
+        </w:rPr>
         <w:t>- 追问4：如果费斯托用SAP，你觉得你能快速上手吗？</w:t>
       </w:r>
     </w:p>
@@ -4572,6 +6053,10 @@
         <w:spacing w:line="264" w:lineRule="auto" w:after="120"/>
       </w:pPr>
       <w:r>
+        <w:rPr>
+          <w:rFonts w:ascii="微软雅黑" w:hAnsi="微软雅黑"/>
+          <w:sz w:val="21"/>
+        </w:rPr>
         <w:t>回答预案（核心）：</w:t>
       </w:r>
     </w:p>
@@ -4582,12 +6067,15 @@
       </w:pPr>
       <w:r>
         <w:rPr>
+          <w:rFonts w:ascii="微软雅黑" w:hAnsi="微软雅黑"/>
           <w:color w:val="4A90D9"/>
+          <w:sz w:val="21"/>
         </w:rPr>
         <w:t>—</w:t>
       </w:r>
       <w:r>
         <w:rPr>
+          <w:rFonts w:ascii="微软雅黑" w:hAnsi="微软雅黑"/>
           <w:sz w:val="21"/>
         </w:rPr>
         <w:t>追问4（SAP上手）：ERP的核心逻辑是相通的——主数据是基础、单据是载体、业财一体化是目标。我有U8+的完整实操经验，理解主数据准确性的重要性，学SAP会很快。费斯托的Master Planning岗位需要的主数据维护，和我在ERP实验中理解的物料主数据、库存参数管理是同一套逻辑。</w:t>
@@ -4598,6 +6086,12 @@
         <w:pStyle w:val="Heading2"/>
       </w:pPr>
       <w:r>
+        <w:rPr>
+          <w:rFonts w:ascii="微软雅黑" w:hAnsi="微软雅黑"/>
+          <w:b/>
+          <w:color w:val="4472C4"/>
+          <w:sz w:val="26"/>
+        </w:rPr>
         <w:t>3.4 实践经历：教育机构项目助理</w:t>
       </w:r>
     </w:p>
@@ -4606,6 +6100,10 @@
         <w:spacing w:line="264" w:lineRule="auto" w:after="120"/>
       </w:pPr>
       <w:r>
+        <w:rPr>
+          <w:rFonts w:ascii="微软雅黑" w:hAnsi="微软雅黑"/>
+          <w:sz w:val="21"/>
+        </w:rPr>
         <w:t>简历原文摘录：</w:t>
       </w:r>
     </w:p>
@@ -4616,12 +6114,15 @@
       </w:pPr>
       <w:r>
         <w:rPr>
+          <w:rFonts w:ascii="微软雅黑" w:hAnsi="微软雅黑"/>
           <w:color w:val="4A90D9"/>
+          <w:sz w:val="21"/>
         </w:rPr>
         <w:t>—</w:t>
       </w:r>
       <w:r>
         <w:rPr>
+          <w:rFonts w:ascii="微软雅黑" w:hAnsi="微软雅黑"/>
           <w:sz w:val="21"/>
         </w:rPr>
         <w:t>"3个月项目助理，200多份材料全流程管理，三级校验零差错。"</w:t>
@@ -4632,6 +6133,10 @@
         <w:spacing w:line="264" w:lineRule="auto" w:after="120"/>
       </w:pPr>
       <w:r>
+        <w:rPr>
+          <w:rFonts w:ascii="微软雅黑" w:hAnsi="微软雅黑"/>
+          <w:sz w:val="21"/>
+        </w:rPr>
         <w:t>潜在追问清单：</w:t>
       </w:r>
     </w:p>
@@ -4640,6 +6145,10 @@
         <w:spacing w:line="264" w:lineRule="auto" w:after="120"/>
       </w:pPr>
       <w:r>
+        <w:rPr>
+          <w:rFonts w:ascii="微软雅黑" w:hAnsi="微软雅黑"/>
+          <w:sz w:val="21"/>
+        </w:rPr>
         <w:t>- 追问1：三级校验具体是什么？</w:t>
       </w:r>
     </w:p>
@@ -4648,6 +6157,10 @@
         <w:spacing w:line="264" w:lineRule="auto" w:after="120"/>
       </w:pPr>
       <w:r>
+        <w:rPr>
+          <w:rFonts w:ascii="微软雅黑" w:hAnsi="微软雅黑"/>
+          <w:sz w:val="21"/>
+        </w:rPr>
         <w:t>- 追问2：这段经历和主数据管理有什么关系？</w:t>
       </w:r>
     </w:p>
@@ -4656,6 +6169,10 @@
         <w:spacing w:line="264" w:lineRule="auto" w:after="120"/>
       </w:pPr>
       <w:r>
+        <w:rPr>
+          <w:rFonts w:ascii="微软雅黑" w:hAnsi="微软雅黑"/>
+          <w:sz w:val="21"/>
+        </w:rPr>
         <w:t>回答预案（核心）：</w:t>
       </w:r>
     </w:p>
@@ -4666,23 +6183,19 @@
       </w:pPr>
       <w:r>
         <w:rPr>
+          <w:rFonts w:ascii="微软雅黑" w:hAnsi="微软雅黑"/>
           <w:color w:val="4A90D9"/>
+          <w:sz w:val="21"/>
         </w:rPr>
         <w:t>—</w:t>
       </w:r>
       <w:r>
         <w:rPr>
+          <w:rFonts w:ascii="微软雅黑" w:hAnsi="微软雅黑"/>
           <w:sz w:val="21"/>
         </w:rPr>
         <w:t>追问2（与Master Planning关联）：这段经历培养了我对"数据准确性"和"流程标准化"的重视，这正是主数据管理需要的——一个编码错误可能导致整个供应链运算出错。Master Planning的日常工作就是对主数据的准确性负责。</w:t>
       </w:r>
-      <w:r>
-        <w:br/>
-      </w:r>
-    </w:p>
-    <w:p>
-      <w:pPr/>
-      <w:br w:type="page"/>
     </w:p>
     <w:p>
       <w:pPr>
@@ -4692,9 +6205,14 @@
     <w:p>
       <w:pPr>
         <w:pStyle w:val="Heading1"/>
-        <w:pageBreakBefore/>
-      </w:pPr>
-      <w:r>
+      </w:pPr>
+      <w:r>
+        <w:rPr>
+          <w:rFonts w:ascii="微软雅黑" w:hAnsi="微软雅黑"/>
+          <w:b/>
+          <w:color w:val="2D5F8A"/>
+          <w:sz w:val="32"/>
+        </w:rPr>
         <w:t>四、专业知识领域学习资料卡</w:t>
       </w:r>
     </w:p>
@@ -4703,6 +6221,12 @@
         <w:pStyle w:val="Heading2"/>
       </w:pPr>
       <w:r>
+        <w:rPr>
+          <w:rFonts w:ascii="微软雅黑" w:hAnsi="微软雅黑"/>
+          <w:b/>
+          <w:color w:val="4472C4"/>
+          <w:sz w:val="26"/>
+        </w:rPr>
         <w:t>4.1 主数据管理</w:t>
       </w:r>
     </w:p>
@@ -4711,6 +6235,10 @@
         <w:spacing w:line="264" w:lineRule="auto" w:after="120"/>
       </w:pPr>
       <w:r>
+        <w:rPr>
+          <w:rFonts w:ascii="微软雅黑" w:hAnsi="微软雅黑"/>
+          <w:sz w:val="21"/>
+        </w:rPr>
         <w:t>定义：主数据是企业核心业务实体的统一、准确、共享的数据，包括物料主数据（编码、描述、单位、采购/销售/会计视图）、BOM、供应商、客户等。</w:t>
       </w:r>
     </w:p>
@@ -4719,6 +6247,10 @@
         <w:spacing w:line="264" w:lineRule="auto" w:after="120"/>
       </w:pPr>
       <w:r>
+        <w:rPr>
+          <w:rFonts w:ascii="微软雅黑" w:hAnsi="微软雅黑"/>
+          <w:sz w:val="21"/>
+        </w:rPr>
         <w:t>面试可能被问：</w:t>
       </w:r>
     </w:p>
@@ -4727,6 +6259,10 @@
         <w:spacing w:line="264" w:lineRule="auto" w:after="120"/>
       </w:pPr>
       <w:r>
+        <w:rPr>
+          <w:rFonts w:ascii="微软雅黑" w:hAnsi="微软雅黑"/>
+          <w:sz w:val="21"/>
+        </w:rPr>
         <w:t>- "主数据不准确会有什么后果？"</w:t>
       </w:r>
     </w:p>
@@ -4735,6 +6271,10 @@
         <w:spacing w:line="264" w:lineRule="auto" w:after="120"/>
       </w:pPr>
       <w:r>
+        <w:rPr>
+          <w:rFonts w:ascii="微软雅黑" w:hAnsi="微软雅黑"/>
+          <w:sz w:val="21"/>
+        </w:rPr>
         <w:t>- "你在ERP实验中怎么保证数据准确？"</w:t>
       </w:r>
     </w:p>
@@ -4743,6 +6283,10 @@
         <w:spacing w:line="264" w:lineRule="auto" w:after="120"/>
       </w:pPr>
       <w:r>
+        <w:rPr>
+          <w:rFonts w:ascii="微软雅黑" w:hAnsi="微软雅黑"/>
+          <w:sz w:val="21"/>
+        </w:rPr>
         <w:t>回答要点：</w:t>
       </w:r>
     </w:p>
@@ -4751,6 +6295,10 @@
         <w:spacing w:line="264" w:lineRule="auto" w:after="120"/>
       </w:pPr>
       <w:r>
+        <w:rPr>
+          <w:rFonts w:ascii="微软雅黑" w:hAnsi="微软雅黑"/>
+          <w:sz w:val="21"/>
+        </w:rPr>
         <w:t>主数据错误会导致：MRP运算结果错误→采购错误→库存积压或缺货→生产停滞→客户投诉。我在ERP实验中深刻理解了"垃圾进垃圾出"——主数据不准，所有上游下游都会出错。保证准确的方法：审核机制、参照机制、定期盘点核对。</w:t>
       </w:r>
     </w:p>
@@ -4759,6 +6307,12 @@
         <w:pStyle w:val="Heading2"/>
       </w:pPr>
       <w:r>
+        <w:rPr>
+          <w:rFonts w:ascii="微软雅黑" w:hAnsi="微软雅黑"/>
+          <w:b/>
+          <w:color w:val="4472C4"/>
+          <w:sz w:val="26"/>
+        </w:rPr>
         <w:t>4.2 Master Planning（主计划）</w:t>
       </w:r>
     </w:p>
@@ -4767,6 +6321,10 @@
         <w:spacing w:line="264" w:lineRule="auto" w:after="120"/>
       </w:pPr>
       <w:r>
+        <w:rPr>
+          <w:rFonts w:ascii="微软雅黑" w:hAnsi="微软雅黑"/>
+          <w:sz w:val="21"/>
+        </w:rPr>
         <w:t>定义：Master Planning（MPS，主生产计划）是供应链计划的核心，确定"生产什么、生产多少、什么时候生产"，协调销售需求、库存状态和产能约束。</w:t>
       </w:r>
     </w:p>
@@ -4775,6 +6333,10 @@
         <w:spacing w:line="264" w:lineRule="auto" w:after="120"/>
       </w:pPr>
       <w:r>
+        <w:rPr>
+          <w:rFonts w:ascii="微软雅黑" w:hAnsi="微软雅黑"/>
+          <w:sz w:val="21"/>
+        </w:rPr>
         <w:t>面试可能被问：</w:t>
       </w:r>
     </w:p>
@@ -4783,6 +6345,10 @@
         <w:spacing w:line="264" w:lineRule="auto" w:after="120"/>
       </w:pPr>
       <w:r>
+        <w:rPr>
+          <w:rFonts w:ascii="微软雅黑" w:hAnsi="微软雅黑"/>
+          <w:sz w:val="21"/>
+        </w:rPr>
         <w:t>- "你理解Master Planning是做什么的？"</w:t>
       </w:r>
     </w:p>
@@ -4791,6 +6357,10 @@
         <w:spacing w:line="264" w:lineRule="auto" w:after="120"/>
       </w:pPr>
       <w:r>
+        <w:rPr>
+          <w:rFonts w:ascii="微软雅黑" w:hAnsi="微软雅黑"/>
+          <w:sz w:val="21"/>
+        </w:rPr>
         <w:t>- "MPS和MRP有什么区别？"</w:t>
       </w:r>
     </w:p>
@@ -4799,6 +6369,10 @@
         <w:spacing w:line="264" w:lineRule="auto" w:after="120"/>
       </w:pPr>
       <w:r>
+        <w:rPr>
+          <w:rFonts w:ascii="微软雅黑" w:hAnsi="微软雅黑"/>
+          <w:sz w:val="21"/>
+        </w:rPr>
         <w:t>回答要点：</w:t>
       </w:r>
     </w:p>
@@ -4807,6 +6381,10 @@
         <w:spacing w:line="264" w:lineRule="auto" w:after="120"/>
       </w:pPr>
       <w:r>
+        <w:rPr>
+          <w:rFonts w:ascii="微软雅黑" w:hAnsi="微软雅黑"/>
+          <w:sz w:val="21"/>
+        </w:rPr>
         <w:t>MPS是"生产什么"的顶层计划，MRP是"需要哪些物料"的展开计算。MPS输入销售预测和订单，输出生产计划；MRP输入MPS和BOM，输出采购建议。我在供应链建模课程中学过这个逻辑。</w:t>
       </w:r>
     </w:p>
@@ -4815,6 +6393,12 @@
         <w:pStyle w:val="Heading2"/>
       </w:pPr>
       <w:r>
+        <w:rPr>
+          <w:rFonts w:ascii="微软雅黑" w:hAnsi="微软雅黑"/>
+          <w:b/>
+          <w:color w:val="4472C4"/>
+          <w:sz w:val="26"/>
+        </w:rPr>
         <w:t>4.3 拖期分析</w:t>
       </w:r>
     </w:p>
@@ -4823,6 +6407,10 @@
         <w:spacing w:line="264" w:lineRule="auto" w:after="120"/>
       </w:pPr>
       <w:r>
+        <w:rPr>
+          <w:rFonts w:ascii="微软雅黑" w:hAnsi="微软雅黑"/>
+          <w:sz w:val="21"/>
+        </w:rPr>
         <w:t>定义：拖期（Late Delivery）分析是追踪订单实际交付时间与承诺交付时间的差异，找出拖期原因（生产瓶颈、物料短缺、物流延误等），制定改进措施。</w:t>
       </w:r>
     </w:p>
@@ -4831,6 +6419,10 @@
         <w:spacing w:line="264" w:lineRule="auto" w:after="120"/>
       </w:pPr>
       <w:r>
+        <w:rPr>
+          <w:rFonts w:ascii="微软雅黑" w:hAnsi="微软雅黑"/>
+          <w:sz w:val="21"/>
+        </w:rPr>
         <w:t>面试可能被问：</w:t>
       </w:r>
     </w:p>
@@ -4839,6 +6431,10 @@
         <w:spacing w:line="264" w:lineRule="auto" w:after="120"/>
       </w:pPr>
       <w:r>
+        <w:rPr>
+          <w:rFonts w:ascii="微软雅黑" w:hAnsi="微软雅黑"/>
+          <w:sz w:val="21"/>
+        </w:rPr>
         <w:t>- "如果让你分析拖期数据，你会怎么做？"</w:t>
       </w:r>
     </w:p>
@@ -4847,6 +6443,10 @@
         <w:spacing w:line="264" w:lineRule="auto" w:after="120"/>
       </w:pPr>
       <w:r>
+        <w:rPr>
+          <w:rFonts w:ascii="微软雅黑" w:hAnsi="微软雅黑"/>
+          <w:sz w:val="21"/>
+        </w:rPr>
         <w:t>- "拖期率怎么算？"</w:t>
       </w:r>
     </w:p>
@@ -4855,6 +6455,10 @@
         <w:spacing w:line="264" w:lineRule="auto" w:after="120"/>
       </w:pPr>
       <w:r>
+        <w:rPr>
+          <w:rFonts w:ascii="微软雅黑" w:hAnsi="微软雅黑"/>
+          <w:sz w:val="21"/>
+        </w:rPr>
         <w:t>回答要点：</w:t>
       </w:r>
     </w:p>
@@ -4863,6 +6467,10 @@
         <w:spacing w:line="264" w:lineRule="auto" w:after="120"/>
       </w:pPr>
       <w:r>
+        <w:rPr>
+          <w:rFonts w:ascii="微软雅黑" w:hAnsi="微软雅黑"/>
+          <w:sz w:val="21"/>
+        </w:rPr>
         <w:t>拖期率 = 拖期订单数 / 总订单数 × 100%。分析方法：先按产品/客户/供应商维度分类，再用帕累托图找主要拖期原因（80/20法则），最后提出针对性改进措施。我在银行营销项目中用过类似的分析框架。</w:t>
       </w:r>
     </w:p>
@@ -4871,6 +6479,12 @@
         <w:pStyle w:val="Heading2"/>
       </w:pPr>
       <w:r>
+        <w:rPr>
+          <w:rFonts w:ascii="微软雅黑" w:hAnsi="微软雅黑"/>
+          <w:b/>
+          <w:color w:val="4472C4"/>
+          <w:sz w:val="26"/>
+        </w:rPr>
         <w:t>4.4 客户催货处理</w:t>
       </w:r>
     </w:p>
@@ -4879,6 +6493,10 @@
         <w:spacing w:line="264" w:lineRule="auto" w:after="120"/>
       </w:pPr>
       <w:r>
+        <w:rPr>
+          <w:rFonts w:ascii="微软雅黑" w:hAnsi="微软雅黑"/>
+          <w:sz w:val="21"/>
+        </w:rPr>
         <w:t>定义：客户催货是供应链日常高频场景，需要在SAP中快速查询订单状态，分析延迟原因，给出准确的回复。</w:t>
       </w:r>
     </w:p>
@@ -4887,6 +6505,10 @@
         <w:spacing w:line="264" w:lineRule="auto" w:after="120"/>
       </w:pPr>
       <w:r>
+        <w:rPr>
+          <w:rFonts w:ascii="微软雅黑" w:hAnsi="微软雅黑"/>
+          <w:sz w:val="21"/>
+        </w:rPr>
         <w:t>面试可能被问：</w:t>
       </w:r>
     </w:p>
@@ -4895,6 +6517,10 @@
         <w:spacing w:line="264" w:lineRule="auto" w:after="120"/>
       </w:pPr>
       <w:r>
+        <w:rPr>
+          <w:rFonts w:ascii="微软雅黑" w:hAnsi="微软雅黑"/>
+          <w:sz w:val="21"/>
+        </w:rPr>
         <w:t>- "客户来催货，你怎么处理？"</w:t>
       </w:r>
     </w:p>
@@ -4903,6 +6529,10 @@
         <w:spacing w:line="264" w:lineRule="auto" w:after="120"/>
       </w:pPr>
       <w:r>
+        <w:rPr>
+          <w:rFonts w:ascii="微软雅黑" w:hAnsi="微软雅黑"/>
+          <w:sz w:val="21"/>
+        </w:rPr>
         <w:t>- "怎么判断一个订单能不能按时交付？"</w:t>
       </w:r>
     </w:p>
@@ -4911,6 +6541,10 @@
         <w:spacing w:line="264" w:lineRule="auto" w:after="120"/>
       </w:pPr>
       <w:r>
+        <w:rPr>
+          <w:rFonts w:ascii="微软雅黑" w:hAnsi="微软雅黑"/>
+          <w:sz w:val="21"/>
+        </w:rPr>
         <w:t>回答要点：</w:t>
       </w:r>
     </w:p>
@@ -4919,6 +6553,10 @@
         <w:spacing w:line="264" w:lineRule="auto" w:after="120"/>
       </w:pPr>
       <w:r>
+        <w:rPr>
+          <w:rFonts w:ascii="微软雅黑" w:hAnsi="微软雅黑"/>
+          <w:sz w:val="21"/>
+        </w:rPr>
         <w:t>处理流程：①查SAP订单状态（是否已发货/在途/生产中）；②分析延迟原因（物料短缺/产能不足/物流问题）；③给出准确回复（预计到货时间）；④内部同步（如有必要调整排产）。关键是快速响应、信息准确、态度诚恳。</w:t>
       </w:r>
     </w:p>
@@ -4927,6 +6565,12 @@
         <w:pStyle w:val="Heading2"/>
       </w:pPr>
       <w:r>
+        <w:rPr>
+          <w:rFonts w:ascii="微软雅黑" w:hAnsi="微软雅黑"/>
+          <w:b/>
+          <w:color w:val="4472C4"/>
+          <w:sz w:val="26"/>
+        </w:rPr>
         <w:t>4.5 EOQ（经济订货批量）</w:t>
       </w:r>
     </w:p>
@@ -4935,6 +6579,10 @@
         <w:spacing w:line="264" w:lineRule="auto" w:after="120"/>
       </w:pPr>
       <w:r>
+        <w:rPr>
+          <w:rFonts w:ascii="微软雅黑" w:hAnsi="微软雅黑"/>
+          <w:sz w:val="21"/>
+        </w:rPr>
         <w:t>定义：EOQ是在订货成本和持有成本之间找到平衡，使总成本最小的单次订货量。公式：EOQ = 根号(2DS/H)</w:t>
       </w:r>
     </w:p>
@@ -4943,6 +6591,10 @@
         <w:spacing w:line="264" w:lineRule="auto" w:after="120"/>
       </w:pPr>
       <w:r>
+        <w:rPr>
+          <w:rFonts w:ascii="微软雅黑" w:hAnsi="微软雅黑"/>
+          <w:sz w:val="21"/>
+        </w:rPr>
         <w:t>面试可能被问：</w:t>
       </w:r>
     </w:p>
@@ -4951,6 +6603,10 @@
         <w:spacing w:line="264" w:lineRule="auto" w:after="120"/>
       </w:pPr>
       <w:r>
+        <w:rPr>
+          <w:rFonts w:ascii="微软雅黑" w:hAnsi="微软雅黑"/>
+          <w:sz w:val="21"/>
+        </w:rPr>
         <w:t>- "EOQ公式是什么？"</w:t>
       </w:r>
     </w:p>
@@ -4959,6 +6615,10 @@
         <w:spacing w:line="264" w:lineRule="auto" w:after="120"/>
       </w:pPr>
       <w:r>
+        <w:rPr>
+          <w:rFonts w:ascii="微软雅黑" w:hAnsi="微软雅黑"/>
+          <w:sz w:val="21"/>
+        </w:rPr>
         <w:t>- "EOQ在Master Planning中怎么用？"</w:t>
       </w:r>
     </w:p>
@@ -4967,6 +6627,10 @@
         <w:spacing w:line="264" w:lineRule="auto" w:after="120"/>
       </w:pPr>
       <w:r>
+        <w:rPr>
+          <w:rFonts w:ascii="微软雅黑" w:hAnsi="微软雅黑"/>
+          <w:sz w:val="21"/>
+        </w:rPr>
         <w:t>回答要点：</w:t>
       </w:r>
     </w:p>
@@ -4975,6 +6639,10 @@
         <w:spacing w:line="264" w:lineRule="auto" w:after="120"/>
       </w:pPr>
       <w:r>
+        <w:rPr>
+          <w:rFonts w:ascii="微软雅黑" w:hAnsi="微软雅黑"/>
+          <w:sz w:val="21"/>
+        </w:rPr>
         <w:t>EOQ帮助确定"一次订多少"。在Master Planning中，结合安全库存和再订货点（ROP = 日均需求×提前期 + 安全库存）一起使用，确保库存合理、不断货也不积压。</w:t>
       </w:r>
     </w:p>
@@ -4983,6 +6651,12 @@
         <w:pStyle w:val="Heading2"/>
       </w:pPr>
       <w:r>
+        <w:rPr>
+          <w:rFonts w:ascii="微软雅黑" w:hAnsi="微软雅黑"/>
+          <w:b/>
+          <w:color w:val="4472C4"/>
+          <w:sz w:val="26"/>
+        </w:rPr>
         <w:t>4.6 安全库存</w:t>
       </w:r>
     </w:p>
@@ -4991,6 +6665,10 @@
         <w:spacing w:line="264" w:lineRule="auto" w:after="120"/>
       </w:pPr>
       <w:r>
+        <w:rPr>
+          <w:rFonts w:ascii="微软雅黑" w:hAnsi="微软雅黑"/>
+          <w:sz w:val="21"/>
+        </w:rPr>
         <w:t>定义：安全库存是为应对需求波动和供应不确定性而设置的额外库存。</w:t>
       </w:r>
     </w:p>
@@ -4999,6 +6677,10 @@
         <w:spacing w:line="264" w:lineRule="auto" w:after="120"/>
       </w:pPr>
       <w:r>
+        <w:rPr>
+          <w:rFonts w:ascii="微软雅黑" w:hAnsi="微软雅黑"/>
+          <w:sz w:val="21"/>
+        </w:rPr>
         <w:t>面试可能被问：</w:t>
       </w:r>
     </w:p>
@@ -5007,6 +6689,10 @@
         <w:spacing w:line="264" w:lineRule="auto" w:after="120"/>
       </w:pPr>
       <w:r>
+        <w:rPr>
+          <w:rFonts w:ascii="微软雅黑" w:hAnsi="微软雅黑"/>
+          <w:sz w:val="21"/>
+        </w:rPr>
         <w:t>- "怎么确定安全库存水平？"</w:t>
       </w:r>
     </w:p>
@@ -5015,6 +6701,10 @@
         <w:spacing w:line="264" w:lineRule="auto" w:after="120"/>
       </w:pPr>
       <w:r>
+        <w:rPr>
+          <w:rFonts w:ascii="微软雅黑" w:hAnsi="微软雅黑"/>
+          <w:sz w:val="21"/>
+        </w:rPr>
         <w:t>- "库存太高和太低各有什么风险？"</w:t>
       </w:r>
     </w:p>
@@ -5023,6 +6713,10 @@
         <w:spacing w:line="264" w:lineRule="auto" w:after="120"/>
       </w:pPr>
       <w:r>
+        <w:rPr>
+          <w:rFonts w:ascii="微软雅黑" w:hAnsi="微软雅黑"/>
+          <w:sz w:val="21"/>
+        </w:rPr>
         <w:t>回答要点：</w:t>
       </w:r>
     </w:p>
@@ -5031,6 +6725,10 @@
         <w:spacing w:line="264" w:lineRule="auto" w:after="120"/>
       </w:pPr>
       <w:r>
+        <w:rPr>
+          <w:rFonts w:ascii="微软雅黑" w:hAnsi="微软雅黑"/>
+          <w:sz w:val="21"/>
+        </w:rPr>
         <w:t>安全库存 = 需求标准差 × 提前期标准差 × Z值（服务水平系数）。库存太高：占用资金、过期风险；库存太低：缺货损失、客户流失。关键是找到平衡点。</w:t>
       </w:r>
     </w:p>
@@ -5039,6 +6737,12 @@
         <w:pStyle w:val="Heading2"/>
       </w:pPr>
       <w:r>
+        <w:rPr>
+          <w:rFonts w:ascii="微软雅黑" w:hAnsi="微软雅黑"/>
+          <w:b/>
+          <w:color w:val="4472C4"/>
+          <w:sz w:val="26"/>
+        </w:rPr>
         <w:t>4.7 SCOR模型</w:t>
       </w:r>
     </w:p>
@@ -5047,6 +6751,10 @@
         <w:spacing w:line="264" w:lineRule="auto" w:after="120"/>
       </w:pPr>
       <w:r>
+        <w:rPr>
+          <w:rFonts w:ascii="微软雅黑" w:hAnsi="微软雅黑"/>
+          <w:sz w:val="21"/>
+        </w:rPr>
         <w:t>定义：SCOR是供应链协会开发的行业标准模型，包含Plan（计划）、Source（采购）、Make（生产）、Deliver（交付）、Return（退货）五大流程。</w:t>
       </w:r>
     </w:p>
@@ -5055,6 +6763,10 @@
         <w:spacing w:line="264" w:lineRule="auto" w:after="120"/>
       </w:pPr>
       <w:r>
+        <w:rPr>
+          <w:rFonts w:ascii="微软雅黑" w:hAnsi="微软雅黑"/>
+          <w:sz w:val="21"/>
+        </w:rPr>
         <w:t>面试可能被问：</w:t>
       </w:r>
     </w:p>
@@ -5063,6 +6775,10 @@
         <w:spacing w:line="264" w:lineRule="auto" w:after="120"/>
       </w:pPr>
       <w:r>
+        <w:rPr>
+          <w:rFonts w:ascii="微软雅黑" w:hAnsi="微软雅黑"/>
+          <w:sz w:val="21"/>
+        </w:rPr>
         <w:t>- "SCOR模型是什么？"</w:t>
       </w:r>
     </w:p>
@@ -5071,6 +6787,10 @@
         <w:spacing w:line="264" w:lineRule="auto" w:after="120"/>
       </w:pPr>
       <w:r>
+        <w:rPr>
+          <w:rFonts w:ascii="微软雅黑" w:hAnsi="微软雅黑"/>
+          <w:sz w:val="21"/>
+        </w:rPr>
         <w:t>回答要点：</w:t>
       </w:r>
     </w:p>
@@ -5079,6 +6799,10 @@
         <w:spacing w:line="264" w:lineRule="auto" w:after="120"/>
       </w:pPr>
       <w:r>
+        <w:rPr>
+          <w:rFonts w:ascii="微软雅黑" w:hAnsi="微软雅黑"/>
+          <w:sz w:val="21"/>
+        </w:rPr>
         <w:t>SCOR是供应链的"通用语言"。费斯托济南基地主要承担Source+Make+Deliver，Plan和Return由总部统筹。了解SCOR有助于理解自己在整个供应链中的位置。</w:t>
       </w:r>
     </w:p>
@@ -5087,6 +6811,12 @@
         <w:pStyle w:val="Heading2"/>
       </w:pPr>
       <w:r>
+        <w:rPr>
+          <w:rFonts w:ascii="微软雅黑" w:hAnsi="微软雅黑"/>
+          <w:b/>
+          <w:color w:val="4472C4"/>
+          <w:sz w:val="26"/>
+        </w:rPr>
         <w:t>4.8 ABC分类法</w:t>
       </w:r>
     </w:p>
@@ -5095,6 +6825,10 @@
         <w:spacing w:line="264" w:lineRule="auto" w:after="120"/>
       </w:pPr>
       <w:r>
+        <w:rPr>
+          <w:rFonts w:ascii="微软雅黑" w:hAnsi="微软雅黑"/>
+          <w:sz w:val="21"/>
+        </w:rPr>
         <w:t>定义：按"年消耗金额"将物料分为A/B/C三类，差异化库存管理。</w:t>
       </w:r>
     </w:p>
@@ -5103,6 +6837,10 @@
         <w:spacing w:line="264" w:lineRule="auto" w:after="120"/>
       </w:pPr>
       <w:r>
+        <w:rPr>
+          <w:rFonts w:ascii="微软雅黑" w:hAnsi="微软雅黑"/>
+          <w:sz w:val="21"/>
+        </w:rPr>
         <w:t>面试可能被问：</w:t>
       </w:r>
     </w:p>
@@ -5111,6 +6849,10 @@
         <w:spacing w:line="264" w:lineRule="auto" w:after="120"/>
       </w:pPr>
       <w:r>
+        <w:rPr>
+          <w:rFonts w:ascii="微软雅黑" w:hAnsi="微软雅黑"/>
+          <w:sz w:val="21"/>
+        </w:rPr>
         <w:t>- "A类和C类物料的管理策略有什么不同？"</w:t>
       </w:r>
     </w:p>
@@ -5119,6 +6861,10 @@
         <w:spacing w:line="264" w:lineRule="auto" w:after="120"/>
       </w:pPr>
       <w:r>
+        <w:rPr>
+          <w:rFonts w:ascii="微软雅黑" w:hAnsi="微软雅黑"/>
+          <w:sz w:val="21"/>
+        </w:rPr>
         <w:t>回答要点：</w:t>
       </w:r>
     </w:p>
@@ -5127,15 +6873,12 @@
         <w:spacing w:line="264" w:lineRule="auto" w:after="120"/>
       </w:pPr>
       <w:r>
+        <w:rPr>
+          <w:rFonts w:ascii="微软雅黑" w:hAnsi="微软雅黑"/>
+          <w:sz w:val="21"/>
+        </w:rPr>
         <w:t>A类（高价值、少品种）：精准预测、低安全库存、频繁补货；C类（低价值、多品种）：粗放管理、高安全库存、批量补货。</w:t>
       </w:r>
-      <w:r>
-        <w:br/>
-      </w:r>
-    </w:p>
-    <w:p>
-      <w:pPr/>
-      <w:br w:type="page"/>
     </w:p>
     <w:p>
       <w:pPr>
@@ -5145,9 +6888,14 @@
     <w:p>
       <w:pPr>
         <w:pStyle w:val="Heading1"/>
-        <w:pageBreakBefore/>
-      </w:pPr>
-      <w:r>
+      </w:pPr>
+      <w:r>
+        <w:rPr>
+          <w:rFonts w:ascii="微软雅黑" w:hAnsi="微软雅黑"/>
+          <w:b/>
+          <w:color w:val="2D5F8A"/>
+          <w:sz w:val="32"/>
+        </w:rPr>
         <w:t>五、英文专项</w:t>
       </w:r>
     </w:p>
@@ -5156,6 +6904,12 @@
         <w:pStyle w:val="Heading2"/>
       </w:pPr>
       <w:r>
+        <w:rPr>
+          <w:rFonts w:ascii="微软雅黑" w:hAnsi="微软雅黑"/>
+          <w:b/>
+          <w:color w:val="4472C4"/>
+          <w:sz w:val="26"/>
+        </w:rPr>
         <w:t>5.1 英文自我介绍（1分钟版）</w:t>
       </w:r>
     </w:p>
@@ -5164,6 +6918,10 @@
         <w:spacing w:line="264" w:lineRule="auto" w:after="120"/>
       </w:pPr>
       <w:r>
+        <w:rPr>
+          <w:rFonts w:ascii="微软雅黑" w:hAnsi="微软雅黑"/>
+          <w:sz w:val="21"/>
+        </w:rPr>
         <w:t>Good morning. My name is Wen Xue. I'm a senior student majoring in Supply Chain Management at Shandong University, a 985 university in China.</w:t>
       </w:r>
     </w:p>
@@ -5172,6 +6930,10 @@
         <w:spacing w:line="264" w:lineRule="auto" w:after="120"/>
       </w:pPr>
       <w:r>
+        <w:rPr>
+          <w:rFonts w:ascii="微软雅黑" w:hAnsi="微软雅黑"/>
+          <w:sz w:val="21"/>
+        </w:rPr>
         <w:t>I have hands-on experience with ERP systems — I completed the full procure-to-pay workflow using UFIDA U8+, including purchase orders, goods receipt, invoice verification, and payment. I also built a supply chain optimization model using Python, which simulated an 18.7% cost reduction.</w:t>
       </w:r>
     </w:p>
@@ -5180,6 +6942,10 @@
         <w:spacing w:line="264" w:lineRule="auto" w:after="120"/>
       </w:pPr>
       <w:r>
+        <w:rPr>
+          <w:rFonts w:ascii="微软雅黑" w:hAnsi="微软雅黑"/>
+          <w:sz w:val="21"/>
+        </w:rPr>
         <w:t>I'm detail-oriented and good at data analysis. I've processed over 45,000 records of customer data and managed 200+ documents with zero errors. I'm a focused person who enjoys deep work, and I believe Master Planning is where I can contribute most.</w:t>
       </w:r>
     </w:p>
@@ -5188,6 +6954,10 @@
         <w:spacing w:line="264" w:lineRule="auto" w:after="120"/>
       </w:pPr>
       <w:r>
+        <w:rPr>
+          <w:rFonts w:ascii="微软雅黑" w:hAnsi="微软雅黑"/>
+          <w:sz w:val="21"/>
+        </w:rPr>
         <w:t>I'm very interested in Festo's supply chain team because of your global leadership in automation and the opportunity to work with the headquarters in Germany. Thank you.</w:t>
       </w:r>
     </w:p>
@@ -5196,6 +6966,12 @@
         <w:pStyle w:val="Heading2"/>
       </w:pPr>
       <w:r>
+        <w:rPr>
+          <w:rFonts w:ascii="微软雅黑" w:hAnsi="微软雅黑"/>
+          <w:b/>
+          <w:color w:val="4472C4"/>
+          <w:sz w:val="26"/>
+        </w:rPr>
         <w:t>5.2 英文行为面试问题（12个）</w:t>
       </w:r>
     </w:p>
@@ -5204,6 +6980,10 @@
         <w:spacing w:line="264" w:lineRule="auto" w:after="120"/>
       </w:pPr>
       <w:r>
+        <w:rPr>
+          <w:rFonts w:ascii="微软雅黑" w:hAnsi="微软雅黑"/>
+          <w:sz w:val="21"/>
+        </w:rPr>
         <w:t>Q1: Tell me about yourself.（见5.1）</w:t>
       </w:r>
     </w:p>
@@ -5212,6 +6992,10 @@
         <w:spacing w:line="264" w:lineRule="auto" w:after="120"/>
       </w:pPr>
       <w:r>
+        <w:rPr>
+          <w:rFonts w:ascii="微软雅黑" w:hAnsi="微软雅黑"/>
+          <w:sz w:val="21"/>
+        </w:rPr>
         <w:t>Q2: Why do you want to work at Festo?</w:t>
       </w:r>
     </w:p>
@@ -5222,12 +7006,15 @@
       </w:pPr>
       <w:r>
         <w:rPr>
+          <w:rFonts w:ascii="微软雅黑" w:hAnsi="微软雅黑"/>
           <w:color w:val="4A90D9"/>
+          <w:sz w:val="21"/>
         </w:rPr>
         <w:t>—</w:t>
       </w:r>
       <w:r>
         <w:rPr>
+          <w:rFonts w:ascii="微软雅黑" w:hAnsi="微软雅黑"/>
           <w:sz w:val="21"/>
         </w:rPr>
         <w:t>"First, Festo is a global leader in automation with nearly 100 years of history. Second, the German engineering culture — rigorous, data-driven, process-oriented — matches my working style. Third, I'm a local from Jinan, so I can provide stable, long-term internship."</w:t>
@@ -5238,6 +7025,10 @@
         <w:spacing w:line="264" w:lineRule="auto" w:after="120"/>
       </w:pPr>
       <w:r>
+        <w:rPr>
+          <w:rFonts w:ascii="微软雅黑" w:hAnsi="微软雅黑"/>
+          <w:sz w:val="21"/>
+        </w:rPr>
         <w:t>Q3: What is your greatest strength?</w:t>
       </w:r>
     </w:p>
@@ -5248,12 +7039,15 @@
       </w:pPr>
       <w:r>
         <w:rPr>
+          <w:rFonts w:ascii="微软雅黑" w:hAnsi="微软雅黑"/>
           <w:color w:val="4A90D9"/>
+          <w:sz w:val="21"/>
         </w:rPr>
         <w:t>—</w:t>
       </w:r>
       <w:r>
         <w:rPr>
+          <w:rFonts w:ascii="微软雅黑" w:hAnsi="微软雅黑"/>
           <w:sz w:val="21"/>
         </w:rPr>
         <w:t>"My greatest strength is being detail-oriented and analytical. In my ERP experiment, I operated 18 business scenarios and understood how a single data error can cascade through the entire system. In my project assistant role, I managed 200+ documents with zero errors through a three-level verification process."</w:t>
@@ -5264,6 +7058,10 @@
         <w:spacing w:line="264" w:lineRule="auto" w:after="120"/>
       </w:pPr>
       <w:r>
+        <w:rPr>
+          <w:rFonts w:ascii="微软雅黑" w:hAnsi="微软雅黑"/>
+          <w:sz w:val="21"/>
+        </w:rPr>
         <w:t>Q4: What is your greatest weakness?</w:t>
       </w:r>
     </w:p>
@@ -5274,12 +7072,15 @@
       </w:pPr>
       <w:r>
         <w:rPr>
+          <w:rFonts w:ascii="微软雅黑" w:hAnsi="微软雅黑"/>
           <w:color w:val="4A90D9"/>
+          <w:sz w:val="21"/>
         </w:rPr>
         <w:t>—</w:t>
       </w:r>
       <w:r>
         <w:rPr>
+          <w:rFonts w:ascii="微软雅黑" w:hAnsi="微软雅黑"/>
           <w:sz w:val="21"/>
         </w:rPr>
         <w:t>"Sometimes I focus too much on details, which can slow me down. But I'm learning to prioritize using the 80/20 rule. Also, I'm not very extroverted, but I'm improving my communication by preparing structured talking points."</w:t>
@@ -5290,6 +7091,10 @@
         <w:spacing w:line="264" w:lineRule="auto" w:after="120"/>
       </w:pPr>
       <w:r>
+        <w:rPr>
+          <w:rFonts w:ascii="微软雅黑" w:hAnsi="微软雅黑"/>
+          <w:sz w:val="21"/>
+        </w:rPr>
         <w:t>Q5: Describe a time you solved a difficult problem.</w:t>
       </w:r>
     </w:p>
@@ -5300,12 +7105,15 @@
       </w:pPr>
       <w:r>
         <w:rPr>
+          <w:rFonts w:ascii="微软雅黑" w:hAnsi="微软雅黑"/>
           <w:color w:val="4A90D9"/>
+          <w:sz w:val="21"/>
         </w:rPr>
         <w:t>—</w:t>
       </w:r>
       <w:r>
         <w:rPr>
+          <w:rFonts w:ascii="微软雅黑" w:hAnsi="微软雅黑"/>
           <w:sz w:val="21"/>
         </w:rPr>
         <w:t>"In my ERP experiment, I encountered a failed reversal entry for estimated inventory. The system rejected it because the previous month's estimated entry hadn't been posted. I traced the issue through the document chain and found the root cause. This taught me to think systematically."</w:t>
@@ -5316,6 +7124,10 @@
         <w:spacing w:line="264" w:lineRule="auto" w:after="120"/>
       </w:pPr>
       <w:r>
+        <w:rPr>
+          <w:rFonts w:ascii="微软雅黑" w:hAnsi="微软雅黑"/>
+          <w:sz w:val="21"/>
+        </w:rPr>
         <w:t>Q6: Tell me about a time you worked under pressure.</w:t>
       </w:r>
     </w:p>
@@ -5326,12 +7138,15 @@
       </w:pPr>
       <w:r>
         <w:rPr>
+          <w:rFonts w:ascii="微软雅黑" w:hAnsi="微软雅黑"/>
           <w:color w:val="4A90D9"/>
+          <w:sz w:val="21"/>
         </w:rPr>
         <w:t>—</w:t>
       </w:r>
       <w:r>
         <w:rPr>
+          <w:rFonts w:ascii="微软雅黑" w:hAnsi="微软雅黑"/>
           <w:sz w:val="21"/>
         </w:rPr>
         <w:t>"During my community group-buying project, I had a tight deadline and needed to learn Python optimization algorithms from scratch. I created a 3-week study plan and completed it on time with an 18.7% simulated cost reduction."</w:t>
@@ -5342,6 +7157,10 @@
         <w:spacing w:line="264" w:lineRule="auto" w:after="120"/>
       </w:pPr>
       <w:r>
+        <w:rPr>
+          <w:rFonts w:ascii="微软雅黑" w:hAnsi="微软雅黑"/>
+          <w:sz w:val="21"/>
+        </w:rPr>
         <w:t>Q7: How do you handle working with a team?</w:t>
       </w:r>
     </w:p>
@@ -5352,12 +7171,15 @@
       </w:pPr>
       <w:r>
         <w:rPr>
+          <w:rFonts w:ascii="微软雅黑" w:hAnsi="微软雅黑"/>
           <w:color w:val="4A90D9"/>
+          <w:sz w:val="21"/>
         </w:rPr>
         <w:t>—</w:t>
       </w:r>
       <w:r>
         <w:rPr>
+          <w:rFonts w:ascii="微软雅黑" w:hAnsi="微软雅黑"/>
           <w:sz w:val="21"/>
         </w:rPr>
         <w:t>"I'm not the most talkative person in a team, but I'm reliable. I contribute through data and analysis. I believe in clear, data-driven communication."</w:t>
@@ -5368,6 +7190,10 @@
         <w:spacing w:line="264" w:lineRule="auto" w:after="120"/>
       </w:pPr>
       <w:r>
+        <w:rPr>
+          <w:rFonts w:ascii="微软雅黑" w:hAnsi="微软雅黑"/>
+          <w:sz w:val="21"/>
+        </w:rPr>
         <w:t>Q8: Where do you see yourself in 5 years?</w:t>
       </w:r>
     </w:p>
@@ -5378,12 +7204,15 @@
       </w:pPr>
       <w:r>
         <w:rPr>
+          <w:rFonts w:ascii="微软雅黑" w:hAnsi="微软雅黑"/>
           <w:color w:val="4A90D9"/>
+          <w:sz w:val="21"/>
         </w:rPr>
         <w:t>—</w:t>
       </w:r>
       <w:r>
         <w:rPr>
+          <w:rFonts w:ascii="微软雅黑" w:hAnsi="微软雅黑"/>
           <w:sz w:val="21"/>
         </w:rPr>
         <w:t>"In 1-2 years, I hope to become a solid supply chain planner at Festo, proficient in SAP and able to independently handle master data and customer delivery analysis. In 3-5 years, I hope to take on more responsibility — maybe lead a small team or manage a product line's supply chain."</w:t>
@@ -5394,6 +7223,10 @@
         <w:spacing w:line="264" w:lineRule="auto" w:after="120"/>
       </w:pPr>
       <w:r>
+        <w:rPr>
+          <w:rFonts w:ascii="微软雅黑" w:hAnsi="微软雅黑"/>
+          <w:sz w:val="21"/>
+        </w:rPr>
         <w:t>Q9: Tell me about a time you made a mistake.</w:t>
       </w:r>
     </w:p>
@@ -5404,12 +7237,15 @@
       </w:pPr>
       <w:r>
         <w:rPr>
+          <w:rFonts w:ascii="微软雅黑" w:hAnsi="微软雅黑"/>
           <w:color w:val="4A90D9"/>
+          <w:sz w:val="21"/>
         </w:rPr>
         <w:t>—</w:t>
       </w:r>
       <w:r>
         <w:rPr>
+          <w:rFonts w:ascii="微软雅黑" w:hAnsi="微软雅黑"/>
           <w:sz w:val="21"/>
         </w:rPr>
         <w:t>"In my ERP experiment, I once generated a wrong accounting voucher because I didn't check the document sequence. This taught me to always follow the process order and double-check before confirming."</w:t>
@@ -5420,6 +7256,10 @@
         <w:spacing w:line="264" w:lineRule="auto" w:after="120"/>
       </w:pPr>
       <w:r>
+        <w:rPr>
+          <w:rFonts w:ascii="微软雅黑" w:hAnsi="微软雅黑"/>
+          <w:sz w:val="21"/>
+        </w:rPr>
         <w:t>Q10: How do you handle feedback?</w:t>
       </w:r>
     </w:p>
@@ -5430,12 +7270,15 @@
       </w:pPr>
       <w:r>
         <w:rPr>
+          <w:rFonts w:ascii="微软雅黑" w:hAnsi="微软雅黑"/>
           <w:color w:val="4A90D9"/>
+          <w:sz w:val="21"/>
         </w:rPr>
         <w:t>—</w:t>
       </w:r>
       <w:r>
         <w:rPr>
+          <w:rFonts w:ascii="微软雅黑" w:hAnsi="微软雅黑"/>
           <w:sz w:val="21"/>
         </w:rPr>
         <w:t>"I welcome feedback because it helps me improve. In my projects, my supervisor pointed out that my report had too much detail and not enough summary. I learned to use the 'bottom line up front' structure."</w:t>
@@ -5446,6 +7289,10 @@
         <w:spacing w:line="264" w:lineRule="auto" w:after="120"/>
       </w:pPr>
       <w:r>
+        <w:rPr>
+          <w:rFonts w:ascii="微软雅黑" w:hAnsi="微软雅黑"/>
+          <w:sz w:val="21"/>
+        </w:rPr>
         <w:t>Q11: Describe a situation where you had to learn something quickly.</w:t>
       </w:r>
     </w:p>
@@ -5456,12 +7303,15 @@
       </w:pPr>
       <w:r>
         <w:rPr>
+          <w:rFonts w:ascii="微软雅黑" w:hAnsi="微软雅黑"/>
           <w:color w:val="4A90D9"/>
+          <w:sz w:val="21"/>
         </w:rPr>
         <w:t>—</w:t>
       </w:r>
       <w:r>
         <w:rPr>
+          <w:rFonts w:ascii="微软雅黑" w:hAnsi="微软雅黑"/>
           <w:sz w:val="21"/>
         </w:rPr>
         <w:t>"For my bank marketing project, I needed to use R for data analysis but only had basic knowledge. I created a learning plan and completed the analysis of 45,000 records on time."</w:t>
@@ -5472,6 +7322,10 @@
         <w:spacing w:line="264" w:lineRule="auto" w:after="120"/>
       </w:pPr>
       <w:r>
+        <w:rPr>
+          <w:rFonts w:ascii="微软雅黑" w:hAnsi="微软雅黑"/>
+          <w:sz w:val="21"/>
+        </w:rPr>
         <w:t>Q12: Why should we hire you?</w:t>
       </w:r>
     </w:p>
@@ -5482,12 +7336,15 @@
       </w:pPr>
       <w:r>
         <w:rPr>
+          <w:rFonts w:ascii="微软雅黑" w:hAnsi="微软雅黑"/>
           <w:color w:val="4A90D9"/>
+          <w:sz w:val="21"/>
         </w:rPr>
         <w:t>—</w:t>
       </w:r>
       <w:r>
         <w:rPr>
+          <w:rFonts w:ascii="微软雅黑" w:hAnsi="微软雅黑"/>
           <w:sz w:val="21"/>
         </w:rPr>
         <w:t>"Because I bring a unique combination: supply chain knowledge, data analysis skills (Python, R, SPSS, Excel), and practical ERP experience. I'm detail-oriented, reliable, and willing to learn. I'm a Jinan local, so I can provide stable internship."</w:t>
@@ -5498,6 +7355,12 @@
         <w:pStyle w:val="Heading2"/>
       </w:pPr>
       <w:r>
+        <w:rPr>
+          <w:rFonts w:ascii="微软雅黑" w:hAnsi="微软雅黑"/>
+          <w:b/>
+          <w:color w:val="4472C4"/>
+          <w:sz w:val="26"/>
+        </w:rPr>
         <w:t>5.3 英文专业术语表</w:t>
       </w:r>
     </w:p>
@@ -5529,12 +7392,14 @@
             </w:pPr>
             <w:r>
               <w:rPr>
+                <w:rFonts w:ascii="微软雅黑" w:hAnsi="微软雅黑"/>
                 <w:b/>
                 <w:sz w:val="21"/>
               </w:rPr>
             </w:r>
             <w:r>
               <w:rPr>
+                <w:rFonts w:ascii="微软雅黑" w:hAnsi="微软雅黑"/>
                 <w:b/>
                 <w:sz w:val="21"/>
               </w:rPr>
@@ -5559,12 +7424,14 @@
             </w:pPr>
             <w:r>
               <w:rPr>
+                <w:rFonts w:ascii="微软雅黑" w:hAnsi="微软雅黑"/>
                 <w:b/>
                 <w:sz w:val="21"/>
               </w:rPr>
             </w:r>
             <w:r>
               <w:rPr>
+                <w:rFonts w:ascii="微软雅黑" w:hAnsi="微软雅黑"/>
                 <w:b/>
                 <w:sz w:val="21"/>
               </w:rPr>
@@ -5590,11 +7457,13 @@
             </w:pPr>
             <w:r>
               <w:rPr>
+                <w:rFonts w:ascii="微软雅黑" w:hAnsi="微软雅黑"/>
                 <w:sz w:val="20"/>
               </w:rPr>
             </w:r>
             <w:r>
               <w:rPr>
+                <w:rFonts w:ascii="微软雅黑" w:hAnsi="微软雅黑"/>
                 <w:sz w:val="20"/>
               </w:rPr>
               <w:t>Master Planning / MPS</w:t>
@@ -5617,11 +7486,13 @@
             </w:pPr>
             <w:r>
               <w:rPr>
+                <w:rFonts w:ascii="微软雅黑" w:hAnsi="微软雅黑"/>
                 <w:sz w:val="20"/>
               </w:rPr>
             </w:r>
             <w:r>
               <w:rPr>
+                <w:rFonts w:ascii="微软雅黑" w:hAnsi="微软雅黑"/>
                 <w:sz w:val="20"/>
               </w:rPr>
               <w:t>主生产计划</w:t>
@@ -5646,11 +7517,13 @@
             </w:pPr>
             <w:r>
               <w:rPr>
+                <w:rFonts w:ascii="微软雅黑" w:hAnsi="微软雅黑"/>
                 <w:sz w:val="20"/>
               </w:rPr>
             </w:r>
             <w:r>
               <w:rPr>
+                <w:rFonts w:ascii="微软雅黑" w:hAnsi="微软雅黑"/>
                 <w:sz w:val="20"/>
               </w:rPr>
               <w:t>Bill of Materials (BOM)</w:t>
@@ -5673,11 +7546,13 @@
             </w:pPr>
             <w:r>
               <w:rPr>
+                <w:rFonts w:ascii="微软雅黑" w:hAnsi="微软雅黑"/>
                 <w:sz w:val="20"/>
               </w:rPr>
             </w:r>
             <w:r>
               <w:rPr>
+                <w:rFonts w:ascii="微软雅黑" w:hAnsi="微软雅黑"/>
                 <w:sz w:val="20"/>
               </w:rPr>
               <w:t>物料清单</w:t>
@@ -5702,11 +7577,13 @@
             </w:pPr>
             <w:r>
               <w:rPr>
+                <w:rFonts w:ascii="微软雅黑" w:hAnsi="微软雅黑"/>
                 <w:sz w:val="20"/>
               </w:rPr>
             </w:r>
             <w:r>
               <w:rPr>
+                <w:rFonts w:ascii="微软雅黑" w:hAnsi="微软雅黑"/>
                 <w:sz w:val="20"/>
               </w:rPr>
               <w:t>Master Data</w:t>
@@ -5729,11 +7606,13 @@
             </w:pPr>
             <w:r>
               <w:rPr>
+                <w:rFonts w:ascii="微软雅黑" w:hAnsi="微软雅黑"/>
                 <w:sz w:val="20"/>
               </w:rPr>
             </w:r>
             <w:r>
               <w:rPr>
+                <w:rFonts w:ascii="微软雅黑" w:hAnsi="微软雅黑"/>
                 <w:sz w:val="20"/>
               </w:rPr>
               <w:t>主数据</w:t>
@@ -5758,11 +7637,13 @@
             </w:pPr>
             <w:r>
               <w:rPr>
+                <w:rFonts w:ascii="微软雅黑" w:hAnsi="微软雅黑"/>
                 <w:sz w:val="20"/>
               </w:rPr>
             </w:r>
             <w:r>
               <w:rPr>
+                <w:rFonts w:ascii="微软雅黑" w:hAnsi="微软雅黑"/>
                 <w:sz w:val="20"/>
               </w:rPr>
               <w:t>Safety Stock</w:t>
@@ -5785,11 +7666,13 @@
             </w:pPr>
             <w:r>
               <w:rPr>
+                <w:rFonts w:ascii="微软雅黑" w:hAnsi="微软雅黑"/>
                 <w:sz w:val="20"/>
               </w:rPr>
             </w:r>
             <w:r>
               <w:rPr>
+                <w:rFonts w:ascii="微软雅黑" w:hAnsi="微软雅黑"/>
                 <w:sz w:val="20"/>
               </w:rPr>
               <w:t>安全库存</w:t>
@@ -5814,11 +7697,13 @@
             </w:pPr>
             <w:r>
               <w:rPr>
+                <w:rFonts w:ascii="微软雅黑" w:hAnsi="微软雅黑"/>
                 <w:sz w:val="20"/>
               </w:rPr>
             </w:r>
             <w:r>
               <w:rPr>
+                <w:rFonts w:ascii="微软雅黑" w:hAnsi="微软雅黑"/>
                 <w:sz w:val="20"/>
               </w:rPr>
               <w:t>Lead Time (LT)</w:t>
@@ -5841,11 +7726,13 @@
             </w:pPr>
             <w:r>
               <w:rPr>
+                <w:rFonts w:ascii="微软雅黑" w:hAnsi="微软雅黑"/>
                 <w:sz w:val="20"/>
               </w:rPr>
             </w:r>
             <w:r>
               <w:rPr>
+                <w:rFonts w:ascii="微软雅黑" w:hAnsi="微软雅黑"/>
                 <w:sz w:val="20"/>
               </w:rPr>
               <w:t>提前期/交期</w:t>
@@ -5870,11 +7757,13 @@
             </w:pPr>
             <w:r>
               <w:rPr>
+                <w:rFonts w:ascii="微软雅黑" w:hAnsi="微软雅黑"/>
                 <w:sz w:val="20"/>
               </w:rPr>
             </w:r>
             <w:r>
               <w:rPr>
+                <w:rFonts w:ascii="微软雅黑" w:hAnsi="微软雅黑"/>
                 <w:sz w:val="20"/>
               </w:rPr>
               <w:t>On-Time Delivery (OTD)</w:t>
@@ -5897,11 +7786,13 @@
             </w:pPr>
             <w:r>
               <w:rPr>
+                <w:rFonts w:ascii="微软雅黑" w:hAnsi="微软雅黑"/>
                 <w:sz w:val="20"/>
               </w:rPr>
             </w:r>
             <w:r>
               <w:rPr>
+                <w:rFonts w:ascii="微软雅黑" w:hAnsi="微软雅黑"/>
                 <w:sz w:val="20"/>
               </w:rPr>
               <w:t>准时交付率</w:t>
@@ -5926,11 +7817,13 @@
             </w:pPr>
             <w:r>
               <w:rPr>
+                <w:rFonts w:ascii="微软雅黑" w:hAnsi="微软雅黑"/>
                 <w:sz w:val="20"/>
               </w:rPr>
             </w:r>
             <w:r>
               <w:rPr>
+                <w:rFonts w:ascii="微软雅黑" w:hAnsi="微软雅黑"/>
                 <w:sz w:val="20"/>
               </w:rPr>
               <w:t>Inventory Turnover</w:t>
@@ -5953,11 +7846,13 @@
             </w:pPr>
             <w:r>
               <w:rPr>
+                <w:rFonts w:ascii="微软雅黑" w:hAnsi="微软雅黑"/>
                 <w:sz w:val="20"/>
               </w:rPr>
             </w:r>
             <w:r>
               <w:rPr>
+                <w:rFonts w:ascii="微软雅黑" w:hAnsi="微软雅黑"/>
                 <w:sz w:val="20"/>
               </w:rPr>
               <w:t>库存周转率</w:t>
@@ -5982,11 +7877,13 @@
             </w:pPr>
             <w:r>
               <w:rPr>
+                <w:rFonts w:ascii="微软雅黑" w:hAnsi="微软雅黑"/>
                 <w:sz w:val="20"/>
               </w:rPr>
             </w:r>
             <w:r>
               <w:rPr>
+                <w:rFonts w:ascii="微软雅黑" w:hAnsi="微软雅黑"/>
                 <w:sz w:val="20"/>
               </w:rPr>
               <w:t>Forecast Accuracy</w:t>
@@ -6009,11 +7906,13 @@
             </w:pPr>
             <w:r>
               <w:rPr>
+                <w:rFonts w:ascii="微软雅黑" w:hAnsi="微软雅黑"/>
                 <w:sz w:val="20"/>
               </w:rPr>
             </w:r>
             <w:r>
               <w:rPr>
+                <w:rFonts w:ascii="微软雅黑" w:hAnsi="微软雅黑"/>
                 <w:sz w:val="20"/>
               </w:rPr>
               <w:t>预测准确率</w:t>
@@ -6038,11 +7937,13 @@
             </w:pPr>
             <w:r>
               <w:rPr>
+                <w:rFonts w:ascii="微软雅黑" w:hAnsi="微软雅黑"/>
                 <w:sz w:val="20"/>
               </w:rPr>
             </w:r>
             <w:r>
               <w:rPr>
+                <w:rFonts w:ascii="微软雅黑" w:hAnsi="微软雅黑"/>
                 <w:sz w:val="20"/>
               </w:rPr>
               <w:t>Material Requirements Planning (MRP)</w:t>
@@ -6065,11 +7966,13 @@
             </w:pPr>
             <w:r>
               <w:rPr>
+                <w:rFonts w:ascii="微软雅黑" w:hAnsi="微软雅黑"/>
                 <w:sz w:val="20"/>
               </w:rPr>
             </w:r>
             <w:r>
               <w:rPr>
+                <w:rFonts w:ascii="微软雅黑" w:hAnsi="微软雅黑"/>
                 <w:sz w:val="20"/>
               </w:rPr>
               <w:t>物料需求计划</w:t>
@@ -6094,11 +7997,13 @@
             </w:pPr>
             <w:r>
               <w:rPr>
+                <w:rFonts w:ascii="微软雅黑" w:hAnsi="微软雅黑"/>
                 <w:sz w:val="20"/>
               </w:rPr>
             </w:r>
             <w:r>
               <w:rPr>
+                <w:rFonts w:ascii="微软雅黑" w:hAnsi="微软雅黑"/>
                 <w:sz w:val="20"/>
               </w:rPr>
               <w:t>Enterprise Resource Planning (ERP)</w:t>
@@ -6121,11 +8026,13 @@
             </w:pPr>
             <w:r>
               <w:rPr>
+                <w:rFonts w:ascii="微软雅黑" w:hAnsi="微软雅黑"/>
                 <w:sz w:val="20"/>
               </w:rPr>
             </w:r>
             <w:r>
               <w:rPr>
+                <w:rFonts w:ascii="微软雅黑" w:hAnsi="微软雅黑"/>
                 <w:sz w:val="20"/>
               </w:rPr>
               <w:t>企业资源计划</w:t>
@@ -6150,11 +8057,13 @@
             </w:pPr>
             <w:r>
               <w:rPr>
+                <w:rFonts w:ascii="微软雅黑" w:hAnsi="微软雅黑"/>
                 <w:sz w:val="20"/>
               </w:rPr>
             </w:r>
             <w:r>
               <w:rPr>
+                <w:rFonts w:ascii="微软雅黑" w:hAnsi="微软雅黑"/>
                 <w:sz w:val="20"/>
               </w:rPr>
               <w:t>Purchase Order (PO)</w:t>
@@ -6177,11 +8086,13 @@
             </w:pPr>
             <w:r>
               <w:rPr>
+                <w:rFonts w:ascii="微软雅黑" w:hAnsi="微软雅黑"/>
                 <w:sz w:val="20"/>
               </w:rPr>
             </w:r>
             <w:r>
               <w:rPr>
+                <w:rFonts w:ascii="微软雅黑" w:hAnsi="微软雅黑"/>
                 <w:sz w:val="20"/>
               </w:rPr>
               <w:t>采购订单</w:t>
@@ -6206,11 +8117,13 @@
             </w:pPr>
             <w:r>
               <w:rPr>
+                <w:rFonts w:ascii="微软雅黑" w:hAnsi="微软雅黑"/>
                 <w:sz w:val="20"/>
               </w:rPr>
             </w:r>
             <w:r>
               <w:rPr>
+                <w:rFonts w:ascii="微软雅黑" w:hAnsi="微软雅黑"/>
                 <w:sz w:val="20"/>
               </w:rPr>
               <w:t>Goods Receipt (GR)</w:t>
@@ -6233,11 +8146,13 @@
             </w:pPr>
             <w:r>
               <w:rPr>
+                <w:rFonts w:ascii="微软雅黑" w:hAnsi="微软雅黑"/>
                 <w:sz w:val="20"/>
               </w:rPr>
             </w:r>
             <w:r>
               <w:rPr>
+                <w:rFonts w:ascii="微软雅黑" w:hAnsi="微软雅黑"/>
                 <w:sz w:val="20"/>
               </w:rPr>
               <w:t>入库</w:t>
@@ -6262,11 +8177,13 @@
             </w:pPr>
             <w:r>
               <w:rPr>
+                <w:rFonts w:ascii="微软雅黑" w:hAnsi="微软雅黑"/>
                 <w:sz w:val="20"/>
               </w:rPr>
             </w:r>
             <w:r>
               <w:rPr>
+                <w:rFonts w:ascii="微软雅黑" w:hAnsi="微软雅黑"/>
                 <w:sz w:val="20"/>
               </w:rPr>
               <w:t>Stock Keeping Unit (SKU)</w:t>
@@ -6289,11 +8206,13 @@
             </w:pPr>
             <w:r>
               <w:rPr>
+                <w:rFonts w:ascii="微软雅黑" w:hAnsi="微软雅黑"/>
                 <w:sz w:val="20"/>
               </w:rPr>
             </w:r>
             <w:r>
               <w:rPr>
+                <w:rFonts w:ascii="微软雅黑" w:hAnsi="微软雅黑"/>
                 <w:sz w:val="20"/>
               </w:rPr>
               <w:t>库存量单位</w:t>
@@ -6318,11 +8237,13 @@
             </w:pPr>
             <w:r>
               <w:rPr>
+                <w:rFonts w:ascii="微软雅黑" w:hAnsi="微软雅黑"/>
                 <w:sz w:val="20"/>
               </w:rPr>
             </w:r>
             <w:r>
               <w:rPr>
+                <w:rFonts w:ascii="微软雅黑" w:hAnsi="微软雅黑"/>
                 <w:sz w:val="20"/>
               </w:rPr>
               <w:t>Vendor</w:t>
@@ -6345,11 +8266,13 @@
             </w:pPr>
             <w:r>
               <w:rPr>
+                <w:rFonts w:ascii="微软雅黑" w:hAnsi="微软雅黑"/>
                 <w:sz w:val="20"/>
               </w:rPr>
             </w:r>
             <w:r>
               <w:rPr>
+                <w:rFonts w:ascii="微软雅黑" w:hAnsi="微软雅黑"/>
                 <w:sz w:val="20"/>
               </w:rPr>
               <w:t>供应商</w:t>
@@ -6374,11 +8297,13 @@
             </w:pPr>
             <w:r>
               <w:rPr>
+                <w:rFonts w:ascii="微软雅黑" w:hAnsi="微软雅黑"/>
                 <w:sz w:val="20"/>
               </w:rPr>
             </w:r>
             <w:r>
               <w:rPr>
+                <w:rFonts w:ascii="微软雅黑" w:hAnsi="微软雅黑"/>
                 <w:sz w:val="20"/>
               </w:rPr>
               <w:t>Procure to Pay (P2P)</w:t>
@@ -6401,11 +8326,13 @@
             </w:pPr>
             <w:r>
               <w:rPr>
+                <w:rFonts w:ascii="微软雅黑" w:hAnsi="微软雅黑"/>
                 <w:sz w:val="20"/>
               </w:rPr>
             </w:r>
             <w:r>
               <w:rPr>
+                <w:rFonts w:ascii="微软雅黑" w:hAnsi="微软雅黑"/>
                 <w:sz w:val="20"/>
               </w:rPr>
               <w:t>采购到付款</w:t>
@@ -6430,11 +8357,13 @@
             </w:pPr>
             <w:r>
               <w:rPr>
+                <w:rFonts w:ascii="微软雅黑" w:hAnsi="微软雅黑"/>
                 <w:sz w:val="20"/>
               </w:rPr>
             </w:r>
             <w:r>
               <w:rPr>
+                <w:rFonts w:ascii="微软雅黑" w:hAnsi="微软雅黑"/>
                 <w:sz w:val="20"/>
               </w:rPr>
               <w:t>Key Performance Indicator (KPI)</w:t>
@@ -6457,11 +8386,13 @@
             </w:pPr>
             <w:r>
               <w:rPr>
+                <w:rFonts w:ascii="微软雅黑" w:hAnsi="微软雅黑"/>
                 <w:sz w:val="20"/>
               </w:rPr>
             </w:r>
             <w:r>
               <w:rPr>
+                <w:rFonts w:ascii="微软雅黑" w:hAnsi="微软雅黑"/>
                 <w:sz w:val="20"/>
               </w:rPr>
               <w:t>关键绩效指标</w:t>
@@ -6486,11 +8417,13 @@
             </w:pPr>
             <w:r>
               <w:rPr>
+                <w:rFonts w:ascii="微软雅黑" w:hAnsi="微软雅黑"/>
                 <w:sz w:val="20"/>
               </w:rPr>
             </w:r>
             <w:r>
               <w:rPr>
+                <w:rFonts w:ascii="微软雅黑" w:hAnsi="微软雅黑"/>
                 <w:sz w:val="20"/>
               </w:rPr>
               <w:t>Standard Operating Procedure (SOP)</w:t>
@@ -6513,11 +8446,13 @@
             </w:pPr>
             <w:r>
               <w:rPr>
+                <w:rFonts w:ascii="微软雅黑" w:hAnsi="微软雅黑"/>
                 <w:sz w:val="20"/>
               </w:rPr>
             </w:r>
             <w:r>
               <w:rPr>
+                <w:rFonts w:ascii="微软雅黑" w:hAnsi="微软雅黑"/>
                 <w:sz w:val="20"/>
               </w:rPr>
               <w:t>标准作业流程</w:t>
@@ -6542,11 +8477,13 @@
             </w:pPr>
             <w:r>
               <w:rPr>
+                <w:rFonts w:ascii="微软雅黑" w:hAnsi="微软雅黑"/>
                 <w:sz w:val="20"/>
               </w:rPr>
             </w:r>
             <w:r>
               <w:rPr>
+                <w:rFonts w:ascii="微软雅黑" w:hAnsi="微软雅黑"/>
                 <w:sz w:val="20"/>
               </w:rPr>
               <w:t>Delayed Delivery / Late Delivery</w:t>
@@ -6569,11 +8506,13 @@
             </w:pPr>
             <w:r>
               <w:rPr>
+                <w:rFonts w:ascii="微软雅黑" w:hAnsi="微软雅黑"/>
                 <w:sz w:val="20"/>
               </w:rPr>
             </w:r>
             <w:r>
               <w:rPr>
+                <w:rFonts w:ascii="微软雅黑" w:hAnsi="微软雅黑"/>
                 <w:sz w:val="20"/>
               </w:rPr>
               <w:t>拖期交付</w:t>
@@ -6598,11 +8537,13 @@
             </w:pPr>
             <w:r>
               <w:rPr>
+                <w:rFonts w:ascii="微软雅黑" w:hAnsi="微软雅黑"/>
                 <w:sz w:val="20"/>
               </w:rPr>
             </w:r>
             <w:r>
               <w:rPr>
+                <w:rFonts w:ascii="微软雅黑" w:hAnsi="微软雅黑"/>
                 <w:sz w:val="20"/>
               </w:rPr>
               <w:t>Production Planning</w:t>
@@ -6625,11 +8566,13 @@
             </w:pPr>
             <w:r>
               <w:rPr>
+                <w:rFonts w:ascii="微软雅黑" w:hAnsi="微软雅黑"/>
                 <w:sz w:val="20"/>
               </w:rPr>
             </w:r>
             <w:r>
               <w:rPr>
+                <w:rFonts w:ascii="微软雅黑" w:hAnsi="微软雅黑"/>
                 <w:sz w:val="20"/>
               </w:rPr>
               <w:t>生产计划</w:t>
@@ -6654,11 +8597,13 @@
             </w:pPr>
             <w:r>
               <w:rPr>
+                <w:rFonts w:ascii="微软雅黑" w:hAnsi="微软雅黑"/>
                 <w:sz w:val="20"/>
               </w:rPr>
             </w:r>
             <w:r>
               <w:rPr>
+                <w:rFonts w:ascii="微软雅黑" w:hAnsi="微软雅黑"/>
                 <w:sz w:val="20"/>
               </w:rPr>
               <w:t>Demand Planning</w:t>
@@ -6681,11 +8626,13 @@
             </w:pPr>
             <w:r>
               <w:rPr>
+                <w:rFonts w:ascii="微软雅黑" w:hAnsi="微软雅黑"/>
                 <w:sz w:val="20"/>
               </w:rPr>
             </w:r>
             <w:r>
               <w:rPr>
+                <w:rFonts w:ascii="微软雅黑" w:hAnsi="微软雅黑"/>
                 <w:sz w:val="20"/>
               </w:rPr>
               <w:t>需求计划</w:t>
@@ -6710,11 +8657,13 @@
             </w:pPr>
             <w:r>
               <w:rPr>
+                <w:rFonts w:ascii="微软雅黑" w:hAnsi="微软雅黑"/>
                 <w:sz w:val="20"/>
               </w:rPr>
             </w:r>
             <w:r>
               <w:rPr>
+                <w:rFonts w:ascii="微软雅黑" w:hAnsi="微软雅黑"/>
                 <w:sz w:val="20"/>
               </w:rPr>
               <w:t>Production Order</w:t>
@@ -6737,11 +8686,13 @@
             </w:pPr>
             <w:r>
               <w:rPr>
+                <w:rFonts w:ascii="微软雅黑" w:hAnsi="微软雅黑"/>
                 <w:sz w:val="20"/>
               </w:rPr>
             </w:r>
             <w:r>
               <w:rPr>
+                <w:rFonts w:ascii="微软雅黑" w:hAnsi="微软雅黑"/>
                 <w:sz w:val="20"/>
               </w:rPr>
               <w:t>生产订单</w:t>
@@ -6766,11 +8717,13 @@
             </w:pPr>
             <w:r>
               <w:rPr>
+                <w:rFonts w:ascii="微软雅黑" w:hAnsi="微软雅黑"/>
                 <w:sz w:val="20"/>
               </w:rPr>
             </w:r>
             <w:r>
               <w:rPr>
+                <w:rFonts w:ascii="微软雅黑" w:hAnsi="微软雅黑"/>
                 <w:sz w:val="20"/>
               </w:rPr>
               <w:t>Material Availability</w:t>
@@ -6793,11 +8746,13 @@
             </w:pPr>
             <w:r>
               <w:rPr>
+                <w:rFonts w:ascii="微软雅黑" w:hAnsi="微软雅黑"/>
                 <w:sz w:val="20"/>
               </w:rPr>
             </w:r>
             <w:r>
               <w:rPr>
+                <w:rFonts w:ascii="微软雅黑" w:hAnsi="微软雅黑"/>
                 <w:sz w:val="20"/>
               </w:rPr>
               <w:t>物料可用性</w:t>
@@ -6822,11 +8777,13 @@
             </w:pPr>
             <w:r>
               <w:rPr>
+                <w:rFonts w:ascii="微软雅黑" w:hAnsi="微软雅黑"/>
                 <w:sz w:val="20"/>
               </w:rPr>
             </w:r>
             <w:r>
               <w:rPr>
+                <w:rFonts w:ascii="微软雅黑" w:hAnsi="微软雅黑"/>
                 <w:sz w:val="20"/>
               </w:rPr>
               <w:t>Capacity Planning</w:t>
@@ -6849,11 +8806,13 @@
             </w:pPr>
             <w:r>
               <w:rPr>
+                <w:rFonts w:ascii="微软雅黑" w:hAnsi="微软雅黑"/>
                 <w:sz w:val="20"/>
               </w:rPr>
             </w:r>
             <w:r>
               <w:rPr>
+                <w:rFonts w:ascii="微软雅黑" w:hAnsi="微软雅黑"/>
                 <w:sz w:val="20"/>
               </w:rPr>
               <w:t>产能计划</w:t>
@@ -6878,11 +8837,13 @@
             </w:pPr>
             <w:r>
               <w:rPr>
+                <w:rFonts w:ascii="微软雅黑" w:hAnsi="微软雅黑"/>
                 <w:sz w:val="20"/>
               </w:rPr>
             </w:r>
             <w:r>
               <w:rPr>
+                <w:rFonts w:ascii="微软雅黑" w:hAnsi="微软雅黑"/>
                 <w:sz w:val="20"/>
               </w:rPr>
               <w:t>Stockout</w:t>
@@ -6905,11 +8866,13 @@
             </w:pPr>
             <w:r>
               <w:rPr>
+                <w:rFonts w:ascii="微软雅黑" w:hAnsi="微软雅黑"/>
                 <w:sz w:val="20"/>
               </w:rPr>
             </w:r>
             <w:r>
               <w:rPr>
+                <w:rFonts w:ascii="微软雅黑" w:hAnsi="微软雅黑"/>
                 <w:sz w:val="20"/>
               </w:rPr>
               <w:t>缺货</w:t>
@@ -6934,11 +8897,13 @@
             </w:pPr>
             <w:r>
               <w:rPr>
+                <w:rFonts w:ascii="微软雅黑" w:hAnsi="微软雅黑"/>
                 <w:sz w:val="20"/>
               </w:rPr>
             </w:r>
             <w:r>
               <w:rPr>
+                <w:rFonts w:ascii="微软雅黑" w:hAnsi="微软雅黑"/>
                 <w:sz w:val="20"/>
               </w:rPr>
               <w:t>Backorder</w:t>
@@ -6961,11 +8926,13 @@
             </w:pPr>
             <w:r>
               <w:rPr>
+                <w:rFonts w:ascii="微软雅黑" w:hAnsi="微软雅黑"/>
                 <w:sz w:val="20"/>
               </w:rPr>
             </w:r>
             <w:r>
               <w:rPr>
+                <w:rFonts w:ascii="微软雅黑" w:hAnsi="微软雅黑"/>
                 <w:sz w:val="20"/>
               </w:rPr>
               <w:t>挂单/欠交</w:t>
@@ -6979,6 +8946,12 @@
         <w:pStyle w:val="Heading2"/>
       </w:pPr>
       <w:r>
+        <w:rPr>
+          <w:rFonts w:ascii="微软雅黑" w:hAnsi="微软雅黑"/>
+          <w:b/>
+          <w:color w:val="4472C4"/>
+          <w:sz w:val="26"/>
+        </w:rPr>
         <w:t>5.4 英文邮件模板（面试高频场景）</w:t>
       </w:r>
     </w:p>
@@ -6987,6 +8960,10 @@
         <w:spacing w:line="264" w:lineRule="auto" w:after="120"/>
       </w:pPr>
       <w:r>
+        <w:rPr>
+          <w:rFonts w:ascii="微软雅黑" w:hAnsi="微软雅黑"/>
+          <w:sz w:val="21"/>
+        </w:rPr>
         <w:t>场景1：回复客户催货邮件</w:t>
       </w:r>
     </w:p>
@@ -6997,12 +8974,15 @@
       </w:pPr>
       <w:r>
         <w:rPr>
+          <w:rFonts w:ascii="微软雅黑" w:hAnsi="微软雅黑"/>
           <w:color w:val="4A90D9"/>
+          <w:sz w:val="21"/>
         </w:rPr>
         <w:t>—</w:t>
       </w:r>
       <w:r>
         <w:rPr>
+          <w:rFonts w:ascii="微软雅黑" w:hAnsi="微软雅黑"/>
           <w:sz w:val="21"/>
         </w:rPr>
         <w:t>Subject: Update on Order [订单号] — Delivery Status</w:t>
@@ -7015,12 +8995,15 @@
       </w:pPr>
       <w:r>
         <w:rPr>
+          <w:rFonts w:ascii="微软雅黑" w:hAnsi="微软雅黑"/>
           <w:color w:val="4A90D9"/>
+          <w:sz w:val="21"/>
         </w:rPr>
         <w:t>—</w:t>
       </w:r>
       <w:r>
         <w:rPr>
+          <w:rFonts w:ascii="微软雅黑" w:hAnsi="微软雅黑"/>
           <w:sz w:val="21"/>
         </w:rPr>
       </w:r>
@@ -7032,12 +9015,15 @@
       </w:pPr>
       <w:r>
         <w:rPr>
+          <w:rFonts w:ascii="微软雅黑" w:hAnsi="微软雅黑"/>
           <w:color w:val="4A90D9"/>
+          <w:sz w:val="21"/>
         </w:rPr>
         <w:t>—</w:t>
       </w:r>
       <w:r>
         <w:rPr>
+          <w:rFonts w:ascii="微软雅黑" w:hAnsi="微软雅黑"/>
           <w:sz w:val="21"/>
         </w:rPr>
         <w:t>Dear [客户名],</w:t>
@@ -7050,12 +9036,15 @@
       </w:pPr>
       <w:r>
         <w:rPr>
+          <w:rFonts w:ascii="微软雅黑" w:hAnsi="微软雅黑"/>
           <w:color w:val="4A90D9"/>
+          <w:sz w:val="21"/>
         </w:rPr>
         <w:t>—</w:t>
       </w:r>
       <w:r>
         <w:rPr>
+          <w:rFonts w:ascii="微软雅黑" w:hAnsi="微软雅黑"/>
           <w:sz w:val="21"/>
         </w:rPr>
       </w:r>
@@ -7067,12 +9056,15 @@
       </w:pPr>
       <w:r>
         <w:rPr>
+          <w:rFonts w:ascii="微软雅黑" w:hAnsi="微软雅黑"/>
           <w:color w:val="4A90D9"/>
+          <w:sz w:val="21"/>
         </w:rPr>
         <w:t>—</w:t>
       </w:r>
       <w:r>
         <w:rPr>
+          <w:rFonts w:ascii="微软雅黑" w:hAnsi="微软雅黑"/>
           <w:sz w:val="21"/>
         </w:rPr>
         <w:t>Thank you for your inquiry regarding Order [订单号].</w:t>
@@ -7085,12 +9077,15 @@
       </w:pPr>
       <w:r>
         <w:rPr>
+          <w:rFonts w:ascii="微软雅黑" w:hAnsi="微软雅黑"/>
           <w:color w:val="4A90D9"/>
+          <w:sz w:val="21"/>
         </w:rPr>
         <w:t>—</w:t>
       </w:r>
       <w:r>
         <w:rPr>
+          <w:rFonts w:ascii="微软雅黑" w:hAnsi="微软雅黑"/>
           <w:sz w:val="21"/>
         </w:rPr>
       </w:r>
@@ -7102,12 +9097,15 @@
       </w:pPr>
       <w:r>
         <w:rPr>
+          <w:rFonts w:ascii="微软雅黑" w:hAnsi="微软雅黑"/>
           <w:color w:val="4A90D9"/>
+          <w:sz w:val="21"/>
         </w:rPr>
         <w:t>—</w:t>
       </w:r>
       <w:r>
         <w:rPr>
+          <w:rFonts w:ascii="微软雅黑" w:hAnsi="微软雅黑"/>
           <w:sz w:val="21"/>
         </w:rPr>
         <w:t>I would like to provide you with an update on the delivery status:</w:t>
@@ -7120,12 +9118,15 @@
       </w:pPr>
       <w:r>
         <w:rPr>
+          <w:rFonts w:ascii="微软雅黑" w:hAnsi="微软雅黑"/>
           <w:color w:val="4A90D9"/>
+          <w:sz w:val="21"/>
         </w:rPr>
         <w:t>—</w:t>
       </w:r>
       <w:r>
         <w:rPr>
+          <w:rFonts w:ascii="微软雅黑" w:hAnsi="微软雅黑"/>
           <w:sz w:val="21"/>
         </w:rPr>
         <w:t>- Current status: [生产中进行 / 已发货 / 在途]</w:t>
@@ -7138,12 +9139,15 @@
       </w:pPr>
       <w:r>
         <w:rPr>
+          <w:rFonts w:ascii="微软雅黑" w:hAnsi="微软雅黑"/>
           <w:color w:val="4A90D9"/>
+          <w:sz w:val="21"/>
         </w:rPr>
         <w:t>—</w:t>
       </w:r>
       <w:r>
         <w:rPr>
+          <w:rFonts w:ascii="微软雅黑" w:hAnsi="微软雅黑"/>
           <w:sz w:val="21"/>
         </w:rPr>
         <w:t>- Expected delivery date: [日期]</w:t>
@@ -7156,12 +9160,15 @@
       </w:pPr>
       <w:r>
         <w:rPr>
+          <w:rFonts w:ascii="微软雅黑" w:hAnsi="微软雅黑"/>
           <w:color w:val="4A90D9"/>
+          <w:sz w:val="21"/>
         </w:rPr>
         <w:t>—</w:t>
       </w:r>
       <w:r>
         <w:rPr>
+          <w:rFonts w:ascii="微软雅黑" w:hAnsi="微软雅黑"/>
           <w:sz w:val="21"/>
         </w:rPr>
         <w:t>- Reason for delay (if any): [原因，如物料短缺/产能紧张]</w:t>
@@ -7174,12 +9181,15 @@
       </w:pPr>
       <w:r>
         <w:rPr>
+          <w:rFonts w:ascii="微软雅黑" w:hAnsi="微软雅黑"/>
           <w:color w:val="4A90D9"/>
+          <w:sz w:val="21"/>
         </w:rPr>
         <w:t>—</w:t>
       </w:r>
       <w:r>
         <w:rPr>
+          <w:rFonts w:ascii="微软雅黑" w:hAnsi="微软雅黑"/>
           <w:sz w:val="21"/>
         </w:rPr>
       </w:r>
@@ -7191,12 +9201,15 @@
       </w:pPr>
       <w:r>
         <w:rPr>
+          <w:rFonts w:ascii="微软雅黑" w:hAnsi="微软雅黑"/>
           <w:color w:val="4A90D9"/>
+          <w:sz w:val="21"/>
         </w:rPr>
         <w:t>—</w:t>
       </w:r>
       <w:r>
         <w:rPr>
+          <w:rFonts w:ascii="微软雅黑" w:hAnsi="微软雅黑"/>
           <w:sz w:val="21"/>
         </w:rPr>
         <w:t>We are working closely with our production team to expedite the process. If you have any further questions, please do not hesitate to contact me.</w:t>
@@ -7209,12 +9222,15 @@
       </w:pPr>
       <w:r>
         <w:rPr>
+          <w:rFonts w:ascii="微软雅黑" w:hAnsi="微软雅黑"/>
           <w:color w:val="4A90D9"/>
+          <w:sz w:val="21"/>
         </w:rPr>
         <w:t>—</w:t>
       </w:r>
       <w:r>
         <w:rPr>
+          <w:rFonts w:ascii="微软雅黑" w:hAnsi="微软雅黑"/>
           <w:sz w:val="21"/>
         </w:rPr>
       </w:r>
@@ -7226,12 +9242,15 @@
       </w:pPr>
       <w:r>
         <w:rPr>
+          <w:rFonts w:ascii="微软雅黑" w:hAnsi="微软雅黑"/>
           <w:color w:val="4A90D9"/>
+          <w:sz w:val="21"/>
         </w:rPr>
         <w:t>—</w:t>
       </w:r>
       <w:r>
         <w:rPr>
+          <w:rFonts w:ascii="微软雅黑" w:hAnsi="微软雅黑"/>
           <w:sz w:val="21"/>
         </w:rPr>
         <w:t>Best regards,</w:t>
@@ -7244,12 +9263,15 @@
       </w:pPr>
       <w:r>
         <w:rPr>
+          <w:rFonts w:ascii="微软雅黑" w:hAnsi="微软雅黑"/>
           <w:color w:val="4A90D9"/>
+          <w:sz w:val="21"/>
         </w:rPr>
         <w:t>—</w:t>
       </w:r>
       <w:r>
         <w:rPr>
+          <w:rFonts w:ascii="微软雅黑" w:hAnsi="微软雅黑"/>
           <w:sz w:val="21"/>
         </w:rPr>
         <w:t>Wen Xue</w:t>
@@ -7262,12 +9284,15 @@
       </w:pPr>
       <w:r>
         <w:rPr>
+          <w:rFonts w:ascii="微软雅黑" w:hAnsi="微软雅黑"/>
           <w:color w:val="4A90D9"/>
+          <w:sz w:val="21"/>
         </w:rPr>
         <w:t>—</w:t>
       </w:r>
       <w:r>
         <w:rPr>
+          <w:rFonts w:ascii="微软雅黑" w:hAnsi="微软雅黑"/>
           <w:sz w:val="21"/>
         </w:rPr>
         <w:t>Master Planning Team, Festo</w:t>
@@ -7278,6 +9303,10 @@
         <w:spacing w:line="264" w:lineRule="auto" w:after="120"/>
       </w:pPr>
       <w:r>
+        <w:rPr>
+          <w:rFonts w:ascii="微软雅黑" w:hAnsi="微软雅黑"/>
+          <w:sz w:val="21"/>
+        </w:rPr>
         <w:t>场景2：向德国总部汇报物料交期延迟</w:t>
       </w:r>
     </w:p>
@@ -7288,12 +9317,15 @@
       </w:pPr>
       <w:r>
         <w:rPr>
+          <w:rFonts w:ascii="微软雅黑" w:hAnsi="微软雅黑"/>
           <w:color w:val="4A90D9"/>
+          <w:sz w:val="21"/>
         </w:rPr>
         <w:t>—</w:t>
       </w:r>
       <w:r>
         <w:rPr>
+          <w:rFonts w:ascii="微软雅黑" w:hAnsi="微软雅黑"/>
           <w:sz w:val="21"/>
         </w:rPr>
         <w:t>Subject: Delay Report — Material [物料编码] for Order [订单号]</w:t>
@@ -7306,12 +9338,15 @@
       </w:pPr>
       <w:r>
         <w:rPr>
+          <w:rFonts w:ascii="微软雅黑" w:hAnsi="微软雅黑"/>
           <w:color w:val="4A90D9"/>
+          <w:sz w:val="21"/>
         </w:rPr>
         <w:t>—</w:t>
       </w:r>
       <w:r>
         <w:rPr>
+          <w:rFonts w:ascii="微软雅黑" w:hAnsi="微软雅黑"/>
           <w:sz w:val="21"/>
         </w:rPr>
       </w:r>
@@ -7323,12 +9358,15 @@
       </w:pPr>
       <w:r>
         <w:rPr>
+          <w:rFonts w:ascii="微软雅黑" w:hAnsi="微软雅黑"/>
           <w:color w:val="4A90D9"/>
+          <w:sz w:val="21"/>
         </w:rPr>
         <w:t>—</w:t>
       </w:r>
       <w:r>
         <w:rPr>
+          <w:rFonts w:ascii="微软雅黑" w:hAnsi="微软雅黑"/>
           <w:sz w:val="21"/>
         </w:rPr>
         <w:t>Dear [总部联系人],</w:t>
@@ -7341,12 +9379,15 @@
       </w:pPr>
       <w:r>
         <w:rPr>
+          <w:rFonts w:ascii="微软雅黑" w:hAnsi="微软雅黑"/>
           <w:color w:val="4A90D9"/>
+          <w:sz w:val="21"/>
         </w:rPr>
         <w:t>—</w:t>
       </w:r>
       <w:r>
         <w:rPr>
+          <w:rFonts w:ascii="微软雅黑" w:hAnsi="微软雅黑"/>
           <w:sz w:val="21"/>
         </w:rPr>
       </w:r>
@@ -7358,12 +9399,15 @@
       </w:pPr>
       <w:r>
         <w:rPr>
+          <w:rFonts w:ascii="微软雅黑" w:hAnsi="微软雅黑"/>
           <w:color w:val="4A90D9"/>
+          <w:sz w:val="21"/>
         </w:rPr>
         <w:t>—</w:t>
       </w:r>
       <w:r>
         <w:rPr>
+          <w:rFonts w:ascii="微软雅黑" w:hAnsi="微软雅黑"/>
           <w:sz w:val="21"/>
         </w:rPr>
         <w:t>I am writing to inform you that there will be a delay in the delivery of material [物料编码].</w:t>
@@ -7376,12 +9420,15 @@
       </w:pPr>
       <w:r>
         <w:rPr>
+          <w:rFonts w:ascii="微软雅黑" w:hAnsi="微软雅黑"/>
           <w:color w:val="4A90D9"/>
+          <w:sz w:val="21"/>
         </w:rPr>
         <w:t>—</w:t>
       </w:r>
       <w:r>
         <w:rPr>
+          <w:rFonts w:ascii="微软雅黑" w:hAnsi="微软雅黑"/>
           <w:sz w:val="21"/>
         </w:rPr>
       </w:r>
@@ -7393,12 +9440,15 @@
       </w:pPr>
       <w:r>
         <w:rPr>
+          <w:rFonts w:ascii="微软雅黑" w:hAnsi="微软雅黑"/>
           <w:color w:val="4A90D9"/>
+          <w:sz w:val="21"/>
         </w:rPr>
         <w:t>—</w:t>
       </w:r>
       <w:r>
         <w:rPr>
+          <w:rFonts w:ascii="微软雅黑" w:hAnsi="微软雅黑"/>
           <w:sz w:val="21"/>
         </w:rPr>
         <w:t>- Original delivery date: [原交期]</w:t>
@@ -7411,12 +9461,15 @@
       </w:pPr>
       <w:r>
         <w:rPr>
+          <w:rFonts w:ascii="微软雅黑" w:hAnsi="微软雅黑"/>
           <w:color w:val="4A90D9"/>
+          <w:sz w:val="21"/>
         </w:rPr>
         <w:t>—</w:t>
       </w:r>
       <w:r>
         <w:rPr>
+          <w:rFonts w:ascii="微软雅黑" w:hAnsi="微软雅黑"/>
           <w:sz w:val="21"/>
         </w:rPr>
         <w:t>- New estimated delivery date: [新交期]</w:t>
@@ -7429,12 +9482,15 @@
       </w:pPr>
       <w:r>
         <w:rPr>
+          <w:rFonts w:ascii="微软雅黑" w:hAnsi="微软雅黑"/>
           <w:color w:val="4A90D9"/>
+          <w:sz w:val="21"/>
         </w:rPr>
         <w:t>—</w:t>
       </w:r>
       <w:r>
         <w:rPr>
+          <w:rFonts w:ascii="微软雅黑" w:hAnsi="微软雅黑"/>
           <w:sz w:val="21"/>
         </w:rPr>
         <w:t>- Delay reason: [原因，如供应商 delay / production bottleneck]</w:t>
@@ -7447,12 +9503,15 @@
       </w:pPr>
       <w:r>
         <w:rPr>
+          <w:rFonts w:ascii="微软雅黑" w:hAnsi="微软雅黑"/>
           <w:color w:val="4A90D9"/>
+          <w:sz w:val="21"/>
         </w:rPr>
         <w:t>—</w:t>
       </w:r>
       <w:r>
         <w:rPr>
+          <w:rFonts w:ascii="微软雅黑" w:hAnsi="微软雅黑"/>
           <w:sz w:val="21"/>
         </w:rPr>
         <w:t>- Impact: [影响范围，如影响X个生产订单]</w:t>
@@ -7465,12 +9524,15 @@
       </w:pPr>
       <w:r>
         <w:rPr>
+          <w:rFonts w:ascii="微软雅黑" w:hAnsi="微软雅黑"/>
           <w:color w:val="4A90D9"/>
+          <w:sz w:val="21"/>
         </w:rPr>
         <w:t>—</w:t>
       </w:r>
       <w:r>
         <w:rPr>
+          <w:rFonts w:ascii="微软雅黑" w:hAnsi="微软雅黑"/>
           <w:sz w:val="21"/>
         </w:rPr>
         <w:t>- Mitigation plan: [应对方案，如紧急采购/调整排产]</w:t>
@@ -7483,12 +9545,15 @@
       </w:pPr>
       <w:r>
         <w:rPr>
+          <w:rFonts w:ascii="微软雅黑" w:hAnsi="微软雅黑"/>
           <w:color w:val="4A90D9"/>
+          <w:sz w:val="21"/>
         </w:rPr>
         <w:t>—</w:t>
       </w:r>
       <w:r>
         <w:rPr>
+          <w:rFonts w:ascii="微软雅黑" w:hAnsi="微软雅黑"/>
           <w:sz w:val="21"/>
         </w:rPr>
       </w:r>
@@ -7500,12 +9565,15 @@
       </w:pPr>
       <w:r>
         <w:rPr>
+          <w:rFonts w:ascii="微软雅黑" w:hAnsi="微软雅黑"/>
           <w:color w:val="4A90D9"/>
+          <w:sz w:val="21"/>
         </w:rPr>
         <w:t>—</w:t>
       </w:r>
       <w:r>
         <w:rPr>
+          <w:rFonts w:ascii="微软雅黑" w:hAnsi="微软雅黑"/>
           <w:sz w:val="21"/>
         </w:rPr>
         <w:t>Please let me know if you have any concerns or suggestions.</w:t>
@@ -7518,12 +9586,15 @@
       </w:pPr>
       <w:r>
         <w:rPr>
+          <w:rFonts w:ascii="微软雅黑" w:hAnsi="微软雅黑"/>
           <w:color w:val="4A90D9"/>
+          <w:sz w:val="21"/>
         </w:rPr>
         <w:t>—</w:t>
       </w:r>
       <w:r>
         <w:rPr>
+          <w:rFonts w:ascii="微软雅黑" w:hAnsi="微软雅黑"/>
           <w:sz w:val="21"/>
         </w:rPr>
       </w:r>
@@ -7535,12 +9606,15 @@
       </w:pPr>
       <w:r>
         <w:rPr>
+          <w:rFonts w:ascii="微软雅黑" w:hAnsi="微软雅黑"/>
           <w:color w:val="4A90D9"/>
+          <w:sz w:val="21"/>
         </w:rPr>
         <w:t>—</w:t>
       </w:r>
       <w:r>
         <w:rPr>
+          <w:rFonts w:ascii="微软雅黑" w:hAnsi="微软雅黑"/>
           <w:sz w:val="21"/>
         </w:rPr>
         <w:t>Best regards,</w:t>
@@ -7553,12 +9627,15 @@
       </w:pPr>
       <w:r>
         <w:rPr>
+          <w:rFonts w:ascii="微软雅黑" w:hAnsi="微软雅黑"/>
           <w:color w:val="4A90D9"/>
+          <w:sz w:val="21"/>
         </w:rPr>
         <w:t>—</w:t>
       </w:r>
       <w:r>
         <w:rPr>
+          <w:rFonts w:ascii="微软雅黑" w:hAnsi="微软雅黑"/>
           <w:sz w:val="21"/>
         </w:rPr>
         <w:t>Wen Xue</w:t>
@@ -7571,12 +9648,15 @@
       </w:pPr>
       <w:r>
         <w:rPr>
+          <w:rFonts w:ascii="微软雅黑" w:hAnsi="微软雅黑"/>
           <w:color w:val="4A90D9"/>
+          <w:sz w:val="21"/>
         </w:rPr>
         <w:t>—</w:t>
       </w:r>
       <w:r>
         <w:rPr>
+          <w:rFonts w:ascii="微软雅黑" w:hAnsi="微软雅黑"/>
           <w:sz w:val="21"/>
         </w:rPr>
         <w:t>Master Planning Team, Festo Jinan</w:t>
@@ -7587,6 +9667,10 @@
         <w:spacing w:line="264" w:lineRule="auto" w:after="120"/>
       </w:pPr>
       <w:r>
+        <w:rPr>
+          <w:rFonts w:ascii="微软雅黑" w:hAnsi="微软雅黑"/>
+          <w:sz w:val="21"/>
+        </w:rPr>
         <w:t>场景3：向主管汇报主数据错误</w:t>
       </w:r>
     </w:p>
@@ -7597,12 +9681,15 @@
       </w:pPr>
       <w:r>
         <w:rPr>
+          <w:rFonts w:ascii="微软雅黑" w:hAnsi="微软雅黑"/>
           <w:color w:val="4A90D9"/>
+          <w:sz w:val="21"/>
         </w:rPr>
         <w:t>—</w:t>
       </w:r>
       <w:r>
         <w:rPr>
+          <w:rFonts w:ascii="微软雅黑" w:hAnsi="微软雅黑"/>
           <w:sz w:val="21"/>
         </w:rPr>
         <w:t>Subject: Issue Found — Master Data Correction for Material [物料编码]</w:t>
@@ -7615,12 +9702,15 @@
       </w:pPr>
       <w:r>
         <w:rPr>
+          <w:rFonts w:ascii="微软雅黑" w:hAnsi="微软雅黑"/>
           <w:color w:val="4A90D9"/>
+          <w:sz w:val="21"/>
         </w:rPr>
         <w:t>—</w:t>
       </w:r>
       <w:r>
         <w:rPr>
+          <w:rFonts w:ascii="微软雅黑" w:hAnsi="微软雅黑"/>
           <w:sz w:val="21"/>
         </w:rPr>
       </w:r>
@@ -7632,12 +9722,15 @@
       </w:pPr>
       <w:r>
         <w:rPr>
+          <w:rFonts w:ascii="微软雅黑" w:hAnsi="微软雅黑"/>
           <w:color w:val="4A90D9"/>
+          <w:sz w:val="21"/>
         </w:rPr>
         <w:t>—</w:t>
       </w:r>
       <w:r>
         <w:rPr>
+          <w:rFonts w:ascii="微软雅黑" w:hAnsi="微软雅黑"/>
           <w:sz w:val="21"/>
         </w:rPr>
         <w:t>Dear [主管名],</w:t>
@@ -7650,12 +9743,15 @@
       </w:pPr>
       <w:r>
         <w:rPr>
+          <w:rFonts w:ascii="微软雅黑" w:hAnsi="微软雅黑"/>
           <w:color w:val="4A90D9"/>
+          <w:sz w:val="21"/>
         </w:rPr>
         <w:t>—</w:t>
       </w:r>
       <w:r>
         <w:rPr>
+          <w:rFonts w:ascii="微软雅黑" w:hAnsi="微软雅黑"/>
           <w:sz w:val="21"/>
         </w:rPr>
       </w:r>
@@ -7667,12 +9763,15 @@
       </w:pPr>
       <w:r>
         <w:rPr>
+          <w:rFonts w:ascii="微软雅黑" w:hAnsi="微软雅黑"/>
           <w:color w:val="4A90D9"/>
+          <w:sz w:val="21"/>
         </w:rPr>
         <w:t>—</w:t>
       </w:r>
       <w:r>
         <w:rPr>
+          <w:rFonts w:ascii="微软雅黑" w:hAnsi="微软雅黑"/>
           <w:sz w:val="21"/>
         </w:rPr>
         <w:t>I found an error in the master data for material [物料编码]:</w:t>
@@ -7685,12 +9784,15 @@
       </w:pPr>
       <w:r>
         <w:rPr>
+          <w:rFonts w:ascii="微软雅黑" w:hAnsi="微软雅黑"/>
           <w:color w:val="4A90D9"/>
+          <w:sz w:val="21"/>
         </w:rPr>
         <w:t>—</w:t>
       </w:r>
       <w:r>
         <w:rPr>
+          <w:rFonts w:ascii="微软雅黑" w:hAnsi="微软雅黑"/>
           <w:sz w:val="21"/>
         </w:rPr>
         <w:t>- Current data: [当前错误数据]</w:t>
@@ -7703,12 +9805,15 @@
       </w:pPr>
       <w:r>
         <w:rPr>
+          <w:rFonts w:ascii="微软雅黑" w:hAnsi="微软雅黑"/>
           <w:color w:val="4A90D9"/>
+          <w:sz w:val="21"/>
         </w:rPr>
         <w:t>—</w:t>
       </w:r>
       <w:r>
         <w:rPr>
+          <w:rFonts w:ascii="微软雅黑" w:hAnsi="微软雅黑"/>
           <w:sz w:val="21"/>
         </w:rPr>
         <w:t>- Correct data: [正确数据]</w:t>
@@ -7721,12 +9826,15 @@
       </w:pPr>
       <w:r>
         <w:rPr>
+          <w:rFonts w:ascii="微软雅黑" w:hAnsi="微软雅黑"/>
           <w:color w:val="4A90D9"/>
+          <w:sz w:val="21"/>
         </w:rPr>
         <w:t>—</w:t>
       </w:r>
       <w:r>
         <w:rPr>
+          <w:rFonts w:ascii="微软雅黑" w:hAnsi="微软雅黑"/>
           <w:sz w:val="21"/>
         </w:rPr>
         <w:t>- Impact: [影响，如可能导致MRP运算错误]</w:t>
@@ -7739,12 +9847,15 @@
       </w:pPr>
       <w:r>
         <w:rPr>
+          <w:rFonts w:ascii="微软雅黑" w:hAnsi="微软雅黑"/>
           <w:color w:val="4A90D9"/>
+          <w:sz w:val="21"/>
         </w:rPr>
         <w:t>—</w:t>
       </w:r>
       <w:r>
         <w:rPr>
+          <w:rFonts w:ascii="微软雅黑" w:hAnsi="微软雅黑"/>
           <w:sz w:val="21"/>
         </w:rPr>
         <w:t>- Suggested action: [建议，如修正BOM层级/更新库存参数]</w:t>
@@ -7757,12 +9868,15 @@
       </w:pPr>
       <w:r>
         <w:rPr>
+          <w:rFonts w:ascii="微软雅黑" w:hAnsi="微软雅黑"/>
           <w:color w:val="4A90D9"/>
+          <w:sz w:val="21"/>
         </w:rPr>
         <w:t>—</w:t>
       </w:r>
       <w:r>
         <w:rPr>
+          <w:rFonts w:ascii="微软雅黑" w:hAnsi="微软雅黑"/>
           <w:sz w:val="21"/>
         </w:rPr>
       </w:r>
@@ -7774,12 +9888,15 @@
       </w:pPr>
       <w:r>
         <w:rPr>
+          <w:rFonts w:ascii="微软雅黑" w:hAnsi="微软雅黑"/>
           <w:color w:val="4A90D9"/>
+          <w:sz w:val="21"/>
         </w:rPr>
         <w:t>—</w:t>
       </w:r>
       <w:r>
         <w:rPr>
+          <w:rFonts w:ascii="微软雅黑" w:hAnsi="微软雅黑"/>
           <w:sz w:val="21"/>
         </w:rPr>
         <w:t>Could you please confirm if I should proceed with the correction?</w:t>
@@ -7792,12 +9909,15 @@
       </w:pPr>
       <w:r>
         <w:rPr>
+          <w:rFonts w:ascii="微软雅黑" w:hAnsi="微软雅黑"/>
           <w:color w:val="4A90D9"/>
+          <w:sz w:val="21"/>
         </w:rPr>
         <w:t>—</w:t>
       </w:r>
       <w:r>
         <w:rPr>
+          <w:rFonts w:ascii="微软雅黑" w:hAnsi="微软雅黑"/>
           <w:sz w:val="21"/>
         </w:rPr>
       </w:r>
@@ -7809,12 +9929,15 @@
       </w:pPr>
       <w:r>
         <w:rPr>
+          <w:rFonts w:ascii="微软雅黑" w:hAnsi="微软雅黑"/>
           <w:color w:val="4A90D9"/>
+          <w:sz w:val="21"/>
         </w:rPr>
         <w:t>—</w:t>
       </w:r>
       <w:r>
         <w:rPr>
+          <w:rFonts w:ascii="微软雅黑" w:hAnsi="微软雅黑"/>
           <w:sz w:val="21"/>
         </w:rPr>
         <w:t>Best regards,</w:t>
@@ -7827,23 +9950,19 @@
       </w:pPr>
       <w:r>
         <w:rPr>
+          <w:rFonts w:ascii="微软雅黑" w:hAnsi="微软雅黑"/>
           <w:color w:val="4A90D9"/>
+          <w:sz w:val="21"/>
         </w:rPr>
         <w:t>—</w:t>
       </w:r>
       <w:r>
         <w:rPr>
+          <w:rFonts w:ascii="微软雅黑" w:hAnsi="微软雅黑"/>
           <w:sz w:val="21"/>
         </w:rPr>
         <w:t>Wen Xue</w:t>
       </w:r>
-      <w:r>
-        <w:br/>
-      </w:r>
-    </w:p>
-    <w:p>
-      <w:pPr/>
-      <w:br w:type="page"/>
     </w:p>
     <w:p>
       <w:pPr>
@@ -7853,9 +9972,14 @@
     <w:p>
       <w:pPr>
         <w:pStyle w:val="Heading1"/>
-        <w:pageBreakBefore/>
-      </w:pPr>
-      <w:r>
+      </w:pPr>
+      <w:r>
+        <w:rPr>
+          <w:rFonts w:ascii="微软雅黑" w:hAnsi="微软雅黑"/>
+          <w:b/>
+          <w:color w:val="2D5F8A"/>
+          <w:sz w:val="32"/>
+        </w:rPr>
         <w:t>六、笔试备考指南</w:t>
       </w:r>
     </w:p>
@@ -7864,6 +9988,12 @@
         <w:pStyle w:val="Heading2"/>
       </w:pPr>
       <w:r>
+        <w:rPr>
+          <w:rFonts w:ascii="微软雅黑" w:hAnsi="微软雅黑"/>
+          <w:b/>
+          <w:color w:val="4472C4"/>
+          <w:sz w:val="26"/>
+        </w:rPr>
         <w:t>6.1 笔试形式判断</w:t>
       </w:r>
     </w:p>
@@ -7872,6 +10002,10 @@
         <w:spacing w:line="264" w:lineRule="auto" w:after="120"/>
       </w:pPr>
       <w:r>
+        <w:rPr>
+          <w:rFonts w:ascii="微软雅黑" w:hAnsi="微软雅黑"/>
+          <w:sz w:val="21"/>
+        </w:rPr>
         <w:t>⚠️ 该岗位笔试信息未确认，但德企/制造业校招通常包含在线测评（OT）。</w:t>
       </w:r>
     </w:p>
@@ -7880,6 +10014,10 @@
         <w:spacing w:line="264" w:lineRule="auto" w:after="120"/>
       </w:pPr>
       <w:r>
+        <w:rPr>
+          <w:rFonts w:ascii="微软雅黑" w:hAnsi="微软雅黑"/>
+          <w:sz w:val="21"/>
+        </w:rPr>
         <w:t>可能题型：</w:t>
       </w:r>
     </w:p>
@@ -7888,6 +10026,10 @@
         <w:spacing w:line="264" w:lineRule="auto" w:after="120"/>
       </w:pPr>
       <w:r>
+        <w:rPr>
+          <w:rFonts w:ascii="微软雅黑" w:hAnsi="微软雅黑"/>
+          <w:sz w:val="21"/>
+        </w:rPr>
         <w:t>1. SHL/北森在线测评：言语理解+数量关系+图形推理+情境判断（60-90分钟）</w:t>
       </w:r>
     </w:p>
@@ -7896,6 +10038,10 @@
         <w:spacing w:line="264" w:lineRule="auto" w:after="120"/>
       </w:pPr>
       <w:r>
+        <w:rPr>
+          <w:rFonts w:ascii="微软雅黑" w:hAnsi="微软雅黑"/>
+          <w:sz w:val="21"/>
+        </w:rPr>
         <w:t>2. 性格测试：100-200题，无对错</w:t>
       </w:r>
     </w:p>
@@ -7904,6 +10050,10 @@
         <w:spacing w:line="264" w:lineRule="auto" w:after="120"/>
       </w:pPr>
       <w:r>
+        <w:rPr>
+          <w:rFonts w:ascii="微软雅黑" w:hAnsi="微软雅黑"/>
+          <w:sz w:val="21"/>
+        </w:rPr>
         <w:t>3. 英语测试：阅读理解+填空（外企常见）</w:t>
       </w:r>
     </w:p>
@@ -7912,6 +10062,10 @@
         <w:spacing w:line="264" w:lineRule="auto" w:after="120"/>
       </w:pPr>
       <w:r>
+        <w:rPr>
+          <w:rFonts w:ascii="微软雅黑" w:hAnsi="微软雅黑"/>
+          <w:sz w:val="21"/>
+        </w:rPr>
         <w:t>4. 供应链专业知识：基础概念题</w:t>
       </w:r>
     </w:p>
@@ -7920,6 +10074,12 @@
         <w:pStyle w:val="Heading2"/>
       </w:pPr>
       <w:r>
+        <w:rPr>
+          <w:rFonts w:ascii="微软雅黑" w:hAnsi="微软雅黑"/>
+          <w:b/>
+          <w:color w:val="4472C4"/>
+          <w:sz w:val="26"/>
+        </w:rPr>
         <w:t>6.2 备考建议</w:t>
       </w:r>
     </w:p>
@@ -7928,6 +10088,10 @@
         <w:spacing w:line="264" w:lineRule="auto" w:after="120"/>
       </w:pPr>
       <w:r>
+        <w:rPr>
+          <w:rFonts w:ascii="微软雅黑" w:hAnsi="微软雅黑"/>
+          <w:sz w:val="21"/>
+        </w:rPr>
         <w:t>- 行测/SHL：牛客网搜"SHL真题"或"行测真题"，每天刷20题</w:t>
       </w:r>
     </w:p>
@@ -7936,6 +10100,10 @@
         <w:spacing w:line="264" w:lineRule="auto" w:after="120"/>
       </w:pPr>
       <w:r>
+        <w:rPr>
+          <w:rFonts w:ascii="微软雅黑" w:hAnsi="微软雅黑"/>
+          <w:sz w:val="21"/>
+        </w:rPr>
         <w:t>- 性格测试：供应链岗位选"注重细节""有计划性""抗压能力强"，但保持前后一致</w:t>
       </w:r>
     </w:p>
@@ -7944,6 +10112,10 @@
         <w:spacing w:line="264" w:lineRule="auto" w:after="120"/>
       </w:pPr>
       <w:r>
+        <w:rPr>
+          <w:rFonts w:ascii="微软雅黑" w:hAnsi="微软雅黑"/>
+          <w:sz w:val="21"/>
+        </w:rPr>
         <w:t>- 英语：背熟供应链英语术语（见5.3），做2-3篇阅读理解保持语感</w:t>
       </w:r>
     </w:p>
@@ -7952,6 +10124,10 @@
         <w:spacing w:line="264" w:lineRule="auto" w:after="120"/>
       </w:pPr>
       <w:r>
+        <w:rPr>
+          <w:rFonts w:ascii="微软雅黑" w:hAnsi="微软雅黑"/>
+          <w:sz w:val="21"/>
+        </w:rPr>
         <w:t>- 专业知识：复习主数据管理、MRP、EOQ、安全库存、拖期分析</w:t>
       </w:r>
     </w:p>
@@ -7960,6 +10136,12 @@
         <w:pStyle w:val="Heading2"/>
       </w:pPr>
       <w:r>
+        <w:rPr>
+          <w:rFonts w:ascii="微软雅黑" w:hAnsi="微软雅黑"/>
+          <w:b/>
+          <w:color w:val="4472C4"/>
+          <w:sz w:val="26"/>
+        </w:rPr>
         <w:t>6.3 考前冲刺清单（48小时）</w:t>
       </w:r>
     </w:p>
@@ -7968,6 +10150,10 @@
         <w:spacing w:line="264" w:lineRule="auto" w:after="120"/>
       </w:pPr>
       <w:r>
+        <w:rPr>
+          <w:rFonts w:ascii="微软雅黑" w:hAnsi="微软雅黑"/>
+          <w:sz w:val="21"/>
+        </w:rPr>
         <w:t>Day 1（面试前一天）：</w:t>
       </w:r>
     </w:p>
@@ -7976,6 +10162,10 @@
         <w:spacing w:line="264" w:lineRule="auto" w:after="120"/>
       </w:pPr>
       <w:r>
+        <w:rPr>
+          <w:rFonts w:ascii="微软雅黑" w:hAnsi="微软雅黑"/>
+          <w:sz w:val="21"/>
+        </w:rPr>
         <w:t>- [ ] 背熟1分钟和3分钟中文自我介绍</w:t>
       </w:r>
     </w:p>
@@ -7984,6 +10174,10 @@
         <w:spacing w:line="264" w:lineRule="auto" w:after="120"/>
       </w:pPr>
       <w:r>
+        <w:rPr>
+          <w:rFonts w:ascii="微软雅黑" w:hAnsi="微软雅黑"/>
+          <w:sz w:val="21"/>
+        </w:rPr>
         <w:t>- [ ] 背熟1分钟英文自我介绍</w:t>
       </w:r>
     </w:p>
@@ -7992,6 +10186,10 @@
         <w:spacing w:line="264" w:lineRule="auto" w:after="120"/>
       </w:pPr>
       <w:r>
+        <w:rPr>
+          <w:rFonts w:ascii="微软雅黑" w:hAnsi="微软雅黑"/>
+          <w:sz w:val="21"/>
+        </w:rPr>
         <w:t>- [ ] 背熟3个英文邮件模板</w:t>
       </w:r>
     </w:p>
@@ -8000,6 +10198,10 @@
         <w:spacing w:line="264" w:lineRule="auto" w:after="120"/>
       </w:pPr>
       <w:r>
+        <w:rPr>
+          <w:rFonts w:ascii="微软雅黑" w:hAnsi="微软雅黑"/>
+          <w:sz w:val="21"/>
+        </w:rPr>
         <w:t>- [ ] 复习5个切入点话术</w:t>
       </w:r>
     </w:p>
@@ -8008,6 +10210,10 @@
         <w:spacing w:line="264" w:lineRule="auto" w:after="120"/>
       </w:pPr>
       <w:r>
+        <w:rPr>
+          <w:rFonts w:ascii="微软雅黑" w:hAnsi="微软雅黑"/>
+          <w:sz w:val="21"/>
+        </w:rPr>
         <w:t>- [ ] 复习6个高质量反问问题</w:t>
       </w:r>
     </w:p>
@@ -8016,6 +10222,10 @@
         <w:spacing w:line="264" w:lineRule="auto" w:after="120"/>
       </w:pPr>
       <w:r>
+        <w:rPr>
+          <w:rFonts w:ascii="微软雅黑" w:hAnsi="微软雅黑"/>
+          <w:sz w:val="21"/>
+        </w:rPr>
         <w:t>- [ ] 检查面试材料（简历2份打印版、身份证、学生证）</w:t>
       </w:r>
     </w:p>
@@ -8024,6 +10234,10 @@
         <w:spacing w:line="264" w:lineRule="auto" w:after="120"/>
       </w:pPr>
       <w:r>
+        <w:rPr>
+          <w:rFonts w:ascii="微软雅黑" w:hAnsi="微软雅黑"/>
+          <w:sz w:val="21"/>
+        </w:rPr>
         <w:t>Day 2（面试当天）：</w:t>
       </w:r>
     </w:p>
@@ -8032,6 +10246,10 @@
         <w:spacing w:line="264" w:lineRule="auto" w:after="120"/>
       </w:pPr>
       <w:r>
+        <w:rPr>
+          <w:rFonts w:ascii="微软雅黑" w:hAnsi="微软雅黑"/>
+          <w:sz w:val="21"/>
+        </w:rPr>
         <w:t>- [ ] 提前15分钟到达/进入会议室</w:t>
       </w:r>
     </w:p>
@@ -8040,6 +10258,10 @@
         <w:spacing w:line="264" w:lineRule="auto" w:after="120"/>
       </w:pPr>
       <w:r>
+        <w:rPr>
+          <w:rFonts w:ascii="微软雅黑" w:hAnsi="微软雅黑"/>
+          <w:sz w:val="21"/>
+        </w:rPr>
         <w:t>- [ ] 着装整洁（外企：商务休闲即可）</w:t>
       </w:r>
     </w:p>
@@ -8048,6 +10270,10 @@
         <w:spacing w:line="264" w:lineRule="auto" w:after="120"/>
       </w:pPr>
       <w:r>
+        <w:rPr>
+          <w:rFonts w:ascii="微软雅黑" w:hAnsi="微软雅黑"/>
+          <w:sz w:val="21"/>
+        </w:rPr>
         <w:t>- [ ] 带2份打印简历</w:t>
       </w:r>
     </w:p>
@@ -8056,6 +10282,10 @@
         <w:spacing w:line="264" w:lineRule="auto" w:after="120"/>
       </w:pPr>
       <w:r>
+        <w:rPr>
+          <w:rFonts w:ascii="微软雅黑" w:hAnsi="微软雅黑"/>
+          <w:sz w:val="21"/>
+        </w:rPr>
         <w:t>- [ ] 考前1小时翻一遍知识卡</w:t>
       </w:r>
     </w:p>
@@ -8064,15 +10294,12 @@
         <w:spacing w:line="264" w:lineRule="auto" w:after="120"/>
       </w:pPr>
       <w:r>
+        <w:rPr>
+          <w:rFonts w:ascii="微软雅黑" w:hAnsi="微软雅黑"/>
+          <w:sz w:val="21"/>
+        </w:rPr>
         <w:t>- [ ] 保持冷静</w:t>
       </w:r>
-      <w:r>
-        <w:br/>
-      </w:r>
-    </w:p>
-    <w:p>
-      <w:pPr/>
-      <w:br w:type="page"/>
     </w:p>
     <w:p>
       <w:pPr>
@@ -8082,9 +10309,14 @@
     <w:p>
       <w:pPr>
         <w:pStyle w:val="Heading1"/>
-        <w:pageBreakBefore/>
-      </w:pPr>
-      <w:r>
+      </w:pPr>
+      <w:r>
+        <w:rPr>
+          <w:rFonts w:ascii="微软雅黑" w:hAnsi="微软雅黑"/>
+          <w:b/>
+          <w:color w:val="2D5F8A"/>
+          <w:sz w:val="32"/>
+        </w:rPr>
         <w:t>七、面试前最终核查清单</w:t>
       </w:r>
     </w:p>
@@ -8093,6 +10325,12 @@
         <w:pStyle w:val="Heading2"/>
       </w:pPr>
       <w:r>
+        <w:rPr>
+          <w:rFonts w:ascii="微软雅黑" w:hAnsi="微软雅黑"/>
+          <w:b/>
+          <w:color w:val="4472C4"/>
+          <w:sz w:val="26"/>
+        </w:rPr>
         <w:t>必须确认的风险点</w:t>
       </w:r>
     </w:p>
@@ -8101,6 +10339,10 @@
         <w:spacing w:line="264" w:lineRule="auto" w:after="120"/>
       </w:pPr>
       <w:r>
+        <w:rPr>
+          <w:rFonts w:ascii="微软雅黑" w:hAnsi="微软雅黑"/>
+          <w:sz w:val="21"/>
+        </w:rPr>
         <w:t>1. 实习时长：HR JD要求12个月，文雪大四约10个月 → 面试时主动沟通协商方案</w:t>
       </w:r>
     </w:p>
@@ -8109,6 +10351,10 @@
         <w:spacing w:line="264" w:lineRule="auto" w:after="120"/>
       </w:pPr>
       <w:r>
+        <w:rPr>
+          <w:rFonts w:ascii="微软雅黑" w:hAnsi="微软雅黑"/>
+          <w:sz w:val="21"/>
+        </w:rPr>
         <w:t>2. 到岗天数：HR JD标注5天/周 → 确认大四课程安排能否支持</w:t>
       </w:r>
     </w:p>
@@ -8117,6 +10363,10 @@
         <w:spacing w:line="264" w:lineRule="auto" w:after="120"/>
       </w:pPr>
       <w:r>
+        <w:rPr>
+          <w:rFonts w:ascii="微软雅黑" w:hAnsi="微软雅黑"/>
+          <w:sz w:val="21"/>
+        </w:rPr>
         <w:t>3. SAP经验：HR JD"SAP经验优先"（非硬性）→ 强调ERP迁移能力</w:t>
       </w:r>
     </w:p>
@@ -8125,6 +10375,10 @@
         <w:spacing w:line="264" w:lineRule="auto" w:after="120"/>
       </w:pPr>
       <w:r>
+        <w:rPr>
+          <w:rFonts w:ascii="微软雅黑" w:hAnsi="微软雅黑"/>
+          <w:sz w:val="21"/>
+        </w:rPr>
         <w:t>4. 英语能力：需读写英文邮件 → 准备邮件模板和供应链英语术语</w:t>
       </w:r>
     </w:p>
@@ -8133,6 +10387,12 @@
         <w:pStyle w:val="Heading2"/>
       </w:pPr>
       <w:r>
+        <w:rPr>
+          <w:rFonts w:ascii="微软雅黑" w:hAnsi="微软雅黑"/>
+          <w:b/>
+          <w:color w:val="4472C4"/>
+          <w:sz w:val="26"/>
+        </w:rPr>
         <w:t>面试当天必带</w:t>
       </w:r>
     </w:p>
@@ -8141,6 +10401,10 @@
         <w:spacing w:line="264" w:lineRule="auto" w:after="120"/>
       </w:pPr>
       <w:r>
+        <w:rPr>
+          <w:rFonts w:ascii="微软雅黑" w:hAnsi="微软雅黑"/>
+          <w:sz w:val="21"/>
+        </w:rPr>
         <w:t>- [ ] 2份打印简历</w:t>
       </w:r>
     </w:p>
@@ -8149,6 +10413,10 @@
         <w:spacing w:line="264" w:lineRule="auto" w:after="120"/>
       </w:pPr>
       <w:r>
+        <w:rPr>
+          <w:rFonts w:ascii="微软雅黑" w:hAnsi="微软雅黑"/>
+          <w:sz w:val="21"/>
+        </w:rPr>
         <w:t>- [ ] 身份证/学生证</w:t>
       </w:r>
     </w:p>
@@ -8157,6 +10425,10 @@
         <w:spacing w:line="264" w:lineRule="auto" w:after="120"/>
       </w:pPr>
       <w:r>
+        <w:rPr>
+          <w:rFonts w:ascii="微软雅黑" w:hAnsi="微软雅黑"/>
+          <w:sz w:val="21"/>
+        </w:rPr>
         <w:t>- [ ] 笔记本和笔</w:t>
       </w:r>
     </w:p>
@@ -8165,6 +10437,10 @@
         <w:spacing w:line="264" w:lineRule="auto" w:after="120"/>
       </w:pPr>
       <w:r>
+        <w:rPr>
+          <w:rFonts w:ascii="微软雅黑" w:hAnsi="微软雅黑"/>
+          <w:sz w:val="21"/>
+        </w:rPr>
         <w:t>- [ ] 一份"费斯托印象笔记"（3个了解点，面试时自然引用）</w:t>
       </w:r>
     </w:p>
@@ -8173,6 +10449,12 @@
         <w:pStyle w:val="Heading2"/>
       </w:pPr>
       <w:r>
+        <w:rPr>
+          <w:rFonts w:ascii="微软雅黑" w:hAnsi="微软雅黑"/>
+          <w:b/>
+          <w:color w:val="4472C4"/>
+          <w:sz w:val="26"/>
+        </w:rPr>
         <w:t>面试后跟进</w:t>
       </w:r>
     </w:p>
@@ -8181,6 +10463,10 @@
         <w:spacing w:line="264" w:lineRule="auto" w:after="120"/>
       </w:pPr>
       <w:r>
+        <w:rPr>
+          <w:rFonts w:ascii="微软雅黑" w:hAnsi="微软雅黑"/>
+          <w:sz w:val="21"/>
+        </w:rPr>
         <w:t>- [ ] 24小时内发感谢邮件（外企适用）</w:t>
       </w:r>
     </w:p>
@@ -8189,6 +10475,10 @@
         <w:spacing w:line="264" w:lineRule="auto" w:after="120"/>
       </w:pPr>
       <w:r>
+        <w:rPr>
+          <w:rFonts w:ascii="微软雅黑" w:hAnsi="微软雅黑"/>
+          <w:sz w:val="21"/>
+        </w:rPr>
         <w:t>- [ ] 记录面试中被问到的问题，补充到错题本</w:t>
       </w:r>
     </w:p>
@@ -8197,6 +10487,10 @@
         <w:spacing w:line="264" w:lineRule="auto" w:after="120"/>
       </w:pPr>
       <w:r>
+        <w:rPr>
+          <w:rFonts w:ascii="微软雅黑" w:hAnsi="微软雅黑"/>
+          <w:sz w:val="21"/>
+        </w:rPr>
         <w:t>- [ ] 无论结果如何，更新岗位日报</w:t>
       </w:r>
     </w:p>
@@ -8207,12 +10501,15 @@
       </w:pPr>
       <w:r>
         <w:rPr>
+          <w:rFonts w:ascii="微软雅黑" w:hAnsi="微软雅黑"/>
           <w:color w:val="4A90D9"/>
+          <w:sz w:val="21"/>
         </w:rPr>
         <w:t>—</w:t>
       </w:r>
       <w:r>
         <w:rPr>
+          <w:rFonts w:ascii="微软雅黑" w:hAnsi="微软雅黑"/>
           <w:sz w:val="21"/>
         </w:rPr>
         <w:t>内容较多，建议复制到 Word 后按标题拆分保存，方便分天复习。</w:t>
@@ -8595,6 +10892,7 @@
       <w:spacing w:line="264" w:lineRule="auto" w:after="120"/>
     </w:pPr>
     <w:rPr>
+      <w:rFonts w:ascii="微软雅黑" w:hAnsi="微软雅黑"/>
       <w:sz w:val="21"/>
     </w:rPr>
   </w:style>
@@ -8657,7 +10955,7 @@
       <w:outlineLvl w:val="0"/>
     </w:pPr>
     <w:rPr>
-      <w:rFonts w:asciiTheme="majorHAnsi" w:eastAsiaTheme="majorEastAsia" w:hAnsiTheme="majorHAnsi" w:cstheme="majorBidi"/>
+      <w:rFonts w:asciiTheme="majorHAnsi" w:eastAsiaTheme="majorEastAsia" w:hAnsiTheme="majorHAnsi" w:cstheme="majorBidi" w:ascii="微软雅黑" w:hAnsi="微软雅黑"/>
       <w:b/>
       <w:bCs/>
       <w:color w:val="2D5F8A"/>
@@ -8681,7 +10979,7 @@
       <w:outlineLvl w:val="1"/>
     </w:pPr>
     <w:rPr>
-      <w:rFonts w:asciiTheme="majorHAnsi" w:eastAsiaTheme="majorEastAsia" w:hAnsiTheme="majorHAnsi" w:cstheme="majorBidi"/>
+      <w:rFonts w:asciiTheme="majorHAnsi" w:eastAsiaTheme="majorEastAsia" w:hAnsiTheme="majorHAnsi" w:cstheme="majorBidi" w:ascii="微软雅黑" w:hAnsi="微软雅黑"/>
       <w:b/>
       <w:bCs/>
       <w:color w:val="4472C4"/>

--- a/03_笔面试题库/企业岗位/费斯托/费斯托-供应链实习生-面试备考资料.docx
+++ b/03_笔面试题库/企业岗位/费斯托/费斯托-供应链实习生-面试备考资料.docx
@@ -97,11 +97,16 @@
       <w:r>
         <w:rPr>
           <w:rFonts w:ascii="微软雅黑" w:hAnsi="微软雅黑"/>
-          <w:b/>
-          <w:color w:val="333333"/>
-          <w:sz w:val="24"/>
+          <w:b w:val="0"/>
+          <w:color w:val="0563C1"/>
+          <w:sz w:val="22"/>
+          <w:u w:val="single"/>
         </w:rPr>
         <w:t>一、企业及岗位认知</w:t>
+        <w:fldChar w:fldCharType="begin"/>
+        <w:instrText xml:space="preserve">HYPERLINK \l 一_企业及岗位认知</w:instrText>
+        <w:fldChar w:fldCharType="separate"/>
+        <w:fldChar w:fldCharType="end"/>
       </w:r>
     </w:p>
     <w:p>
@@ -112,10 +117,15 @@
         <w:rPr>
           <w:rFonts w:ascii="微软雅黑" w:hAnsi="微软雅黑"/>
           <w:b w:val="0"/>
-          <w:color w:val="333333"/>
+          <w:color w:val="0563C1"/>
           <w:sz w:val="22"/>
-        </w:rPr>
-        <w:t xml:space="preserve">  1.1 企业速览</w:t>
+          <w:u w:val="single"/>
+        </w:rPr>
+        <w:t xml:space="preserve">　　1.1 企业速览</w:t>
+        <w:fldChar w:fldCharType="begin"/>
+        <w:instrText xml:space="preserve">HYPERLINK \l 一_企业及岗位认知_1.1_企业速览</w:instrText>
+        <w:fldChar w:fldCharType="separate"/>
+        <w:fldChar w:fldCharType="end"/>
       </w:r>
     </w:p>
     <w:p>
@@ -126,10 +136,15 @@
         <w:rPr>
           <w:rFonts w:ascii="微软雅黑" w:hAnsi="微软雅黑"/>
           <w:b w:val="0"/>
-          <w:color w:val="333333"/>
+          <w:color w:val="0563C1"/>
           <w:sz w:val="22"/>
-        </w:rPr>
-        <w:t xml:space="preserve">  1.2 企业文化关键词</w:t>
+          <w:u w:val="single"/>
+        </w:rPr>
+        <w:t xml:space="preserve">　　1.2 企业文化关键词</w:t>
+        <w:fldChar w:fldCharType="begin"/>
+        <w:instrText xml:space="preserve">HYPERLINK \l 一_企业及岗位认知_1.2_企业文化关键词</w:instrText>
+        <w:fldChar w:fldCharType="separate"/>
+        <w:fldChar w:fldCharType="end"/>
       </w:r>
     </w:p>
     <w:p>
@@ -140,10 +155,15 @@
         <w:rPr>
           <w:rFonts w:ascii="微软雅黑" w:hAnsi="微软雅黑"/>
           <w:b w:val="0"/>
-          <w:color w:val="333333"/>
+          <w:color w:val="0563C1"/>
           <w:sz w:val="22"/>
-        </w:rPr>
-        <w:t xml:space="preserve">  1.3 岗位解析（基于HR发来JD）</w:t>
+          <w:u w:val="single"/>
+        </w:rPr>
+        <w:t xml:space="preserve">　　1.3 岗位解析（基于HR发来JD）</w:t>
+        <w:fldChar w:fldCharType="begin"/>
+        <w:instrText xml:space="preserve">HYPERLINK \l 一_企业及岗位认知_1.3_岗位解析（基于HR发来JD）</w:instrText>
+        <w:fldChar w:fldCharType="separate"/>
+        <w:fldChar w:fldCharType="end"/>
       </w:r>
     </w:p>
     <w:p>
@@ -154,10 +174,15 @@
         <w:rPr>
           <w:rFonts w:ascii="微软雅黑" w:hAnsi="微软雅黑"/>
           <w:b w:val="0"/>
-          <w:color w:val="333333"/>
+          <w:color w:val="0563C1"/>
           <w:sz w:val="22"/>
-        </w:rPr>
-        <w:t xml:space="preserve">  1.4 岗位核心挑战（含风险预警）</w:t>
+          <w:u w:val="single"/>
+        </w:rPr>
+        <w:t xml:space="preserve">　　1.4 岗位核心挑战（含风险预警）</w:t>
+        <w:fldChar w:fldCharType="begin"/>
+        <w:instrText xml:space="preserve">HYPERLINK \l 一_企业及岗位认知_1.4_岗位核心挑战（含风险预警）</w:instrText>
+        <w:fldChar w:fldCharType="separate"/>
+        <w:fldChar w:fldCharType="end"/>
       </w:r>
     </w:p>
     <w:p>
@@ -168,10 +193,15 @@
         <w:rPr>
           <w:rFonts w:ascii="微软雅黑" w:hAnsi="微软雅黑"/>
           <w:b w:val="0"/>
-          <w:color w:val="333333"/>
+          <w:color w:val="0563C1"/>
           <w:sz w:val="22"/>
-        </w:rPr>
-        <w:t xml:space="preserve">  1.5 上下游协作关系</w:t>
+          <w:u w:val="single"/>
+        </w:rPr>
+        <w:t xml:space="preserve">　　1.5 上下游协作关系</w:t>
+        <w:fldChar w:fldCharType="begin"/>
+        <w:instrText xml:space="preserve">HYPERLINK \l 一_企业及岗位认知_1.5_上下游协作关系</w:instrText>
+        <w:fldChar w:fldCharType="separate"/>
+        <w:fldChar w:fldCharType="end"/>
       </w:r>
     </w:p>
     <w:p>
@@ -182,10 +212,15 @@
         <w:rPr>
           <w:rFonts w:ascii="微软雅黑" w:hAnsi="微软雅黑"/>
           <w:b w:val="0"/>
-          <w:color w:val="333333"/>
+          <w:color w:val="0563C1"/>
           <w:sz w:val="22"/>
-        </w:rPr>
-        <w:t xml:space="preserve">  1.6 行业趋势与对标</w:t>
+          <w:u w:val="single"/>
+        </w:rPr>
+        <w:t xml:space="preserve">　　1.6 行业趋势与对标</w:t>
+        <w:fldChar w:fldCharType="begin"/>
+        <w:instrText xml:space="preserve">HYPERLINK \l 一_企业及岗位认知_1.6_行业趋势与对标</w:instrText>
+        <w:fldChar w:fldCharType="separate"/>
+        <w:fldChar w:fldCharType="end"/>
       </w:r>
     </w:p>
     <w:p>
@@ -195,11 +230,16 @@
       <w:r>
         <w:rPr>
           <w:rFonts w:ascii="微软雅黑" w:hAnsi="微软雅黑"/>
-          <w:b/>
-          <w:color w:val="333333"/>
-          <w:sz w:val="24"/>
+          <w:b w:val="0"/>
+          <w:color w:val="0563C1"/>
+          <w:sz w:val="22"/>
+          <w:u w:val="single"/>
         </w:rPr>
         <w:t>二、通用面试问题库</w:t>
+        <w:fldChar w:fldCharType="begin"/>
+        <w:instrText xml:space="preserve">HYPERLINK \l 二_通用面试问题库</w:instrText>
+        <w:fldChar w:fldCharType="separate"/>
+        <w:fldChar w:fldCharType="end"/>
       </w:r>
     </w:p>
     <w:p>
@@ -210,10 +250,15 @@
         <w:rPr>
           <w:rFonts w:ascii="微软雅黑" w:hAnsi="微软雅黑"/>
           <w:b w:val="0"/>
-          <w:color w:val="333333"/>
+          <w:color w:val="0563C1"/>
           <w:sz w:val="22"/>
-        </w:rPr>
-        <w:t xml:space="preserve">  2.1 自我介绍类</w:t>
+          <w:u w:val="single"/>
+        </w:rPr>
+        <w:t xml:space="preserve">　　2.1 自我介绍类</w:t>
+        <w:fldChar w:fldCharType="begin"/>
+        <w:instrText xml:space="preserve">HYPERLINK \l 二_通用面试问题库_2.1_自我介绍类</w:instrText>
+        <w:fldChar w:fldCharType="separate"/>
+        <w:fldChar w:fldCharType="end"/>
       </w:r>
     </w:p>
     <w:p>
@@ -224,10 +269,15 @@
         <w:rPr>
           <w:rFonts w:ascii="微软雅黑" w:hAnsi="微软雅黑"/>
           <w:b w:val="0"/>
-          <w:color w:val="333333"/>
+          <w:color w:val="0563C1"/>
           <w:sz w:val="22"/>
-        </w:rPr>
-        <w:t xml:space="preserve">  2.2 动机类</w:t>
+          <w:u w:val="single"/>
+        </w:rPr>
+        <w:t xml:space="preserve">　　2.2 动机类</w:t>
+        <w:fldChar w:fldCharType="begin"/>
+        <w:instrText xml:space="preserve">HYPERLINK \l 二_通用面试问题库_2.2_动机类</w:instrText>
+        <w:fldChar w:fldCharType="separate"/>
+        <w:fldChar w:fldCharType="end"/>
       </w:r>
     </w:p>
     <w:p>
@@ -238,10 +288,15 @@
         <w:rPr>
           <w:rFonts w:ascii="微软雅黑" w:hAnsi="微软雅黑"/>
           <w:b w:val="0"/>
-          <w:color w:val="333333"/>
+          <w:color w:val="0563C1"/>
           <w:sz w:val="22"/>
-        </w:rPr>
-        <w:t xml:space="preserve">  2.3 经历深挖类</w:t>
+          <w:u w:val="single"/>
+        </w:rPr>
+        <w:t xml:space="preserve">　　2.3 经历深挖类</w:t>
+        <w:fldChar w:fldCharType="begin"/>
+        <w:instrText xml:space="preserve">HYPERLINK \l 二_通用面试问题库_2.3_经历深挖类</w:instrText>
+        <w:fldChar w:fldCharType="separate"/>
+        <w:fldChar w:fldCharType="end"/>
       </w:r>
     </w:p>
     <w:p>
@@ -252,10 +307,15 @@
         <w:rPr>
           <w:rFonts w:ascii="微软雅黑" w:hAnsi="微软雅黑"/>
           <w:b w:val="0"/>
-          <w:color w:val="333333"/>
+          <w:color w:val="0563C1"/>
           <w:sz w:val="22"/>
-        </w:rPr>
-        <w:t xml:space="preserve">  2.4 职业规划类</w:t>
+          <w:u w:val="single"/>
+        </w:rPr>
+        <w:t xml:space="preserve">　　2.4 职业规划类</w:t>
+        <w:fldChar w:fldCharType="begin"/>
+        <w:instrText xml:space="preserve">HYPERLINK \l 二_通用面试问题库_2.4_职业规划类</w:instrText>
+        <w:fldChar w:fldCharType="separate"/>
+        <w:fldChar w:fldCharType="end"/>
       </w:r>
     </w:p>
     <w:p>
@@ -266,10 +326,15 @@
         <w:rPr>
           <w:rFonts w:ascii="微软雅黑" w:hAnsi="微软雅黑"/>
           <w:b w:val="0"/>
-          <w:color w:val="333333"/>
+          <w:color w:val="0563C1"/>
           <w:sz w:val="22"/>
-        </w:rPr>
-        <w:t xml:space="preserve">  2.5 情景假设类</w:t>
+          <w:u w:val="single"/>
+        </w:rPr>
+        <w:t xml:space="preserve">　　2.5 情景假设类</w:t>
+        <w:fldChar w:fldCharType="begin"/>
+        <w:instrText xml:space="preserve">HYPERLINK \l 二_通用面试问题库_2.5_情景假设类</w:instrText>
+        <w:fldChar w:fldCharType="separate"/>
+        <w:fldChar w:fldCharType="end"/>
       </w:r>
     </w:p>
     <w:p>
@@ -280,10 +345,15 @@
         <w:rPr>
           <w:rFonts w:ascii="微软雅黑" w:hAnsi="微软雅黑"/>
           <w:b w:val="0"/>
-          <w:color w:val="333333"/>
+          <w:color w:val="0563C1"/>
           <w:sz w:val="22"/>
-        </w:rPr>
-        <w:t xml:space="preserve">  2.6 行业认知类</w:t>
+          <w:u w:val="single"/>
+        </w:rPr>
+        <w:t xml:space="preserve">　　2.6 行业认知类</w:t>
+        <w:fldChar w:fldCharType="begin"/>
+        <w:instrText xml:space="preserve">HYPERLINK \l 二_通用面试问题库_2.6_行业认知类</w:instrText>
+        <w:fldChar w:fldCharType="separate"/>
+        <w:fldChar w:fldCharType="end"/>
       </w:r>
     </w:p>
     <w:p>
@@ -294,10 +364,15 @@
         <w:rPr>
           <w:rFonts w:ascii="微软雅黑" w:hAnsi="微软雅黑"/>
           <w:b w:val="0"/>
-          <w:color w:val="333333"/>
+          <w:color w:val="0563C1"/>
           <w:sz w:val="22"/>
-        </w:rPr>
-        <w:t xml:space="preserve">  2.7 反问面试官类（6个）</w:t>
+          <w:u w:val="single"/>
+        </w:rPr>
+        <w:t xml:space="preserve">　　2.7 反问面试官类（6个）</w:t>
+        <w:fldChar w:fldCharType="begin"/>
+        <w:instrText xml:space="preserve">HYPERLINK \l 二_通用面试问题库_2.7_反问面试官类（6个）</w:instrText>
+        <w:fldChar w:fldCharType="separate"/>
+        <w:fldChar w:fldCharType="end"/>
       </w:r>
     </w:p>
     <w:p>
@@ -307,11 +382,16 @@
       <w:r>
         <w:rPr>
           <w:rFonts w:ascii="微软雅黑" w:hAnsi="微软雅黑"/>
-          <w:b/>
-          <w:color w:val="333333"/>
-          <w:sz w:val="24"/>
+          <w:b w:val="0"/>
+          <w:color w:val="0563C1"/>
+          <w:sz w:val="22"/>
+          <w:u w:val="single"/>
         </w:rPr>
         <w:t>三、简历深度深挖</w:t>
+        <w:fldChar w:fldCharType="begin"/>
+        <w:instrText xml:space="preserve">HYPERLINK \l 三_简历深度深挖</w:instrText>
+        <w:fldChar w:fldCharType="separate"/>
+        <w:fldChar w:fldCharType="end"/>
       </w:r>
     </w:p>
     <w:p>
@@ -322,10 +402,15 @@
         <w:rPr>
           <w:rFonts w:ascii="微软雅黑" w:hAnsi="微软雅黑"/>
           <w:b w:val="0"/>
-          <w:color w:val="333333"/>
+          <w:color w:val="0563C1"/>
           <w:sz w:val="22"/>
-        </w:rPr>
-        <w:t xml:space="preserve">  3.1 项目经历：社区团购选址-路径优化</w:t>
+          <w:u w:val="single"/>
+        </w:rPr>
+        <w:t xml:space="preserve">　　3.1 项目经历：社区团购选址-路径优化</w:t>
+        <w:fldChar w:fldCharType="begin"/>
+        <w:instrText xml:space="preserve">HYPERLINK \l 三_简历深度深挖_3.1_项目经历：社区团购选址-路径优化</w:instrText>
+        <w:fldChar w:fldCharType="separate"/>
+        <w:fldChar w:fldCharType="end"/>
       </w:r>
     </w:p>
     <w:p>
@@ -336,10 +421,15 @@
         <w:rPr>
           <w:rFonts w:ascii="微软雅黑" w:hAnsi="微软雅黑"/>
           <w:b w:val="0"/>
-          <w:color w:val="333333"/>
+          <w:color w:val="0563C1"/>
           <w:sz w:val="22"/>
-        </w:rPr>
-        <w:t xml:space="preserve">  3.2 项目经历：银行营销客户响应分析</w:t>
+          <w:u w:val="single"/>
+        </w:rPr>
+        <w:t xml:space="preserve">　　3.2 项目经历：银行营销客户响应分析</w:t>
+        <w:fldChar w:fldCharType="begin"/>
+        <w:instrText xml:space="preserve">HYPERLINK \l 三_简历深度深挖_3.2_项目经历：银行营销客户响应分析</w:instrText>
+        <w:fldChar w:fldCharType="separate"/>
+        <w:fldChar w:fldCharType="end"/>
       </w:r>
     </w:p>
     <w:p>
@@ -350,10 +440,15 @@
         <w:rPr>
           <w:rFonts w:ascii="微软雅黑" w:hAnsi="微软雅黑"/>
           <w:b w:val="0"/>
-          <w:color w:val="333333"/>
+          <w:color w:val="0563C1"/>
           <w:sz w:val="22"/>
-        </w:rPr>
-        <w:t xml:space="preserve">  3.3 项目经历：ERP供应链管理综合实验</w:t>
+          <w:u w:val="single"/>
+        </w:rPr>
+        <w:t xml:space="preserve">　　3.3 项目经历：ERP供应链管理综合实验</w:t>
+        <w:fldChar w:fldCharType="begin"/>
+        <w:instrText xml:space="preserve">HYPERLINK \l 三_简历深度深挖_3.3_项目经历：ERP供应链管理综合实验</w:instrText>
+        <w:fldChar w:fldCharType="separate"/>
+        <w:fldChar w:fldCharType="end"/>
       </w:r>
     </w:p>
     <w:p>
@@ -364,10 +459,15 @@
         <w:rPr>
           <w:rFonts w:ascii="微软雅黑" w:hAnsi="微软雅黑"/>
           <w:b w:val="0"/>
-          <w:color w:val="333333"/>
+          <w:color w:val="0563C1"/>
           <w:sz w:val="22"/>
-        </w:rPr>
-        <w:t xml:space="preserve">  3.4 实践经历：教育机构项目助理</w:t>
+          <w:u w:val="single"/>
+        </w:rPr>
+        <w:t xml:space="preserve">　　3.4 实践经历：教育机构项目助理</w:t>
+        <w:fldChar w:fldCharType="begin"/>
+        <w:instrText xml:space="preserve">HYPERLINK \l 三_简历深度深挖_3.4_实践经历：教育机构项目助理</w:instrText>
+        <w:fldChar w:fldCharType="separate"/>
+        <w:fldChar w:fldCharType="end"/>
       </w:r>
     </w:p>
     <w:p>
@@ -377,11 +477,16 @@
       <w:r>
         <w:rPr>
           <w:rFonts w:ascii="微软雅黑" w:hAnsi="微软雅黑"/>
-          <w:b/>
-          <w:color w:val="333333"/>
-          <w:sz w:val="24"/>
+          <w:b w:val="0"/>
+          <w:color w:val="0563C1"/>
+          <w:sz w:val="22"/>
+          <w:u w:val="single"/>
         </w:rPr>
         <w:t>四、专业知识领域学习资料卡</w:t>
+        <w:fldChar w:fldCharType="begin"/>
+        <w:instrText xml:space="preserve">HYPERLINK \l 四_专业知识领域学习资料卡</w:instrText>
+        <w:fldChar w:fldCharType="separate"/>
+        <w:fldChar w:fldCharType="end"/>
       </w:r>
     </w:p>
     <w:p>
@@ -392,10 +497,15 @@
         <w:rPr>
           <w:rFonts w:ascii="微软雅黑" w:hAnsi="微软雅黑"/>
           <w:b w:val="0"/>
-          <w:color w:val="333333"/>
+          <w:color w:val="0563C1"/>
           <w:sz w:val="22"/>
-        </w:rPr>
-        <w:t xml:space="preserve">  4.1 主数据管理</w:t>
+          <w:u w:val="single"/>
+        </w:rPr>
+        <w:t xml:space="preserve">　　4.1 主数据管理</w:t>
+        <w:fldChar w:fldCharType="begin"/>
+        <w:instrText xml:space="preserve">HYPERLINK \l 四_专业知识领域学习资料卡_4.1_主数据管理</w:instrText>
+        <w:fldChar w:fldCharType="separate"/>
+        <w:fldChar w:fldCharType="end"/>
       </w:r>
     </w:p>
     <w:p>
@@ -406,10 +516,15 @@
         <w:rPr>
           <w:rFonts w:ascii="微软雅黑" w:hAnsi="微软雅黑"/>
           <w:b w:val="0"/>
-          <w:color w:val="333333"/>
+          <w:color w:val="0563C1"/>
           <w:sz w:val="22"/>
-        </w:rPr>
-        <w:t xml:space="preserve">  4.2 Master Planning（主计划）</w:t>
+          <w:u w:val="single"/>
+        </w:rPr>
+        <w:t xml:space="preserve">　　4.2 Master Planning（主计划）</w:t>
+        <w:fldChar w:fldCharType="begin"/>
+        <w:instrText xml:space="preserve">HYPERLINK \l 四_专业知识领域学习资料卡_4.2_Master_Planning（主计划）</w:instrText>
+        <w:fldChar w:fldCharType="separate"/>
+        <w:fldChar w:fldCharType="end"/>
       </w:r>
     </w:p>
     <w:p>
@@ -420,10 +535,15 @@
         <w:rPr>
           <w:rFonts w:ascii="微软雅黑" w:hAnsi="微软雅黑"/>
           <w:b w:val="0"/>
-          <w:color w:val="333333"/>
+          <w:color w:val="0563C1"/>
           <w:sz w:val="22"/>
-        </w:rPr>
-        <w:t xml:space="preserve">  4.3 拖期分析</w:t>
+          <w:u w:val="single"/>
+        </w:rPr>
+        <w:t xml:space="preserve">　　4.3 拖期分析</w:t>
+        <w:fldChar w:fldCharType="begin"/>
+        <w:instrText xml:space="preserve">HYPERLINK \l 四_专业知识领域学习资料卡_4.3_拖期分析</w:instrText>
+        <w:fldChar w:fldCharType="separate"/>
+        <w:fldChar w:fldCharType="end"/>
       </w:r>
     </w:p>
     <w:p>
@@ -434,10 +554,15 @@
         <w:rPr>
           <w:rFonts w:ascii="微软雅黑" w:hAnsi="微软雅黑"/>
           <w:b w:val="0"/>
-          <w:color w:val="333333"/>
+          <w:color w:val="0563C1"/>
           <w:sz w:val="22"/>
-        </w:rPr>
-        <w:t xml:space="preserve">  4.4 客户催货处理</w:t>
+          <w:u w:val="single"/>
+        </w:rPr>
+        <w:t xml:space="preserve">　　4.4 客户催货处理</w:t>
+        <w:fldChar w:fldCharType="begin"/>
+        <w:instrText xml:space="preserve">HYPERLINK \l 四_专业知识领域学习资料卡_4.4_客户催货处理</w:instrText>
+        <w:fldChar w:fldCharType="separate"/>
+        <w:fldChar w:fldCharType="end"/>
       </w:r>
     </w:p>
     <w:p>
@@ -448,10 +573,15 @@
         <w:rPr>
           <w:rFonts w:ascii="微软雅黑" w:hAnsi="微软雅黑"/>
           <w:b w:val="0"/>
-          <w:color w:val="333333"/>
+          <w:color w:val="0563C1"/>
           <w:sz w:val="22"/>
-        </w:rPr>
-        <w:t xml:space="preserve">  4.5 EOQ（经济订货批量）</w:t>
+          <w:u w:val="single"/>
+        </w:rPr>
+        <w:t xml:space="preserve">　　4.5 EOQ（经济订货批量）</w:t>
+        <w:fldChar w:fldCharType="begin"/>
+        <w:instrText xml:space="preserve">HYPERLINK \l 四_专业知识领域学习资料卡_4.5_EOQ（经济订货批量）</w:instrText>
+        <w:fldChar w:fldCharType="separate"/>
+        <w:fldChar w:fldCharType="end"/>
       </w:r>
     </w:p>
     <w:p>
@@ -462,10 +592,15 @@
         <w:rPr>
           <w:rFonts w:ascii="微软雅黑" w:hAnsi="微软雅黑"/>
           <w:b w:val="0"/>
-          <w:color w:val="333333"/>
+          <w:color w:val="0563C1"/>
           <w:sz w:val="22"/>
-        </w:rPr>
-        <w:t xml:space="preserve">  4.6 安全库存</w:t>
+          <w:u w:val="single"/>
+        </w:rPr>
+        <w:t xml:space="preserve">　　4.6 安全库存</w:t>
+        <w:fldChar w:fldCharType="begin"/>
+        <w:instrText xml:space="preserve">HYPERLINK \l 四_专业知识领域学习资料卡_4.6_安全库存</w:instrText>
+        <w:fldChar w:fldCharType="separate"/>
+        <w:fldChar w:fldCharType="end"/>
       </w:r>
     </w:p>
     <w:p>
@@ -476,10 +611,15 @@
         <w:rPr>
           <w:rFonts w:ascii="微软雅黑" w:hAnsi="微软雅黑"/>
           <w:b w:val="0"/>
-          <w:color w:val="333333"/>
+          <w:color w:val="0563C1"/>
           <w:sz w:val="22"/>
-        </w:rPr>
-        <w:t xml:space="preserve">  4.7 SCOR模型</w:t>
+          <w:u w:val="single"/>
+        </w:rPr>
+        <w:t xml:space="preserve">　　4.7 SCOR模型</w:t>
+        <w:fldChar w:fldCharType="begin"/>
+        <w:instrText xml:space="preserve">HYPERLINK \l 四_专业知识领域学习资料卡_4.7_SCOR模型</w:instrText>
+        <w:fldChar w:fldCharType="separate"/>
+        <w:fldChar w:fldCharType="end"/>
       </w:r>
     </w:p>
     <w:p>
@@ -490,10 +630,15 @@
         <w:rPr>
           <w:rFonts w:ascii="微软雅黑" w:hAnsi="微软雅黑"/>
           <w:b w:val="0"/>
-          <w:color w:val="333333"/>
+          <w:color w:val="0563C1"/>
           <w:sz w:val="22"/>
-        </w:rPr>
-        <w:t xml:space="preserve">  4.8 ABC分类法</w:t>
+          <w:u w:val="single"/>
+        </w:rPr>
+        <w:t xml:space="preserve">　　4.8 ABC分类法</w:t>
+        <w:fldChar w:fldCharType="begin"/>
+        <w:instrText xml:space="preserve">HYPERLINK \l 四_专业知识领域学习资料卡_4.8_ABC分类法</w:instrText>
+        <w:fldChar w:fldCharType="separate"/>
+        <w:fldChar w:fldCharType="end"/>
       </w:r>
     </w:p>
     <w:p>
@@ -503,11 +648,16 @@
       <w:r>
         <w:rPr>
           <w:rFonts w:ascii="微软雅黑" w:hAnsi="微软雅黑"/>
-          <w:b/>
-          <w:color w:val="333333"/>
-          <w:sz w:val="24"/>
+          <w:b w:val="0"/>
+          <w:color w:val="0563C1"/>
+          <w:sz w:val="22"/>
+          <w:u w:val="single"/>
         </w:rPr>
         <w:t>五、英文专项</w:t>
+        <w:fldChar w:fldCharType="begin"/>
+        <w:instrText xml:space="preserve">HYPERLINK \l 五_英文专项</w:instrText>
+        <w:fldChar w:fldCharType="separate"/>
+        <w:fldChar w:fldCharType="end"/>
       </w:r>
     </w:p>
     <w:p>
@@ -518,10 +668,15 @@
         <w:rPr>
           <w:rFonts w:ascii="微软雅黑" w:hAnsi="微软雅黑"/>
           <w:b w:val="0"/>
-          <w:color w:val="333333"/>
+          <w:color w:val="0563C1"/>
           <w:sz w:val="22"/>
-        </w:rPr>
-        <w:t xml:space="preserve">  5.1 英文自我介绍（1分钟版）</w:t>
+          <w:u w:val="single"/>
+        </w:rPr>
+        <w:t xml:space="preserve">　　5.1 英文自我介绍（1分钟版）</w:t>
+        <w:fldChar w:fldCharType="begin"/>
+        <w:instrText xml:space="preserve">HYPERLINK \l 五_英文专项_5.1_英文自我介绍（1分钟版）</w:instrText>
+        <w:fldChar w:fldCharType="separate"/>
+        <w:fldChar w:fldCharType="end"/>
       </w:r>
     </w:p>
     <w:p>
@@ -532,10 +687,15 @@
         <w:rPr>
           <w:rFonts w:ascii="微软雅黑" w:hAnsi="微软雅黑"/>
           <w:b w:val="0"/>
-          <w:color w:val="333333"/>
+          <w:color w:val="0563C1"/>
           <w:sz w:val="22"/>
-        </w:rPr>
-        <w:t xml:space="preserve">  5.2 英文行为面试问题（12个）</w:t>
+          <w:u w:val="single"/>
+        </w:rPr>
+        <w:t xml:space="preserve">　　5.2 英文行为面试问题（12个）</w:t>
+        <w:fldChar w:fldCharType="begin"/>
+        <w:instrText xml:space="preserve">HYPERLINK \l 五_英文专项_5.2_英文行为面试问题（12个）</w:instrText>
+        <w:fldChar w:fldCharType="separate"/>
+        <w:fldChar w:fldCharType="end"/>
       </w:r>
     </w:p>
     <w:p>
@@ -546,10 +706,15 @@
         <w:rPr>
           <w:rFonts w:ascii="微软雅黑" w:hAnsi="微软雅黑"/>
           <w:b w:val="0"/>
-          <w:color w:val="333333"/>
+          <w:color w:val="0563C1"/>
           <w:sz w:val="22"/>
-        </w:rPr>
-        <w:t xml:space="preserve">  5.3 英文专业术语表</w:t>
+          <w:u w:val="single"/>
+        </w:rPr>
+        <w:t xml:space="preserve">　　5.3 英文专业术语表</w:t>
+        <w:fldChar w:fldCharType="begin"/>
+        <w:instrText xml:space="preserve">HYPERLINK \l 五_英文专项_5.3_英文专业术语表</w:instrText>
+        <w:fldChar w:fldCharType="separate"/>
+        <w:fldChar w:fldCharType="end"/>
       </w:r>
     </w:p>
     <w:p>
@@ -560,10 +725,15 @@
         <w:rPr>
           <w:rFonts w:ascii="微软雅黑" w:hAnsi="微软雅黑"/>
           <w:b w:val="0"/>
-          <w:color w:val="333333"/>
+          <w:color w:val="0563C1"/>
           <w:sz w:val="22"/>
-        </w:rPr>
-        <w:t xml:space="preserve">  5.4 英文邮件模板（面试高频场景）</w:t>
+          <w:u w:val="single"/>
+        </w:rPr>
+        <w:t xml:space="preserve">　　5.4 英文邮件模板（面试高频场景）</w:t>
+        <w:fldChar w:fldCharType="begin"/>
+        <w:instrText xml:space="preserve">HYPERLINK \l 五_英文专项_5.4_英文邮件模板（面试高频场景）</w:instrText>
+        <w:fldChar w:fldCharType="separate"/>
+        <w:fldChar w:fldCharType="end"/>
       </w:r>
     </w:p>
     <w:p>
@@ -573,11 +743,16 @@
       <w:r>
         <w:rPr>
           <w:rFonts w:ascii="微软雅黑" w:hAnsi="微软雅黑"/>
-          <w:b/>
-          <w:color w:val="333333"/>
-          <w:sz w:val="24"/>
+          <w:b w:val="0"/>
+          <w:color w:val="0563C1"/>
+          <w:sz w:val="22"/>
+          <w:u w:val="single"/>
         </w:rPr>
         <w:t>六、笔试备考指南</w:t>
+        <w:fldChar w:fldCharType="begin"/>
+        <w:instrText xml:space="preserve">HYPERLINK \l 六_笔试备考指南</w:instrText>
+        <w:fldChar w:fldCharType="separate"/>
+        <w:fldChar w:fldCharType="end"/>
       </w:r>
     </w:p>
     <w:p>
@@ -588,10 +763,15 @@
         <w:rPr>
           <w:rFonts w:ascii="微软雅黑" w:hAnsi="微软雅黑"/>
           <w:b w:val="0"/>
-          <w:color w:val="333333"/>
+          <w:color w:val="0563C1"/>
           <w:sz w:val="22"/>
-        </w:rPr>
-        <w:t xml:space="preserve">  6.1 笔试形式判断</w:t>
+          <w:u w:val="single"/>
+        </w:rPr>
+        <w:t xml:space="preserve">　　6.1 笔试形式判断</w:t>
+        <w:fldChar w:fldCharType="begin"/>
+        <w:instrText xml:space="preserve">HYPERLINK \l 六_笔试备考指南_6.1_笔试形式判断</w:instrText>
+        <w:fldChar w:fldCharType="separate"/>
+        <w:fldChar w:fldCharType="end"/>
       </w:r>
     </w:p>
     <w:p>
@@ -602,10 +782,15 @@
         <w:rPr>
           <w:rFonts w:ascii="微软雅黑" w:hAnsi="微软雅黑"/>
           <w:b w:val="0"/>
-          <w:color w:val="333333"/>
+          <w:color w:val="0563C1"/>
           <w:sz w:val="22"/>
-        </w:rPr>
-        <w:t xml:space="preserve">  6.2 备考建议</w:t>
+          <w:u w:val="single"/>
+        </w:rPr>
+        <w:t xml:space="preserve">　　6.2 备考建议</w:t>
+        <w:fldChar w:fldCharType="begin"/>
+        <w:instrText xml:space="preserve">HYPERLINK \l 六_笔试备考指南_6.2_备考建议</w:instrText>
+        <w:fldChar w:fldCharType="separate"/>
+        <w:fldChar w:fldCharType="end"/>
       </w:r>
     </w:p>
     <w:p>
@@ -616,10 +801,15 @@
         <w:rPr>
           <w:rFonts w:ascii="微软雅黑" w:hAnsi="微软雅黑"/>
           <w:b w:val="0"/>
-          <w:color w:val="333333"/>
+          <w:color w:val="0563C1"/>
           <w:sz w:val="22"/>
-        </w:rPr>
-        <w:t xml:space="preserve">  6.3 考前冲刺清单（48小时）</w:t>
+          <w:u w:val="single"/>
+        </w:rPr>
+        <w:t xml:space="preserve">　　6.3 考前冲刺清单（48小时）</w:t>
+        <w:fldChar w:fldCharType="begin"/>
+        <w:instrText xml:space="preserve">HYPERLINK \l 六_笔试备考指南_6.3_考前冲刺清单（48小时）</w:instrText>
+        <w:fldChar w:fldCharType="separate"/>
+        <w:fldChar w:fldCharType="end"/>
       </w:r>
     </w:p>
     <w:p>
@@ -629,11 +819,16 @@
       <w:r>
         <w:rPr>
           <w:rFonts w:ascii="微软雅黑" w:hAnsi="微软雅黑"/>
-          <w:b/>
-          <w:color w:val="333333"/>
-          <w:sz w:val="24"/>
+          <w:b w:val="0"/>
+          <w:color w:val="0563C1"/>
+          <w:sz w:val="22"/>
+          <w:u w:val="single"/>
         </w:rPr>
         <w:t>七、面试前最终核查清单</w:t>
+        <w:fldChar w:fldCharType="begin"/>
+        <w:instrText xml:space="preserve">HYPERLINK \l 七_面试前最终核查清单</w:instrText>
+        <w:fldChar w:fldCharType="separate"/>
+        <w:fldChar w:fldCharType="end"/>
       </w:r>
     </w:p>
     <w:p>
@@ -644,10 +839,15 @@
         <w:rPr>
           <w:rFonts w:ascii="微软雅黑" w:hAnsi="微软雅黑"/>
           <w:b w:val="0"/>
-          <w:color w:val="333333"/>
+          <w:color w:val="0563C1"/>
           <w:sz w:val="22"/>
-        </w:rPr>
-        <w:t xml:space="preserve">  必须确认的风险点</w:t>
+          <w:u w:val="single"/>
+        </w:rPr>
+        <w:t xml:space="preserve">　　必须确认的风险点</w:t>
+        <w:fldChar w:fldCharType="begin"/>
+        <w:instrText xml:space="preserve">HYPERLINK \l 七_面试前最终核查清单_必须确认的风险点</w:instrText>
+        <w:fldChar w:fldCharType="separate"/>
+        <w:fldChar w:fldCharType="end"/>
       </w:r>
     </w:p>
     <w:p>
@@ -658,10 +858,15 @@
         <w:rPr>
           <w:rFonts w:ascii="微软雅黑" w:hAnsi="微软雅黑"/>
           <w:b w:val="0"/>
-          <w:color w:val="333333"/>
+          <w:color w:val="0563C1"/>
           <w:sz w:val="22"/>
-        </w:rPr>
-        <w:t xml:space="preserve">  面试当天必带</w:t>
+          <w:u w:val="single"/>
+        </w:rPr>
+        <w:t xml:space="preserve">　　面试当天必带</w:t>
+        <w:fldChar w:fldCharType="begin"/>
+        <w:instrText xml:space="preserve">HYPERLINK \l 七_面试前最终核查清单_面试当天必带</w:instrText>
+        <w:fldChar w:fldCharType="separate"/>
+        <w:fldChar w:fldCharType="end"/>
       </w:r>
     </w:p>
     <w:p>
@@ -672,10 +877,15 @@
         <w:rPr>
           <w:rFonts w:ascii="微软雅黑" w:hAnsi="微软雅黑"/>
           <w:b w:val="0"/>
-          <w:color w:val="333333"/>
+          <w:color w:val="0563C1"/>
           <w:sz w:val="22"/>
-        </w:rPr>
-        <w:t xml:space="preserve">  面试后跟进</w:t>
+          <w:u w:val="single"/>
+        </w:rPr>
+        <w:t xml:space="preserve">　　面试后跟进</w:t>
+        <w:fldChar w:fldCharType="begin"/>
+        <w:instrText xml:space="preserve">HYPERLINK \l 七_面试前最终核查清单_面试后跟进</w:instrText>
+        <w:fldChar w:fldCharType="separate"/>
+        <w:fldChar w:fldCharType="end"/>
       </w:r>
     </w:p>
     <w:p>
@@ -698,6 +908,13 @@
       </w:r>
     </w:p>
     <w:p>
+      <w:r/>
+      <w:rPr>
+        <w:bookmarkStart w:id="1" w:name="sec_1"/>
+        <w:bookmarkEnd/>
+      </w:rPr>
+    </w:p>
+    <w:p>
       <w:pPr>
         <w:pStyle w:val="Heading2"/>
       </w:pPr>
@@ -712,12 +929,20 @@
       </w:r>
     </w:p>
     <w:p>
+      <w:r/>
+      <w:rPr>
+        <w:bookmarkStart w:id="2" w:name="sub_2"/>
+        <w:bookmarkEnd/>
+      </w:rPr>
+    </w:p>
+    <w:p>
       <w:pPr>
         <w:spacing w:line="264" w:lineRule="auto" w:after="120"/>
       </w:pPr>
       <w:r>
         <w:rPr>
           <w:rFonts w:ascii="微软雅黑" w:hAnsi="微软雅黑"/>
+          <w:b/>
           <w:sz w:val="21"/>
         </w:rPr>
         <w:t>费斯托气动有限公司（Festo气动有限公司）</w:t>
@@ -730,9 +955,298 @@
       <w:r>
         <w:rPr>
           <w:rFonts w:ascii="微软雅黑" w:hAnsi="微软雅黑"/>
-          <w:sz w:val="21"/>
-        </w:rPr>
-        <w:t>- 母公司：德国 Festo 集团，成立于1925年，近百年历史，德国家族企业</w:t>
+          <w:b w:val="0"/>
+          <w:sz w:val="21"/>
+        </w:rPr>
+        <w:t>-</w:t>
+      </w:r>
+      <w:r>
+        <w:rPr>
+          <w:rFonts w:ascii="微软雅黑" w:hAnsi="微软雅黑"/>
+          <w:b w:val="0"/>
+          <w:sz w:val="21"/>
+        </w:rPr>
+        <w:t xml:space="preserve"> </w:t>
+      </w:r>
+      <w:r>
+        <w:rPr>
+          <w:rFonts w:ascii="微软雅黑" w:hAnsi="微软雅黑"/>
+          <w:b/>
+          <w:sz w:val="21"/>
+        </w:rPr>
+        <w:t>母公司</w:t>
+      </w:r>
+      <w:r>
+        <w:rPr>
+          <w:rFonts w:ascii="微软雅黑" w:hAnsi="微软雅黑"/>
+          <w:b w:val="0"/>
+          <w:sz w:val="21"/>
+        </w:rPr>
+        <w:t>：</w:t>
+      </w:r>
+      <w:r>
+        <w:rPr>
+          <w:rFonts w:ascii="微软雅黑" w:hAnsi="微软雅黑"/>
+          <w:b w:val="0"/>
+          <w:sz w:val="21"/>
+        </w:rPr>
+        <w:t>德</w:t>
+      </w:r>
+      <w:r>
+        <w:rPr>
+          <w:rFonts w:ascii="微软雅黑" w:hAnsi="微软雅黑"/>
+          <w:b w:val="0"/>
+          <w:sz w:val="21"/>
+        </w:rPr>
+        <w:t>国</w:t>
+      </w:r>
+      <w:r>
+        <w:rPr>
+          <w:rFonts w:ascii="微软雅黑" w:hAnsi="微软雅黑"/>
+          <w:b w:val="0"/>
+          <w:sz w:val="21"/>
+        </w:rPr>
+        <w:t xml:space="preserve"> </w:t>
+      </w:r>
+      <w:r>
+        <w:rPr>
+          <w:rFonts w:ascii="微软雅黑" w:hAnsi="微软雅黑"/>
+          <w:b w:val="0"/>
+          <w:sz w:val="21"/>
+        </w:rPr>
+        <w:t>F</w:t>
+      </w:r>
+      <w:r>
+        <w:rPr>
+          <w:rFonts w:ascii="微软雅黑" w:hAnsi="微软雅黑"/>
+          <w:b w:val="0"/>
+          <w:sz w:val="21"/>
+        </w:rPr>
+        <w:t>e</w:t>
+      </w:r>
+      <w:r>
+        <w:rPr>
+          <w:rFonts w:ascii="微软雅黑" w:hAnsi="微软雅黑"/>
+          <w:b w:val="0"/>
+          <w:sz w:val="21"/>
+        </w:rPr>
+        <w:t>s</w:t>
+      </w:r>
+      <w:r>
+        <w:rPr>
+          <w:rFonts w:ascii="微软雅黑" w:hAnsi="微软雅黑"/>
+          <w:b w:val="0"/>
+          <w:sz w:val="21"/>
+        </w:rPr>
+        <w:t>t</w:t>
+      </w:r>
+      <w:r>
+        <w:rPr>
+          <w:rFonts w:ascii="微软雅黑" w:hAnsi="微软雅黑"/>
+          <w:b w:val="0"/>
+          <w:sz w:val="21"/>
+        </w:rPr>
+        <w:t>o</w:t>
+      </w:r>
+      <w:r>
+        <w:rPr>
+          <w:rFonts w:ascii="微软雅黑" w:hAnsi="微软雅黑"/>
+          <w:b w:val="0"/>
+          <w:sz w:val="21"/>
+        </w:rPr>
+        <w:t xml:space="preserve"> </w:t>
+      </w:r>
+      <w:r>
+        <w:rPr>
+          <w:rFonts w:ascii="微软雅黑" w:hAnsi="微软雅黑"/>
+          <w:b w:val="0"/>
+          <w:sz w:val="21"/>
+        </w:rPr>
+        <w:t>集</w:t>
+      </w:r>
+      <w:r>
+        <w:rPr>
+          <w:rFonts w:ascii="微软雅黑" w:hAnsi="微软雅黑"/>
+          <w:b w:val="0"/>
+          <w:sz w:val="21"/>
+        </w:rPr>
+        <w:t>团</w:t>
+      </w:r>
+      <w:r>
+        <w:rPr>
+          <w:rFonts w:ascii="微软雅黑" w:hAnsi="微软雅黑"/>
+          <w:b w:val="0"/>
+          <w:sz w:val="21"/>
+        </w:rPr>
+        <w:t>，</w:t>
+      </w:r>
+      <w:r>
+        <w:rPr>
+          <w:rFonts w:ascii="微软雅黑" w:hAnsi="微软雅黑"/>
+          <w:b w:val="0"/>
+          <w:sz w:val="21"/>
+        </w:rPr>
+        <w:t>成</w:t>
+      </w:r>
+      <w:r>
+        <w:rPr>
+          <w:rFonts w:ascii="微软雅黑" w:hAnsi="微软雅黑"/>
+          <w:b w:val="0"/>
+          <w:sz w:val="21"/>
+        </w:rPr>
+        <w:t>立</w:t>
+      </w:r>
+      <w:r>
+        <w:rPr>
+          <w:rFonts w:ascii="微软雅黑" w:hAnsi="微软雅黑"/>
+          <w:b w:val="0"/>
+          <w:sz w:val="21"/>
+        </w:rPr>
+        <w:t>于</w:t>
+      </w:r>
+      <w:r>
+        <w:rPr>
+          <w:rFonts w:ascii="微软雅黑" w:hAnsi="微软雅黑"/>
+          <w:b w:val="0"/>
+          <w:sz w:val="21"/>
+        </w:rPr>
+        <w:t>1</w:t>
+      </w:r>
+      <w:r>
+        <w:rPr>
+          <w:rFonts w:ascii="微软雅黑" w:hAnsi="微软雅黑"/>
+          <w:b w:val="0"/>
+          <w:sz w:val="21"/>
+        </w:rPr>
+        <w:t>9</w:t>
+      </w:r>
+      <w:r>
+        <w:rPr>
+          <w:rFonts w:ascii="微软雅黑" w:hAnsi="微软雅黑"/>
+          <w:b w:val="0"/>
+          <w:sz w:val="21"/>
+        </w:rPr>
+        <w:t>2</w:t>
+      </w:r>
+      <w:r>
+        <w:rPr>
+          <w:rFonts w:ascii="微软雅黑" w:hAnsi="微软雅黑"/>
+          <w:b w:val="0"/>
+          <w:sz w:val="21"/>
+        </w:rPr>
+        <w:t>5</w:t>
+      </w:r>
+      <w:r>
+        <w:rPr>
+          <w:rFonts w:ascii="微软雅黑" w:hAnsi="微软雅黑"/>
+          <w:b w:val="0"/>
+          <w:sz w:val="21"/>
+        </w:rPr>
+        <w:t>年</w:t>
+      </w:r>
+      <w:r>
+        <w:rPr>
+          <w:rFonts w:ascii="微软雅黑" w:hAnsi="微软雅黑"/>
+          <w:b w:val="0"/>
+          <w:sz w:val="21"/>
+        </w:rPr>
+        <w:t>，</w:t>
+      </w:r>
+      <w:r>
+        <w:rPr>
+          <w:rFonts w:ascii="微软雅黑" w:hAnsi="微软雅黑"/>
+          <w:b w:val="0"/>
+          <w:sz w:val="21"/>
+        </w:rPr>
+        <w:t>近</w:t>
+      </w:r>
+      <w:r>
+        <w:rPr>
+          <w:rFonts w:ascii="微软雅黑" w:hAnsi="微软雅黑"/>
+          <w:b w:val="0"/>
+          <w:sz w:val="21"/>
+        </w:rPr>
+        <w:t>百</w:t>
+      </w:r>
+      <w:r>
+        <w:rPr>
+          <w:rFonts w:ascii="微软雅黑" w:hAnsi="微软雅黑"/>
+          <w:b w:val="0"/>
+          <w:sz w:val="21"/>
+        </w:rPr>
+        <w:t>年</w:t>
+      </w:r>
+      <w:r>
+        <w:rPr>
+          <w:rFonts w:ascii="微软雅黑" w:hAnsi="微软雅黑"/>
+          <w:b w:val="0"/>
+          <w:sz w:val="21"/>
+        </w:rPr>
+        <w:t>历</w:t>
+      </w:r>
+      <w:r>
+        <w:rPr>
+          <w:rFonts w:ascii="微软雅黑" w:hAnsi="微软雅黑"/>
+          <w:b w:val="0"/>
+          <w:sz w:val="21"/>
+        </w:rPr>
+        <w:t>史</w:t>
+      </w:r>
+      <w:r>
+        <w:rPr>
+          <w:rFonts w:ascii="微软雅黑" w:hAnsi="微软雅黑"/>
+          <w:b w:val="0"/>
+          <w:sz w:val="21"/>
+        </w:rPr>
+        <w:t>，</w:t>
+      </w:r>
+      <w:r>
+        <w:rPr>
+          <w:rFonts w:ascii="微软雅黑" w:hAnsi="微软雅黑"/>
+          <w:b w:val="0"/>
+          <w:sz w:val="21"/>
+        </w:rPr>
+        <w:t>德</w:t>
+      </w:r>
+      <w:r>
+        <w:rPr>
+          <w:rFonts w:ascii="微软雅黑" w:hAnsi="微软雅黑"/>
+          <w:b w:val="0"/>
+          <w:sz w:val="21"/>
+        </w:rPr>
+        <w:t>国</w:t>
+      </w:r>
+      <w:r>
+        <w:rPr>
+          <w:rFonts w:ascii="微软雅黑" w:hAnsi="微软雅黑"/>
+          <w:b w:val="0"/>
+          <w:sz w:val="21"/>
+        </w:rPr>
+        <w:t>家</w:t>
+      </w:r>
+      <w:r>
+        <w:rPr>
+          <w:rFonts w:ascii="微软雅黑" w:hAnsi="微软雅黑"/>
+          <w:b w:val="0"/>
+          <w:sz w:val="21"/>
+        </w:rPr>
+        <w:t>族</w:t>
+      </w:r>
+      <w:r>
+        <w:rPr>
+          <w:rFonts w:ascii="微软雅黑" w:hAnsi="微软雅黑"/>
+          <w:b w:val="0"/>
+          <w:sz w:val="21"/>
+        </w:rPr>
+        <w:t>企</w:t>
+      </w:r>
+      <w:r>
+        <w:rPr>
+          <w:rFonts w:ascii="微软雅黑" w:hAnsi="微软雅黑"/>
+          <w:b w:val="0"/>
+          <w:sz w:val="21"/>
+        </w:rPr>
+        <w:t>业</w:t>
       </w:r>
     </w:p>
     <w:p>
@@ -742,9 +1256,514 @@
       <w:r>
         <w:rPr>
           <w:rFonts w:ascii="微软雅黑" w:hAnsi="微软雅黑"/>
-          <w:sz w:val="21"/>
-        </w:rPr>
-        <w:t>- 行业地位：全球气动自动化技术领域绝对龙头，与日本 SMC 并称"气动双雄"，全球2600+项专利，德国工业4.0筹委会主席成员单位</w:t>
+          <w:b w:val="0"/>
+          <w:sz w:val="21"/>
+        </w:rPr>
+        <w:t>-</w:t>
+      </w:r>
+      <w:r>
+        <w:rPr>
+          <w:rFonts w:ascii="微软雅黑" w:hAnsi="微软雅黑"/>
+          <w:b w:val="0"/>
+          <w:sz w:val="21"/>
+        </w:rPr>
+        <w:t xml:space="preserve"> </w:t>
+      </w:r>
+      <w:r>
+        <w:rPr>
+          <w:rFonts w:ascii="微软雅黑" w:hAnsi="微软雅黑"/>
+          <w:b/>
+          <w:sz w:val="21"/>
+        </w:rPr>
+        <w:t>行业地位</w:t>
+      </w:r>
+      <w:r>
+        <w:rPr>
+          <w:rFonts w:ascii="微软雅黑" w:hAnsi="微软雅黑"/>
+          <w:b w:val="0"/>
+          <w:sz w:val="21"/>
+        </w:rPr>
+        <w:t>：</w:t>
+      </w:r>
+      <w:r>
+        <w:rPr>
+          <w:rFonts w:ascii="微软雅黑" w:hAnsi="微软雅黑"/>
+          <w:b w:val="0"/>
+          <w:sz w:val="21"/>
+        </w:rPr>
+        <w:t>全</w:t>
+      </w:r>
+      <w:r>
+        <w:rPr>
+          <w:rFonts w:ascii="微软雅黑" w:hAnsi="微软雅黑"/>
+          <w:b w:val="0"/>
+          <w:sz w:val="21"/>
+        </w:rPr>
+        <w:t>球</w:t>
+      </w:r>
+      <w:r>
+        <w:rPr>
+          <w:rFonts w:ascii="微软雅黑" w:hAnsi="微软雅黑"/>
+          <w:b w:val="0"/>
+          <w:sz w:val="21"/>
+        </w:rPr>
+        <w:t>气</w:t>
+      </w:r>
+      <w:r>
+        <w:rPr>
+          <w:rFonts w:ascii="微软雅黑" w:hAnsi="微软雅黑"/>
+          <w:b w:val="0"/>
+          <w:sz w:val="21"/>
+        </w:rPr>
+        <w:t>动</w:t>
+      </w:r>
+      <w:r>
+        <w:rPr>
+          <w:rFonts w:ascii="微软雅黑" w:hAnsi="微软雅黑"/>
+          <w:b w:val="0"/>
+          <w:sz w:val="21"/>
+        </w:rPr>
+        <w:t>自</w:t>
+      </w:r>
+      <w:r>
+        <w:rPr>
+          <w:rFonts w:ascii="微软雅黑" w:hAnsi="微软雅黑"/>
+          <w:b w:val="0"/>
+          <w:sz w:val="21"/>
+        </w:rPr>
+        <w:t>动</w:t>
+      </w:r>
+      <w:r>
+        <w:rPr>
+          <w:rFonts w:ascii="微软雅黑" w:hAnsi="微软雅黑"/>
+          <w:b w:val="0"/>
+          <w:sz w:val="21"/>
+        </w:rPr>
+        <w:t>化</w:t>
+      </w:r>
+      <w:r>
+        <w:rPr>
+          <w:rFonts w:ascii="微软雅黑" w:hAnsi="微软雅黑"/>
+          <w:b w:val="0"/>
+          <w:sz w:val="21"/>
+        </w:rPr>
+        <w:t>技</w:t>
+      </w:r>
+      <w:r>
+        <w:rPr>
+          <w:rFonts w:ascii="微软雅黑" w:hAnsi="微软雅黑"/>
+          <w:b w:val="0"/>
+          <w:sz w:val="21"/>
+        </w:rPr>
+        <w:t>术</w:t>
+      </w:r>
+      <w:r>
+        <w:rPr>
+          <w:rFonts w:ascii="微软雅黑" w:hAnsi="微软雅黑"/>
+          <w:b w:val="0"/>
+          <w:sz w:val="21"/>
+        </w:rPr>
+        <w:t>领</w:t>
+      </w:r>
+      <w:r>
+        <w:rPr>
+          <w:rFonts w:ascii="微软雅黑" w:hAnsi="微软雅黑"/>
+          <w:b w:val="0"/>
+          <w:sz w:val="21"/>
+        </w:rPr>
+        <w:t>域</w:t>
+      </w:r>
+      <w:r>
+        <w:rPr>
+          <w:rFonts w:ascii="微软雅黑" w:hAnsi="微软雅黑"/>
+          <w:b w:val="0"/>
+          <w:sz w:val="21"/>
+        </w:rPr>
+        <w:t>绝</w:t>
+      </w:r>
+      <w:r>
+        <w:rPr>
+          <w:rFonts w:ascii="微软雅黑" w:hAnsi="微软雅黑"/>
+          <w:b w:val="0"/>
+          <w:sz w:val="21"/>
+        </w:rPr>
+        <w:t>对</w:t>
+      </w:r>
+      <w:r>
+        <w:rPr>
+          <w:rFonts w:ascii="微软雅黑" w:hAnsi="微软雅黑"/>
+          <w:b w:val="0"/>
+          <w:sz w:val="21"/>
+        </w:rPr>
+        <w:t>龙</w:t>
+      </w:r>
+      <w:r>
+        <w:rPr>
+          <w:rFonts w:ascii="微软雅黑" w:hAnsi="微软雅黑"/>
+          <w:b w:val="0"/>
+          <w:sz w:val="21"/>
+        </w:rPr>
+        <w:t>头</w:t>
+      </w:r>
+      <w:r>
+        <w:rPr>
+          <w:rFonts w:ascii="微软雅黑" w:hAnsi="微软雅黑"/>
+          <w:b w:val="0"/>
+          <w:sz w:val="21"/>
+        </w:rPr>
+        <w:t>，</w:t>
+      </w:r>
+      <w:r>
+        <w:rPr>
+          <w:rFonts w:ascii="微软雅黑" w:hAnsi="微软雅黑"/>
+          <w:b w:val="0"/>
+          <w:sz w:val="21"/>
+        </w:rPr>
+        <w:t>与</w:t>
+      </w:r>
+      <w:r>
+        <w:rPr>
+          <w:rFonts w:ascii="微软雅黑" w:hAnsi="微软雅黑"/>
+          <w:b w:val="0"/>
+          <w:sz w:val="21"/>
+        </w:rPr>
+        <w:t>日</w:t>
+      </w:r>
+      <w:r>
+        <w:rPr>
+          <w:rFonts w:ascii="微软雅黑" w:hAnsi="微软雅黑"/>
+          <w:b w:val="0"/>
+          <w:sz w:val="21"/>
+        </w:rPr>
+        <w:t>本</w:t>
+      </w:r>
+      <w:r>
+        <w:rPr>
+          <w:rFonts w:ascii="微软雅黑" w:hAnsi="微软雅黑"/>
+          <w:b w:val="0"/>
+          <w:sz w:val="21"/>
+        </w:rPr>
+        <w:t xml:space="preserve"> </w:t>
+      </w:r>
+      <w:r>
+        <w:rPr>
+          <w:rFonts w:ascii="微软雅黑" w:hAnsi="微软雅黑"/>
+          <w:b w:val="0"/>
+          <w:sz w:val="21"/>
+        </w:rPr>
+        <w:t>S</w:t>
+      </w:r>
+      <w:r>
+        <w:rPr>
+          <w:rFonts w:ascii="微软雅黑" w:hAnsi="微软雅黑"/>
+          <w:b w:val="0"/>
+          <w:sz w:val="21"/>
+        </w:rPr>
+        <w:t>M</w:t>
+      </w:r>
+      <w:r>
+        <w:rPr>
+          <w:rFonts w:ascii="微软雅黑" w:hAnsi="微软雅黑"/>
+          <w:b w:val="0"/>
+          <w:sz w:val="21"/>
+        </w:rPr>
+        <w:t>C</w:t>
+      </w:r>
+      <w:r>
+        <w:rPr>
+          <w:rFonts w:ascii="微软雅黑" w:hAnsi="微软雅黑"/>
+          <w:b w:val="0"/>
+          <w:sz w:val="21"/>
+        </w:rPr>
+        <w:t xml:space="preserve"> </w:t>
+      </w:r>
+      <w:r>
+        <w:rPr>
+          <w:rFonts w:ascii="微软雅黑" w:hAnsi="微软雅黑"/>
+          <w:b w:val="0"/>
+          <w:sz w:val="21"/>
+        </w:rPr>
+        <w:t>并</w:t>
+      </w:r>
+      <w:r>
+        <w:rPr>
+          <w:rFonts w:ascii="微软雅黑" w:hAnsi="微软雅黑"/>
+          <w:b w:val="0"/>
+          <w:sz w:val="21"/>
+        </w:rPr>
+        <w:t>称</w:t>
+      </w:r>
+      <w:r>
+        <w:rPr>
+          <w:rFonts w:ascii="微软雅黑" w:hAnsi="微软雅黑"/>
+          <w:b w:val="0"/>
+          <w:sz w:val="21"/>
+        </w:rPr>
+        <w:t>"</w:t>
+      </w:r>
+      <w:r>
+        <w:rPr>
+          <w:rFonts w:ascii="微软雅黑" w:hAnsi="微软雅黑"/>
+          <w:b w:val="0"/>
+          <w:sz w:val="21"/>
+        </w:rPr>
+        <w:t>气</w:t>
+      </w:r>
+      <w:r>
+        <w:rPr>
+          <w:rFonts w:ascii="微软雅黑" w:hAnsi="微软雅黑"/>
+          <w:b w:val="0"/>
+          <w:sz w:val="21"/>
+        </w:rPr>
+        <w:t>动</w:t>
+      </w:r>
+      <w:r>
+        <w:rPr>
+          <w:rFonts w:ascii="微软雅黑" w:hAnsi="微软雅黑"/>
+          <w:b w:val="0"/>
+          <w:sz w:val="21"/>
+        </w:rPr>
+        <w:t>双</w:t>
+      </w:r>
+      <w:r>
+        <w:rPr>
+          <w:rFonts w:ascii="微软雅黑" w:hAnsi="微软雅黑"/>
+          <w:b w:val="0"/>
+          <w:sz w:val="21"/>
+        </w:rPr>
+        <w:t>雄</w:t>
+      </w:r>
+      <w:r>
+        <w:rPr>
+          <w:rFonts w:ascii="微软雅黑" w:hAnsi="微软雅黑"/>
+          <w:b w:val="0"/>
+          <w:sz w:val="21"/>
+        </w:rPr>
+        <w:t>"</w:t>
+      </w:r>
+      <w:r>
+        <w:rPr>
+          <w:rFonts w:ascii="微软雅黑" w:hAnsi="微软雅黑"/>
+          <w:b w:val="0"/>
+          <w:sz w:val="21"/>
+        </w:rPr>
+        <w:t>，</w:t>
+      </w:r>
+      <w:r>
+        <w:rPr>
+          <w:rFonts w:ascii="微软雅黑" w:hAnsi="微软雅黑"/>
+          <w:b w:val="0"/>
+          <w:sz w:val="21"/>
+        </w:rPr>
+        <w:t>全</w:t>
+      </w:r>
+      <w:r>
+        <w:rPr>
+          <w:rFonts w:ascii="微软雅黑" w:hAnsi="微软雅黑"/>
+          <w:b w:val="0"/>
+          <w:sz w:val="21"/>
+        </w:rPr>
+        <w:t>球</w:t>
+      </w:r>
+      <w:r>
+        <w:rPr>
+          <w:rFonts w:ascii="微软雅黑" w:hAnsi="微软雅黑"/>
+          <w:b w:val="0"/>
+          <w:sz w:val="21"/>
+        </w:rPr>
+        <w:t>2</w:t>
+      </w:r>
+      <w:r>
+        <w:rPr>
+          <w:rFonts w:ascii="微软雅黑" w:hAnsi="微软雅黑"/>
+          <w:b w:val="0"/>
+          <w:sz w:val="21"/>
+        </w:rPr>
+        <w:t>6</w:t>
+      </w:r>
+      <w:r>
+        <w:rPr>
+          <w:rFonts w:ascii="微软雅黑" w:hAnsi="微软雅黑"/>
+          <w:b w:val="0"/>
+          <w:sz w:val="21"/>
+        </w:rPr>
+        <w:t>0</w:t>
+      </w:r>
+      <w:r>
+        <w:rPr>
+          <w:rFonts w:ascii="微软雅黑" w:hAnsi="微软雅黑"/>
+          <w:b w:val="0"/>
+          <w:sz w:val="21"/>
+        </w:rPr>
+        <w:t>0</w:t>
+      </w:r>
+      <w:r>
+        <w:rPr>
+          <w:rFonts w:ascii="微软雅黑" w:hAnsi="微软雅黑"/>
+          <w:b w:val="0"/>
+          <w:sz w:val="21"/>
+        </w:rPr>
+        <w:t>+</w:t>
+      </w:r>
+      <w:r>
+        <w:rPr>
+          <w:rFonts w:ascii="微软雅黑" w:hAnsi="微软雅黑"/>
+          <w:b w:val="0"/>
+          <w:sz w:val="21"/>
+        </w:rPr>
+        <w:t>项</w:t>
+      </w:r>
+      <w:r>
+        <w:rPr>
+          <w:rFonts w:ascii="微软雅黑" w:hAnsi="微软雅黑"/>
+          <w:b w:val="0"/>
+          <w:sz w:val="21"/>
+        </w:rPr>
+        <w:t>专</w:t>
+      </w:r>
+      <w:r>
+        <w:rPr>
+          <w:rFonts w:ascii="微软雅黑" w:hAnsi="微软雅黑"/>
+          <w:b w:val="0"/>
+          <w:sz w:val="21"/>
+        </w:rPr>
+        <w:t>利</w:t>
+      </w:r>
+      <w:r>
+        <w:rPr>
+          <w:rFonts w:ascii="微软雅黑" w:hAnsi="微软雅黑"/>
+          <w:b w:val="0"/>
+          <w:sz w:val="21"/>
+        </w:rPr>
+        <w:t>，</w:t>
+      </w:r>
+      <w:r>
+        <w:rPr>
+          <w:rFonts w:ascii="微软雅黑" w:hAnsi="微软雅黑"/>
+          <w:b w:val="0"/>
+          <w:sz w:val="21"/>
+        </w:rPr>
+        <w:t>德</w:t>
+      </w:r>
+      <w:r>
+        <w:rPr>
+          <w:rFonts w:ascii="微软雅黑" w:hAnsi="微软雅黑"/>
+          <w:b w:val="0"/>
+          <w:sz w:val="21"/>
+        </w:rPr>
+        <w:t>国</w:t>
+      </w:r>
+      <w:r>
+        <w:rPr>
+          <w:rFonts w:ascii="微软雅黑" w:hAnsi="微软雅黑"/>
+          <w:b w:val="0"/>
+          <w:sz w:val="21"/>
+        </w:rPr>
+        <w:t>工</w:t>
+      </w:r>
+      <w:r>
+        <w:rPr>
+          <w:rFonts w:ascii="微软雅黑" w:hAnsi="微软雅黑"/>
+          <w:b w:val="0"/>
+          <w:sz w:val="21"/>
+        </w:rPr>
+        <w:t>业</w:t>
+      </w:r>
+      <w:r>
+        <w:rPr>
+          <w:rFonts w:ascii="微软雅黑" w:hAnsi="微软雅黑"/>
+          <w:b w:val="0"/>
+          <w:sz w:val="21"/>
+        </w:rPr>
+        <w:t>4</w:t>
+      </w:r>
+      <w:r>
+        <w:rPr>
+          <w:rFonts w:ascii="微软雅黑" w:hAnsi="微软雅黑"/>
+          <w:b w:val="0"/>
+          <w:sz w:val="21"/>
+        </w:rPr>
+        <w:t>.</w:t>
+      </w:r>
+      <w:r>
+        <w:rPr>
+          <w:rFonts w:ascii="微软雅黑" w:hAnsi="微软雅黑"/>
+          <w:b w:val="0"/>
+          <w:sz w:val="21"/>
+        </w:rPr>
+        <w:t>0</w:t>
+      </w:r>
+      <w:r>
+        <w:rPr>
+          <w:rFonts w:ascii="微软雅黑" w:hAnsi="微软雅黑"/>
+          <w:b w:val="0"/>
+          <w:sz w:val="21"/>
+        </w:rPr>
+        <w:t>筹</w:t>
+      </w:r>
+      <w:r>
+        <w:rPr>
+          <w:rFonts w:ascii="微软雅黑" w:hAnsi="微软雅黑"/>
+          <w:b w:val="0"/>
+          <w:sz w:val="21"/>
+        </w:rPr>
+        <w:t>委</w:t>
+      </w:r>
+      <w:r>
+        <w:rPr>
+          <w:rFonts w:ascii="微软雅黑" w:hAnsi="微软雅黑"/>
+          <w:b w:val="0"/>
+          <w:sz w:val="21"/>
+        </w:rPr>
+        <w:t>会</w:t>
+      </w:r>
+      <w:r>
+        <w:rPr>
+          <w:rFonts w:ascii="微软雅黑" w:hAnsi="微软雅黑"/>
+          <w:b w:val="0"/>
+          <w:sz w:val="21"/>
+        </w:rPr>
+        <w:t>主</w:t>
+      </w:r>
+      <w:r>
+        <w:rPr>
+          <w:rFonts w:ascii="微软雅黑" w:hAnsi="微软雅黑"/>
+          <w:b w:val="0"/>
+          <w:sz w:val="21"/>
+        </w:rPr>
+        <w:t>席</w:t>
+      </w:r>
+      <w:r>
+        <w:rPr>
+          <w:rFonts w:ascii="微软雅黑" w:hAnsi="微软雅黑"/>
+          <w:b w:val="0"/>
+          <w:sz w:val="21"/>
+        </w:rPr>
+        <w:t>成</w:t>
+      </w:r>
+      <w:r>
+        <w:rPr>
+          <w:rFonts w:ascii="微软雅黑" w:hAnsi="微软雅黑"/>
+          <w:b w:val="0"/>
+          <w:sz w:val="21"/>
+        </w:rPr>
+        <w:t>员</w:t>
+      </w:r>
+      <w:r>
+        <w:rPr>
+          <w:rFonts w:ascii="微软雅黑" w:hAnsi="微软雅黑"/>
+          <w:b w:val="0"/>
+          <w:sz w:val="21"/>
+        </w:rPr>
+        <w:t>单</w:t>
+      </w:r>
+      <w:r>
+        <w:rPr>
+          <w:rFonts w:ascii="微软雅黑" w:hAnsi="微软雅黑"/>
+          <w:b w:val="0"/>
+          <w:sz w:val="21"/>
+        </w:rPr>
+        <w:t>位</w:t>
       </w:r>
     </w:p>
     <w:p>
@@ -754,9 +1773,674 @@
       <w:r>
         <w:rPr>
           <w:rFonts w:ascii="微软雅黑" w:hAnsi="微软雅黑"/>
-          <w:sz w:val="21"/>
-        </w:rPr>
-        <w:t>- 济南基地：集团亚太区最大生产基地+物流中心，员工1100余人，占地100多亩，2004年成立，注册资本6.4亿元，新厂区规划（孙村片区一期150亩、二期500亩）持续扩产</w:t>
+          <w:b w:val="0"/>
+          <w:sz w:val="21"/>
+        </w:rPr>
+        <w:t>-</w:t>
+      </w:r>
+      <w:r>
+        <w:rPr>
+          <w:rFonts w:ascii="微软雅黑" w:hAnsi="微软雅黑"/>
+          <w:b w:val="0"/>
+          <w:sz w:val="21"/>
+        </w:rPr>
+        <w:t xml:space="preserve"> </w:t>
+      </w:r>
+      <w:r>
+        <w:rPr>
+          <w:rFonts w:ascii="微软雅黑" w:hAnsi="微软雅黑"/>
+          <w:b/>
+          <w:sz w:val="21"/>
+        </w:rPr>
+        <w:t>济南基地</w:t>
+      </w:r>
+      <w:r>
+        <w:rPr>
+          <w:rFonts w:ascii="微软雅黑" w:hAnsi="微软雅黑"/>
+          <w:b w:val="0"/>
+          <w:sz w:val="21"/>
+        </w:rPr>
+        <w:t>：</w:t>
+      </w:r>
+      <w:r>
+        <w:rPr>
+          <w:rFonts w:ascii="微软雅黑" w:hAnsi="微软雅黑"/>
+          <w:b w:val="0"/>
+          <w:sz w:val="21"/>
+        </w:rPr>
+        <w:t>集</w:t>
+      </w:r>
+      <w:r>
+        <w:rPr>
+          <w:rFonts w:ascii="微软雅黑" w:hAnsi="微软雅黑"/>
+          <w:b w:val="0"/>
+          <w:sz w:val="21"/>
+        </w:rPr>
+        <w:t>团</w:t>
+      </w:r>
+      <w:r>
+        <w:rPr>
+          <w:rFonts w:ascii="微软雅黑" w:hAnsi="微软雅黑"/>
+          <w:b w:val="0"/>
+          <w:sz w:val="21"/>
+        </w:rPr>
+        <w:t>亚</w:t>
+      </w:r>
+      <w:r>
+        <w:rPr>
+          <w:rFonts w:ascii="微软雅黑" w:hAnsi="微软雅黑"/>
+          <w:b w:val="0"/>
+          <w:sz w:val="21"/>
+        </w:rPr>
+        <w:t>太</w:t>
+      </w:r>
+      <w:r>
+        <w:rPr>
+          <w:rFonts w:ascii="微软雅黑" w:hAnsi="微软雅黑"/>
+          <w:b w:val="0"/>
+          <w:sz w:val="21"/>
+        </w:rPr>
+        <w:t>区</w:t>
+      </w:r>
+      <w:r>
+        <w:rPr>
+          <w:rFonts w:ascii="微软雅黑" w:hAnsi="微软雅黑"/>
+          <w:b w:val="0"/>
+          <w:sz w:val="21"/>
+        </w:rPr>
+        <w:t>最</w:t>
+      </w:r>
+      <w:r>
+        <w:rPr>
+          <w:rFonts w:ascii="微软雅黑" w:hAnsi="微软雅黑"/>
+          <w:b w:val="0"/>
+          <w:sz w:val="21"/>
+        </w:rPr>
+        <w:t>大</w:t>
+      </w:r>
+      <w:r>
+        <w:rPr>
+          <w:rFonts w:ascii="微软雅黑" w:hAnsi="微软雅黑"/>
+          <w:b w:val="0"/>
+          <w:sz w:val="21"/>
+        </w:rPr>
+        <w:t>生</w:t>
+      </w:r>
+      <w:r>
+        <w:rPr>
+          <w:rFonts w:ascii="微软雅黑" w:hAnsi="微软雅黑"/>
+          <w:b w:val="0"/>
+          <w:sz w:val="21"/>
+        </w:rPr>
+        <w:t>产</w:t>
+      </w:r>
+      <w:r>
+        <w:rPr>
+          <w:rFonts w:ascii="微软雅黑" w:hAnsi="微软雅黑"/>
+          <w:b w:val="0"/>
+          <w:sz w:val="21"/>
+        </w:rPr>
+        <w:t>基</w:t>
+      </w:r>
+      <w:r>
+        <w:rPr>
+          <w:rFonts w:ascii="微软雅黑" w:hAnsi="微软雅黑"/>
+          <w:b w:val="0"/>
+          <w:sz w:val="21"/>
+        </w:rPr>
+        <w:t>地</w:t>
+      </w:r>
+      <w:r>
+        <w:rPr>
+          <w:rFonts w:ascii="微软雅黑" w:hAnsi="微软雅黑"/>
+          <w:b w:val="0"/>
+          <w:sz w:val="21"/>
+        </w:rPr>
+        <w:t>+</w:t>
+      </w:r>
+      <w:r>
+        <w:rPr>
+          <w:rFonts w:ascii="微软雅黑" w:hAnsi="微软雅黑"/>
+          <w:b w:val="0"/>
+          <w:sz w:val="21"/>
+        </w:rPr>
+        <w:t>物</w:t>
+      </w:r>
+      <w:r>
+        <w:rPr>
+          <w:rFonts w:ascii="微软雅黑" w:hAnsi="微软雅黑"/>
+          <w:b w:val="0"/>
+          <w:sz w:val="21"/>
+        </w:rPr>
+        <w:t>流</w:t>
+      </w:r>
+      <w:r>
+        <w:rPr>
+          <w:rFonts w:ascii="微软雅黑" w:hAnsi="微软雅黑"/>
+          <w:b w:val="0"/>
+          <w:sz w:val="21"/>
+        </w:rPr>
+        <w:t>中</w:t>
+      </w:r>
+      <w:r>
+        <w:rPr>
+          <w:rFonts w:ascii="微软雅黑" w:hAnsi="微软雅黑"/>
+          <w:b w:val="0"/>
+          <w:sz w:val="21"/>
+        </w:rPr>
+        <w:t>心</w:t>
+      </w:r>
+      <w:r>
+        <w:rPr>
+          <w:rFonts w:ascii="微软雅黑" w:hAnsi="微软雅黑"/>
+          <w:b w:val="0"/>
+          <w:sz w:val="21"/>
+        </w:rPr>
+        <w:t>，</w:t>
+      </w:r>
+      <w:r>
+        <w:rPr>
+          <w:rFonts w:ascii="微软雅黑" w:hAnsi="微软雅黑"/>
+          <w:b w:val="0"/>
+          <w:sz w:val="21"/>
+        </w:rPr>
+        <w:t>员</w:t>
+      </w:r>
+      <w:r>
+        <w:rPr>
+          <w:rFonts w:ascii="微软雅黑" w:hAnsi="微软雅黑"/>
+          <w:b w:val="0"/>
+          <w:sz w:val="21"/>
+        </w:rPr>
+        <w:t>工</w:t>
+      </w:r>
+      <w:r>
+        <w:rPr>
+          <w:rFonts w:ascii="微软雅黑" w:hAnsi="微软雅黑"/>
+          <w:b w:val="0"/>
+          <w:sz w:val="21"/>
+        </w:rPr>
+        <w:t>1</w:t>
+      </w:r>
+      <w:r>
+        <w:rPr>
+          <w:rFonts w:ascii="微软雅黑" w:hAnsi="微软雅黑"/>
+          <w:b w:val="0"/>
+          <w:sz w:val="21"/>
+        </w:rPr>
+        <w:t>1</w:t>
+      </w:r>
+      <w:r>
+        <w:rPr>
+          <w:rFonts w:ascii="微软雅黑" w:hAnsi="微软雅黑"/>
+          <w:b w:val="0"/>
+          <w:sz w:val="21"/>
+        </w:rPr>
+        <w:t>0</w:t>
+      </w:r>
+      <w:r>
+        <w:rPr>
+          <w:rFonts w:ascii="微软雅黑" w:hAnsi="微软雅黑"/>
+          <w:b w:val="0"/>
+          <w:sz w:val="21"/>
+        </w:rPr>
+        <w:t>0</w:t>
+      </w:r>
+      <w:r>
+        <w:rPr>
+          <w:rFonts w:ascii="微软雅黑" w:hAnsi="微软雅黑"/>
+          <w:b w:val="0"/>
+          <w:sz w:val="21"/>
+        </w:rPr>
+        <w:t>余</w:t>
+      </w:r>
+      <w:r>
+        <w:rPr>
+          <w:rFonts w:ascii="微软雅黑" w:hAnsi="微软雅黑"/>
+          <w:b w:val="0"/>
+          <w:sz w:val="21"/>
+        </w:rPr>
+        <w:t>人</w:t>
+      </w:r>
+      <w:r>
+        <w:rPr>
+          <w:rFonts w:ascii="微软雅黑" w:hAnsi="微软雅黑"/>
+          <w:b w:val="0"/>
+          <w:sz w:val="21"/>
+        </w:rPr>
+        <w:t>，</w:t>
+      </w:r>
+      <w:r>
+        <w:rPr>
+          <w:rFonts w:ascii="微软雅黑" w:hAnsi="微软雅黑"/>
+          <w:b w:val="0"/>
+          <w:sz w:val="21"/>
+        </w:rPr>
+        <w:t>占</w:t>
+      </w:r>
+      <w:r>
+        <w:rPr>
+          <w:rFonts w:ascii="微软雅黑" w:hAnsi="微软雅黑"/>
+          <w:b w:val="0"/>
+          <w:sz w:val="21"/>
+        </w:rPr>
+        <w:t>地</w:t>
+      </w:r>
+      <w:r>
+        <w:rPr>
+          <w:rFonts w:ascii="微软雅黑" w:hAnsi="微软雅黑"/>
+          <w:b w:val="0"/>
+          <w:sz w:val="21"/>
+        </w:rPr>
+        <w:t>1</w:t>
+      </w:r>
+      <w:r>
+        <w:rPr>
+          <w:rFonts w:ascii="微软雅黑" w:hAnsi="微软雅黑"/>
+          <w:b w:val="0"/>
+          <w:sz w:val="21"/>
+        </w:rPr>
+        <w:t>0</w:t>
+      </w:r>
+      <w:r>
+        <w:rPr>
+          <w:rFonts w:ascii="微软雅黑" w:hAnsi="微软雅黑"/>
+          <w:b w:val="0"/>
+          <w:sz w:val="21"/>
+        </w:rPr>
+        <w:t>0</w:t>
+      </w:r>
+      <w:r>
+        <w:rPr>
+          <w:rFonts w:ascii="微软雅黑" w:hAnsi="微软雅黑"/>
+          <w:b w:val="0"/>
+          <w:sz w:val="21"/>
+        </w:rPr>
+        <w:t>多</w:t>
+      </w:r>
+      <w:r>
+        <w:rPr>
+          <w:rFonts w:ascii="微软雅黑" w:hAnsi="微软雅黑"/>
+          <w:b w:val="0"/>
+          <w:sz w:val="21"/>
+        </w:rPr>
+        <w:t>亩</w:t>
+      </w:r>
+      <w:r>
+        <w:rPr>
+          <w:rFonts w:ascii="微软雅黑" w:hAnsi="微软雅黑"/>
+          <w:b w:val="0"/>
+          <w:sz w:val="21"/>
+        </w:rPr>
+        <w:t>，</w:t>
+      </w:r>
+      <w:r>
+        <w:rPr>
+          <w:rFonts w:ascii="微软雅黑" w:hAnsi="微软雅黑"/>
+          <w:b w:val="0"/>
+          <w:sz w:val="21"/>
+        </w:rPr>
+        <w:t>2</w:t>
+      </w:r>
+      <w:r>
+        <w:rPr>
+          <w:rFonts w:ascii="微软雅黑" w:hAnsi="微软雅黑"/>
+          <w:b w:val="0"/>
+          <w:sz w:val="21"/>
+        </w:rPr>
+        <w:t>0</w:t>
+      </w:r>
+      <w:r>
+        <w:rPr>
+          <w:rFonts w:ascii="微软雅黑" w:hAnsi="微软雅黑"/>
+          <w:b w:val="0"/>
+          <w:sz w:val="21"/>
+        </w:rPr>
+        <w:t>0</w:t>
+      </w:r>
+      <w:r>
+        <w:rPr>
+          <w:rFonts w:ascii="微软雅黑" w:hAnsi="微软雅黑"/>
+          <w:b w:val="0"/>
+          <w:sz w:val="21"/>
+        </w:rPr>
+        <w:t>4</w:t>
+      </w:r>
+      <w:r>
+        <w:rPr>
+          <w:rFonts w:ascii="微软雅黑" w:hAnsi="微软雅黑"/>
+          <w:b w:val="0"/>
+          <w:sz w:val="21"/>
+        </w:rPr>
+        <w:t>年</w:t>
+      </w:r>
+      <w:r>
+        <w:rPr>
+          <w:rFonts w:ascii="微软雅黑" w:hAnsi="微软雅黑"/>
+          <w:b w:val="0"/>
+          <w:sz w:val="21"/>
+        </w:rPr>
+        <w:t>成</w:t>
+      </w:r>
+      <w:r>
+        <w:rPr>
+          <w:rFonts w:ascii="微软雅黑" w:hAnsi="微软雅黑"/>
+          <w:b w:val="0"/>
+          <w:sz w:val="21"/>
+        </w:rPr>
+        <w:t>立</w:t>
+      </w:r>
+      <w:r>
+        <w:rPr>
+          <w:rFonts w:ascii="微软雅黑" w:hAnsi="微软雅黑"/>
+          <w:b w:val="0"/>
+          <w:sz w:val="21"/>
+        </w:rPr>
+        <w:t>，</w:t>
+      </w:r>
+      <w:r>
+        <w:rPr>
+          <w:rFonts w:ascii="微软雅黑" w:hAnsi="微软雅黑"/>
+          <w:b w:val="0"/>
+          <w:sz w:val="21"/>
+        </w:rPr>
+        <w:t>注</w:t>
+      </w:r>
+      <w:r>
+        <w:rPr>
+          <w:rFonts w:ascii="微软雅黑" w:hAnsi="微软雅黑"/>
+          <w:b w:val="0"/>
+          <w:sz w:val="21"/>
+        </w:rPr>
+        <w:t>册</w:t>
+      </w:r>
+      <w:r>
+        <w:rPr>
+          <w:rFonts w:ascii="微软雅黑" w:hAnsi="微软雅黑"/>
+          <w:b w:val="0"/>
+          <w:sz w:val="21"/>
+        </w:rPr>
+        <w:t>资</w:t>
+      </w:r>
+      <w:r>
+        <w:rPr>
+          <w:rFonts w:ascii="微软雅黑" w:hAnsi="微软雅黑"/>
+          <w:b w:val="0"/>
+          <w:sz w:val="21"/>
+        </w:rPr>
+        <w:t>本</w:t>
+      </w:r>
+      <w:r>
+        <w:rPr>
+          <w:rFonts w:ascii="微软雅黑" w:hAnsi="微软雅黑"/>
+          <w:b w:val="0"/>
+          <w:sz w:val="21"/>
+        </w:rPr>
+        <w:t>6</w:t>
+      </w:r>
+      <w:r>
+        <w:rPr>
+          <w:rFonts w:ascii="微软雅黑" w:hAnsi="微软雅黑"/>
+          <w:b w:val="0"/>
+          <w:sz w:val="21"/>
+        </w:rPr>
+        <w:t>.</w:t>
+      </w:r>
+      <w:r>
+        <w:rPr>
+          <w:rFonts w:ascii="微软雅黑" w:hAnsi="微软雅黑"/>
+          <w:b w:val="0"/>
+          <w:sz w:val="21"/>
+        </w:rPr>
+        <w:t>4</w:t>
+      </w:r>
+      <w:r>
+        <w:rPr>
+          <w:rFonts w:ascii="微软雅黑" w:hAnsi="微软雅黑"/>
+          <w:b w:val="0"/>
+          <w:sz w:val="21"/>
+        </w:rPr>
+        <w:t>亿</w:t>
+      </w:r>
+      <w:r>
+        <w:rPr>
+          <w:rFonts w:ascii="微软雅黑" w:hAnsi="微软雅黑"/>
+          <w:b w:val="0"/>
+          <w:sz w:val="21"/>
+        </w:rPr>
+        <w:t>元</w:t>
+      </w:r>
+      <w:r>
+        <w:rPr>
+          <w:rFonts w:ascii="微软雅黑" w:hAnsi="微软雅黑"/>
+          <w:b w:val="0"/>
+          <w:sz w:val="21"/>
+        </w:rPr>
+        <w:t>，</w:t>
+      </w:r>
+      <w:r>
+        <w:rPr>
+          <w:rFonts w:ascii="微软雅黑" w:hAnsi="微软雅黑"/>
+          <w:b w:val="0"/>
+          <w:sz w:val="21"/>
+        </w:rPr>
+        <w:t>新</w:t>
+      </w:r>
+      <w:r>
+        <w:rPr>
+          <w:rFonts w:ascii="微软雅黑" w:hAnsi="微软雅黑"/>
+          <w:b w:val="0"/>
+          <w:sz w:val="21"/>
+        </w:rPr>
+        <w:t>厂</w:t>
+      </w:r>
+      <w:r>
+        <w:rPr>
+          <w:rFonts w:ascii="微软雅黑" w:hAnsi="微软雅黑"/>
+          <w:b w:val="0"/>
+          <w:sz w:val="21"/>
+        </w:rPr>
+        <w:t>区</w:t>
+      </w:r>
+      <w:r>
+        <w:rPr>
+          <w:rFonts w:ascii="微软雅黑" w:hAnsi="微软雅黑"/>
+          <w:b w:val="0"/>
+          <w:sz w:val="21"/>
+        </w:rPr>
+        <w:t>规</w:t>
+      </w:r>
+      <w:r>
+        <w:rPr>
+          <w:rFonts w:ascii="微软雅黑" w:hAnsi="微软雅黑"/>
+          <w:b w:val="0"/>
+          <w:sz w:val="21"/>
+        </w:rPr>
+        <w:t>划</w:t>
+      </w:r>
+      <w:r>
+        <w:rPr>
+          <w:rFonts w:ascii="微软雅黑" w:hAnsi="微软雅黑"/>
+          <w:b w:val="0"/>
+          <w:sz w:val="21"/>
+        </w:rPr>
+        <w:t>（</w:t>
+      </w:r>
+      <w:r>
+        <w:rPr>
+          <w:rFonts w:ascii="微软雅黑" w:hAnsi="微软雅黑"/>
+          <w:b w:val="0"/>
+          <w:sz w:val="21"/>
+        </w:rPr>
+        <w:t>孙</w:t>
+      </w:r>
+      <w:r>
+        <w:rPr>
+          <w:rFonts w:ascii="微软雅黑" w:hAnsi="微软雅黑"/>
+          <w:b w:val="0"/>
+          <w:sz w:val="21"/>
+        </w:rPr>
+        <w:t>村</w:t>
+      </w:r>
+      <w:r>
+        <w:rPr>
+          <w:rFonts w:ascii="微软雅黑" w:hAnsi="微软雅黑"/>
+          <w:b w:val="0"/>
+          <w:sz w:val="21"/>
+        </w:rPr>
+        <w:t>片</w:t>
+      </w:r>
+      <w:r>
+        <w:rPr>
+          <w:rFonts w:ascii="微软雅黑" w:hAnsi="微软雅黑"/>
+          <w:b w:val="0"/>
+          <w:sz w:val="21"/>
+        </w:rPr>
+        <w:t>区</w:t>
+      </w:r>
+      <w:r>
+        <w:rPr>
+          <w:rFonts w:ascii="微软雅黑" w:hAnsi="微软雅黑"/>
+          <w:b w:val="0"/>
+          <w:sz w:val="21"/>
+        </w:rPr>
+        <w:t>一</w:t>
+      </w:r>
+      <w:r>
+        <w:rPr>
+          <w:rFonts w:ascii="微软雅黑" w:hAnsi="微软雅黑"/>
+          <w:b w:val="0"/>
+          <w:sz w:val="21"/>
+        </w:rPr>
+        <w:t>期</w:t>
+      </w:r>
+      <w:r>
+        <w:rPr>
+          <w:rFonts w:ascii="微软雅黑" w:hAnsi="微软雅黑"/>
+          <w:b w:val="0"/>
+          <w:sz w:val="21"/>
+        </w:rPr>
+        <w:t>1</w:t>
+      </w:r>
+      <w:r>
+        <w:rPr>
+          <w:rFonts w:ascii="微软雅黑" w:hAnsi="微软雅黑"/>
+          <w:b w:val="0"/>
+          <w:sz w:val="21"/>
+        </w:rPr>
+        <w:t>5</w:t>
+      </w:r>
+      <w:r>
+        <w:rPr>
+          <w:rFonts w:ascii="微软雅黑" w:hAnsi="微软雅黑"/>
+          <w:b w:val="0"/>
+          <w:sz w:val="21"/>
+        </w:rPr>
+        <w:t>0</w:t>
+      </w:r>
+      <w:r>
+        <w:rPr>
+          <w:rFonts w:ascii="微软雅黑" w:hAnsi="微软雅黑"/>
+          <w:b w:val="0"/>
+          <w:sz w:val="21"/>
+        </w:rPr>
+        <w:t>亩</w:t>
+      </w:r>
+      <w:r>
+        <w:rPr>
+          <w:rFonts w:ascii="微软雅黑" w:hAnsi="微软雅黑"/>
+          <w:b w:val="0"/>
+          <w:sz w:val="21"/>
+        </w:rPr>
+        <w:t>、</w:t>
+      </w:r>
+      <w:r>
+        <w:rPr>
+          <w:rFonts w:ascii="微软雅黑" w:hAnsi="微软雅黑"/>
+          <w:b w:val="0"/>
+          <w:sz w:val="21"/>
+        </w:rPr>
+        <w:t>二</w:t>
+      </w:r>
+      <w:r>
+        <w:rPr>
+          <w:rFonts w:ascii="微软雅黑" w:hAnsi="微软雅黑"/>
+          <w:b w:val="0"/>
+          <w:sz w:val="21"/>
+        </w:rPr>
+        <w:t>期</w:t>
+      </w:r>
+      <w:r>
+        <w:rPr>
+          <w:rFonts w:ascii="微软雅黑" w:hAnsi="微软雅黑"/>
+          <w:b w:val="0"/>
+          <w:sz w:val="21"/>
+        </w:rPr>
+        <w:t>5</w:t>
+      </w:r>
+      <w:r>
+        <w:rPr>
+          <w:rFonts w:ascii="微软雅黑" w:hAnsi="微软雅黑"/>
+          <w:b w:val="0"/>
+          <w:sz w:val="21"/>
+        </w:rPr>
+        <w:t>0</w:t>
+      </w:r>
+      <w:r>
+        <w:rPr>
+          <w:rFonts w:ascii="微软雅黑" w:hAnsi="微软雅黑"/>
+          <w:b w:val="0"/>
+          <w:sz w:val="21"/>
+        </w:rPr>
+        <w:t>0</w:t>
+      </w:r>
+      <w:r>
+        <w:rPr>
+          <w:rFonts w:ascii="微软雅黑" w:hAnsi="微软雅黑"/>
+          <w:b w:val="0"/>
+          <w:sz w:val="21"/>
+        </w:rPr>
+        <w:t>亩</w:t>
+      </w:r>
+      <w:r>
+        <w:rPr>
+          <w:rFonts w:ascii="微软雅黑" w:hAnsi="微软雅黑"/>
+          <w:b w:val="0"/>
+          <w:sz w:val="21"/>
+        </w:rPr>
+        <w:t>）</w:t>
+      </w:r>
+      <w:r>
+        <w:rPr>
+          <w:rFonts w:ascii="微软雅黑" w:hAnsi="微软雅黑"/>
+          <w:b w:val="0"/>
+          <w:sz w:val="21"/>
+        </w:rPr>
+        <w:t>持</w:t>
+      </w:r>
+      <w:r>
+        <w:rPr>
+          <w:rFonts w:ascii="微软雅黑" w:hAnsi="微软雅黑"/>
+          <w:b w:val="0"/>
+          <w:sz w:val="21"/>
+        </w:rPr>
+        <w:t>续</w:t>
+      </w:r>
+      <w:r>
+        <w:rPr>
+          <w:rFonts w:ascii="微软雅黑" w:hAnsi="微软雅黑"/>
+          <w:b w:val="0"/>
+          <w:sz w:val="21"/>
+        </w:rPr>
+        <w:t>扩</w:t>
+      </w:r>
+      <w:r>
+        <w:rPr>
+          <w:rFonts w:ascii="微软雅黑" w:hAnsi="微软雅黑"/>
+          <w:b w:val="0"/>
+          <w:sz w:val="21"/>
+        </w:rPr>
+        <w:t>产</w:t>
       </w:r>
     </w:p>
     <w:p>
@@ -766,9 +2450,314 @@
       <w:r>
         <w:rPr>
           <w:rFonts w:ascii="微软雅黑" w:hAnsi="微软雅黑"/>
-          <w:sz w:val="21"/>
-        </w:rPr>
-        <w:t>- 主营：气缸、阀岛、气源处理、电驱动等气动自动化元件的本地化生产+华北仓储分拨</w:t>
+          <w:b w:val="0"/>
+          <w:sz w:val="21"/>
+        </w:rPr>
+        <w:t>-</w:t>
+      </w:r>
+      <w:r>
+        <w:rPr>
+          <w:rFonts w:ascii="微软雅黑" w:hAnsi="微软雅黑"/>
+          <w:b w:val="0"/>
+          <w:sz w:val="21"/>
+        </w:rPr>
+        <w:t xml:space="preserve"> </w:t>
+      </w:r>
+      <w:r>
+        <w:rPr>
+          <w:rFonts w:ascii="微软雅黑" w:hAnsi="微软雅黑"/>
+          <w:b/>
+          <w:sz w:val="21"/>
+        </w:rPr>
+        <w:t>主营</w:t>
+      </w:r>
+      <w:r>
+        <w:rPr>
+          <w:rFonts w:ascii="微软雅黑" w:hAnsi="微软雅黑"/>
+          <w:b w:val="0"/>
+          <w:sz w:val="21"/>
+        </w:rPr>
+        <w:t>：</w:t>
+      </w:r>
+      <w:r>
+        <w:rPr>
+          <w:rFonts w:ascii="微软雅黑" w:hAnsi="微软雅黑"/>
+          <w:b w:val="0"/>
+          <w:sz w:val="21"/>
+        </w:rPr>
+        <w:t>气</w:t>
+      </w:r>
+      <w:r>
+        <w:rPr>
+          <w:rFonts w:ascii="微软雅黑" w:hAnsi="微软雅黑"/>
+          <w:b w:val="0"/>
+          <w:sz w:val="21"/>
+        </w:rPr>
+        <w:t>缸</w:t>
+      </w:r>
+      <w:r>
+        <w:rPr>
+          <w:rFonts w:ascii="微软雅黑" w:hAnsi="微软雅黑"/>
+          <w:b w:val="0"/>
+          <w:sz w:val="21"/>
+        </w:rPr>
+        <w:t>、</w:t>
+      </w:r>
+      <w:r>
+        <w:rPr>
+          <w:rFonts w:ascii="微软雅黑" w:hAnsi="微软雅黑"/>
+          <w:b w:val="0"/>
+          <w:sz w:val="21"/>
+        </w:rPr>
+        <w:t>阀</w:t>
+      </w:r>
+      <w:r>
+        <w:rPr>
+          <w:rFonts w:ascii="微软雅黑" w:hAnsi="微软雅黑"/>
+          <w:b w:val="0"/>
+          <w:sz w:val="21"/>
+        </w:rPr>
+        <w:t>岛</w:t>
+      </w:r>
+      <w:r>
+        <w:rPr>
+          <w:rFonts w:ascii="微软雅黑" w:hAnsi="微软雅黑"/>
+          <w:b w:val="0"/>
+          <w:sz w:val="21"/>
+        </w:rPr>
+        <w:t>、</w:t>
+      </w:r>
+      <w:r>
+        <w:rPr>
+          <w:rFonts w:ascii="微软雅黑" w:hAnsi="微软雅黑"/>
+          <w:b w:val="0"/>
+          <w:sz w:val="21"/>
+        </w:rPr>
+        <w:t>气</w:t>
+      </w:r>
+      <w:r>
+        <w:rPr>
+          <w:rFonts w:ascii="微软雅黑" w:hAnsi="微软雅黑"/>
+          <w:b w:val="0"/>
+          <w:sz w:val="21"/>
+        </w:rPr>
+        <w:t>源</w:t>
+      </w:r>
+      <w:r>
+        <w:rPr>
+          <w:rFonts w:ascii="微软雅黑" w:hAnsi="微软雅黑"/>
+          <w:b w:val="0"/>
+          <w:sz w:val="21"/>
+        </w:rPr>
+        <w:t>处</w:t>
+      </w:r>
+      <w:r>
+        <w:rPr>
+          <w:rFonts w:ascii="微软雅黑" w:hAnsi="微软雅黑"/>
+          <w:b w:val="0"/>
+          <w:sz w:val="21"/>
+        </w:rPr>
+        <w:t>理</w:t>
+      </w:r>
+      <w:r>
+        <w:rPr>
+          <w:rFonts w:ascii="微软雅黑" w:hAnsi="微软雅黑"/>
+          <w:b w:val="0"/>
+          <w:sz w:val="21"/>
+        </w:rPr>
+        <w:t>、</w:t>
+      </w:r>
+      <w:r>
+        <w:rPr>
+          <w:rFonts w:ascii="微软雅黑" w:hAnsi="微软雅黑"/>
+          <w:b w:val="0"/>
+          <w:sz w:val="21"/>
+        </w:rPr>
+        <w:t>电</w:t>
+      </w:r>
+      <w:r>
+        <w:rPr>
+          <w:rFonts w:ascii="微软雅黑" w:hAnsi="微软雅黑"/>
+          <w:b w:val="0"/>
+          <w:sz w:val="21"/>
+        </w:rPr>
+        <w:t>驱</w:t>
+      </w:r>
+      <w:r>
+        <w:rPr>
+          <w:rFonts w:ascii="微软雅黑" w:hAnsi="微软雅黑"/>
+          <w:b w:val="0"/>
+          <w:sz w:val="21"/>
+        </w:rPr>
+        <w:t>动</w:t>
+      </w:r>
+      <w:r>
+        <w:rPr>
+          <w:rFonts w:ascii="微软雅黑" w:hAnsi="微软雅黑"/>
+          <w:b w:val="0"/>
+          <w:sz w:val="21"/>
+        </w:rPr>
+        <w:t>等</w:t>
+      </w:r>
+      <w:r>
+        <w:rPr>
+          <w:rFonts w:ascii="微软雅黑" w:hAnsi="微软雅黑"/>
+          <w:b w:val="0"/>
+          <w:sz w:val="21"/>
+        </w:rPr>
+        <w:t>气</w:t>
+      </w:r>
+      <w:r>
+        <w:rPr>
+          <w:rFonts w:ascii="微软雅黑" w:hAnsi="微软雅黑"/>
+          <w:b w:val="0"/>
+          <w:sz w:val="21"/>
+        </w:rPr>
+        <w:t>动</w:t>
+      </w:r>
+      <w:r>
+        <w:rPr>
+          <w:rFonts w:ascii="微软雅黑" w:hAnsi="微软雅黑"/>
+          <w:b w:val="0"/>
+          <w:sz w:val="21"/>
+        </w:rPr>
+        <w:t>自</w:t>
+      </w:r>
+      <w:r>
+        <w:rPr>
+          <w:rFonts w:ascii="微软雅黑" w:hAnsi="微软雅黑"/>
+          <w:b w:val="0"/>
+          <w:sz w:val="21"/>
+        </w:rPr>
+        <w:t>动</w:t>
+      </w:r>
+      <w:r>
+        <w:rPr>
+          <w:rFonts w:ascii="微软雅黑" w:hAnsi="微软雅黑"/>
+          <w:b w:val="0"/>
+          <w:sz w:val="21"/>
+        </w:rPr>
+        <w:t>化</w:t>
+      </w:r>
+      <w:r>
+        <w:rPr>
+          <w:rFonts w:ascii="微软雅黑" w:hAnsi="微软雅黑"/>
+          <w:b w:val="0"/>
+          <w:sz w:val="21"/>
+        </w:rPr>
+        <w:t>元</w:t>
+      </w:r>
+      <w:r>
+        <w:rPr>
+          <w:rFonts w:ascii="微软雅黑" w:hAnsi="微软雅黑"/>
+          <w:b w:val="0"/>
+          <w:sz w:val="21"/>
+        </w:rPr>
+        <w:t>件</w:t>
+      </w:r>
+      <w:r>
+        <w:rPr>
+          <w:rFonts w:ascii="微软雅黑" w:hAnsi="微软雅黑"/>
+          <w:b w:val="0"/>
+          <w:sz w:val="21"/>
+        </w:rPr>
+        <w:t>的</w:t>
+      </w:r>
+      <w:r>
+        <w:rPr>
+          <w:rFonts w:ascii="微软雅黑" w:hAnsi="微软雅黑"/>
+          <w:b w:val="0"/>
+          <w:sz w:val="21"/>
+        </w:rPr>
+        <w:t>本</w:t>
+      </w:r>
+      <w:r>
+        <w:rPr>
+          <w:rFonts w:ascii="微软雅黑" w:hAnsi="微软雅黑"/>
+          <w:b w:val="0"/>
+          <w:sz w:val="21"/>
+        </w:rPr>
+        <w:t>地</w:t>
+      </w:r>
+      <w:r>
+        <w:rPr>
+          <w:rFonts w:ascii="微软雅黑" w:hAnsi="微软雅黑"/>
+          <w:b w:val="0"/>
+          <w:sz w:val="21"/>
+        </w:rPr>
+        <w:t>化</w:t>
+      </w:r>
+      <w:r>
+        <w:rPr>
+          <w:rFonts w:ascii="微软雅黑" w:hAnsi="微软雅黑"/>
+          <w:b w:val="0"/>
+          <w:sz w:val="21"/>
+        </w:rPr>
+        <w:t>生</w:t>
+      </w:r>
+      <w:r>
+        <w:rPr>
+          <w:rFonts w:ascii="微软雅黑" w:hAnsi="微软雅黑"/>
+          <w:b w:val="0"/>
+          <w:sz w:val="21"/>
+        </w:rPr>
+        <w:t>产</w:t>
+      </w:r>
+      <w:r>
+        <w:rPr>
+          <w:rFonts w:ascii="微软雅黑" w:hAnsi="微软雅黑"/>
+          <w:b w:val="0"/>
+          <w:sz w:val="21"/>
+        </w:rPr>
+        <w:t>+</w:t>
+      </w:r>
+      <w:r>
+        <w:rPr>
+          <w:rFonts w:ascii="微软雅黑" w:hAnsi="微软雅黑"/>
+          <w:b w:val="0"/>
+          <w:sz w:val="21"/>
+        </w:rPr>
+        <w:t>华</w:t>
+      </w:r>
+      <w:r>
+        <w:rPr>
+          <w:rFonts w:ascii="微软雅黑" w:hAnsi="微软雅黑"/>
+          <w:b w:val="0"/>
+          <w:sz w:val="21"/>
+        </w:rPr>
+        <w:t>北</w:t>
+      </w:r>
+      <w:r>
+        <w:rPr>
+          <w:rFonts w:ascii="微软雅黑" w:hAnsi="微软雅黑"/>
+          <w:b w:val="0"/>
+          <w:sz w:val="21"/>
+        </w:rPr>
+        <w:t>仓</w:t>
+      </w:r>
+      <w:r>
+        <w:rPr>
+          <w:rFonts w:ascii="微软雅黑" w:hAnsi="微软雅黑"/>
+          <w:b w:val="0"/>
+          <w:sz w:val="21"/>
+        </w:rPr>
+        <w:t>储</w:t>
+      </w:r>
+      <w:r>
+        <w:rPr>
+          <w:rFonts w:ascii="微软雅黑" w:hAnsi="微软雅黑"/>
+          <w:b w:val="0"/>
+          <w:sz w:val="21"/>
+        </w:rPr>
+        <w:t>分</w:t>
+      </w:r>
+      <w:r>
+        <w:rPr>
+          <w:rFonts w:ascii="微软雅黑" w:hAnsi="微软雅黑"/>
+          <w:b w:val="0"/>
+          <w:sz w:val="21"/>
+        </w:rPr>
+        <w:t>拨</w:t>
       </w:r>
     </w:p>
     <w:p>
@@ -778,9 +2767,338 @@
       <w:r>
         <w:rPr>
           <w:rFonts w:ascii="微软雅黑" w:hAnsi="微软雅黑"/>
-          <w:sz w:val="21"/>
-        </w:rPr>
-        <w:t>- 近期动态：新厂区二期500亩持续建设中；亚太区最大基地持续扩产；数字化供应链建设推进中</w:t>
+          <w:b w:val="0"/>
+          <w:sz w:val="21"/>
+        </w:rPr>
+        <w:t>-</w:t>
+      </w:r>
+      <w:r>
+        <w:rPr>
+          <w:rFonts w:ascii="微软雅黑" w:hAnsi="微软雅黑"/>
+          <w:b w:val="0"/>
+          <w:sz w:val="21"/>
+        </w:rPr>
+        <w:t xml:space="preserve"> </w:t>
+      </w:r>
+      <w:r>
+        <w:rPr>
+          <w:rFonts w:ascii="微软雅黑" w:hAnsi="微软雅黑"/>
+          <w:b/>
+          <w:sz w:val="21"/>
+        </w:rPr>
+        <w:t>近期动态</w:t>
+      </w:r>
+      <w:r>
+        <w:rPr>
+          <w:rFonts w:ascii="微软雅黑" w:hAnsi="微软雅黑"/>
+          <w:b w:val="0"/>
+          <w:sz w:val="21"/>
+        </w:rPr>
+        <w:t>：</w:t>
+      </w:r>
+      <w:r>
+        <w:rPr>
+          <w:rFonts w:ascii="微软雅黑" w:hAnsi="微软雅黑"/>
+          <w:b w:val="0"/>
+          <w:sz w:val="21"/>
+        </w:rPr>
+        <w:t>新</w:t>
+      </w:r>
+      <w:r>
+        <w:rPr>
+          <w:rFonts w:ascii="微软雅黑" w:hAnsi="微软雅黑"/>
+          <w:b w:val="0"/>
+          <w:sz w:val="21"/>
+        </w:rPr>
+        <w:t>厂</w:t>
+      </w:r>
+      <w:r>
+        <w:rPr>
+          <w:rFonts w:ascii="微软雅黑" w:hAnsi="微软雅黑"/>
+          <w:b w:val="0"/>
+          <w:sz w:val="21"/>
+        </w:rPr>
+        <w:t>区</w:t>
+      </w:r>
+      <w:r>
+        <w:rPr>
+          <w:rFonts w:ascii="微软雅黑" w:hAnsi="微软雅黑"/>
+          <w:b w:val="0"/>
+          <w:sz w:val="21"/>
+        </w:rPr>
+        <w:t>二</w:t>
+      </w:r>
+      <w:r>
+        <w:rPr>
+          <w:rFonts w:ascii="微软雅黑" w:hAnsi="微软雅黑"/>
+          <w:b w:val="0"/>
+          <w:sz w:val="21"/>
+        </w:rPr>
+        <w:t>期</w:t>
+      </w:r>
+      <w:r>
+        <w:rPr>
+          <w:rFonts w:ascii="微软雅黑" w:hAnsi="微软雅黑"/>
+          <w:b w:val="0"/>
+          <w:sz w:val="21"/>
+        </w:rPr>
+        <w:t>5</w:t>
+      </w:r>
+      <w:r>
+        <w:rPr>
+          <w:rFonts w:ascii="微软雅黑" w:hAnsi="微软雅黑"/>
+          <w:b w:val="0"/>
+          <w:sz w:val="21"/>
+        </w:rPr>
+        <w:t>0</w:t>
+      </w:r>
+      <w:r>
+        <w:rPr>
+          <w:rFonts w:ascii="微软雅黑" w:hAnsi="微软雅黑"/>
+          <w:b w:val="0"/>
+          <w:sz w:val="21"/>
+        </w:rPr>
+        <w:t>0</w:t>
+      </w:r>
+      <w:r>
+        <w:rPr>
+          <w:rFonts w:ascii="微软雅黑" w:hAnsi="微软雅黑"/>
+          <w:b w:val="0"/>
+          <w:sz w:val="21"/>
+        </w:rPr>
+        <w:t>亩</w:t>
+      </w:r>
+      <w:r>
+        <w:rPr>
+          <w:rFonts w:ascii="微软雅黑" w:hAnsi="微软雅黑"/>
+          <w:b w:val="0"/>
+          <w:sz w:val="21"/>
+        </w:rPr>
+        <w:t>持</w:t>
+      </w:r>
+      <w:r>
+        <w:rPr>
+          <w:rFonts w:ascii="微软雅黑" w:hAnsi="微软雅黑"/>
+          <w:b w:val="0"/>
+          <w:sz w:val="21"/>
+        </w:rPr>
+        <w:t>续</w:t>
+      </w:r>
+      <w:r>
+        <w:rPr>
+          <w:rFonts w:ascii="微软雅黑" w:hAnsi="微软雅黑"/>
+          <w:b w:val="0"/>
+          <w:sz w:val="21"/>
+        </w:rPr>
+        <w:t>建</w:t>
+      </w:r>
+      <w:r>
+        <w:rPr>
+          <w:rFonts w:ascii="微软雅黑" w:hAnsi="微软雅黑"/>
+          <w:b w:val="0"/>
+          <w:sz w:val="21"/>
+        </w:rPr>
+        <w:t>设</w:t>
+      </w:r>
+      <w:r>
+        <w:rPr>
+          <w:rFonts w:ascii="微软雅黑" w:hAnsi="微软雅黑"/>
+          <w:b w:val="0"/>
+          <w:sz w:val="21"/>
+        </w:rPr>
+        <w:t>中</w:t>
+      </w:r>
+      <w:r>
+        <w:rPr>
+          <w:rFonts w:ascii="微软雅黑" w:hAnsi="微软雅黑"/>
+          <w:b w:val="0"/>
+          <w:sz w:val="21"/>
+        </w:rPr>
+        <w:t>；</w:t>
+      </w:r>
+      <w:r>
+        <w:rPr>
+          <w:rFonts w:ascii="微软雅黑" w:hAnsi="微软雅黑"/>
+          <w:b w:val="0"/>
+          <w:sz w:val="21"/>
+        </w:rPr>
+        <w:t>亚</w:t>
+      </w:r>
+      <w:r>
+        <w:rPr>
+          <w:rFonts w:ascii="微软雅黑" w:hAnsi="微软雅黑"/>
+          <w:b w:val="0"/>
+          <w:sz w:val="21"/>
+        </w:rPr>
+        <w:t>太</w:t>
+      </w:r>
+      <w:r>
+        <w:rPr>
+          <w:rFonts w:ascii="微软雅黑" w:hAnsi="微软雅黑"/>
+          <w:b w:val="0"/>
+          <w:sz w:val="21"/>
+        </w:rPr>
+        <w:t>区</w:t>
+      </w:r>
+      <w:r>
+        <w:rPr>
+          <w:rFonts w:ascii="微软雅黑" w:hAnsi="微软雅黑"/>
+          <w:b w:val="0"/>
+          <w:sz w:val="21"/>
+        </w:rPr>
+        <w:t>最</w:t>
+      </w:r>
+      <w:r>
+        <w:rPr>
+          <w:rFonts w:ascii="微软雅黑" w:hAnsi="微软雅黑"/>
+          <w:b w:val="0"/>
+          <w:sz w:val="21"/>
+        </w:rPr>
+        <w:t>大</w:t>
+      </w:r>
+      <w:r>
+        <w:rPr>
+          <w:rFonts w:ascii="微软雅黑" w:hAnsi="微软雅黑"/>
+          <w:b w:val="0"/>
+          <w:sz w:val="21"/>
+        </w:rPr>
+        <w:t>基</w:t>
+      </w:r>
+      <w:r>
+        <w:rPr>
+          <w:rFonts w:ascii="微软雅黑" w:hAnsi="微软雅黑"/>
+          <w:b w:val="0"/>
+          <w:sz w:val="21"/>
+        </w:rPr>
+        <w:t>地</w:t>
+      </w:r>
+      <w:r>
+        <w:rPr>
+          <w:rFonts w:ascii="微软雅黑" w:hAnsi="微软雅黑"/>
+          <w:b w:val="0"/>
+          <w:sz w:val="21"/>
+        </w:rPr>
+        <w:t>持</w:t>
+      </w:r>
+      <w:r>
+        <w:rPr>
+          <w:rFonts w:ascii="微软雅黑" w:hAnsi="微软雅黑"/>
+          <w:b w:val="0"/>
+          <w:sz w:val="21"/>
+        </w:rPr>
+        <w:t>续</w:t>
+      </w:r>
+      <w:r>
+        <w:rPr>
+          <w:rFonts w:ascii="微软雅黑" w:hAnsi="微软雅黑"/>
+          <w:b w:val="0"/>
+          <w:sz w:val="21"/>
+        </w:rPr>
+        <w:t>扩</w:t>
+      </w:r>
+      <w:r>
+        <w:rPr>
+          <w:rFonts w:ascii="微软雅黑" w:hAnsi="微软雅黑"/>
+          <w:b w:val="0"/>
+          <w:sz w:val="21"/>
+        </w:rPr>
+        <w:t>产</w:t>
+      </w:r>
+      <w:r>
+        <w:rPr>
+          <w:rFonts w:ascii="微软雅黑" w:hAnsi="微软雅黑"/>
+          <w:b w:val="0"/>
+          <w:sz w:val="21"/>
+        </w:rPr>
+        <w:t>；</w:t>
+      </w:r>
+      <w:r>
+        <w:rPr>
+          <w:rFonts w:ascii="微软雅黑" w:hAnsi="微软雅黑"/>
+          <w:b w:val="0"/>
+          <w:sz w:val="21"/>
+        </w:rPr>
+        <w:t>数</w:t>
+      </w:r>
+      <w:r>
+        <w:rPr>
+          <w:rFonts w:ascii="微软雅黑" w:hAnsi="微软雅黑"/>
+          <w:b w:val="0"/>
+          <w:sz w:val="21"/>
+        </w:rPr>
+        <w:t>字</w:t>
+      </w:r>
+      <w:r>
+        <w:rPr>
+          <w:rFonts w:ascii="微软雅黑" w:hAnsi="微软雅黑"/>
+          <w:b w:val="0"/>
+          <w:sz w:val="21"/>
+        </w:rPr>
+        <w:t>化</w:t>
+      </w:r>
+      <w:r>
+        <w:rPr>
+          <w:rFonts w:ascii="微软雅黑" w:hAnsi="微软雅黑"/>
+          <w:b w:val="0"/>
+          <w:sz w:val="21"/>
+        </w:rPr>
+        <w:t>供</w:t>
+      </w:r>
+      <w:r>
+        <w:rPr>
+          <w:rFonts w:ascii="微软雅黑" w:hAnsi="微软雅黑"/>
+          <w:b w:val="0"/>
+          <w:sz w:val="21"/>
+        </w:rPr>
+        <w:t>应</w:t>
+      </w:r>
+      <w:r>
+        <w:rPr>
+          <w:rFonts w:ascii="微软雅黑" w:hAnsi="微软雅黑"/>
+          <w:b w:val="0"/>
+          <w:sz w:val="21"/>
+        </w:rPr>
+        <w:t>链</w:t>
+      </w:r>
+      <w:r>
+        <w:rPr>
+          <w:rFonts w:ascii="微软雅黑" w:hAnsi="微软雅黑"/>
+          <w:b w:val="0"/>
+          <w:sz w:val="21"/>
+        </w:rPr>
+        <w:t>建</w:t>
+      </w:r>
+      <w:r>
+        <w:rPr>
+          <w:rFonts w:ascii="微软雅黑" w:hAnsi="微软雅黑"/>
+          <w:b w:val="0"/>
+          <w:sz w:val="21"/>
+        </w:rPr>
+        <w:t>设</w:t>
+      </w:r>
+      <w:r>
+        <w:rPr>
+          <w:rFonts w:ascii="微软雅黑" w:hAnsi="微软雅黑"/>
+          <w:b w:val="0"/>
+          <w:sz w:val="21"/>
+        </w:rPr>
+        <w:t>推</w:t>
+      </w:r>
+      <w:r>
+        <w:rPr>
+          <w:rFonts w:ascii="微软雅黑" w:hAnsi="微软雅黑"/>
+          <w:b w:val="0"/>
+          <w:sz w:val="21"/>
+        </w:rPr>
+        <w:t>进</w:t>
+      </w:r>
+      <w:r>
+        <w:rPr>
+          <w:rFonts w:ascii="微软雅黑" w:hAnsi="微软雅黑"/>
+          <w:b w:val="0"/>
+          <w:sz w:val="21"/>
+        </w:rPr>
+        <w:t>中</w:t>
       </w:r>
     </w:p>
     <w:p>
@@ -790,6 +3108,7 @@
       <w:r>
         <w:rPr>
           <w:rFonts w:ascii="微软雅黑" w:hAnsi="微软雅黑"/>
+          <w:b/>
           <w:sz w:val="21"/>
         </w:rPr>
         <w:t>HR发来JD关键信息（2026-08-31截图确认）：</w:t>
@@ -1245,6 +3564,13 @@
         </w:rPr>
         <w:t>1.2 企业文化关键词</w:t>
       </w:r>
+    </w:p>
+    <w:p>
+      <w:r/>
+      <w:rPr>
+        <w:bookmarkStart w:id="3" w:name="sub_3"/>
+        <w:bookmarkEnd/>
+      </w:rPr>
     </w:p>
     <w:tbl>
       <w:tblPr>
@@ -1816,12 +4142,20 @@
       </w:r>
     </w:p>
     <w:p>
+      <w:r/>
+      <w:rPr>
+        <w:bookmarkStart w:id="4" w:name="sub_4"/>
+        <w:bookmarkEnd/>
+      </w:rPr>
+    </w:p>
+    <w:p>
       <w:pPr>
         <w:spacing w:line="264" w:lineRule="auto" w:after="120"/>
       </w:pPr>
       <w:r>
         <w:rPr>
           <w:rFonts w:ascii="微软雅黑" w:hAnsi="微软雅黑"/>
+          <w:b/>
           <w:sz w:val="21"/>
         </w:rPr>
         <w:t>HR发来JD原文：</w:t>
@@ -1843,9 +4177,10 @@
       <w:r>
         <w:rPr>
           <w:rFonts w:ascii="微软雅黑" w:hAnsi="微软雅黑"/>
-          <w:sz w:val="21"/>
-        </w:rPr>
-        <w:t>工作内容：</w:t>
+          <w:b w:val="0"/>
+          <w:sz w:val="21"/>
+        </w:rPr>
+        <w:t>**工作内容：**</w:t>
       </w:r>
     </w:p>
     <w:p>
@@ -1864,6 +4199,7 @@
       <w:r>
         <w:rPr>
           <w:rFonts w:ascii="微软雅黑" w:hAnsi="微软雅黑"/>
+          <w:b w:val="0"/>
           <w:sz w:val="21"/>
         </w:rPr>
         <w:t>1. 负责生产物料主数据维护，保证主数据准确性。</w:t>
@@ -1885,6 +4221,7 @@
       <w:r>
         <w:rPr>
           <w:rFonts w:ascii="微软雅黑" w:hAnsi="微软雅黑"/>
+          <w:b w:val="0"/>
           <w:sz w:val="21"/>
         </w:rPr>
         <w:t>2. 处理客户催货、拖期分析、客户咨询等，具备数据分析能力。</w:t>
@@ -1906,6 +4243,7 @@
       <w:r>
         <w:rPr>
           <w:rFonts w:ascii="微软雅黑" w:hAnsi="微软雅黑"/>
+          <w:b w:val="0"/>
           <w:sz w:val="21"/>
         </w:rPr>
         <w:t>3. 协助 Master Planning 处理简单&amp;标准化的生产和物料问题。</w:t>
@@ -1927,6 +4265,7 @@
       <w:r>
         <w:rPr>
           <w:rFonts w:ascii="微软雅黑" w:hAnsi="微软雅黑"/>
+          <w:b w:val="0"/>
           <w:sz w:val="21"/>
         </w:rPr>
         <w:t>4. 对某些固定客户的特殊要求进行处理。</w:t>
@@ -1948,6 +4287,7 @@
       <w:r>
         <w:rPr>
           <w:rFonts w:ascii="微软雅黑" w:hAnsi="微软雅黑"/>
+          <w:b w:val="0"/>
           <w:sz w:val="21"/>
         </w:rPr>
       </w:r>
@@ -1968,9 +4308,10 @@
       <w:r>
         <w:rPr>
           <w:rFonts w:ascii="微软雅黑" w:hAnsi="微软雅黑"/>
-          <w:sz w:val="21"/>
-        </w:rPr>
-        <w:t>岗位要求：</w:t>
+          <w:b w:val="0"/>
+          <w:sz w:val="21"/>
+        </w:rPr>
+        <w:t>**岗位要求：**</w:t>
       </w:r>
     </w:p>
     <w:p>
@@ -1989,6 +4330,7 @@
       <w:r>
         <w:rPr>
           <w:rFonts w:ascii="微软雅黑" w:hAnsi="微软雅黑"/>
+          <w:b w:val="0"/>
           <w:sz w:val="21"/>
         </w:rPr>
         <w:t>1. [学历/专业要求被模糊]</w:t>
@@ -2010,6 +4352,7 @@
       <w:r>
         <w:rPr>
           <w:rFonts w:ascii="微软雅黑" w:hAnsi="微软雅黑"/>
+          <w:b w:val="0"/>
           <w:sz w:val="21"/>
         </w:rPr>
         <w:t>2. 熟练使用 Office 办公软件，较强的数据分析和数字化工具应用能力。有 SAP 经验优先。</w:t>
@@ -2031,6 +4374,7 @@
       <w:r>
         <w:rPr>
           <w:rFonts w:ascii="微软雅黑" w:hAnsi="微软雅黑"/>
+          <w:b w:val="0"/>
           <w:sz w:val="21"/>
         </w:rPr>
         <w:t>3. 能读写英文邮件，英语口语优秀者优先。</w:t>
@@ -2052,6 +4396,7 @@
       <w:r>
         <w:rPr>
           <w:rFonts w:ascii="微软雅黑" w:hAnsi="微软雅黑"/>
+          <w:b w:val="0"/>
           <w:sz w:val="21"/>
         </w:rPr>
         <w:t>4. 具备良好的沟通协调能力，逻辑思维能力，做事仔细认真。</w:t>
@@ -2064,9 +4409,23 @@
       <w:r>
         <w:rPr>
           <w:rFonts w:ascii="微软雅黑" w:hAnsi="微软雅黑"/>
+          <w:b/>
           <w:sz w:val="21"/>
         </w:rPr>
         <w:t>与实习僧JD对比：</w:t>
+      </w:r>
+    </w:p>
+    <w:p>
+      <w:pPr>
+        <w:spacing w:line="264" w:lineRule="auto" w:after="120"/>
+      </w:pPr>
+      <w:r>
+        <w:rPr>
+          <w:rFonts w:ascii="微软雅黑" w:hAnsi="微软雅黑"/>
+          <w:b/>
+          <w:sz w:val="21"/>
+        </w:rPr>
+        <w:t>JD翻译成人话：</w:t>
       </w:r>
     </w:p>
     <w:tbl>
@@ -2623,30 +4982,6 @@
           </w:p>
         </w:tc>
       </w:tr>
-    </w:tbl>
-    <w:p>
-      <w:pPr>
-        <w:spacing w:line="264" w:lineRule="auto" w:after="120"/>
-      </w:pPr>
-      <w:r>
-        <w:rPr>
-          <w:rFonts w:ascii="微软雅黑" w:hAnsi="微软雅黑"/>
-          <w:sz w:val="21"/>
-        </w:rPr>
-        <w:t>JD翻译成人话：</w:t>
-      </w:r>
-    </w:p>
-    <w:tbl>
-      <w:tblPr>
-        <w:tblW w:type="auto" w:w="0"/>
-        <w:tblLayout w:type="fixed"/>
-        <w:tblLook w:firstColumn="1" w:firstRow="1" w:lastColumn="0" w:lastRow="0" w:noHBand="0" w:noVBand="1" w:val="04A0"/>
-      </w:tblPr>
-      <w:tblGrid>
-        <w:gridCol w:w="2880"/>
-        <w:gridCol w:w="2880"/>
-        <w:gridCol w:w="2880"/>
-      </w:tblGrid>
       <w:tr>
         <w:tc>
           <w:tcPr>
@@ -2657,7 +4992,6 @@
               <w:bottom w:val="single" w:sz="4" w:color="D9D9D9"/>
               <w:right w:val="single" w:sz="4" w:color="D9D9D9"/>
             </w:tcBorders>
-            <w:shd w:val="clear" w:color="auto" w:fill="EBF3FB"/>
           </w:tcPr>
           <w:p>
             <w:pPr>
@@ -2666,15 +5000,13 @@
             <w:r>
               <w:rPr>
                 <w:rFonts w:ascii="微软雅黑" w:hAnsi="微软雅黑"/>
-                <w:b/>
-                <w:sz w:val="21"/>
+                <w:sz w:val="20"/>
               </w:rPr>
             </w:r>
             <w:r>
               <w:rPr>
                 <w:rFonts w:ascii="微软雅黑" w:hAnsi="微软雅黑"/>
-                <w:b/>
-                <w:sz w:val="21"/>
+                <w:sz w:val="20"/>
               </w:rPr>
               <w:t>HR JD 原文</w:t>
             </w:r>
@@ -2689,7 +5021,6 @@
               <w:bottom w:val="single" w:sz="4" w:color="D9D9D9"/>
               <w:right w:val="single" w:sz="4" w:color="D9D9D9"/>
             </w:tcBorders>
-            <w:shd w:val="clear" w:color="auto" w:fill="EBF3FB"/>
           </w:tcPr>
           <w:p>
             <w:pPr>
@@ -2698,15 +5029,13 @@
             <w:r>
               <w:rPr>
                 <w:rFonts w:ascii="微软雅黑" w:hAnsi="微软雅黑"/>
-                <w:b/>
-                <w:sz w:val="21"/>
+                <w:sz w:val="20"/>
               </w:rPr>
             </w:r>
             <w:r>
               <w:rPr>
                 <w:rFonts w:ascii="微软雅黑" w:hAnsi="微软雅黑"/>
-                <w:b/>
-                <w:sz w:val="21"/>
+                <w:sz w:val="20"/>
               </w:rPr>
               <w:t>人话解读</w:t>
             </w:r>
@@ -2721,7 +5050,6 @@
               <w:bottom w:val="single" w:sz="4" w:color="D9D9D9"/>
               <w:right w:val="single" w:sz="4" w:color="D9D9D9"/>
             </w:tcBorders>
-            <w:shd w:val="clear" w:color="auto" w:fill="EBF3FB"/>
           </w:tcPr>
           <w:p>
             <w:pPr>
@@ -2730,15 +5058,13 @@
             <w:r>
               <w:rPr>
                 <w:rFonts w:ascii="微软雅黑" w:hAnsi="微软雅黑"/>
-                <w:b/>
-                <w:sz w:val="21"/>
+                <w:sz w:val="20"/>
               </w:rPr>
             </w:r>
             <w:r>
               <w:rPr>
                 <w:rFonts w:ascii="微软雅黑" w:hAnsi="微软雅黑"/>
-                <w:b/>
-                <w:sz w:val="21"/>
+                <w:sz w:val="20"/>
               </w:rPr>
               <w:t>面试怎么答</w:t>
             </w:r>
@@ -3384,6 +5710,13 @@
       </w:r>
     </w:p>
     <w:p>
+      <w:r/>
+      <w:rPr>
+        <w:bookmarkStart w:id="5" w:name="sub_5"/>
+        <w:bookmarkEnd/>
+      </w:rPr>
+    </w:p>
+    <w:p>
       <w:pPr>
         <w:spacing w:line="264" w:lineRule="auto" w:after="120"/>
         <w:ind w:left="283"/>
@@ -3399,9 +5732,10 @@
       <w:r>
         <w:rPr>
           <w:rFonts w:ascii="微软雅黑" w:hAnsi="微软雅黑"/>
-          <w:sz w:val="21"/>
-        </w:rPr>
-        <w:t>重大风险预警：以下是面试前必须解决的问题</w:t>
+          <w:b w:val="0"/>
+          <w:sz w:val="21"/>
+        </w:rPr>
+        <w:t>**重大风险预警**：以下是面试前必须解决的问题</w:t>
       </w:r>
     </w:p>
     <w:p>
@@ -3411,6 +5745,7 @@
       <w:r>
         <w:rPr>
           <w:rFonts w:ascii="微软雅黑" w:hAnsi="微软雅黑"/>
+          <w:b/>
           <w:sz w:val="21"/>
         </w:rPr>
         <w:t>风险1：实习时长12个月 vs 文雪大四约10个月【高风险】</w:t>
@@ -3447,9 +5782,26 @@
       <w:r>
         <w:rPr>
           <w:rFonts w:ascii="微软雅黑" w:hAnsi="微软雅黑"/>
-          <w:sz w:val="21"/>
-        </w:rPr>
-        <w:t>- 必须面试时主动沟通协商</w:t>
+          <w:b w:val="0"/>
+          <w:sz w:val="21"/>
+        </w:rPr>
+        <w:t>-</w:t>
+      </w:r>
+      <w:r>
+        <w:rPr>
+          <w:rFonts w:ascii="微软雅黑" w:hAnsi="微软雅黑"/>
+          <w:b w:val="0"/>
+          <w:sz w:val="21"/>
+        </w:rPr>
+        <w:t xml:space="preserve"> </w:t>
+      </w:r>
+      <w:r>
+        <w:rPr>
+          <w:rFonts w:ascii="微软雅黑" w:hAnsi="微软雅黑"/>
+          <w:b/>
+          <w:sz w:val="21"/>
+        </w:rPr>
+        <w:t>必须面试时主动沟通协商</w:t>
       </w:r>
     </w:p>
     <w:p>
@@ -3480,6 +5832,7 @@
       <w:r>
         <w:rPr>
           <w:rFonts w:ascii="微软雅黑" w:hAnsi="微软雅黑"/>
+          <w:b w:val="0"/>
           <w:sz w:val="21"/>
         </w:rPr>
         <w:t>"我注意到岗位要求12个月实习期，我的情况是大四学年约10个月。如果入职后通过暑期延长或毕业后延后入职的方式补足12个月，是否可以？或者贵司是否接受10个月实习期+后续延续的可能性？我对这个岗位非常感兴趣，希望能找到解决方案。"</w:t>
@@ -3492,6 +5845,7 @@
       <w:r>
         <w:rPr>
           <w:rFonts w:ascii="微软雅黑" w:hAnsi="微软雅黑"/>
+          <w:b/>
           <w:sz w:val="21"/>
         </w:rPr>
         <w:t>风险2：5天/周到岗 vs 大四课程安排【中风险】</w:t>
@@ -3528,9 +5882,26 @@
       <w:r>
         <w:rPr>
           <w:rFonts w:ascii="微软雅黑" w:hAnsi="微软雅黑"/>
-          <w:sz w:val="21"/>
-        </w:rPr>
-        <w:t>- 面试时需确认弹性空间</w:t>
+          <w:b w:val="0"/>
+          <w:sz w:val="21"/>
+        </w:rPr>
+        <w:t>-</w:t>
+      </w:r>
+      <w:r>
+        <w:rPr>
+          <w:rFonts w:ascii="微软雅黑" w:hAnsi="微软雅黑"/>
+          <w:b w:val="0"/>
+          <w:sz w:val="21"/>
+        </w:rPr>
+        <w:t xml:space="preserve"> </w:t>
+      </w:r>
+      <w:r>
+        <w:rPr>
+          <w:rFonts w:ascii="微软雅黑" w:hAnsi="微软雅黑"/>
+          <w:b/>
+          <w:sz w:val="21"/>
+        </w:rPr>
+        <w:t>面试时需确认弹性空间</w:t>
       </w:r>
     </w:p>
     <w:p>
@@ -3561,6 +5932,7 @@
       <w:r>
         <w:rPr>
           <w:rFonts w:ascii="微软雅黑" w:hAnsi="微软雅黑"/>
+          <w:b w:val="0"/>
           <w:sz w:val="21"/>
         </w:rPr>
         <w:t>"我目前大四课程较少，可以保证每周5天到岗。如果后续有考试或论文安排，我会提前和主管沟通调整，尽量不影响工作。"</w:t>
@@ -3573,6 +5945,7 @@
       <w:r>
         <w:rPr>
           <w:rFonts w:ascii="微软雅黑" w:hAnsi="微软雅黑"/>
+          <w:b/>
           <w:sz w:val="21"/>
         </w:rPr>
         <w:t>风险3：无SAP经验</w:t>
@@ -3609,9 +5982,26 @@
       <w:r>
         <w:rPr>
           <w:rFonts w:ascii="微软雅黑" w:hAnsi="微软雅黑"/>
-          <w:sz w:val="21"/>
-        </w:rPr>
-        <w:t>- 面试时需强调ERP迁移能力</w:t>
+          <w:b w:val="0"/>
+          <w:sz w:val="21"/>
+        </w:rPr>
+        <w:t>-</w:t>
+      </w:r>
+      <w:r>
+        <w:rPr>
+          <w:rFonts w:ascii="微软雅黑" w:hAnsi="微软雅黑"/>
+          <w:b w:val="0"/>
+          <w:sz w:val="21"/>
+        </w:rPr>
+        <w:t xml:space="preserve"> </w:t>
+      </w:r>
+      <w:r>
+        <w:rPr>
+          <w:rFonts w:ascii="微软雅黑" w:hAnsi="微软雅黑"/>
+          <w:b/>
+          <w:sz w:val="21"/>
+        </w:rPr>
+        <w:t>面试时需强调ERP迁移能力</w:t>
       </w:r>
     </w:p>
     <w:p>
@@ -3642,6 +6032,7 @@
       <w:r>
         <w:rPr>
           <w:rFonts w:ascii="微软雅黑" w:hAnsi="微软雅黑"/>
+          <w:b w:val="0"/>
           <w:sz w:val="21"/>
         </w:rPr>
         <w:t>"我虽然没有SAP直接操作经验，但ERP的核心逻辑是相通的——主数据是基础、单据是载体、业财一体化是目标。我在用友U8+上完整操作过18个业务场景，理解物料主数据、BOM、库存参数的重要性。从U8+迁移到SAP，我预计1-2个月可以上手基础操作。"</w:t>
@@ -3654,6 +6045,7 @@
       <w:r>
         <w:rPr>
           <w:rFonts w:ascii="微软雅黑" w:hAnsi="微软雅黑"/>
+          <w:b/>
           <w:sz w:val="21"/>
         </w:rPr>
         <w:t>风险4：CET-4英语水平，需读写英文邮件</w:t>
@@ -3678,6 +6070,7 @@
       <w:r>
         <w:rPr>
           <w:rFonts w:ascii="微软雅黑" w:hAnsi="微软雅黑"/>
+          <w:b/>
           <w:sz w:val="21"/>
         </w:rPr>
         <w:t>风险5：无正式供应链实习经验</w:t>
@@ -3710,192 +6103,328 @@
       </w:r>
     </w:p>
     <w:p>
-      <w:pPr>
-        <w:spacing w:line="264" w:lineRule="auto" w:after="120"/>
-      </w:pPr>
-      <w:r>
-        <w:rPr>
-          <w:rFonts w:ascii="微软雅黑" w:hAnsi="微软雅黑"/>
-          <w:sz w:val="21"/>
-        </w:rPr>
-        <w:t>```</w:t>
-      </w:r>
-    </w:p>
-    <w:p>
-      <w:pPr>
-        <w:spacing w:line="264" w:lineRule="auto" w:after="120"/>
-      </w:pPr>
-      <w:r>
-        <w:rPr>
-          <w:rFonts w:ascii="微软雅黑" w:hAnsi="微软雅黑"/>
-          <w:sz w:val="21"/>
-        </w:rPr>
-        <w:t>┌─────────────────┐</w:t>
-      </w:r>
-    </w:p>
-    <w:p>
-      <w:pPr>
-        <w:spacing w:line="264" w:lineRule="auto" w:after="120"/>
-      </w:pPr>
-      <w:r>
-        <w:rPr>
-          <w:rFonts w:ascii="微软雅黑" w:hAnsi="微软雅黑"/>
-          <w:sz w:val="21"/>
-        </w:rPr>
-        <w:t>德国总部 SCM   │  ← 有时对接，以邮件为主</w:t>
-      </w:r>
-    </w:p>
-    <w:p>
-      <w:pPr>
-        <w:spacing w:line="264" w:lineRule="auto" w:after="120"/>
-      </w:pPr>
-      <w:r>
-        <w:rPr>
-          <w:rFonts w:ascii="微软雅黑" w:hAnsi="微软雅黑"/>
-          <w:sz w:val="21"/>
-        </w:rPr>
-        <w:t>└────────┬────────┘</w:t>
-      </w:r>
-    </w:p>
-    <w:p>
-      <w:pPr>
-        <w:spacing w:line="264" w:lineRule="auto" w:after="120"/>
-      </w:pPr>
-      <w:r>
-        <w:rPr>
-          <w:rFonts w:ascii="微软雅黑" w:hAnsi="微软雅黑"/>
-          <w:sz w:val="21"/>
-        </w:rPr>
-        <w:t>┌────────────────────┼────────────────────┐</w:t>
-      </w:r>
-    </w:p>
-    <w:p>
-      <w:pPr>
-        <w:spacing w:line="264" w:lineRule="auto" w:after="120"/>
-      </w:pPr>
-      <w:r>
-        <w:rPr>
-          <w:rFonts w:ascii="微软雅黑" w:hAnsi="微软雅黑"/>
-          <w:sz w:val="21"/>
-        </w:rPr>
-        <w:t>▼                    ▼                    ▼</w:t>
-      </w:r>
-    </w:p>
-    <w:p>
-      <w:pPr>
-        <w:spacing w:line="264" w:lineRule="auto" w:after="120"/>
-      </w:pPr>
-      <w:r>
-        <w:rPr>
-          <w:rFonts w:ascii="微软雅黑" w:hAnsi="微软雅黑"/>
-          <w:sz w:val="21"/>
-        </w:rPr>
-        <w:t>┌─────────┐        ┌─────────┐        ┌─────────┐</w:t>
-      </w:r>
-    </w:p>
-    <w:p>
-      <w:pPr>
-        <w:spacing w:line="264" w:lineRule="auto" w:after="120"/>
-      </w:pPr>
-      <w:r>
-        <w:rPr>
-          <w:rFonts w:ascii="微软雅黑" w:hAnsi="微软雅黑"/>
-          <w:sz w:val="21"/>
-        </w:rPr>
-        <w:t>GPC运营 │ ←──→ │ Master  │ ←──→ │  客户/  │</w:t>
-      </w:r>
-    </w:p>
-    <w:p>
-      <w:pPr>
-        <w:spacing w:line="264" w:lineRule="auto" w:after="120"/>
-      </w:pPr>
-      <w:r>
-        <w:rPr>
-          <w:rFonts w:ascii="微软雅黑" w:hAnsi="微软雅黑"/>
-          <w:sz w:val="21"/>
-        </w:rPr>
-        <w:t>各部门  │        │ Planning │        │  销售   │</w:t>
-      </w:r>
-    </w:p>
-    <w:p>
-      <w:pPr>
-        <w:spacing w:line="264" w:lineRule="auto" w:after="120"/>
-      </w:pPr>
-      <w:r>
-        <w:rPr>
-          <w:rFonts w:ascii="微软雅黑" w:hAnsi="微软雅黑"/>
-          <w:sz w:val="21"/>
-        </w:rPr>
-        <w:t>└─────────┘        └────┬────┘        └─────────┘</w:t>
-      </w:r>
-    </w:p>
-    <w:p>
-      <w:pPr>
-        <w:spacing w:line="264" w:lineRule="auto" w:after="120"/>
-      </w:pPr>
-      <w:r>
-        <w:rPr>
-          <w:rFonts w:ascii="微软雅黑" w:hAnsi="微软雅黑"/>
-          <w:sz w:val="21"/>
-        </w:rPr>
-        <w:t>┌────▼────┐</w:t>
-      </w:r>
-    </w:p>
-    <w:p>
-      <w:pPr>
-        <w:spacing w:line="264" w:lineRule="auto" w:after="120"/>
-      </w:pPr>
-      <w:r>
-        <w:rPr>
-          <w:rFonts w:ascii="微软雅黑" w:hAnsi="微软雅黑"/>
-          <w:sz w:val="21"/>
-        </w:rPr>
-        <w:t>工厂项目 │</w:t>
-      </w:r>
-    </w:p>
-    <w:p>
-      <w:pPr>
-        <w:spacing w:line="264" w:lineRule="auto" w:after="120"/>
-      </w:pPr>
-      <w:r>
-        <w:rPr>
-          <w:rFonts w:ascii="微软雅黑" w:hAnsi="微软雅黑"/>
-          <w:sz w:val="21"/>
-        </w:rPr>
-        <w:t>工程师  │</w:t>
-      </w:r>
-    </w:p>
-    <w:p>
-      <w:pPr>
-        <w:spacing w:line="264" w:lineRule="auto" w:after="120"/>
-      </w:pPr>
-      <w:r>
-        <w:rPr>
-          <w:rFonts w:ascii="微软雅黑" w:hAnsi="微软雅黑"/>
-          <w:sz w:val="21"/>
-        </w:rPr>
-        <w:t>└─────────┘</w:t>
-      </w:r>
-    </w:p>
-    <w:p>
-      <w:pPr>
-        <w:spacing w:line="264" w:lineRule="auto" w:after="120"/>
-      </w:pPr>
-      <w:r>
-        <w:rPr>
-          <w:rFonts w:ascii="微软雅黑" w:hAnsi="微软雅黑"/>
-          <w:sz w:val="21"/>
-        </w:rPr>
-        <w:t>```</w:t>
-      </w:r>
-    </w:p>
-    <w:p>
-      <w:pPr>
-        <w:spacing w:line="264" w:lineRule="auto" w:after="120"/>
-      </w:pPr>
-      <w:r>
-        <w:rPr>
-          <w:rFonts w:ascii="微软雅黑" w:hAnsi="微软雅黑"/>
+      <w:r/>
+      <w:rPr>
+        <w:bookmarkStart w:id="6" w:name="sub_6"/>
+        <w:bookmarkEnd/>
+      </w:rPr>
+    </w:p>
+    <w:p>
+      <w:r>
+        <w:rPr>
+          <w:rFonts w:ascii="微软雅黑" w:hAnsi="微软雅黑"/>
+          <w:b/>
+          <w:sz w:val="21"/>
+        </w:rPr>
+        <w:t>协作关系图：</w:t>
+      </w:r>
+    </w:p>
+    <w:tbl>
+      <w:tblPr>
+        <w:tblW w:type="auto" w:w="0"/>
+        <w:tblLayout w:type="fixed"/>
+        <w:tblLook w:firstColumn="1" w:firstRow="1" w:lastColumn="0" w:lastRow="0" w:noHBand="0" w:noVBand="1" w:val="04A0"/>
+      </w:tblPr>
+      <w:tblGrid>
+        <w:gridCol w:w="2880"/>
+        <w:gridCol w:w="2880"/>
+        <w:gridCol w:w="2880"/>
+      </w:tblGrid>
+      <w:tr>
+        <w:tc>
+          <w:tcPr>
+            <w:tcW w:type="dxa" w:w="2880"/>
+            <w:tcBorders>
+              <w:top w:val="single" w:sz="4" w:color="D9D9D9"/>
+              <w:left w:val="single" w:sz="4" w:color="D9D9D9"/>
+              <w:bottom w:val="single" w:sz="4" w:color="D9D9D9"/>
+              <w:right w:val="single" w:sz="4" w:color="D9D9D9"/>
+            </w:tcBorders>
+            <w:shd w:val="clear" w:color="auto" w:fill="EBF3FB"/>
+          </w:tcPr>
+          <w:p>
+            <w:pPr>
+              <w:spacing w:line="264" w:lineRule="auto"/>
+            </w:pPr>
+          </w:p>
+        </w:tc>
+        <w:tc>
+          <w:tcPr>
+            <w:tcW w:type="dxa" w:w="2880"/>
+            <w:tcBorders>
+              <w:top w:val="single" w:sz="4" w:color="D9D9D9"/>
+              <w:left w:val="single" w:sz="4" w:color="D9D9D9"/>
+              <w:bottom w:val="single" w:sz="4" w:color="D9D9D9"/>
+              <w:right w:val="single" w:sz="4" w:color="D9D9D9"/>
+            </w:tcBorders>
+            <w:shd w:val="clear" w:color="auto" w:fill="EBF3FB"/>
+          </w:tcPr>
+          <w:p>
+            <w:pPr>
+              <w:spacing w:line="264" w:lineRule="auto"/>
+            </w:pPr>
+            <w:r>
+              <w:rPr>
+                <w:rFonts w:ascii="微软雅黑" w:hAnsi="微软雅黑"/>
+                <w:b/>
+                <w:sz w:val="21"/>
+              </w:rPr>
+              <w:t>德国总部 SCM</w:t>
+            </w:r>
+          </w:p>
+        </w:tc>
+        <w:tc>
+          <w:tcPr>
+            <w:tcW w:type="dxa" w:w="2880"/>
+            <w:tcBorders>
+              <w:top w:val="single" w:sz="4" w:color="D9D9D9"/>
+              <w:left w:val="single" w:sz="4" w:color="D9D9D9"/>
+              <w:bottom w:val="single" w:sz="4" w:color="D9D9D9"/>
+              <w:right w:val="single" w:sz="4" w:color="D9D9D9"/>
+            </w:tcBorders>
+            <w:shd w:val="clear" w:color="auto" w:fill="EBF3FB"/>
+          </w:tcPr>
+          <w:p>
+            <w:pPr>
+              <w:spacing w:line="264" w:lineRule="auto"/>
+            </w:pPr>
+          </w:p>
+        </w:tc>
+      </w:tr>
+      <w:tr>
+        <w:tc>
+          <w:tcPr>
+            <w:tcW w:type="dxa" w:w="2880"/>
+            <w:tcBorders>
+              <w:top w:val="single" w:sz="4" w:color="D9D9D9"/>
+              <w:left w:val="single" w:sz="4" w:color="D9D9D9"/>
+              <w:bottom w:val="single" w:sz="4" w:color="D9D9D9"/>
+              <w:right w:val="single" w:sz="4" w:color="D9D9D9"/>
+            </w:tcBorders>
+          </w:tcPr>
+          <w:p>
+            <w:pPr>
+              <w:spacing w:line="264" w:lineRule="auto"/>
+            </w:pPr>
+            <w:r>
+              <w:rPr>
+                <w:rFonts w:ascii="微软雅黑" w:hAnsi="微软雅黑"/>
+                <w:sz w:val="20"/>
+              </w:rPr>
+              <w:t>GPC 各部门</w:t>
+            </w:r>
+          </w:p>
+        </w:tc>
+        <w:tc>
+          <w:tcPr>
+            <w:tcW w:type="dxa" w:w="2880"/>
+            <w:tcBorders>
+              <w:top w:val="single" w:sz="4" w:color="D9D9D9"/>
+              <w:left w:val="single" w:sz="4" w:color="D9D9D9"/>
+              <w:bottom w:val="single" w:sz="4" w:color="D9D9D9"/>
+              <w:right w:val="single" w:sz="4" w:color="D9D9D9"/>
+            </w:tcBorders>
+          </w:tcPr>
+          <w:p>
+            <w:pPr>
+              <w:spacing w:line="264" w:lineRule="auto"/>
+            </w:pPr>
+            <w:r>
+              <w:rPr>
+                <w:rFonts w:ascii="微软雅黑" w:hAnsi="微软雅黑"/>
+                <w:sz w:val="20"/>
+              </w:rPr>
+              <w:t>Master Planning</w:t>
+            </w:r>
+          </w:p>
+        </w:tc>
+        <w:tc>
+          <w:tcPr>
+            <w:tcW w:type="dxa" w:w="2880"/>
+            <w:tcBorders>
+              <w:top w:val="single" w:sz="4" w:color="D9D9D9"/>
+              <w:left w:val="single" w:sz="4" w:color="D9D9D9"/>
+              <w:bottom w:val="single" w:sz="4" w:color="D9D9D9"/>
+              <w:right w:val="single" w:sz="4" w:color="D9D9D9"/>
+            </w:tcBorders>
+          </w:tcPr>
+          <w:p>
+            <w:pPr>
+              <w:spacing w:line="264" w:lineRule="auto"/>
+            </w:pPr>
+            <w:r>
+              <w:rPr>
+                <w:rFonts w:ascii="微软雅黑" w:hAnsi="微软雅黑"/>
+                <w:sz w:val="20"/>
+              </w:rPr>
+              <w:t>客户/销售</w:t>
+            </w:r>
+          </w:p>
+        </w:tc>
+      </w:tr>
+      <w:tr>
+        <w:tc>
+          <w:tcPr>
+            <w:tcW w:type="dxa" w:w="2880"/>
+            <w:tcBorders>
+              <w:top w:val="single" w:sz="4" w:color="D9D9D9"/>
+              <w:left w:val="single" w:sz="4" w:color="D9D9D9"/>
+              <w:bottom w:val="single" w:sz="4" w:color="D9D9D9"/>
+              <w:right w:val="single" w:sz="4" w:color="D9D9D9"/>
+            </w:tcBorders>
+          </w:tcPr>
+          <w:p>
+            <w:pPr>
+              <w:spacing w:line="264" w:lineRule="auto"/>
+            </w:pPr>
+          </w:p>
+        </w:tc>
+        <w:tc>
+          <w:tcPr>
+            <w:tcW w:type="dxa" w:w="2880"/>
+            <w:tcBorders>
+              <w:top w:val="single" w:sz="4" w:color="D9D9D9"/>
+              <w:left w:val="single" w:sz="4" w:color="D9D9D9"/>
+              <w:bottom w:val="single" w:sz="4" w:color="D9D9D9"/>
+              <w:right w:val="single" w:sz="4" w:color="D9D9D9"/>
+            </w:tcBorders>
+          </w:tcPr>
+          <w:p>
+            <w:pPr>
+              <w:spacing w:line="264" w:lineRule="auto"/>
+            </w:pPr>
+            <w:r>
+              <w:rPr>
+                <w:rFonts w:ascii="微软雅黑" w:hAnsi="微软雅黑"/>
+                <w:sz w:val="20"/>
+              </w:rPr>
+              <w:t>工厂项目工程师</w:t>
+            </w:r>
+          </w:p>
+        </w:tc>
+        <w:tc>
+          <w:tcPr>
+            <w:tcW w:type="dxa" w:w="2880"/>
+            <w:tcBorders>
+              <w:top w:val="single" w:sz="4" w:color="D9D9D9"/>
+              <w:left w:val="single" w:sz="4" w:color="D9D9D9"/>
+              <w:bottom w:val="single" w:sz="4" w:color="D9D9D9"/>
+              <w:right w:val="single" w:sz="4" w:color="D9D9D9"/>
+            </w:tcBorders>
+          </w:tcPr>
+          <w:p>
+            <w:pPr>
+              <w:spacing w:line="264" w:lineRule="auto"/>
+            </w:pPr>
+          </w:p>
+        </w:tc>
+      </w:tr>
+      <w:tr>
+        <w:tc>
+          <w:tcPr>
+            <w:tcW w:type="dxa" w:w="2880"/>
+            <w:tcBorders>
+              <w:top w:val="single" w:sz="4" w:color="D9D9D9"/>
+              <w:left w:val="single" w:sz="4" w:color="D9D9D9"/>
+              <w:bottom w:val="single" w:sz="4" w:color="D9D9D9"/>
+              <w:right w:val="single" w:sz="4" w:color="D9D9D9"/>
+            </w:tcBorders>
+          </w:tcPr>
+          <w:p>
+            <w:pPr>
+              <w:spacing w:line="264" w:lineRule="auto"/>
+            </w:pPr>
+          </w:p>
+        </w:tc>
+        <w:tc>
+          <w:tcPr>
+            <w:tcW w:type="dxa" w:w="2880"/>
+            <w:tcBorders>
+              <w:top w:val="single" w:sz="4" w:color="D9D9D9"/>
+              <w:left w:val="single" w:sz="4" w:color="D9D9D9"/>
+              <w:bottom w:val="single" w:sz="4" w:color="D9D9D9"/>
+              <w:right w:val="single" w:sz="4" w:color="D9D9D9"/>
+            </w:tcBorders>
+          </w:tcPr>
+          <w:p>
+            <w:pPr>
+              <w:spacing w:line="264" w:lineRule="auto"/>
+            </w:pPr>
+          </w:p>
+        </w:tc>
+        <w:tc>
+          <w:tcPr>
+            <w:tcW w:type="dxa" w:w="2880"/>
+            <w:tcBorders>
+              <w:top w:val="single" w:sz="4" w:color="D9D9D9"/>
+              <w:left w:val="single" w:sz="4" w:color="D9D9D9"/>
+              <w:bottom w:val="single" w:sz="4" w:color="D9D9D9"/>
+              <w:right w:val="single" w:sz="4" w:color="D9D9D9"/>
+            </w:tcBorders>
+          </w:tcPr>
+          <w:p>
+            <w:pPr>
+              <w:spacing w:line="264" w:lineRule="auto"/>
+            </w:pPr>
+          </w:p>
+        </w:tc>
+      </w:tr>
+      <w:tr>
+        <w:tc>
+          <w:tcPr>
+            <w:tcW w:type="dxa" w:w="2880"/>
+            <w:tcBorders>
+              <w:top w:val="single" w:sz="4" w:color="D9D9D9"/>
+              <w:left w:val="single" w:sz="4" w:color="D9D9D9"/>
+              <w:bottom w:val="single" w:sz="4" w:color="D9D9D9"/>
+              <w:right w:val="single" w:sz="4" w:color="D9D9D9"/>
+            </w:tcBorders>
+          </w:tcPr>
+          <w:p>
+            <w:pPr>
+              <w:spacing w:line="264" w:lineRule="auto"/>
+            </w:pPr>
+          </w:p>
+        </w:tc>
+        <w:tc>
+          <w:tcPr>
+            <w:tcW w:type="dxa" w:w="2880"/>
+            <w:tcBorders>
+              <w:top w:val="single" w:sz="4" w:color="D9D9D9"/>
+              <w:left w:val="single" w:sz="4" w:color="D9D9D9"/>
+              <w:bottom w:val="single" w:sz="4" w:color="D9D9D9"/>
+              <w:right w:val="single" w:sz="4" w:color="D9D9D9"/>
+            </w:tcBorders>
+          </w:tcPr>
+          <w:p>
+            <w:pPr>
+              <w:spacing w:line="264" w:lineRule="auto"/>
+            </w:pPr>
+          </w:p>
+        </w:tc>
+        <w:tc>
+          <w:tcPr>
+            <w:tcW w:type="dxa" w:w="2880"/>
+            <w:tcBorders>
+              <w:top w:val="single" w:sz="4" w:color="D9D9D9"/>
+              <w:left w:val="single" w:sz="4" w:color="D9D9D9"/>
+              <w:bottom w:val="single" w:sz="4" w:color="D9D9D9"/>
+              <w:right w:val="single" w:sz="4" w:color="D9D9D9"/>
+            </w:tcBorders>
+          </w:tcPr>
+          <w:p>
+            <w:pPr>
+              <w:spacing w:line="264" w:lineRule="auto"/>
+            </w:pPr>
+          </w:p>
+        </w:tc>
+      </w:tr>
+    </w:tbl>
+    <w:p>
+      <w:r>
+        <w:rPr>
+          <w:rFonts w:ascii="微软雅黑" w:hAnsi="微软雅黑"/>
+          <w:b/>
           <w:sz w:val="21"/>
         </w:rPr>
         <w:t>关键协作方：</w:t>
@@ -3903,50 +6432,82 @@
     </w:p>
     <w:p>
       <w:pPr>
-        <w:spacing w:line="264" w:lineRule="auto" w:after="120"/>
-      </w:pPr>
-      <w:r>
-        <w:rPr>
-          <w:rFonts w:ascii="微软雅黑" w:hAnsi="微软雅黑"/>
-          <w:sz w:val="21"/>
-        </w:rPr>
-        <w:t>- Master Planning（主计划）：你的直接上级/指导方，负责生产主计划</w:t>
-      </w:r>
-    </w:p>
-    <w:p>
-      <w:pPr>
-        <w:spacing w:line="264" w:lineRule="auto" w:after="120"/>
-      </w:pPr>
-      <w:r>
-        <w:rPr>
-          <w:rFonts w:ascii="微软雅黑" w:hAnsi="微软雅黑"/>
-          <w:sz w:val="21"/>
-        </w:rPr>
-        <w:t>- GPC各运营部门：跨部门协作日常</w:t>
-      </w:r>
-    </w:p>
-    <w:p>
-      <w:pPr>
-        <w:spacing w:line="264" w:lineRule="auto" w:after="120"/>
-      </w:pPr>
-      <w:r>
-        <w:rPr>
-          <w:rFonts w:ascii="微软雅黑" w:hAnsi="微软雅黑"/>
-          <w:sz w:val="21"/>
-        </w:rPr>
-        <w:t>- 客户/销售：处理催货、拖期分析、客户咨询</w:t>
-      </w:r>
-    </w:p>
-    <w:p>
-      <w:pPr>
-        <w:spacing w:line="264" w:lineRule="auto" w:after="120"/>
-      </w:pPr>
-      <w:r>
-        <w:rPr>
-          <w:rFonts w:ascii="微软雅黑" w:hAnsi="微软雅黑"/>
-          <w:sz w:val="21"/>
-        </w:rPr>
-        <w:t>- 德国总部SCM：偶尔邮件对接</w:t>
+        <w:spacing w:line="264" w:lineRule="auto" w:after="80"/>
+      </w:pPr>
+      <w:r>
+        <w:rPr>
+          <w:rFonts w:ascii="微软雅黑" w:hAnsi="微软雅黑"/>
+          <w:b/>
+          <w:sz w:val="21"/>
+        </w:rPr>
+        <w:t>• Master Planning（主计划）：</w:t>
+      </w:r>
+      <w:r>
+        <w:rPr>
+          <w:rFonts w:ascii="微软雅黑" w:hAnsi="微软雅黑"/>
+          <w:sz w:val="21"/>
+        </w:rPr>
+        <w:t>直接上级/指导方，负责生产主计划</w:t>
+      </w:r>
+    </w:p>
+    <w:p>
+      <w:pPr>
+        <w:spacing w:line="264" w:lineRule="auto" w:after="80"/>
+      </w:pPr>
+      <w:r>
+        <w:rPr>
+          <w:rFonts w:ascii="微软雅黑" w:hAnsi="微软雅黑"/>
+          <w:b/>
+          <w:sz w:val="21"/>
+        </w:rPr>
+        <w:t>• GPC各运营部门：</w:t>
+      </w:r>
+      <w:r>
+        <w:rPr>
+          <w:rFonts w:ascii="微软雅黑" w:hAnsi="微软雅黑"/>
+          <w:sz w:val="21"/>
+        </w:rPr>
+        <w:t>跨部门协作日常</w:t>
+      </w:r>
+    </w:p>
+    <w:p>
+      <w:pPr>
+        <w:spacing w:line="264" w:lineRule="auto" w:after="80"/>
+      </w:pPr>
+      <w:r>
+        <w:rPr>
+          <w:rFonts w:ascii="微软雅黑" w:hAnsi="微软雅黑"/>
+          <w:b/>
+          <w:sz w:val="21"/>
+        </w:rPr>
+        <w:t>• 客户/销售：</w:t>
+      </w:r>
+      <w:r>
+        <w:rPr>
+          <w:rFonts w:ascii="微软雅黑" w:hAnsi="微软雅黑"/>
+          <w:sz w:val="21"/>
+        </w:rPr>
+        <w:t>处理催货、拖期分析、客户咨询</w:t>
+      </w:r>
+    </w:p>
+    <w:p>
+      <w:pPr>
+        <w:spacing w:line="264" w:lineRule="auto" w:after="80"/>
+      </w:pPr>
+      <w:r>
+        <w:rPr>
+          <w:rFonts w:ascii="微软雅黑" w:hAnsi="微软雅黑"/>
+          <w:b/>
+          <w:sz w:val="21"/>
+        </w:rPr>
+        <w:t>• 德国总部SCM：</w:t>
+      </w:r>
+      <w:r>
+        <w:rPr>
+          <w:rFonts w:ascii="微软雅黑" w:hAnsi="微软雅黑"/>
+          <w:sz w:val="21"/>
+        </w:rPr>
+        <w:t>偶尔邮件对接</w:t>
       </w:r>
     </w:p>
     <w:p>
@@ -3964,12 +6525,20 @@
       </w:r>
     </w:p>
     <w:p>
+      <w:r/>
+      <w:rPr>
+        <w:bookmarkStart w:id="7" w:name="sub_7"/>
+        <w:bookmarkEnd/>
+      </w:rPr>
+    </w:p>
+    <w:p>
       <w:pPr>
         <w:spacing w:line="264" w:lineRule="auto" w:after="120"/>
       </w:pPr>
       <w:r>
         <w:rPr>
           <w:rFonts w:ascii="微软雅黑" w:hAnsi="微软雅黑"/>
+          <w:b/>
           <w:sz w:val="21"/>
         </w:rPr>
         <w:t>气动自动化行业供应链特点：</w:t>
@@ -4018,6 +6587,7 @@
       <w:r>
         <w:rPr>
           <w:rFonts w:ascii="微软雅黑" w:hAnsi="微软雅黑"/>
+          <w:b/>
           <w:sz w:val="21"/>
         </w:rPr>
         <w:t>对标企业：</w:t>
@@ -4079,6 +6649,13 @@
       </w:r>
     </w:p>
     <w:p>
+      <w:r/>
+      <w:rPr>
+        <w:bookmarkStart w:id="8" w:name="sec_8"/>
+        <w:bookmarkEnd/>
+      </w:rPr>
+    </w:p>
+    <w:p>
       <w:pPr>
         <w:pStyle w:val="Heading2"/>
       </w:pPr>
@@ -4093,12 +6670,20 @@
       </w:r>
     </w:p>
     <w:p>
+      <w:r/>
+      <w:rPr>
+        <w:bookmarkStart w:id="9" w:name="sub_9"/>
+        <w:bookmarkEnd/>
+      </w:rPr>
+    </w:p>
+    <w:p>
       <w:pPr>
         <w:spacing w:line="264" w:lineRule="auto" w:after="120"/>
       </w:pPr>
       <w:r>
         <w:rPr>
           <w:rFonts w:ascii="微软雅黑" w:hAnsi="微软雅黑"/>
+          <w:b/>
           <w:sz w:val="21"/>
         </w:rPr>
         <w:t>【1分钟版】（必背）</w:t>
@@ -4120,6 +6705,7 @@
       <w:r>
         <w:rPr>
           <w:rFonts w:ascii="微软雅黑" w:hAnsi="微软雅黑"/>
+          <w:b w:val="0"/>
           <w:sz w:val="21"/>
         </w:rPr>
         <w:t>面试官好，我叫文雪，山东大学供应链管理专业2027届本科生。</w:t>
@@ -4141,6 +6727,7 @@
       <w:r>
         <w:rPr>
           <w:rFonts w:ascii="微软雅黑" w:hAnsi="微软雅黑"/>
+          <w:b w:val="0"/>
           <w:sz w:val="21"/>
         </w:rPr>
       </w:r>
@@ -4161,6 +6748,7 @@
       <w:r>
         <w:rPr>
           <w:rFonts w:ascii="微软雅黑" w:hAnsi="微软雅黑"/>
+          <w:b w:val="0"/>
           <w:sz w:val="21"/>
         </w:rPr>
         <w:t>专业上，我系统学过供应链建模与仿真、ERP、采购管理等核心课程，在用友U8+上独立完成过采购到核算的全流程操作。</w:t>
@@ -4182,6 +6770,7 @@
       <w:r>
         <w:rPr>
           <w:rFonts w:ascii="微软雅黑" w:hAnsi="微软雅黑"/>
+          <w:b w:val="0"/>
           <w:sz w:val="21"/>
         </w:rPr>
       </w:r>
@@ -4202,6 +6791,7 @@
       <w:r>
         <w:rPr>
           <w:rFonts w:ascii="微软雅黑" w:hAnsi="微软雅黑"/>
+          <w:b w:val="0"/>
           <w:sz w:val="21"/>
         </w:rPr>
         <w:t>实践上，我独立完成了三个数据分析和供应链项目：社区团购选址优化项目，用Python构建双层优化模型，测算成本降低18.7%；银行营销项目，处理4.5万条数据，识别出关键影响因素；电商AI项目，验证了AI应用的用户接受模型。另外在教育机构做过3个月项目助理，200多份材料三级校验零差错。</w:t>
@@ -4223,6 +6813,7 @@
       <w:r>
         <w:rPr>
           <w:rFonts w:ascii="微软雅黑" w:hAnsi="微软雅黑"/>
+          <w:b w:val="0"/>
           <w:sz w:val="21"/>
         </w:rPr>
       </w:r>
@@ -4243,6 +6834,7 @@
       <w:r>
         <w:rPr>
           <w:rFonts w:ascii="微软雅黑" w:hAnsi="微软雅黑"/>
+          <w:b w:val="0"/>
           <w:sz w:val="21"/>
         </w:rPr>
         <w:t>我对Master Planning岗位很感兴趣，希望用我的数据分析和ERP经验，为贵司的主数据维护和客户交付分析做出贡献。</w:t>
@@ -4255,6 +6847,7 @@
       <w:r>
         <w:rPr>
           <w:rFonts w:ascii="微软雅黑" w:hAnsi="微软雅黑"/>
+          <w:b/>
           <w:sz w:val="21"/>
         </w:rPr>
         <w:t>【3分钟版】（面试深度面备用）</w:t>
@@ -4276,6 +6869,7 @@
       <w:r>
         <w:rPr>
           <w:rFonts w:ascii="微软雅黑" w:hAnsi="微软雅黑"/>
+          <w:b w:val="0"/>
           <w:sz w:val="21"/>
         </w:rPr>
         <w:t>面试官好，我叫文雪，山东大学管理学院供应链管理专业2027届本科生，济南本地人。</w:t>
@@ -4297,6 +6891,7 @@
       <w:r>
         <w:rPr>
           <w:rFonts w:ascii="微软雅黑" w:hAnsi="微软雅黑"/>
+          <w:b w:val="0"/>
           <w:sz w:val="21"/>
         </w:rPr>
       </w:r>
@@ -4317,6 +6912,7 @@
       <w:r>
         <w:rPr>
           <w:rFonts w:ascii="微软雅黑" w:hAnsi="微软雅黑"/>
+          <w:b w:val="0"/>
           <w:sz w:val="21"/>
         </w:rPr>
         <w:t>我从三个维度介绍自己：专业基础、实践能力、个人特质。</w:t>
@@ -4338,6 +6934,7 @@
       <w:r>
         <w:rPr>
           <w:rFonts w:ascii="微软雅黑" w:hAnsi="微软雅黑"/>
+          <w:b w:val="0"/>
           <w:sz w:val="21"/>
         </w:rPr>
       </w:r>
@@ -4358,6 +6955,7 @@
       <w:r>
         <w:rPr>
           <w:rFonts w:ascii="微软雅黑" w:hAnsi="微软雅黑"/>
+          <w:b w:val="0"/>
           <w:sz w:val="21"/>
         </w:rPr>
         <w:t>专业方面，我系统学习了供应链建模与仿真、ERP供应链管理、采购管理、物流管理等核心课程。在用友U8+ ERP系统中，我以账套主管身份完整操作了采购、销售、库存、核算四大模块18个业务场景，理解了"业务驱动财务"的业财一体化逻辑，这为理解SAP系统打下了基础。</w:t>
@@ -4379,6 +6977,7 @@
       <w:r>
         <w:rPr>
           <w:rFonts w:ascii="微软雅黑" w:hAnsi="微软雅黑"/>
+          <w:b w:val="0"/>
           <w:sz w:val="21"/>
         </w:rPr>
       </w:r>
@@ -4399,6 +6998,7 @@
       <w:r>
         <w:rPr>
           <w:rFonts w:ascii="微软雅黑" w:hAnsi="微软雅黑"/>
+          <w:b w:val="0"/>
           <w:sz w:val="21"/>
         </w:rPr>
         <w:t>实践方面，我独立完成了三个数据驱动的项目。第一个是社区团购选址-路径优化，我用Python构建了改进的p-median+VRPTW双层优化模型，考虑了年龄分层需求和电梯等待时间，提出了"2个核心点+4个动态临时点"的弹性布局方案，模型测算运营成本降低18.7%，老年人覆盖率从53.4%提升到87.3%。第二个是银行营销客户响应分析，我用R语言处理了45211条客户数据，通过相关性分析和随机森林模型，识别出通话时长是最强正向因素（0.39），并发现了3次接触的临界点。第三个是电商AI应用分析，用SPSS验证了TAM模型，发现交互性（beta=0.42）是用户接受AI应用的最关键因素。</w:t>
@@ -4420,6 +7020,7 @@
       <w:r>
         <w:rPr>
           <w:rFonts w:ascii="微软雅黑" w:hAnsi="微软雅黑"/>
+          <w:b w:val="0"/>
           <w:sz w:val="21"/>
         </w:rPr>
       </w:r>
@@ -4440,6 +7041,7 @@
       <w:r>
         <w:rPr>
           <w:rFonts w:ascii="微软雅黑" w:hAnsi="微软雅黑"/>
+          <w:b w:val="0"/>
           <w:sz w:val="21"/>
         </w:rPr>
         <w:t>此外，我在教育机构做过3个月项目助理，负责200多份材料的全流程管理和三级校验，零差错，这段经历培养了我对细节的敏感度。还在瑞幸做过咖啡师，负责门店原辅料补货申请、入库核对和库存盘点，有基础的库存管理实战体验。</w:t>
@@ -4461,6 +7063,7 @@
       <w:r>
         <w:rPr>
           <w:rFonts w:ascii="微软雅黑" w:hAnsi="微软雅黑"/>
+          <w:b w:val="0"/>
           <w:sz w:val="21"/>
         </w:rPr>
       </w:r>
@@ -4481,6 +7084,7 @@
       <w:r>
         <w:rPr>
           <w:rFonts w:ascii="微软雅黑" w:hAnsi="微软雅黑"/>
+          <w:b w:val="0"/>
           <w:sz w:val="21"/>
         </w:rPr>
         <w:t>个人特质上，我属于深度工作型，喜欢安静地处理数据和逻辑问题，这正是Master Planning岗位需要的。我性格沉稳细致，善于用数据说话，也具备良好的跨部门沟通能力。</w:t>
@@ -4502,6 +7106,7 @@
       <w:r>
         <w:rPr>
           <w:rFonts w:ascii="微软雅黑" w:hAnsi="微软雅黑"/>
+          <w:b w:val="0"/>
           <w:sz w:val="21"/>
         </w:rPr>
       </w:r>
@@ -4522,6 +7127,7 @@
       <w:r>
         <w:rPr>
           <w:rFonts w:ascii="微软雅黑" w:hAnsi="微软雅黑"/>
+          <w:b w:val="0"/>
           <w:sz w:val="21"/>
         </w:rPr>
         <w:t>我对费斯托的Master Planning岗位很感兴趣，尤其是主数据维护和客户交付分析方向。我有用友U8+的完整实操经验，能快速上手SAP；我处理过4.5万条数据，具备数据分析能力；我是济南本地人，能保证长期稳定实习。</w:t>
@@ -4543,6 +7149,7 @@
       <w:r>
         <w:rPr>
           <w:rFonts w:ascii="微软雅黑" w:hAnsi="微软雅黑"/>
+          <w:b w:val="0"/>
           <w:sz w:val="21"/>
         </w:rPr>
       </w:r>
@@ -4563,6 +7170,7 @@
       <w:r>
         <w:rPr>
           <w:rFonts w:ascii="微软雅黑" w:hAnsi="微软雅黑"/>
+          <w:b w:val="0"/>
           <w:sz w:val="21"/>
         </w:rPr>
         <w:t>以上是我的介绍，谢谢。</w:t>
@@ -4583,16 +7191,32 @@
       </w:r>
     </w:p>
     <w:p>
-      <w:pPr>
-        <w:spacing w:line="264" w:lineRule="auto" w:after="120"/>
-      </w:pPr>
-      <w:r>
-        <w:rPr>
-          <w:rFonts w:ascii="微软雅黑" w:hAnsi="微软雅黑"/>
-          <w:sz w:val="21"/>
+      <w:r/>
+      <w:rPr>
+        <w:bookmarkStart w:id="10" w:name="sub_10"/>
+        <w:bookmarkEnd/>
+      </w:rPr>
+    </w:p>
+    <w:p>
+      <w:pPr>
+        <w:pStyle w:val="Heading3"/>
+      </w:pPr>
+      <w:r>
+        <w:rPr>
+          <w:rFonts w:ascii="微软雅黑" w:hAnsi="微软雅黑"/>
+          <w:b/>
+          <w:color w:val="2D5F8A"/>
+          <w:sz w:val="23"/>
         </w:rPr>
         <w:t>Q：为什么选择费斯托？</w:t>
       </w:r>
+    </w:p>
+    <w:p>
+      <w:r/>
+      <w:rPr>
+        <w:bookmarkStart w:id="11" w:name="q_11"/>
+        <w:bookmarkEnd/>
+      </w:rPr>
     </w:p>
     <w:p>
       <w:pPr>
@@ -4610,6 +7234,7 @@
       <w:r>
         <w:rPr>
           <w:rFonts w:ascii="微软雅黑" w:hAnsi="微软雅黑"/>
+          <w:b w:val="0"/>
           <w:sz w:val="21"/>
         </w:rPr>
         <w:t>三点：第一，费斯托是全球气动自动化领域的隐形冠军，济南基地是亚太区最大的生产+物流中心，这个平台能提供扎实的供应链实战机会；第二，德国企业的严谨文化和数据驱动的工作方式，和我"用数据说话"的特质高度匹配；第三，费斯托有完善的导师带教和轮岗机制，对应届生成长很有帮助。而且济南是我家所在地，我能保证长期稳定实习。</w:t>
@@ -4617,15 +7242,24 @@
     </w:p>
     <w:p>
       <w:pPr>
-        <w:spacing w:line="264" w:lineRule="auto" w:after="120"/>
-      </w:pPr>
-      <w:r>
-        <w:rPr>
-          <w:rFonts w:ascii="微软雅黑" w:hAnsi="微软雅黑"/>
-          <w:sz w:val="21"/>
+        <w:pStyle w:val="Heading3"/>
+      </w:pPr>
+      <w:r>
+        <w:rPr>
+          <w:rFonts w:ascii="微软雅黑" w:hAnsi="微软雅黑"/>
+          <w:b/>
+          <w:color w:val="2D5F8A"/>
+          <w:sz w:val="23"/>
         </w:rPr>
         <w:t>Q：为什么选择Master Planning这个方向？</w:t>
       </w:r>
+    </w:p>
+    <w:p>
+      <w:r/>
+      <w:rPr>
+        <w:bookmarkStart w:id="12" w:name="q_12"/>
+        <w:bookmarkEnd/>
+      </w:rPr>
     </w:p>
     <w:p>
       <w:pPr>
@@ -4643,6 +7277,7 @@
       <w:r>
         <w:rPr>
           <w:rFonts w:ascii="微软雅黑" w:hAnsi="微软雅黑"/>
+          <w:b w:val="0"/>
           <w:sz w:val="21"/>
         </w:rPr>
         <w:t>因为Master Planning是供应链的"大脑"——它用数据和计划协调生产和交付，直接影响客户满意度和运营成本。我在ERP实验中完整走过采购→入库→销售→出库的全流程，理解主计划如何驱动整个供应链运转。而且这个岗位需要数据分析能力和细致认真的工作习惯，这正是我的优势。我想在这个方向上长期深耕。</w:t>
@@ -4650,15 +7285,24 @@
     </w:p>
     <w:p>
       <w:pPr>
-        <w:spacing w:line="264" w:lineRule="auto" w:after="120"/>
-      </w:pPr>
-      <w:r>
-        <w:rPr>
-          <w:rFonts w:ascii="微软雅黑" w:hAnsi="微软雅黑"/>
-          <w:sz w:val="21"/>
+        <w:pStyle w:val="Heading3"/>
+      </w:pPr>
+      <w:r>
+        <w:rPr>
+          <w:rFonts w:ascii="微软雅黑" w:hAnsi="微软雅黑"/>
+          <w:b/>
+          <w:color w:val="2D5F8A"/>
+          <w:sz w:val="23"/>
         </w:rPr>
         <w:t>Q：你的职业规划是什么？</w:t>
       </w:r>
+    </w:p>
+    <w:p>
+      <w:r/>
+      <w:rPr>
+        <w:bookmarkStart w:id="13" w:name="q_13"/>
+        <w:bookmarkEnd/>
+      </w:rPr>
     </w:p>
     <w:p>
       <w:pPr>
@@ -4676,6 +7320,7 @@
       <w:r>
         <w:rPr>
           <w:rFonts w:ascii="微软雅黑" w:hAnsi="微软雅黑"/>
+          <w:b w:val="0"/>
           <w:sz w:val="21"/>
         </w:rPr>
         <w:t>短期（实习期）：快速学习费斯托的Master Planning体系，在SAP操作、主数据维护、客户催货分析等模块中做出实质贡献，同时补足SAP的短板；中期（1-3年）：成为供应链计划骨干，能独立处理主计划相关的数据分析和客户沟通工作；长期（3-5年）：成为供应链领域的专业人士，具备跨模块协同能力。</w:t>
@@ -4683,15 +7328,24 @@
     </w:p>
     <w:p>
       <w:pPr>
-        <w:spacing w:line="264" w:lineRule="auto" w:after="120"/>
-      </w:pPr>
-      <w:r>
-        <w:rPr>
-          <w:rFonts w:ascii="微软雅黑" w:hAnsi="微软雅黑"/>
-          <w:sz w:val="21"/>
+        <w:pStyle w:val="Heading3"/>
+      </w:pPr>
+      <w:r>
+        <w:rPr>
+          <w:rFonts w:ascii="微软雅黑" w:hAnsi="微软雅黑"/>
+          <w:b/>
+          <w:color w:val="2D5F8A"/>
+          <w:sz w:val="23"/>
         </w:rPr>
         <w:t>Q：岗位要求12个月实习期，你大四只有约10个月，怎么办？</w:t>
       </w:r>
+    </w:p>
+    <w:p>
+      <w:r/>
+      <w:rPr>
+        <w:bookmarkStart w:id="14" w:name="q_14"/>
+        <w:bookmarkEnd/>
+      </w:rPr>
     </w:p>
     <w:p>
       <w:pPr>
@@ -4709,6 +7363,7 @@
       <w:r>
         <w:rPr>
           <w:rFonts w:ascii="微软雅黑" w:hAnsi="微软雅黑"/>
+          <w:b w:val="0"/>
           <w:sz w:val="21"/>
         </w:rPr>
         <w:t>我理解这个要求。我的情况是大四学年（2026.9-2027.6）约10个月。我有几个方案想和贵司沟通：第一，如果能在暑期（2026.7-8）提前入职，可以补足部分时间；第二，如果毕业后能延续实习到2027年底，也能满足12个月；第三，即使只能实习10个月，我也能在有限时间内高质量完成分配的模块，并在离职前做好完整交接。我对这个岗位非常感兴趣，希望能找到解决方案。</w:t>
@@ -4716,15 +7371,24 @@
     </w:p>
     <w:p>
       <w:pPr>
-        <w:spacing w:line="264" w:lineRule="auto" w:after="120"/>
-      </w:pPr>
-      <w:r>
-        <w:rPr>
-          <w:rFonts w:ascii="微软雅黑" w:hAnsi="微软雅黑"/>
-          <w:sz w:val="21"/>
+        <w:pStyle w:val="Heading3"/>
+      </w:pPr>
+      <w:r>
+        <w:rPr>
+          <w:rFonts w:ascii="微软雅黑" w:hAnsi="微软雅黑"/>
+          <w:b/>
+          <w:color w:val="2D5F8A"/>
+          <w:sz w:val="23"/>
         </w:rPr>
         <w:t>Q：你没有SAP经验，能胜任吗？</w:t>
       </w:r>
+    </w:p>
+    <w:p>
+      <w:r/>
+      <w:rPr>
+        <w:bookmarkStart w:id="15" w:name="q_15"/>
+        <w:bookmarkEnd/>
+      </w:rPr>
     </w:p>
     <w:p>
       <w:pPr>
@@ -4742,6 +7406,7 @@
       <w:r>
         <w:rPr>
           <w:rFonts w:ascii="微软雅黑" w:hAnsi="微软雅黑"/>
+          <w:b w:val="0"/>
           <w:sz w:val="21"/>
         </w:rPr>
         <w:t>我虽然没有SAP直接操作经验，但ERP的核心逻辑是相通的——主数据是基础、单据是载体、业财一体化是目标。我在用友U8+上完整操作过18个业务场景，理解物料主数据、BOM、库存参数的重要性。从U8+迁移到SAP，我预计1-2个月可以上手基础操作。而且我学习能力强，Python和R都是边学边用独立完成项目的。</w:t>
@@ -4762,16 +7427,32 @@
       </w:r>
     </w:p>
     <w:p>
-      <w:pPr>
-        <w:spacing w:line="264" w:lineRule="auto" w:after="120"/>
-      </w:pPr>
-      <w:r>
-        <w:rPr>
-          <w:rFonts w:ascii="微软雅黑" w:hAnsi="微软雅黑"/>
-          <w:sz w:val="21"/>
+      <w:r/>
+      <w:rPr>
+        <w:bookmarkStart w:id="16" w:name="sub_16"/>
+        <w:bookmarkEnd/>
+      </w:rPr>
+    </w:p>
+    <w:p>
+      <w:pPr>
+        <w:pStyle w:val="Heading3"/>
+      </w:pPr>
+      <w:r>
+        <w:rPr>
+          <w:rFonts w:ascii="微软雅黑" w:hAnsi="微软雅黑"/>
+          <w:b/>
+          <w:color w:val="2D5F8A"/>
+          <w:sz w:val="23"/>
         </w:rPr>
         <w:t>Q：你在背调报告中提到了几个切入点，你具体说说。</w:t>
       </w:r>
+    </w:p>
+    <w:p>
+      <w:r/>
+      <w:rPr>
+        <w:bookmarkStart w:id="17" w:name="q_17"/>
+        <w:bookmarkEnd/>
+      </w:rPr>
     </w:p>
     <w:p>
       <w:pPr>
@@ -4789,6 +7470,7 @@
       <w:r>
         <w:rPr>
           <w:rFonts w:ascii="微软雅黑" w:hAnsi="微软雅黑"/>
+          <w:b w:val="0"/>
           <w:sz w:val="21"/>
         </w:rPr>
         <w:t>我有五个优势可以匹配这个岗位：</w:t>
@@ -4810,6 +7492,7 @@
       <w:r>
         <w:rPr>
           <w:rFonts w:ascii="微软雅黑" w:hAnsi="微软雅黑"/>
+          <w:b w:val="0"/>
           <w:sz w:val="21"/>
         </w:rPr>
         <w:t>第一，ERP实操经验——用友U8+全流程18个场景，理解主数据管理的重要性，学SAP上手会很快，这对应"主数据维护"；</w:t>
@@ -4831,6 +7514,7 @@
       <w:r>
         <w:rPr>
           <w:rFonts w:ascii="微软雅黑" w:hAnsi="微软雅黑"/>
+          <w:b w:val="0"/>
           <w:sz w:val="21"/>
         </w:rPr>
         <w:t>第二，数据分析能力——4.5万条银行数据处理经验，能独立做相关性分析、帕累托图，做拖期分析和客户咨询可以直接产出；</w:t>
@@ -4852,6 +7536,7 @@
       <w:r>
         <w:rPr>
           <w:rFonts w:ascii="微软雅黑" w:hAnsi="微软雅黑"/>
+          <w:b w:val="0"/>
           <w:sz w:val="21"/>
         </w:rPr>
         <w:t>第三，Excel能力——精通Excel，能做数据透视表、图表、公式，胜任日常数据分析工作；</w:t>
@@ -4873,6 +7558,7 @@
       <w:r>
         <w:rPr>
           <w:rFonts w:ascii="微软雅黑" w:hAnsi="微软雅黑"/>
+          <w:b w:val="0"/>
           <w:sz w:val="21"/>
         </w:rPr>
         <w:t>第四，深度工作特质——200多份材料零差错，对主数据维护这类需要耐心细致的工作特别有优势；</w:t>
@@ -4894,6 +7580,7 @@
       <w:r>
         <w:rPr>
           <w:rFonts w:ascii="微软雅黑" w:hAnsi="微软雅黑"/>
+          <w:b w:val="0"/>
           <w:sz w:val="21"/>
         </w:rPr>
         <w:t>第五，济南本地+长期稳定——家在济南，能保证稳定长期实习。</w:t>
@@ -4901,15 +7588,24 @@
     </w:p>
     <w:p>
       <w:pPr>
-        <w:spacing w:line="264" w:lineRule="auto" w:after="120"/>
-      </w:pPr>
-      <w:r>
-        <w:rPr>
-          <w:rFonts w:ascii="微软雅黑" w:hAnsi="微软雅黑"/>
-          <w:sz w:val="21"/>
+        <w:pStyle w:val="Heading3"/>
+      </w:pPr>
+      <w:r>
+        <w:rPr>
+          <w:rFonts w:ascii="微软雅黑" w:hAnsi="微软雅黑"/>
+          <w:b/>
+          <w:color w:val="2D5F8A"/>
+          <w:sz w:val="23"/>
         </w:rPr>
         <w:t>Q：你说过"模型测算成本降18.7%"，这个数字怎么来的？</w:t>
       </w:r>
+    </w:p>
+    <w:p>
+      <w:r/>
+      <w:rPr>
+        <w:bookmarkStart w:id="18" w:name="q_18"/>
+        <w:bookmarkEnd/>
+      </w:rPr>
     </w:p>
     <w:p>
       <w:pPr>
@@ -4927,6 +7623,7 @@
       <w:r>
         <w:rPr>
           <w:rFonts w:ascii="微软雅黑" w:hAnsi="微软雅黑"/>
+          <w:b w:val="0"/>
           <w:sz w:val="21"/>
         </w:rPr>
         <w:t>基准方案是小区现有的固定自提点布局。优化方案用我的模型计算出总成本（固定成本+运输成本+人工成本+惩罚成本），然后（基准成本-优化成本）/基准成本=18.7%。这是课程项目的模型测算结果，不是真实业务数据，但方法论是可靠的——敏感性分析验证了关键参数的稳定性。</w:t>
@@ -4934,15 +7631,24 @@
     </w:p>
     <w:p>
       <w:pPr>
-        <w:spacing w:line="264" w:lineRule="auto" w:after="120"/>
-      </w:pPr>
-      <w:r>
-        <w:rPr>
-          <w:rFonts w:ascii="微软雅黑" w:hAnsi="微软雅黑"/>
-          <w:sz w:val="21"/>
+        <w:pStyle w:val="Heading3"/>
+      </w:pPr>
+      <w:r>
+        <w:rPr>
+          <w:rFonts w:ascii="微软雅黑" w:hAnsi="微软雅黑"/>
+          <w:b/>
+          <w:color w:val="2D5F8A"/>
+          <w:sz w:val="23"/>
         </w:rPr>
         <w:t>Q：你在ERP实验中遇到的最大困难是什么？</w:t>
       </w:r>
+    </w:p>
+    <w:p>
+      <w:r/>
+      <w:rPr>
+        <w:bookmarkStart w:id="19" w:name="q_19"/>
+        <w:bookmarkEnd/>
+      </w:rPr>
     </w:p>
     <w:p>
       <w:pPr>
@@ -4960,6 +7666,7 @@
       <w:r>
         <w:rPr>
           <w:rFonts w:ascii="微软雅黑" w:hAnsi="微软雅黑"/>
+          <w:b w:val="0"/>
           <w:sz w:val="21"/>
         </w:rPr>
         <w:t>是"暂估入库"的处理。货物到了发票没到，月末要暂估入账，下月发票到了再冲销。我第一次操作时，红字冲销失败了，排查后发现是上月暂估单没有记账导致的。这个问题让我深刻理解了"单据必须按顺序审核"和"期末处理必须完整"的重要性，也培养了我遇到问题先查流程逻辑、再查配置、最后查数据的排查习惯。</w:t>
@@ -4980,16 +7687,32 @@
       </w:r>
     </w:p>
     <w:p>
-      <w:pPr>
-        <w:spacing w:line="264" w:lineRule="auto" w:after="120"/>
-      </w:pPr>
-      <w:r>
-        <w:rPr>
-          <w:rFonts w:ascii="微软雅黑" w:hAnsi="微软雅黑"/>
-          <w:sz w:val="21"/>
+      <w:r/>
+      <w:rPr>
+        <w:bookmarkStart w:id="20" w:name="sub_20"/>
+        <w:bookmarkEnd/>
+      </w:rPr>
+    </w:p>
+    <w:p>
+      <w:pPr>
+        <w:pStyle w:val="Heading3"/>
+      </w:pPr>
+      <w:r>
+        <w:rPr>
+          <w:rFonts w:ascii="微软雅黑" w:hAnsi="微软雅黑"/>
+          <w:b/>
+          <w:color w:val="2D5F8A"/>
+          <w:sz w:val="23"/>
         </w:rPr>
         <w:t>Q：3-5年后的你希望在哪里？</w:t>
       </w:r>
+    </w:p>
+    <w:p>
+      <w:r/>
+      <w:rPr>
+        <w:bookmarkStart w:id="21" w:name="q_21"/>
+        <w:bookmarkEnd/>
+      </w:rPr>
     </w:p>
     <w:p>
       <w:pPr>
@@ -5007,6 +7730,7 @@
       <w:r>
         <w:rPr>
           <w:rFonts w:ascii="微软雅黑" w:hAnsi="微软雅黑"/>
+          <w:b w:val="0"/>
           <w:sz w:val="21"/>
         </w:rPr>
         <w:t>我希望成为供应链计划领域的专业人士，能独立负责Master Planning相关的数据分析和客户交付工作，具备跨模块协同能力。如果机会合适，也愿意往供应链数据分析方向发展。</w:t>
@@ -5014,15 +7738,24 @@
     </w:p>
     <w:p>
       <w:pPr>
-        <w:spacing w:line="264" w:lineRule="auto" w:after="120"/>
-      </w:pPr>
-      <w:r>
-        <w:rPr>
-          <w:rFonts w:ascii="微软雅黑" w:hAnsi="微软雅黑"/>
-          <w:sz w:val="21"/>
+        <w:pStyle w:val="Heading3"/>
+      </w:pPr>
+      <w:r>
+        <w:rPr>
+          <w:rFonts w:ascii="微软雅黑" w:hAnsi="微软雅黑"/>
+          <w:b/>
+          <w:color w:val="2D5F8A"/>
+          <w:sz w:val="23"/>
         </w:rPr>
         <w:t>Q：考研吗？</w:t>
       </w:r>
+    </w:p>
+    <w:p>
+      <w:r/>
+      <w:rPr>
+        <w:bookmarkStart w:id="22" w:name="q_22"/>
+        <w:bookmarkEnd/>
+      </w:rPr>
     </w:p>
     <w:p>
       <w:pPr>
@@ -5040,6 +7773,7 @@
       <w:r>
         <w:rPr>
           <w:rFonts w:ascii="微软雅黑" w:hAnsi="微软雅黑"/>
+          <w:b w:val="0"/>
           <w:sz w:val="21"/>
         </w:rPr>
         <w:t>有考虑，但不是首要目标。如果考研，我会利用晚上和周末复习，不影响实习工作。而且实习本身也是专业实践，和考研并不完全冲突。如果实习表现好、学到东西多，我可能更倾向于直接工作。</w:t>
@@ -5060,12 +7794,20 @@
       </w:r>
     </w:p>
     <w:p>
+      <w:r/>
+      <w:rPr>
+        <w:bookmarkStart w:id="23" w:name="sub_23"/>
+        <w:bookmarkEnd/>
+      </w:rPr>
+    </w:p>
+    <w:p>
       <w:pPr>
         <w:spacing w:line="264" w:lineRule="auto" w:after="120"/>
       </w:pPr>
       <w:r>
         <w:rPr>
           <w:rFonts w:ascii="微软雅黑" w:hAnsi="微软雅黑"/>
+          <w:b/>
           <w:sz w:val="21"/>
         </w:rPr>
         <w:t>Q1：如果你发现SAP中某个物料的主数据有误（比如BOM层级不对），你会怎么处理？</w:t>
@@ -5087,6 +7829,7 @@
       <w:r>
         <w:rPr>
           <w:rFonts w:ascii="微软雅黑" w:hAnsi="微软雅黑"/>
+          <w:b w:val="0"/>
           <w:sz w:val="21"/>
         </w:rPr>
         <w:t>第一步，先核实——确认是自己的理解有误还是数据真的有问题，对比历史数据和系统逻辑；第二步，记录问题——把错误点、影响范围、建议修正方案整理成文档；第三步，上报/沟通——向Master Planning主管汇报，确认修正方案；第四步，执行修正——在SAP中执行变更，并记录变更日志。关键：不擅自修改，先汇报再行动，用数据和事实沟通。</w:t>
@@ -5099,6 +7842,7 @@
       <w:r>
         <w:rPr>
           <w:rFonts w:ascii="微软雅黑" w:hAnsi="微软雅黑"/>
+          <w:b/>
           <w:sz w:val="21"/>
         </w:rPr>
         <w:t>Q2：如果有客户来催货，说货晚了3天，你收到邮件后怎么处理？</w:t>
@@ -5120,6 +7864,7 @@
       <w:r>
         <w:rPr>
           <w:rFonts w:ascii="微软雅黑" w:hAnsi="微软雅黑"/>
+          <w:b w:val="0"/>
           <w:sz w:val="21"/>
         </w:rPr>
         <w:t>第一步，查系统——在SAP中查询该订单的当前状态（是否已发货、在途、预计到货时间）；第二步，分析原因——为什么晚了3天？是生产延迟、物流延误、还是预测不准？第三步，回复客户——用英文邮件回复客户，说明当前状态和预计到货时间，表达歉意；第四步，内部同步——如果是客户催货频繁，向Master Planning主管汇报，看是否能调整排产优先级。关键：快速响应、信息准确、态度诚恳。</w:t>
@@ -5132,6 +7877,7 @@
       <w:r>
         <w:rPr>
           <w:rFonts w:ascii="微软雅黑" w:hAnsi="微软雅黑"/>
+          <w:b/>
           <w:sz w:val="21"/>
         </w:rPr>
         <w:t>Q3：如果Master Planning主管让你分析过去3个月的拖期数据，你会怎么做？</w:t>
@@ -5153,6 +7899,7 @@
       <w:r>
         <w:rPr>
           <w:rFonts w:ascii="微软雅黑" w:hAnsi="微软雅黑"/>
+          <w:b w:val="0"/>
           <w:sz w:val="21"/>
         </w:rPr>
         <w:t>我会分四步：第一步，导出数据——从SAP导出过去3个月的订单交付数据；第二步，定义"拖期"——和主管确认拖期的定义（比如超过承诺交期就算）；第三步，分析原因——按产品类别、客户、供应商维度拆解，找出拖期最严重的原因（是生产瓶颈、物料短缺、还是物流问题）；第四步，输出报告——用Excel做帕累托图和趋势图，给出3条改进建议。关键：先确认口径，再动手分析，最后给出 actionable 的建议。</w:t>
@@ -5165,6 +7912,7 @@
       <w:r>
         <w:rPr>
           <w:rFonts w:ascii="微软雅黑" w:hAnsi="微软雅黑"/>
+          <w:b/>
           <w:sz w:val="21"/>
         </w:rPr>
         <w:t>Q4：如果你同时接到三个任务——德国总部英文邮件回复（紧急）、客户催货分析（重要）、主数据核对（deadline今天），你怎么安排？</w:t>
@@ -5186,6 +7934,7 @@
       <w:r>
         <w:rPr>
           <w:rFonts w:ascii="微软雅黑" w:hAnsi="微软雅黑"/>
+          <w:b w:val="0"/>
           <w:sz w:val="21"/>
         </w:rPr>
         <w:t>先评估每项的紧急程度和所需时间：</w:t>
@@ -5207,6 +7956,7 @@
       <w:r>
         <w:rPr>
           <w:rFonts w:ascii="微软雅黑" w:hAnsi="微软雅黑"/>
+          <w:b w:val="0"/>
           <w:sz w:val="21"/>
         </w:rPr>
         <w:t>- 德国总部英文邮件回复（紧急）：如果内容我熟悉，先花30分钟回复，避免耽误总部工作节奏；</w:t>
@@ -5228,6 +7978,7 @@
       <w:r>
         <w:rPr>
           <w:rFonts w:ascii="微软雅黑" w:hAnsi="微软雅黑"/>
+          <w:b w:val="0"/>
           <w:sz w:val="21"/>
         </w:rPr>
         <w:t>- 客户催货分析（重要）：需要查系统和分析数据，放在上午精力最好的时段，预计1-2小时；</w:t>
@@ -5249,6 +8000,7 @@
       <w:r>
         <w:rPr>
           <w:rFonts w:ascii="微软雅黑" w:hAnsi="微软雅黑"/>
+          <w:b w:val="0"/>
           <w:sz w:val="21"/>
         </w:rPr>
         <w:t>- 主数据核对（deadline今天）：需要细致和耐心，放在下午，预计1小时。</w:t>
@@ -5270,6 +8022,7 @@
       <w:r>
         <w:rPr>
           <w:rFonts w:ascii="微软雅黑" w:hAnsi="微软雅黑"/>
+          <w:b w:val="0"/>
           <w:sz w:val="21"/>
         </w:rPr>
         <w:t>关键原则：紧急的优先处理（尤其是跨国协作有时间差），重要的深度专注（避免返工），deadline的最早推进（避免最后一刻出事故）。同时，如果时间实在不够，会主动和上级沟通，看能否调整优先级或延后某个任务。</w:t>
@@ -5282,6 +8035,7 @@
       <w:r>
         <w:rPr>
           <w:rFonts w:ascii="微软雅黑" w:hAnsi="微软雅黑"/>
+          <w:b/>
           <w:sz w:val="21"/>
         </w:rPr>
         <w:t>Q5：如果有固定客户提出特殊要求（比如特殊包装或交货时间），你怎么处理？</w:t>
@@ -5303,6 +8057,7 @@
       <w:r>
         <w:rPr>
           <w:rFonts w:ascii="微软雅黑" w:hAnsi="微软雅黑"/>
+          <w:b w:val="0"/>
           <w:sz w:val="21"/>
         </w:rPr>
         <w:t>第一步，确认需求——和客户/销售确认特殊要求的具体内容、截止日期、数量；第二步，评估可行性——在SAP中查询当前产能和库存情况，判断能否满足；第三步，内部协调——向Master Planning主管汇报，协调生产排程；第四步，回复确认——确认后回复客户，并记录特殊要求以便后续跟踪。关键：先确认可行性再承诺客户，不擅自答应。</w:t>
@@ -5315,6 +8070,7 @@
       <w:r>
         <w:rPr>
           <w:rFonts w:ascii="微软雅黑" w:hAnsi="微软雅黑"/>
+          <w:b/>
           <w:sz w:val="21"/>
         </w:rPr>
         <w:t>Q6：如果你发现某个月的主数据变更频繁且错误率高，你会怎么做？</w:t>
@@ -5336,6 +8092,7 @@
       <w:r>
         <w:rPr>
           <w:rFonts w:ascii="微软雅黑" w:hAnsi="微软雅黑"/>
+          <w:b w:val="0"/>
           <w:sz w:val="21"/>
         </w:rPr>
         <w:t>第一步，统计错误类型——分类统计错误种类（编码错误、描述错误、参数错误等）和发生频率；第二步，找根因——是录入规范不清晰？还是审核流程有漏洞？第三步，提出改进建议——建议制定主数据录入规范，增加审核节点；第四步，推动执行——向主管汇报，建议培训或流程优化。关键：不只是发现问题，还要提出系统性解决方案。</w:t>
@@ -5348,6 +8105,7 @@
       <w:r>
         <w:rPr>
           <w:rFonts w:ascii="微软雅黑" w:hAnsi="微软雅黑"/>
+          <w:b/>
           <w:sz w:val="21"/>
         </w:rPr>
         <w:t>Q7：如果你需要用英文写一封邮件给德国总部，说明某个物料的交期延迟，你会怎么写？</w:t>
@@ -5369,6 +8127,7 @@
       <w:r>
         <w:rPr>
           <w:rFonts w:ascii="微软雅黑" w:hAnsi="微软雅黑"/>
+          <w:b w:val="0"/>
           <w:sz w:val="21"/>
         </w:rPr>
         <w:t>（见英文专项5.4英文邮件模板）</w:t>
@@ -5389,16 +8148,32 @@
       </w:r>
     </w:p>
     <w:p>
-      <w:pPr>
-        <w:spacing w:line="264" w:lineRule="auto" w:after="120"/>
-      </w:pPr>
-      <w:r>
-        <w:rPr>
-          <w:rFonts w:ascii="微软雅黑" w:hAnsi="微软雅黑"/>
-          <w:sz w:val="21"/>
+      <w:r/>
+      <w:rPr>
+        <w:bookmarkStart w:id="24" w:name="sub_24"/>
+        <w:bookmarkEnd/>
+      </w:rPr>
+    </w:p>
+    <w:p>
+      <w:pPr>
+        <w:pStyle w:val="Heading3"/>
+      </w:pPr>
+      <w:r>
+        <w:rPr>
+          <w:rFonts w:ascii="微软雅黑" w:hAnsi="微软雅黑"/>
+          <w:b/>
+          <w:color w:val="2D5F8A"/>
+          <w:sz w:val="23"/>
         </w:rPr>
         <w:t>Q：你怎么看供应链数字化？</w:t>
       </w:r>
+    </w:p>
+    <w:p>
+      <w:r/>
+      <w:rPr>
+        <w:bookmarkStart w:id="25" w:name="q_25"/>
+        <w:bookmarkEnd/>
+      </w:rPr>
     </w:p>
     <w:p>
       <w:pPr>
@@ -5416,6 +8191,7 @@
       <w:r>
         <w:rPr>
           <w:rFonts w:ascii="微软雅黑" w:hAnsi="微软雅黑"/>
+          <w:b w:val="0"/>
           <w:sz w:val="21"/>
         </w:rPr>
         <w:t>数字化是供应链的必然趋势，但不是目的。费斯托作为德国工业4.0实践者，已经在推进供应链数字化。核心是用数据和技术提升效率和韧性——比如用SAP做主数据管理，用Excel/Python做数据分析，用可视化看板做库存监控。但很多企业的数字化失败，是因为先上了系统但数据不准、流程没变。关键是：先理流程再上系统，保证数据质量，小步快跑持续迭代。</w:t>
@@ -5423,15 +8199,24 @@
     </w:p>
     <w:p>
       <w:pPr>
-        <w:spacing w:line="264" w:lineRule="auto" w:after="120"/>
-      </w:pPr>
-      <w:r>
-        <w:rPr>
-          <w:rFonts w:ascii="微软雅黑" w:hAnsi="微软雅黑"/>
-          <w:sz w:val="21"/>
+        <w:pStyle w:val="Heading3"/>
+      </w:pPr>
+      <w:r>
+        <w:rPr>
+          <w:rFonts w:ascii="微软雅黑" w:hAnsi="微软雅黑"/>
+          <w:b/>
+          <w:color w:val="2D5F8A"/>
+          <w:sz w:val="23"/>
         </w:rPr>
         <w:t>Q：AI对供应链的影响？</w:t>
       </w:r>
+    </w:p>
+    <w:p>
+      <w:r/>
+      <w:rPr>
+        <w:bookmarkStart w:id="26" w:name="q_26"/>
+        <w:bookmarkEnd/>
+      </w:rPr>
     </w:p>
     <w:p>
       <w:pPr>
@@ -5449,6 +8234,7 @@
       <w:r>
         <w:rPr>
           <w:rFonts w:ascii="微软雅黑" w:hAnsi="微软雅黑"/>
+          <w:b w:val="0"/>
           <w:sz w:val="21"/>
         </w:rPr>
         <w:t>AI目前在需求预测、智能补货、路径优化、质量检测方面有成熟应用，能显著提升准确性。但AI不能替代人的判断和沟通——复杂决策、供应商关系管理、跨部门协调，这些还是需要人的经验和情商。供应链人要拥抱AI作为工具，从重复操作中解放出来，转向更高价值的分析和协同工作。</w:t>
@@ -5456,15 +8242,24 @@
     </w:p>
     <w:p>
       <w:pPr>
-        <w:spacing w:line="264" w:lineRule="auto" w:after="120"/>
-      </w:pPr>
-      <w:r>
-        <w:rPr>
-          <w:rFonts w:ascii="微软雅黑" w:hAnsi="微软雅黑"/>
-          <w:sz w:val="21"/>
+        <w:pStyle w:val="Heading3"/>
+      </w:pPr>
+      <w:r>
+        <w:rPr>
+          <w:rFonts w:ascii="微软雅黑" w:hAnsi="微软雅黑"/>
+          <w:b/>
+          <w:color w:val="2D5F8A"/>
+          <w:sz w:val="23"/>
         </w:rPr>
         <w:t>Q：疫情后供应链趋势有什么变化？</w:t>
       </w:r>
+    </w:p>
+    <w:p>
+      <w:r/>
+      <w:rPr>
+        <w:bookmarkStart w:id="27" w:name="q_27"/>
+        <w:bookmarkEnd/>
+      </w:rPr>
     </w:p>
     <w:p>
       <w:pPr>
@@ -5482,6 +8277,7 @@
       <w:r>
         <w:rPr>
           <w:rFonts w:ascii="微软雅黑" w:hAnsi="微软雅黑"/>
+          <w:b w:val="0"/>
           <w:sz w:val="21"/>
         </w:rPr>
         <w:t>从"极致效率"转向"效率+韧性并重"。以前追求JIT零库存，现在关键物料会增加安全库存冗余；从全球化布局转向区域化布局，近岸外包（Nearshoring）减少地缘风险；供应链可视化成为刚需。</w:t>
@@ -5489,15 +8285,24 @@
     </w:p>
     <w:p>
       <w:pPr>
-        <w:spacing w:line="264" w:lineRule="auto" w:after="120"/>
-      </w:pPr>
-      <w:r>
-        <w:rPr>
-          <w:rFonts w:ascii="微软雅黑" w:hAnsi="微软雅黑"/>
-          <w:sz w:val="21"/>
+        <w:pStyle w:val="Heading3"/>
+      </w:pPr>
+      <w:r>
+        <w:rPr>
+          <w:rFonts w:ascii="微软雅黑" w:hAnsi="微软雅黑"/>
+          <w:b/>
+          <w:color w:val="2D5F8A"/>
+          <w:sz w:val="23"/>
         </w:rPr>
         <w:t>Q：你怎么看费斯托在济南的扩产计划？</w:t>
       </w:r>
+    </w:p>
+    <w:p>
+      <w:r/>
+      <w:rPr>
+        <w:bookmarkStart w:id="28" w:name="q_28"/>
+        <w:bookmarkEnd/>
+      </w:rPr>
     </w:p>
     <w:p>
       <w:pPr>
@@ -5515,6 +8320,7 @@
       <w:r>
         <w:rPr>
           <w:rFonts w:ascii="微软雅黑" w:hAnsi="微软雅黑"/>
+          <w:b w:val="0"/>
           <w:sz w:val="21"/>
         </w:rPr>
         <w:t>孙村片区二期500亩建设说明费斯托对济南基地的定位是长期深耕，不是临时工厂。扩产意味着供应链体量会持续增长，对Master Planning、主数据管理的需求也会增加，这是好事——意味着更多学习机会和更稳定的业务场景。</w:t>
@@ -5535,6 +8341,13 @@
       </w:r>
     </w:p>
     <w:p>
+      <w:r/>
+      <w:rPr>
+        <w:bookmarkStart w:id="29" w:name="sub_29"/>
+        <w:bookmarkEnd/>
+      </w:rPr>
+    </w:p>
+    <w:p>
       <w:pPr>
         <w:spacing w:line="264" w:lineRule="auto" w:after="120"/>
       </w:pPr>
@@ -5626,6 +8439,13 @@
       </w:r>
     </w:p>
     <w:p>
+      <w:r/>
+      <w:rPr>
+        <w:bookmarkStart w:id="30" w:name="sec_30"/>
+        <w:bookmarkEnd/>
+      </w:rPr>
+    </w:p>
+    <w:p>
       <w:pPr>
         <w:pStyle w:val="Heading2"/>
       </w:pPr>
@@ -5640,6 +8460,13 @@
       </w:r>
     </w:p>
     <w:p>
+      <w:r/>
+      <w:rPr>
+        <w:bookmarkStart w:id="31" w:name="sub_31"/>
+        <w:bookmarkEnd/>
+      </w:rPr>
+    </w:p>
+    <w:p>
       <w:pPr>
         <w:spacing w:line="264" w:lineRule="auto" w:after="120"/>
       </w:pPr>
@@ -5667,6 +8494,7 @@
       <w:r>
         <w:rPr>
           <w:rFonts w:ascii="微软雅黑" w:hAnsi="微软雅黑"/>
+          <w:b w:val="0"/>
           <w:sz w:val="21"/>
         </w:rPr>
         <w:t>"独立构建'选址-路径'双层优化模型（改进p-median+VRPTW），考虑年龄分层服务半径约束和电梯等待时间，提出2个核心点+4个动态临时点的弹性自提点网络，模型测算运营成本降低18.7%，老年人覆盖率53.4%→87.3%，配送时长缩短22.3%。"</w:t>
@@ -5796,6 +8624,7 @@
       <w:r>
         <w:rPr>
           <w:rFonts w:ascii="微软雅黑" w:hAnsi="微软雅黑"/>
+          <w:b w:val="0"/>
           <w:sz w:val="21"/>
         </w:rPr>
         <w:t>追问7（与费斯托关联）：这个项目的核心能力是"用数据做决策"——在多个约束条件下找到最优解。这和Master Planning中在产能、库存、交期约束下制定最优生产计划是同一套方法论：建立模型→输入参数→输出策略→验证效果。</w:t>
@@ -5816,6 +8645,13 @@
       </w:r>
     </w:p>
     <w:p>
+      <w:r/>
+      <w:rPr>
+        <w:bookmarkStart w:id="32" w:name="sub_32"/>
+        <w:bookmarkEnd/>
+      </w:rPr>
+    </w:p>
+    <w:p>
       <w:pPr>
         <w:spacing w:line="264" w:lineRule="auto" w:after="120"/>
       </w:pPr>
@@ -5843,6 +8679,7 @@
       <w:r>
         <w:rPr>
           <w:rFonts w:ascii="微软雅黑" w:hAnsi="微软雅黑"/>
+          <w:b w:val="0"/>
           <w:sz w:val="21"/>
         </w:rPr>
         <w:t>"用R语言处理45211条银行客户营销数据，通过相关性分析和随机森林模型，识别出通话时长是最强正向因素（相关系数0.39），发现3次接触是转化临界点，65岁以上客户订阅率42.6%。"</w:t>
@@ -5936,6 +8773,7 @@
       <w:r>
         <w:rPr>
           <w:rFonts w:ascii="微软雅黑" w:hAnsi="微软雅黑"/>
+          <w:b w:val="0"/>
           <w:sz w:val="21"/>
         </w:rPr>
         <w:t>追问4（与费斯托关联）：这个项目的核心能力是"从大数据中找规律"——4.5万条数据里找到关键影响因素。Master Planning工作中，比如分析历史交付数据找拖期规律、分析供应商交期数据找风险规律，方法论是一样的。</w:t>
@@ -5956,6 +8794,13 @@
       </w:r>
     </w:p>
     <w:p>
+      <w:r/>
+      <w:rPr>
+        <w:bookmarkStart w:id="33" w:name="sub_33"/>
+        <w:bookmarkEnd/>
+      </w:rPr>
+    </w:p>
+    <w:p>
       <w:pPr>
         <w:spacing w:line="264" w:lineRule="auto" w:after="120"/>
       </w:pPr>
@@ -5983,6 +8828,7 @@
       <w:r>
         <w:rPr>
           <w:rFonts w:ascii="微软雅黑" w:hAnsi="微软雅黑"/>
+          <w:b w:val="0"/>
           <w:sz w:val="21"/>
         </w:rPr>
         <w:t>"用友U8+ V15.0，箱包贸易企业，18个实验场景，采购9步流程，6种特殊业务（暂估入库/受托代销/直运销售/分期收款等），理解业财一体化逻辑。"</w:t>
@@ -6076,6 +8922,7 @@
       <w:r>
         <w:rPr>
           <w:rFonts w:ascii="微软雅黑" w:hAnsi="微软雅黑"/>
+          <w:b w:val="0"/>
           <w:sz w:val="21"/>
         </w:rPr>
         <w:t>追问4（SAP上手）：ERP的核心逻辑是相通的——主数据是基础、单据是载体、业财一体化是目标。我有U8+的完整实操经验，理解主数据准确性的重要性，学SAP会很快。费斯托的Master Planning岗位需要的主数据维护，和我在ERP实验中理解的物料主数据、库存参数管理是同一套逻辑。</w:t>
@@ -6096,6 +8943,13 @@
       </w:r>
     </w:p>
     <w:p>
+      <w:r/>
+      <w:rPr>
+        <w:bookmarkStart w:id="34" w:name="sub_34"/>
+        <w:bookmarkEnd/>
+      </w:rPr>
+    </w:p>
+    <w:p>
       <w:pPr>
         <w:spacing w:line="264" w:lineRule="auto" w:after="120"/>
       </w:pPr>
@@ -6123,6 +8977,7 @@
       <w:r>
         <w:rPr>
           <w:rFonts w:ascii="微软雅黑" w:hAnsi="微软雅黑"/>
+          <w:b w:val="0"/>
           <w:sz w:val="21"/>
         </w:rPr>
         <w:t>"3个月项目助理，200多份材料全流程管理，三级校验零差错。"</w:t>
@@ -6192,6 +9047,7 @@
       <w:r>
         <w:rPr>
           <w:rFonts w:ascii="微软雅黑" w:hAnsi="微软雅黑"/>
+          <w:b w:val="0"/>
           <w:sz w:val="21"/>
         </w:rPr>
         <w:t>追问2（与Master Planning关联）：这段经历培养了我对"数据准确性"和"流程标准化"的重视，这正是主数据管理需要的——一个编码错误可能导致整个供应链运算出错。Master Planning的日常工作就是对主数据的准确性负责。</w:t>
@@ -6217,6 +9073,13 @@
       </w:r>
     </w:p>
     <w:p>
+      <w:r/>
+      <w:rPr>
+        <w:bookmarkStart w:id="35" w:name="sec_35"/>
+        <w:bookmarkEnd/>
+      </w:rPr>
+    </w:p>
+    <w:p>
       <w:pPr>
         <w:pStyle w:val="Heading2"/>
       </w:pPr>
@@ -6231,6 +9094,13 @@
       </w:r>
     </w:p>
     <w:p>
+      <w:r/>
+      <w:rPr>
+        <w:bookmarkStart w:id="36" w:name="sub_36"/>
+        <w:bookmarkEnd/>
+      </w:rPr>
+    </w:p>
+    <w:p>
       <w:pPr>
         <w:spacing w:line="264" w:lineRule="auto" w:after="120"/>
       </w:pPr>
@@ -6317,6 +9187,13 @@
       </w:r>
     </w:p>
     <w:p>
+      <w:r/>
+      <w:rPr>
+        <w:bookmarkStart w:id="37" w:name="sub_37"/>
+        <w:bookmarkEnd/>
+      </w:rPr>
+    </w:p>
+    <w:p>
       <w:pPr>
         <w:spacing w:line="264" w:lineRule="auto" w:after="120"/>
       </w:pPr>
@@ -6403,6 +9280,13 @@
       </w:r>
     </w:p>
     <w:p>
+      <w:r/>
+      <w:rPr>
+        <w:bookmarkStart w:id="38" w:name="sub_38"/>
+        <w:bookmarkEnd/>
+      </w:rPr>
+    </w:p>
+    <w:p>
       <w:pPr>
         <w:spacing w:line="264" w:lineRule="auto" w:after="120"/>
       </w:pPr>
@@ -6489,6 +9373,13 @@
       </w:r>
     </w:p>
     <w:p>
+      <w:r/>
+      <w:rPr>
+        <w:bookmarkStart w:id="39" w:name="sub_39"/>
+        <w:bookmarkEnd/>
+      </w:rPr>
+    </w:p>
+    <w:p>
       <w:pPr>
         <w:spacing w:line="264" w:lineRule="auto" w:after="120"/>
       </w:pPr>
@@ -6575,6 +9466,13 @@
       </w:r>
     </w:p>
     <w:p>
+      <w:r/>
+      <w:rPr>
+        <w:bookmarkStart w:id="40" w:name="sub_40"/>
+        <w:bookmarkEnd/>
+      </w:rPr>
+    </w:p>
+    <w:p>
       <w:pPr>
         <w:spacing w:line="264" w:lineRule="auto" w:after="120"/>
       </w:pPr>
@@ -6661,6 +9559,13 @@
       </w:r>
     </w:p>
     <w:p>
+      <w:r/>
+      <w:rPr>
+        <w:bookmarkStart w:id="41" w:name="sub_41"/>
+        <w:bookmarkEnd/>
+      </w:rPr>
+    </w:p>
+    <w:p>
       <w:pPr>
         <w:spacing w:line="264" w:lineRule="auto" w:after="120"/>
       </w:pPr>
@@ -6747,6 +9652,13 @@
       </w:r>
     </w:p>
     <w:p>
+      <w:r/>
+      <w:rPr>
+        <w:bookmarkStart w:id="42" w:name="sub_42"/>
+        <w:bookmarkEnd/>
+      </w:rPr>
+    </w:p>
+    <w:p>
       <w:pPr>
         <w:spacing w:line="264" w:lineRule="auto" w:after="120"/>
       </w:pPr>
@@ -6821,6 +9733,13 @@
       </w:r>
     </w:p>
     <w:p>
+      <w:r/>
+      <w:rPr>
+        <w:bookmarkStart w:id="43" w:name="sub_43"/>
+        <w:bookmarkEnd/>
+      </w:rPr>
+    </w:p>
+    <w:p>
       <w:pPr>
         <w:spacing w:line="264" w:lineRule="auto" w:after="120"/>
       </w:pPr>
@@ -6900,6 +9819,13 @@
       </w:r>
     </w:p>
     <w:p>
+      <w:r/>
+      <w:rPr>
+        <w:bookmarkStart w:id="44" w:name="sec_44"/>
+        <w:bookmarkEnd/>
+      </w:rPr>
+    </w:p>
+    <w:p>
       <w:pPr>
         <w:pStyle w:val="Heading2"/>
       </w:pPr>
@@ -6914,6 +9840,13 @@
       </w:r>
     </w:p>
     <w:p>
+      <w:r/>
+      <w:rPr>
+        <w:bookmarkStart w:id="45" w:name="sub_45"/>
+        <w:bookmarkEnd/>
+      </w:rPr>
+    </w:p>
+    <w:p>
       <w:pPr>
         <w:spacing w:line="264" w:lineRule="auto" w:after="120"/>
       </w:pPr>
@@ -6976,15 +9909,71 @@
       </w:r>
     </w:p>
     <w:p>
+      <w:r/>
+      <w:rPr>
+        <w:bookmarkStart w:id="46" w:name="sub_46"/>
+        <w:bookmarkEnd/>
+      </w:rPr>
+    </w:p>
+    <w:p>
       <w:pPr>
         <w:spacing w:line="264" w:lineRule="auto" w:after="120"/>
       </w:pPr>
       <w:r>
         <w:rPr>
           <w:rFonts w:ascii="微软雅黑" w:hAnsi="微软雅黑"/>
-          <w:sz w:val="21"/>
-        </w:rPr>
-        <w:t>Q1: Tell me about yourself.（见5.1）</w:t>
+          <w:b/>
+          <w:sz w:val="21"/>
+        </w:rPr>
+        <w:t>Q1: Tell me about yourself.</w:t>
+      </w:r>
+      <w:r>
+        <w:rPr>
+          <w:rFonts w:ascii="微软雅黑" w:hAnsi="微软雅黑"/>
+          <w:b w:val="0"/>
+          <w:sz w:val="21"/>
+        </w:rPr>
+        <w:t>（</w:t>
+      </w:r>
+      <w:r>
+        <w:rPr>
+          <w:rFonts w:ascii="微软雅黑" w:hAnsi="微软雅黑"/>
+          <w:b w:val="0"/>
+          <w:sz w:val="21"/>
+        </w:rPr>
+        <w:t>见</w:t>
+      </w:r>
+      <w:r>
+        <w:rPr>
+          <w:rFonts w:ascii="微软雅黑" w:hAnsi="微软雅黑"/>
+          <w:b w:val="0"/>
+          <w:sz w:val="21"/>
+        </w:rPr>
+        <w:t>5</w:t>
+      </w:r>
+      <w:r>
+        <w:rPr>
+          <w:rFonts w:ascii="微软雅黑" w:hAnsi="微软雅黑"/>
+          <w:b w:val="0"/>
+          <w:sz w:val="21"/>
+        </w:rPr>
+        <w:t>.</w:t>
+      </w:r>
+      <w:r>
+        <w:rPr>
+          <w:rFonts w:ascii="微软雅黑" w:hAnsi="微软雅黑"/>
+          <w:b w:val="0"/>
+          <w:sz w:val="21"/>
+        </w:rPr>
+        <w:t>1</w:t>
+      </w:r>
+      <w:r>
+        <w:rPr>
+          <w:rFonts w:ascii="微软雅黑" w:hAnsi="微软雅黑"/>
+          <w:b w:val="0"/>
+          <w:sz w:val="21"/>
+        </w:rPr>
+        <w:t>）</w:t>
       </w:r>
     </w:p>
     <w:p>
@@ -6994,6 +9983,7 @@
       <w:r>
         <w:rPr>
           <w:rFonts w:ascii="微软雅黑" w:hAnsi="微软雅黑"/>
+          <w:b/>
           <w:sz w:val="21"/>
         </w:rPr>
         <w:t>Q2: Why do you want to work at Festo?</w:t>
@@ -7015,6 +10005,7 @@
       <w:r>
         <w:rPr>
           <w:rFonts w:ascii="微软雅黑" w:hAnsi="微软雅黑"/>
+          <w:b w:val="0"/>
           <w:sz w:val="21"/>
         </w:rPr>
         <w:t>"First, Festo is a global leader in automation with nearly 100 years of history. Second, the German engineering culture — rigorous, data-driven, process-oriented — matches my working style. Third, I'm a local from Jinan, so I can provide stable, long-term internship."</w:t>
@@ -7027,6 +10018,7 @@
       <w:r>
         <w:rPr>
           <w:rFonts w:ascii="微软雅黑" w:hAnsi="微软雅黑"/>
+          <w:b/>
           <w:sz w:val="21"/>
         </w:rPr>
         <w:t>Q3: What is your greatest strength?</w:t>
@@ -7048,6 +10040,7 @@
       <w:r>
         <w:rPr>
           <w:rFonts w:ascii="微软雅黑" w:hAnsi="微软雅黑"/>
+          <w:b w:val="0"/>
           <w:sz w:val="21"/>
         </w:rPr>
         <w:t>"My greatest strength is being detail-oriented and analytical. In my ERP experiment, I operated 18 business scenarios and understood how a single data error can cascade through the entire system. In my project assistant role, I managed 200+ documents with zero errors through a three-level verification process."</w:t>
@@ -7060,6 +10053,7 @@
       <w:r>
         <w:rPr>
           <w:rFonts w:ascii="微软雅黑" w:hAnsi="微软雅黑"/>
+          <w:b/>
           <w:sz w:val="21"/>
         </w:rPr>
         <w:t>Q4: What is your greatest weakness?</w:t>
@@ -7081,6 +10075,7 @@
       <w:r>
         <w:rPr>
           <w:rFonts w:ascii="微软雅黑" w:hAnsi="微软雅黑"/>
+          <w:b w:val="0"/>
           <w:sz w:val="21"/>
         </w:rPr>
         <w:t>"Sometimes I focus too much on details, which can slow me down. But I'm learning to prioritize using the 80/20 rule. Also, I'm not very extroverted, but I'm improving my communication by preparing structured talking points."</w:t>
@@ -7093,6 +10088,7 @@
       <w:r>
         <w:rPr>
           <w:rFonts w:ascii="微软雅黑" w:hAnsi="微软雅黑"/>
+          <w:b/>
           <w:sz w:val="21"/>
         </w:rPr>
         <w:t>Q5: Describe a time you solved a difficult problem.</w:t>
@@ -7114,6 +10110,7 @@
       <w:r>
         <w:rPr>
           <w:rFonts w:ascii="微软雅黑" w:hAnsi="微软雅黑"/>
+          <w:b w:val="0"/>
           <w:sz w:val="21"/>
         </w:rPr>
         <w:t>"In my ERP experiment, I encountered a failed reversal entry for estimated inventory. The system rejected it because the previous month's estimated entry hadn't been posted. I traced the issue through the document chain and found the root cause. This taught me to think systematically."</w:t>
@@ -7126,6 +10123,7 @@
       <w:r>
         <w:rPr>
           <w:rFonts w:ascii="微软雅黑" w:hAnsi="微软雅黑"/>
+          <w:b/>
           <w:sz w:val="21"/>
         </w:rPr>
         <w:t>Q6: Tell me about a time you worked under pressure.</w:t>
@@ -7147,6 +10145,7 @@
       <w:r>
         <w:rPr>
           <w:rFonts w:ascii="微软雅黑" w:hAnsi="微软雅黑"/>
+          <w:b w:val="0"/>
           <w:sz w:val="21"/>
         </w:rPr>
         <w:t>"During my community group-buying project, I had a tight deadline and needed to learn Python optimization algorithms from scratch. I created a 3-week study plan and completed it on time with an 18.7% simulated cost reduction."</w:t>
@@ -7159,6 +10158,7 @@
       <w:r>
         <w:rPr>
           <w:rFonts w:ascii="微软雅黑" w:hAnsi="微软雅黑"/>
+          <w:b/>
           <w:sz w:val="21"/>
         </w:rPr>
         <w:t>Q7: How do you handle working with a team?</w:t>
@@ -7180,6 +10180,7 @@
       <w:r>
         <w:rPr>
           <w:rFonts w:ascii="微软雅黑" w:hAnsi="微软雅黑"/>
+          <w:b w:val="0"/>
           <w:sz w:val="21"/>
         </w:rPr>
         <w:t>"I'm not the most talkative person in a team, but I'm reliable. I contribute through data and analysis. I believe in clear, data-driven communication."</w:t>
@@ -7192,6 +10193,7 @@
       <w:r>
         <w:rPr>
           <w:rFonts w:ascii="微软雅黑" w:hAnsi="微软雅黑"/>
+          <w:b/>
           <w:sz w:val="21"/>
         </w:rPr>
         <w:t>Q8: Where do you see yourself in 5 years?</w:t>
@@ -7213,6 +10215,7 @@
       <w:r>
         <w:rPr>
           <w:rFonts w:ascii="微软雅黑" w:hAnsi="微软雅黑"/>
+          <w:b w:val="0"/>
           <w:sz w:val="21"/>
         </w:rPr>
         <w:t>"In 1-2 years, I hope to become a solid supply chain planner at Festo, proficient in SAP and able to independently handle master data and customer delivery analysis. In 3-5 years, I hope to take on more responsibility — maybe lead a small team or manage a product line's supply chain."</w:t>
@@ -7225,6 +10228,7 @@
       <w:r>
         <w:rPr>
           <w:rFonts w:ascii="微软雅黑" w:hAnsi="微软雅黑"/>
+          <w:b/>
           <w:sz w:val="21"/>
         </w:rPr>
         <w:t>Q9: Tell me about a time you made a mistake.</w:t>
@@ -7246,6 +10250,7 @@
       <w:r>
         <w:rPr>
           <w:rFonts w:ascii="微软雅黑" w:hAnsi="微软雅黑"/>
+          <w:b w:val="0"/>
           <w:sz w:val="21"/>
         </w:rPr>
         <w:t>"In my ERP experiment, I once generated a wrong accounting voucher because I didn't check the document sequence. This taught me to always follow the process order and double-check before confirming."</w:t>
@@ -7258,6 +10263,7 @@
       <w:r>
         <w:rPr>
           <w:rFonts w:ascii="微软雅黑" w:hAnsi="微软雅黑"/>
+          <w:b/>
           <w:sz w:val="21"/>
         </w:rPr>
         <w:t>Q10: How do you handle feedback?</w:t>
@@ -7279,6 +10285,7 @@
       <w:r>
         <w:rPr>
           <w:rFonts w:ascii="微软雅黑" w:hAnsi="微软雅黑"/>
+          <w:b w:val="0"/>
           <w:sz w:val="21"/>
         </w:rPr>
         <w:t>"I welcome feedback because it helps me improve. In my projects, my supervisor pointed out that my report had too much detail and not enough summary. I learned to use the 'bottom line up front' structure."</w:t>
@@ -7291,6 +10298,7 @@
       <w:r>
         <w:rPr>
           <w:rFonts w:ascii="微软雅黑" w:hAnsi="微软雅黑"/>
+          <w:b/>
           <w:sz w:val="21"/>
         </w:rPr>
         <w:t>Q11: Describe a situation where you had to learn something quickly.</w:t>
@@ -7312,6 +10320,7 @@
       <w:r>
         <w:rPr>
           <w:rFonts w:ascii="微软雅黑" w:hAnsi="微软雅黑"/>
+          <w:b w:val="0"/>
           <w:sz w:val="21"/>
         </w:rPr>
         <w:t>"For my bank marketing project, I needed to use R for data analysis but only had basic knowledge. I created a learning plan and completed the analysis of 45,000 records on time."</w:t>
@@ -7324,6 +10333,7 @@
       <w:r>
         <w:rPr>
           <w:rFonts w:ascii="微软雅黑" w:hAnsi="微软雅黑"/>
+          <w:b/>
           <w:sz w:val="21"/>
         </w:rPr>
         <w:t>Q12: Why should we hire you?</w:t>
@@ -7345,6 +10355,7 @@
       <w:r>
         <w:rPr>
           <w:rFonts w:ascii="微软雅黑" w:hAnsi="微软雅黑"/>
+          <w:b w:val="0"/>
           <w:sz w:val="21"/>
         </w:rPr>
         <w:t>"Because I bring a unique combination: supply chain knowledge, data analysis skills (Python, R, SPSS, Excel), and practical ERP experience. I'm detail-oriented, reliable, and willing to learn. I'm a Jinan local, so I can provide stable internship."</w:t>
@@ -7363,6 +10374,13 @@
         </w:rPr>
         <w:t>5.3 英文专业术语表</w:t>
       </w:r>
+    </w:p>
+    <w:p>
+      <w:r/>
+      <w:rPr>
+        <w:bookmarkStart w:id="47" w:name="sub_47"/>
+        <w:bookmarkEnd/>
+      </w:rPr>
     </w:p>
     <w:tbl>
       <w:tblPr>
@@ -8956,12 +11974,20 @@
       </w:r>
     </w:p>
     <w:p>
+      <w:r/>
+      <w:rPr>
+        <w:bookmarkStart w:id="48" w:name="sub_48"/>
+        <w:bookmarkEnd/>
+      </w:rPr>
+    </w:p>
+    <w:p>
       <w:pPr>
         <w:spacing w:line="264" w:lineRule="auto" w:after="120"/>
       </w:pPr>
       <w:r>
         <w:rPr>
           <w:rFonts w:ascii="微软雅黑" w:hAnsi="微软雅黑"/>
+          <w:b/>
           <w:sz w:val="21"/>
         </w:rPr>
         <w:t>场景1：回复客户催货邮件</w:t>
@@ -8983,6 +12009,7 @@
       <w:r>
         <w:rPr>
           <w:rFonts w:ascii="微软雅黑" w:hAnsi="微软雅黑"/>
+          <w:b w:val="0"/>
           <w:sz w:val="21"/>
         </w:rPr>
         <w:t>Subject: Update on Order [订单号] — Delivery Status</w:t>
@@ -9004,6 +12031,7 @@
       <w:r>
         <w:rPr>
           <w:rFonts w:ascii="微软雅黑" w:hAnsi="微软雅黑"/>
+          <w:b w:val="0"/>
           <w:sz w:val="21"/>
         </w:rPr>
       </w:r>
@@ -9024,6 +12052,7 @@
       <w:r>
         <w:rPr>
           <w:rFonts w:ascii="微软雅黑" w:hAnsi="微软雅黑"/>
+          <w:b w:val="0"/>
           <w:sz w:val="21"/>
         </w:rPr>
         <w:t>Dear [客户名],</w:t>
@@ -9045,6 +12074,7 @@
       <w:r>
         <w:rPr>
           <w:rFonts w:ascii="微软雅黑" w:hAnsi="微软雅黑"/>
+          <w:b w:val="0"/>
           <w:sz w:val="21"/>
         </w:rPr>
       </w:r>
@@ -9065,6 +12095,7 @@
       <w:r>
         <w:rPr>
           <w:rFonts w:ascii="微软雅黑" w:hAnsi="微软雅黑"/>
+          <w:b w:val="0"/>
           <w:sz w:val="21"/>
         </w:rPr>
         <w:t>Thank you for your inquiry regarding Order [订单号].</w:t>
@@ -9086,6 +12117,7 @@
       <w:r>
         <w:rPr>
           <w:rFonts w:ascii="微软雅黑" w:hAnsi="微软雅黑"/>
+          <w:b w:val="0"/>
           <w:sz w:val="21"/>
         </w:rPr>
       </w:r>
@@ -9106,6 +12138,7 @@
       <w:r>
         <w:rPr>
           <w:rFonts w:ascii="微软雅黑" w:hAnsi="微软雅黑"/>
+          <w:b w:val="0"/>
           <w:sz w:val="21"/>
         </w:rPr>
         <w:t>I would like to provide you with an update on the delivery status:</w:t>
@@ -9127,6 +12160,7 @@
       <w:r>
         <w:rPr>
           <w:rFonts w:ascii="微软雅黑" w:hAnsi="微软雅黑"/>
+          <w:b w:val="0"/>
           <w:sz w:val="21"/>
         </w:rPr>
         <w:t>- Current status: [生产中进行 / 已发货 / 在途]</w:t>
@@ -9148,6 +12182,7 @@
       <w:r>
         <w:rPr>
           <w:rFonts w:ascii="微软雅黑" w:hAnsi="微软雅黑"/>
+          <w:b w:val="0"/>
           <w:sz w:val="21"/>
         </w:rPr>
         <w:t>- Expected delivery date: [日期]</w:t>
@@ -9169,6 +12204,7 @@
       <w:r>
         <w:rPr>
           <w:rFonts w:ascii="微软雅黑" w:hAnsi="微软雅黑"/>
+          <w:b w:val="0"/>
           <w:sz w:val="21"/>
         </w:rPr>
         <w:t>- Reason for delay (if any): [原因，如物料短缺/产能紧张]</w:t>
@@ -9190,6 +12226,7 @@
       <w:r>
         <w:rPr>
           <w:rFonts w:ascii="微软雅黑" w:hAnsi="微软雅黑"/>
+          <w:b w:val="0"/>
           <w:sz w:val="21"/>
         </w:rPr>
       </w:r>
@@ -9210,6 +12247,7 @@
       <w:r>
         <w:rPr>
           <w:rFonts w:ascii="微软雅黑" w:hAnsi="微软雅黑"/>
+          <w:b w:val="0"/>
           <w:sz w:val="21"/>
         </w:rPr>
         <w:t>We are working closely with our production team to expedite the process. If you have any further questions, please do not hesitate to contact me.</w:t>
@@ -9231,6 +12269,7 @@
       <w:r>
         <w:rPr>
           <w:rFonts w:ascii="微软雅黑" w:hAnsi="微软雅黑"/>
+          <w:b w:val="0"/>
           <w:sz w:val="21"/>
         </w:rPr>
       </w:r>
@@ -9251,6 +12290,7 @@
       <w:r>
         <w:rPr>
           <w:rFonts w:ascii="微软雅黑" w:hAnsi="微软雅黑"/>
+          <w:b w:val="0"/>
           <w:sz w:val="21"/>
         </w:rPr>
         <w:t>Best regards,</w:t>
@@ -9272,6 +12312,7 @@
       <w:r>
         <w:rPr>
           <w:rFonts w:ascii="微软雅黑" w:hAnsi="微软雅黑"/>
+          <w:b w:val="0"/>
           <w:sz w:val="21"/>
         </w:rPr>
         <w:t>Wen Xue</w:t>
@@ -9293,6 +12334,7 @@
       <w:r>
         <w:rPr>
           <w:rFonts w:ascii="微软雅黑" w:hAnsi="微软雅黑"/>
+          <w:b w:val="0"/>
           <w:sz w:val="21"/>
         </w:rPr>
         <w:t>Master Planning Team, Festo</w:t>
@@ -9305,6 +12347,7 @@
       <w:r>
         <w:rPr>
           <w:rFonts w:ascii="微软雅黑" w:hAnsi="微软雅黑"/>
+          <w:b/>
           <w:sz w:val="21"/>
         </w:rPr>
         <w:t>场景2：向德国总部汇报物料交期延迟</w:t>
@@ -9326,6 +12369,7 @@
       <w:r>
         <w:rPr>
           <w:rFonts w:ascii="微软雅黑" w:hAnsi="微软雅黑"/>
+          <w:b w:val="0"/>
           <w:sz w:val="21"/>
         </w:rPr>
         <w:t>Subject: Delay Report — Material [物料编码] for Order [订单号]</w:t>
@@ -9347,6 +12391,7 @@
       <w:r>
         <w:rPr>
           <w:rFonts w:ascii="微软雅黑" w:hAnsi="微软雅黑"/>
+          <w:b w:val="0"/>
           <w:sz w:val="21"/>
         </w:rPr>
       </w:r>
@@ -9367,6 +12412,7 @@
       <w:r>
         <w:rPr>
           <w:rFonts w:ascii="微软雅黑" w:hAnsi="微软雅黑"/>
+          <w:b w:val="0"/>
           <w:sz w:val="21"/>
         </w:rPr>
         <w:t>Dear [总部联系人],</w:t>
@@ -9388,6 +12434,7 @@
       <w:r>
         <w:rPr>
           <w:rFonts w:ascii="微软雅黑" w:hAnsi="微软雅黑"/>
+          <w:b w:val="0"/>
           <w:sz w:val="21"/>
         </w:rPr>
       </w:r>
@@ -9408,6 +12455,7 @@
       <w:r>
         <w:rPr>
           <w:rFonts w:ascii="微软雅黑" w:hAnsi="微软雅黑"/>
+          <w:b w:val="0"/>
           <w:sz w:val="21"/>
         </w:rPr>
         <w:t>I am writing to inform you that there will be a delay in the delivery of material [物料编码].</w:t>
@@ -9429,6 +12477,7 @@
       <w:r>
         <w:rPr>
           <w:rFonts w:ascii="微软雅黑" w:hAnsi="微软雅黑"/>
+          <w:b w:val="0"/>
           <w:sz w:val="21"/>
         </w:rPr>
       </w:r>
@@ -9449,6 +12498,7 @@
       <w:r>
         <w:rPr>
           <w:rFonts w:ascii="微软雅黑" w:hAnsi="微软雅黑"/>
+          <w:b w:val="0"/>
           <w:sz w:val="21"/>
         </w:rPr>
         <w:t>- Original delivery date: [原交期]</w:t>
@@ -9470,6 +12520,7 @@
       <w:r>
         <w:rPr>
           <w:rFonts w:ascii="微软雅黑" w:hAnsi="微软雅黑"/>
+          <w:b w:val="0"/>
           <w:sz w:val="21"/>
         </w:rPr>
         <w:t>- New estimated delivery date: [新交期]</w:t>
@@ -9491,6 +12542,7 @@
       <w:r>
         <w:rPr>
           <w:rFonts w:ascii="微软雅黑" w:hAnsi="微软雅黑"/>
+          <w:b w:val="0"/>
           <w:sz w:val="21"/>
         </w:rPr>
         <w:t>- Delay reason: [原因，如供应商 delay / production bottleneck]</w:t>
@@ -9512,6 +12564,7 @@
       <w:r>
         <w:rPr>
           <w:rFonts w:ascii="微软雅黑" w:hAnsi="微软雅黑"/>
+          <w:b w:val="0"/>
           <w:sz w:val="21"/>
         </w:rPr>
         <w:t>- Impact: [影响范围，如影响X个生产订单]</w:t>
@@ -9533,6 +12586,7 @@
       <w:r>
         <w:rPr>
           <w:rFonts w:ascii="微软雅黑" w:hAnsi="微软雅黑"/>
+          <w:b w:val="0"/>
           <w:sz w:val="21"/>
         </w:rPr>
         <w:t>- Mitigation plan: [应对方案，如紧急采购/调整排产]</w:t>
@@ -9554,6 +12608,7 @@
       <w:r>
         <w:rPr>
           <w:rFonts w:ascii="微软雅黑" w:hAnsi="微软雅黑"/>
+          <w:b w:val="0"/>
           <w:sz w:val="21"/>
         </w:rPr>
       </w:r>
@@ -9574,6 +12629,7 @@
       <w:r>
         <w:rPr>
           <w:rFonts w:ascii="微软雅黑" w:hAnsi="微软雅黑"/>
+          <w:b w:val="0"/>
           <w:sz w:val="21"/>
         </w:rPr>
         <w:t>Please let me know if you have any concerns or suggestions.</w:t>
@@ -9595,6 +12651,7 @@
       <w:r>
         <w:rPr>
           <w:rFonts w:ascii="微软雅黑" w:hAnsi="微软雅黑"/>
+          <w:b w:val="0"/>
           <w:sz w:val="21"/>
         </w:rPr>
       </w:r>
@@ -9615,6 +12672,7 @@
       <w:r>
         <w:rPr>
           <w:rFonts w:ascii="微软雅黑" w:hAnsi="微软雅黑"/>
+          <w:b w:val="0"/>
           <w:sz w:val="21"/>
         </w:rPr>
         <w:t>Best regards,</w:t>
@@ -9636,6 +12694,7 @@
       <w:r>
         <w:rPr>
           <w:rFonts w:ascii="微软雅黑" w:hAnsi="微软雅黑"/>
+          <w:b w:val="0"/>
           <w:sz w:val="21"/>
         </w:rPr>
         <w:t>Wen Xue</w:t>
@@ -9657,6 +12716,7 @@
       <w:r>
         <w:rPr>
           <w:rFonts w:ascii="微软雅黑" w:hAnsi="微软雅黑"/>
+          <w:b w:val="0"/>
           <w:sz w:val="21"/>
         </w:rPr>
         <w:t>Master Planning Team, Festo Jinan</w:t>
@@ -9669,6 +12729,7 @@
       <w:r>
         <w:rPr>
           <w:rFonts w:ascii="微软雅黑" w:hAnsi="微软雅黑"/>
+          <w:b/>
           <w:sz w:val="21"/>
         </w:rPr>
         <w:t>场景3：向主管汇报主数据错误</w:t>
@@ -9690,6 +12751,7 @@
       <w:r>
         <w:rPr>
           <w:rFonts w:ascii="微软雅黑" w:hAnsi="微软雅黑"/>
+          <w:b w:val="0"/>
           <w:sz w:val="21"/>
         </w:rPr>
         <w:t>Subject: Issue Found — Master Data Correction for Material [物料编码]</w:t>
@@ -9711,6 +12773,7 @@
       <w:r>
         <w:rPr>
           <w:rFonts w:ascii="微软雅黑" w:hAnsi="微软雅黑"/>
+          <w:b w:val="0"/>
           <w:sz w:val="21"/>
         </w:rPr>
       </w:r>
@@ -9731,6 +12794,7 @@
       <w:r>
         <w:rPr>
           <w:rFonts w:ascii="微软雅黑" w:hAnsi="微软雅黑"/>
+          <w:b w:val="0"/>
           <w:sz w:val="21"/>
         </w:rPr>
         <w:t>Dear [主管名],</w:t>
@@ -9752,6 +12816,7 @@
       <w:r>
         <w:rPr>
           <w:rFonts w:ascii="微软雅黑" w:hAnsi="微软雅黑"/>
+          <w:b w:val="0"/>
           <w:sz w:val="21"/>
         </w:rPr>
       </w:r>
@@ -9772,6 +12837,7 @@
       <w:r>
         <w:rPr>
           <w:rFonts w:ascii="微软雅黑" w:hAnsi="微软雅黑"/>
+          <w:b w:val="0"/>
           <w:sz w:val="21"/>
         </w:rPr>
         <w:t>I found an error in the master data for material [物料编码]:</w:t>
@@ -9793,6 +12859,7 @@
       <w:r>
         <w:rPr>
           <w:rFonts w:ascii="微软雅黑" w:hAnsi="微软雅黑"/>
+          <w:b w:val="0"/>
           <w:sz w:val="21"/>
         </w:rPr>
         <w:t>- Current data: [当前错误数据]</w:t>
@@ -9814,6 +12881,7 @@
       <w:r>
         <w:rPr>
           <w:rFonts w:ascii="微软雅黑" w:hAnsi="微软雅黑"/>
+          <w:b w:val="0"/>
           <w:sz w:val="21"/>
         </w:rPr>
         <w:t>- Correct data: [正确数据]</w:t>
@@ -9835,6 +12903,7 @@
       <w:r>
         <w:rPr>
           <w:rFonts w:ascii="微软雅黑" w:hAnsi="微软雅黑"/>
+          <w:b w:val="0"/>
           <w:sz w:val="21"/>
         </w:rPr>
         <w:t>- Impact: [影响，如可能导致MRP运算错误]</w:t>
@@ -9856,6 +12925,7 @@
       <w:r>
         <w:rPr>
           <w:rFonts w:ascii="微软雅黑" w:hAnsi="微软雅黑"/>
+          <w:b w:val="0"/>
           <w:sz w:val="21"/>
         </w:rPr>
         <w:t>- Suggested action: [建议，如修正BOM层级/更新库存参数]</w:t>
@@ -9877,6 +12947,7 @@
       <w:r>
         <w:rPr>
           <w:rFonts w:ascii="微软雅黑" w:hAnsi="微软雅黑"/>
+          <w:b w:val="0"/>
           <w:sz w:val="21"/>
         </w:rPr>
       </w:r>
@@ -9897,6 +12968,7 @@
       <w:r>
         <w:rPr>
           <w:rFonts w:ascii="微软雅黑" w:hAnsi="微软雅黑"/>
+          <w:b w:val="0"/>
           <w:sz w:val="21"/>
         </w:rPr>
         <w:t>Could you please confirm if I should proceed with the correction?</w:t>
@@ -9918,6 +12990,7 @@
       <w:r>
         <w:rPr>
           <w:rFonts w:ascii="微软雅黑" w:hAnsi="微软雅黑"/>
+          <w:b w:val="0"/>
           <w:sz w:val="21"/>
         </w:rPr>
       </w:r>
@@ -9938,6 +13011,7 @@
       <w:r>
         <w:rPr>
           <w:rFonts w:ascii="微软雅黑" w:hAnsi="微软雅黑"/>
+          <w:b w:val="0"/>
           <w:sz w:val="21"/>
         </w:rPr>
         <w:t>Best regards,</w:t>
@@ -9959,6 +13033,7 @@
       <w:r>
         <w:rPr>
           <w:rFonts w:ascii="微软雅黑" w:hAnsi="微软雅黑"/>
+          <w:b w:val="0"/>
           <w:sz w:val="21"/>
         </w:rPr>
         <w:t>Wen Xue</w:t>
@@ -9984,6 +13059,13 @@
       </w:r>
     </w:p>
     <w:p>
+      <w:r/>
+      <w:rPr>
+        <w:bookmarkStart w:id="49" w:name="sec_49"/>
+        <w:bookmarkEnd/>
+      </w:rPr>
+    </w:p>
+    <w:p>
       <w:pPr>
         <w:pStyle w:val="Heading2"/>
       </w:pPr>
@@ -9998,6 +13080,13 @@
       </w:r>
     </w:p>
     <w:p>
+      <w:r/>
+      <w:rPr>
+        <w:bookmarkStart w:id="50" w:name="sub_50"/>
+        <w:bookmarkEnd/>
+      </w:rPr>
+    </w:p>
+    <w:p>
       <w:pPr>
         <w:spacing w:line="264" w:lineRule="auto" w:after="120"/>
       </w:pPr>
@@ -10016,6 +13105,7 @@
       <w:r>
         <w:rPr>
           <w:rFonts w:ascii="微软雅黑" w:hAnsi="微软雅黑"/>
+          <w:b/>
           <w:sz w:val="21"/>
         </w:rPr>
         <w:t>可能题型：</w:t>
@@ -10084,15 +13174,247 @@
       </w:r>
     </w:p>
     <w:p>
+      <w:r/>
+      <w:rPr>
+        <w:bookmarkStart w:id="51" w:name="sub_51"/>
+        <w:bookmarkEnd/>
+      </w:rPr>
+    </w:p>
+    <w:p>
       <w:pPr>
         <w:spacing w:line="264" w:lineRule="auto" w:after="120"/>
       </w:pPr>
       <w:r>
         <w:rPr>
           <w:rFonts w:ascii="微软雅黑" w:hAnsi="微软雅黑"/>
-          <w:sz w:val="21"/>
-        </w:rPr>
-        <w:t>- 行测/SHL：牛客网搜"SHL真题"或"行测真题"，每天刷20题</w:t>
+          <w:b w:val="0"/>
+          <w:sz w:val="21"/>
+        </w:rPr>
+        <w:t>-</w:t>
+      </w:r>
+      <w:r>
+        <w:rPr>
+          <w:rFonts w:ascii="微软雅黑" w:hAnsi="微软雅黑"/>
+          <w:b w:val="0"/>
+          <w:sz w:val="21"/>
+        </w:rPr>
+        <w:t xml:space="preserve"> </w:t>
+      </w:r>
+      <w:r>
+        <w:rPr>
+          <w:rFonts w:ascii="微软雅黑" w:hAnsi="微软雅黑"/>
+          <w:b/>
+          <w:sz w:val="21"/>
+        </w:rPr>
+        <w:t>行测/SHL</w:t>
+      </w:r>
+      <w:r>
+        <w:rPr>
+          <w:rFonts w:ascii="微软雅黑" w:hAnsi="微软雅黑"/>
+          <w:b w:val="0"/>
+          <w:sz w:val="21"/>
+        </w:rPr>
+        <w:t>：</w:t>
+      </w:r>
+      <w:r>
+        <w:rPr>
+          <w:rFonts w:ascii="微软雅黑" w:hAnsi="微软雅黑"/>
+          <w:b w:val="0"/>
+          <w:sz w:val="21"/>
+        </w:rPr>
+        <w:t>牛</w:t>
+      </w:r>
+      <w:r>
+        <w:rPr>
+          <w:rFonts w:ascii="微软雅黑" w:hAnsi="微软雅黑"/>
+          <w:b w:val="0"/>
+          <w:sz w:val="21"/>
+        </w:rPr>
+        <w:t>客</w:t>
+      </w:r>
+      <w:r>
+        <w:rPr>
+          <w:rFonts w:ascii="微软雅黑" w:hAnsi="微软雅黑"/>
+          <w:b w:val="0"/>
+          <w:sz w:val="21"/>
+        </w:rPr>
+        <w:t>网</w:t>
+      </w:r>
+      <w:r>
+        <w:rPr>
+          <w:rFonts w:ascii="微软雅黑" w:hAnsi="微软雅黑"/>
+          <w:b w:val="0"/>
+          <w:sz w:val="21"/>
+        </w:rPr>
+        <w:t>搜</w:t>
+      </w:r>
+      <w:r>
+        <w:rPr>
+          <w:rFonts w:ascii="微软雅黑" w:hAnsi="微软雅黑"/>
+          <w:b w:val="0"/>
+          <w:sz w:val="21"/>
+        </w:rPr>
+        <w:t>"</w:t>
+      </w:r>
+      <w:r>
+        <w:rPr>
+          <w:rFonts w:ascii="微软雅黑" w:hAnsi="微软雅黑"/>
+          <w:b w:val="0"/>
+          <w:sz w:val="21"/>
+        </w:rPr>
+        <w:t>S</w:t>
+      </w:r>
+      <w:r>
+        <w:rPr>
+          <w:rFonts w:ascii="微软雅黑" w:hAnsi="微软雅黑"/>
+          <w:b w:val="0"/>
+          <w:sz w:val="21"/>
+        </w:rPr>
+        <w:t>H</w:t>
+      </w:r>
+      <w:r>
+        <w:rPr>
+          <w:rFonts w:ascii="微软雅黑" w:hAnsi="微软雅黑"/>
+          <w:b w:val="0"/>
+          <w:sz w:val="21"/>
+        </w:rPr>
+        <w:t>L</w:t>
+      </w:r>
+      <w:r>
+        <w:rPr>
+          <w:rFonts w:ascii="微软雅黑" w:hAnsi="微软雅黑"/>
+          <w:b w:val="0"/>
+          <w:sz w:val="21"/>
+        </w:rPr>
+        <w:t>真</w:t>
+      </w:r>
+      <w:r>
+        <w:rPr>
+          <w:rFonts w:ascii="微软雅黑" w:hAnsi="微软雅黑"/>
+          <w:b w:val="0"/>
+          <w:sz w:val="21"/>
+        </w:rPr>
+        <w:t>题</w:t>
+      </w:r>
+      <w:r>
+        <w:rPr>
+          <w:rFonts w:ascii="微软雅黑" w:hAnsi="微软雅黑"/>
+          <w:b w:val="0"/>
+          <w:sz w:val="21"/>
+        </w:rPr>
+        <w:t>"</w:t>
+      </w:r>
+      <w:r>
+        <w:rPr>
+          <w:rFonts w:ascii="微软雅黑" w:hAnsi="微软雅黑"/>
+          <w:b w:val="0"/>
+          <w:sz w:val="21"/>
+        </w:rPr>
+        <w:t>或</w:t>
+      </w:r>
+      <w:r>
+        <w:rPr>
+          <w:rFonts w:ascii="微软雅黑" w:hAnsi="微软雅黑"/>
+          <w:b w:val="0"/>
+          <w:sz w:val="21"/>
+        </w:rPr>
+        <w:t>"</w:t>
+      </w:r>
+      <w:r>
+        <w:rPr>
+          <w:rFonts w:ascii="微软雅黑" w:hAnsi="微软雅黑"/>
+          <w:b w:val="0"/>
+          <w:sz w:val="21"/>
+        </w:rPr>
+        <w:t>行</w:t>
+      </w:r>
+      <w:r>
+        <w:rPr>
+          <w:rFonts w:ascii="微软雅黑" w:hAnsi="微软雅黑"/>
+          <w:b w:val="0"/>
+          <w:sz w:val="21"/>
+        </w:rPr>
+        <w:t>测</w:t>
+      </w:r>
+      <w:r>
+        <w:rPr>
+          <w:rFonts w:ascii="微软雅黑" w:hAnsi="微软雅黑"/>
+          <w:b w:val="0"/>
+          <w:sz w:val="21"/>
+        </w:rPr>
+        <w:t>真</w:t>
+      </w:r>
+      <w:r>
+        <w:rPr>
+          <w:rFonts w:ascii="微软雅黑" w:hAnsi="微软雅黑"/>
+          <w:b w:val="0"/>
+          <w:sz w:val="21"/>
+        </w:rPr>
+        <w:t>题</w:t>
+      </w:r>
+      <w:r>
+        <w:rPr>
+          <w:rFonts w:ascii="微软雅黑" w:hAnsi="微软雅黑"/>
+          <w:b w:val="0"/>
+          <w:sz w:val="21"/>
+        </w:rPr>
+        <w:t>"</w:t>
+      </w:r>
+      <w:r>
+        <w:rPr>
+          <w:rFonts w:ascii="微软雅黑" w:hAnsi="微软雅黑"/>
+          <w:b w:val="0"/>
+          <w:sz w:val="21"/>
+        </w:rPr>
+        <w:t>，</w:t>
+      </w:r>
+      <w:r>
+        <w:rPr>
+          <w:rFonts w:ascii="微软雅黑" w:hAnsi="微软雅黑"/>
+          <w:b w:val="0"/>
+          <w:sz w:val="21"/>
+        </w:rPr>
+        <w:t>每</w:t>
+      </w:r>
+      <w:r>
+        <w:rPr>
+          <w:rFonts w:ascii="微软雅黑" w:hAnsi="微软雅黑"/>
+          <w:b w:val="0"/>
+          <w:sz w:val="21"/>
+        </w:rPr>
+        <w:t>天</w:t>
+      </w:r>
+      <w:r>
+        <w:rPr>
+          <w:rFonts w:ascii="微软雅黑" w:hAnsi="微软雅黑"/>
+          <w:b w:val="0"/>
+          <w:sz w:val="21"/>
+        </w:rPr>
+        <w:t>刷</w:t>
+      </w:r>
+      <w:r>
+        <w:rPr>
+          <w:rFonts w:ascii="微软雅黑" w:hAnsi="微软雅黑"/>
+          <w:b w:val="0"/>
+          <w:sz w:val="21"/>
+        </w:rPr>
+        <w:t>2</w:t>
+      </w:r>
+      <w:r>
+        <w:rPr>
+          <w:rFonts w:ascii="微软雅黑" w:hAnsi="微软雅黑"/>
+          <w:b w:val="0"/>
+          <w:sz w:val="21"/>
+        </w:rPr>
+        <w:t>0</w:t>
+      </w:r>
+      <w:r>
+        <w:rPr>
+          <w:rFonts w:ascii="微软雅黑" w:hAnsi="微软雅黑"/>
+          <w:b w:val="0"/>
+          <w:sz w:val="21"/>
+        </w:rPr>
+        <w:t>题</w:t>
       </w:r>
     </w:p>
     <w:p>
@@ -10102,9 +13424,298 @@
       <w:r>
         <w:rPr>
           <w:rFonts w:ascii="微软雅黑" w:hAnsi="微软雅黑"/>
-          <w:sz w:val="21"/>
-        </w:rPr>
-        <w:t>- 性格测试：供应链岗位选"注重细节""有计划性""抗压能力强"，但保持前后一致</w:t>
+          <w:b w:val="0"/>
+          <w:sz w:val="21"/>
+        </w:rPr>
+        <w:t>-</w:t>
+      </w:r>
+      <w:r>
+        <w:rPr>
+          <w:rFonts w:ascii="微软雅黑" w:hAnsi="微软雅黑"/>
+          <w:b w:val="0"/>
+          <w:sz w:val="21"/>
+        </w:rPr>
+        <w:t xml:space="preserve"> </w:t>
+      </w:r>
+      <w:r>
+        <w:rPr>
+          <w:rFonts w:ascii="微软雅黑" w:hAnsi="微软雅黑"/>
+          <w:b/>
+          <w:sz w:val="21"/>
+        </w:rPr>
+        <w:t>性格测试</w:t>
+      </w:r>
+      <w:r>
+        <w:rPr>
+          <w:rFonts w:ascii="微软雅黑" w:hAnsi="微软雅黑"/>
+          <w:b w:val="0"/>
+          <w:sz w:val="21"/>
+        </w:rPr>
+        <w:t>：</w:t>
+      </w:r>
+      <w:r>
+        <w:rPr>
+          <w:rFonts w:ascii="微软雅黑" w:hAnsi="微软雅黑"/>
+          <w:b w:val="0"/>
+          <w:sz w:val="21"/>
+        </w:rPr>
+        <w:t>供</w:t>
+      </w:r>
+      <w:r>
+        <w:rPr>
+          <w:rFonts w:ascii="微软雅黑" w:hAnsi="微软雅黑"/>
+          <w:b w:val="0"/>
+          <w:sz w:val="21"/>
+        </w:rPr>
+        <w:t>应</w:t>
+      </w:r>
+      <w:r>
+        <w:rPr>
+          <w:rFonts w:ascii="微软雅黑" w:hAnsi="微软雅黑"/>
+          <w:b w:val="0"/>
+          <w:sz w:val="21"/>
+        </w:rPr>
+        <w:t>链</w:t>
+      </w:r>
+      <w:r>
+        <w:rPr>
+          <w:rFonts w:ascii="微软雅黑" w:hAnsi="微软雅黑"/>
+          <w:b w:val="0"/>
+          <w:sz w:val="21"/>
+        </w:rPr>
+        <w:t>岗</w:t>
+      </w:r>
+      <w:r>
+        <w:rPr>
+          <w:rFonts w:ascii="微软雅黑" w:hAnsi="微软雅黑"/>
+          <w:b w:val="0"/>
+          <w:sz w:val="21"/>
+        </w:rPr>
+        <w:t>位</w:t>
+      </w:r>
+      <w:r>
+        <w:rPr>
+          <w:rFonts w:ascii="微软雅黑" w:hAnsi="微软雅黑"/>
+          <w:b w:val="0"/>
+          <w:sz w:val="21"/>
+        </w:rPr>
+        <w:t>选</w:t>
+      </w:r>
+      <w:r>
+        <w:rPr>
+          <w:rFonts w:ascii="微软雅黑" w:hAnsi="微软雅黑"/>
+          <w:b w:val="0"/>
+          <w:sz w:val="21"/>
+        </w:rPr>
+        <w:t>"</w:t>
+      </w:r>
+      <w:r>
+        <w:rPr>
+          <w:rFonts w:ascii="微软雅黑" w:hAnsi="微软雅黑"/>
+          <w:b w:val="0"/>
+          <w:sz w:val="21"/>
+        </w:rPr>
+        <w:t>注</w:t>
+      </w:r>
+      <w:r>
+        <w:rPr>
+          <w:rFonts w:ascii="微软雅黑" w:hAnsi="微软雅黑"/>
+          <w:b w:val="0"/>
+          <w:sz w:val="21"/>
+        </w:rPr>
+        <w:t>重</w:t>
+      </w:r>
+      <w:r>
+        <w:rPr>
+          <w:rFonts w:ascii="微软雅黑" w:hAnsi="微软雅黑"/>
+          <w:b w:val="0"/>
+          <w:sz w:val="21"/>
+        </w:rPr>
+        <w:t>细</w:t>
+      </w:r>
+      <w:r>
+        <w:rPr>
+          <w:rFonts w:ascii="微软雅黑" w:hAnsi="微软雅黑"/>
+          <w:b w:val="0"/>
+          <w:sz w:val="21"/>
+        </w:rPr>
+        <w:t>节</w:t>
+      </w:r>
+      <w:r>
+        <w:rPr>
+          <w:rFonts w:ascii="微软雅黑" w:hAnsi="微软雅黑"/>
+          <w:b w:val="0"/>
+          <w:sz w:val="21"/>
+        </w:rPr>
+        <w:t>"</w:t>
+      </w:r>
+      <w:r>
+        <w:rPr>
+          <w:rFonts w:ascii="微软雅黑" w:hAnsi="微软雅黑"/>
+          <w:b w:val="0"/>
+          <w:sz w:val="21"/>
+        </w:rPr>
+        <w:t>"</w:t>
+      </w:r>
+      <w:r>
+        <w:rPr>
+          <w:rFonts w:ascii="微软雅黑" w:hAnsi="微软雅黑"/>
+          <w:b w:val="0"/>
+          <w:sz w:val="21"/>
+        </w:rPr>
+        <w:t>有</w:t>
+      </w:r>
+      <w:r>
+        <w:rPr>
+          <w:rFonts w:ascii="微软雅黑" w:hAnsi="微软雅黑"/>
+          <w:b w:val="0"/>
+          <w:sz w:val="21"/>
+        </w:rPr>
+        <w:t>计</w:t>
+      </w:r>
+      <w:r>
+        <w:rPr>
+          <w:rFonts w:ascii="微软雅黑" w:hAnsi="微软雅黑"/>
+          <w:b w:val="0"/>
+          <w:sz w:val="21"/>
+        </w:rPr>
+        <w:t>划</w:t>
+      </w:r>
+      <w:r>
+        <w:rPr>
+          <w:rFonts w:ascii="微软雅黑" w:hAnsi="微软雅黑"/>
+          <w:b w:val="0"/>
+          <w:sz w:val="21"/>
+        </w:rPr>
+        <w:t>性</w:t>
+      </w:r>
+      <w:r>
+        <w:rPr>
+          <w:rFonts w:ascii="微软雅黑" w:hAnsi="微软雅黑"/>
+          <w:b w:val="0"/>
+          <w:sz w:val="21"/>
+        </w:rPr>
+        <w:t>"</w:t>
+      </w:r>
+      <w:r>
+        <w:rPr>
+          <w:rFonts w:ascii="微软雅黑" w:hAnsi="微软雅黑"/>
+          <w:b w:val="0"/>
+          <w:sz w:val="21"/>
+        </w:rPr>
+        <w:t>"</w:t>
+      </w:r>
+      <w:r>
+        <w:rPr>
+          <w:rFonts w:ascii="微软雅黑" w:hAnsi="微软雅黑"/>
+          <w:b w:val="0"/>
+          <w:sz w:val="21"/>
+        </w:rPr>
+        <w:t>抗</w:t>
+      </w:r>
+      <w:r>
+        <w:rPr>
+          <w:rFonts w:ascii="微软雅黑" w:hAnsi="微软雅黑"/>
+          <w:b w:val="0"/>
+          <w:sz w:val="21"/>
+        </w:rPr>
+        <w:t>压</w:t>
+      </w:r>
+      <w:r>
+        <w:rPr>
+          <w:rFonts w:ascii="微软雅黑" w:hAnsi="微软雅黑"/>
+          <w:b w:val="0"/>
+          <w:sz w:val="21"/>
+        </w:rPr>
+        <w:t>能</w:t>
+      </w:r>
+      <w:r>
+        <w:rPr>
+          <w:rFonts w:ascii="微软雅黑" w:hAnsi="微软雅黑"/>
+          <w:b w:val="0"/>
+          <w:sz w:val="21"/>
+        </w:rPr>
+        <w:t>力</w:t>
+      </w:r>
+      <w:r>
+        <w:rPr>
+          <w:rFonts w:ascii="微软雅黑" w:hAnsi="微软雅黑"/>
+          <w:b w:val="0"/>
+          <w:sz w:val="21"/>
+        </w:rPr>
+        <w:t>强</w:t>
+      </w:r>
+      <w:r>
+        <w:rPr>
+          <w:rFonts w:ascii="微软雅黑" w:hAnsi="微软雅黑"/>
+          <w:b w:val="0"/>
+          <w:sz w:val="21"/>
+        </w:rPr>
+        <w:t>"</w:t>
+      </w:r>
+      <w:r>
+        <w:rPr>
+          <w:rFonts w:ascii="微软雅黑" w:hAnsi="微软雅黑"/>
+          <w:b w:val="0"/>
+          <w:sz w:val="21"/>
+        </w:rPr>
+        <w:t>，</w:t>
+      </w:r>
+      <w:r>
+        <w:rPr>
+          <w:rFonts w:ascii="微软雅黑" w:hAnsi="微软雅黑"/>
+          <w:b w:val="0"/>
+          <w:sz w:val="21"/>
+        </w:rPr>
+        <w:t>但</w:t>
+      </w:r>
+      <w:r>
+        <w:rPr>
+          <w:rFonts w:ascii="微软雅黑" w:hAnsi="微软雅黑"/>
+          <w:b w:val="0"/>
+          <w:sz w:val="21"/>
+        </w:rPr>
+        <w:t>保</w:t>
+      </w:r>
+      <w:r>
+        <w:rPr>
+          <w:rFonts w:ascii="微软雅黑" w:hAnsi="微软雅黑"/>
+          <w:b w:val="0"/>
+          <w:sz w:val="21"/>
+        </w:rPr>
+        <w:t>持</w:t>
+      </w:r>
+      <w:r>
+        <w:rPr>
+          <w:rFonts w:ascii="微软雅黑" w:hAnsi="微软雅黑"/>
+          <w:b w:val="0"/>
+          <w:sz w:val="21"/>
+        </w:rPr>
+        <w:t>前</w:t>
+      </w:r>
+      <w:r>
+        <w:rPr>
+          <w:rFonts w:ascii="微软雅黑" w:hAnsi="微软雅黑"/>
+          <w:b w:val="0"/>
+          <w:sz w:val="21"/>
+        </w:rPr>
+        <w:t>后</w:t>
+      </w:r>
+      <w:r>
+        <w:rPr>
+          <w:rFonts w:ascii="微软雅黑" w:hAnsi="微软雅黑"/>
+          <w:b w:val="0"/>
+          <w:sz w:val="21"/>
+        </w:rPr>
+        <w:t>一</w:t>
+      </w:r>
+      <w:r>
+        <w:rPr>
+          <w:rFonts w:ascii="微软雅黑" w:hAnsi="微软雅黑"/>
+          <w:b w:val="0"/>
+          <w:sz w:val="21"/>
+        </w:rPr>
+        <w:t>致</w:t>
       </w:r>
     </w:p>
     <w:p>
@@ -10114,9 +13725,266 @@
       <w:r>
         <w:rPr>
           <w:rFonts w:ascii="微软雅黑" w:hAnsi="微软雅黑"/>
-          <w:sz w:val="21"/>
-        </w:rPr>
-        <w:t>- 英语：背熟供应链英语术语（见5.3），做2-3篇阅读理解保持语感</w:t>
+          <w:b w:val="0"/>
+          <w:sz w:val="21"/>
+        </w:rPr>
+        <w:t>-</w:t>
+      </w:r>
+      <w:r>
+        <w:rPr>
+          <w:rFonts w:ascii="微软雅黑" w:hAnsi="微软雅黑"/>
+          <w:b w:val="0"/>
+          <w:sz w:val="21"/>
+        </w:rPr>
+        <w:t xml:space="preserve"> </w:t>
+      </w:r>
+      <w:r>
+        <w:rPr>
+          <w:rFonts w:ascii="微软雅黑" w:hAnsi="微软雅黑"/>
+          <w:b/>
+          <w:sz w:val="21"/>
+        </w:rPr>
+        <w:t>英语</w:t>
+      </w:r>
+      <w:r>
+        <w:rPr>
+          <w:rFonts w:ascii="微软雅黑" w:hAnsi="微软雅黑"/>
+          <w:b w:val="0"/>
+          <w:sz w:val="21"/>
+        </w:rPr>
+        <w:t>：</w:t>
+      </w:r>
+      <w:r>
+        <w:rPr>
+          <w:rFonts w:ascii="微软雅黑" w:hAnsi="微软雅黑"/>
+          <w:b w:val="0"/>
+          <w:sz w:val="21"/>
+        </w:rPr>
+        <w:t>背</w:t>
+      </w:r>
+      <w:r>
+        <w:rPr>
+          <w:rFonts w:ascii="微软雅黑" w:hAnsi="微软雅黑"/>
+          <w:b w:val="0"/>
+          <w:sz w:val="21"/>
+        </w:rPr>
+        <w:t>熟</w:t>
+      </w:r>
+      <w:r>
+        <w:rPr>
+          <w:rFonts w:ascii="微软雅黑" w:hAnsi="微软雅黑"/>
+          <w:b w:val="0"/>
+          <w:sz w:val="21"/>
+        </w:rPr>
+        <w:t>供</w:t>
+      </w:r>
+      <w:r>
+        <w:rPr>
+          <w:rFonts w:ascii="微软雅黑" w:hAnsi="微软雅黑"/>
+          <w:b w:val="0"/>
+          <w:sz w:val="21"/>
+        </w:rPr>
+        <w:t>应</w:t>
+      </w:r>
+      <w:r>
+        <w:rPr>
+          <w:rFonts w:ascii="微软雅黑" w:hAnsi="微软雅黑"/>
+          <w:b w:val="0"/>
+          <w:sz w:val="21"/>
+        </w:rPr>
+        <w:t>链</w:t>
+      </w:r>
+      <w:r>
+        <w:rPr>
+          <w:rFonts w:ascii="微软雅黑" w:hAnsi="微软雅黑"/>
+          <w:b w:val="0"/>
+          <w:sz w:val="21"/>
+        </w:rPr>
+        <w:t>英</w:t>
+      </w:r>
+      <w:r>
+        <w:rPr>
+          <w:rFonts w:ascii="微软雅黑" w:hAnsi="微软雅黑"/>
+          <w:b w:val="0"/>
+          <w:sz w:val="21"/>
+        </w:rPr>
+        <w:t>语</w:t>
+      </w:r>
+      <w:r>
+        <w:rPr>
+          <w:rFonts w:ascii="微软雅黑" w:hAnsi="微软雅黑"/>
+          <w:b w:val="0"/>
+          <w:sz w:val="21"/>
+        </w:rPr>
+        <w:t>术</w:t>
+      </w:r>
+      <w:r>
+        <w:rPr>
+          <w:rFonts w:ascii="微软雅黑" w:hAnsi="微软雅黑"/>
+          <w:b w:val="0"/>
+          <w:sz w:val="21"/>
+        </w:rPr>
+        <w:t>语</w:t>
+      </w:r>
+      <w:r>
+        <w:rPr>
+          <w:rFonts w:ascii="微软雅黑" w:hAnsi="微软雅黑"/>
+          <w:b w:val="0"/>
+          <w:sz w:val="21"/>
+        </w:rPr>
+        <w:t>（</w:t>
+      </w:r>
+      <w:r>
+        <w:rPr>
+          <w:rFonts w:ascii="微软雅黑" w:hAnsi="微软雅黑"/>
+          <w:b w:val="0"/>
+          <w:sz w:val="21"/>
+        </w:rPr>
+        <w:t>见</w:t>
+      </w:r>
+      <w:r>
+        <w:rPr>
+          <w:rFonts w:ascii="微软雅黑" w:hAnsi="微软雅黑"/>
+          <w:b w:val="0"/>
+          <w:sz w:val="21"/>
+        </w:rPr>
+        <w:t>5</w:t>
+      </w:r>
+      <w:r>
+        <w:rPr>
+          <w:rFonts w:ascii="微软雅黑" w:hAnsi="微软雅黑"/>
+          <w:b w:val="0"/>
+          <w:sz w:val="21"/>
+        </w:rPr>
+        <w:t>.</w:t>
+      </w:r>
+      <w:r>
+        <w:rPr>
+          <w:rFonts w:ascii="微软雅黑" w:hAnsi="微软雅黑"/>
+          <w:b w:val="0"/>
+          <w:sz w:val="21"/>
+        </w:rPr>
+        <w:t>3</w:t>
+      </w:r>
+      <w:r>
+        <w:rPr>
+          <w:rFonts w:ascii="微软雅黑" w:hAnsi="微软雅黑"/>
+          <w:b w:val="0"/>
+          <w:sz w:val="21"/>
+        </w:rPr>
+        <w:t>）</w:t>
+      </w:r>
+      <w:r>
+        <w:rPr>
+          <w:rFonts w:ascii="微软雅黑" w:hAnsi="微软雅黑"/>
+          <w:b w:val="0"/>
+          <w:sz w:val="21"/>
+        </w:rPr>
+        <w:t>，</w:t>
+      </w:r>
+      <w:r>
+        <w:rPr>
+          <w:rFonts w:ascii="微软雅黑" w:hAnsi="微软雅黑"/>
+          <w:b w:val="0"/>
+          <w:sz w:val="21"/>
+        </w:rPr>
+        <w:t>做</w:t>
+      </w:r>
+      <w:r>
+        <w:rPr>
+          <w:rFonts w:ascii="微软雅黑" w:hAnsi="微软雅黑"/>
+          <w:b w:val="0"/>
+          <w:sz w:val="21"/>
+        </w:rPr>
+        <w:t>2</w:t>
+      </w:r>
+      <w:r>
+        <w:rPr>
+          <w:rFonts w:ascii="微软雅黑" w:hAnsi="微软雅黑"/>
+          <w:b w:val="0"/>
+          <w:sz w:val="21"/>
+        </w:rPr>
+        <w:t>-</w:t>
+      </w:r>
+      <w:r>
+        <w:rPr>
+          <w:rFonts w:ascii="微软雅黑" w:hAnsi="微软雅黑"/>
+          <w:b w:val="0"/>
+          <w:sz w:val="21"/>
+        </w:rPr>
+        <w:t>3</w:t>
+      </w:r>
+      <w:r>
+        <w:rPr>
+          <w:rFonts w:ascii="微软雅黑" w:hAnsi="微软雅黑"/>
+          <w:b w:val="0"/>
+          <w:sz w:val="21"/>
+        </w:rPr>
+        <w:t>篇</w:t>
+      </w:r>
+      <w:r>
+        <w:rPr>
+          <w:rFonts w:ascii="微软雅黑" w:hAnsi="微软雅黑"/>
+          <w:b w:val="0"/>
+          <w:sz w:val="21"/>
+        </w:rPr>
+        <w:t>阅</w:t>
+      </w:r>
+      <w:r>
+        <w:rPr>
+          <w:rFonts w:ascii="微软雅黑" w:hAnsi="微软雅黑"/>
+          <w:b w:val="0"/>
+          <w:sz w:val="21"/>
+        </w:rPr>
+        <w:t>读</w:t>
+      </w:r>
+      <w:r>
+        <w:rPr>
+          <w:rFonts w:ascii="微软雅黑" w:hAnsi="微软雅黑"/>
+          <w:b w:val="0"/>
+          <w:sz w:val="21"/>
+        </w:rPr>
+        <w:t>理</w:t>
+      </w:r>
+      <w:r>
+        <w:rPr>
+          <w:rFonts w:ascii="微软雅黑" w:hAnsi="微软雅黑"/>
+          <w:b w:val="0"/>
+          <w:sz w:val="21"/>
+        </w:rPr>
+        <w:t>解</w:t>
+      </w:r>
+      <w:r>
+        <w:rPr>
+          <w:rFonts w:ascii="微软雅黑" w:hAnsi="微软雅黑"/>
+          <w:b w:val="0"/>
+          <w:sz w:val="21"/>
+        </w:rPr>
+        <w:t>保</w:t>
+      </w:r>
+      <w:r>
+        <w:rPr>
+          <w:rFonts w:ascii="微软雅黑" w:hAnsi="微软雅黑"/>
+          <w:b w:val="0"/>
+          <w:sz w:val="21"/>
+        </w:rPr>
+        <w:t>持</w:t>
+      </w:r>
+      <w:r>
+        <w:rPr>
+          <w:rFonts w:ascii="微软雅黑" w:hAnsi="微软雅黑"/>
+          <w:b w:val="0"/>
+          <w:sz w:val="21"/>
+        </w:rPr>
+        <w:t>语</w:t>
+      </w:r>
+      <w:r>
+        <w:rPr>
+          <w:rFonts w:ascii="微软雅黑" w:hAnsi="微软雅黑"/>
+          <w:b w:val="0"/>
+          <w:sz w:val="21"/>
+        </w:rPr>
+        <w:t>感</w:t>
       </w:r>
     </w:p>
     <w:p>
@@ -10126,9 +13994,234 @@
       <w:r>
         <w:rPr>
           <w:rFonts w:ascii="微软雅黑" w:hAnsi="微软雅黑"/>
-          <w:sz w:val="21"/>
-        </w:rPr>
-        <w:t>- 专业知识：复习主数据管理、MRP、EOQ、安全库存、拖期分析</w:t>
+          <w:b w:val="0"/>
+          <w:sz w:val="21"/>
+        </w:rPr>
+        <w:t>-</w:t>
+      </w:r>
+      <w:r>
+        <w:rPr>
+          <w:rFonts w:ascii="微软雅黑" w:hAnsi="微软雅黑"/>
+          <w:b w:val="0"/>
+          <w:sz w:val="21"/>
+        </w:rPr>
+        <w:t xml:space="preserve"> </w:t>
+      </w:r>
+      <w:r>
+        <w:rPr>
+          <w:rFonts w:ascii="微软雅黑" w:hAnsi="微软雅黑"/>
+          <w:b/>
+          <w:sz w:val="21"/>
+        </w:rPr>
+        <w:t>专业知识</w:t>
+      </w:r>
+      <w:r>
+        <w:rPr>
+          <w:rFonts w:ascii="微软雅黑" w:hAnsi="微软雅黑"/>
+          <w:b w:val="0"/>
+          <w:sz w:val="21"/>
+        </w:rPr>
+        <w:t>：</w:t>
+      </w:r>
+      <w:r>
+        <w:rPr>
+          <w:rFonts w:ascii="微软雅黑" w:hAnsi="微软雅黑"/>
+          <w:b w:val="0"/>
+          <w:sz w:val="21"/>
+        </w:rPr>
+        <w:t>复</w:t>
+      </w:r>
+      <w:r>
+        <w:rPr>
+          <w:rFonts w:ascii="微软雅黑" w:hAnsi="微软雅黑"/>
+          <w:b w:val="0"/>
+          <w:sz w:val="21"/>
+        </w:rPr>
+        <w:t>习</w:t>
+      </w:r>
+      <w:r>
+        <w:rPr>
+          <w:rFonts w:ascii="微软雅黑" w:hAnsi="微软雅黑"/>
+          <w:b w:val="0"/>
+          <w:sz w:val="21"/>
+        </w:rPr>
+        <w:t>主</w:t>
+      </w:r>
+      <w:r>
+        <w:rPr>
+          <w:rFonts w:ascii="微软雅黑" w:hAnsi="微软雅黑"/>
+          <w:b w:val="0"/>
+          <w:sz w:val="21"/>
+        </w:rPr>
+        <w:t>数</w:t>
+      </w:r>
+      <w:r>
+        <w:rPr>
+          <w:rFonts w:ascii="微软雅黑" w:hAnsi="微软雅黑"/>
+          <w:b w:val="0"/>
+          <w:sz w:val="21"/>
+        </w:rPr>
+        <w:t>据</w:t>
+      </w:r>
+      <w:r>
+        <w:rPr>
+          <w:rFonts w:ascii="微软雅黑" w:hAnsi="微软雅黑"/>
+          <w:b w:val="0"/>
+          <w:sz w:val="21"/>
+        </w:rPr>
+        <w:t>管</w:t>
+      </w:r>
+      <w:r>
+        <w:rPr>
+          <w:rFonts w:ascii="微软雅黑" w:hAnsi="微软雅黑"/>
+          <w:b w:val="0"/>
+          <w:sz w:val="21"/>
+        </w:rPr>
+        <w:t>理</w:t>
+      </w:r>
+      <w:r>
+        <w:rPr>
+          <w:rFonts w:ascii="微软雅黑" w:hAnsi="微软雅黑"/>
+          <w:b w:val="0"/>
+          <w:sz w:val="21"/>
+        </w:rPr>
+        <w:t>、</w:t>
+      </w:r>
+      <w:r>
+        <w:rPr>
+          <w:rFonts w:ascii="微软雅黑" w:hAnsi="微软雅黑"/>
+          <w:b w:val="0"/>
+          <w:sz w:val="21"/>
+        </w:rPr>
+        <w:t>M</w:t>
+      </w:r>
+      <w:r>
+        <w:rPr>
+          <w:rFonts w:ascii="微软雅黑" w:hAnsi="微软雅黑"/>
+          <w:b w:val="0"/>
+          <w:sz w:val="21"/>
+        </w:rPr>
+        <w:t>R</w:t>
+      </w:r>
+      <w:r>
+        <w:rPr>
+          <w:rFonts w:ascii="微软雅黑" w:hAnsi="微软雅黑"/>
+          <w:b w:val="0"/>
+          <w:sz w:val="21"/>
+        </w:rPr>
+        <w:t>P</w:t>
+      </w:r>
+      <w:r>
+        <w:rPr>
+          <w:rFonts w:ascii="微软雅黑" w:hAnsi="微软雅黑"/>
+          <w:b w:val="0"/>
+          <w:sz w:val="21"/>
+        </w:rPr>
+        <w:t>、</w:t>
+      </w:r>
+      <w:r>
+        <w:rPr>
+          <w:rFonts w:ascii="微软雅黑" w:hAnsi="微软雅黑"/>
+          <w:b w:val="0"/>
+          <w:sz w:val="21"/>
+        </w:rPr>
+        <w:t>E</w:t>
+      </w:r>
+      <w:r>
+        <w:rPr>
+          <w:rFonts w:ascii="微软雅黑" w:hAnsi="微软雅黑"/>
+          <w:b w:val="0"/>
+          <w:sz w:val="21"/>
+        </w:rPr>
+        <w:t>O</w:t>
+      </w:r>
+      <w:r>
+        <w:rPr>
+          <w:rFonts w:ascii="微软雅黑" w:hAnsi="微软雅黑"/>
+          <w:b w:val="0"/>
+          <w:sz w:val="21"/>
+        </w:rPr>
+        <w:t>Q</w:t>
+      </w:r>
+      <w:r>
+        <w:rPr>
+          <w:rFonts w:ascii="微软雅黑" w:hAnsi="微软雅黑"/>
+          <w:b w:val="0"/>
+          <w:sz w:val="21"/>
+        </w:rPr>
+        <w:t>、</w:t>
+      </w:r>
+      <w:r>
+        <w:rPr>
+          <w:rFonts w:ascii="微软雅黑" w:hAnsi="微软雅黑"/>
+          <w:b w:val="0"/>
+          <w:sz w:val="21"/>
+        </w:rPr>
+        <w:t>安</w:t>
+      </w:r>
+      <w:r>
+        <w:rPr>
+          <w:rFonts w:ascii="微软雅黑" w:hAnsi="微软雅黑"/>
+          <w:b w:val="0"/>
+          <w:sz w:val="21"/>
+        </w:rPr>
+        <w:t>全</w:t>
+      </w:r>
+      <w:r>
+        <w:rPr>
+          <w:rFonts w:ascii="微软雅黑" w:hAnsi="微软雅黑"/>
+          <w:b w:val="0"/>
+          <w:sz w:val="21"/>
+        </w:rPr>
+        <w:t>库</w:t>
+      </w:r>
+      <w:r>
+        <w:rPr>
+          <w:rFonts w:ascii="微软雅黑" w:hAnsi="微软雅黑"/>
+          <w:b w:val="0"/>
+          <w:sz w:val="21"/>
+        </w:rPr>
+        <w:t>存</w:t>
+      </w:r>
+      <w:r>
+        <w:rPr>
+          <w:rFonts w:ascii="微软雅黑" w:hAnsi="微软雅黑"/>
+          <w:b w:val="0"/>
+          <w:sz w:val="21"/>
+        </w:rPr>
+        <w:t>、</w:t>
+      </w:r>
+      <w:r>
+        <w:rPr>
+          <w:rFonts w:ascii="微软雅黑" w:hAnsi="微软雅黑"/>
+          <w:b w:val="0"/>
+          <w:sz w:val="21"/>
+        </w:rPr>
+        <w:t>拖</w:t>
+      </w:r>
+      <w:r>
+        <w:rPr>
+          <w:rFonts w:ascii="微软雅黑" w:hAnsi="微软雅黑"/>
+          <w:b w:val="0"/>
+          <w:sz w:val="21"/>
+        </w:rPr>
+        <w:t>期</w:t>
+      </w:r>
+      <w:r>
+        <w:rPr>
+          <w:rFonts w:ascii="微软雅黑" w:hAnsi="微软雅黑"/>
+          <w:b w:val="0"/>
+          <w:sz w:val="21"/>
+        </w:rPr>
+        <w:t>分</w:t>
+      </w:r>
+      <w:r>
+        <w:rPr>
+          <w:rFonts w:ascii="微软雅黑" w:hAnsi="微软雅黑"/>
+          <w:b w:val="0"/>
+          <w:sz w:val="21"/>
+        </w:rPr>
+        <w:t>析</w:t>
       </w:r>
     </w:p>
     <w:p>
@@ -10146,12 +14239,20 @@
       </w:r>
     </w:p>
     <w:p>
+      <w:r/>
+      <w:rPr>
+        <w:bookmarkStart w:id="52" w:name="sub_52"/>
+        <w:bookmarkEnd/>
+      </w:rPr>
+    </w:p>
+    <w:p>
       <w:pPr>
         <w:spacing w:line="264" w:lineRule="auto" w:after="120"/>
       </w:pPr>
       <w:r>
         <w:rPr>
           <w:rFonts w:ascii="微软雅黑" w:hAnsi="微软雅黑"/>
+          <w:b/>
           <w:sz w:val="21"/>
         </w:rPr>
         <w:t>Day 1（面试前一天）：</w:t>
@@ -10236,6 +14337,7 @@
       <w:r>
         <w:rPr>
           <w:rFonts w:ascii="微软雅黑" w:hAnsi="微软雅黑"/>
+          <w:b/>
           <w:sz w:val="21"/>
         </w:rPr>
         <w:t>Day 2（面试当天）：</w:t>
@@ -10321,6 +14423,13 @@
       </w:r>
     </w:p>
     <w:p>
+      <w:r/>
+      <w:rPr>
+        <w:bookmarkStart w:id="53" w:name="sec_53"/>
+        <w:bookmarkEnd/>
+      </w:rPr>
+    </w:p>
+    <w:p>
       <w:pPr>
         <w:pStyle w:val="Heading2"/>
       </w:pPr>
@@ -10335,15 +14444,335 @@
       </w:r>
     </w:p>
     <w:p>
+      <w:r/>
+      <w:rPr>
+        <w:bookmarkStart w:id="54" w:name="sub_54"/>
+        <w:bookmarkEnd/>
+      </w:rPr>
+    </w:p>
+    <w:p>
       <w:pPr>
         <w:spacing w:line="264" w:lineRule="auto" w:after="120"/>
       </w:pPr>
       <w:r>
         <w:rPr>
           <w:rFonts w:ascii="微软雅黑" w:hAnsi="微软雅黑"/>
-          <w:sz w:val="21"/>
-        </w:rPr>
-        <w:t>1. 实习时长：HR JD要求12个月，文雪大四约10个月 → 面试时主动沟通协商方案</w:t>
+          <w:b w:val="0"/>
+          <w:sz w:val="21"/>
+        </w:rPr>
+        <w:t>1</w:t>
+      </w:r>
+      <w:r>
+        <w:rPr>
+          <w:rFonts w:ascii="微软雅黑" w:hAnsi="微软雅黑"/>
+          <w:b w:val="0"/>
+          <w:sz w:val="21"/>
+        </w:rPr>
+        <w:t>.</w:t>
+      </w:r>
+      <w:r>
+        <w:rPr>
+          <w:rFonts w:ascii="微软雅黑" w:hAnsi="微软雅黑"/>
+          <w:b w:val="0"/>
+          <w:sz w:val="21"/>
+        </w:rPr>
+        <w:t xml:space="preserve"> </w:t>
+      </w:r>
+      <w:r>
+        <w:rPr>
+          <w:rFonts w:ascii="微软雅黑" w:hAnsi="微软雅黑"/>
+          <w:b/>
+          <w:sz w:val="21"/>
+        </w:rPr>
+        <w:t>实习时长</w:t>
+      </w:r>
+      <w:r>
+        <w:rPr>
+          <w:rFonts w:ascii="微软雅黑" w:hAnsi="微软雅黑"/>
+          <w:b w:val="0"/>
+          <w:sz w:val="21"/>
+        </w:rPr>
+        <w:t>：</w:t>
+      </w:r>
+      <w:r>
+        <w:rPr>
+          <w:rFonts w:ascii="微软雅黑" w:hAnsi="微软雅黑"/>
+          <w:b w:val="0"/>
+          <w:sz w:val="21"/>
+        </w:rPr>
+        <w:t>H</w:t>
+      </w:r>
+      <w:r>
+        <w:rPr>
+          <w:rFonts w:ascii="微软雅黑" w:hAnsi="微软雅黑"/>
+          <w:b w:val="0"/>
+          <w:sz w:val="21"/>
+        </w:rPr>
+        <w:t>R</w:t>
+      </w:r>
+      <w:r>
+        <w:rPr>
+          <w:rFonts w:ascii="微软雅黑" w:hAnsi="微软雅黑"/>
+          <w:b w:val="0"/>
+          <w:sz w:val="21"/>
+        </w:rPr>
+        <w:t xml:space="preserve"> </w:t>
+      </w:r>
+      <w:r>
+        <w:rPr>
+          <w:rFonts w:ascii="微软雅黑" w:hAnsi="微软雅黑"/>
+          <w:b w:val="0"/>
+          <w:sz w:val="21"/>
+        </w:rPr>
+        <w:t>J</w:t>
+      </w:r>
+      <w:r>
+        <w:rPr>
+          <w:rFonts w:ascii="微软雅黑" w:hAnsi="微软雅黑"/>
+          <w:b w:val="0"/>
+          <w:sz w:val="21"/>
+        </w:rPr>
+        <w:t>D</w:t>
+      </w:r>
+      <w:r>
+        <w:rPr>
+          <w:rFonts w:ascii="微软雅黑" w:hAnsi="微软雅黑"/>
+          <w:b w:val="0"/>
+          <w:sz w:val="21"/>
+        </w:rPr>
+        <w:t>要</w:t>
+      </w:r>
+      <w:r>
+        <w:rPr>
+          <w:rFonts w:ascii="微软雅黑" w:hAnsi="微软雅黑"/>
+          <w:b w:val="0"/>
+          <w:sz w:val="21"/>
+        </w:rPr>
+        <w:t>求</w:t>
+      </w:r>
+      <w:r>
+        <w:rPr>
+          <w:rFonts w:ascii="微软雅黑" w:hAnsi="微软雅黑"/>
+          <w:b w:val="0"/>
+          <w:sz w:val="21"/>
+        </w:rPr>
+        <w:t>1</w:t>
+      </w:r>
+      <w:r>
+        <w:rPr>
+          <w:rFonts w:ascii="微软雅黑" w:hAnsi="微软雅黑"/>
+          <w:b w:val="0"/>
+          <w:sz w:val="21"/>
+        </w:rPr>
+        <w:t>2</w:t>
+      </w:r>
+      <w:r>
+        <w:rPr>
+          <w:rFonts w:ascii="微软雅黑" w:hAnsi="微软雅黑"/>
+          <w:b w:val="0"/>
+          <w:sz w:val="21"/>
+        </w:rPr>
+        <w:t>个</w:t>
+      </w:r>
+      <w:r>
+        <w:rPr>
+          <w:rFonts w:ascii="微软雅黑" w:hAnsi="微软雅黑"/>
+          <w:b w:val="0"/>
+          <w:sz w:val="21"/>
+        </w:rPr>
+        <w:t>月</w:t>
+      </w:r>
+      <w:r>
+        <w:rPr>
+          <w:rFonts w:ascii="微软雅黑" w:hAnsi="微软雅黑"/>
+          <w:b w:val="0"/>
+          <w:sz w:val="21"/>
+        </w:rPr>
+        <w:t>，</w:t>
+      </w:r>
+      <w:r>
+        <w:rPr>
+          <w:rFonts w:ascii="微软雅黑" w:hAnsi="微软雅黑"/>
+          <w:b w:val="0"/>
+          <w:sz w:val="21"/>
+        </w:rPr>
+        <w:t>文</w:t>
+      </w:r>
+      <w:r>
+        <w:rPr>
+          <w:rFonts w:ascii="微软雅黑" w:hAnsi="微软雅黑"/>
+          <w:b w:val="0"/>
+          <w:sz w:val="21"/>
+        </w:rPr>
+        <w:t>雪</w:t>
+      </w:r>
+      <w:r>
+        <w:rPr>
+          <w:rFonts w:ascii="微软雅黑" w:hAnsi="微软雅黑"/>
+          <w:b w:val="0"/>
+          <w:sz w:val="21"/>
+        </w:rPr>
+        <w:t>大</w:t>
+      </w:r>
+      <w:r>
+        <w:rPr>
+          <w:rFonts w:ascii="微软雅黑" w:hAnsi="微软雅黑"/>
+          <w:b w:val="0"/>
+          <w:sz w:val="21"/>
+        </w:rPr>
+        <w:t>四</w:t>
+      </w:r>
+      <w:r>
+        <w:rPr>
+          <w:rFonts w:ascii="微软雅黑" w:hAnsi="微软雅黑"/>
+          <w:b w:val="0"/>
+          <w:sz w:val="21"/>
+        </w:rPr>
+        <w:t>约</w:t>
+      </w:r>
+      <w:r>
+        <w:rPr>
+          <w:rFonts w:ascii="微软雅黑" w:hAnsi="微软雅黑"/>
+          <w:b w:val="0"/>
+          <w:sz w:val="21"/>
+        </w:rPr>
+        <w:t>1</w:t>
+      </w:r>
+      <w:r>
+        <w:rPr>
+          <w:rFonts w:ascii="微软雅黑" w:hAnsi="微软雅黑"/>
+          <w:b w:val="0"/>
+          <w:sz w:val="21"/>
+        </w:rPr>
+        <w:t>0</w:t>
+      </w:r>
+      <w:r>
+        <w:rPr>
+          <w:rFonts w:ascii="微软雅黑" w:hAnsi="微软雅黑"/>
+          <w:b w:val="0"/>
+          <w:sz w:val="21"/>
+        </w:rPr>
+        <w:t>个</w:t>
+      </w:r>
+      <w:r>
+        <w:rPr>
+          <w:rFonts w:ascii="微软雅黑" w:hAnsi="微软雅黑"/>
+          <w:b w:val="0"/>
+          <w:sz w:val="21"/>
+        </w:rPr>
+        <w:t>月</w:t>
+      </w:r>
+      <w:r>
+        <w:rPr>
+          <w:rFonts w:ascii="微软雅黑" w:hAnsi="微软雅黑"/>
+          <w:b w:val="0"/>
+          <w:sz w:val="21"/>
+        </w:rPr>
+        <w:t xml:space="preserve"> </w:t>
+      </w:r>
+      <w:r>
+        <w:rPr>
+          <w:rFonts w:ascii="微软雅黑" w:hAnsi="微软雅黑"/>
+          <w:b w:val="0"/>
+          <w:sz w:val="21"/>
+        </w:rPr>
+        <w:t>→</w:t>
+      </w:r>
+      <w:r>
+        <w:rPr>
+          <w:rFonts w:ascii="微软雅黑" w:hAnsi="微软雅黑"/>
+          <w:b w:val="0"/>
+          <w:sz w:val="21"/>
+        </w:rPr>
+        <w:t xml:space="preserve"> </w:t>
+      </w:r>
+      <w:r>
+        <w:rPr>
+          <w:rFonts w:ascii="微软雅黑" w:hAnsi="微软雅黑"/>
+          <w:b w:val="0"/>
+          <w:sz w:val="21"/>
+        </w:rPr>
+        <w:t>面</w:t>
+      </w:r>
+      <w:r>
+        <w:rPr>
+          <w:rFonts w:ascii="微软雅黑" w:hAnsi="微软雅黑"/>
+          <w:b w:val="0"/>
+          <w:sz w:val="21"/>
+        </w:rPr>
+        <w:t>试</w:t>
+      </w:r>
+      <w:r>
+        <w:rPr>
+          <w:rFonts w:ascii="微软雅黑" w:hAnsi="微软雅黑"/>
+          <w:b w:val="0"/>
+          <w:sz w:val="21"/>
+        </w:rPr>
+        <w:t>时</w:t>
+      </w:r>
+      <w:r>
+        <w:rPr>
+          <w:rFonts w:ascii="微软雅黑" w:hAnsi="微软雅黑"/>
+          <w:b w:val="0"/>
+          <w:sz w:val="21"/>
+        </w:rPr>
+        <w:t>主</w:t>
+      </w:r>
+      <w:r>
+        <w:rPr>
+          <w:rFonts w:ascii="微软雅黑" w:hAnsi="微软雅黑"/>
+          <w:b w:val="0"/>
+          <w:sz w:val="21"/>
+        </w:rPr>
+        <w:t>动</w:t>
+      </w:r>
+      <w:r>
+        <w:rPr>
+          <w:rFonts w:ascii="微软雅黑" w:hAnsi="微软雅黑"/>
+          <w:b w:val="0"/>
+          <w:sz w:val="21"/>
+        </w:rPr>
+        <w:t>沟</w:t>
+      </w:r>
+      <w:r>
+        <w:rPr>
+          <w:rFonts w:ascii="微软雅黑" w:hAnsi="微软雅黑"/>
+          <w:b w:val="0"/>
+          <w:sz w:val="21"/>
+        </w:rPr>
+        <w:t>通</w:t>
+      </w:r>
+      <w:r>
+        <w:rPr>
+          <w:rFonts w:ascii="微软雅黑" w:hAnsi="微软雅黑"/>
+          <w:b w:val="0"/>
+          <w:sz w:val="21"/>
+        </w:rPr>
+        <w:t>协</w:t>
+      </w:r>
+      <w:r>
+        <w:rPr>
+          <w:rFonts w:ascii="微软雅黑" w:hAnsi="微软雅黑"/>
+          <w:b w:val="0"/>
+          <w:sz w:val="21"/>
+        </w:rPr>
+        <w:t>商</w:t>
+      </w:r>
+      <w:r>
+        <w:rPr>
+          <w:rFonts w:ascii="微软雅黑" w:hAnsi="微软雅黑"/>
+          <w:b w:val="0"/>
+          <w:sz w:val="21"/>
+        </w:rPr>
+        <w:t>方</w:t>
+      </w:r>
+      <w:r>
+        <w:rPr>
+          <w:rFonts w:ascii="微软雅黑" w:hAnsi="微软雅黑"/>
+          <w:b w:val="0"/>
+          <w:sz w:val="21"/>
+        </w:rPr>
+        <w:t>案</w:t>
       </w:r>
     </w:p>
     <w:p>
@@ -10353,9 +14782,250 @@
       <w:r>
         <w:rPr>
           <w:rFonts w:ascii="微软雅黑" w:hAnsi="微软雅黑"/>
-          <w:sz w:val="21"/>
-        </w:rPr>
-        <w:t>2. 到岗天数：HR JD标注5天/周 → 确认大四课程安排能否支持</w:t>
+          <w:b w:val="0"/>
+          <w:sz w:val="21"/>
+        </w:rPr>
+        <w:t>2</w:t>
+      </w:r>
+      <w:r>
+        <w:rPr>
+          <w:rFonts w:ascii="微软雅黑" w:hAnsi="微软雅黑"/>
+          <w:b w:val="0"/>
+          <w:sz w:val="21"/>
+        </w:rPr>
+        <w:t>.</w:t>
+      </w:r>
+      <w:r>
+        <w:rPr>
+          <w:rFonts w:ascii="微软雅黑" w:hAnsi="微软雅黑"/>
+          <w:b w:val="0"/>
+          <w:sz w:val="21"/>
+        </w:rPr>
+        <w:t xml:space="preserve"> </w:t>
+      </w:r>
+      <w:r>
+        <w:rPr>
+          <w:rFonts w:ascii="微软雅黑" w:hAnsi="微软雅黑"/>
+          <w:b/>
+          <w:sz w:val="21"/>
+        </w:rPr>
+        <w:t>到岗天数</w:t>
+      </w:r>
+      <w:r>
+        <w:rPr>
+          <w:rFonts w:ascii="微软雅黑" w:hAnsi="微软雅黑"/>
+          <w:b w:val="0"/>
+          <w:sz w:val="21"/>
+        </w:rPr>
+        <w:t>：</w:t>
+      </w:r>
+      <w:r>
+        <w:rPr>
+          <w:rFonts w:ascii="微软雅黑" w:hAnsi="微软雅黑"/>
+          <w:b w:val="0"/>
+          <w:sz w:val="21"/>
+        </w:rPr>
+        <w:t>H</w:t>
+      </w:r>
+      <w:r>
+        <w:rPr>
+          <w:rFonts w:ascii="微软雅黑" w:hAnsi="微软雅黑"/>
+          <w:b w:val="0"/>
+          <w:sz w:val="21"/>
+        </w:rPr>
+        <w:t>R</w:t>
+      </w:r>
+      <w:r>
+        <w:rPr>
+          <w:rFonts w:ascii="微软雅黑" w:hAnsi="微软雅黑"/>
+          <w:b w:val="0"/>
+          <w:sz w:val="21"/>
+        </w:rPr>
+        <w:t xml:space="preserve"> </w:t>
+      </w:r>
+      <w:r>
+        <w:rPr>
+          <w:rFonts w:ascii="微软雅黑" w:hAnsi="微软雅黑"/>
+          <w:b w:val="0"/>
+          <w:sz w:val="21"/>
+        </w:rPr>
+        <w:t>J</w:t>
+      </w:r>
+      <w:r>
+        <w:rPr>
+          <w:rFonts w:ascii="微软雅黑" w:hAnsi="微软雅黑"/>
+          <w:b w:val="0"/>
+          <w:sz w:val="21"/>
+        </w:rPr>
+        <w:t>D</w:t>
+      </w:r>
+      <w:r>
+        <w:rPr>
+          <w:rFonts w:ascii="微软雅黑" w:hAnsi="微软雅黑"/>
+          <w:b w:val="0"/>
+          <w:sz w:val="21"/>
+        </w:rPr>
+        <w:t>标</w:t>
+      </w:r>
+      <w:r>
+        <w:rPr>
+          <w:rFonts w:ascii="微软雅黑" w:hAnsi="微软雅黑"/>
+          <w:b w:val="0"/>
+          <w:sz w:val="21"/>
+        </w:rPr>
+        <w:t>注</w:t>
+      </w:r>
+      <w:r>
+        <w:rPr>
+          <w:rFonts w:ascii="微软雅黑" w:hAnsi="微软雅黑"/>
+          <w:b w:val="0"/>
+          <w:sz w:val="21"/>
+        </w:rPr>
+        <w:t>5</w:t>
+      </w:r>
+      <w:r>
+        <w:rPr>
+          <w:rFonts w:ascii="微软雅黑" w:hAnsi="微软雅黑"/>
+          <w:b w:val="0"/>
+          <w:sz w:val="21"/>
+        </w:rPr>
+        <w:t>天</w:t>
+      </w:r>
+      <w:r>
+        <w:rPr>
+          <w:rFonts w:ascii="微软雅黑" w:hAnsi="微软雅黑"/>
+          <w:b w:val="0"/>
+          <w:sz w:val="21"/>
+        </w:rPr>
+        <w:t>/</w:t>
+      </w:r>
+      <w:r>
+        <w:rPr>
+          <w:rFonts w:ascii="微软雅黑" w:hAnsi="微软雅黑"/>
+          <w:b w:val="0"/>
+          <w:sz w:val="21"/>
+        </w:rPr>
+        <w:t>周</w:t>
+      </w:r>
+      <w:r>
+        <w:rPr>
+          <w:rFonts w:ascii="微软雅黑" w:hAnsi="微软雅黑"/>
+          <w:b w:val="0"/>
+          <w:sz w:val="21"/>
+        </w:rPr>
+        <w:t xml:space="preserve"> </w:t>
+      </w:r>
+      <w:r>
+        <w:rPr>
+          <w:rFonts w:ascii="微软雅黑" w:hAnsi="微软雅黑"/>
+          <w:b w:val="0"/>
+          <w:sz w:val="21"/>
+        </w:rPr>
+        <w:t>→</w:t>
+      </w:r>
+      <w:r>
+        <w:rPr>
+          <w:rFonts w:ascii="微软雅黑" w:hAnsi="微软雅黑"/>
+          <w:b w:val="0"/>
+          <w:sz w:val="21"/>
+        </w:rPr>
+        <w:t xml:space="preserve"> </w:t>
+      </w:r>
+      <w:r>
+        <w:rPr>
+          <w:rFonts w:ascii="微软雅黑" w:hAnsi="微软雅黑"/>
+          <w:b w:val="0"/>
+          <w:sz w:val="21"/>
+        </w:rPr>
+        <w:t>确</w:t>
+      </w:r>
+      <w:r>
+        <w:rPr>
+          <w:rFonts w:ascii="微软雅黑" w:hAnsi="微软雅黑"/>
+          <w:b w:val="0"/>
+          <w:sz w:val="21"/>
+        </w:rPr>
+        <w:t>认</w:t>
+      </w:r>
+      <w:r>
+        <w:rPr>
+          <w:rFonts w:ascii="微软雅黑" w:hAnsi="微软雅黑"/>
+          <w:b w:val="0"/>
+          <w:sz w:val="21"/>
+        </w:rPr>
+        <w:t>大</w:t>
+      </w:r>
+      <w:r>
+        <w:rPr>
+          <w:rFonts w:ascii="微软雅黑" w:hAnsi="微软雅黑"/>
+          <w:b w:val="0"/>
+          <w:sz w:val="21"/>
+        </w:rPr>
+        <w:t>四</w:t>
+      </w:r>
+      <w:r>
+        <w:rPr>
+          <w:rFonts w:ascii="微软雅黑" w:hAnsi="微软雅黑"/>
+          <w:b w:val="0"/>
+          <w:sz w:val="21"/>
+        </w:rPr>
+        <w:t>课</w:t>
+      </w:r>
+      <w:r>
+        <w:rPr>
+          <w:rFonts w:ascii="微软雅黑" w:hAnsi="微软雅黑"/>
+          <w:b w:val="0"/>
+          <w:sz w:val="21"/>
+        </w:rPr>
+        <w:t>程</w:t>
+      </w:r>
+      <w:r>
+        <w:rPr>
+          <w:rFonts w:ascii="微软雅黑" w:hAnsi="微软雅黑"/>
+          <w:b w:val="0"/>
+          <w:sz w:val="21"/>
+        </w:rPr>
+        <w:t>安</w:t>
+      </w:r>
+      <w:r>
+        <w:rPr>
+          <w:rFonts w:ascii="微软雅黑" w:hAnsi="微软雅黑"/>
+          <w:b w:val="0"/>
+          <w:sz w:val="21"/>
+        </w:rPr>
+        <w:t>排</w:t>
+      </w:r>
+      <w:r>
+        <w:rPr>
+          <w:rFonts w:ascii="微软雅黑" w:hAnsi="微软雅黑"/>
+          <w:b w:val="0"/>
+          <w:sz w:val="21"/>
+        </w:rPr>
+        <w:t>能</w:t>
+      </w:r>
+      <w:r>
+        <w:rPr>
+          <w:rFonts w:ascii="微软雅黑" w:hAnsi="微软雅黑"/>
+          <w:b w:val="0"/>
+          <w:sz w:val="21"/>
+        </w:rPr>
+        <w:t>否</w:t>
+      </w:r>
+      <w:r>
+        <w:rPr>
+          <w:rFonts w:ascii="微软雅黑" w:hAnsi="微软雅黑"/>
+          <w:b w:val="0"/>
+          <w:sz w:val="21"/>
+        </w:rPr>
+        <w:t>支</w:t>
+      </w:r>
+      <w:r>
+        <w:rPr>
+          <w:rFonts w:ascii="微软雅黑" w:hAnsi="微软雅黑"/>
+          <w:b w:val="0"/>
+          <w:sz w:val="21"/>
+        </w:rPr>
+        <w:t>持</w:t>
       </w:r>
     </w:p>
     <w:p>
@@ -10365,9 +15035,282 @@
       <w:r>
         <w:rPr>
           <w:rFonts w:ascii="微软雅黑" w:hAnsi="微软雅黑"/>
-          <w:sz w:val="21"/>
-        </w:rPr>
-        <w:t>3. SAP经验：HR JD"SAP经验优先"（非硬性）→ 强调ERP迁移能力</w:t>
+          <w:b w:val="0"/>
+          <w:sz w:val="21"/>
+        </w:rPr>
+        <w:t>3</w:t>
+      </w:r>
+      <w:r>
+        <w:rPr>
+          <w:rFonts w:ascii="微软雅黑" w:hAnsi="微软雅黑"/>
+          <w:b w:val="0"/>
+          <w:sz w:val="21"/>
+        </w:rPr>
+        <w:t>.</w:t>
+      </w:r>
+      <w:r>
+        <w:rPr>
+          <w:rFonts w:ascii="微软雅黑" w:hAnsi="微软雅黑"/>
+          <w:b w:val="0"/>
+          <w:sz w:val="21"/>
+        </w:rPr>
+        <w:t xml:space="preserve"> </w:t>
+      </w:r>
+      <w:r>
+        <w:rPr>
+          <w:rFonts w:ascii="微软雅黑" w:hAnsi="微软雅黑"/>
+          <w:b/>
+          <w:sz w:val="21"/>
+        </w:rPr>
+        <w:t>SAP经验</w:t>
+      </w:r>
+      <w:r>
+        <w:rPr>
+          <w:rFonts w:ascii="微软雅黑" w:hAnsi="微软雅黑"/>
+          <w:b w:val="0"/>
+          <w:sz w:val="21"/>
+        </w:rPr>
+        <w:t>：</w:t>
+      </w:r>
+      <w:r>
+        <w:rPr>
+          <w:rFonts w:ascii="微软雅黑" w:hAnsi="微软雅黑"/>
+          <w:b w:val="0"/>
+          <w:sz w:val="21"/>
+        </w:rPr>
+        <w:t>H</w:t>
+      </w:r>
+      <w:r>
+        <w:rPr>
+          <w:rFonts w:ascii="微软雅黑" w:hAnsi="微软雅黑"/>
+          <w:b w:val="0"/>
+          <w:sz w:val="21"/>
+        </w:rPr>
+        <w:t>R</w:t>
+      </w:r>
+      <w:r>
+        <w:rPr>
+          <w:rFonts w:ascii="微软雅黑" w:hAnsi="微软雅黑"/>
+          <w:b w:val="0"/>
+          <w:sz w:val="21"/>
+        </w:rPr>
+        <w:t xml:space="preserve"> </w:t>
+      </w:r>
+      <w:r>
+        <w:rPr>
+          <w:rFonts w:ascii="微软雅黑" w:hAnsi="微软雅黑"/>
+          <w:b w:val="0"/>
+          <w:sz w:val="21"/>
+        </w:rPr>
+        <w:t>J</w:t>
+      </w:r>
+      <w:r>
+        <w:rPr>
+          <w:rFonts w:ascii="微软雅黑" w:hAnsi="微软雅黑"/>
+          <w:b w:val="0"/>
+          <w:sz w:val="21"/>
+        </w:rPr>
+        <w:t>D</w:t>
+      </w:r>
+      <w:r>
+        <w:rPr>
+          <w:rFonts w:ascii="微软雅黑" w:hAnsi="微软雅黑"/>
+          <w:b w:val="0"/>
+          <w:sz w:val="21"/>
+        </w:rPr>
+        <w:t>"</w:t>
+      </w:r>
+      <w:r>
+        <w:rPr>
+          <w:rFonts w:ascii="微软雅黑" w:hAnsi="微软雅黑"/>
+          <w:b w:val="0"/>
+          <w:sz w:val="21"/>
+        </w:rPr>
+        <w:t>S</w:t>
+      </w:r>
+      <w:r>
+        <w:rPr>
+          <w:rFonts w:ascii="微软雅黑" w:hAnsi="微软雅黑"/>
+          <w:b w:val="0"/>
+          <w:sz w:val="21"/>
+        </w:rPr>
+        <w:t>A</w:t>
+      </w:r>
+      <w:r>
+        <w:rPr>
+          <w:rFonts w:ascii="微软雅黑" w:hAnsi="微软雅黑"/>
+          <w:b w:val="0"/>
+          <w:sz w:val="21"/>
+        </w:rPr>
+        <w:t>P</w:t>
+      </w:r>
+      <w:r>
+        <w:rPr>
+          <w:rFonts w:ascii="微软雅黑" w:hAnsi="微软雅黑"/>
+          <w:b w:val="0"/>
+          <w:sz w:val="21"/>
+        </w:rPr>
+        <w:t>经</w:t>
+      </w:r>
+      <w:r>
+        <w:rPr>
+          <w:rFonts w:ascii="微软雅黑" w:hAnsi="微软雅黑"/>
+          <w:b w:val="0"/>
+          <w:sz w:val="21"/>
+        </w:rPr>
+        <w:t>验</w:t>
+      </w:r>
+      <w:r>
+        <w:rPr>
+          <w:rFonts w:ascii="微软雅黑" w:hAnsi="微软雅黑"/>
+          <w:b w:val="0"/>
+          <w:sz w:val="21"/>
+        </w:rPr>
+        <w:t>优</w:t>
+      </w:r>
+      <w:r>
+        <w:rPr>
+          <w:rFonts w:ascii="微软雅黑" w:hAnsi="微软雅黑"/>
+          <w:b w:val="0"/>
+          <w:sz w:val="21"/>
+        </w:rPr>
+        <w:t>先</w:t>
+      </w:r>
+      <w:r>
+        <w:rPr>
+          <w:rFonts w:ascii="微软雅黑" w:hAnsi="微软雅黑"/>
+          <w:b w:val="0"/>
+          <w:sz w:val="21"/>
+        </w:rPr>
+        <w:t>"</w:t>
+      </w:r>
+      <w:r>
+        <w:rPr>
+          <w:rFonts w:ascii="微软雅黑" w:hAnsi="微软雅黑"/>
+          <w:b w:val="0"/>
+          <w:sz w:val="21"/>
+        </w:rPr>
+        <w:t>（</w:t>
+      </w:r>
+      <w:r>
+        <w:rPr>
+          <w:rFonts w:ascii="微软雅黑" w:hAnsi="微软雅黑"/>
+          <w:b w:val="0"/>
+          <w:sz w:val="21"/>
+        </w:rPr>
+        <w:t>非</w:t>
+      </w:r>
+      <w:r>
+        <w:rPr>
+          <w:rFonts w:ascii="微软雅黑" w:hAnsi="微软雅黑"/>
+          <w:b w:val="0"/>
+          <w:sz w:val="21"/>
+        </w:rPr>
+        <w:t>硬</w:t>
+      </w:r>
+      <w:r>
+        <w:rPr>
+          <w:rFonts w:ascii="微软雅黑" w:hAnsi="微软雅黑"/>
+          <w:b w:val="0"/>
+          <w:sz w:val="21"/>
+        </w:rPr>
+        <w:t>性</w:t>
+      </w:r>
+      <w:r>
+        <w:rPr>
+          <w:rFonts w:ascii="微软雅黑" w:hAnsi="微软雅黑"/>
+          <w:b w:val="0"/>
+          <w:sz w:val="21"/>
+        </w:rPr>
+        <w:t>）</w:t>
+      </w:r>
+      <w:r>
+        <w:rPr>
+          <w:rFonts w:ascii="微软雅黑" w:hAnsi="微软雅黑"/>
+          <w:b w:val="0"/>
+          <w:sz w:val="21"/>
+        </w:rPr>
+        <w:t>→</w:t>
+      </w:r>
+      <w:r>
+        <w:rPr>
+          <w:rFonts w:ascii="微软雅黑" w:hAnsi="微软雅黑"/>
+          <w:b w:val="0"/>
+          <w:sz w:val="21"/>
+        </w:rPr>
+        <w:t xml:space="preserve"> </w:t>
+      </w:r>
+      <w:r>
+        <w:rPr>
+          <w:rFonts w:ascii="微软雅黑" w:hAnsi="微软雅黑"/>
+          <w:b w:val="0"/>
+          <w:sz w:val="21"/>
+        </w:rPr>
+        <w:t>强</w:t>
+      </w:r>
+      <w:r>
+        <w:rPr>
+          <w:rFonts w:ascii="微软雅黑" w:hAnsi="微软雅黑"/>
+          <w:b w:val="0"/>
+          <w:sz w:val="21"/>
+        </w:rPr>
+        <w:t>调</w:t>
+      </w:r>
+      <w:r>
+        <w:rPr>
+          <w:rFonts w:ascii="微软雅黑" w:hAnsi="微软雅黑"/>
+          <w:b w:val="0"/>
+          <w:sz w:val="21"/>
+        </w:rPr>
+        <w:t>E</w:t>
+      </w:r>
+      <w:r>
+        <w:rPr>
+          <w:rFonts w:ascii="微软雅黑" w:hAnsi="微软雅黑"/>
+          <w:b w:val="0"/>
+          <w:sz w:val="21"/>
+        </w:rPr>
+        <w:t>R</w:t>
+      </w:r>
+      <w:r>
+        <w:rPr>
+          <w:rFonts w:ascii="微软雅黑" w:hAnsi="微软雅黑"/>
+          <w:b w:val="0"/>
+          <w:sz w:val="21"/>
+        </w:rPr>
+        <w:t>P</w:t>
+      </w:r>
+      <w:r>
+        <w:rPr>
+          <w:rFonts w:ascii="微软雅黑" w:hAnsi="微软雅黑"/>
+          <w:b w:val="0"/>
+          <w:sz w:val="21"/>
+        </w:rPr>
+        <w:t>迁</w:t>
+      </w:r>
+      <w:r>
+        <w:rPr>
+          <w:rFonts w:ascii="微软雅黑" w:hAnsi="微软雅黑"/>
+          <w:b w:val="0"/>
+          <w:sz w:val="21"/>
+        </w:rPr>
+        <w:t>移</w:t>
+      </w:r>
+      <w:r>
+        <w:rPr>
+          <w:rFonts w:ascii="微软雅黑" w:hAnsi="微软雅黑"/>
+          <w:b w:val="0"/>
+          <w:sz w:val="21"/>
+        </w:rPr>
+        <w:t>能</w:t>
+      </w:r>
+      <w:r>
+        <w:rPr>
+          <w:rFonts w:ascii="微软雅黑" w:hAnsi="微软雅黑"/>
+          <w:b w:val="0"/>
+          <w:sz w:val="21"/>
+        </w:rPr>
+        <w:t>力</w:t>
       </w:r>
     </w:p>
     <w:p>
@@ -10377,9 +15320,234 @@
       <w:r>
         <w:rPr>
           <w:rFonts w:ascii="微软雅黑" w:hAnsi="微软雅黑"/>
-          <w:sz w:val="21"/>
-        </w:rPr>
-        <w:t>4. 英语能力：需读写英文邮件 → 准备邮件模板和供应链英语术语</w:t>
+          <w:b w:val="0"/>
+          <w:sz w:val="21"/>
+        </w:rPr>
+        <w:t>4</w:t>
+      </w:r>
+      <w:r>
+        <w:rPr>
+          <w:rFonts w:ascii="微软雅黑" w:hAnsi="微软雅黑"/>
+          <w:b w:val="0"/>
+          <w:sz w:val="21"/>
+        </w:rPr>
+        <w:t>.</w:t>
+      </w:r>
+      <w:r>
+        <w:rPr>
+          <w:rFonts w:ascii="微软雅黑" w:hAnsi="微软雅黑"/>
+          <w:b w:val="0"/>
+          <w:sz w:val="21"/>
+        </w:rPr>
+        <w:t xml:space="preserve"> </w:t>
+      </w:r>
+      <w:r>
+        <w:rPr>
+          <w:rFonts w:ascii="微软雅黑" w:hAnsi="微软雅黑"/>
+          <w:b/>
+          <w:sz w:val="21"/>
+        </w:rPr>
+        <w:t>英语能力</w:t>
+      </w:r>
+      <w:r>
+        <w:rPr>
+          <w:rFonts w:ascii="微软雅黑" w:hAnsi="微软雅黑"/>
+          <w:b w:val="0"/>
+          <w:sz w:val="21"/>
+        </w:rPr>
+        <w:t>：</w:t>
+      </w:r>
+      <w:r>
+        <w:rPr>
+          <w:rFonts w:ascii="微软雅黑" w:hAnsi="微软雅黑"/>
+          <w:b w:val="0"/>
+          <w:sz w:val="21"/>
+        </w:rPr>
+        <w:t>需</w:t>
+      </w:r>
+      <w:r>
+        <w:rPr>
+          <w:rFonts w:ascii="微软雅黑" w:hAnsi="微软雅黑"/>
+          <w:b w:val="0"/>
+          <w:sz w:val="21"/>
+        </w:rPr>
+        <w:t>读</w:t>
+      </w:r>
+      <w:r>
+        <w:rPr>
+          <w:rFonts w:ascii="微软雅黑" w:hAnsi="微软雅黑"/>
+          <w:b w:val="0"/>
+          <w:sz w:val="21"/>
+        </w:rPr>
+        <w:t>写</w:t>
+      </w:r>
+      <w:r>
+        <w:rPr>
+          <w:rFonts w:ascii="微软雅黑" w:hAnsi="微软雅黑"/>
+          <w:b w:val="0"/>
+          <w:sz w:val="21"/>
+        </w:rPr>
+        <w:t>英</w:t>
+      </w:r>
+      <w:r>
+        <w:rPr>
+          <w:rFonts w:ascii="微软雅黑" w:hAnsi="微软雅黑"/>
+          <w:b w:val="0"/>
+          <w:sz w:val="21"/>
+        </w:rPr>
+        <w:t>文</w:t>
+      </w:r>
+      <w:r>
+        <w:rPr>
+          <w:rFonts w:ascii="微软雅黑" w:hAnsi="微软雅黑"/>
+          <w:b w:val="0"/>
+          <w:sz w:val="21"/>
+        </w:rPr>
+        <w:t>邮</w:t>
+      </w:r>
+      <w:r>
+        <w:rPr>
+          <w:rFonts w:ascii="微软雅黑" w:hAnsi="微软雅黑"/>
+          <w:b w:val="0"/>
+          <w:sz w:val="21"/>
+        </w:rPr>
+        <w:t>件</w:t>
+      </w:r>
+      <w:r>
+        <w:rPr>
+          <w:rFonts w:ascii="微软雅黑" w:hAnsi="微软雅黑"/>
+          <w:b w:val="0"/>
+          <w:sz w:val="21"/>
+        </w:rPr>
+        <w:t xml:space="preserve"> </w:t>
+      </w:r>
+      <w:r>
+        <w:rPr>
+          <w:rFonts w:ascii="微软雅黑" w:hAnsi="微软雅黑"/>
+          <w:b w:val="0"/>
+          <w:sz w:val="21"/>
+        </w:rPr>
+        <w:t>→</w:t>
+      </w:r>
+      <w:r>
+        <w:rPr>
+          <w:rFonts w:ascii="微软雅黑" w:hAnsi="微软雅黑"/>
+          <w:b w:val="0"/>
+          <w:sz w:val="21"/>
+        </w:rPr>
+        <w:t xml:space="preserve"> </w:t>
+      </w:r>
+      <w:r>
+        <w:rPr>
+          <w:rFonts w:ascii="微软雅黑" w:hAnsi="微软雅黑"/>
+          <w:b w:val="0"/>
+          <w:sz w:val="21"/>
+        </w:rPr>
+        <w:t>准</w:t>
+      </w:r>
+      <w:r>
+        <w:rPr>
+          <w:rFonts w:ascii="微软雅黑" w:hAnsi="微软雅黑"/>
+          <w:b w:val="0"/>
+          <w:sz w:val="21"/>
+        </w:rPr>
+        <w:t>备</w:t>
+      </w:r>
+      <w:r>
+        <w:rPr>
+          <w:rFonts w:ascii="微软雅黑" w:hAnsi="微软雅黑"/>
+          <w:b w:val="0"/>
+          <w:sz w:val="21"/>
+        </w:rPr>
+        <w:t>邮</w:t>
+      </w:r>
+      <w:r>
+        <w:rPr>
+          <w:rFonts w:ascii="微软雅黑" w:hAnsi="微软雅黑"/>
+          <w:b w:val="0"/>
+          <w:sz w:val="21"/>
+        </w:rPr>
+        <w:t>件</w:t>
+      </w:r>
+      <w:r>
+        <w:rPr>
+          <w:rFonts w:ascii="微软雅黑" w:hAnsi="微软雅黑"/>
+          <w:b w:val="0"/>
+          <w:sz w:val="21"/>
+        </w:rPr>
+        <w:t>模</w:t>
+      </w:r>
+      <w:r>
+        <w:rPr>
+          <w:rFonts w:ascii="微软雅黑" w:hAnsi="微软雅黑"/>
+          <w:b w:val="0"/>
+          <w:sz w:val="21"/>
+        </w:rPr>
+        <w:t>板</w:t>
+      </w:r>
+      <w:r>
+        <w:rPr>
+          <w:rFonts w:ascii="微软雅黑" w:hAnsi="微软雅黑"/>
+          <w:b w:val="0"/>
+          <w:sz w:val="21"/>
+        </w:rPr>
+        <w:t>和</w:t>
+      </w:r>
+      <w:r>
+        <w:rPr>
+          <w:rFonts w:ascii="微软雅黑" w:hAnsi="微软雅黑"/>
+          <w:b w:val="0"/>
+          <w:sz w:val="21"/>
+        </w:rPr>
+        <w:t>供</w:t>
+      </w:r>
+      <w:r>
+        <w:rPr>
+          <w:rFonts w:ascii="微软雅黑" w:hAnsi="微软雅黑"/>
+          <w:b w:val="0"/>
+          <w:sz w:val="21"/>
+        </w:rPr>
+        <w:t>应</w:t>
+      </w:r>
+      <w:r>
+        <w:rPr>
+          <w:rFonts w:ascii="微软雅黑" w:hAnsi="微软雅黑"/>
+          <w:b w:val="0"/>
+          <w:sz w:val="21"/>
+        </w:rPr>
+        <w:t>链</w:t>
+      </w:r>
+      <w:r>
+        <w:rPr>
+          <w:rFonts w:ascii="微软雅黑" w:hAnsi="微软雅黑"/>
+          <w:b w:val="0"/>
+          <w:sz w:val="21"/>
+        </w:rPr>
+        <w:t>英</w:t>
+      </w:r>
+      <w:r>
+        <w:rPr>
+          <w:rFonts w:ascii="微软雅黑" w:hAnsi="微软雅黑"/>
+          <w:b w:val="0"/>
+          <w:sz w:val="21"/>
+        </w:rPr>
+        <w:t>语</w:t>
+      </w:r>
+      <w:r>
+        <w:rPr>
+          <w:rFonts w:ascii="微软雅黑" w:hAnsi="微软雅黑"/>
+          <w:b w:val="0"/>
+          <w:sz w:val="21"/>
+        </w:rPr>
+        <w:t>术</w:t>
+      </w:r>
+      <w:r>
+        <w:rPr>
+          <w:rFonts w:ascii="微软雅黑" w:hAnsi="微软雅黑"/>
+          <w:b w:val="0"/>
+          <w:sz w:val="21"/>
+        </w:rPr>
+        <w:t>语</w:t>
       </w:r>
     </w:p>
     <w:p>
@@ -10397,6 +15565,13 @@
       </w:r>
     </w:p>
     <w:p>
+      <w:r/>
+      <w:rPr>
+        <w:bookmarkStart w:id="55" w:name="sub_55"/>
+        <w:bookmarkEnd/>
+      </w:rPr>
+    </w:p>
+    <w:p>
       <w:pPr>
         <w:spacing w:line="264" w:lineRule="auto" w:after="120"/>
       </w:pPr>
@@ -10459,6 +15634,13 @@
       </w:r>
     </w:p>
     <w:p>
+      <w:r/>
+      <w:rPr>
+        <w:bookmarkStart w:id="56" w:name="sub_56"/>
+        <w:bookmarkEnd/>
+      </w:rPr>
+    </w:p>
+    <w:p>
       <w:pPr>
         <w:spacing w:line="264" w:lineRule="auto" w:after="120"/>
       </w:pPr>
@@ -10510,6 +15692,7 @@
       <w:r>
         <w:rPr>
           <w:rFonts w:ascii="微软雅黑" w:hAnsi="微软雅黑"/>
+          <w:b w:val="0"/>
           <w:sz w:val="21"/>
         </w:rPr>
         <w:t>内容较多，建议复制到 Word 后按标题拆分保存，方便分天复习。</w:t>
@@ -10999,14 +16182,15 @@
     <w:pPr>
       <w:keepNext/>
       <w:keepLines/>
-      <w:spacing w:before="200" w:after="0"/>
+      <w:spacing w:before="160" w:after="60" w:line="320" w:lineRule="exact"/>
       <w:outlineLvl w:val="2"/>
     </w:pPr>
     <w:rPr>
-      <w:rFonts w:asciiTheme="majorHAnsi" w:eastAsiaTheme="majorEastAsia" w:hAnsiTheme="majorHAnsi" w:cstheme="majorBidi"/>
+      <w:rFonts w:asciiTheme="majorHAnsi" w:eastAsiaTheme="majorEastAsia" w:hAnsiTheme="majorHAnsi" w:cstheme="majorBidi" w:ascii="微软雅黑" w:hAnsi="微软雅黑"/>
       <w:b/>
       <w:bCs/>
-      <w:color w:val="4F81BD" w:themeColor="accent1"/>
+      <w:color w:val="2D5F8A"/>
+      <w:sz w:val="23"/>
     </w:rPr>
   </w:style>
   <w:style w:type="paragraph" w:styleId="Heading4">

--- a/03_笔面试题库/企业岗位/费斯托/费斯托-供应链实习生-面试备考资料.docx
+++ b/03_笔面试题库/企业岗位/费斯托/费斯托-供应链实习生-面试备考资料.docx
@@ -53,6 +53,7 @@
         <w:rPr>
           <w:rFonts w:ascii="微软雅黑" w:hAnsi="微软雅黑"/>
           <w:color w:val="D0D0D0"/>
+          <w:sz w:val="21"/>
         </w:rPr>
         <w:t>━━━━━━━━━━━━━━━━━━━━━━━━━━━━━━</w:t>
       </w:r>

--- a/03_笔面试题库/企业岗位/费斯托/费斯托-供应链实习生-面试备考资料.docx
+++ b/03_笔面试题库/企业岗位/费斯托/费斯托-供应链实习生-面试备考资料.docx
@@ -4181,7 +4181,7 @@
           <w:b w:val="0"/>
           <w:sz w:val="21"/>
         </w:rPr>
-        <w:t>**工作内容：**</w:t>
+        <w:t>工作内容：</w:t>
       </w:r>
     </w:p>
     <w:p>
@@ -4312,7 +4312,7 @@
           <w:b w:val="0"/>
           <w:sz w:val="21"/>
         </w:rPr>
-        <w:t>**岗位要求：**</w:t>
+        <w:t>岗位要求：</w:t>
       </w:r>
     </w:p>
     <w:p>
@@ -5736,7 +5736,7 @@
           <w:b w:val="0"/>
           <w:sz w:val="21"/>
         </w:rPr>
-        <w:t>**重大风险预警**：以下是面试前必须解决的问题</w:t>
+        <w:t>重大风险预警：以下是面试前必须解决的问题</w:t>
       </w:r>
     </w:p>
     <w:p>

--- a/03_笔面试题库/企业岗位/费斯托/费斯托-供应链实习生-面试备考资料.docx
+++ b/03_笔面试题库/企业岗位/费斯托/费斯托-供应链实习生-面试备考资料.docx
@@ -10,9 +10,9 @@
       <w:r>
         <w:rPr>
           <w:rFonts w:ascii="微软雅黑" w:hAnsi="微软雅黑"/>
-          <w:b/>
+          <w:b w:val="0"/>
           <w:color w:val="2D5F8A"/>
-          <w:sz w:val="56"/>
+          <w:sz w:val="21"/>
         </w:rPr>
         <w:t>面试备考资料</w:t>
       </w:r>
@@ -25,8 +25,9 @@
       <w:r>
         <w:rPr>
           <w:rFonts w:ascii="微软雅黑" w:hAnsi="微软雅黑"/>
+          <w:b w:val="0"/>
           <w:color w:val="4472C4"/>
-          <w:sz w:val="28"/>
+          <w:sz w:val="21"/>
         </w:rPr>
         <w:t>费斯托（Festo 济南） · Master Planning 实习生</w:t>
       </w:r>
@@ -39,8 +40,9 @@
       <w:r>
         <w:rPr>
           <w:rFonts w:ascii="微软雅黑" w:hAnsi="微软雅黑"/>
+          <w:b w:val="0"/>
           <w:color w:val="808080"/>
-          <w:sz w:val="22"/>
+          <w:sz w:val="21"/>
         </w:rPr>
         <w:t>生成日期：2026-08-31</w:t>
       </w:r>
@@ -52,6 +54,7 @@
       <w:r>
         <w:rPr>
           <w:rFonts w:ascii="微软雅黑" w:hAnsi="微软雅黑"/>
+          <w:b w:val="0"/>
           <w:color w:val="D0D0D0"/>
           <w:sz w:val="21"/>
         </w:rPr>
@@ -66,8 +69,9 @@
       <w:r>
         <w:rPr>
           <w:rFonts w:ascii="微软雅黑" w:hAnsi="微软雅黑"/>
+          <w:b w:val="0"/>
           <w:color w:val="A0A0A0"/>
-          <w:sz w:val="20"/>
+          <w:sz w:val="21"/>
         </w:rPr>
         <w:t>内部使用 · 求职调研</w:t>
       </w:r>
@@ -84,809 +88,11 @@
       <w:r>
         <w:rPr>
           <w:rFonts w:ascii="微软雅黑" w:hAnsi="微软雅黑"/>
-          <w:b/>
+          <w:b w:val="0"/>
           <w:color w:val="2D5F8A"/>
-          <w:sz w:val="36"/>
+          <w:sz w:val="21"/>
         </w:rPr>
         <w:t>目　　录</w:t>
-      </w:r>
-    </w:p>
-    <w:p>
-      <w:pPr>
-        <w:spacing w:line="288" w:lineRule="auto" w:after="80"/>
-      </w:pPr>
-      <w:r>
-        <w:rPr>
-          <w:rFonts w:ascii="微软雅黑" w:hAnsi="微软雅黑"/>
-          <w:b w:val="0"/>
-          <w:color w:val="0563C1"/>
-          <w:sz w:val="22"/>
-          <w:u w:val="single"/>
-        </w:rPr>
-        <w:t>一、企业及岗位认知</w:t>
-        <w:fldChar w:fldCharType="begin"/>
-        <w:instrText xml:space="preserve">HYPERLINK \l 一_企业及岗位认知</w:instrText>
-        <w:fldChar w:fldCharType="separate"/>
-        <w:fldChar w:fldCharType="end"/>
-      </w:r>
-    </w:p>
-    <w:p>
-      <w:pPr>
-        <w:spacing w:line="288" w:lineRule="auto" w:after="80"/>
-      </w:pPr>
-      <w:r>
-        <w:rPr>
-          <w:rFonts w:ascii="微软雅黑" w:hAnsi="微软雅黑"/>
-          <w:b w:val="0"/>
-          <w:color w:val="0563C1"/>
-          <w:sz w:val="22"/>
-          <w:u w:val="single"/>
-        </w:rPr>
-        <w:t xml:space="preserve">　　1.1 企业速览</w:t>
-        <w:fldChar w:fldCharType="begin"/>
-        <w:instrText xml:space="preserve">HYPERLINK \l 一_企业及岗位认知_1.1_企业速览</w:instrText>
-        <w:fldChar w:fldCharType="separate"/>
-        <w:fldChar w:fldCharType="end"/>
-      </w:r>
-    </w:p>
-    <w:p>
-      <w:pPr>
-        <w:spacing w:line="288" w:lineRule="auto" w:after="80"/>
-      </w:pPr>
-      <w:r>
-        <w:rPr>
-          <w:rFonts w:ascii="微软雅黑" w:hAnsi="微软雅黑"/>
-          <w:b w:val="0"/>
-          <w:color w:val="0563C1"/>
-          <w:sz w:val="22"/>
-          <w:u w:val="single"/>
-        </w:rPr>
-        <w:t xml:space="preserve">　　1.2 企业文化关键词</w:t>
-        <w:fldChar w:fldCharType="begin"/>
-        <w:instrText xml:space="preserve">HYPERLINK \l 一_企业及岗位认知_1.2_企业文化关键词</w:instrText>
-        <w:fldChar w:fldCharType="separate"/>
-        <w:fldChar w:fldCharType="end"/>
-      </w:r>
-    </w:p>
-    <w:p>
-      <w:pPr>
-        <w:spacing w:line="288" w:lineRule="auto" w:after="80"/>
-      </w:pPr>
-      <w:r>
-        <w:rPr>
-          <w:rFonts w:ascii="微软雅黑" w:hAnsi="微软雅黑"/>
-          <w:b w:val="0"/>
-          <w:color w:val="0563C1"/>
-          <w:sz w:val="22"/>
-          <w:u w:val="single"/>
-        </w:rPr>
-        <w:t xml:space="preserve">　　1.3 岗位解析（基于HR发来JD）</w:t>
-        <w:fldChar w:fldCharType="begin"/>
-        <w:instrText xml:space="preserve">HYPERLINK \l 一_企业及岗位认知_1.3_岗位解析（基于HR发来JD）</w:instrText>
-        <w:fldChar w:fldCharType="separate"/>
-        <w:fldChar w:fldCharType="end"/>
-      </w:r>
-    </w:p>
-    <w:p>
-      <w:pPr>
-        <w:spacing w:line="288" w:lineRule="auto" w:after="80"/>
-      </w:pPr>
-      <w:r>
-        <w:rPr>
-          <w:rFonts w:ascii="微软雅黑" w:hAnsi="微软雅黑"/>
-          <w:b w:val="0"/>
-          <w:color w:val="0563C1"/>
-          <w:sz w:val="22"/>
-          <w:u w:val="single"/>
-        </w:rPr>
-        <w:t xml:space="preserve">　　1.4 岗位核心挑战（含风险预警）</w:t>
-        <w:fldChar w:fldCharType="begin"/>
-        <w:instrText xml:space="preserve">HYPERLINK \l 一_企业及岗位认知_1.4_岗位核心挑战（含风险预警）</w:instrText>
-        <w:fldChar w:fldCharType="separate"/>
-        <w:fldChar w:fldCharType="end"/>
-      </w:r>
-    </w:p>
-    <w:p>
-      <w:pPr>
-        <w:spacing w:line="288" w:lineRule="auto" w:after="80"/>
-      </w:pPr>
-      <w:r>
-        <w:rPr>
-          <w:rFonts w:ascii="微软雅黑" w:hAnsi="微软雅黑"/>
-          <w:b w:val="0"/>
-          <w:color w:val="0563C1"/>
-          <w:sz w:val="22"/>
-          <w:u w:val="single"/>
-        </w:rPr>
-        <w:t xml:space="preserve">　　1.5 上下游协作关系</w:t>
-        <w:fldChar w:fldCharType="begin"/>
-        <w:instrText xml:space="preserve">HYPERLINK \l 一_企业及岗位认知_1.5_上下游协作关系</w:instrText>
-        <w:fldChar w:fldCharType="separate"/>
-        <w:fldChar w:fldCharType="end"/>
-      </w:r>
-    </w:p>
-    <w:p>
-      <w:pPr>
-        <w:spacing w:line="288" w:lineRule="auto" w:after="80"/>
-      </w:pPr>
-      <w:r>
-        <w:rPr>
-          <w:rFonts w:ascii="微软雅黑" w:hAnsi="微软雅黑"/>
-          <w:b w:val="0"/>
-          <w:color w:val="0563C1"/>
-          <w:sz w:val="22"/>
-          <w:u w:val="single"/>
-        </w:rPr>
-        <w:t xml:space="preserve">　　1.6 行业趋势与对标</w:t>
-        <w:fldChar w:fldCharType="begin"/>
-        <w:instrText xml:space="preserve">HYPERLINK \l 一_企业及岗位认知_1.6_行业趋势与对标</w:instrText>
-        <w:fldChar w:fldCharType="separate"/>
-        <w:fldChar w:fldCharType="end"/>
-      </w:r>
-    </w:p>
-    <w:p>
-      <w:pPr>
-        <w:spacing w:line="288" w:lineRule="auto" w:after="80"/>
-      </w:pPr>
-      <w:r>
-        <w:rPr>
-          <w:rFonts w:ascii="微软雅黑" w:hAnsi="微软雅黑"/>
-          <w:b w:val="0"/>
-          <w:color w:val="0563C1"/>
-          <w:sz w:val="22"/>
-          <w:u w:val="single"/>
-        </w:rPr>
-        <w:t>二、通用面试问题库</w:t>
-        <w:fldChar w:fldCharType="begin"/>
-        <w:instrText xml:space="preserve">HYPERLINK \l 二_通用面试问题库</w:instrText>
-        <w:fldChar w:fldCharType="separate"/>
-        <w:fldChar w:fldCharType="end"/>
-      </w:r>
-    </w:p>
-    <w:p>
-      <w:pPr>
-        <w:spacing w:line="288" w:lineRule="auto" w:after="80"/>
-      </w:pPr>
-      <w:r>
-        <w:rPr>
-          <w:rFonts w:ascii="微软雅黑" w:hAnsi="微软雅黑"/>
-          <w:b w:val="0"/>
-          <w:color w:val="0563C1"/>
-          <w:sz w:val="22"/>
-          <w:u w:val="single"/>
-        </w:rPr>
-        <w:t xml:space="preserve">　　2.1 自我介绍类</w:t>
-        <w:fldChar w:fldCharType="begin"/>
-        <w:instrText xml:space="preserve">HYPERLINK \l 二_通用面试问题库_2.1_自我介绍类</w:instrText>
-        <w:fldChar w:fldCharType="separate"/>
-        <w:fldChar w:fldCharType="end"/>
-      </w:r>
-    </w:p>
-    <w:p>
-      <w:pPr>
-        <w:spacing w:line="288" w:lineRule="auto" w:after="80"/>
-      </w:pPr>
-      <w:r>
-        <w:rPr>
-          <w:rFonts w:ascii="微软雅黑" w:hAnsi="微软雅黑"/>
-          <w:b w:val="0"/>
-          <w:color w:val="0563C1"/>
-          <w:sz w:val="22"/>
-          <w:u w:val="single"/>
-        </w:rPr>
-        <w:t xml:space="preserve">　　2.2 动机类</w:t>
-        <w:fldChar w:fldCharType="begin"/>
-        <w:instrText xml:space="preserve">HYPERLINK \l 二_通用面试问题库_2.2_动机类</w:instrText>
-        <w:fldChar w:fldCharType="separate"/>
-        <w:fldChar w:fldCharType="end"/>
-      </w:r>
-    </w:p>
-    <w:p>
-      <w:pPr>
-        <w:spacing w:line="288" w:lineRule="auto" w:after="80"/>
-      </w:pPr>
-      <w:r>
-        <w:rPr>
-          <w:rFonts w:ascii="微软雅黑" w:hAnsi="微软雅黑"/>
-          <w:b w:val="0"/>
-          <w:color w:val="0563C1"/>
-          <w:sz w:val="22"/>
-          <w:u w:val="single"/>
-        </w:rPr>
-        <w:t xml:space="preserve">　　2.3 经历深挖类</w:t>
-        <w:fldChar w:fldCharType="begin"/>
-        <w:instrText xml:space="preserve">HYPERLINK \l 二_通用面试问题库_2.3_经历深挖类</w:instrText>
-        <w:fldChar w:fldCharType="separate"/>
-        <w:fldChar w:fldCharType="end"/>
-      </w:r>
-    </w:p>
-    <w:p>
-      <w:pPr>
-        <w:spacing w:line="288" w:lineRule="auto" w:after="80"/>
-      </w:pPr>
-      <w:r>
-        <w:rPr>
-          <w:rFonts w:ascii="微软雅黑" w:hAnsi="微软雅黑"/>
-          <w:b w:val="0"/>
-          <w:color w:val="0563C1"/>
-          <w:sz w:val="22"/>
-          <w:u w:val="single"/>
-        </w:rPr>
-        <w:t xml:space="preserve">　　2.4 职业规划类</w:t>
-        <w:fldChar w:fldCharType="begin"/>
-        <w:instrText xml:space="preserve">HYPERLINK \l 二_通用面试问题库_2.4_职业规划类</w:instrText>
-        <w:fldChar w:fldCharType="separate"/>
-        <w:fldChar w:fldCharType="end"/>
-      </w:r>
-    </w:p>
-    <w:p>
-      <w:pPr>
-        <w:spacing w:line="288" w:lineRule="auto" w:after="80"/>
-      </w:pPr>
-      <w:r>
-        <w:rPr>
-          <w:rFonts w:ascii="微软雅黑" w:hAnsi="微软雅黑"/>
-          <w:b w:val="0"/>
-          <w:color w:val="0563C1"/>
-          <w:sz w:val="22"/>
-          <w:u w:val="single"/>
-        </w:rPr>
-        <w:t xml:space="preserve">　　2.5 情景假设类</w:t>
-        <w:fldChar w:fldCharType="begin"/>
-        <w:instrText xml:space="preserve">HYPERLINK \l 二_通用面试问题库_2.5_情景假设类</w:instrText>
-        <w:fldChar w:fldCharType="separate"/>
-        <w:fldChar w:fldCharType="end"/>
-      </w:r>
-    </w:p>
-    <w:p>
-      <w:pPr>
-        <w:spacing w:line="288" w:lineRule="auto" w:after="80"/>
-      </w:pPr>
-      <w:r>
-        <w:rPr>
-          <w:rFonts w:ascii="微软雅黑" w:hAnsi="微软雅黑"/>
-          <w:b w:val="0"/>
-          <w:color w:val="0563C1"/>
-          <w:sz w:val="22"/>
-          <w:u w:val="single"/>
-        </w:rPr>
-        <w:t xml:space="preserve">　　2.6 行业认知类</w:t>
-        <w:fldChar w:fldCharType="begin"/>
-        <w:instrText xml:space="preserve">HYPERLINK \l 二_通用面试问题库_2.6_行业认知类</w:instrText>
-        <w:fldChar w:fldCharType="separate"/>
-        <w:fldChar w:fldCharType="end"/>
-      </w:r>
-    </w:p>
-    <w:p>
-      <w:pPr>
-        <w:spacing w:line="288" w:lineRule="auto" w:after="80"/>
-      </w:pPr>
-      <w:r>
-        <w:rPr>
-          <w:rFonts w:ascii="微软雅黑" w:hAnsi="微软雅黑"/>
-          <w:b w:val="0"/>
-          <w:color w:val="0563C1"/>
-          <w:sz w:val="22"/>
-          <w:u w:val="single"/>
-        </w:rPr>
-        <w:t xml:space="preserve">　　2.7 反问面试官类（6个）</w:t>
-        <w:fldChar w:fldCharType="begin"/>
-        <w:instrText xml:space="preserve">HYPERLINK \l 二_通用面试问题库_2.7_反问面试官类（6个）</w:instrText>
-        <w:fldChar w:fldCharType="separate"/>
-        <w:fldChar w:fldCharType="end"/>
-      </w:r>
-    </w:p>
-    <w:p>
-      <w:pPr>
-        <w:spacing w:line="288" w:lineRule="auto" w:after="80"/>
-      </w:pPr>
-      <w:r>
-        <w:rPr>
-          <w:rFonts w:ascii="微软雅黑" w:hAnsi="微软雅黑"/>
-          <w:b w:val="0"/>
-          <w:color w:val="0563C1"/>
-          <w:sz w:val="22"/>
-          <w:u w:val="single"/>
-        </w:rPr>
-        <w:t>三、简历深度深挖</w:t>
-        <w:fldChar w:fldCharType="begin"/>
-        <w:instrText xml:space="preserve">HYPERLINK \l 三_简历深度深挖</w:instrText>
-        <w:fldChar w:fldCharType="separate"/>
-        <w:fldChar w:fldCharType="end"/>
-      </w:r>
-    </w:p>
-    <w:p>
-      <w:pPr>
-        <w:spacing w:line="288" w:lineRule="auto" w:after="80"/>
-      </w:pPr>
-      <w:r>
-        <w:rPr>
-          <w:rFonts w:ascii="微软雅黑" w:hAnsi="微软雅黑"/>
-          <w:b w:val="0"/>
-          <w:color w:val="0563C1"/>
-          <w:sz w:val="22"/>
-          <w:u w:val="single"/>
-        </w:rPr>
-        <w:t xml:space="preserve">　　3.1 项目经历：社区团购选址-路径优化</w:t>
-        <w:fldChar w:fldCharType="begin"/>
-        <w:instrText xml:space="preserve">HYPERLINK \l 三_简历深度深挖_3.1_项目经历：社区团购选址-路径优化</w:instrText>
-        <w:fldChar w:fldCharType="separate"/>
-        <w:fldChar w:fldCharType="end"/>
-      </w:r>
-    </w:p>
-    <w:p>
-      <w:pPr>
-        <w:spacing w:line="288" w:lineRule="auto" w:after="80"/>
-      </w:pPr>
-      <w:r>
-        <w:rPr>
-          <w:rFonts w:ascii="微软雅黑" w:hAnsi="微软雅黑"/>
-          <w:b w:val="0"/>
-          <w:color w:val="0563C1"/>
-          <w:sz w:val="22"/>
-          <w:u w:val="single"/>
-        </w:rPr>
-        <w:t xml:space="preserve">　　3.2 项目经历：银行营销客户响应分析</w:t>
-        <w:fldChar w:fldCharType="begin"/>
-        <w:instrText xml:space="preserve">HYPERLINK \l 三_简历深度深挖_3.2_项目经历：银行营销客户响应分析</w:instrText>
-        <w:fldChar w:fldCharType="separate"/>
-        <w:fldChar w:fldCharType="end"/>
-      </w:r>
-    </w:p>
-    <w:p>
-      <w:pPr>
-        <w:spacing w:line="288" w:lineRule="auto" w:after="80"/>
-      </w:pPr>
-      <w:r>
-        <w:rPr>
-          <w:rFonts w:ascii="微软雅黑" w:hAnsi="微软雅黑"/>
-          <w:b w:val="0"/>
-          <w:color w:val="0563C1"/>
-          <w:sz w:val="22"/>
-          <w:u w:val="single"/>
-        </w:rPr>
-        <w:t xml:space="preserve">　　3.3 项目经历：ERP供应链管理综合实验</w:t>
-        <w:fldChar w:fldCharType="begin"/>
-        <w:instrText xml:space="preserve">HYPERLINK \l 三_简历深度深挖_3.3_项目经历：ERP供应链管理综合实验</w:instrText>
-        <w:fldChar w:fldCharType="separate"/>
-        <w:fldChar w:fldCharType="end"/>
-      </w:r>
-    </w:p>
-    <w:p>
-      <w:pPr>
-        <w:spacing w:line="288" w:lineRule="auto" w:after="80"/>
-      </w:pPr>
-      <w:r>
-        <w:rPr>
-          <w:rFonts w:ascii="微软雅黑" w:hAnsi="微软雅黑"/>
-          <w:b w:val="0"/>
-          <w:color w:val="0563C1"/>
-          <w:sz w:val="22"/>
-          <w:u w:val="single"/>
-        </w:rPr>
-        <w:t xml:space="preserve">　　3.4 实践经历：教育机构项目助理</w:t>
-        <w:fldChar w:fldCharType="begin"/>
-        <w:instrText xml:space="preserve">HYPERLINK \l 三_简历深度深挖_3.4_实践经历：教育机构项目助理</w:instrText>
-        <w:fldChar w:fldCharType="separate"/>
-        <w:fldChar w:fldCharType="end"/>
-      </w:r>
-    </w:p>
-    <w:p>
-      <w:pPr>
-        <w:spacing w:line="288" w:lineRule="auto" w:after="80"/>
-      </w:pPr>
-      <w:r>
-        <w:rPr>
-          <w:rFonts w:ascii="微软雅黑" w:hAnsi="微软雅黑"/>
-          <w:b w:val="0"/>
-          <w:color w:val="0563C1"/>
-          <w:sz w:val="22"/>
-          <w:u w:val="single"/>
-        </w:rPr>
-        <w:t>四、专业知识领域学习资料卡</w:t>
-        <w:fldChar w:fldCharType="begin"/>
-        <w:instrText xml:space="preserve">HYPERLINK \l 四_专业知识领域学习资料卡</w:instrText>
-        <w:fldChar w:fldCharType="separate"/>
-        <w:fldChar w:fldCharType="end"/>
-      </w:r>
-    </w:p>
-    <w:p>
-      <w:pPr>
-        <w:spacing w:line="288" w:lineRule="auto" w:after="80"/>
-      </w:pPr>
-      <w:r>
-        <w:rPr>
-          <w:rFonts w:ascii="微软雅黑" w:hAnsi="微软雅黑"/>
-          <w:b w:val="0"/>
-          <w:color w:val="0563C1"/>
-          <w:sz w:val="22"/>
-          <w:u w:val="single"/>
-        </w:rPr>
-        <w:t xml:space="preserve">　　4.1 主数据管理</w:t>
-        <w:fldChar w:fldCharType="begin"/>
-        <w:instrText xml:space="preserve">HYPERLINK \l 四_专业知识领域学习资料卡_4.1_主数据管理</w:instrText>
-        <w:fldChar w:fldCharType="separate"/>
-        <w:fldChar w:fldCharType="end"/>
-      </w:r>
-    </w:p>
-    <w:p>
-      <w:pPr>
-        <w:spacing w:line="288" w:lineRule="auto" w:after="80"/>
-      </w:pPr>
-      <w:r>
-        <w:rPr>
-          <w:rFonts w:ascii="微软雅黑" w:hAnsi="微软雅黑"/>
-          <w:b w:val="0"/>
-          <w:color w:val="0563C1"/>
-          <w:sz w:val="22"/>
-          <w:u w:val="single"/>
-        </w:rPr>
-        <w:t xml:space="preserve">　　4.2 Master Planning（主计划）</w:t>
-        <w:fldChar w:fldCharType="begin"/>
-        <w:instrText xml:space="preserve">HYPERLINK \l 四_专业知识领域学习资料卡_4.2_Master_Planning（主计划）</w:instrText>
-        <w:fldChar w:fldCharType="separate"/>
-        <w:fldChar w:fldCharType="end"/>
-      </w:r>
-    </w:p>
-    <w:p>
-      <w:pPr>
-        <w:spacing w:line="288" w:lineRule="auto" w:after="80"/>
-      </w:pPr>
-      <w:r>
-        <w:rPr>
-          <w:rFonts w:ascii="微软雅黑" w:hAnsi="微软雅黑"/>
-          <w:b w:val="0"/>
-          <w:color w:val="0563C1"/>
-          <w:sz w:val="22"/>
-          <w:u w:val="single"/>
-        </w:rPr>
-        <w:t xml:space="preserve">　　4.3 拖期分析</w:t>
-        <w:fldChar w:fldCharType="begin"/>
-        <w:instrText xml:space="preserve">HYPERLINK \l 四_专业知识领域学习资料卡_4.3_拖期分析</w:instrText>
-        <w:fldChar w:fldCharType="separate"/>
-        <w:fldChar w:fldCharType="end"/>
-      </w:r>
-    </w:p>
-    <w:p>
-      <w:pPr>
-        <w:spacing w:line="288" w:lineRule="auto" w:after="80"/>
-      </w:pPr>
-      <w:r>
-        <w:rPr>
-          <w:rFonts w:ascii="微软雅黑" w:hAnsi="微软雅黑"/>
-          <w:b w:val="0"/>
-          <w:color w:val="0563C1"/>
-          <w:sz w:val="22"/>
-          <w:u w:val="single"/>
-        </w:rPr>
-        <w:t xml:space="preserve">　　4.4 客户催货处理</w:t>
-        <w:fldChar w:fldCharType="begin"/>
-        <w:instrText xml:space="preserve">HYPERLINK \l 四_专业知识领域学习资料卡_4.4_客户催货处理</w:instrText>
-        <w:fldChar w:fldCharType="separate"/>
-        <w:fldChar w:fldCharType="end"/>
-      </w:r>
-    </w:p>
-    <w:p>
-      <w:pPr>
-        <w:spacing w:line="288" w:lineRule="auto" w:after="80"/>
-      </w:pPr>
-      <w:r>
-        <w:rPr>
-          <w:rFonts w:ascii="微软雅黑" w:hAnsi="微软雅黑"/>
-          <w:b w:val="0"/>
-          <w:color w:val="0563C1"/>
-          <w:sz w:val="22"/>
-          <w:u w:val="single"/>
-        </w:rPr>
-        <w:t xml:space="preserve">　　4.5 EOQ（经济订货批量）</w:t>
-        <w:fldChar w:fldCharType="begin"/>
-        <w:instrText xml:space="preserve">HYPERLINK \l 四_专业知识领域学习资料卡_4.5_EOQ（经济订货批量）</w:instrText>
-        <w:fldChar w:fldCharType="separate"/>
-        <w:fldChar w:fldCharType="end"/>
-      </w:r>
-    </w:p>
-    <w:p>
-      <w:pPr>
-        <w:spacing w:line="288" w:lineRule="auto" w:after="80"/>
-      </w:pPr>
-      <w:r>
-        <w:rPr>
-          <w:rFonts w:ascii="微软雅黑" w:hAnsi="微软雅黑"/>
-          <w:b w:val="0"/>
-          <w:color w:val="0563C1"/>
-          <w:sz w:val="22"/>
-          <w:u w:val="single"/>
-        </w:rPr>
-        <w:t xml:space="preserve">　　4.6 安全库存</w:t>
-        <w:fldChar w:fldCharType="begin"/>
-        <w:instrText xml:space="preserve">HYPERLINK \l 四_专业知识领域学习资料卡_4.6_安全库存</w:instrText>
-        <w:fldChar w:fldCharType="separate"/>
-        <w:fldChar w:fldCharType="end"/>
-      </w:r>
-    </w:p>
-    <w:p>
-      <w:pPr>
-        <w:spacing w:line="288" w:lineRule="auto" w:after="80"/>
-      </w:pPr>
-      <w:r>
-        <w:rPr>
-          <w:rFonts w:ascii="微软雅黑" w:hAnsi="微软雅黑"/>
-          <w:b w:val="0"/>
-          <w:color w:val="0563C1"/>
-          <w:sz w:val="22"/>
-          <w:u w:val="single"/>
-        </w:rPr>
-        <w:t xml:space="preserve">　　4.7 SCOR模型</w:t>
-        <w:fldChar w:fldCharType="begin"/>
-        <w:instrText xml:space="preserve">HYPERLINK \l 四_专业知识领域学习资料卡_4.7_SCOR模型</w:instrText>
-        <w:fldChar w:fldCharType="separate"/>
-        <w:fldChar w:fldCharType="end"/>
-      </w:r>
-    </w:p>
-    <w:p>
-      <w:pPr>
-        <w:spacing w:line="288" w:lineRule="auto" w:after="80"/>
-      </w:pPr>
-      <w:r>
-        <w:rPr>
-          <w:rFonts w:ascii="微软雅黑" w:hAnsi="微软雅黑"/>
-          <w:b w:val="0"/>
-          <w:color w:val="0563C1"/>
-          <w:sz w:val="22"/>
-          <w:u w:val="single"/>
-        </w:rPr>
-        <w:t xml:space="preserve">　　4.8 ABC分类法</w:t>
-        <w:fldChar w:fldCharType="begin"/>
-        <w:instrText xml:space="preserve">HYPERLINK \l 四_专业知识领域学习资料卡_4.8_ABC分类法</w:instrText>
-        <w:fldChar w:fldCharType="separate"/>
-        <w:fldChar w:fldCharType="end"/>
-      </w:r>
-    </w:p>
-    <w:p>
-      <w:pPr>
-        <w:spacing w:line="288" w:lineRule="auto" w:after="80"/>
-      </w:pPr>
-      <w:r>
-        <w:rPr>
-          <w:rFonts w:ascii="微软雅黑" w:hAnsi="微软雅黑"/>
-          <w:b w:val="0"/>
-          <w:color w:val="0563C1"/>
-          <w:sz w:val="22"/>
-          <w:u w:val="single"/>
-        </w:rPr>
-        <w:t>五、英文专项</w:t>
-        <w:fldChar w:fldCharType="begin"/>
-        <w:instrText xml:space="preserve">HYPERLINK \l 五_英文专项</w:instrText>
-        <w:fldChar w:fldCharType="separate"/>
-        <w:fldChar w:fldCharType="end"/>
-      </w:r>
-    </w:p>
-    <w:p>
-      <w:pPr>
-        <w:spacing w:line="288" w:lineRule="auto" w:after="80"/>
-      </w:pPr>
-      <w:r>
-        <w:rPr>
-          <w:rFonts w:ascii="微软雅黑" w:hAnsi="微软雅黑"/>
-          <w:b w:val="0"/>
-          <w:color w:val="0563C1"/>
-          <w:sz w:val="22"/>
-          <w:u w:val="single"/>
-        </w:rPr>
-        <w:t xml:space="preserve">　　5.1 英文自我介绍（1分钟版）</w:t>
-        <w:fldChar w:fldCharType="begin"/>
-        <w:instrText xml:space="preserve">HYPERLINK \l 五_英文专项_5.1_英文自我介绍（1分钟版）</w:instrText>
-        <w:fldChar w:fldCharType="separate"/>
-        <w:fldChar w:fldCharType="end"/>
-      </w:r>
-    </w:p>
-    <w:p>
-      <w:pPr>
-        <w:spacing w:line="288" w:lineRule="auto" w:after="80"/>
-      </w:pPr>
-      <w:r>
-        <w:rPr>
-          <w:rFonts w:ascii="微软雅黑" w:hAnsi="微软雅黑"/>
-          <w:b w:val="0"/>
-          <w:color w:val="0563C1"/>
-          <w:sz w:val="22"/>
-          <w:u w:val="single"/>
-        </w:rPr>
-        <w:t xml:space="preserve">　　5.2 英文行为面试问题（12个）</w:t>
-        <w:fldChar w:fldCharType="begin"/>
-        <w:instrText xml:space="preserve">HYPERLINK \l 五_英文专项_5.2_英文行为面试问题（12个）</w:instrText>
-        <w:fldChar w:fldCharType="separate"/>
-        <w:fldChar w:fldCharType="end"/>
-      </w:r>
-    </w:p>
-    <w:p>
-      <w:pPr>
-        <w:spacing w:line="288" w:lineRule="auto" w:after="80"/>
-      </w:pPr>
-      <w:r>
-        <w:rPr>
-          <w:rFonts w:ascii="微软雅黑" w:hAnsi="微软雅黑"/>
-          <w:b w:val="0"/>
-          <w:color w:val="0563C1"/>
-          <w:sz w:val="22"/>
-          <w:u w:val="single"/>
-        </w:rPr>
-        <w:t xml:space="preserve">　　5.3 英文专业术语表</w:t>
-        <w:fldChar w:fldCharType="begin"/>
-        <w:instrText xml:space="preserve">HYPERLINK \l 五_英文专项_5.3_英文专业术语表</w:instrText>
-        <w:fldChar w:fldCharType="separate"/>
-        <w:fldChar w:fldCharType="end"/>
-      </w:r>
-    </w:p>
-    <w:p>
-      <w:pPr>
-        <w:spacing w:line="288" w:lineRule="auto" w:after="80"/>
-      </w:pPr>
-      <w:r>
-        <w:rPr>
-          <w:rFonts w:ascii="微软雅黑" w:hAnsi="微软雅黑"/>
-          <w:b w:val="0"/>
-          <w:color w:val="0563C1"/>
-          <w:sz w:val="22"/>
-          <w:u w:val="single"/>
-        </w:rPr>
-        <w:t xml:space="preserve">　　5.4 英文邮件模板（面试高频场景）</w:t>
-        <w:fldChar w:fldCharType="begin"/>
-        <w:instrText xml:space="preserve">HYPERLINK \l 五_英文专项_5.4_英文邮件模板（面试高频场景）</w:instrText>
-        <w:fldChar w:fldCharType="separate"/>
-        <w:fldChar w:fldCharType="end"/>
-      </w:r>
-    </w:p>
-    <w:p>
-      <w:pPr>
-        <w:spacing w:line="288" w:lineRule="auto" w:after="80"/>
-      </w:pPr>
-      <w:r>
-        <w:rPr>
-          <w:rFonts w:ascii="微软雅黑" w:hAnsi="微软雅黑"/>
-          <w:b w:val="0"/>
-          <w:color w:val="0563C1"/>
-          <w:sz w:val="22"/>
-          <w:u w:val="single"/>
-        </w:rPr>
-        <w:t>六、笔试备考指南</w:t>
-        <w:fldChar w:fldCharType="begin"/>
-        <w:instrText xml:space="preserve">HYPERLINK \l 六_笔试备考指南</w:instrText>
-        <w:fldChar w:fldCharType="separate"/>
-        <w:fldChar w:fldCharType="end"/>
-      </w:r>
-    </w:p>
-    <w:p>
-      <w:pPr>
-        <w:spacing w:line="288" w:lineRule="auto" w:after="80"/>
-      </w:pPr>
-      <w:r>
-        <w:rPr>
-          <w:rFonts w:ascii="微软雅黑" w:hAnsi="微软雅黑"/>
-          <w:b w:val="0"/>
-          <w:color w:val="0563C1"/>
-          <w:sz w:val="22"/>
-          <w:u w:val="single"/>
-        </w:rPr>
-        <w:t xml:space="preserve">　　6.1 笔试形式判断</w:t>
-        <w:fldChar w:fldCharType="begin"/>
-        <w:instrText xml:space="preserve">HYPERLINK \l 六_笔试备考指南_6.1_笔试形式判断</w:instrText>
-        <w:fldChar w:fldCharType="separate"/>
-        <w:fldChar w:fldCharType="end"/>
-      </w:r>
-    </w:p>
-    <w:p>
-      <w:pPr>
-        <w:spacing w:line="288" w:lineRule="auto" w:after="80"/>
-      </w:pPr>
-      <w:r>
-        <w:rPr>
-          <w:rFonts w:ascii="微软雅黑" w:hAnsi="微软雅黑"/>
-          <w:b w:val="0"/>
-          <w:color w:val="0563C1"/>
-          <w:sz w:val="22"/>
-          <w:u w:val="single"/>
-        </w:rPr>
-        <w:t xml:space="preserve">　　6.2 备考建议</w:t>
-        <w:fldChar w:fldCharType="begin"/>
-        <w:instrText xml:space="preserve">HYPERLINK \l 六_笔试备考指南_6.2_备考建议</w:instrText>
-        <w:fldChar w:fldCharType="separate"/>
-        <w:fldChar w:fldCharType="end"/>
-      </w:r>
-    </w:p>
-    <w:p>
-      <w:pPr>
-        <w:spacing w:line="288" w:lineRule="auto" w:after="80"/>
-      </w:pPr>
-      <w:r>
-        <w:rPr>
-          <w:rFonts w:ascii="微软雅黑" w:hAnsi="微软雅黑"/>
-          <w:b w:val="0"/>
-          <w:color w:val="0563C1"/>
-          <w:sz w:val="22"/>
-          <w:u w:val="single"/>
-        </w:rPr>
-        <w:t xml:space="preserve">　　6.3 考前冲刺清单（48小时）</w:t>
-        <w:fldChar w:fldCharType="begin"/>
-        <w:instrText xml:space="preserve">HYPERLINK \l 六_笔试备考指南_6.3_考前冲刺清单（48小时）</w:instrText>
-        <w:fldChar w:fldCharType="separate"/>
-        <w:fldChar w:fldCharType="end"/>
-      </w:r>
-    </w:p>
-    <w:p>
-      <w:pPr>
-        <w:spacing w:line="288" w:lineRule="auto" w:after="80"/>
-      </w:pPr>
-      <w:r>
-        <w:rPr>
-          <w:rFonts w:ascii="微软雅黑" w:hAnsi="微软雅黑"/>
-          <w:b w:val="0"/>
-          <w:color w:val="0563C1"/>
-          <w:sz w:val="22"/>
-          <w:u w:val="single"/>
-        </w:rPr>
-        <w:t>七、面试前最终核查清单</w:t>
-        <w:fldChar w:fldCharType="begin"/>
-        <w:instrText xml:space="preserve">HYPERLINK \l 七_面试前最终核查清单</w:instrText>
-        <w:fldChar w:fldCharType="separate"/>
-        <w:fldChar w:fldCharType="end"/>
-      </w:r>
-    </w:p>
-    <w:p>
-      <w:pPr>
-        <w:spacing w:line="288" w:lineRule="auto" w:after="80"/>
-      </w:pPr>
-      <w:r>
-        <w:rPr>
-          <w:rFonts w:ascii="微软雅黑" w:hAnsi="微软雅黑"/>
-          <w:b w:val="0"/>
-          <w:color w:val="0563C1"/>
-          <w:sz w:val="22"/>
-          <w:u w:val="single"/>
-        </w:rPr>
-        <w:t xml:space="preserve">　　必须确认的风险点</w:t>
-        <w:fldChar w:fldCharType="begin"/>
-        <w:instrText xml:space="preserve">HYPERLINK \l 七_面试前最终核查清单_必须确认的风险点</w:instrText>
-        <w:fldChar w:fldCharType="separate"/>
-        <w:fldChar w:fldCharType="end"/>
-      </w:r>
-    </w:p>
-    <w:p>
-      <w:pPr>
-        <w:spacing w:line="288" w:lineRule="auto" w:after="80"/>
-      </w:pPr>
-      <w:r>
-        <w:rPr>
-          <w:rFonts w:ascii="微软雅黑" w:hAnsi="微软雅黑"/>
-          <w:b w:val="0"/>
-          <w:color w:val="0563C1"/>
-          <w:sz w:val="22"/>
-          <w:u w:val="single"/>
-        </w:rPr>
-        <w:t xml:space="preserve">　　面试当天必带</w:t>
-        <w:fldChar w:fldCharType="begin"/>
-        <w:instrText xml:space="preserve">HYPERLINK \l 七_面试前最终核查清单_面试当天必带</w:instrText>
-        <w:fldChar w:fldCharType="separate"/>
-        <w:fldChar w:fldCharType="end"/>
-      </w:r>
-    </w:p>
-    <w:p>
-      <w:pPr>
-        <w:spacing w:line="288" w:lineRule="auto" w:after="80"/>
-      </w:pPr>
-      <w:r>
-        <w:rPr>
-          <w:rFonts w:ascii="微软雅黑" w:hAnsi="微软雅黑"/>
-          <w:b w:val="0"/>
-          <w:color w:val="0563C1"/>
-          <w:sz w:val="22"/>
-          <w:u w:val="single"/>
-        </w:rPr>
-        <w:t xml:space="preserve">　　面试后跟进</w:t>
-        <w:fldChar w:fldCharType="begin"/>
-        <w:instrText xml:space="preserve">HYPERLINK \l 七_面试前最终核查清单_面试后跟进</w:instrText>
-        <w:fldChar w:fldCharType="separate"/>
-        <w:fldChar w:fldCharType="end"/>
       </w:r>
     </w:p>
     <w:p>
@@ -909,11 +115,12 @@
       </w:r>
     </w:p>
     <w:p>
-      <w:r/>
-      <w:rPr>
-        <w:bookmarkStart w:id="1" w:name="sec_1"/>
-        <w:bookmarkEnd/>
-      </w:rPr>
+      <w:r>
+        <w:rPr>
+          <w:bookmarkStart w:id="1" w:name="sec_1"/>
+          <w:bookmarkEnd/>
+        </w:rPr>
+      </w:r>
     </w:p>
     <w:p>
       <w:pPr>
@@ -930,11 +137,12 @@
       </w:r>
     </w:p>
     <w:p>
-      <w:r/>
-      <w:rPr>
-        <w:bookmarkStart w:id="2" w:name="sub_2"/>
-        <w:bookmarkEnd/>
-      </w:rPr>
+      <w:r>
+        <w:rPr>
+          <w:bookmarkStart w:id="2" w:name="sub_2"/>
+          <w:bookmarkEnd/>
+        </w:rPr>
+      </w:r>
     </w:p>
     <w:p>
       <w:pPr>
@@ -943,7 +151,7 @@
       <w:r>
         <w:rPr>
           <w:rFonts w:ascii="微软雅黑" w:hAnsi="微软雅黑"/>
-          <w:b/>
+          <w:b w:val="0"/>
           <w:sz w:val="21"/>
         </w:rPr>
         <w:t>费斯托气动有限公司（Festo气动有限公司）</w:t>
@@ -959,295 +167,7 @@
           <w:b w:val="0"/>
           <w:sz w:val="21"/>
         </w:rPr>
-        <w:t>-</w:t>
-      </w:r>
-      <w:r>
-        <w:rPr>
-          <w:rFonts w:ascii="微软雅黑" w:hAnsi="微软雅黑"/>
-          <w:b w:val="0"/>
-          <w:sz w:val="21"/>
-        </w:rPr>
-        <w:t xml:space="preserve"> </w:t>
-      </w:r>
-      <w:r>
-        <w:rPr>
-          <w:rFonts w:ascii="微软雅黑" w:hAnsi="微软雅黑"/>
-          <w:b/>
-          <w:sz w:val="21"/>
-        </w:rPr>
-        <w:t>母公司</w:t>
-      </w:r>
-      <w:r>
-        <w:rPr>
-          <w:rFonts w:ascii="微软雅黑" w:hAnsi="微软雅黑"/>
-          <w:b w:val="0"/>
-          <w:sz w:val="21"/>
-        </w:rPr>
-        <w:t>：</w:t>
-      </w:r>
-      <w:r>
-        <w:rPr>
-          <w:rFonts w:ascii="微软雅黑" w:hAnsi="微软雅黑"/>
-          <w:b w:val="0"/>
-          <w:sz w:val="21"/>
-        </w:rPr>
-        <w:t>德</w:t>
-      </w:r>
-      <w:r>
-        <w:rPr>
-          <w:rFonts w:ascii="微软雅黑" w:hAnsi="微软雅黑"/>
-          <w:b w:val="0"/>
-          <w:sz w:val="21"/>
-        </w:rPr>
-        <w:t>国</w:t>
-      </w:r>
-      <w:r>
-        <w:rPr>
-          <w:rFonts w:ascii="微软雅黑" w:hAnsi="微软雅黑"/>
-          <w:b w:val="0"/>
-          <w:sz w:val="21"/>
-        </w:rPr>
-        <w:t xml:space="preserve"> </w:t>
-      </w:r>
-      <w:r>
-        <w:rPr>
-          <w:rFonts w:ascii="微软雅黑" w:hAnsi="微软雅黑"/>
-          <w:b w:val="0"/>
-          <w:sz w:val="21"/>
-        </w:rPr>
-        <w:t>F</w:t>
-      </w:r>
-      <w:r>
-        <w:rPr>
-          <w:rFonts w:ascii="微软雅黑" w:hAnsi="微软雅黑"/>
-          <w:b w:val="0"/>
-          <w:sz w:val="21"/>
-        </w:rPr>
-        <w:t>e</w:t>
-      </w:r>
-      <w:r>
-        <w:rPr>
-          <w:rFonts w:ascii="微软雅黑" w:hAnsi="微软雅黑"/>
-          <w:b w:val="0"/>
-          <w:sz w:val="21"/>
-        </w:rPr>
-        <w:t>s</w:t>
-      </w:r>
-      <w:r>
-        <w:rPr>
-          <w:rFonts w:ascii="微软雅黑" w:hAnsi="微软雅黑"/>
-          <w:b w:val="0"/>
-          <w:sz w:val="21"/>
-        </w:rPr>
-        <w:t>t</w:t>
-      </w:r>
-      <w:r>
-        <w:rPr>
-          <w:rFonts w:ascii="微软雅黑" w:hAnsi="微软雅黑"/>
-          <w:b w:val="0"/>
-          <w:sz w:val="21"/>
-        </w:rPr>
-        <w:t>o</w:t>
-      </w:r>
-      <w:r>
-        <w:rPr>
-          <w:rFonts w:ascii="微软雅黑" w:hAnsi="微软雅黑"/>
-          <w:b w:val="0"/>
-          <w:sz w:val="21"/>
-        </w:rPr>
-        <w:t xml:space="preserve"> </w:t>
-      </w:r>
-      <w:r>
-        <w:rPr>
-          <w:rFonts w:ascii="微软雅黑" w:hAnsi="微软雅黑"/>
-          <w:b w:val="0"/>
-          <w:sz w:val="21"/>
-        </w:rPr>
-        <w:t>集</w:t>
-      </w:r>
-      <w:r>
-        <w:rPr>
-          <w:rFonts w:ascii="微软雅黑" w:hAnsi="微软雅黑"/>
-          <w:b w:val="0"/>
-          <w:sz w:val="21"/>
-        </w:rPr>
-        <w:t>团</w:t>
-      </w:r>
-      <w:r>
-        <w:rPr>
-          <w:rFonts w:ascii="微软雅黑" w:hAnsi="微软雅黑"/>
-          <w:b w:val="0"/>
-          <w:sz w:val="21"/>
-        </w:rPr>
-        <w:t>，</w:t>
-      </w:r>
-      <w:r>
-        <w:rPr>
-          <w:rFonts w:ascii="微软雅黑" w:hAnsi="微软雅黑"/>
-          <w:b w:val="0"/>
-          <w:sz w:val="21"/>
-        </w:rPr>
-        <w:t>成</w:t>
-      </w:r>
-      <w:r>
-        <w:rPr>
-          <w:rFonts w:ascii="微软雅黑" w:hAnsi="微软雅黑"/>
-          <w:b w:val="0"/>
-          <w:sz w:val="21"/>
-        </w:rPr>
-        <w:t>立</w:t>
-      </w:r>
-      <w:r>
-        <w:rPr>
-          <w:rFonts w:ascii="微软雅黑" w:hAnsi="微软雅黑"/>
-          <w:b w:val="0"/>
-          <w:sz w:val="21"/>
-        </w:rPr>
-        <w:t>于</w:t>
-      </w:r>
-      <w:r>
-        <w:rPr>
-          <w:rFonts w:ascii="微软雅黑" w:hAnsi="微软雅黑"/>
-          <w:b w:val="0"/>
-          <w:sz w:val="21"/>
-        </w:rPr>
-        <w:t>1</w:t>
-      </w:r>
-      <w:r>
-        <w:rPr>
-          <w:rFonts w:ascii="微软雅黑" w:hAnsi="微软雅黑"/>
-          <w:b w:val="0"/>
-          <w:sz w:val="21"/>
-        </w:rPr>
-        <w:t>9</w:t>
-      </w:r>
-      <w:r>
-        <w:rPr>
-          <w:rFonts w:ascii="微软雅黑" w:hAnsi="微软雅黑"/>
-          <w:b w:val="0"/>
-          <w:sz w:val="21"/>
-        </w:rPr>
-        <w:t>2</w:t>
-      </w:r>
-      <w:r>
-        <w:rPr>
-          <w:rFonts w:ascii="微软雅黑" w:hAnsi="微软雅黑"/>
-          <w:b w:val="0"/>
-          <w:sz w:val="21"/>
-        </w:rPr>
-        <w:t>5</w:t>
-      </w:r>
-      <w:r>
-        <w:rPr>
-          <w:rFonts w:ascii="微软雅黑" w:hAnsi="微软雅黑"/>
-          <w:b w:val="0"/>
-          <w:sz w:val="21"/>
-        </w:rPr>
-        <w:t>年</w:t>
-      </w:r>
-      <w:r>
-        <w:rPr>
-          <w:rFonts w:ascii="微软雅黑" w:hAnsi="微软雅黑"/>
-          <w:b w:val="0"/>
-          <w:sz w:val="21"/>
-        </w:rPr>
-        <w:t>，</w:t>
-      </w:r>
-      <w:r>
-        <w:rPr>
-          <w:rFonts w:ascii="微软雅黑" w:hAnsi="微软雅黑"/>
-          <w:b w:val="0"/>
-          <w:sz w:val="21"/>
-        </w:rPr>
-        <w:t>近</w:t>
-      </w:r>
-      <w:r>
-        <w:rPr>
-          <w:rFonts w:ascii="微软雅黑" w:hAnsi="微软雅黑"/>
-          <w:b w:val="0"/>
-          <w:sz w:val="21"/>
-        </w:rPr>
-        <w:t>百</w:t>
-      </w:r>
-      <w:r>
-        <w:rPr>
-          <w:rFonts w:ascii="微软雅黑" w:hAnsi="微软雅黑"/>
-          <w:b w:val="0"/>
-          <w:sz w:val="21"/>
-        </w:rPr>
-        <w:t>年</w:t>
-      </w:r>
-      <w:r>
-        <w:rPr>
-          <w:rFonts w:ascii="微软雅黑" w:hAnsi="微软雅黑"/>
-          <w:b w:val="0"/>
-          <w:sz w:val="21"/>
-        </w:rPr>
-        <w:t>历</w:t>
-      </w:r>
-      <w:r>
-        <w:rPr>
-          <w:rFonts w:ascii="微软雅黑" w:hAnsi="微软雅黑"/>
-          <w:b w:val="0"/>
-          <w:sz w:val="21"/>
-        </w:rPr>
-        <w:t>史</w:t>
-      </w:r>
-      <w:r>
-        <w:rPr>
-          <w:rFonts w:ascii="微软雅黑" w:hAnsi="微软雅黑"/>
-          <w:b w:val="0"/>
-          <w:sz w:val="21"/>
-        </w:rPr>
-        <w:t>，</w:t>
-      </w:r>
-      <w:r>
-        <w:rPr>
-          <w:rFonts w:ascii="微软雅黑" w:hAnsi="微软雅黑"/>
-          <w:b w:val="0"/>
-          <w:sz w:val="21"/>
-        </w:rPr>
-        <w:t>德</w:t>
-      </w:r>
-      <w:r>
-        <w:rPr>
-          <w:rFonts w:ascii="微软雅黑" w:hAnsi="微软雅黑"/>
-          <w:b w:val="0"/>
-          <w:sz w:val="21"/>
-        </w:rPr>
-        <w:t>国</w:t>
-      </w:r>
-      <w:r>
-        <w:rPr>
-          <w:rFonts w:ascii="微软雅黑" w:hAnsi="微软雅黑"/>
-          <w:b w:val="0"/>
-          <w:sz w:val="21"/>
-        </w:rPr>
-        <w:t>家</w:t>
-      </w:r>
-      <w:r>
-        <w:rPr>
-          <w:rFonts w:ascii="微软雅黑" w:hAnsi="微软雅黑"/>
-          <w:b w:val="0"/>
-          <w:sz w:val="21"/>
-        </w:rPr>
-        <w:t>族</w:t>
-      </w:r>
-      <w:r>
-        <w:rPr>
-          <w:rFonts w:ascii="微软雅黑" w:hAnsi="微软雅黑"/>
-          <w:b w:val="0"/>
-          <w:sz w:val="21"/>
-        </w:rPr>
-        <w:t>企</w:t>
-      </w:r>
-      <w:r>
-        <w:rPr>
-          <w:rFonts w:ascii="微软雅黑" w:hAnsi="微软雅黑"/>
-          <w:b w:val="0"/>
-          <w:sz w:val="21"/>
-        </w:rPr>
-        <w:t>业</w:t>
+        <w:t>- 母公司：德国 Festo 集团，成立于1925年，近百年历史，德国家族企业</w:t>
       </w:r>
     </w:p>
     <w:p>
@@ -1260,511 +180,7 @@
           <w:b w:val="0"/>
           <w:sz w:val="21"/>
         </w:rPr>
-        <w:t>-</w:t>
-      </w:r>
-      <w:r>
-        <w:rPr>
-          <w:rFonts w:ascii="微软雅黑" w:hAnsi="微软雅黑"/>
-          <w:b w:val="0"/>
-          <w:sz w:val="21"/>
-        </w:rPr>
-        <w:t xml:space="preserve"> </w:t>
-      </w:r>
-      <w:r>
-        <w:rPr>
-          <w:rFonts w:ascii="微软雅黑" w:hAnsi="微软雅黑"/>
-          <w:b/>
-          <w:sz w:val="21"/>
-        </w:rPr>
-        <w:t>行业地位</w:t>
-      </w:r>
-      <w:r>
-        <w:rPr>
-          <w:rFonts w:ascii="微软雅黑" w:hAnsi="微软雅黑"/>
-          <w:b w:val="0"/>
-          <w:sz w:val="21"/>
-        </w:rPr>
-        <w:t>：</w:t>
-      </w:r>
-      <w:r>
-        <w:rPr>
-          <w:rFonts w:ascii="微软雅黑" w:hAnsi="微软雅黑"/>
-          <w:b w:val="0"/>
-          <w:sz w:val="21"/>
-        </w:rPr>
-        <w:t>全</w:t>
-      </w:r>
-      <w:r>
-        <w:rPr>
-          <w:rFonts w:ascii="微软雅黑" w:hAnsi="微软雅黑"/>
-          <w:b w:val="0"/>
-          <w:sz w:val="21"/>
-        </w:rPr>
-        <w:t>球</w:t>
-      </w:r>
-      <w:r>
-        <w:rPr>
-          <w:rFonts w:ascii="微软雅黑" w:hAnsi="微软雅黑"/>
-          <w:b w:val="0"/>
-          <w:sz w:val="21"/>
-        </w:rPr>
-        <w:t>气</w:t>
-      </w:r>
-      <w:r>
-        <w:rPr>
-          <w:rFonts w:ascii="微软雅黑" w:hAnsi="微软雅黑"/>
-          <w:b w:val="0"/>
-          <w:sz w:val="21"/>
-        </w:rPr>
-        <w:t>动</w:t>
-      </w:r>
-      <w:r>
-        <w:rPr>
-          <w:rFonts w:ascii="微软雅黑" w:hAnsi="微软雅黑"/>
-          <w:b w:val="0"/>
-          <w:sz w:val="21"/>
-        </w:rPr>
-        <w:t>自</w:t>
-      </w:r>
-      <w:r>
-        <w:rPr>
-          <w:rFonts w:ascii="微软雅黑" w:hAnsi="微软雅黑"/>
-          <w:b w:val="0"/>
-          <w:sz w:val="21"/>
-        </w:rPr>
-        <w:t>动</w:t>
-      </w:r>
-      <w:r>
-        <w:rPr>
-          <w:rFonts w:ascii="微软雅黑" w:hAnsi="微软雅黑"/>
-          <w:b w:val="0"/>
-          <w:sz w:val="21"/>
-        </w:rPr>
-        <w:t>化</w:t>
-      </w:r>
-      <w:r>
-        <w:rPr>
-          <w:rFonts w:ascii="微软雅黑" w:hAnsi="微软雅黑"/>
-          <w:b w:val="0"/>
-          <w:sz w:val="21"/>
-        </w:rPr>
-        <w:t>技</w:t>
-      </w:r>
-      <w:r>
-        <w:rPr>
-          <w:rFonts w:ascii="微软雅黑" w:hAnsi="微软雅黑"/>
-          <w:b w:val="0"/>
-          <w:sz w:val="21"/>
-        </w:rPr>
-        <w:t>术</w:t>
-      </w:r>
-      <w:r>
-        <w:rPr>
-          <w:rFonts w:ascii="微软雅黑" w:hAnsi="微软雅黑"/>
-          <w:b w:val="0"/>
-          <w:sz w:val="21"/>
-        </w:rPr>
-        <w:t>领</w:t>
-      </w:r>
-      <w:r>
-        <w:rPr>
-          <w:rFonts w:ascii="微软雅黑" w:hAnsi="微软雅黑"/>
-          <w:b w:val="0"/>
-          <w:sz w:val="21"/>
-        </w:rPr>
-        <w:t>域</w:t>
-      </w:r>
-      <w:r>
-        <w:rPr>
-          <w:rFonts w:ascii="微软雅黑" w:hAnsi="微软雅黑"/>
-          <w:b w:val="0"/>
-          <w:sz w:val="21"/>
-        </w:rPr>
-        <w:t>绝</w:t>
-      </w:r>
-      <w:r>
-        <w:rPr>
-          <w:rFonts w:ascii="微软雅黑" w:hAnsi="微软雅黑"/>
-          <w:b w:val="0"/>
-          <w:sz w:val="21"/>
-        </w:rPr>
-        <w:t>对</w:t>
-      </w:r>
-      <w:r>
-        <w:rPr>
-          <w:rFonts w:ascii="微软雅黑" w:hAnsi="微软雅黑"/>
-          <w:b w:val="0"/>
-          <w:sz w:val="21"/>
-        </w:rPr>
-        <w:t>龙</w:t>
-      </w:r>
-      <w:r>
-        <w:rPr>
-          <w:rFonts w:ascii="微软雅黑" w:hAnsi="微软雅黑"/>
-          <w:b w:val="0"/>
-          <w:sz w:val="21"/>
-        </w:rPr>
-        <w:t>头</w:t>
-      </w:r>
-      <w:r>
-        <w:rPr>
-          <w:rFonts w:ascii="微软雅黑" w:hAnsi="微软雅黑"/>
-          <w:b w:val="0"/>
-          <w:sz w:val="21"/>
-        </w:rPr>
-        <w:t>，</w:t>
-      </w:r>
-      <w:r>
-        <w:rPr>
-          <w:rFonts w:ascii="微软雅黑" w:hAnsi="微软雅黑"/>
-          <w:b w:val="0"/>
-          <w:sz w:val="21"/>
-        </w:rPr>
-        <w:t>与</w:t>
-      </w:r>
-      <w:r>
-        <w:rPr>
-          <w:rFonts w:ascii="微软雅黑" w:hAnsi="微软雅黑"/>
-          <w:b w:val="0"/>
-          <w:sz w:val="21"/>
-        </w:rPr>
-        <w:t>日</w:t>
-      </w:r>
-      <w:r>
-        <w:rPr>
-          <w:rFonts w:ascii="微软雅黑" w:hAnsi="微软雅黑"/>
-          <w:b w:val="0"/>
-          <w:sz w:val="21"/>
-        </w:rPr>
-        <w:t>本</w:t>
-      </w:r>
-      <w:r>
-        <w:rPr>
-          <w:rFonts w:ascii="微软雅黑" w:hAnsi="微软雅黑"/>
-          <w:b w:val="0"/>
-          <w:sz w:val="21"/>
-        </w:rPr>
-        <w:t xml:space="preserve"> </w:t>
-      </w:r>
-      <w:r>
-        <w:rPr>
-          <w:rFonts w:ascii="微软雅黑" w:hAnsi="微软雅黑"/>
-          <w:b w:val="0"/>
-          <w:sz w:val="21"/>
-        </w:rPr>
-        <w:t>S</w:t>
-      </w:r>
-      <w:r>
-        <w:rPr>
-          <w:rFonts w:ascii="微软雅黑" w:hAnsi="微软雅黑"/>
-          <w:b w:val="0"/>
-          <w:sz w:val="21"/>
-        </w:rPr>
-        <w:t>M</w:t>
-      </w:r>
-      <w:r>
-        <w:rPr>
-          <w:rFonts w:ascii="微软雅黑" w:hAnsi="微软雅黑"/>
-          <w:b w:val="0"/>
-          <w:sz w:val="21"/>
-        </w:rPr>
-        <w:t>C</w:t>
-      </w:r>
-      <w:r>
-        <w:rPr>
-          <w:rFonts w:ascii="微软雅黑" w:hAnsi="微软雅黑"/>
-          <w:b w:val="0"/>
-          <w:sz w:val="21"/>
-        </w:rPr>
-        <w:t xml:space="preserve"> </w:t>
-      </w:r>
-      <w:r>
-        <w:rPr>
-          <w:rFonts w:ascii="微软雅黑" w:hAnsi="微软雅黑"/>
-          <w:b w:val="0"/>
-          <w:sz w:val="21"/>
-        </w:rPr>
-        <w:t>并</w:t>
-      </w:r>
-      <w:r>
-        <w:rPr>
-          <w:rFonts w:ascii="微软雅黑" w:hAnsi="微软雅黑"/>
-          <w:b w:val="0"/>
-          <w:sz w:val="21"/>
-        </w:rPr>
-        <w:t>称</w:t>
-      </w:r>
-      <w:r>
-        <w:rPr>
-          <w:rFonts w:ascii="微软雅黑" w:hAnsi="微软雅黑"/>
-          <w:b w:val="0"/>
-          <w:sz w:val="21"/>
-        </w:rPr>
-        <w:t>"</w:t>
-      </w:r>
-      <w:r>
-        <w:rPr>
-          <w:rFonts w:ascii="微软雅黑" w:hAnsi="微软雅黑"/>
-          <w:b w:val="0"/>
-          <w:sz w:val="21"/>
-        </w:rPr>
-        <w:t>气</w:t>
-      </w:r>
-      <w:r>
-        <w:rPr>
-          <w:rFonts w:ascii="微软雅黑" w:hAnsi="微软雅黑"/>
-          <w:b w:val="0"/>
-          <w:sz w:val="21"/>
-        </w:rPr>
-        <w:t>动</w:t>
-      </w:r>
-      <w:r>
-        <w:rPr>
-          <w:rFonts w:ascii="微软雅黑" w:hAnsi="微软雅黑"/>
-          <w:b w:val="0"/>
-          <w:sz w:val="21"/>
-        </w:rPr>
-        <w:t>双</w:t>
-      </w:r>
-      <w:r>
-        <w:rPr>
-          <w:rFonts w:ascii="微软雅黑" w:hAnsi="微软雅黑"/>
-          <w:b w:val="0"/>
-          <w:sz w:val="21"/>
-        </w:rPr>
-        <w:t>雄</w:t>
-      </w:r>
-      <w:r>
-        <w:rPr>
-          <w:rFonts w:ascii="微软雅黑" w:hAnsi="微软雅黑"/>
-          <w:b w:val="0"/>
-          <w:sz w:val="21"/>
-        </w:rPr>
-        <w:t>"</w:t>
-      </w:r>
-      <w:r>
-        <w:rPr>
-          <w:rFonts w:ascii="微软雅黑" w:hAnsi="微软雅黑"/>
-          <w:b w:val="0"/>
-          <w:sz w:val="21"/>
-        </w:rPr>
-        <w:t>，</w:t>
-      </w:r>
-      <w:r>
-        <w:rPr>
-          <w:rFonts w:ascii="微软雅黑" w:hAnsi="微软雅黑"/>
-          <w:b w:val="0"/>
-          <w:sz w:val="21"/>
-        </w:rPr>
-        <w:t>全</w:t>
-      </w:r>
-      <w:r>
-        <w:rPr>
-          <w:rFonts w:ascii="微软雅黑" w:hAnsi="微软雅黑"/>
-          <w:b w:val="0"/>
-          <w:sz w:val="21"/>
-        </w:rPr>
-        <w:t>球</w:t>
-      </w:r>
-      <w:r>
-        <w:rPr>
-          <w:rFonts w:ascii="微软雅黑" w:hAnsi="微软雅黑"/>
-          <w:b w:val="0"/>
-          <w:sz w:val="21"/>
-        </w:rPr>
-        <w:t>2</w:t>
-      </w:r>
-      <w:r>
-        <w:rPr>
-          <w:rFonts w:ascii="微软雅黑" w:hAnsi="微软雅黑"/>
-          <w:b w:val="0"/>
-          <w:sz w:val="21"/>
-        </w:rPr>
-        <w:t>6</w:t>
-      </w:r>
-      <w:r>
-        <w:rPr>
-          <w:rFonts w:ascii="微软雅黑" w:hAnsi="微软雅黑"/>
-          <w:b w:val="0"/>
-          <w:sz w:val="21"/>
-        </w:rPr>
-        <w:t>0</w:t>
-      </w:r>
-      <w:r>
-        <w:rPr>
-          <w:rFonts w:ascii="微软雅黑" w:hAnsi="微软雅黑"/>
-          <w:b w:val="0"/>
-          <w:sz w:val="21"/>
-        </w:rPr>
-        <w:t>0</w:t>
-      </w:r>
-      <w:r>
-        <w:rPr>
-          <w:rFonts w:ascii="微软雅黑" w:hAnsi="微软雅黑"/>
-          <w:b w:val="0"/>
-          <w:sz w:val="21"/>
-        </w:rPr>
-        <w:t>+</w:t>
-      </w:r>
-      <w:r>
-        <w:rPr>
-          <w:rFonts w:ascii="微软雅黑" w:hAnsi="微软雅黑"/>
-          <w:b w:val="0"/>
-          <w:sz w:val="21"/>
-        </w:rPr>
-        <w:t>项</w:t>
-      </w:r>
-      <w:r>
-        <w:rPr>
-          <w:rFonts w:ascii="微软雅黑" w:hAnsi="微软雅黑"/>
-          <w:b w:val="0"/>
-          <w:sz w:val="21"/>
-        </w:rPr>
-        <w:t>专</w:t>
-      </w:r>
-      <w:r>
-        <w:rPr>
-          <w:rFonts w:ascii="微软雅黑" w:hAnsi="微软雅黑"/>
-          <w:b w:val="0"/>
-          <w:sz w:val="21"/>
-        </w:rPr>
-        <w:t>利</w:t>
-      </w:r>
-      <w:r>
-        <w:rPr>
-          <w:rFonts w:ascii="微软雅黑" w:hAnsi="微软雅黑"/>
-          <w:b w:val="0"/>
-          <w:sz w:val="21"/>
-        </w:rPr>
-        <w:t>，</w:t>
-      </w:r>
-      <w:r>
-        <w:rPr>
-          <w:rFonts w:ascii="微软雅黑" w:hAnsi="微软雅黑"/>
-          <w:b w:val="0"/>
-          <w:sz w:val="21"/>
-        </w:rPr>
-        <w:t>德</w:t>
-      </w:r>
-      <w:r>
-        <w:rPr>
-          <w:rFonts w:ascii="微软雅黑" w:hAnsi="微软雅黑"/>
-          <w:b w:val="0"/>
-          <w:sz w:val="21"/>
-        </w:rPr>
-        <w:t>国</w:t>
-      </w:r>
-      <w:r>
-        <w:rPr>
-          <w:rFonts w:ascii="微软雅黑" w:hAnsi="微软雅黑"/>
-          <w:b w:val="0"/>
-          <w:sz w:val="21"/>
-        </w:rPr>
-        <w:t>工</w:t>
-      </w:r>
-      <w:r>
-        <w:rPr>
-          <w:rFonts w:ascii="微软雅黑" w:hAnsi="微软雅黑"/>
-          <w:b w:val="0"/>
-          <w:sz w:val="21"/>
-        </w:rPr>
-        <w:t>业</w:t>
-      </w:r>
-      <w:r>
-        <w:rPr>
-          <w:rFonts w:ascii="微软雅黑" w:hAnsi="微软雅黑"/>
-          <w:b w:val="0"/>
-          <w:sz w:val="21"/>
-        </w:rPr>
-        <w:t>4</w:t>
-      </w:r>
-      <w:r>
-        <w:rPr>
-          <w:rFonts w:ascii="微软雅黑" w:hAnsi="微软雅黑"/>
-          <w:b w:val="0"/>
-          <w:sz w:val="21"/>
-        </w:rPr>
-        <w:t>.</w:t>
-      </w:r>
-      <w:r>
-        <w:rPr>
-          <w:rFonts w:ascii="微软雅黑" w:hAnsi="微软雅黑"/>
-          <w:b w:val="0"/>
-          <w:sz w:val="21"/>
-        </w:rPr>
-        <w:t>0</w:t>
-      </w:r>
-      <w:r>
-        <w:rPr>
-          <w:rFonts w:ascii="微软雅黑" w:hAnsi="微软雅黑"/>
-          <w:b w:val="0"/>
-          <w:sz w:val="21"/>
-        </w:rPr>
-        <w:t>筹</w:t>
-      </w:r>
-      <w:r>
-        <w:rPr>
-          <w:rFonts w:ascii="微软雅黑" w:hAnsi="微软雅黑"/>
-          <w:b w:val="0"/>
-          <w:sz w:val="21"/>
-        </w:rPr>
-        <w:t>委</w:t>
-      </w:r>
-      <w:r>
-        <w:rPr>
-          <w:rFonts w:ascii="微软雅黑" w:hAnsi="微软雅黑"/>
-          <w:b w:val="0"/>
-          <w:sz w:val="21"/>
-        </w:rPr>
-        <w:t>会</w:t>
-      </w:r>
-      <w:r>
-        <w:rPr>
-          <w:rFonts w:ascii="微软雅黑" w:hAnsi="微软雅黑"/>
-          <w:b w:val="0"/>
-          <w:sz w:val="21"/>
-        </w:rPr>
-        <w:t>主</w:t>
-      </w:r>
-      <w:r>
-        <w:rPr>
-          <w:rFonts w:ascii="微软雅黑" w:hAnsi="微软雅黑"/>
-          <w:b w:val="0"/>
-          <w:sz w:val="21"/>
-        </w:rPr>
-        <w:t>席</w:t>
-      </w:r>
-      <w:r>
-        <w:rPr>
-          <w:rFonts w:ascii="微软雅黑" w:hAnsi="微软雅黑"/>
-          <w:b w:val="0"/>
-          <w:sz w:val="21"/>
-        </w:rPr>
-        <w:t>成</w:t>
-      </w:r>
-      <w:r>
-        <w:rPr>
-          <w:rFonts w:ascii="微软雅黑" w:hAnsi="微软雅黑"/>
-          <w:b w:val="0"/>
-          <w:sz w:val="21"/>
-        </w:rPr>
-        <w:t>员</w:t>
-      </w:r>
-      <w:r>
-        <w:rPr>
-          <w:rFonts w:ascii="微软雅黑" w:hAnsi="微软雅黑"/>
-          <w:b w:val="0"/>
-          <w:sz w:val="21"/>
-        </w:rPr>
-        <w:t>单</w:t>
-      </w:r>
-      <w:r>
-        <w:rPr>
-          <w:rFonts w:ascii="微软雅黑" w:hAnsi="微软雅黑"/>
-          <w:b w:val="0"/>
-          <w:sz w:val="21"/>
-        </w:rPr>
-        <w:t>位</w:t>
+        <w:t>- 行业地位：全球气动自动化技术领域绝对龙头，与日本 SMC 并称"气动双雄"，全球2600+项专利，德国工业4.0筹委会主席成员单位</w:t>
       </w:r>
     </w:p>
     <w:p>
@@ -1777,671 +193,7 @@
           <w:b w:val="0"/>
           <w:sz w:val="21"/>
         </w:rPr>
-        <w:t>-</w:t>
-      </w:r>
-      <w:r>
-        <w:rPr>
-          <w:rFonts w:ascii="微软雅黑" w:hAnsi="微软雅黑"/>
-          <w:b w:val="0"/>
-          <w:sz w:val="21"/>
-        </w:rPr>
-        <w:t xml:space="preserve"> </w:t>
-      </w:r>
-      <w:r>
-        <w:rPr>
-          <w:rFonts w:ascii="微软雅黑" w:hAnsi="微软雅黑"/>
-          <w:b/>
-          <w:sz w:val="21"/>
-        </w:rPr>
-        <w:t>济南基地</w:t>
-      </w:r>
-      <w:r>
-        <w:rPr>
-          <w:rFonts w:ascii="微软雅黑" w:hAnsi="微软雅黑"/>
-          <w:b w:val="0"/>
-          <w:sz w:val="21"/>
-        </w:rPr>
-        <w:t>：</w:t>
-      </w:r>
-      <w:r>
-        <w:rPr>
-          <w:rFonts w:ascii="微软雅黑" w:hAnsi="微软雅黑"/>
-          <w:b w:val="0"/>
-          <w:sz w:val="21"/>
-        </w:rPr>
-        <w:t>集</w:t>
-      </w:r>
-      <w:r>
-        <w:rPr>
-          <w:rFonts w:ascii="微软雅黑" w:hAnsi="微软雅黑"/>
-          <w:b w:val="0"/>
-          <w:sz w:val="21"/>
-        </w:rPr>
-        <w:t>团</w:t>
-      </w:r>
-      <w:r>
-        <w:rPr>
-          <w:rFonts w:ascii="微软雅黑" w:hAnsi="微软雅黑"/>
-          <w:b w:val="0"/>
-          <w:sz w:val="21"/>
-        </w:rPr>
-        <w:t>亚</w:t>
-      </w:r>
-      <w:r>
-        <w:rPr>
-          <w:rFonts w:ascii="微软雅黑" w:hAnsi="微软雅黑"/>
-          <w:b w:val="0"/>
-          <w:sz w:val="21"/>
-        </w:rPr>
-        <w:t>太</w:t>
-      </w:r>
-      <w:r>
-        <w:rPr>
-          <w:rFonts w:ascii="微软雅黑" w:hAnsi="微软雅黑"/>
-          <w:b w:val="0"/>
-          <w:sz w:val="21"/>
-        </w:rPr>
-        <w:t>区</w:t>
-      </w:r>
-      <w:r>
-        <w:rPr>
-          <w:rFonts w:ascii="微软雅黑" w:hAnsi="微软雅黑"/>
-          <w:b w:val="0"/>
-          <w:sz w:val="21"/>
-        </w:rPr>
-        <w:t>最</w:t>
-      </w:r>
-      <w:r>
-        <w:rPr>
-          <w:rFonts w:ascii="微软雅黑" w:hAnsi="微软雅黑"/>
-          <w:b w:val="0"/>
-          <w:sz w:val="21"/>
-        </w:rPr>
-        <w:t>大</w:t>
-      </w:r>
-      <w:r>
-        <w:rPr>
-          <w:rFonts w:ascii="微软雅黑" w:hAnsi="微软雅黑"/>
-          <w:b w:val="0"/>
-          <w:sz w:val="21"/>
-        </w:rPr>
-        <w:t>生</w:t>
-      </w:r>
-      <w:r>
-        <w:rPr>
-          <w:rFonts w:ascii="微软雅黑" w:hAnsi="微软雅黑"/>
-          <w:b w:val="0"/>
-          <w:sz w:val="21"/>
-        </w:rPr>
-        <w:t>产</w:t>
-      </w:r>
-      <w:r>
-        <w:rPr>
-          <w:rFonts w:ascii="微软雅黑" w:hAnsi="微软雅黑"/>
-          <w:b w:val="0"/>
-          <w:sz w:val="21"/>
-        </w:rPr>
-        <w:t>基</w:t>
-      </w:r>
-      <w:r>
-        <w:rPr>
-          <w:rFonts w:ascii="微软雅黑" w:hAnsi="微软雅黑"/>
-          <w:b w:val="0"/>
-          <w:sz w:val="21"/>
-        </w:rPr>
-        <w:t>地</w:t>
-      </w:r>
-      <w:r>
-        <w:rPr>
-          <w:rFonts w:ascii="微软雅黑" w:hAnsi="微软雅黑"/>
-          <w:b w:val="0"/>
-          <w:sz w:val="21"/>
-        </w:rPr>
-        <w:t>+</w:t>
-      </w:r>
-      <w:r>
-        <w:rPr>
-          <w:rFonts w:ascii="微软雅黑" w:hAnsi="微软雅黑"/>
-          <w:b w:val="0"/>
-          <w:sz w:val="21"/>
-        </w:rPr>
-        <w:t>物</w:t>
-      </w:r>
-      <w:r>
-        <w:rPr>
-          <w:rFonts w:ascii="微软雅黑" w:hAnsi="微软雅黑"/>
-          <w:b w:val="0"/>
-          <w:sz w:val="21"/>
-        </w:rPr>
-        <w:t>流</w:t>
-      </w:r>
-      <w:r>
-        <w:rPr>
-          <w:rFonts w:ascii="微软雅黑" w:hAnsi="微软雅黑"/>
-          <w:b w:val="0"/>
-          <w:sz w:val="21"/>
-        </w:rPr>
-        <w:t>中</w:t>
-      </w:r>
-      <w:r>
-        <w:rPr>
-          <w:rFonts w:ascii="微软雅黑" w:hAnsi="微软雅黑"/>
-          <w:b w:val="0"/>
-          <w:sz w:val="21"/>
-        </w:rPr>
-        <w:t>心</w:t>
-      </w:r>
-      <w:r>
-        <w:rPr>
-          <w:rFonts w:ascii="微软雅黑" w:hAnsi="微软雅黑"/>
-          <w:b w:val="0"/>
-          <w:sz w:val="21"/>
-        </w:rPr>
-        <w:t>，</w:t>
-      </w:r>
-      <w:r>
-        <w:rPr>
-          <w:rFonts w:ascii="微软雅黑" w:hAnsi="微软雅黑"/>
-          <w:b w:val="0"/>
-          <w:sz w:val="21"/>
-        </w:rPr>
-        <w:t>员</w:t>
-      </w:r>
-      <w:r>
-        <w:rPr>
-          <w:rFonts w:ascii="微软雅黑" w:hAnsi="微软雅黑"/>
-          <w:b w:val="0"/>
-          <w:sz w:val="21"/>
-        </w:rPr>
-        <w:t>工</w:t>
-      </w:r>
-      <w:r>
-        <w:rPr>
-          <w:rFonts w:ascii="微软雅黑" w:hAnsi="微软雅黑"/>
-          <w:b w:val="0"/>
-          <w:sz w:val="21"/>
-        </w:rPr>
-        <w:t>1</w:t>
-      </w:r>
-      <w:r>
-        <w:rPr>
-          <w:rFonts w:ascii="微软雅黑" w:hAnsi="微软雅黑"/>
-          <w:b w:val="0"/>
-          <w:sz w:val="21"/>
-        </w:rPr>
-        <w:t>1</w:t>
-      </w:r>
-      <w:r>
-        <w:rPr>
-          <w:rFonts w:ascii="微软雅黑" w:hAnsi="微软雅黑"/>
-          <w:b w:val="0"/>
-          <w:sz w:val="21"/>
-        </w:rPr>
-        <w:t>0</w:t>
-      </w:r>
-      <w:r>
-        <w:rPr>
-          <w:rFonts w:ascii="微软雅黑" w:hAnsi="微软雅黑"/>
-          <w:b w:val="0"/>
-          <w:sz w:val="21"/>
-        </w:rPr>
-        <w:t>0</w:t>
-      </w:r>
-      <w:r>
-        <w:rPr>
-          <w:rFonts w:ascii="微软雅黑" w:hAnsi="微软雅黑"/>
-          <w:b w:val="0"/>
-          <w:sz w:val="21"/>
-        </w:rPr>
-        <w:t>余</w:t>
-      </w:r>
-      <w:r>
-        <w:rPr>
-          <w:rFonts w:ascii="微软雅黑" w:hAnsi="微软雅黑"/>
-          <w:b w:val="0"/>
-          <w:sz w:val="21"/>
-        </w:rPr>
-        <w:t>人</w:t>
-      </w:r>
-      <w:r>
-        <w:rPr>
-          <w:rFonts w:ascii="微软雅黑" w:hAnsi="微软雅黑"/>
-          <w:b w:val="0"/>
-          <w:sz w:val="21"/>
-        </w:rPr>
-        <w:t>，</w:t>
-      </w:r>
-      <w:r>
-        <w:rPr>
-          <w:rFonts w:ascii="微软雅黑" w:hAnsi="微软雅黑"/>
-          <w:b w:val="0"/>
-          <w:sz w:val="21"/>
-        </w:rPr>
-        <w:t>占</w:t>
-      </w:r>
-      <w:r>
-        <w:rPr>
-          <w:rFonts w:ascii="微软雅黑" w:hAnsi="微软雅黑"/>
-          <w:b w:val="0"/>
-          <w:sz w:val="21"/>
-        </w:rPr>
-        <w:t>地</w:t>
-      </w:r>
-      <w:r>
-        <w:rPr>
-          <w:rFonts w:ascii="微软雅黑" w:hAnsi="微软雅黑"/>
-          <w:b w:val="0"/>
-          <w:sz w:val="21"/>
-        </w:rPr>
-        <w:t>1</w:t>
-      </w:r>
-      <w:r>
-        <w:rPr>
-          <w:rFonts w:ascii="微软雅黑" w:hAnsi="微软雅黑"/>
-          <w:b w:val="0"/>
-          <w:sz w:val="21"/>
-        </w:rPr>
-        <w:t>0</w:t>
-      </w:r>
-      <w:r>
-        <w:rPr>
-          <w:rFonts w:ascii="微软雅黑" w:hAnsi="微软雅黑"/>
-          <w:b w:val="0"/>
-          <w:sz w:val="21"/>
-        </w:rPr>
-        <w:t>0</w:t>
-      </w:r>
-      <w:r>
-        <w:rPr>
-          <w:rFonts w:ascii="微软雅黑" w:hAnsi="微软雅黑"/>
-          <w:b w:val="0"/>
-          <w:sz w:val="21"/>
-        </w:rPr>
-        <w:t>多</w:t>
-      </w:r>
-      <w:r>
-        <w:rPr>
-          <w:rFonts w:ascii="微软雅黑" w:hAnsi="微软雅黑"/>
-          <w:b w:val="0"/>
-          <w:sz w:val="21"/>
-        </w:rPr>
-        <w:t>亩</w:t>
-      </w:r>
-      <w:r>
-        <w:rPr>
-          <w:rFonts w:ascii="微软雅黑" w:hAnsi="微软雅黑"/>
-          <w:b w:val="0"/>
-          <w:sz w:val="21"/>
-        </w:rPr>
-        <w:t>，</w:t>
-      </w:r>
-      <w:r>
-        <w:rPr>
-          <w:rFonts w:ascii="微软雅黑" w:hAnsi="微软雅黑"/>
-          <w:b w:val="0"/>
-          <w:sz w:val="21"/>
-        </w:rPr>
-        <w:t>2</w:t>
-      </w:r>
-      <w:r>
-        <w:rPr>
-          <w:rFonts w:ascii="微软雅黑" w:hAnsi="微软雅黑"/>
-          <w:b w:val="0"/>
-          <w:sz w:val="21"/>
-        </w:rPr>
-        <w:t>0</w:t>
-      </w:r>
-      <w:r>
-        <w:rPr>
-          <w:rFonts w:ascii="微软雅黑" w:hAnsi="微软雅黑"/>
-          <w:b w:val="0"/>
-          <w:sz w:val="21"/>
-        </w:rPr>
-        <w:t>0</w:t>
-      </w:r>
-      <w:r>
-        <w:rPr>
-          <w:rFonts w:ascii="微软雅黑" w:hAnsi="微软雅黑"/>
-          <w:b w:val="0"/>
-          <w:sz w:val="21"/>
-        </w:rPr>
-        <w:t>4</w:t>
-      </w:r>
-      <w:r>
-        <w:rPr>
-          <w:rFonts w:ascii="微软雅黑" w:hAnsi="微软雅黑"/>
-          <w:b w:val="0"/>
-          <w:sz w:val="21"/>
-        </w:rPr>
-        <w:t>年</w:t>
-      </w:r>
-      <w:r>
-        <w:rPr>
-          <w:rFonts w:ascii="微软雅黑" w:hAnsi="微软雅黑"/>
-          <w:b w:val="0"/>
-          <w:sz w:val="21"/>
-        </w:rPr>
-        <w:t>成</w:t>
-      </w:r>
-      <w:r>
-        <w:rPr>
-          <w:rFonts w:ascii="微软雅黑" w:hAnsi="微软雅黑"/>
-          <w:b w:val="0"/>
-          <w:sz w:val="21"/>
-        </w:rPr>
-        <w:t>立</w:t>
-      </w:r>
-      <w:r>
-        <w:rPr>
-          <w:rFonts w:ascii="微软雅黑" w:hAnsi="微软雅黑"/>
-          <w:b w:val="0"/>
-          <w:sz w:val="21"/>
-        </w:rPr>
-        <w:t>，</w:t>
-      </w:r>
-      <w:r>
-        <w:rPr>
-          <w:rFonts w:ascii="微软雅黑" w:hAnsi="微软雅黑"/>
-          <w:b w:val="0"/>
-          <w:sz w:val="21"/>
-        </w:rPr>
-        <w:t>注</w:t>
-      </w:r>
-      <w:r>
-        <w:rPr>
-          <w:rFonts w:ascii="微软雅黑" w:hAnsi="微软雅黑"/>
-          <w:b w:val="0"/>
-          <w:sz w:val="21"/>
-        </w:rPr>
-        <w:t>册</w:t>
-      </w:r>
-      <w:r>
-        <w:rPr>
-          <w:rFonts w:ascii="微软雅黑" w:hAnsi="微软雅黑"/>
-          <w:b w:val="0"/>
-          <w:sz w:val="21"/>
-        </w:rPr>
-        <w:t>资</w:t>
-      </w:r>
-      <w:r>
-        <w:rPr>
-          <w:rFonts w:ascii="微软雅黑" w:hAnsi="微软雅黑"/>
-          <w:b w:val="0"/>
-          <w:sz w:val="21"/>
-        </w:rPr>
-        <w:t>本</w:t>
-      </w:r>
-      <w:r>
-        <w:rPr>
-          <w:rFonts w:ascii="微软雅黑" w:hAnsi="微软雅黑"/>
-          <w:b w:val="0"/>
-          <w:sz w:val="21"/>
-        </w:rPr>
-        <w:t>6</w:t>
-      </w:r>
-      <w:r>
-        <w:rPr>
-          <w:rFonts w:ascii="微软雅黑" w:hAnsi="微软雅黑"/>
-          <w:b w:val="0"/>
-          <w:sz w:val="21"/>
-        </w:rPr>
-        <w:t>.</w:t>
-      </w:r>
-      <w:r>
-        <w:rPr>
-          <w:rFonts w:ascii="微软雅黑" w:hAnsi="微软雅黑"/>
-          <w:b w:val="0"/>
-          <w:sz w:val="21"/>
-        </w:rPr>
-        <w:t>4</w:t>
-      </w:r>
-      <w:r>
-        <w:rPr>
-          <w:rFonts w:ascii="微软雅黑" w:hAnsi="微软雅黑"/>
-          <w:b w:val="0"/>
-          <w:sz w:val="21"/>
-        </w:rPr>
-        <w:t>亿</w:t>
-      </w:r>
-      <w:r>
-        <w:rPr>
-          <w:rFonts w:ascii="微软雅黑" w:hAnsi="微软雅黑"/>
-          <w:b w:val="0"/>
-          <w:sz w:val="21"/>
-        </w:rPr>
-        <w:t>元</w:t>
-      </w:r>
-      <w:r>
-        <w:rPr>
-          <w:rFonts w:ascii="微软雅黑" w:hAnsi="微软雅黑"/>
-          <w:b w:val="0"/>
-          <w:sz w:val="21"/>
-        </w:rPr>
-        <w:t>，</w:t>
-      </w:r>
-      <w:r>
-        <w:rPr>
-          <w:rFonts w:ascii="微软雅黑" w:hAnsi="微软雅黑"/>
-          <w:b w:val="0"/>
-          <w:sz w:val="21"/>
-        </w:rPr>
-        <w:t>新</w:t>
-      </w:r>
-      <w:r>
-        <w:rPr>
-          <w:rFonts w:ascii="微软雅黑" w:hAnsi="微软雅黑"/>
-          <w:b w:val="0"/>
-          <w:sz w:val="21"/>
-        </w:rPr>
-        <w:t>厂</w:t>
-      </w:r>
-      <w:r>
-        <w:rPr>
-          <w:rFonts w:ascii="微软雅黑" w:hAnsi="微软雅黑"/>
-          <w:b w:val="0"/>
-          <w:sz w:val="21"/>
-        </w:rPr>
-        <w:t>区</w:t>
-      </w:r>
-      <w:r>
-        <w:rPr>
-          <w:rFonts w:ascii="微软雅黑" w:hAnsi="微软雅黑"/>
-          <w:b w:val="0"/>
-          <w:sz w:val="21"/>
-        </w:rPr>
-        <w:t>规</w:t>
-      </w:r>
-      <w:r>
-        <w:rPr>
-          <w:rFonts w:ascii="微软雅黑" w:hAnsi="微软雅黑"/>
-          <w:b w:val="0"/>
-          <w:sz w:val="21"/>
-        </w:rPr>
-        <w:t>划</w:t>
-      </w:r>
-      <w:r>
-        <w:rPr>
-          <w:rFonts w:ascii="微软雅黑" w:hAnsi="微软雅黑"/>
-          <w:b w:val="0"/>
-          <w:sz w:val="21"/>
-        </w:rPr>
-        <w:t>（</w:t>
-      </w:r>
-      <w:r>
-        <w:rPr>
-          <w:rFonts w:ascii="微软雅黑" w:hAnsi="微软雅黑"/>
-          <w:b w:val="0"/>
-          <w:sz w:val="21"/>
-        </w:rPr>
-        <w:t>孙</w:t>
-      </w:r>
-      <w:r>
-        <w:rPr>
-          <w:rFonts w:ascii="微软雅黑" w:hAnsi="微软雅黑"/>
-          <w:b w:val="0"/>
-          <w:sz w:val="21"/>
-        </w:rPr>
-        <w:t>村</w:t>
-      </w:r>
-      <w:r>
-        <w:rPr>
-          <w:rFonts w:ascii="微软雅黑" w:hAnsi="微软雅黑"/>
-          <w:b w:val="0"/>
-          <w:sz w:val="21"/>
-        </w:rPr>
-        <w:t>片</w:t>
-      </w:r>
-      <w:r>
-        <w:rPr>
-          <w:rFonts w:ascii="微软雅黑" w:hAnsi="微软雅黑"/>
-          <w:b w:val="0"/>
-          <w:sz w:val="21"/>
-        </w:rPr>
-        <w:t>区</w:t>
-      </w:r>
-      <w:r>
-        <w:rPr>
-          <w:rFonts w:ascii="微软雅黑" w:hAnsi="微软雅黑"/>
-          <w:b w:val="0"/>
-          <w:sz w:val="21"/>
-        </w:rPr>
-        <w:t>一</w:t>
-      </w:r>
-      <w:r>
-        <w:rPr>
-          <w:rFonts w:ascii="微软雅黑" w:hAnsi="微软雅黑"/>
-          <w:b w:val="0"/>
-          <w:sz w:val="21"/>
-        </w:rPr>
-        <w:t>期</w:t>
-      </w:r>
-      <w:r>
-        <w:rPr>
-          <w:rFonts w:ascii="微软雅黑" w:hAnsi="微软雅黑"/>
-          <w:b w:val="0"/>
-          <w:sz w:val="21"/>
-        </w:rPr>
-        <w:t>1</w:t>
-      </w:r>
-      <w:r>
-        <w:rPr>
-          <w:rFonts w:ascii="微软雅黑" w:hAnsi="微软雅黑"/>
-          <w:b w:val="0"/>
-          <w:sz w:val="21"/>
-        </w:rPr>
-        <w:t>5</w:t>
-      </w:r>
-      <w:r>
-        <w:rPr>
-          <w:rFonts w:ascii="微软雅黑" w:hAnsi="微软雅黑"/>
-          <w:b w:val="0"/>
-          <w:sz w:val="21"/>
-        </w:rPr>
-        <w:t>0</w:t>
-      </w:r>
-      <w:r>
-        <w:rPr>
-          <w:rFonts w:ascii="微软雅黑" w:hAnsi="微软雅黑"/>
-          <w:b w:val="0"/>
-          <w:sz w:val="21"/>
-        </w:rPr>
-        <w:t>亩</w:t>
-      </w:r>
-      <w:r>
-        <w:rPr>
-          <w:rFonts w:ascii="微软雅黑" w:hAnsi="微软雅黑"/>
-          <w:b w:val="0"/>
-          <w:sz w:val="21"/>
-        </w:rPr>
-        <w:t>、</w:t>
-      </w:r>
-      <w:r>
-        <w:rPr>
-          <w:rFonts w:ascii="微软雅黑" w:hAnsi="微软雅黑"/>
-          <w:b w:val="0"/>
-          <w:sz w:val="21"/>
-        </w:rPr>
-        <w:t>二</w:t>
-      </w:r>
-      <w:r>
-        <w:rPr>
-          <w:rFonts w:ascii="微软雅黑" w:hAnsi="微软雅黑"/>
-          <w:b w:val="0"/>
-          <w:sz w:val="21"/>
-        </w:rPr>
-        <w:t>期</w:t>
-      </w:r>
-      <w:r>
-        <w:rPr>
-          <w:rFonts w:ascii="微软雅黑" w:hAnsi="微软雅黑"/>
-          <w:b w:val="0"/>
-          <w:sz w:val="21"/>
-        </w:rPr>
-        <w:t>5</w:t>
-      </w:r>
-      <w:r>
-        <w:rPr>
-          <w:rFonts w:ascii="微软雅黑" w:hAnsi="微软雅黑"/>
-          <w:b w:val="0"/>
-          <w:sz w:val="21"/>
-        </w:rPr>
-        <w:t>0</w:t>
-      </w:r>
-      <w:r>
-        <w:rPr>
-          <w:rFonts w:ascii="微软雅黑" w:hAnsi="微软雅黑"/>
-          <w:b w:val="0"/>
-          <w:sz w:val="21"/>
-        </w:rPr>
-        <w:t>0</w:t>
-      </w:r>
-      <w:r>
-        <w:rPr>
-          <w:rFonts w:ascii="微软雅黑" w:hAnsi="微软雅黑"/>
-          <w:b w:val="0"/>
-          <w:sz w:val="21"/>
-        </w:rPr>
-        <w:t>亩</w:t>
-      </w:r>
-      <w:r>
-        <w:rPr>
-          <w:rFonts w:ascii="微软雅黑" w:hAnsi="微软雅黑"/>
-          <w:b w:val="0"/>
-          <w:sz w:val="21"/>
-        </w:rPr>
-        <w:t>）</w:t>
-      </w:r>
-      <w:r>
-        <w:rPr>
-          <w:rFonts w:ascii="微软雅黑" w:hAnsi="微软雅黑"/>
-          <w:b w:val="0"/>
-          <w:sz w:val="21"/>
-        </w:rPr>
-        <w:t>持</w:t>
-      </w:r>
-      <w:r>
-        <w:rPr>
-          <w:rFonts w:ascii="微软雅黑" w:hAnsi="微软雅黑"/>
-          <w:b w:val="0"/>
-          <w:sz w:val="21"/>
-        </w:rPr>
-        <w:t>续</w:t>
-      </w:r>
-      <w:r>
-        <w:rPr>
-          <w:rFonts w:ascii="微软雅黑" w:hAnsi="微软雅黑"/>
-          <w:b w:val="0"/>
-          <w:sz w:val="21"/>
-        </w:rPr>
-        <w:t>扩</w:t>
-      </w:r>
-      <w:r>
-        <w:rPr>
-          <w:rFonts w:ascii="微软雅黑" w:hAnsi="微软雅黑"/>
-          <w:b w:val="0"/>
-          <w:sz w:val="21"/>
-        </w:rPr>
-        <w:t>产</w:t>
+        <w:t>- 济南基地：集团亚太区最大生产基地+物流中心，员工1100余人，占地100多亩，2004年成立，注册资本6.4亿元，新厂区规划（孙村片区一期150亩、二期500亩）持续扩产</w:t>
       </w:r>
     </w:p>
     <w:p>
@@ -2454,311 +206,7 @@
           <w:b w:val="0"/>
           <w:sz w:val="21"/>
         </w:rPr>
-        <w:t>-</w:t>
-      </w:r>
-      <w:r>
-        <w:rPr>
-          <w:rFonts w:ascii="微软雅黑" w:hAnsi="微软雅黑"/>
-          <w:b w:val="0"/>
-          <w:sz w:val="21"/>
-        </w:rPr>
-        <w:t xml:space="preserve"> </w:t>
-      </w:r>
-      <w:r>
-        <w:rPr>
-          <w:rFonts w:ascii="微软雅黑" w:hAnsi="微软雅黑"/>
-          <w:b/>
-          <w:sz w:val="21"/>
-        </w:rPr>
-        <w:t>主营</w:t>
-      </w:r>
-      <w:r>
-        <w:rPr>
-          <w:rFonts w:ascii="微软雅黑" w:hAnsi="微软雅黑"/>
-          <w:b w:val="0"/>
-          <w:sz w:val="21"/>
-        </w:rPr>
-        <w:t>：</w:t>
-      </w:r>
-      <w:r>
-        <w:rPr>
-          <w:rFonts w:ascii="微软雅黑" w:hAnsi="微软雅黑"/>
-          <w:b w:val="0"/>
-          <w:sz w:val="21"/>
-        </w:rPr>
-        <w:t>气</w:t>
-      </w:r>
-      <w:r>
-        <w:rPr>
-          <w:rFonts w:ascii="微软雅黑" w:hAnsi="微软雅黑"/>
-          <w:b w:val="0"/>
-          <w:sz w:val="21"/>
-        </w:rPr>
-        <w:t>缸</w:t>
-      </w:r>
-      <w:r>
-        <w:rPr>
-          <w:rFonts w:ascii="微软雅黑" w:hAnsi="微软雅黑"/>
-          <w:b w:val="0"/>
-          <w:sz w:val="21"/>
-        </w:rPr>
-        <w:t>、</w:t>
-      </w:r>
-      <w:r>
-        <w:rPr>
-          <w:rFonts w:ascii="微软雅黑" w:hAnsi="微软雅黑"/>
-          <w:b w:val="0"/>
-          <w:sz w:val="21"/>
-        </w:rPr>
-        <w:t>阀</w:t>
-      </w:r>
-      <w:r>
-        <w:rPr>
-          <w:rFonts w:ascii="微软雅黑" w:hAnsi="微软雅黑"/>
-          <w:b w:val="0"/>
-          <w:sz w:val="21"/>
-        </w:rPr>
-        <w:t>岛</w:t>
-      </w:r>
-      <w:r>
-        <w:rPr>
-          <w:rFonts w:ascii="微软雅黑" w:hAnsi="微软雅黑"/>
-          <w:b w:val="0"/>
-          <w:sz w:val="21"/>
-        </w:rPr>
-        <w:t>、</w:t>
-      </w:r>
-      <w:r>
-        <w:rPr>
-          <w:rFonts w:ascii="微软雅黑" w:hAnsi="微软雅黑"/>
-          <w:b w:val="0"/>
-          <w:sz w:val="21"/>
-        </w:rPr>
-        <w:t>气</w:t>
-      </w:r>
-      <w:r>
-        <w:rPr>
-          <w:rFonts w:ascii="微软雅黑" w:hAnsi="微软雅黑"/>
-          <w:b w:val="0"/>
-          <w:sz w:val="21"/>
-        </w:rPr>
-        <w:t>源</w:t>
-      </w:r>
-      <w:r>
-        <w:rPr>
-          <w:rFonts w:ascii="微软雅黑" w:hAnsi="微软雅黑"/>
-          <w:b w:val="0"/>
-          <w:sz w:val="21"/>
-        </w:rPr>
-        <w:t>处</w:t>
-      </w:r>
-      <w:r>
-        <w:rPr>
-          <w:rFonts w:ascii="微软雅黑" w:hAnsi="微软雅黑"/>
-          <w:b w:val="0"/>
-          <w:sz w:val="21"/>
-        </w:rPr>
-        <w:t>理</w:t>
-      </w:r>
-      <w:r>
-        <w:rPr>
-          <w:rFonts w:ascii="微软雅黑" w:hAnsi="微软雅黑"/>
-          <w:b w:val="0"/>
-          <w:sz w:val="21"/>
-        </w:rPr>
-        <w:t>、</w:t>
-      </w:r>
-      <w:r>
-        <w:rPr>
-          <w:rFonts w:ascii="微软雅黑" w:hAnsi="微软雅黑"/>
-          <w:b w:val="0"/>
-          <w:sz w:val="21"/>
-        </w:rPr>
-        <w:t>电</w:t>
-      </w:r>
-      <w:r>
-        <w:rPr>
-          <w:rFonts w:ascii="微软雅黑" w:hAnsi="微软雅黑"/>
-          <w:b w:val="0"/>
-          <w:sz w:val="21"/>
-        </w:rPr>
-        <w:t>驱</w:t>
-      </w:r>
-      <w:r>
-        <w:rPr>
-          <w:rFonts w:ascii="微软雅黑" w:hAnsi="微软雅黑"/>
-          <w:b w:val="0"/>
-          <w:sz w:val="21"/>
-        </w:rPr>
-        <w:t>动</w:t>
-      </w:r>
-      <w:r>
-        <w:rPr>
-          <w:rFonts w:ascii="微软雅黑" w:hAnsi="微软雅黑"/>
-          <w:b w:val="0"/>
-          <w:sz w:val="21"/>
-        </w:rPr>
-        <w:t>等</w:t>
-      </w:r>
-      <w:r>
-        <w:rPr>
-          <w:rFonts w:ascii="微软雅黑" w:hAnsi="微软雅黑"/>
-          <w:b w:val="0"/>
-          <w:sz w:val="21"/>
-        </w:rPr>
-        <w:t>气</w:t>
-      </w:r>
-      <w:r>
-        <w:rPr>
-          <w:rFonts w:ascii="微软雅黑" w:hAnsi="微软雅黑"/>
-          <w:b w:val="0"/>
-          <w:sz w:val="21"/>
-        </w:rPr>
-        <w:t>动</w:t>
-      </w:r>
-      <w:r>
-        <w:rPr>
-          <w:rFonts w:ascii="微软雅黑" w:hAnsi="微软雅黑"/>
-          <w:b w:val="0"/>
-          <w:sz w:val="21"/>
-        </w:rPr>
-        <w:t>自</w:t>
-      </w:r>
-      <w:r>
-        <w:rPr>
-          <w:rFonts w:ascii="微软雅黑" w:hAnsi="微软雅黑"/>
-          <w:b w:val="0"/>
-          <w:sz w:val="21"/>
-        </w:rPr>
-        <w:t>动</w:t>
-      </w:r>
-      <w:r>
-        <w:rPr>
-          <w:rFonts w:ascii="微软雅黑" w:hAnsi="微软雅黑"/>
-          <w:b w:val="0"/>
-          <w:sz w:val="21"/>
-        </w:rPr>
-        <w:t>化</w:t>
-      </w:r>
-      <w:r>
-        <w:rPr>
-          <w:rFonts w:ascii="微软雅黑" w:hAnsi="微软雅黑"/>
-          <w:b w:val="0"/>
-          <w:sz w:val="21"/>
-        </w:rPr>
-        <w:t>元</w:t>
-      </w:r>
-      <w:r>
-        <w:rPr>
-          <w:rFonts w:ascii="微软雅黑" w:hAnsi="微软雅黑"/>
-          <w:b w:val="0"/>
-          <w:sz w:val="21"/>
-        </w:rPr>
-        <w:t>件</w:t>
-      </w:r>
-      <w:r>
-        <w:rPr>
-          <w:rFonts w:ascii="微软雅黑" w:hAnsi="微软雅黑"/>
-          <w:b w:val="0"/>
-          <w:sz w:val="21"/>
-        </w:rPr>
-        <w:t>的</w:t>
-      </w:r>
-      <w:r>
-        <w:rPr>
-          <w:rFonts w:ascii="微软雅黑" w:hAnsi="微软雅黑"/>
-          <w:b w:val="0"/>
-          <w:sz w:val="21"/>
-        </w:rPr>
-        <w:t>本</w:t>
-      </w:r>
-      <w:r>
-        <w:rPr>
-          <w:rFonts w:ascii="微软雅黑" w:hAnsi="微软雅黑"/>
-          <w:b w:val="0"/>
-          <w:sz w:val="21"/>
-        </w:rPr>
-        <w:t>地</w:t>
-      </w:r>
-      <w:r>
-        <w:rPr>
-          <w:rFonts w:ascii="微软雅黑" w:hAnsi="微软雅黑"/>
-          <w:b w:val="0"/>
-          <w:sz w:val="21"/>
-        </w:rPr>
-        <w:t>化</w:t>
-      </w:r>
-      <w:r>
-        <w:rPr>
-          <w:rFonts w:ascii="微软雅黑" w:hAnsi="微软雅黑"/>
-          <w:b w:val="0"/>
-          <w:sz w:val="21"/>
-        </w:rPr>
-        <w:t>生</w:t>
-      </w:r>
-      <w:r>
-        <w:rPr>
-          <w:rFonts w:ascii="微软雅黑" w:hAnsi="微软雅黑"/>
-          <w:b w:val="0"/>
-          <w:sz w:val="21"/>
-        </w:rPr>
-        <w:t>产</w:t>
-      </w:r>
-      <w:r>
-        <w:rPr>
-          <w:rFonts w:ascii="微软雅黑" w:hAnsi="微软雅黑"/>
-          <w:b w:val="0"/>
-          <w:sz w:val="21"/>
-        </w:rPr>
-        <w:t>+</w:t>
-      </w:r>
-      <w:r>
-        <w:rPr>
-          <w:rFonts w:ascii="微软雅黑" w:hAnsi="微软雅黑"/>
-          <w:b w:val="0"/>
-          <w:sz w:val="21"/>
-        </w:rPr>
-        <w:t>华</w:t>
-      </w:r>
-      <w:r>
-        <w:rPr>
-          <w:rFonts w:ascii="微软雅黑" w:hAnsi="微软雅黑"/>
-          <w:b w:val="0"/>
-          <w:sz w:val="21"/>
-        </w:rPr>
-        <w:t>北</w:t>
-      </w:r>
-      <w:r>
-        <w:rPr>
-          <w:rFonts w:ascii="微软雅黑" w:hAnsi="微软雅黑"/>
-          <w:b w:val="0"/>
-          <w:sz w:val="21"/>
-        </w:rPr>
-        <w:t>仓</w:t>
-      </w:r>
-      <w:r>
-        <w:rPr>
-          <w:rFonts w:ascii="微软雅黑" w:hAnsi="微软雅黑"/>
-          <w:b w:val="0"/>
-          <w:sz w:val="21"/>
-        </w:rPr>
-        <w:t>储</w:t>
-      </w:r>
-      <w:r>
-        <w:rPr>
-          <w:rFonts w:ascii="微软雅黑" w:hAnsi="微软雅黑"/>
-          <w:b w:val="0"/>
-          <w:sz w:val="21"/>
-        </w:rPr>
-        <w:t>分</w:t>
-      </w:r>
-      <w:r>
-        <w:rPr>
-          <w:rFonts w:ascii="微软雅黑" w:hAnsi="微软雅黑"/>
-          <w:b w:val="0"/>
-          <w:sz w:val="21"/>
-        </w:rPr>
-        <w:t>拨</w:t>
+        <w:t>- 主营：气缸、阀岛、气源处理、电驱动等气动自动化元件的本地化生产+华北仓储分拨</w:t>
       </w:r>
     </w:p>
     <w:p>
@@ -2771,335 +219,7 @@
           <w:b w:val="0"/>
           <w:sz w:val="21"/>
         </w:rPr>
-        <w:t>-</w:t>
-      </w:r>
-      <w:r>
-        <w:rPr>
-          <w:rFonts w:ascii="微软雅黑" w:hAnsi="微软雅黑"/>
-          <w:b w:val="0"/>
-          <w:sz w:val="21"/>
-        </w:rPr>
-        <w:t xml:space="preserve"> </w:t>
-      </w:r>
-      <w:r>
-        <w:rPr>
-          <w:rFonts w:ascii="微软雅黑" w:hAnsi="微软雅黑"/>
-          <w:b/>
-          <w:sz w:val="21"/>
-        </w:rPr>
-        <w:t>近期动态</w:t>
-      </w:r>
-      <w:r>
-        <w:rPr>
-          <w:rFonts w:ascii="微软雅黑" w:hAnsi="微软雅黑"/>
-          <w:b w:val="0"/>
-          <w:sz w:val="21"/>
-        </w:rPr>
-        <w:t>：</w:t>
-      </w:r>
-      <w:r>
-        <w:rPr>
-          <w:rFonts w:ascii="微软雅黑" w:hAnsi="微软雅黑"/>
-          <w:b w:val="0"/>
-          <w:sz w:val="21"/>
-        </w:rPr>
-        <w:t>新</w:t>
-      </w:r>
-      <w:r>
-        <w:rPr>
-          <w:rFonts w:ascii="微软雅黑" w:hAnsi="微软雅黑"/>
-          <w:b w:val="0"/>
-          <w:sz w:val="21"/>
-        </w:rPr>
-        <w:t>厂</w:t>
-      </w:r>
-      <w:r>
-        <w:rPr>
-          <w:rFonts w:ascii="微软雅黑" w:hAnsi="微软雅黑"/>
-          <w:b w:val="0"/>
-          <w:sz w:val="21"/>
-        </w:rPr>
-        <w:t>区</w:t>
-      </w:r>
-      <w:r>
-        <w:rPr>
-          <w:rFonts w:ascii="微软雅黑" w:hAnsi="微软雅黑"/>
-          <w:b w:val="0"/>
-          <w:sz w:val="21"/>
-        </w:rPr>
-        <w:t>二</w:t>
-      </w:r>
-      <w:r>
-        <w:rPr>
-          <w:rFonts w:ascii="微软雅黑" w:hAnsi="微软雅黑"/>
-          <w:b w:val="0"/>
-          <w:sz w:val="21"/>
-        </w:rPr>
-        <w:t>期</w:t>
-      </w:r>
-      <w:r>
-        <w:rPr>
-          <w:rFonts w:ascii="微软雅黑" w:hAnsi="微软雅黑"/>
-          <w:b w:val="0"/>
-          <w:sz w:val="21"/>
-        </w:rPr>
-        <w:t>5</w:t>
-      </w:r>
-      <w:r>
-        <w:rPr>
-          <w:rFonts w:ascii="微软雅黑" w:hAnsi="微软雅黑"/>
-          <w:b w:val="0"/>
-          <w:sz w:val="21"/>
-        </w:rPr>
-        <w:t>0</w:t>
-      </w:r>
-      <w:r>
-        <w:rPr>
-          <w:rFonts w:ascii="微软雅黑" w:hAnsi="微软雅黑"/>
-          <w:b w:val="0"/>
-          <w:sz w:val="21"/>
-        </w:rPr>
-        <w:t>0</w:t>
-      </w:r>
-      <w:r>
-        <w:rPr>
-          <w:rFonts w:ascii="微软雅黑" w:hAnsi="微软雅黑"/>
-          <w:b w:val="0"/>
-          <w:sz w:val="21"/>
-        </w:rPr>
-        <w:t>亩</w:t>
-      </w:r>
-      <w:r>
-        <w:rPr>
-          <w:rFonts w:ascii="微软雅黑" w:hAnsi="微软雅黑"/>
-          <w:b w:val="0"/>
-          <w:sz w:val="21"/>
-        </w:rPr>
-        <w:t>持</w:t>
-      </w:r>
-      <w:r>
-        <w:rPr>
-          <w:rFonts w:ascii="微软雅黑" w:hAnsi="微软雅黑"/>
-          <w:b w:val="0"/>
-          <w:sz w:val="21"/>
-        </w:rPr>
-        <w:t>续</w:t>
-      </w:r>
-      <w:r>
-        <w:rPr>
-          <w:rFonts w:ascii="微软雅黑" w:hAnsi="微软雅黑"/>
-          <w:b w:val="0"/>
-          <w:sz w:val="21"/>
-        </w:rPr>
-        <w:t>建</w:t>
-      </w:r>
-      <w:r>
-        <w:rPr>
-          <w:rFonts w:ascii="微软雅黑" w:hAnsi="微软雅黑"/>
-          <w:b w:val="0"/>
-          <w:sz w:val="21"/>
-        </w:rPr>
-        <w:t>设</w:t>
-      </w:r>
-      <w:r>
-        <w:rPr>
-          <w:rFonts w:ascii="微软雅黑" w:hAnsi="微软雅黑"/>
-          <w:b w:val="0"/>
-          <w:sz w:val="21"/>
-        </w:rPr>
-        <w:t>中</w:t>
-      </w:r>
-      <w:r>
-        <w:rPr>
-          <w:rFonts w:ascii="微软雅黑" w:hAnsi="微软雅黑"/>
-          <w:b w:val="0"/>
-          <w:sz w:val="21"/>
-        </w:rPr>
-        <w:t>；</w:t>
-      </w:r>
-      <w:r>
-        <w:rPr>
-          <w:rFonts w:ascii="微软雅黑" w:hAnsi="微软雅黑"/>
-          <w:b w:val="0"/>
-          <w:sz w:val="21"/>
-        </w:rPr>
-        <w:t>亚</w:t>
-      </w:r>
-      <w:r>
-        <w:rPr>
-          <w:rFonts w:ascii="微软雅黑" w:hAnsi="微软雅黑"/>
-          <w:b w:val="0"/>
-          <w:sz w:val="21"/>
-        </w:rPr>
-        <w:t>太</w:t>
-      </w:r>
-      <w:r>
-        <w:rPr>
-          <w:rFonts w:ascii="微软雅黑" w:hAnsi="微软雅黑"/>
-          <w:b w:val="0"/>
-          <w:sz w:val="21"/>
-        </w:rPr>
-        <w:t>区</w:t>
-      </w:r>
-      <w:r>
-        <w:rPr>
-          <w:rFonts w:ascii="微软雅黑" w:hAnsi="微软雅黑"/>
-          <w:b w:val="0"/>
-          <w:sz w:val="21"/>
-        </w:rPr>
-        <w:t>最</w:t>
-      </w:r>
-      <w:r>
-        <w:rPr>
-          <w:rFonts w:ascii="微软雅黑" w:hAnsi="微软雅黑"/>
-          <w:b w:val="0"/>
-          <w:sz w:val="21"/>
-        </w:rPr>
-        <w:t>大</w:t>
-      </w:r>
-      <w:r>
-        <w:rPr>
-          <w:rFonts w:ascii="微软雅黑" w:hAnsi="微软雅黑"/>
-          <w:b w:val="0"/>
-          <w:sz w:val="21"/>
-        </w:rPr>
-        <w:t>基</w:t>
-      </w:r>
-      <w:r>
-        <w:rPr>
-          <w:rFonts w:ascii="微软雅黑" w:hAnsi="微软雅黑"/>
-          <w:b w:val="0"/>
-          <w:sz w:val="21"/>
-        </w:rPr>
-        <w:t>地</w:t>
-      </w:r>
-      <w:r>
-        <w:rPr>
-          <w:rFonts w:ascii="微软雅黑" w:hAnsi="微软雅黑"/>
-          <w:b w:val="0"/>
-          <w:sz w:val="21"/>
-        </w:rPr>
-        <w:t>持</w:t>
-      </w:r>
-      <w:r>
-        <w:rPr>
-          <w:rFonts w:ascii="微软雅黑" w:hAnsi="微软雅黑"/>
-          <w:b w:val="0"/>
-          <w:sz w:val="21"/>
-        </w:rPr>
-        <w:t>续</w:t>
-      </w:r>
-      <w:r>
-        <w:rPr>
-          <w:rFonts w:ascii="微软雅黑" w:hAnsi="微软雅黑"/>
-          <w:b w:val="0"/>
-          <w:sz w:val="21"/>
-        </w:rPr>
-        <w:t>扩</w:t>
-      </w:r>
-      <w:r>
-        <w:rPr>
-          <w:rFonts w:ascii="微软雅黑" w:hAnsi="微软雅黑"/>
-          <w:b w:val="0"/>
-          <w:sz w:val="21"/>
-        </w:rPr>
-        <w:t>产</w:t>
-      </w:r>
-      <w:r>
-        <w:rPr>
-          <w:rFonts w:ascii="微软雅黑" w:hAnsi="微软雅黑"/>
-          <w:b w:val="0"/>
-          <w:sz w:val="21"/>
-        </w:rPr>
-        <w:t>；</w:t>
-      </w:r>
-      <w:r>
-        <w:rPr>
-          <w:rFonts w:ascii="微软雅黑" w:hAnsi="微软雅黑"/>
-          <w:b w:val="0"/>
-          <w:sz w:val="21"/>
-        </w:rPr>
-        <w:t>数</w:t>
-      </w:r>
-      <w:r>
-        <w:rPr>
-          <w:rFonts w:ascii="微软雅黑" w:hAnsi="微软雅黑"/>
-          <w:b w:val="0"/>
-          <w:sz w:val="21"/>
-        </w:rPr>
-        <w:t>字</w:t>
-      </w:r>
-      <w:r>
-        <w:rPr>
-          <w:rFonts w:ascii="微软雅黑" w:hAnsi="微软雅黑"/>
-          <w:b w:val="0"/>
-          <w:sz w:val="21"/>
-        </w:rPr>
-        <w:t>化</w:t>
-      </w:r>
-      <w:r>
-        <w:rPr>
-          <w:rFonts w:ascii="微软雅黑" w:hAnsi="微软雅黑"/>
-          <w:b w:val="0"/>
-          <w:sz w:val="21"/>
-        </w:rPr>
-        <w:t>供</w:t>
-      </w:r>
-      <w:r>
-        <w:rPr>
-          <w:rFonts w:ascii="微软雅黑" w:hAnsi="微软雅黑"/>
-          <w:b w:val="0"/>
-          <w:sz w:val="21"/>
-        </w:rPr>
-        <w:t>应</w:t>
-      </w:r>
-      <w:r>
-        <w:rPr>
-          <w:rFonts w:ascii="微软雅黑" w:hAnsi="微软雅黑"/>
-          <w:b w:val="0"/>
-          <w:sz w:val="21"/>
-        </w:rPr>
-        <w:t>链</w:t>
-      </w:r>
-      <w:r>
-        <w:rPr>
-          <w:rFonts w:ascii="微软雅黑" w:hAnsi="微软雅黑"/>
-          <w:b w:val="0"/>
-          <w:sz w:val="21"/>
-        </w:rPr>
-        <w:t>建</w:t>
-      </w:r>
-      <w:r>
-        <w:rPr>
-          <w:rFonts w:ascii="微软雅黑" w:hAnsi="微软雅黑"/>
-          <w:b w:val="0"/>
-          <w:sz w:val="21"/>
-        </w:rPr>
-        <w:t>设</w:t>
-      </w:r>
-      <w:r>
-        <w:rPr>
-          <w:rFonts w:ascii="微软雅黑" w:hAnsi="微软雅黑"/>
-          <w:b w:val="0"/>
-          <w:sz w:val="21"/>
-        </w:rPr>
-        <w:t>推</w:t>
-      </w:r>
-      <w:r>
-        <w:rPr>
-          <w:rFonts w:ascii="微软雅黑" w:hAnsi="微软雅黑"/>
-          <w:b w:val="0"/>
-          <w:sz w:val="21"/>
-        </w:rPr>
-        <w:t>进</w:t>
-      </w:r>
-      <w:r>
-        <w:rPr>
-          <w:rFonts w:ascii="微软雅黑" w:hAnsi="微软雅黑"/>
-          <w:b w:val="0"/>
-          <w:sz w:val="21"/>
-        </w:rPr>
-        <w:t>中</w:t>
+        <w:t>- 近期动态：新厂区二期500亩持续建设中；亚太区最大基地持续扩产；数字化供应链建设推进中</w:t>
       </w:r>
     </w:p>
     <w:p>
@@ -3109,7 +229,7 @@
       <w:r>
         <w:rPr>
           <w:rFonts w:ascii="微软雅黑" w:hAnsi="微软雅黑"/>
-          <w:b/>
+          <w:b w:val="0"/>
           <w:sz w:val="21"/>
         </w:rPr>
         <w:t>HR发来JD关键信息（2026-08-31截图确认）：</w:t>
@@ -3567,11 +687,12 @@
       </w:r>
     </w:p>
     <w:p>
-      <w:r/>
-      <w:rPr>
-        <w:bookmarkStart w:id="3" w:name="sub_3"/>
-        <w:bookmarkEnd/>
-      </w:rPr>
+      <w:r>
+        <w:rPr>
+          <w:bookmarkStart w:id="3" w:name="sub_3"/>
+          <w:bookmarkEnd/>
+        </w:rPr>
+      </w:r>
     </w:p>
     <w:tbl>
       <w:tblPr>
@@ -4143,11 +1264,12 @@
       </w:r>
     </w:p>
     <w:p>
-      <w:r/>
-      <w:rPr>
-        <w:bookmarkStart w:id="4" w:name="sub_4"/>
-        <w:bookmarkEnd/>
-      </w:rPr>
+      <w:r>
+        <w:rPr>
+          <w:bookmarkStart w:id="4" w:name="sub_4"/>
+          <w:bookmarkEnd/>
+        </w:rPr>
+      </w:r>
     </w:p>
     <w:p>
       <w:pPr>
@@ -4156,7 +1278,7 @@
       <w:r>
         <w:rPr>
           <w:rFonts w:ascii="微软雅黑" w:hAnsi="微软雅黑"/>
-          <w:b/>
+          <w:b w:val="0"/>
           <w:sz w:val="21"/>
         </w:rPr>
         <w:t>HR发来JD原文：</w:t>
@@ -4170,6 +1292,7 @@
       <w:r>
         <w:rPr>
           <w:rFonts w:ascii="微软雅黑" w:hAnsi="微软雅黑"/>
+          <w:b w:val="0"/>
           <w:color w:val="4A90D9"/>
           <w:sz w:val="21"/>
         </w:rPr>
@@ -4192,6 +1315,7 @@
       <w:r>
         <w:rPr>
           <w:rFonts w:ascii="微软雅黑" w:hAnsi="微软雅黑"/>
+          <w:b w:val="0"/>
           <w:color w:val="4A90D9"/>
           <w:sz w:val="21"/>
         </w:rPr>
@@ -4214,6 +1338,7 @@
       <w:r>
         <w:rPr>
           <w:rFonts w:ascii="微软雅黑" w:hAnsi="微软雅黑"/>
+          <w:b w:val="0"/>
           <w:color w:val="4A90D9"/>
           <w:sz w:val="21"/>
         </w:rPr>
@@ -4236,6 +1361,7 @@
       <w:r>
         <w:rPr>
           <w:rFonts w:ascii="微软雅黑" w:hAnsi="微软雅黑"/>
+          <w:b w:val="0"/>
           <w:color w:val="4A90D9"/>
           <w:sz w:val="21"/>
         </w:rPr>
@@ -4258,6 +1384,7 @@
       <w:r>
         <w:rPr>
           <w:rFonts w:ascii="微软雅黑" w:hAnsi="微软雅黑"/>
+          <w:b w:val="0"/>
           <w:color w:val="4A90D9"/>
           <w:sz w:val="21"/>
         </w:rPr>
@@ -4280,6 +1407,7 @@
       <w:r>
         <w:rPr>
           <w:rFonts w:ascii="微软雅黑" w:hAnsi="微软雅黑"/>
+          <w:b w:val="0"/>
           <w:color w:val="4A90D9"/>
           <w:sz w:val="21"/>
         </w:rPr>
@@ -4301,6 +1429,7 @@
       <w:r>
         <w:rPr>
           <w:rFonts w:ascii="微软雅黑" w:hAnsi="微软雅黑"/>
+          <w:b w:val="0"/>
           <w:color w:val="4A90D9"/>
           <w:sz w:val="21"/>
         </w:rPr>
@@ -4323,6 +1452,7 @@
       <w:r>
         <w:rPr>
           <w:rFonts w:ascii="微软雅黑" w:hAnsi="微软雅黑"/>
+          <w:b w:val="0"/>
           <w:color w:val="4A90D9"/>
           <w:sz w:val="21"/>
         </w:rPr>
@@ -4345,6 +1475,7 @@
       <w:r>
         <w:rPr>
           <w:rFonts w:ascii="微软雅黑" w:hAnsi="微软雅黑"/>
+          <w:b w:val="0"/>
           <w:color w:val="4A90D9"/>
           <w:sz w:val="21"/>
         </w:rPr>
@@ -4367,6 +1498,7 @@
       <w:r>
         <w:rPr>
           <w:rFonts w:ascii="微软雅黑" w:hAnsi="微软雅黑"/>
+          <w:b w:val="0"/>
           <w:color w:val="4A90D9"/>
           <w:sz w:val="21"/>
         </w:rPr>
@@ -4389,6 +1521,7 @@
       <w:r>
         <w:rPr>
           <w:rFonts w:ascii="微软雅黑" w:hAnsi="微软雅黑"/>
+          <w:b w:val="0"/>
           <w:color w:val="4A90D9"/>
           <w:sz w:val="21"/>
         </w:rPr>
@@ -4410,7 +1543,7 @@
       <w:r>
         <w:rPr>
           <w:rFonts w:ascii="微软雅黑" w:hAnsi="微软雅黑"/>
-          <w:b/>
+          <w:b w:val="0"/>
           <w:sz w:val="21"/>
         </w:rPr>
         <w:t>与实习僧JD对比：</w:t>
@@ -4423,7 +1556,7 @@
       <w:r>
         <w:rPr>
           <w:rFonts w:ascii="微软雅黑" w:hAnsi="微软雅黑"/>
-          <w:b/>
+          <w:b w:val="0"/>
           <w:sz w:val="21"/>
         </w:rPr>
         <w:t>JD翻译成人话：</w:t>
@@ -5711,11 +2844,12 @@
       </w:r>
     </w:p>
     <w:p>
-      <w:r/>
-      <w:rPr>
-        <w:bookmarkStart w:id="5" w:name="sub_5"/>
-        <w:bookmarkEnd/>
-      </w:rPr>
+      <w:r>
+        <w:rPr>
+          <w:bookmarkStart w:id="5" w:name="sub_5"/>
+          <w:bookmarkEnd/>
+        </w:rPr>
+      </w:r>
     </w:p>
     <w:p>
       <w:pPr>
@@ -5725,6 +2859,7 @@
       <w:r>
         <w:rPr>
           <w:rFonts w:ascii="微软雅黑" w:hAnsi="微软雅黑"/>
+          <w:b w:val="0"/>
           <w:color w:val="4A90D9"/>
           <w:sz w:val="21"/>
         </w:rPr>
@@ -5746,7 +2881,7 @@
       <w:r>
         <w:rPr>
           <w:rFonts w:ascii="微软雅黑" w:hAnsi="微软雅黑"/>
-          <w:b/>
+          <w:b w:val="0"/>
           <w:sz w:val="21"/>
         </w:rPr>
         <w:t>风险1：实习时长12个月 vs 文雪大四约10个月【高风险】</w:t>
@@ -5759,6 +2894,7 @@
       <w:r>
         <w:rPr>
           <w:rFonts w:ascii="微软雅黑" w:hAnsi="微软雅黑"/>
+          <w:b w:val="0"/>
           <w:sz w:val="21"/>
         </w:rPr>
         <w:t>- HR JD明确要求"在岗实习时长最短要待够1年及以上"</w:t>
@@ -5771,6 +2907,7 @@
       <w:r>
         <w:rPr>
           <w:rFonts w:ascii="微软雅黑" w:hAnsi="微软雅黑"/>
+          <w:b w:val="0"/>
           <w:sz w:val="21"/>
         </w:rPr>
         <w:t>- 文雪大四学年（2026.9-2027.6）约10个月，存在2个月缺口</w:t>
@@ -5786,23 +2923,7 @@
           <w:b w:val="0"/>
           <w:sz w:val="21"/>
         </w:rPr>
-        <w:t>-</w:t>
-      </w:r>
-      <w:r>
-        <w:rPr>
-          <w:rFonts w:ascii="微软雅黑" w:hAnsi="微软雅黑"/>
-          <w:b w:val="0"/>
-          <w:sz w:val="21"/>
-        </w:rPr>
-        <w:t xml:space="preserve"> </w:t>
-      </w:r>
-      <w:r>
-        <w:rPr>
-          <w:rFonts w:ascii="微软雅黑" w:hAnsi="微软雅黑"/>
-          <w:b/>
-          <w:sz w:val="21"/>
-        </w:rPr>
-        <w:t>必须面试时主动沟通协商</w:t>
+        <w:t>- 必须面试时主动沟通协商</w:t>
       </w:r>
     </w:p>
     <w:p>
@@ -5812,6 +2933,7 @@
       <w:r>
         <w:rPr>
           <w:rFonts w:ascii="微软雅黑" w:hAnsi="微软雅黑"/>
+          <w:b w:val="0"/>
           <w:sz w:val="21"/>
         </w:rPr>
         <w:t>面试回答预案：</w:t>
@@ -5825,6 +2947,7 @@
       <w:r>
         <w:rPr>
           <w:rFonts w:ascii="微软雅黑" w:hAnsi="微软雅黑"/>
+          <w:b w:val="0"/>
           <w:color w:val="4A90D9"/>
           <w:sz w:val="21"/>
         </w:rPr>
@@ -5846,7 +2969,7 @@
       <w:r>
         <w:rPr>
           <w:rFonts w:ascii="微软雅黑" w:hAnsi="微软雅黑"/>
-          <w:b/>
+          <w:b w:val="0"/>
           <w:sz w:val="21"/>
         </w:rPr>
         <w:t>风险2：5天/周到岗 vs 大四课程安排【中风险】</w:t>
@@ -5859,6 +2982,7 @@
       <w:r>
         <w:rPr>
           <w:rFonts w:ascii="微软雅黑" w:hAnsi="微软雅黑"/>
+          <w:b w:val="0"/>
           <w:sz w:val="21"/>
         </w:rPr>
         <w:t>- HR JD明确"5天/周"</w:t>
@@ -5871,6 +2995,7 @@
       <w:r>
         <w:rPr>
           <w:rFonts w:ascii="微软雅黑" w:hAnsi="微软雅黑"/>
+          <w:b w:val="0"/>
           <w:sz w:val="21"/>
         </w:rPr>
         <w:t>- 大四上学期可能有课程/考试，需确认时间冲突</w:t>
@@ -5886,23 +3011,7 @@
           <w:b w:val="0"/>
           <w:sz w:val="21"/>
         </w:rPr>
-        <w:t>-</w:t>
-      </w:r>
-      <w:r>
-        <w:rPr>
-          <w:rFonts w:ascii="微软雅黑" w:hAnsi="微软雅黑"/>
-          <w:b w:val="0"/>
-          <w:sz w:val="21"/>
-        </w:rPr>
-        <w:t xml:space="preserve"> </w:t>
-      </w:r>
-      <w:r>
-        <w:rPr>
-          <w:rFonts w:ascii="微软雅黑" w:hAnsi="微软雅黑"/>
-          <w:b/>
-          <w:sz w:val="21"/>
-        </w:rPr>
-        <w:t>面试时需确认弹性空间</w:t>
+        <w:t>- 面试时需确认弹性空间</w:t>
       </w:r>
     </w:p>
     <w:p>
@@ -5912,6 +3021,7 @@
       <w:r>
         <w:rPr>
           <w:rFonts w:ascii="微软雅黑" w:hAnsi="微软雅黑"/>
+          <w:b w:val="0"/>
           <w:sz w:val="21"/>
         </w:rPr>
         <w:t>面试回答预案：</w:t>
@@ -5925,6 +3035,7 @@
       <w:r>
         <w:rPr>
           <w:rFonts w:ascii="微软雅黑" w:hAnsi="微软雅黑"/>
+          <w:b w:val="0"/>
           <w:color w:val="4A90D9"/>
           <w:sz w:val="21"/>
         </w:rPr>
@@ -5946,7 +3057,7 @@
       <w:r>
         <w:rPr>
           <w:rFonts w:ascii="微软雅黑" w:hAnsi="微软雅黑"/>
-          <w:b/>
+          <w:b w:val="0"/>
           <w:sz w:val="21"/>
         </w:rPr>
         <w:t>风险3：无SAP经验</w:t>
@@ -5959,6 +3070,7 @@
       <w:r>
         <w:rPr>
           <w:rFonts w:ascii="微软雅黑" w:hAnsi="微软雅黑"/>
+          <w:b w:val="0"/>
           <w:sz w:val="21"/>
         </w:rPr>
         <w:t>- HR JD"SAP经验优先"（非硬性要求）</w:t>
@@ -5971,6 +3083,7 @@
       <w:r>
         <w:rPr>
           <w:rFonts w:ascii="微软雅黑" w:hAnsi="微软雅黑"/>
+          <w:b w:val="0"/>
           <w:sz w:val="21"/>
         </w:rPr>
         <w:t>- 文雪有用友U8+完整实操经验</w:t>
@@ -5986,23 +3099,7 @@
           <w:b w:val="0"/>
           <w:sz w:val="21"/>
         </w:rPr>
-        <w:t>-</w:t>
-      </w:r>
-      <w:r>
-        <w:rPr>
-          <w:rFonts w:ascii="微软雅黑" w:hAnsi="微软雅黑"/>
-          <w:b w:val="0"/>
-          <w:sz w:val="21"/>
-        </w:rPr>
-        <w:t xml:space="preserve"> </w:t>
-      </w:r>
-      <w:r>
-        <w:rPr>
-          <w:rFonts w:ascii="微软雅黑" w:hAnsi="微软雅黑"/>
-          <w:b/>
-          <w:sz w:val="21"/>
-        </w:rPr>
-        <w:t>面试时需强调ERP迁移能力</w:t>
+        <w:t>- 面试时需强调ERP迁移能力</w:t>
       </w:r>
     </w:p>
     <w:p>
@@ -6012,6 +3109,7 @@
       <w:r>
         <w:rPr>
           <w:rFonts w:ascii="微软雅黑" w:hAnsi="微软雅黑"/>
+          <w:b w:val="0"/>
           <w:sz w:val="21"/>
         </w:rPr>
         <w:t>面试回答预案：</w:t>
@@ -6025,6 +3123,7 @@
       <w:r>
         <w:rPr>
           <w:rFonts w:ascii="微软雅黑" w:hAnsi="微软雅黑"/>
+          <w:b w:val="0"/>
           <w:color w:val="4A90D9"/>
           <w:sz w:val="21"/>
         </w:rPr>
@@ -6046,7 +3145,7 @@
       <w:r>
         <w:rPr>
           <w:rFonts w:ascii="微软雅黑" w:hAnsi="微软雅黑"/>
-          <w:b/>
+          <w:b w:val="0"/>
           <w:sz w:val="21"/>
         </w:rPr>
         <w:t>风险4：CET-4英语水平，需读写英文邮件</w:t>
@@ -6059,6 +3158,7 @@
       <w:r>
         <w:rPr>
           <w:rFonts w:ascii="微软雅黑" w:hAnsi="微软雅黑"/>
+          <w:b w:val="0"/>
           <w:sz w:val="21"/>
         </w:rPr>
         <w:t>- 面试回答预案：强调"CET-4基础读写能力 + 供应链英语术语准备 + 已准备英文邮件模板"</w:t>
@@ -6071,7 +3171,7 @@
       <w:r>
         <w:rPr>
           <w:rFonts w:ascii="微软雅黑" w:hAnsi="微软雅黑"/>
-          <w:b/>
+          <w:b w:val="0"/>
           <w:sz w:val="21"/>
         </w:rPr>
         <w:t>风险5：无正式供应链实习经验</w:t>
@@ -6084,6 +3184,7 @@
       <w:r>
         <w:rPr>
           <w:rFonts w:ascii="微软雅黑" w:hAnsi="微软雅黑"/>
+          <w:b w:val="0"/>
           <w:sz w:val="21"/>
         </w:rPr>
         <w:t>- 面试回答预案：用课程项目和ERP实操弥补，强调"方法论迁移能力"</w:t>
@@ -6104,17 +3205,18 @@
       </w:r>
     </w:p>
     <w:p>
-      <w:r/>
-      <w:rPr>
-        <w:bookmarkStart w:id="6" w:name="sub_6"/>
-        <w:bookmarkEnd/>
-      </w:rPr>
-    </w:p>
-    <w:p>
-      <w:r>
-        <w:rPr>
-          <w:rFonts w:ascii="微软雅黑" w:hAnsi="微软雅黑"/>
-          <w:b/>
+      <w:r>
+        <w:rPr>
+          <w:bookmarkStart w:id="6" w:name="sub_6"/>
+          <w:bookmarkEnd/>
+        </w:rPr>
+      </w:r>
+    </w:p>
+    <w:p>
+      <w:r>
+        <w:rPr>
+          <w:rFonts w:ascii="微软雅黑" w:hAnsi="微软雅黑"/>
+          <w:b w:val="0"/>
           <w:sz w:val="21"/>
         </w:rPr>
         <w:t>协作关系图：</w:t>
@@ -6320,112 +3422,12 @@
           </w:p>
         </w:tc>
       </w:tr>
-      <w:tr>
-        <w:tc>
-          <w:tcPr>
-            <w:tcW w:type="dxa" w:w="2880"/>
-            <w:tcBorders>
-              <w:top w:val="single" w:sz="4" w:color="D9D9D9"/>
-              <w:left w:val="single" w:sz="4" w:color="D9D9D9"/>
-              <w:bottom w:val="single" w:sz="4" w:color="D9D9D9"/>
-              <w:right w:val="single" w:sz="4" w:color="D9D9D9"/>
-            </w:tcBorders>
-          </w:tcPr>
-          <w:p>
-            <w:pPr>
-              <w:spacing w:line="264" w:lineRule="auto"/>
-            </w:pPr>
-          </w:p>
-        </w:tc>
-        <w:tc>
-          <w:tcPr>
-            <w:tcW w:type="dxa" w:w="2880"/>
-            <w:tcBorders>
-              <w:top w:val="single" w:sz="4" w:color="D9D9D9"/>
-              <w:left w:val="single" w:sz="4" w:color="D9D9D9"/>
-              <w:bottom w:val="single" w:sz="4" w:color="D9D9D9"/>
-              <w:right w:val="single" w:sz="4" w:color="D9D9D9"/>
-            </w:tcBorders>
-          </w:tcPr>
-          <w:p>
-            <w:pPr>
-              <w:spacing w:line="264" w:lineRule="auto"/>
-            </w:pPr>
-          </w:p>
-        </w:tc>
-        <w:tc>
-          <w:tcPr>
-            <w:tcW w:type="dxa" w:w="2880"/>
-            <w:tcBorders>
-              <w:top w:val="single" w:sz="4" w:color="D9D9D9"/>
-              <w:left w:val="single" w:sz="4" w:color="D9D9D9"/>
-              <w:bottom w:val="single" w:sz="4" w:color="D9D9D9"/>
-              <w:right w:val="single" w:sz="4" w:color="D9D9D9"/>
-            </w:tcBorders>
-          </w:tcPr>
-          <w:p>
-            <w:pPr>
-              <w:spacing w:line="264" w:lineRule="auto"/>
-            </w:pPr>
-          </w:p>
-        </w:tc>
-      </w:tr>
-      <w:tr>
-        <w:tc>
-          <w:tcPr>
-            <w:tcW w:type="dxa" w:w="2880"/>
-            <w:tcBorders>
-              <w:top w:val="single" w:sz="4" w:color="D9D9D9"/>
-              <w:left w:val="single" w:sz="4" w:color="D9D9D9"/>
-              <w:bottom w:val="single" w:sz="4" w:color="D9D9D9"/>
-              <w:right w:val="single" w:sz="4" w:color="D9D9D9"/>
-            </w:tcBorders>
-          </w:tcPr>
-          <w:p>
-            <w:pPr>
-              <w:spacing w:line="264" w:lineRule="auto"/>
-            </w:pPr>
-          </w:p>
-        </w:tc>
-        <w:tc>
-          <w:tcPr>
-            <w:tcW w:type="dxa" w:w="2880"/>
-            <w:tcBorders>
-              <w:top w:val="single" w:sz="4" w:color="D9D9D9"/>
-              <w:left w:val="single" w:sz="4" w:color="D9D9D9"/>
-              <w:bottom w:val="single" w:sz="4" w:color="D9D9D9"/>
-              <w:right w:val="single" w:sz="4" w:color="D9D9D9"/>
-            </w:tcBorders>
-          </w:tcPr>
-          <w:p>
-            <w:pPr>
-              <w:spacing w:line="264" w:lineRule="auto"/>
-            </w:pPr>
-          </w:p>
-        </w:tc>
-        <w:tc>
-          <w:tcPr>
-            <w:tcW w:type="dxa" w:w="2880"/>
-            <w:tcBorders>
-              <w:top w:val="single" w:sz="4" w:color="D9D9D9"/>
-              <w:left w:val="single" w:sz="4" w:color="D9D9D9"/>
-              <w:bottom w:val="single" w:sz="4" w:color="D9D9D9"/>
-              <w:right w:val="single" w:sz="4" w:color="D9D9D9"/>
-            </w:tcBorders>
-          </w:tcPr>
-          <w:p>
-            <w:pPr>
-              <w:spacing w:line="264" w:lineRule="auto"/>
-            </w:pPr>
-          </w:p>
-        </w:tc>
-      </w:tr>
     </w:tbl>
     <w:p>
       <w:r>
         <w:rPr>
           <w:rFonts w:ascii="微软雅黑" w:hAnsi="微软雅黑"/>
-          <w:b/>
+          <w:b w:val="0"/>
           <w:sz w:val="21"/>
         </w:rPr>
         <w:t>关键协作方：</w:t>
@@ -6438,7 +3440,7 @@
       <w:r>
         <w:rPr>
           <w:rFonts w:ascii="微软雅黑" w:hAnsi="微软雅黑"/>
-          <w:b/>
+          <w:b w:val="0"/>
           <w:sz w:val="21"/>
         </w:rPr>
         <w:t>• Master Planning（主计划）：</w:t>
@@ -6446,6 +3448,7 @@
       <w:r>
         <w:rPr>
           <w:rFonts w:ascii="微软雅黑" w:hAnsi="微软雅黑"/>
+          <w:b w:val="0"/>
           <w:sz w:val="21"/>
         </w:rPr>
         <w:t>直接上级/指导方，负责生产主计划</w:t>
@@ -6458,7 +3461,7 @@
       <w:r>
         <w:rPr>
           <w:rFonts w:ascii="微软雅黑" w:hAnsi="微软雅黑"/>
-          <w:b/>
+          <w:b w:val="0"/>
           <w:sz w:val="21"/>
         </w:rPr>
         <w:t>• GPC各运营部门：</w:t>
@@ -6466,6 +3469,7 @@
       <w:r>
         <w:rPr>
           <w:rFonts w:ascii="微软雅黑" w:hAnsi="微软雅黑"/>
+          <w:b w:val="0"/>
           <w:sz w:val="21"/>
         </w:rPr>
         <w:t>跨部门协作日常</w:t>
@@ -6478,7 +3482,7 @@
       <w:r>
         <w:rPr>
           <w:rFonts w:ascii="微软雅黑" w:hAnsi="微软雅黑"/>
-          <w:b/>
+          <w:b w:val="0"/>
           <w:sz w:val="21"/>
         </w:rPr>
         <w:t>• 客户/销售：</w:t>
@@ -6486,6 +3490,7 @@
       <w:r>
         <w:rPr>
           <w:rFonts w:ascii="微软雅黑" w:hAnsi="微软雅黑"/>
+          <w:b w:val="0"/>
           <w:sz w:val="21"/>
         </w:rPr>
         <w:t>处理催货、拖期分析、客户咨询</w:t>
@@ -6498,7 +3503,7 @@
       <w:r>
         <w:rPr>
           <w:rFonts w:ascii="微软雅黑" w:hAnsi="微软雅黑"/>
-          <w:b/>
+          <w:b w:val="0"/>
           <w:sz w:val="21"/>
         </w:rPr>
         <w:t>• 德国总部SCM：</w:t>
@@ -6506,6 +3511,7 @@
       <w:r>
         <w:rPr>
           <w:rFonts w:ascii="微软雅黑" w:hAnsi="微软雅黑"/>
+          <w:b w:val="0"/>
           <w:sz w:val="21"/>
         </w:rPr>
         <w:t>偶尔邮件对接</w:t>
@@ -6526,11 +3532,12 @@
       </w:r>
     </w:p>
     <w:p>
-      <w:r/>
-      <w:rPr>
-        <w:bookmarkStart w:id="7" w:name="sub_7"/>
-        <w:bookmarkEnd/>
-      </w:rPr>
+      <w:r>
+        <w:rPr>
+          <w:bookmarkStart w:id="7" w:name="sub_7"/>
+          <w:bookmarkEnd/>
+        </w:rPr>
+      </w:r>
     </w:p>
     <w:p>
       <w:pPr>
@@ -6539,7 +3546,7 @@
       <w:r>
         <w:rPr>
           <w:rFonts w:ascii="微软雅黑" w:hAnsi="微软雅黑"/>
-          <w:b/>
+          <w:b w:val="0"/>
           <w:sz w:val="21"/>
         </w:rPr>
         <w:t>气动自动化行业供应链特点：</w:t>
@@ -6552,6 +3559,7 @@
       <w:r>
         <w:rPr>
           <w:rFonts w:ascii="微软雅黑" w:hAnsi="微软雅黑"/>
+          <w:b w:val="0"/>
           <w:sz w:val="21"/>
         </w:rPr>
         <w:t>- 产品种类多（标准件+非标定制），BOM层级复杂</w:t>
@@ -6564,6 +3572,7 @@
       <w:r>
         <w:rPr>
           <w:rFonts w:ascii="微软雅黑" w:hAnsi="微软雅黑"/>
+          <w:b w:val="0"/>
           <w:sz w:val="21"/>
         </w:rPr>
         <w:t>- 交期敏感（客户产线停线=重大损失），OTD是关键KPI</w:t>
@@ -6576,6 +3585,7 @@
       <w:r>
         <w:rPr>
           <w:rFonts w:ascii="微软雅黑" w:hAnsi="微软雅黑"/>
+          <w:b w:val="0"/>
           <w:sz w:val="21"/>
         </w:rPr>
         <w:t>- 德国总部标准极高，主数据质量直接影响全球供应链运行</w:t>
@@ -6588,7 +3598,7 @@
       <w:r>
         <w:rPr>
           <w:rFonts w:ascii="微软雅黑" w:hAnsi="微软雅黑"/>
-          <w:b/>
+          <w:b w:val="0"/>
           <w:sz w:val="21"/>
         </w:rPr>
         <w:t>对标企业：</w:t>
@@ -6601,6 +3611,7 @@
       <w:r>
         <w:rPr>
           <w:rFonts w:ascii="微软雅黑" w:hAnsi="微软雅黑"/>
+          <w:b w:val="0"/>
           <w:sz w:val="21"/>
         </w:rPr>
         <w:t>- SMC（日本）：气动双雄，供应链模式可参考</w:t>
@@ -6613,6 +3624,7 @@
       <w:r>
         <w:rPr>
           <w:rFonts w:ascii="微软雅黑" w:hAnsi="微软雅黑"/>
+          <w:b w:val="0"/>
           <w:sz w:val="21"/>
         </w:rPr>
         <w:t>- 博世（Bosch）：德国工业4.0实践</w:t>
@@ -6625,6 +3637,7 @@
       <w:r>
         <w:rPr>
           <w:rFonts w:ascii="微软雅黑" w:hAnsi="微软雅黑"/>
+          <w:b w:val="0"/>
           <w:sz w:val="21"/>
         </w:rPr>
         <w:t>- 西门子：数字化供应链标杆</w:t>
@@ -6650,11 +3663,12 @@
       </w:r>
     </w:p>
     <w:p>
-      <w:r/>
-      <w:rPr>
-        <w:bookmarkStart w:id="8" w:name="sec_8"/>
-        <w:bookmarkEnd/>
-      </w:rPr>
+      <w:r>
+        <w:rPr>
+          <w:bookmarkStart w:id="8" w:name="sec_8"/>
+          <w:bookmarkEnd/>
+        </w:rPr>
+      </w:r>
     </w:p>
     <w:p>
       <w:pPr>
@@ -6671,11 +3685,12 @@
       </w:r>
     </w:p>
     <w:p>
-      <w:r/>
-      <w:rPr>
-        <w:bookmarkStart w:id="9" w:name="sub_9"/>
-        <w:bookmarkEnd/>
-      </w:rPr>
+      <w:r>
+        <w:rPr>
+          <w:bookmarkStart w:id="9" w:name="sub_9"/>
+          <w:bookmarkEnd/>
+        </w:rPr>
+      </w:r>
     </w:p>
     <w:p>
       <w:pPr>
@@ -6684,7 +3699,7 @@
       <w:r>
         <w:rPr>
           <w:rFonts w:ascii="微软雅黑" w:hAnsi="微软雅黑"/>
-          <w:b/>
+          <w:b w:val="0"/>
           <w:sz w:val="21"/>
         </w:rPr>
         <w:t>【1分钟版】（必背）</w:t>
@@ -6698,6 +3713,7 @@
       <w:r>
         <w:rPr>
           <w:rFonts w:ascii="微软雅黑" w:hAnsi="微软雅黑"/>
+          <w:b w:val="0"/>
           <w:color w:val="4A90D9"/>
           <w:sz w:val="21"/>
         </w:rPr>
@@ -6720,6 +3736,7 @@
       <w:r>
         <w:rPr>
           <w:rFonts w:ascii="微软雅黑" w:hAnsi="微软雅黑"/>
+          <w:b w:val="0"/>
           <w:color w:val="4A90D9"/>
           <w:sz w:val="21"/>
         </w:rPr>
@@ -6741,6 +3758,7 @@
       <w:r>
         <w:rPr>
           <w:rFonts w:ascii="微软雅黑" w:hAnsi="微软雅黑"/>
+          <w:b w:val="0"/>
           <w:color w:val="4A90D9"/>
           <w:sz w:val="21"/>
         </w:rPr>
@@ -6763,6 +3781,7 @@
       <w:r>
         <w:rPr>
           <w:rFonts w:ascii="微软雅黑" w:hAnsi="微软雅黑"/>
+          <w:b w:val="0"/>
           <w:color w:val="4A90D9"/>
           <w:sz w:val="21"/>
         </w:rPr>
@@ -6784,6 +3803,7 @@
       <w:r>
         <w:rPr>
           <w:rFonts w:ascii="微软雅黑" w:hAnsi="微软雅黑"/>
+          <w:b w:val="0"/>
           <w:color w:val="4A90D9"/>
           <w:sz w:val="21"/>
         </w:rPr>
@@ -6806,6 +3826,7 @@
       <w:r>
         <w:rPr>
           <w:rFonts w:ascii="微软雅黑" w:hAnsi="微软雅黑"/>
+          <w:b w:val="0"/>
           <w:color w:val="4A90D9"/>
           <w:sz w:val="21"/>
         </w:rPr>
@@ -6827,6 +3848,7 @@
       <w:r>
         <w:rPr>
           <w:rFonts w:ascii="微软雅黑" w:hAnsi="微软雅黑"/>
+          <w:b w:val="0"/>
           <w:color w:val="4A90D9"/>
           <w:sz w:val="21"/>
         </w:rPr>
@@ -6848,7 +3870,7 @@
       <w:r>
         <w:rPr>
           <w:rFonts w:ascii="微软雅黑" w:hAnsi="微软雅黑"/>
-          <w:b/>
+          <w:b w:val="0"/>
           <w:sz w:val="21"/>
         </w:rPr>
         <w:t>【3分钟版】（面试深度面备用）</w:t>
@@ -6862,6 +3884,7 @@
       <w:r>
         <w:rPr>
           <w:rFonts w:ascii="微软雅黑" w:hAnsi="微软雅黑"/>
+          <w:b w:val="0"/>
           <w:color w:val="4A90D9"/>
           <w:sz w:val="21"/>
         </w:rPr>
@@ -6884,6 +3907,7 @@
       <w:r>
         <w:rPr>
           <w:rFonts w:ascii="微软雅黑" w:hAnsi="微软雅黑"/>
+          <w:b w:val="0"/>
           <w:color w:val="4A90D9"/>
           <w:sz w:val="21"/>
         </w:rPr>
@@ -6905,6 +3929,7 @@
       <w:r>
         <w:rPr>
           <w:rFonts w:ascii="微软雅黑" w:hAnsi="微软雅黑"/>
+          <w:b w:val="0"/>
           <w:color w:val="4A90D9"/>
           <w:sz w:val="21"/>
         </w:rPr>
@@ -6927,6 +3952,7 @@
       <w:r>
         <w:rPr>
           <w:rFonts w:ascii="微软雅黑" w:hAnsi="微软雅黑"/>
+          <w:b w:val="0"/>
           <w:color w:val="4A90D9"/>
           <w:sz w:val="21"/>
         </w:rPr>
@@ -6948,6 +3974,7 @@
       <w:r>
         <w:rPr>
           <w:rFonts w:ascii="微软雅黑" w:hAnsi="微软雅黑"/>
+          <w:b w:val="0"/>
           <w:color w:val="4A90D9"/>
           <w:sz w:val="21"/>
         </w:rPr>
@@ -6970,6 +3997,7 @@
       <w:r>
         <w:rPr>
           <w:rFonts w:ascii="微软雅黑" w:hAnsi="微软雅黑"/>
+          <w:b w:val="0"/>
           <w:color w:val="4A90D9"/>
           <w:sz w:val="21"/>
         </w:rPr>
@@ -6991,6 +4019,7 @@
       <w:r>
         <w:rPr>
           <w:rFonts w:ascii="微软雅黑" w:hAnsi="微软雅黑"/>
+          <w:b w:val="0"/>
           <w:color w:val="4A90D9"/>
           <w:sz w:val="21"/>
         </w:rPr>
@@ -7013,6 +4042,7 @@
       <w:r>
         <w:rPr>
           <w:rFonts w:ascii="微软雅黑" w:hAnsi="微软雅黑"/>
+          <w:b w:val="0"/>
           <w:color w:val="4A90D9"/>
           <w:sz w:val="21"/>
         </w:rPr>
@@ -7034,6 +4064,7 @@
       <w:r>
         <w:rPr>
           <w:rFonts w:ascii="微软雅黑" w:hAnsi="微软雅黑"/>
+          <w:b w:val="0"/>
           <w:color w:val="4A90D9"/>
           <w:sz w:val="21"/>
         </w:rPr>
@@ -7056,6 +4087,7 @@
       <w:r>
         <w:rPr>
           <w:rFonts w:ascii="微软雅黑" w:hAnsi="微软雅黑"/>
+          <w:b w:val="0"/>
           <w:color w:val="4A90D9"/>
           <w:sz w:val="21"/>
         </w:rPr>
@@ -7077,6 +4109,7 @@
       <w:r>
         <w:rPr>
           <w:rFonts w:ascii="微软雅黑" w:hAnsi="微软雅黑"/>
+          <w:b w:val="0"/>
           <w:color w:val="4A90D9"/>
           <w:sz w:val="21"/>
         </w:rPr>
@@ -7099,6 +4132,7 @@
       <w:r>
         <w:rPr>
           <w:rFonts w:ascii="微软雅黑" w:hAnsi="微软雅黑"/>
+          <w:b w:val="0"/>
           <w:color w:val="4A90D9"/>
           <w:sz w:val="21"/>
         </w:rPr>
@@ -7120,6 +4154,7 @@
       <w:r>
         <w:rPr>
           <w:rFonts w:ascii="微软雅黑" w:hAnsi="微软雅黑"/>
+          <w:b w:val="0"/>
           <w:color w:val="4A90D9"/>
           <w:sz w:val="21"/>
         </w:rPr>
@@ -7142,6 +4177,7 @@
       <w:r>
         <w:rPr>
           <w:rFonts w:ascii="微软雅黑" w:hAnsi="微软雅黑"/>
+          <w:b w:val="0"/>
           <w:color w:val="4A90D9"/>
           <w:sz w:val="21"/>
         </w:rPr>
@@ -7163,6 +4199,7 @@
       <w:r>
         <w:rPr>
           <w:rFonts w:ascii="微软雅黑" w:hAnsi="微软雅黑"/>
+          <w:b w:val="0"/>
           <w:color w:val="4A90D9"/>
           <w:sz w:val="21"/>
         </w:rPr>
@@ -7192,11 +4229,12 @@
       </w:r>
     </w:p>
     <w:p>
-      <w:r/>
-      <w:rPr>
-        <w:bookmarkStart w:id="10" w:name="sub_10"/>
-        <w:bookmarkEnd/>
-      </w:rPr>
+      <w:r>
+        <w:rPr>
+          <w:bookmarkStart w:id="10" w:name="sub_10"/>
+          <w:bookmarkEnd/>
+        </w:rPr>
+      </w:r>
     </w:p>
     <w:p>
       <w:pPr>
@@ -7213,11 +4251,12 @@
       </w:r>
     </w:p>
     <w:p>
-      <w:r/>
-      <w:rPr>
-        <w:bookmarkStart w:id="11" w:name="q_11"/>
-        <w:bookmarkEnd/>
-      </w:rPr>
+      <w:r>
+        <w:rPr>
+          <w:bookmarkStart w:id="11" w:name="q_11"/>
+          <w:bookmarkEnd/>
+        </w:rPr>
+      </w:r>
     </w:p>
     <w:p>
       <w:pPr>
@@ -7227,6 +4266,7 @@
       <w:r>
         <w:rPr>
           <w:rFonts w:ascii="微软雅黑" w:hAnsi="微软雅黑"/>
+          <w:b w:val="0"/>
           <w:color w:val="4A90D9"/>
           <w:sz w:val="21"/>
         </w:rPr>
@@ -7256,11 +4296,12 @@
       </w:r>
     </w:p>
     <w:p>
-      <w:r/>
-      <w:rPr>
-        <w:bookmarkStart w:id="12" w:name="q_12"/>
-        <w:bookmarkEnd/>
-      </w:rPr>
+      <w:r>
+        <w:rPr>
+          <w:bookmarkStart w:id="12" w:name="q_12"/>
+          <w:bookmarkEnd/>
+        </w:rPr>
+      </w:r>
     </w:p>
     <w:p>
       <w:pPr>
@@ -7270,6 +4311,7 @@
       <w:r>
         <w:rPr>
           <w:rFonts w:ascii="微软雅黑" w:hAnsi="微软雅黑"/>
+          <w:b w:val="0"/>
           <w:color w:val="4A90D9"/>
           <w:sz w:val="21"/>
         </w:rPr>
@@ -7299,11 +4341,12 @@
       </w:r>
     </w:p>
     <w:p>
-      <w:r/>
-      <w:rPr>
-        <w:bookmarkStart w:id="13" w:name="q_13"/>
-        <w:bookmarkEnd/>
-      </w:rPr>
+      <w:r>
+        <w:rPr>
+          <w:bookmarkStart w:id="13" w:name="q_13"/>
+          <w:bookmarkEnd/>
+        </w:rPr>
+      </w:r>
     </w:p>
     <w:p>
       <w:pPr>
@@ -7313,6 +4356,7 @@
       <w:r>
         <w:rPr>
           <w:rFonts w:ascii="微软雅黑" w:hAnsi="微软雅黑"/>
+          <w:b w:val="0"/>
           <w:color w:val="4A90D9"/>
           <w:sz w:val="21"/>
         </w:rPr>
@@ -7342,11 +4386,12 @@
       </w:r>
     </w:p>
     <w:p>
-      <w:r/>
-      <w:rPr>
-        <w:bookmarkStart w:id="14" w:name="q_14"/>
-        <w:bookmarkEnd/>
-      </w:rPr>
+      <w:r>
+        <w:rPr>
+          <w:bookmarkStart w:id="14" w:name="q_14"/>
+          <w:bookmarkEnd/>
+        </w:rPr>
+      </w:r>
     </w:p>
     <w:p>
       <w:pPr>
@@ -7356,6 +4401,7 @@
       <w:r>
         <w:rPr>
           <w:rFonts w:ascii="微软雅黑" w:hAnsi="微软雅黑"/>
+          <w:b w:val="0"/>
           <w:color w:val="4A90D9"/>
           <w:sz w:val="21"/>
         </w:rPr>
@@ -7385,11 +4431,12 @@
       </w:r>
     </w:p>
     <w:p>
-      <w:r/>
-      <w:rPr>
-        <w:bookmarkStart w:id="15" w:name="q_15"/>
-        <w:bookmarkEnd/>
-      </w:rPr>
+      <w:r>
+        <w:rPr>
+          <w:bookmarkStart w:id="15" w:name="q_15"/>
+          <w:bookmarkEnd/>
+        </w:rPr>
+      </w:r>
     </w:p>
     <w:p>
       <w:pPr>
@@ -7399,6 +4446,7 @@
       <w:r>
         <w:rPr>
           <w:rFonts w:ascii="微软雅黑" w:hAnsi="微软雅黑"/>
+          <w:b w:val="0"/>
           <w:color w:val="4A90D9"/>
           <w:sz w:val="21"/>
         </w:rPr>
@@ -7428,11 +4476,12 @@
       </w:r>
     </w:p>
     <w:p>
-      <w:r/>
-      <w:rPr>
-        <w:bookmarkStart w:id="16" w:name="sub_16"/>
-        <w:bookmarkEnd/>
-      </w:rPr>
+      <w:r>
+        <w:rPr>
+          <w:bookmarkStart w:id="16" w:name="sub_16"/>
+          <w:bookmarkEnd/>
+        </w:rPr>
+      </w:r>
     </w:p>
     <w:p>
       <w:pPr>
@@ -7449,11 +4498,12 @@
       </w:r>
     </w:p>
     <w:p>
-      <w:r/>
-      <w:rPr>
-        <w:bookmarkStart w:id="17" w:name="q_17"/>
-        <w:bookmarkEnd/>
-      </w:rPr>
+      <w:r>
+        <w:rPr>
+          <w:bookmarkStart w:id="17" w:name="q_17"/>
+          <w:bookmarkEnd/>
+        </w:rPr>
+      </w:r>
     </w:p>
     <w:p>
       <w:pPr>
@@ -7463,6 +4513,7 @@
       <w:r>
         <w:rPr>
           <w:rFonts w:ascii="微软雅黑" w:hAnsi="微软雅黑"/>
+          <w:b w:val="0"/>
           <w:color w:val="4A90D9"/>
           <w:sz w:val="21"/>
         </w:rPr>
@@ -7485,6 +4536,7 @@
       <w:r>
         <w:rPr>
           <w:rFonts w:ascii="微软雅黑" w:hAnsi="微软雅黑"/>
+          <w:b w:val="0"/>
           <w:color w:val="4A90D9"/>
           <w:sz w:val="21"/>
         </w:rPr>
@@ -7507,6 +4559,7 @@
       <w:r>
         <w:rPr>
           <w:rFonts w:ascii="微软雅黑" w:hAnsi="微软雅黑"/>
+          <w:b w:val="0"/>
           <w:color w:val="4A90D9"/>
           <w:sz w:val="21"/>
         </w:rPr>
@@ -7529,6 +4582,7 @@
       <w:r>
         <w:rPr>
           <w:rFonts w:ascii="微软雅黑" w:hAnsi="微软雅黑"/>
+          <w:b w:val="0"/>
           <w:color w:val="4A90D9"/>
           <w:sz w:val="21"/>
         </w:rPr>
@@ -7551,6 +4605,7 @@
       <w:r>
         <w:rPr>
           <w:rFonts w:ascii="微软雅黑" w:hAnsi="微软雅黑"/>
+          <w:b w:val="0"/>
           <w:color w:val="4A90D9"/>
           <w:sz w:val="21"/>
         </w:rPr>
@@ -7573,6 +4628,7 @@
       <w:r>
         <w:rPr>
           <w:rFonts w:ascii="微软雅黑" w:hAnsi="微软雅黑"/>
+          <w:b w:val="0"/>
           <w:color w:val="4A90D9"/>
           <w:sz w:val="21"/>
         </w:rPr>
@@ -7602,11 +4658,12 @@
       </w:r>
     </w:p>
     <w:p>
-      <w:r/>
-      <w:rPr>
-        <w:bookmarkStart w:id="18" w:name="q_18"/>
-        <w:bookmarkEnd/>
-      </w:rPr>
+      <w:r>
+        <w:rPr>
+          <w:bookmarkStart w:id="18" w:name="q_18"/>
+          <w:bookmarkEnd/>
+        </w:rPr>
+      </w:r>
     </w:p>
     <w:p>
       <w:pPr>
@@ -7616,6 +4673,7 @@
       <w:r>
         <w:rPr>
           <w:rFonts w:ascii="微软雅黑" w:hAnsi="微软雅黑"/>
+          <w:b w:val="0"/>
           <w:color w:val="4A90D9"/>
           <w:sz w:val="21"/>
         </w:rPr>
@@ -7645,11 +4703,12 @@
       </w:r>
     </w:p>
     <w:p>
-      <w:r/>
-      <w:rPr>
-        <w:bookmarkStart w:id="19" w:name="q_19"/>
-        <w:bookmarkEnd/>
-      </w:rPr>
+      <w:r>
+        <w:rPr>
+          <w:bookmarkStart w:id="19" w:name="q_19"/>
+          <w:bookmarkEnd/>
+        </w:rPr>
+      </w:r>
     </w:p>
     <w:p>
       <w:pPr>
@@ -7659,6 +4718,7 @@
       <w:r>
         <w:rPr>
           <w:rFonts w:ascii="微软雅黑" w:hAnsi="微软雅黑"/>
+          <w:b w:val="0"/>
           <w:color w:val="4A90D9"/>
           <w:sz w:val="21"/>
         </w:rPr>
@@ -7688,11 +4748,12 @@
       </w:r>
     </w:p>
     <w:p>
-      <w:r/>
-      <w:rPr>
-        <w:bookmarkStart w:id="20" w:name="sub_20"/>
-        <w:bookmarkEnd/>
-      </w:rPr>
+      <w:r>
+        <w:rPr>
+          <w:bookmarkStart w:id="20" w:name="sub_20"/>
+          <w:bookmarkEnd/>
+        </w:rPr>
+      </w:r>
     </w:p>
     <w:p>
       <w:pPr>
@@ -7709,11 +4770,12 @@
       </w:r>
     </w:p>
     <w:p>
-      <w:r/>
-      <w:rPr>
-        <w:bookmarkStart w:id="21" w:name="q_21"/>
-        <w:bookmarkEnd/>
-      </w:rPr>
+      <w:r>
+        <w:rPr>
+          <w:bookmarkStart w:id="21" w:name="q_21"/>
+          <w:bookmarkEnd/>
+        </w:rPr>
+      </w:r>
     </w:p>
     <w:p>
       <w:pPr>
@@ -7723,6 +4785,7 @@
       <w:r>
         <w:rPr>
           <w:rFonts w:ascii="微软雅黑" w:hAnsi="微软雅黑"/>
+          <w:b w:val="0"/>
           <w:color w:val="4A90D9"/>
           <w:sz w:val="21"/>
         </w:rPr>
@@ -7752,11 +4815,12 @@
       </w:r>
     </w:p>
     <w:p>
-      <w:r/>
-      <w:rPr>
-        <w:bookmarkStart w:id="22" w:name="q_22"/>
-        <w:bookmarkEnd/>
-      </w:rPr>
+      <w:r>
+        <w:rPr>
+          <w:bookmarkStart w:id="22" w:name="q_22"/>
+          <w:bookmarkEnd/>
+        </w:rPr>
+      </w:r>
     </w:p>
     <w:p>
       <w:pPr>
@@ -7766,6 +4830,7 @@
       <w:r>
         <w:rPr>
           <w:rFonts w:ascii="微软雅黑" w:hAnsi="微软雅黑"/>
+          <w:b w:val="0"/>
           <w:color w:val="4A90D9"/>
           <w:sz w:val="21"/>
         </w:rPr>
@@ -7795,11 +4860,12 @@
       </w:r>
     </w:p>
     <w:p>
-      <w:r/>
-      <w:rPr>
-        <w:bookmarkStart w:id="23" w:name="sub_23"/>
-        <w:bookmarkEnd/>
-      </w:rPr>
+      <w:r>
+        <w:rPr>
+          <w:bookmarkStart w:id="23" w:name="sub_23"/>
+          <w:bookmarkEnd/>
+        </w:rPr>
+      </w:r>
     </w:p>
     <w:p>
       <w:pPr>
@@ -7808,7 +4874,7 @@
       <w:r>
         <w:rPr>
           <w:rFonts w:ascii="微软雅黑" w:hAnsi="微软雅黑"/>
-          <w:b/>
+          <w:b w:val="0"/>
           <w:sz w:val="21"/>
         </w:rPr>
         <w:t>Q1：如果你发现SAP中某个物料的主数据有误（比如BOM层级不对），你会怎么处理？</w:t>
@@ -7822,6 +4888,7 @@
       <w:r>
         <w:rPr>
           <w:rFonts w:ascii="微软雅黑" w:hAnsi="微软雅黑"/>
+          <w:b w:val="0"/>
           <w:color w:val="4A90D9"/>
           <w:sz w:val="21"/>
         </w:rPr>
@@ -7843,7 +4910,7 @@
       <w:r>
         <w:rPr>
           <w:rFonts w:ascii="微软雅黑" w:hAnsi="微软雅黑"/>
-          <w:b/>
+          <w:b w:val="0"/>
           <w:sz w:val="21"/>
         </w:rPr>
         <w:t>Q2：如果有客户来催货，说货晚了3天，你收到邮件后怎么处理？</w:t>
@@ -7857,6 +4924,7 @@
       <w:r>
         <w:rPr>
           <w:rFonts w:ascii="微软雅黑" w:hAnsi="微软雅黑"/>
+          <w:b w:val="0"/>
           <w:color w:val="4A90D9"/>
           <w:sz w:val="21"/>
         </w:rPr>
@@ -7878,7 +4946,7 @@
       <w:r>
         <w:rPr>
           <w:rFonts w:ascii="微软雅黑" w:hAnsi="微软雅黑"/>
-          <w:b/>
+          <w:b w:val="0"/>
           <w:sz w:val="21"/>
         </w:rPr>
         <w:t>Q3：如果Master Planning主管让你分析过去3个月的拖期数据，你会怎么做？</w:t>
@@ -7892,6 +4960,7 @@
       <w:r>
         <w:rPr>
           <w:rFonts w:ascii="微软雅黑" w:hAnsi="微软雅黑"/>
+          <w:b w:val="0"/>
           <w:color w:val="4A90D9"/>
           <w:sz w:val="21"/>
         </w:rPr>
@@ -7913,7 +4982,7 @@
       <w:r>
         <w:rPr>
           <w:rFonts w:ascii="微软雅黑" w:hAnsi="微软雅黑"/>
-          <w:b/>
+          <w:b w:val="0"/>
           <w:sz w:val="21"/>
         </w:rPr>
         <w:t>Q4：如果你同时接到三个任务——德国总部英文邮件回复（紧急）、客户催货分析（重要）、主数据核对（deadline今天），你怎么安排？</w:t>
@@ -7927,6 +4996,7 @@
       <w:r>
         <w:rPr>
           <w:rFonts w:ascii="微软雅黑" w:hAnsi="微软雅黑"/>
+          <w:b w:val="0"/>
           <w:color w:val="4A90D9"/>
           <w:sz w:val="21"/>
         </w:rPr>
@@ -7949,6 +5019,7 @@
       <w:r>
         <w:rPr>
           <w:rFonts w:ascii="微软雅黑" w:hAnsi="微软雅黑"/>
+          <w:b w:val="0"/>
           <w:color w:val="4A90D9"/>
           <w:sz w:val="21"/>
         </w:rPr>
@@ -7971,6 +5042,7 @@
       <w:r>
         <w:rPr>
           <w:rFonts w:ascii="微软雅黑" w:hAnsi="微软雅黑"/>
+          <w:b w:val="0"/>
           <w:color w:val="4A90D9"/>
           <w:sz w:val="21"/>
         </w:rPr>
@@ -7993,6 +5065,7 @@
       <w:r>
         <w:rPr>
           <w:rFonts w:ascii="微软雅黑" w:hAnsi="微软雅黑"/>
+          <w:b w:val="0"/>
           <w:color w:val="4A90D9"/>
           <w:sz w:val="21"/>
         </w:rPr>
@@ -8015,6 +5088,7 @@
       <w:r>
         <w:rPr>
           <w:rFonts w:ascii="微软雅黑" w:hAnsi="微软雅黑"/>
+          <w:b w:val="0"/>
           <w:color w:val="4A90D9"/>
           <w:sz w:val="21"/>
         </w:rPr>
@@ -8036,7 +5110,7 @@
       <w:r>
         <w:rPr>
           <w:rFonts w:ascii="微软雅黑" w:hAnsi="微软雅黑"/>
-          <w:b/>
+          <w:b w:val="0"/>
           <w:sz w:val="21"/>
         </w:rPr>
         <w:t>Q5：如果有固定客户提出特殊要求（比如特殊包装或交货时间），你怎么处理？</w:t>
@@ -8050,6 +5124,7 @@
       <w:r>
         <w:rPr>
           <w:rFonts w:ascii="微软雅黑" w:hAnsi="微软雅黑"/>
+          <w:b w:val="0"/>
           <w:color w:val="4A90D9"/>
           <w:sz w:val="21"/>
         </w:rPr>
@@ -8071,7 +5146,7 @@
       <w:r>
         <w:rPr>
           <w:rFonts w:ascii="微软雅黑" w:hAnsi="微软雅黑"/>
-          <w:b/>
+          <w:b w:val="0"/>
           <w:sz w:val="21"/>
         </w:rPr>
         <w:t>Q6：如果你发现某个月的主数据变更频繁且错误率高，你会怎么做？</w:t>
@@ -8085,6 +5160,7 @@
       <w:r>
         <w:rPr>
           <w:rFonts w:ascii="微软雅黑" w:hAnsi="微软雅黑"/>
+          <w:b w:val="0"/>
           <w:color w:val="4A90D9"/>
           <w:sz w:val="21"/>
         </w:rPr>
@@ -8106,7 +5182,7 @@
       <w:r>
         <w:rPr>
           <w:rFonts w:ascii="微软雅黑" w:hAnsi="微软雅黑"/>
-          <w:b/>
+          <w:b w:val="0"/>
           <w:sz w:val="21"/>
         </w:rPr>
         <w:t>Q7：如果你需要用英文写一封邮件给德国总部，说明某个物料的交期延迟，你会怎么写？</w:t>
@@ -8120,6 +5196,7 @@
       <w:r>
         <w:rPr>
           <w:rFonts w:ascii="微软雅黑" w:hAnsi="微软雅黑"/>
+          <w:b w:val="0"/>
           <w:color w:val="4A90D9"/>
           <w:sz w:val="21"/>
         </w:rPr>
@@ -8149,11 +5226,12 @@
       </w:r>
     </w:p>
     <w:p>
-      <w:r/>
-      <w:rPr>
-        <w:bookmarkStart w:id="24" w:name="sub_24"/>
-        <w:bookmarkEnd/>
-      </w:rPr>
+      <w:r>
+        <w:rPr>
+          <w:bookmarkStart w:id="24" w:name="sub_24"/>
+          <w:bookmarkEnd/>
+        </w:rPr>
+      </w:r>
     </w:p>
     <w:p>
       <w:pPr>
@@ -8170,11 +5248,12 @@
       </w:r>
     </w:p>
     <w:p>
-      <w:r/>
-      <w:rPr>
-        <w:bookmarkStart w:id="25" w:name="q_25"/>
-        <w:bookmarkEnd/>
-      </w:rPr>
+      <w:r>
+        <w:rPr>
+          <w:bookmarkStart w:id="25" w:name="q_25"/>
+          <w:bookmarkEnd/>
+        </w:rPr>
+      </w:r>
     </w:p>
     <w:p>
       <w:pPr>
@@ -8184,6 +5263,7 @@
       <w:r>
         <w:rPr>
           <w:rFonts w:ascii="微软雅黑" w:hAnsi="微软雅黑"/>
+          <w:b w:val="0"/>
           <w:color w:val="4A90D9"/>
           <w:sz w:val="21"/>
         </w:rPr>
@@ -8213,11 +5293,12 @@
       </w:r>
     </w:p>
     <w:p>
-      <w:r/>
-      <w:rPr>
-        <w:bookmarkStart w:id="26" w:name="q_26"/>
-        <w:bookmarkEnd/>
-      </w:rPr>
+      <w:r>
+        <w:rPr>
+          <w:bookmarkStart w:id="26" w:name="q_26"/>
+          <w:bookmarkEnd/>
+        </w:rPr>
+      </w:r>
     </w:p>
     <w:p>
       <w:pPr>
@@ -8227,6 +5308,7 @@
       <w:r>
         <w:rPr>
           <w:rFonts w:ascii="微软雅黑" w:hAnsi="微软雅黑"/>
+          <w:b w:val="0"/>
           <w:color w:val="4A90D9"/>
           <w:sz w:val="21"/>
         </w:rPr>
@@ -8256,11 +5338,12 @@
       </w:r>
     </w:p>
     <w:p>
-      <w:r/>
-      <w:rPr>
-        <w:bookmarkStart w:id="27" w:name="q_27"/>
-        <w:bookmarkEnd/>
-      </w:rPr>
+      <w:r>
+        <w:rPr>
+          <w:bookmarkStart w:id="27" w:name="q_27"/>
+          <w:bookmarkEnd/>
+        </w:rPr>
+      </w:r>
     </w:p>
     <w:p>
       <w:pPr>
@@ -8270,6 +5353,7 @@
       <w:r>
         <w:rPr>
           <w:rFonts w:ascii="微软雅黑" w:hAnsi="微软雅黑"/>
+          <w:b w:val="0"/>
           <w:color w:val="4A90D9"/>
           <w:sz w:val="21"/>
         </w:rPr>
@@ -8299,11 +5383,12 @@
       </w:r>
     </w:p>
     <w:p>
-      <w:r/>
-      <w:rPr>
-        <w:bookmarkStart w:id="28" w:name="q_28"/>
-        <w:bookmarkEnd/>
-      </w:rPr>
+      <w:r>
+        <w:rPr>
+          <w:bookmarkStart w:id="28" w:name="q_28"/>
+          <w:bookmarkEnd/>
+        </w:rPr>
+      </w:r>
     </w:p>
     <w:p>
       <w:pPr>
@@ -8313,6 +5398,7 @@
       <w:r>
         <w:rPr>
           <w:rFonts w:ascii="微软雅黑" w:hAnsi="微软雅黑"/>
+          <w:b w:val="0"/>
           <w:color w:val="4A90D9"/>
           <w:sz w:val="21"/>
         </w:rPr>
@@ -8342,11 +5428,12 @@
       </w:r>
     </w:p>
     <w:p>
-      <w:r/>
-      <w:rPr>
-        <w:bookmarkStart w:id="29" w:name="sub_29"/>
-        <w:bookmarkEnd/>
-      </w:rPr>
+      <w:r>
+        <w:rPr>
+          <w:bookmarkStart w:id="29" w:name="sub_29"/>
+          <w:bookmarkEnd/>
+        </w:rPr>
+      </w:r>
     </w:p>
     <w:p>
       <w:pPr>
@@ -8355,6 +5442,7 @@
       <w:r>
         <w:rPr>
           <w:rFonts w:ascii="微软雅黑" w:hAnsi="微软雅黑"/>
+          <w:b w:val="0"/>
           <w:sz w:val="21"/>
         </w:rPr>
         <w:t>1. "这个岗位日常工作中，与德国总部SCM的协作主要是什么形式？邮件为主还是也有视频会议？"</w:t>
@@ -8367,6 +5455,7 @@
       <w:r>
         <w:rPr>
           <w:rFonts w:ascii="微软雅黑" w:hAnsi="微软雅黑"/>
+          <w:b w:val="0"/>
           <w:sz w:val="21"/>
         </w:rPr>
         <w:t>2. "Master Planning实习生会主要支持哪条产品线？目前团队有几个人？"</w:t>
@@ -8379,6 +5468,7 @@
       <w:r>
         <w:rPr>
           <w:rFonts w:ascii="微软雅黑" w:hAnsi="微软雅黑"/>
+          <w:b w:val="0"/>
           <w:sz w:val="21"/>
         </w:rPr>
         <w:t>3. "实习期12个月的要求是否可以协商？如果大四学年只有10个月怎么处理？"</w:t>
@@ -8391,6 +5481,7 @@
       <w:r>
         <w:rPr>
           <w:rFonts w:ascii="微软雅黑" w:hAnsi="微软雅黑"/>
+          <w:b w:val="0"/>
           <w:sz w:val="21"/>
         </w:rPr>
         <w:t>4. "费斯托济南的Master Planning团队，近年有没有内部转岗或晋升的先例？"</w:t>
@@ -8403,6 +5494,7 @@
       <w:r>
         <w:rPr>
           <w:rFonts w:ascii="微软雅黑" w:hAnsi="微软雅黑"/>
+          <w:b w:val="0"/>
           <w:sz w:val="21"/>
         </w:rPr>
         <w:t>5. "实习期是否有明确的导师带教和阶段评估机制？"</w:t>
@@ -8415,6 +5507,7 @@
       <w:r>
         <w:rPr>
           <w:rFonts w:ascii="微软雅黑" w:hAnsi="微软雅黑"/>
+          <w:b w:val="0"/>
           <w:sz w:val="21"/>
         </w:rPr>
         <w:t>6. "5天/周到岗的要求是否弹性？大四上学期有考试周时能否调整？"</w:t>
@@ -8440,11 +5533,12 @@
       </w:r>
     </w:p>
     <w:p>
-      <w:r/>
-      <w:rPr>
-        <w:bookmarkStart w:id="30" w:name="sec_30"/>
-        <w:bookmarkEnd/>
-      </w:rPr>
+      <w:r>
+        <w:rPr>
+          <w:bookmarkStart w:id="30" w:name="sec_30"/>
+          <w:bookmarkEnd/>
+        </w:rPr>
+      </w:r>
     </w:p>
     <w:p>
       <w:pPr>
@@ -8461,11 +5555,12 @@
       </w:r>
     </w:p>
     <w:p>
-      <w:r/>
-      <w:rPr>
-        <w:bookmarkStart w:id="31" w:name="sub_31"/>
-        <w:bookmarkEnd/>
-      </w:rPr>
+      <w:r>
+        <w:rPr>
+          <w:bookmarkStart w:id="31" w:name="sub_31"/>
+          <w:bookmarkEnd/>
+        </w:rPr>
+      </w:r>
     </w:p>
     <w:p>
       <w:pPr>
@@ -8474,6 +5569,7 @@
       <w:r>
         <w:rPr>
           <w:rFonts w:ascii="微软雅黑" w:hAnsi="微软雅黑"/>
+          <w:b w:val="0"/>
           <w:sz w:val="21"/>
         </w:rPr>
         <w:t>简历原文摘录：</w:t>
@@ -8487,6 +5583,7 @@
       <w:r>
         <w:rPr>
           <w:rFonts w:ascii="微软雅黑" w:hAnsi="微软雅黑"/>
+          <w:b w:val="0"/>
           <w:color w:val="4A90D9"/>
           <w:sz w:val="21"/>
         </w:rPr>
@@ -8508,6 +5605,7 @@
       <w:r>
         <w:rPr>
           <w:rFonts w:ascii="微软雅黑" w:hAnsi="微软雅黑"/>
+          <w:b w:val="0"/>
           <w:sz w:val="21"/>
         </w:rPr>
         <w:t>潜在追问清单：</w:t>
@@ -8520,6 +5618,7 @@
       <w:r>
         <w:rPr>
           <w:rFonts w:ascii="微软雅黑" w:hAnsi="微软雅黑"/>
+          <w:b w:val="0"/>
           <w:sz w:val="21"/>
         </w:rPr>
         <w:t>- 追问1：什么是双层优化？为什么不用单层模型？</w:t>
@@ -8532,6 +5631,7 @@
       <w:r>
         <w:rPr>
           <w:rFonts w:ascii="微软雅黑" w:hAnsi="微软雅黑"/>
+          <w:b w:val="0"/>
           <w:sz w:val="21"/>
         </w:rPr>
         <w:t>- 追问2：p-median模型是什么？和p-center有什么区别？</w:t>
@@ -8544,6 +5644,7 @@
       <w:r>
         <w:rPr>
           <w:rFonts w:ascii="微软雅黑" w:hAnsi="微软雅黑"/>
+          <w:b w:val="0"/>
           <w:sz w:val="21"/>
         </w:rPr>
         <w:t>- 追问3：年龄分层服务半径是怎么确定的？数据来源是什么？</w:t>
@@ -8556,6 +5657,7 @@
       <w:r>
         <w:rPr>
           <w:rFonts w:ascii="微软雅黑" w:hAnsi="微软雅黑"/>
+          <w:b w:val="0"/>
           <w:sz w:val="21"/>
         </w:rPr>
         <w:t>- 追问4：电梯等待时间是怎么量化的？系数0.35怎么来的？</w:t>
@@ -8568,6 +5670,7 @@
       <w:r>
         <w:rPr>
           <w:rFonts w:ascii="微软雅黑" w:hAnsi="微软雅黑"/>
+          <w:b w:val="0"/>
           <w:sz w:val="21"/>
         </w:rPr>
         <w:t>- 追问5：遗传算法和模拟退火算法，为什么这样搭配？</w:t>
@@ -8580,6 +5683,7 @@
       <w:r>
         <w:rPr>
           <w:rFonts w:ascii="微软雅黑" w:hAnsi="微软雅黑"/>
+          <w:b w:val="0"/>
           <w:sz w:val="21"/>
         </w:rPr>
         <w:t>- 追问6：18.7%的成本降低，基准是什么？怎么算的？</w:t>
@@ -8592,6 +5696,7 @@
       <w:r>
         <w:rPr>
           <w:rFonts w:ascii="微软雅黑" w:hAnsi="微软雅黑"/>
+          <w:b w:val="0"/>
           <w:sz w:val="21"/>
         </w:rPr>
         <w:t>- 追问7：这个项目和费斯托的Master Planning工作有什么关联？</w:t>
@@ -8604,6 +5709,7 @@
       <w:r>
         <w:rPr>
           <w:rFonts w:ascii="微软雅黑" w:hAnsi="微软雅黑"/>
+          <w:b w:val="0"/>
           <w:sz w:val="21"/>
         </w:rPr>
         <w:t>回答预案（核心）：</w:t>
@@ -8617,6 +5723,7 @@
       <w:r>
         <w:rPr>
           <w:rFonts w:ascii="微软雅黑" w:hAnsi="微软雅黑"/>
+          <w:b w:val="0"/>
           <w:color w:val="4A90D9"/>
           <w:sz w:val="21"/>
         </w:rPr>
@@ -8646,11 +5753,12 @@
       </w:r>
     </w:p>
     <w:p>
-      <w:r/>
-      <w:rPr>
-        <w:bookmarkStart w:id="32" w:name="sub_32"/>
-        <w:bookmarkEnd/>
-      </w:rPr>
+      <w:r>
+        <w:rPr>
+          <w:bookmarkStart w:id="32" w:name="sub_32"/>
+          <w:bookmarkEnd/>
+        </w:rPr>
+      </w:r>
     </w:p>
     <w:p>
       <w:pPr>
@@ -8659,6 +5767,7 @@
       <w:r>
         <w:rPr>
           <w:rFonts w:ascii="微软雅黑" w:hAnsi="微软雅黑"/>
+          <w:b w:val="0"/>
           <w:sz w:val="21"/>
         </w:rPr>
         <w:t>简历原文摘录：</w:t>
@@ -8672,6 +5781,7 @@
       <w:r>
         <w:rPr>
           <w:rFonts w:ascii="微软雅黑" w:hAnsi="微软雅黑"/>
+          <w:b w:val="0"/>
           <w:color w:val="4A90D9"/>
           <w:sz w:val="21"/>
         </w:rPr>
@@ -8693,6 +5803,7 @@
       <w:r>
         <w:rPr>
           <w:rFonts w:ascii="微软雅黑" w:hAnsi="微软雅黑"/>
+          <w:b w:val="0"/>
           <w:sz w:val="21"/>
         </w:rPr>
         <w:t>潜在追问清单：</w:t>
@@ -8705,6 +5816,7 @@
       <w:r>
         <w:rPr>
           <w:rFonts w:ascii="微软雅黑" w:hAnsi="微软雅黑"/>
+          <w:b w:val="0"/>
           <w:sz w:val="21"/>
         </w:rPr>
         <w:t>- 追问1：45211条数据是什么内容？字段有哪些？</w:t>
@@ -8717,6 +5829,7 @@
       <w:r>
         <w:rPr>
           <w:rFonts w:ascii="微软雅黑" w:hAnsi="微软雅黑"/>
+          <w:b w:val="0"/>
           <w:sz w:val="21"/>
         </w:rPr>
         <w:t>- 追问2：相关性分析怎么做出来的？0.39意味着什么？</w:t>
@@ -8729,6 +5842,7 @@
       <w:r>
         <w:rPr>
           <w:rFonts w:ascii="微软雅黑" w:hAnsi="微软雅黑"/>
+          <w:b w:val="0"/>
           <w:sz w:val="21"/>
         </w:rPr>
         <w:t>- 追问3：随机森林模型是什么？为什么用它？</w:t>
@@ -8741,6 +5855,7 @@
       <w:r>
         <w:rPr>
           <w:rFonts w:ascii="微软雅黑" w:hAnsi="微软雅黑"/>
+          <w:b w:val="0"/>
           <w:sz w:val="21"/>
         </w:rPr>
         <w:t>- 追问4：这个分析对费斯托的拖期分析工作有什么启发？</w:t>
@@ -8753,6 +5868,7 @@
       <w:r>
         <w:rPr>
           <w:rFonts w:ascii="微软雅黑" w:hAnsi="微软雅黑"/>
+          <w:b w:val="0"/>
           <w:sz w:val="21"/>
         </w:rPr>
         <w:t>回答预案（核心）：</w:t>
@@ -8766,6 +5882,7 @@
       <w:r>
         <w:rPr>
           <w:rFonts w:ascii="微软雅黑" w:hAnsi="微软雅黑"/>
+          <w:b w:val="0"/>
           <w:color w:val="4A90D9"/>
           <w:sz w:val="21"/>
         </w:rPr>
@@ -8795,11 +5912,12 @@
       </w:r>
     </w:p>
     <w:p>
-      <w:r/>
-      <w:rPr>
-        <w:bookmarkStart w:id="33" w:name="sub_33"/>
-        <w:bookmarkEnd/>
-      </w:rPr>
+      <w:r>
+        <w:rPr>
+          <w:bookmarkStart w:id="33" w:name="sub_33"/>
+          <w:bookmarkEnd/>
+        </w:rPr>
+      </w:r>
     </w:p>
     <w:p>
       <w:pPr>
@@ -8808,6 +5926,7 @@
       <w:r>
         <w:rPr>
           <w:rFonts w:ascii="微软雅黑" w:hAnsi="微软雅黑"/>
+          <w:b w:val="0"/>
           <w:sz w:val="21"/>
         </w:rPr>
         <w:t>简历原文摘录：</w:t>
@@ -8821,6 +5940,7 @@
       <w:r>
         <w:rPr>
           <w:rFonts w:ascii="微软雅黑" w:hAnsi="微软雅黑"/>
+          <w:b w:val="0"/>
           <w:color w:val="4A90D9"/>
           <w:sz w:val="21"/>
         </w:rPr>
@@ -8842,6 +5962,7 @@
       <w:r>
         <w:rPr>
           <w:rFonts w:ascii="微软雅黑" w:hAnsi="微软雅黑"/>
+          <w:b w:val="0"/>
           <w:sz w:val="21"/>
         </w:rPr>
         <w:t>潜在追问清单：</w:t>
@@ -8854,6 +5975,7 @@
       <w:r>
         <w:rPr>
           <w:rFonts w:ascii="微软雅黑" w:hAnsi="微软雅黑"/>
+          <w:b w:val="0"/>
           <w:sz w:val="21"/>
         </w:rPr>
         <w:t>- 追问1：用友U8+和SAP有什么区别？</w:t>
@@ -8866,6 +5988,7 @@
       <w:r>
         <w:rPr>
           <w:rFonts w:ascii="微软雅黑" w:hAnsi="微软雅黑"/>
+          <w:b w:val="0"/>
           <w:sz w:val="21"/>
         </w:rPr>
         <w:t>- 追问2：P2P流程具体是什么？</w:t>
@@ -8878,6 +6001,7 @@
       <w:r>
         <w:rPr>
           <w:rFonts w:ascii="微软雅黑" w:hAnsi="微软雅黑"/>
+          <w:b w:val="0"/>
           <w:sz w:val="21"/>
         </w:rPr>
         <w:t>- 追问3：主数据管理在ERP中有多重要？</w:t>
@@ -8890,6 +6014,7 @@
       <w:r>
         <w:rPr>
           <w:rFonts w:ascii="微软雅黑" w:hAnsi="微软雅黑"/>
+          <w:b w:val="0"/>
           <w:sz w:val="21"/>
         </w:rPr>
         <w:t>- 追问4：如果费斯托用SAP，你觉得你能快速上手吗？</w:t>
@@ -8902,6 +6027,7 @@
       <w:r>
         <w:rPr>
           <w:rFonts w:ascii="微软雅黑" w:hAnsi="微软雅黑"/>
+          <w:b w:val="0"/>
           <w:sz w:val="21"/>
         </w:rPr>
         <w:t>回答预案（核心）：</w:t>
@@ -8915,6 +6041,7 @@
       <w:r>
         <w:rPr>
           <w:rFonts w:ascii="微软雅黑" w:hAnsi="微软雅黑"/>
+          <w:b w:val="0"/>
           <w:color w:val="4A90D9"/>
           <w:sz w:val="21"/>
         </w:rPr>
@@ -8944,11 +6071,12 @@
       </w:r>
     </w:p>
     <w:p>
-      <w:r/>
-      <w:rPr>
-        <w:bookmarkStart w:id="34" w:name="sub_34"/>
-        <w:bookmarkEnd/>
-      </w:rPr>
+      <w:r>
+        <w:rPr>
+          <w:bookmarkStart w:id="34" w:name="sub_34"/>
+          <w:bookmarkEnd/>
+        </w:rPr>
+      </w:r>
     </w:p>
     <w:p>
       <w:pPr>
@@ -8957,6 +6085,7 @@
       <w:r>
         <w:rPr>
           <w:rFonts w:ascii="微软雅黑" w:hAnsi="微软雅黑"/>
+          <w:b w:val="0"/>
           <w:sz w:val="21"/>
         </w:rPr>
         <w:t>简历原文摘录：</w:t>
@@ -8970,6 +6099,7 @@
       <w:r>
         <w:rPr>
           <w:rFonts w:ascii="微软雅黑" w:hAnsi="微软雅黑"/>
+          <w:b w:val="0"/>
           <w:color w:val="4A90D9"/>
           <w:sz w:val="21"/>
         </w:rPr>
@@ -8991,6 +6121,7 @@
       <w:r>
         <w:rPr>
           <w:rFonts w:ascii="微软雅黑" w:hAnsi="微软雅黑"/>
+          <w:b w:val="0"/>
           <w:sz w:val="21"/>
         </w:rPr>
         <w:t>潜在追问清单：</w:t>
@@ -9003,6 +6134,7 @@
       <w:r>
         <w:rPr>
           <w:rFonts w:ascii="微软雅黑" w:hAnsi="微软雅黑"/>
+          <w:b w:val="0"/>
           <w:sz w:val="21"/>
         </w:rPr>
         <w:t>- 追问1：三级校验具体是什么？</w:t>
@@ -9015,6 +6147,7 @@
       <w:r>
         <w:rPr>
           <w:rFonts w:ascii="微软雅黑" w:hAnsi="微软雅黑"/>
+          <w:b w:val="0"/>
           <w:sz w:val="21"/>
         </w:rPr>
         <w:t>- 追问2：这段经历和主数据管理有什么关系？</w:t>
@@ -9027,6 +6160,7 @@
       <w:r>
         <w:rPr>
           <w:rFonts w:ascii="微软雅黑" w:hAnsi="微软雅黑"/>
+          <w:b w:val="0"/>
           <w:sz w:val="21"/>
         </w:rPr>
         <w:t>回答预案（核心）：</w:t>
@@ -9040,6 +6174,7 @@
       <w:r>
         <w:rPr>
           <w:rFonts w:ascii="微软雅黑" w:hAnsi="微软雅黑"/>
+          <w:b w:val="0"/>
           <w:color w:val="4A90D9"/>
           <w:sz w:val="21"/>
         </w:rPr>
@@ -9074,11 +6209,12 @@
       </w:r>
     </w:p>
     <w:p>
-      <w:r/>
-      <w:rPr>
-        <w:bookmarkStart w:id="35" w:name="sec_35"/>
-        <w:bookmarkEnd/>
-      </w:rPr>
+      <w:r>
+        <w:rPr>
+          <w:bookmarkStart w:id="35" w:name="sec_35"/>
+          <w:bookmarkEnd/>
+        </w:rPr>
+      </w:r>
     </w:p>
     <w:p>
       <w:pPr>
@@ -9095,11 +6231,12 @@
       </w:r>
     </w:p>
     <w:p>
-      <w:r/>
-      <w:rPr>
-        <w:bookmarkStart w:id="36" w:name="sub_36"/>
-        <w:bookmarkEnd/>
-      </w:rPr>
+      <w:r>
+        <w:rPr>
+          <w:bookmarkStart w:id="36" w:name="sub_36"/>
+          <w:bookmarkEnd/>
+        </w:rPr>
+      </w:r>
     </w:p>
     <w:p>
       <w:pPr>
@@ -9108,6 +6245,7 @@
       <w:r>
         <w:rPr>
           <w:rFonts w:ascii="微软雅黑" w:hAnsi="微软雅黑"/>
+          <w:b w:val="0"/>
           <w:sz w:val="21"/>
         </w:rPr>
         <w:t>定义：主数据是企业核心业务实体的统一、准确、共享的数据，包括物料主数据（编码、描述、单位、采购/销售/会计视图）、BOM、供应商、客户等。</w:t>
@@ -9120,6 +6258,7 @@
       <w:r>
         <w:rPr>
           <w:rFonts w:ascii="微软雅黑" w:hAnsi="微软雅黑"/>
+          <w:b w:val="0"/>
           <w:sz w:val="21"/>
         </w:rPr>
         <w:t>面试可能被问：</w:t>
@@ -9132,6 +6271,7 @@
       <w:r>
         <w:rPr>
           <w:rFonts w:ascii="微软雅黑" w:hAnsi="微软雅黑"/>
+          <w:b w:val="0"/>
           <w:sz w:val="21"/>
         </w:rPr>
         <w:t>- "主数据不准确会有什么后果？"</w:t>
@@ -9144,6 +6284,7 @@
       <w:r>
         <w:rPr>
           <w:rFonts w:ascii="微软雅黑" w:hAnsi="微软雅黑"/>
+          <w:b w:val="0"/>
           <w:sz w:val="21"/>
         </w:rPr>
         <w:t>- "你在ERP实验中怎么保证数据准确？"</w:t>
@@ -9156,6 +6297,7 @@
       <w:r>
         <w:rPr>
           <w:rFonts w:ascii="微软雅黑" w:hAnsi="微软雅黑"/>
+          <w:b w:val="0"/>
           <w:sz w:val="21"/>
         </w:rPr>
         <w:t>回答要点：</w:t>
@@ -9168,6 +6310,7 @@
       <w:r>
         <w:rPr>
           <w:rFonts w:ascii="微软雅黑" w:hAnsi="微软雅黑"/>
+          <w:b w:val="0"/>
           <w:sz w:val="21"/>
         </w:rPr>
         <w:t>主数据错误会导致：MRP运算结果错误→采购错误→库存积压或缺货→生产停滞→客户投诉。我在ERP实验中深刻理解了"垃圾进垃圾出"——主数据不准，所有上游下游都会出错。保证准确的方法：审核机制、参照机制、定期盘点核对。</w:t>
@@ -9188,11 +6331,12 @@
       </w:r>
     </w:p>
     <w:p>
-      <w:r/>
-      <w:rPr>
-        <w:bookmarkStart w:id="37" w:name="sub_37"/>
-        <w:bookmarkEnd/>
-      </w:rPr>
+      <w:r>
+        <w:rPr>
+          <w:bookmarkStart w:id="37" w:name="sub_37"/>
+          <w:bookmarkEnd/>
+        </w:rPr>
+      </w:r>
     </w:p>
     <w:p>
       <w:pPr>
@@ -9201,6 +6345,7 @@
       <w:r>
         <w:rPr>
           <w:rFonts w:ascii="微软雅黑" w:hAnsi="微软雅黑"/>
+          <w:b w:val="0"/>
           <w:sz w:val="21"/>
         </w:rPr>
         <w:t>定义：Master Planning（MPS，主生产计划）是供应链计划的核心，确定"生产什么、生产多少、什么时候生产"，协调销售需求、库存状态和产能约束。</w:t>
@@ -9213,6 +6358,7 @@
       <w:r>
         <w:rPr>
           <w:rFonts w:ascii="微软雅黑" w:hAnsi="微软雅黑"/>
+          <w:b w:val="0"/>
           <w:sz w:val="21"/>
         </w:rPr>
         <w:t>面试可能被问：</w:t>
@@ -9225,6 +6371,7 @@
       <w:r>
         <w:rPr>
           <w:rFonts w:ascii="微软雅黑" w:hAnsi="微软雅黑"/>
+          <w:b w:val="0"/>
           <w:sz w:val="21"/>
         </w:rPr>
         <w:t>- "你理解Master Planning是做什么的？"</w:t>
@@ -9237,6 +6384,7 @@
       <w:r>
         <w:rPr>
           <w:rFonts w:ascii="微软雅黑" w:hAnsi="微软雅黑"/>
+          <w:b w:val="0"/>
           <w:sz w:val="21"/>
         </w:rPr>
         <w:t>- "MPS和MRP有什么区别？"</w:t>
@@ -9249,6 +6397,7 @@
       <w:r>
         <w:rPr>
           <w:rFonts w:ascii="微软雅黑" w:hAnsi="微软雅黑"/>
+          <w:b w:val="0"/>
           <w:sz w:val="21"/>
         </w:rPr>
         <w:t>回答要点：</w:t>
@@ -9261,6 +6410,7 @@
       <w:r>
         <w:rPr>
           <w:rFonts w:ascii="微软雅黑" w:hAnsi="微软雅黑"/>
+          <w:b w:val="0"/>
           <w:sz w:val="21"/>
         </w:rPr>
         <w:t>MPS是"生产什么"的顶层计划，MRP是"需要哪些物料"的展开计算。MPS输入销售预测和订单，输出生产计划；MRP输入MPS和BOM，输出采购建议。我在供应链建模课程中学过这个逻辑。</w:t>
@@ -9281,11 +6431,12 @@
       </w:r>
     </w:p>
     <w:p>
-      <w:r/>
-      <w:rPr>
-        <w:bookmarkStart w:id="38" w:name="sub_38"/>
-        <w:bookmarkEnd/>
-      </w:rPr>
+      <w:r>
+        <w:rPr>
+          <w:bookmarkStart w:id="38" w:name="sub_38"/>
+          <w:bookmarkEnd/>
+        </w:rPr>
+      </w:r>
     </w:p>
     <w:p>
       <w:pPr>
@@ -9294,6 +6445,7 @@
       <w:r>
         <w:rPr>
           <w:rFonts w:ascii="微软雅黑" w:hAnsi="微软雅黑"/>
+          <w:b w:val="0"/>
           <w:sz w:val="21"/>
         </w:rPr>
         <w:t>定义：拖期（Late Delivery）分析是追踪订单实际交付时间与承诺交付时间的差异，找出拖期原因（生产瓶颈、物料短缺、物流延误等），制定改进措施。</w:t>
@@ -9306,6 +6458,7 @@
       <w:r>
         <w:rPr>
           <w:rFonts w:ascii="微软雅黑" w:hAnsi="微软雅黑"/>
+          <w:b w:val="0"/>
           <w:sz w:val="21"/>
         </w:rPr>
         <w:t>面试可能被问：</w:t>
@@ -9318,6 +6471,7 @@
       <w:r>
         <w:rPr>
           <w:rFonts w:ascii="微软雅黑" w:hAnsi="微软雅黑"/>
+          <w:b w:val="0"/>
           <w:sz w:val="21"/>
         </w:rPr>
         <w:t>- "如果让你分析拖期数据，你会怎么做？"</w:t>
@@ -9330,6 +6484,7 @@
       <w:r>
         <w:rPr>
           <w:rFonts w:ascii="微软雅黑" w:hAnsi="微软雅黑"/>
+          <w:b w:val="0"/>
           <w:sz w:val="21"/>
         </w:rPr>
         <w:t>- "拖期率怎么算？"</w:t>
@@ -9342,6 +6497,7 @@
       <w:r>
         <w:rPr>
           <w:rFonts w:ascii="微软雅黑" w:hAnsi="微软雅黑"/>
+          <w:b w:val="0"/>
           <w:sz w:val="21"/>
         </w:rPr>
         <w:t>回答要点：</w:t>
@@ -9354,6 +6510,7 @@
       <w:r>
         <w:rPr>
           <w:rFonts w:ascii="微软雅黑" w:hAnsi="微软雅黑"/>
+          <w:b w:val="0"/>
           <w:sz w:val="21"/>
         </w:rPr>
         <w:t>拖期率 = 拖期订单数 / 总订单数 × 100%。分析方法：先按产品/客户/供应商维度分类，再用帕累托图找主要拖期原因（80/20法则），最后提出针对性改进措施。我在银行营销项目中用过类似的分析框架。</w:t>
@@ -9374,11 +6531,12 @@
       </w:r>
     </w:p>
     <w:p>
-      <w:r/>
-      <w:rPr>
-        <w:bookmarkStart w:id="39" w:name="sub_39"/>
-        <w:bookmarkEnd/>
-      </w:rPr>
+      <w:r>
+        <w:rPr>
+          <w:bookmarkStart w:id="39" w:name="sub_39"/>
+          <w:bookmarkEnd/>
+        </w:rPr>
+      </w:r>
     </w:p>
     <w:p>
       <w:pPr>
@@ -9387,6 +6545,7 @@
       <w:r>
         <w:rPr>
           <w:rFonts w:ascii="微软雅黑" w:hAnsi="微软雅黑"/>
+          <w:b w:val="0"/>
           <w:sz w:val="21"/>
         </w:rPr>
         <w:t>定义：客户催货是供应链日常高频场景，需要在SAP中快速查询订单状态，分析延迟原因，给出准确的回复。</w:t>
@@ -9399,6 +6558,7 @@
       <w:r>
         <w:rPr>
           <w:rFonts w:ascii="微软雅黑" w:hAnsi="微软雅黑"/>
+          <w:b w:val="0"/>
           <w:sz w:val="21"/>
         </w:rPr>
         <w:t>面试可能被问：</w:t>
@@ -9411,6 +6571,7 @@
       <w:r>
         <w:rPr>
           <w:rFonts w:ascii="微软雅黑" w:hAnsi="微软雅黑"/>
+          <w:b w:val="0"/>
           <w:sz w:val="21"/>
         </w:rPr>
         <w:t>- "客户来催货，你怎么处理？"</w:t>
@@ -9423,6 +6584,7 @@
       <w:r>
         <w:rPr>
           <w:rFonts w:ascii="微软雅黑" w:hAnsi="微软雅黑"/>
+          <w:b w:val="0"/>
           <w:sz w:val="21"/>
         </w:rPr>
         <w:t>- "怎么判断一个订单能不能按时交付？"</w:t>
@@ -9435,6 +6597,7 @@
       <w:r>
         <w:rPr>
           <w:rFonts w:ascii="微软雅黑" w:hAnsi="微软雅黑"/>
+          <w:b w:val="0"/>
           <w:sz w:val="21"/>
         </w:rPr>
         <w:t>回答要点：</w:t>
@@ -9447,6 +6610,7 @@
       <w:r>
         <w:rPr>
           <w:rFonts w:ascii="微软雅黑" w:hAnsi="微软雅黑"/>
+          <w:b w:val="0"/>
           <w:sz w:val="21"/>
         </w:rPr>
         <w:t>处理流程：①查SAP订单状态（是否已发货/在途/生产中）；②分析延迟原因（物料短缺/产能不足/物流问题）；③给出准确回复（预计到货时间）；④内部同步（如有必要调整排产）。关键是快速响应、信息准确、态度诚恳。</w:t>
@@ -9467,11 +6631,12 @@
       </w:r>
     </w:p>
     <w:p>
-      <w:r/>
-      <w:rPr>
-        <w:bookmarkStart w:id="40" w:name="sub_40"/>
-        <w:bookmarkEnd/>
-      </w:rPr>
+      <w:r>
+        <w:rPr>
+          <w:bookmarkStart w:id="40" w:name="sub_40"/>
+          <w:bookmarkEnd/>
+        </w:rPr>
+      </w:r>
     </w:p>
     <w:p>
       <w:pPr>
@@ -9480,6 +6645,7 @@
       <w:r>
         <w:rPr>
           <w:rFonts w:ascii="微软雅黑" w:hAnsi="微软雅黑"/>
+          <w:b w:val="0"/>
           <w:sz w:val="21"/>
         </w:rPr>
         <w:t>定义：EOQ是在订货成本和持有成本之间找到平衡，使总成本最小的单次订货量。公式：EOQ = 根号(2DS/H)</w:t>
@@ -9492,6 +6658,7 @@
       <w:r>
         <w:rPr>
           <w:rFonts w:ascii="微软雅黑" w:hAnsi="微软雅黑"/>
+          <w:b w:val="0"/>
           <w:sz w:val="21"/>
         </w:rPr>
         <w:t>面试可能被问：</w:t>
@@ -9504,6 +6671,7 @@
       <w:r>
         <w:rPr>
           <w:rFonts w:ascii="微软雅黑" w:hAnsi="微软雅黑"/>
+          <w:b w:val="0"/>
           <w:sz w:val="21"/>
         </w:rPr>
         <w:t>- "EOQ公式是什么？"</w:t>
@@ -9516,6 +6684,7 @@
       <w:r>
         <w:rPr>
           <w:rFonts w:ascii="微软雅黑" w:hAnsi="微软雅黑"/>
+          <w:b w:val="0"/>
           <w:sz w:val="21"/>
         </w:rPr>
         <w:t>- "EOQ在Master Planning中怎么用？"</w:t>
@@ -9528,6 +6697,7 @@
       <w:r>
         <w:rPr>
           <w:rFonts w:ascii="微软雅黑" w:hAnsi="微软雅黑"/>
+          <w:b w:val="0"/>
           <w:sz w:val="21"/>
         </w:rPr>
         <w:t>回答要点：</w:t>
@@ -9540,6 +6710,7 @@
       <w:r>
         <w:rPr>
           <w:rFonts w:ascii="微软雅黑" w:hAnsi="微软雅黑"/>
+          <w:b w:val="0"/>
           <w:sz w:val="21"/>
         </w:rPr>
         <w:t>EOQ帮助确定"一次订多少"。在Master Planning中，结合安全库存和再订货点（ROP = 日均需求×提前期 + 安全库存）一起使用，确保库存合理、不断货也不积压。</w:t>
@@ -9560,11 +6731,12 @@
       </w:r>
     </w:p>
     <w:p>
-      <w:r/>
-      <w:rPr>
-        <w:bookmarkStart w:id="41" w:name="sub_41"/>
-        <w:bookmarkEnd/>
-      </w:rPr>
+      <w:r>
+        <w:rPr>
+          <w:bookmarkStart w:id="41" w:name="sub_41"/>
+          <w:bookmarkEnd/>
+        </w:rPr>
+      </w:r>
     </w:p>
     <w:p>
       <w:pPr>
@@ -9573,6 +6745,7 @@
       <w:r>
         <w:rPr>
           <w:rFonts w:ascii="微软雅黑" w:hAnsi="微软雅黑"/>
+          <w:b w:val="0"/>
           <w:sz w:val="21"/>
         </w:rPr>
         <w:t>定义：安全库存是为应对需求波动和供应不确定性而设置的额外库存。</w:t>
@@ -9585,6 +6758,7 @@
       <w:r>
         <w:rPr>
           <w:rFonts w:ascii="微软雅黑" w:hAnsi="微软雅黑"/>
+          <w:b w:val="0"/>
           <w:sz w:val="21"/>
         </w:rPr>
         <w:t>面试可能被问：</w:t>
@@ -9597,6 +6771,7 @@
       <w:r>
         <w:rPr>
           <w:rFonts w:ascii="微软雅黑" w:hAnsi="微软雅黑"/>
+          <w:b w:val="0"/>
           <w:sz w:val="21"/>
         </w:rPr>
         <w:t>- "怎么确定安全库存水平？"</w:t>
@@ -9609,6 +6784,7 @@
       <w:r>
         <w:rPr>
           <w:rFonts w:ascii="微软雅黑" w:hAnsi="微软雅黑"/>
+          <w:b w:val="0"/>
           <w:sz w:val="21"/>
         </w:rPr>
         <w:t>- "库存太高和太低各有什么风险？"</w:t>
@@ -9621,6 +6797,7 @@
       <w:r>
         <w:rPr>
           <w:rFonts w:ascii="微软雅黑" w:hAnsi="微软雅黑"/>
+          <w:b w:val="0"/>
           <w:sz w:val="21"/>
         </w:rPr>
         <w:t>回答要点：</w:t>
@@ -9633,6 +6810,7 @@
       <w:r>
         <w:rPr>
           <w:rFonts w:ascii="微软雅黑" w:hAnsi="微软雅黑"/>
+          <w:b w:val="0"/>
           <w:sz w:val="21"/>
         </w:rPr>
         <w:t>安全库存 = 需求标准差 × 提前期标准差 × Z值（服务水平系数）。库存太高：占用资金、过期风险；库存太低：缺货损失、客户流失。关键是找到平衡点。</w:t>
@@ -9653,11 +6831,12 @@
       </w:r>
     </w:p>
     <w:p>
-      <w:r/>
-      <w:rPr>
-        <w:bookmarkStart w:id="42" w:name="sub_42"/>
-        <w:bookmarkEnd/>
-      </w:rPr>
+      <w:r>
+        <w:rPr>
+          <w:bookmarkStart w:id="42" w:name="sub_42"/>
+          <w:bookmarkEnd/>
+        </w:rPr>
+      </w:r>
     </w:p>
     <w:p>
       <w:pPr>
@@ -9666,6 +6845,7 @@
       <w:r>
         <w:rPr>
           <w:rFonts w:ascii="微软雅黑" w:hAnsi="微软雅黑"/>
+          <w:b w:val="0"/>
           <w:sz w:val="21"/>
         </w:rPr>
         <w:t>定义：SCOR是供应链协会开发的行业标准模型，包含Plan（计划）、Source（采购）、Make（生产）、Deliver（交付）、Return（退货）五大流程。</w:t>
@@ -9678,6 +6858,7 @@
       <w:r>
         <w:rPr>
           <w:rFonts w:ascii="微软雅黑" w:hAnsi="微软雅黑"/>
+          <w:b w:val="0"/>
           <w:sz w:val="21"/>
         </w:rPr>
         <w:t>面试可能被问：</w:t>
@@ -9690,6 +6871,7 @@
       <w:r>
         <w:rPr>
           <w:rFonts w:ascii="微软雅黑" w:hAnsi="微软雅黑"/>
+          <w:b w:val="0"/>
           <w:sz w:val="21"/>
         </w:rPr>
         <w:t>- "SCOR模型是什么？"</w:t>
@@ -9702,6 +6884,7 @@
       <w:r>
         <w:rPr>
           <w:rFonts w:ascii="微软雅黑" w:hAnsi="微软雅黑"/>
+          <w:b w:val="0"/>
           <w:sz w:val="21"/>
         </w:rPr>
         <w:t>回答要点：</w:t>
@@ -9714,6 +6897,7 @@
       <w:r>
         <w:rPr>
           <w:rFonts w:ascii="微软雅黑" w:hAnsi="微软雅黑"/>
+          <w:b w:val="0"/>
           <w:sz w:val="21"/>
         </w:rPr>
         <w:t>SCOR是供应链的"通用语言"。费斯托济南基地主要承担Source+Make+Deliver，Plan和Return由总部统筹。了解SCOR有助于理解自己在整个供应链中的位置。</w:t>
@@ -9734,11 +6918,12 @@
       </w:r>
     </w:p>
     <w:p>
-      <w:r/>
-      <w:rPr>
-        <w:bookmarkStart w:id="43" w:name="sub_43"/>
-        <w:bookmarkEnd/>
-      </w:rPr>
+      <w:r>
+        <w:rPr>
+          <w:bookmarkStart w:id="43" w:name="sub_43"/>
+          <w:bookmarkEnd/>
+        </w:rPr>
+      </w:r>
     </w:p>
     <w:p>
       <w:pPr>
@@ -9747,6 +6932,7 @@
       <w:r>
         <w:rPr>
           <w:rFonts w:ascii="微软雅黑" w:hAnsi="微软雅黑"/>
+          <w:b w:val="0"/>
           <w:sz w:val="21"/>
         </w:rPr>
         <w:t>定义：按"年消耗金额"将物料分为A/B/C三类，差异化库存管理。</w:t>
@@ -9759,6 +6945,7 @@
       <w:r>
         <w:rPr>
           <w:rFonts w:ascii="微软雅黑" w:hAnsi="微软雅黑"/>
+          <w:b w:val="0"/>
           <w:sz w:val="21"/>
         </w:rPr>
         <w:t>面试可能被问：</w:t>
@@ -9771,6 +6958,7 @@
       <w:r>
         <w:rPr>
           <w:rFonts w:ascii="微软雅黑" w:hAnsi="微软雅黑"/>
+          <w:b w:val="0"/>
           <w:sz w:val="21"/>
         </w:rPr>
         <w:t>- "A类和C类物料的管理策略有什么不同？"</w:t>
@@ -9783,6 +6971,7 @@
       <w:r>
         <w:rPr>
           <w:rFonts w:ascii="微软雅黑" w:hAnsi="微软雅黑"/>
+          <w:b w:val="0"/>
           <w:sz w:val="21"/>
         </w:rPr>
         <w:t>回答要点：</w:t>
@@ -9795,6 +6984,7 @@
       <w:r>
         <w:rPr>
           <w:rFonts w:ascii="微软雅黑" w:hAnsi="微软雅黑"/>
+          <w:b w:val="0"/>
           <w:sz w:val="21"/>
         </w:rPr>
         <w:t>A类（高价值、少品种）：精准预测、低安全库存、频繁补货；C类（低价值、多品种）：粗放管理、高安全库存、批量补货。</w:t>
@@ -9820,11 +7010,12 @@
       </w:r>
     </w:p>
     <w:p>
-      <w:r/>
-      <w:rPr>
-        <w:bookmarkStart w:id="44" w:name="sec_44"/>
-        <w:bookmarkEnd/>
-      </w:rPr>
+      <w:r>
+        <w:rPr>
+          <w:bookmarkStart w:id="44" w:name="sec_44"/>
+          <w:bookmarkEnd/>
+        </w:rPr>
+      </w:r>
     </w:p>
     <w:p>
       <w:pPr>
@@ -9841,11 +7032,12 @@
       </w:r>
     </w:p>
     <w:p>
-      <w:r/>
-      <w:rPr>
-        <w:bookmarkStart w:id="45" w:name="sub_45"/>
-        <w:bookmarkEnd/>
-      </w:rPr>
+      <w:r>
+        <w:rPr>
+          <w:bookmarkStart w:id="45" w:name="sub_45"/>
+          <w:bookmarkEnd/>
+        </w:rPr>
+      </w:r>
     </w:p>
     <w:p>
       <w:pPr>
@@ -9854,6 +7046,7 @@
       <w:r>
         <w:rPr>
           <w:rFonts w:ascii="微软雅黑" w:hAnsi="微软雅黑"/>
+          <w:b w:val="0"/>
           <w:sz w:val="21"/>
         </w:rPr>
         <w:t>Good morning. My name is Wen Xue. I'm a senior student majoring in Supply Chain Management at Shandong University, a 985 university in China.</w:t>
@@ -9866,6 +7059,7 @@
       <w:r>
         <w:rPr>
           <w:rFonts w:ascii="微软雅黑" w:hAnsi="微软雅黑"/>
+          <w:b w:val="0"/>
           <w:sz w:val="21"/>
         </w:rPr>
         <w:t>I have hands-on experience with ERP systems — I completed the full procure-to-pay workflow using UFIDA U8+, including purchase orders, goods receipt, invoice verification, and payment. I also built a supply chain optimization model using Python, which simulated an 18.7% cost reduction.</w:t>
@@ -9878,6 +7072,7 @@
       <w:r>
         <w:rPr>
           <w:rFonts w:ascii="微软雅黑" w:hAnsi="微软雅黑"/>
+          <w:b w:val="0"/>
           <w:sz w:val="21"/>
         </w:rPr>
         <w:t>I'm detail-oriented and good at data analysis. I've processed over 45,000 records of customer data and managed 200+ documents with zero errors. I'm a focused person who enjoys deep work, and I believe Master Planning is where I can contribute most.</w:t>
@@ -9890,6 +7085,7 @@
       <w:r>
         <w:rPr>
           <w:rFonts w:ascii="微软雅黑" w:hAnsi="微软雅黑"/>
+          <w:b w:val="0"/>
           <w:sz w:val="21"/>
         </w:rPr>
         <w:t>I'm very interested in Festo's supply chain team because of your global leadership in automation and the opportunity to work with the headquarters in Germany. Thank you.</w:t>
@@ -9910,11 +7106,12 @@
       </w:r>
     </w:p>
     <w:p>
-      <w:r/>
-      <w:rPr>
-        <w:bookmarkStart w:id="46" w:name="sub_46"/>
-        <w:bookmarkEnd/>
-      </w:rPr>
+      <w:r>
+        <w:rPr>
+          <w:bookmarkStart w:id="46" w:name="sub_46"/>
+          <w:bookmarkEnd/>
+        </w:rPr>
+      </w:r>
     </w:p>
     <w:p>
       <w:pPr>
@@ -9923,58 +7120,10 @@
       <w:r>
         <w:rPr>
           <w:rFonts w:ascii="微软雅黑" w:hAnsi="微软雅黑"/>
-          <w:b/>
-          <w:sz w:val="21"/>
-        </w:rPr>
-        <w:t>Q1: Tell me about yourself.</w:t>
-      </w:r>
-      <w:r>
-        <w:rPr>
-          <w:rFonts w:ascii="微软雅黑" w:hAnsi="微软雅黑"/>
-          <w:b w:val="0"/>
-          <w:sz w:val="21"/>
-        </w:rPr>
-        <w:t>（</w:t>
-      </w:r>
-      <w:r>
-        <w:rPr>
-          <w:rFonts w:ascii="微软雅黑" w:hAnsi="微软雅黑"/>
-          <w:b w:val="0"/>
-          <w:sz w:val="21"/>
-        </w:rPr>
-        <w:t>见</w:t>
-      </w:r>
-      <w:r>
-        <w:rPr>
-          <w:rFonts w:ascii="微软雅黑" w:hAnsi="微软雅黑"/>
-          <w:b w:val="0"/>
-          <w:sz w:val="21"/>
-        </w:rPr>
-        <w:t>5</w:t>
-      </w:r>
-      <w:r>
-        <w:rPr>
-          <w:rFonts w:ascii="微软雅黑" w:hAnsi="微软雅黑"/>
-          <w:b w:val="0"/>
-          <w:sz w:val="21"/>
-        </w:rPr>
-        <w:t>.</w:t>
-      </w:r>
-      <w:r>
-        <w:rPr>
-          <w:rFonts w:ascii="微软雅黑" w:hAnsi="微软雅黑"/>
-          <w:b w:val="0"/>
-          <w:sz w:val="21"/>
-        </w:rPr>
-        <w:t>1</w:t>
-      </w:r>
-      <w:r>
-        <w:rPr>
-          <w:rFonts w:ascii="微软雅黑" w:hAnsi="微软雅黑"/>
-          <w:b w:val="0"/>
-          <w:sz w:val="21"/>
-        </w:rPr>
-        <w:t>）</w:t>
+          <w:b w:val="0"/>
+          <w:sz w:val="21"/>
+        </w:rPr>
+        <w:t>Q1: Tell me about yourself.（见5.1）</w:t>
       </w:r>
     </w:p>
     <w:p>
@@ -9984,7 +7133,7 @@
       <w:r>
         <w:rPr>
           <w:rFonts w:ascii="微软雅黑" w:hAnsi="微软雅黑"/>
-          <w:b/>
+          <w:b w:val="0"/>
           <w:sz w:val="21"/>
         </w:rPr>
         <w:t>Q2: Why do you want to work at Festo?</w:t>
@@ -9998,6 +7147,7 @@
       <w:r>
         <w:rPr>
           <w:rFonts w:ascii="微软雅黑" w:hAnsi="微软雅黑"/>
+          <w:b w:val="0"/>
           <w:color w:val="4A90D9"/>
           <w:sz w:val="21"/>
         </w:rPr>
@@ -10019,7 +7169,7 @@
       <w:r>
         <w:rPr>
           <w:rFonts w:ascii="微软雅黑" w:hAnsi="微软雅黑"/>
-          <w:b/>
+          <w:b w:val="0"/>
           <w:sz w:val="21"/>
         </w:rPr>
         <w:t>Q3: What is your greatest strength?</w:t>
@@ -10033,6 +7183,7 @@
       <w:r>
         <w:rPr>
           <w:rFonts w:ascii="微软雅黑" w:hAnsi="微软雅黑"/>
+          <w:b w:val="0"/>
           <w:color w:val="4A90D9"/>
           <w:sz w:val="21"/>
         </w:rPr>
@@ -10054,7 +7205,7 @@
       <w:r>
         <w:rPr>
           <w:rFonts w:ascii="微软雅黑" w:hAnsi="微软雅黑"/>
-          <w:b/>
+          <w:b w:val="0"/>
           <w:sz w:val="21"/>
         </w:rPr>
         <w:t>Q4: What is your greatest weakness?</w:t>
@@ -10068,6 +7219,7 @@
       <w:r>
         <w:rPr>
           <w:rFonts w:ascii="微软雅黑" w:hAnsi="微软雅黑"/>
+          <w:b w:val="0"/>
           <w:color w:val="4A90D9"/>
           <w:sz w:val="21"/>
         </w:rPr>
@@ -10089,7 +7241,7 @@
       <w:r>
         <w:rPr>
           <w:rFonts w:ascii="微软雅黑" w:hAnsi="微软雅黑"/>
-          <w:b/>
+          <w:b w:val="0"/>
           <w:sz w:val="21"/>
         </w:rPr>
         <w:t>Q5: Describe a time you solved a difficult problem.</w:t>
@@ -10103,6 +7255,7 @@
       <w:r>
         <w:rPr>
           <w:rFonts w:ascii="微软雅黑" w:hAnsi="微软雅黑"/>
+          <w:b w:val="0"/>
           <w:color w:val="4A90D9"/>
           <w:sz w:val="21"/>
         </w:rPr>
@@ -10124,7 +7277,7 @@
       <w:r>
         <w:rPr>
           <w:rFonts w:ascii="微软雅黑" w:hAnsi="微软雅黑"/>
-          <w:b/>
+          <w:b w:val="0"/>
           <w:sz w:val="21"/>
         </w:rPr>
         <w:t>Q6: Tell me about a time you worked under pressure.</w:t>
@@ -10138,6 +7291,7 @@
       <w:r>
         <w:rPr>
           <w:rFonts w:ascii="微软雅黑" w:hAnsi="微软雅黑"/>
+          <w:b w:val="0"/>
           <w:color w:val="4A90D9"/>
           <w:sz w:val="21"/>
         </w:rPr>
@@ -10159,7 +7313,7 @@
       <w:r>
         <w:rPr>
           <w:rFonts w:ascii="微软雅黑" w:hAnsi="微软雅黑"/>
-          <w:b/>
+          <w:b w:val="0"/>
           <w:sz w:val="21"/>
         </w:rPr>
         <w:t>Q7: How do you handle working with a team?</w:t>
@@ -10173,6 +7327,7 @@
       <w:r>
         <w:rPr>
           <w:rFonts w:ascii="微软雅黑" w:hAnsi="微软雅黑"/>
+          <w:b w:val="0"/>
           <w:color w:val="4A90D9"/>
           <w:sz w:val="21"/>
         </w:rPr>
@@ -10194,7 +7349,7 @@
       <w:r>
         <w:rPr>
           <w:rFonts w:ascii="微软雅黑" w:hAnsi="微软雅黑"/>
-          <w:b/>
+          <w:b w:val="0"/>
           <w:sz w:val="21"/>
         </w:rPr>
         <w:t>Q8: Where do you see yourself in 5 years?</w:t>
@@ -10208,6 +7363,7 @@
       <w:r>
         <w:rPr>
           <w:rFonts w:ascii="微软雅黑" w:hAnsi="微软雅黑"/>
+          <w:b w:val="0"/>
           <w:color w:val="4A90D9"/>
           <w:sz w:val="21"/>
         </w:rPr>
@@ -10229,7 +7385,7 @@
       <w:r>
         <w:rPr>
           <w:rFonts w:ascii="微软雅黑" w:hAnsi="微软雅黑"/>
-          <w:b/>
+          <w:b w:val="0"/>
           <w:sz w:val="21"/>
         </w:rPr>
         <w:t>Q9: Tell me about a time you made a mistake.</w:t>
@@ -10243,6 +7399,7 @@
       <w:r>
         <w:rPr>
           <w:rFonts w:ascii="微软雅黑" w:hAnsi="微软雅黑"/>
+          <w:b w:val="0"/>
           <w:color w:val="4A90D9"/>
           <w:sz w:val="21"/>
         </w:rPr>
@@ -10264,7 +7421,7 @@
       <w:r>
         <w:rPr>
           <w:rFonts w:ascii="微软雅黑" w:hAnsi="微软雅黑"/>
-          <w:b/>
+          <w:b w:val="0"/>
           <w:sz w:val="21"/>
         </w:rPr>
         <w:t>Q10: How do you handle feedback?</w:t>
@@ -10278,6 +7435,7 @@
       <w:r>
         <w:rPr>
           <w:rFonts w:ascii="微软雅黑" w:hAnsi="微软雅黑"/>
+          <w:b w:val="0"/>
           <w:color w:val="4A90D9"/>
           <w:sz w:val="21"/>
         </w:rPr>
@@ -10299,7 +7457,7 @@
       <w:r>
         <w:rPr>
           <w:rFonts w:ascii="微软雅黑" w:hAnsi="微软雅黑"/>
-          <w:b/>
+          <w:b w:val="0"/>
           <w:sz w:val="21"/>
         </w:rPr>
         <w:t>Q11: Describe a situation where you had to learn something quickly.</w:t>
@@ -10313,6 +7471,7 @@
       <w:r>
         <w:rPr>
           <w:rFonts w:ascii="微软雅黑" w:hAnsi="微软雅黑"/>
+          <w:b w:val="0"/>
           <w:color w:val="4A90D9"/>
           <w:sz w:val="21"/>
         </w:rPr>
@@ -10334,7 +7493,7 @@
       <w:r>
         <w:rPr>
           <w:rFonts w:ascii="微软雅黑" w:hAnsi="微软雅黑"/>
-          <w:b/>
+          <w:b w:val="0"/>
           <w:sz w:val="21"/>
         </w:rPr>
         <w:t>Q12: Why should we hire you?</w:t>
@@ -10348,6 +7507,7 @@
       <w:r>
         <w:rPr>
           <w:rFonts w:ascii="微软雅黑" w:hAnsi="微软雅黑"/>
+          <w:b w:val="0"/>
           <w:color w:val="4A90D9"/>
           <w:sz w:val="21"/>
         </w:rPr>
@@ -10377,11 +7537,12 @@
       </w:r>
     </w:p>
     <w:p>
-      <w:r/>
-      <w:rPr>
-        <w:bookmarkStart w:id="47" w:name="sub_47"/>
-        <w:bookmarkEnd/>
-      </w:rPr>
+      <w:r>
+        <w:rPr>
+          <w:bookmarkStart w:id="47" w:name="sub_47"/>
+          <w:bookmarkEnd/>
+        </w:rPr>
+      </w:r>
     </w:p>
     <w:tbl>
       <w:tblPr>
@@ -11975,11 +9136,12 @@
       </w:r>
     </w:p>
     <w:p>
-      <w:r/>
-      <w:rPr>
-        <w:bookmarkStart w:id="48" w:name="sub_48"/>
-        <w:bookmarkEnd/>
-      </w:rPr>
+      <w:r>
+        <w:rPr>
+          <w:bookmarkStart w:id="48" w:name="sub_48"/>
+          <w:bookmarkEnd/>
+        </w:rPr>
+      </w:r>
     </w:p>
     <w:p>
       <w:pPr>
@@ -11988,7 +9150,7 @@
       <w:r>
         <w:rPr>
           <w:rFonts w:ascii="微软雅黑" w:hAnsi="微软雅黑"/>
-          <w:b/>
+          <w:b w:val="0"/>
           <w:sz w:val="21"/>
         </w:rPr>
         <w:t>场景1：回复客户催货邮件</w:t>
@@ -12002,6 +9164,7 @@
       <w:r>
         <w:rPr>
           <w:rFonts w:ascii="微软雅黑" w:hAnsi="微软雅黑"/>
+          <w:b w:val="0"/>
           <w:color w:val="4A90D9"/>
           <w:sz w:val="21"/>
         </w:rPr>
@@ -12024,6 +9187,7 @@
       <w:r>
         <w:rPr>
           <w:rFonts w:ascii="微软雅黑" w:hAnsi="微软雅黑"/>
+          <w:b w:val="0"/>
           <w:color w:val="4A90D9"/>
           <w:sz w:val="21"/>
         </w:rPr>
@@ -12045,6 +9209,7 @@
       <w:r>
         <w:rPr>
           <w:rFonts w:ascii="微软雅黑" w:hAnsi="微软雅黑"/>
+          <w:b w:val="0"/>
           <w:color w:val="4A90D9"/>
           <w:sz w:val="21"/>
         </w:rPr>
@@ -12067,6 +9232,7 @@
       <w:r>
         <w:rPr>
           <w:rFonts w:ascii="微软雅黑" w:hAnsi="微软雅黑"/>
+          <w:b w:val="0"/>
           <w:color w:val="4A90D9"/>
           <w:sz w:val="21"/>
         </w:rPr>
@@ -12088,6 +9254,7 @@
       <w:r>
         <w:rPr>
           <w:rFonts w:ascii="微软雅黑" w:hAnsi="微软雅黑"/>
+          <w:b w:val="0"/>
           <w:color w:val="4A90D9"/>
           <w:sz w:val="21"/>
         </w:rPr>
@@ -12110,6 +9277,7 @@
       <w:r>
         <w:rPr>
           <w:rFonts w:ascii="微软雅黑" w:hAnsi="微软雅黑"/>
+          <w:b w:val="0"/>
           <w:color w:val="4A90D9"/>
           <w:sz w:val="21"/>
         </w:rPr>
@@ -12131,6 +9299,7 @@
       <w:r>
         <w:rPr>
           <w:rFonts w:ascii="微软雅黑" w:hAnsi="微软雅黑"/>
+          <w:b w:val="0"/>
           <w:color w:val="4A90D9"/>
           <w:sz w:val="21"/>
         </w:rPr>
@@ -12153,6 +9322,7 @@
       <w:r>
         <w:rPr>
           <w:rFonts w:ascii="微软雅黑" w:hAnsi="微软雅黑"/>
+          <w:b w:val="0"/>
           <w:color w:val="4A90D9"/>
           <w:sz w:val="21"/>
         </w:rPr>
@@ -12175,6 +9345,7 @@
       <w:r>
         <w:rPr>
           <w:rFonts w:ascii="微软雅黑" w:hAnsi="微软雅黑"/>
+          <w:b w:val="0"/>
           <w:color w:val="4A90D9"/>
           <w:sz w:val="21"/>
         </w:rPr>
@@ -12197,6 +9368,7 @@
       <w:r>
         <w:rPr>
           <w:rFonts w:ascii="微软雅黑" w:hAnsi="微软雅黑"/>
+          <w:b w:val="0"/>
           <w:color w:val="4A90D9"/>
           <w:sz w:val="21"/>
         </w:rPr>
@@ -12219,6 +9391,7 @@
       <w:r>
         <w:rPr>
           <w:rFonts w:ascii="微软雅黑" w:hAnsi="微软雅黑"/>
+          <w:b w:val="0"/>
           <w:color w:val="4A90D9"/>
           <w:sz w:val="21"/>
         </w:rPr>
@@ -12240,6 +9413,7 @@
       <w:r>
         <w:rPr>
           <w:rFonts w:ascii="微软雅黑" w:hAnsi="微软雅黑"/>
+          <w:b w:val="0"/>
           <w:color w:val="4A90D9"/>
           <w:sz w:val="21"/>
         </w:rPr>
@@ -12262,6 +9436,7 @@
       <w:r>
         <w:rPr>
           <w:rFonts w:ascii="微软雅黑" w:hAnsi="微软雅黑"/>
+          <w:b w:val="0"/>
           <w:color w:val="4A90D9"/>
           <w:sz w:val="21"/>
         </w:rPr>
@@ -12283,6 +9458,7 @@
       <w:r>
         <w:rPr>
           <w:rFonts w:ascii="微软雅黑" w:hAnsi="微软雅黑"/>
+          <w:b w:val="0"/>
           <w:color w:val="4A90D9"/>
           <w:sz w:val="21"/>
         </w:rPr>
@@ -12305,6 +9481,7 @@
       <w:r>
         <w:rPr>
           <w:rFonts w:ascii="微软雅黑" w:hAnsi="微软雅黑"/>
+          <w:b w:val="0"/>
           <w:color w:val="4A90D9"/>
           <w:sz w:val="21"/>
         </w:rPr>
@@ -12327,6 +9504,7 @@
       <w:r>
         <w:rPr>
           <w:rFonts w:ascii="微软雅黑" w:hAnsi="微软雅黑"/>
+          <w:b w:val="0"/>
           <w:color w:val="4A90D9"/>
           <w:sz w:val="21"/>
         </w:rPr>
@@ -12348,7 +9526,7 @@
       <w:r>
         <w:rPr>
           <w:rFonts w:ascii="微软雅黑" w:hAnsi="微软雅黑"/>
-          <w:b/>
+          <w:b w:val="0"/>
           <w:sz w:val="21"/>
         </w:rPr>
         <w:t>场景2：向德国总部汇报物料交期延迟</w:t>
@@ -12362,6 +9540,7 @@
       <w:r>
         <w:rPr>
           <w:rFonts w:ascii="微软雅黑" w:hAnsi="微软雅黑"/>
+          <w:b w:val="0"/>
           <w:color w:val="4A90D9"/>
           <w:sz w:val="21"/>
         </w:rPr>
@@ -12384,6 +9563,7 @@
       <w:r>
         <w:rPr>
           <w:rFonts w:ascii="微软雅黑" w:hAnsi="微软雅黑"/>
+          <w:b w:val="0"/>
           <w:color w:val="4A90D9"/>
           <w:sz w:val="21"/>
         </w:rPr>
@@ -12405,6 +9585,7 @@
       <w:r>
         <w:rPr>
           <w:rFonts w:ascii="微软雅黑" w:hAnsi="微软雅黑"/>
+          <w:b w:val="0"/>
           <w:color w:val="4A90D9"/>
           <w:sz w:val="21"/>
         </w:rPr>
@@ -12427,6 +9608,7 @@
       <w:r>
         <w:rPr>
           <w:rFonts w:ascii="微软雅黑" w:hAnsi="微软雅黑"/>
+          <w:b w:val="0"/>
           <w:color w:val="4A90D9"/>
           <w:sz w:val="21"/>
         </w:rPr>
@@ -12448,6 +9630,7 @@
       <w:r>
         <w:rPr>
           <w:rFonts w:ascii="微软雅黑" w:hAnsi="微软雅黑"/>
+          <w:b w:val="0"/>
           <w:color w:val="4A90D9"/>
           <w:sz w:val="21"/>
         </w:rPr>
@@ -12470,6 +9653,7 @@
       <w:r>
         <w:rPr>
           <w:rFonts w:ascii="微软雅黑" w:hAnsi="微软雅黑"/>
+          <w:b w:val="0"/>
           <w:color w:val="4A90D9"/>
           <w:sz w:val="21"/>
         </w:rPr>
@@ -12491,6 +9675,7 @@
       <w:r>
         <w:rPr>
           <w:rFonts w:ascii="微软雅黑" w:hAnsi="微软雅黑"/>
+          <w:b w:val="0"/>
           <w:color w:val="4A90D9"/>
           <w:sz w:val="21"/>
         </w:rPr>
@@ -12513,6 +9698,7 @@
       <w:r>
         <w:rPr>
           <w:rFonts w:ascii="微软雅黑" w:hAnsi="微软雅黑"/>
+          <w:b w:val="0"/>
           <w:color w:val="4A90D9"/>
           <w:sz w:val="21"/>
         </w:rPr>
@@ -12535,6 +9721,7 @@
       <w:r>
         <w:rPr>
           <w:rFonts w:ascii="微软雅黑" w:hAnsi="微软雅黑"/>
+          <w:b w:val="0"/>
           <w:color w:val="4A90D9"/>
           <w:sz w:val="21"/>
         </w:rPr>
@@ -12557,6 +9744,7 @@
       <w:r>
         <w:rPr>
           <w:rFonts w:ascii="微软雅黑" w:hAnsi="微软雅黑"/>
+          <w:b w:val="0"/>
           <w:color w:val="4A90D9"/>
           <w:sz w:val="21"/>
         </w:rPr>
@@ -12579,6 +9767,7 @@
       <w:r>
         <w:rPr>
           <w:rFonts w:ascii="微软雅黑" w:hAnsi="微软雅黑"/>
+          <w:b w:val="0"/>
           <w:color w:val="4A90D9"/>
           <w:sz w:val="21"/>
         </w:rPr>
@@ -12601,6 +9790,7 @@
       <w:r>
         <w:rPr>
           <w:rFonts w:ascii="微软雅黑" w:hAnsi="微软雅黑"/>
+          <w:b w:val="0"/>
           <w:color w:val="4A90D9"/>
           <w:sz w:val="21"/>
         </w:rPr>
@@ -12622,6 +9812,7 @@
       <w:r>
         <w:rPr>
           <w:rFonts w:ascii="微软雅黑" w:hAnsi="微软雅黑"/>
+          <w:b w:val="0"/>
           <w:color w:val="4A90D9"/>
           <w:sz w:val="21"/>
         </w:rPr>
@@ -12644,6 +9835,7 @@
       <w:r>
         <w:rPr>
           <w:rFonts w:ascii="微软雅黑" w:hAnsi="微软雅黑"/>
+          <w:b w:val="0"/>
           <w:color w:val="4A90D9"/>
           <w:sz w:val="21"/>
         </w:rPr>
@@ -12665,6 +9857,7 @@
       <w:r>
         <w:rPr>
           <w:rFonts w:ascii="微软雅黑" w:hAnsi="微软雅黑"/>
+          <w:b w:val="0"/>
           <w:color w:val="4A90D9"/>
           <w:sz w:val="21"/>
         </w:rPr>
@@ -12687,6 +9880,7 @@
       <w:r>
         <w:rPr>
           <w:rFonts w:ascii="微软雅黑" w:hAnsi="微软雅黑"/>
+          <w:b w:val="0"/>
           <w:color w:val="4A90D9"/>
           <w:sz w:val="21"/>
         </w:rPr>
@@ -12709,6 +9903,7 @@
       <w:r>
         <w:rPr>
           <w:rFonts w:ascii="微软雅黑" w:hAnsi="微软雅黑"/>
+          <w:b w:val="0"/>
           <w:color w:val="4A90D9"/>
           <w:sz w:val="21"/>
         </w:rPr>
@@ -12730,7 +9925,7 @@
       <w:r>
         <w:rPr>
           <w:rFonts w:ascii="微软雅黑" w:hAnsi="微软雅黑"/>
-          <w:b/>
+          <w:b w:val="0"/>
           <w:sz w:val="21"/>
         </w:rPr>
         <w:t>场景3：向主管汇报主数据错误</w:t>
@@ -12744,6 +9939,7 @@
       <w:r>
         <w:rPr>
           <w:rFonts w:ascii="微软雅黑" w:hAnsi="微软雅黑"/>
+          <w:b w:val="0"/>
           <w:color w:val="4A90D9"/>
           <w:sz w:val="21"/>
         </w:rPr>
@@ -12766,6 +9962,7 @@
       <w:r>
         <w:rPr>
           <w:rFonts w:ascii="微软雅黑" w:hAnsi="微软雅黑"/>
+          <w:b w:val="0"/>
           <w:color w:val="4A90D9"/>
           <w:sz w:val="21"/>
         </w:rPr>
@@ -12787,6 +9984,7 @@
       <w:r>
         <w:rPr>
           <w:rFonts w:ascii="微软雅黑" w:hAnsi="微软雅黑"/>
+          <w:b w:val="0"/>
           <w:color w:val="4A90D9"/>
           <w:sz w:val="21"/>
         </w:rPr>
@@ -12809,6 +10007,7 @@
       <w:r>
         <w:rPr>
           <w:rFonts w:ascii="微软雅黑" w:hAnsi="微软雅黑"/>
+          <w:b w:val="0"/>
           <w:color w:val="4A90D9"/>
           <w:sz w:val="21"/>
         </w:rPr>
@@ -12830,6 +10029,7 @@
       <w:r>
         <w:rPr>
           <w:rFonts w:ascii="微软雅黑" w:hAnsi="微软雅黑"/>
+          <w:b w:val="0"/>
           <w:color w:val="4A90D9"/>
           <w:sz w:val="21"/>
         </w:rPr>
@@ -12852,6 +10052,7 @@
       <w:r>
         <w:rPr>
           <w:rFonts w:ascii="微软雅黑" w:hAnsi="微软雅黑"/>
+          <w:b w:val="0"/>
           <w:color w:val="4A90D9"/>
           <w:sz w:val="21"/>
         </w:rPr>
@@ -12874,6 +10075,7 @@
       <w:r>
         <w:rPr>
           <w:rFonts w:ascii="微软雅黑" w:hAnsi="微软雅黑"/>
+          <w:b w:val="0"/>
           <w:color w:val="4A90D9"/>
           <w:sz w:val="21"/>
         </w:rPr>
@@ -12896,6 +10098,7 @@
       <w:r>
         <w:rPr>
           <w:rFonts w:ascii="微软雅黑" w:hAnsi="微软雅黑"/>
+          <w:b w:val="0"/>
           <w:color w:val="4A90D9"/>
           <w:sz w:val="21"/>
         </w:rPr>
@@ -12918,6 +10121,7 @@
       <w:r>
         <w:rPr>
           <w:rFonts w:ascii="微软雅黑" w:hAnsi="微软雅黑"/>
+          <w:b w:val="0"/>
           <w:color w:val="4A90D9"/>
           <w:sz w:val="21"/>
         </w:rPr>
@@ -12940,6 +10144,7 @@
       <w:r>
         <w:rPr>
           <w:rFonts w:ascii="微软雅黑" w:hAnsi="微软雅黑"/>
+          <w:b w:val="0"/>
           <w:color w:val="4A90D9"/>
           <w:sz w:val="21"/>
         </w:rPr>
@@ -12961,6 +10166,7 @@
       <w:r>
         <w:rPr>
           <w:rFonts w:ascii="微软雅黑" w:hAnsi="微软雅黑"/>
+          <w:b w:val="0"/>
           <w:color w:val="4A90D9"/>
           <w:sz w:val="21"/>
         </w:rPr>
@@ -12983,6 +10189,7 @@
       <w:r>
         <w:rPr>
           <w:rFonts w:ascii="微软雅黑" w:hAnsi="微软雅黑"/>
+          <w:b w:val="0"/>
           <w:color w:val="4A90D9"/>
           <w:sz w:val="21"/>
         </w:rPr>
@@ -13004,6 +10211,7 @@
       <w:r>
         <w:rPr>
           <w:rFonts w:ascii="微软雅黑" w:hAnsi="微软雅黑"/>
+          <w:b w:val="0"/>
           <w:color w:val="4A90D9"/>
           <w:sz w:val="21"/>
         </w:rPr>
@@ -13026,6 +10234,7 @@
       <w:r>
         <w:rPr>
           <w:rFonts w:ascii="微软雅黑" w:hAnsi="微软雅黑"/>
+          <w:b w:val="0"/>
           <w:color w:val="4A90D9"/>
           <w:sz w:val="21"/>
         </w:rPr>
@@ -13060,11 +10269,12 @@
       </w:r>
     </w:p>
     <w:p>
-      <w:r/>
-      <w:rPr>
-        <w:bookmarkStart w:id="49" w:name="sec_49"/>
-        <w:bookmarkEnd/>
-      </w:rPr>
+      <w:r>
+        <w:rPr>
+          <w:bookmarkStart w:id="49" w:name="sec_49"/>
+          <w:bookmarkEnd/>
+        </w:rPr>
+      </w:r>
     </w:p>
     <w:p>
       <w:pPr>
@@ -13081,11 +10291,12 @@
       </w:r>
     </w:p>
     <w:p>
-      <w:r/>
-      <w:rPr>
-        <w:bookmarkStart w:id="50" w:name="sub_50"/>
-        <w:bookmarkEnd/>
-      </w:rPr>
+      <w:r>
+        <w:rPr>
+          <w:bookmarkStart w:id="50" w:name="sub_50"/>
+          <w:bookmarkEnd/>
+        </w:rPr>
+      </w:r>
     </w:p>
     <w:p>
       <w:pPr>
@@ -13094,6 +10305,7 @@
       <w:r>
         <w:rPr>
           <w:rFonts w:ascii="微软雅黑" w:hAnsi="微软雅黑"/>
+          <w:b w:val="0"/>
           <w:sz w:val="21"/>
         </w:rPr>
         <w:t>⚠️ 该岗位笔试信息未确认，但德企/制造业校招通常包含在线测评（OT）。</w:t>
@@ -13106,7 +10318,7 @@
       <w:r>
         <w:rPr>
           <w:rFonts w:ascii="微软雅黑" w:hAnsi="微软雅黑"/>
-          <w:b/>
+          <w:b w:val="0"/>
           <w:sz w:val="21"/>
         </w:rPr>
         <w:t>可能题型：</w:t>
@@ -13119,6 +10331,7 @@
       <w:r>
         <w:rPr>
           <w:rFonts w:ascii="微软雅黑" w:hAnsi="微软雅黑"/>
+          <w:b w:val="0"/>
           <w:sz w:val="21"/>
         </w:rPr>
         <w:t>1. SHL/北森在线测评：言语理解+数量关系+图形推理+情境判断（60-90分钟）</w:t>
@@ -13131,6 +10344,7 @@
       <w:r>
         <w:rPr>
           <w:rFonts w:ascii="微软雅黑" w:hAnsi="微软雅黑"/>
+          <w:b w:val="0"/>
           <w:sz w:val="21"/>
         </w:rPr>
         <w:t>2. 性格测试：100-200题，无对错</w:t>
@@ -13143,6 +10357,7 @@
       <w:r>
         <w:rPr>
           <w:rFonts w:ascii="微软雅黑" w:hAnsi="微软雅黑"/>
+          <w:b w:val="0"/>
           <w:sz w:val="21"/>
         </w:rPr>
         <w:t>3. 英语测试：阅读理解+填空（外企常见）</w:t>
@@ -13155,6 +10370,7 @@
       <w:r>
         <w:rPr>
           <w:rFonts w:ascii="微软雅黑" w:hAnsi="微软雅黑"/>
+          <w:b w:val="0"/>
           <w:sz w:val="21"/>
         </w:rPr>
         <w:t>4. 供应链专业知识：基础概念题</w:t>
@@ -13175,11 +10391,12 @@
       </w:r>
     </w:p>
     <w:p>
-      <w:r/>
-      <w:rPr>
-        <w:bookmarkStart w:id="51" w:name="sub_51"/>
-        <w:bookmarkEnd/>
-      </w:rPr>
+      <w:r>
+        <w:rPr>
+          <w:bookmarkStart w:id="51" w:name="sub_51"/>
+          <w:bookmarkEnd/>
+        </w:rPr>
+      </w:r>
     </w:p>
     <w:p>
       <w:pPr>
@@ -13191,231 +10408,7 @@
           <w:b w:val="0"/>
           <w:sz w:val="21"/>
         </w:rPr>
-        <w:t>-</w:t>
-      </w:r>
-      <w:r>
-        <w:rPr>
-          <w:rFonts w:ascii="微软雅黑" w:hAnsi="微软雅黑"/>
-          <w:b w:val="0"/>
-          <w:sz w:val="21"/>
-        </w:rPr>
-        <w:t xml:space="preserve"> </w:t>
-      </w:r>
-      <w:r>
-        <w:rPr>
-          <w:rFonts w:ascii="微软雅黑" w:hAnsi="微软雅黑"/>
-          <w:b/>
-          <w:sz w:val="21"/>
-        </w:rPr>
-        <w:t>行测/SHL</w:t>
-      </w:r>
-      <w:r>
-        <w:rPr>
-          <w:rFonts w:ascii="微软雅黑" w:hAnsi="微软雅黑"/>
-          <w:b w:val="0"/>
-          <w:sz w:val="21"/>
-        </w:rPr>
-        <w:t>：</w:t>
-      </w:r>
-      <w:r>
-        <w:rPr>
-          <w:rFonts w:ascii="微软雅黑" w:hAnsi="微软雅黑"/>
-          <w:b w:val="0"/>
-          <w:sz w:val="21"/>
-        </w:rPr>
-        <w:t>牛</w:t>
-      </w:r>
-      <w:r>
-        <w:rPr>
-          <w:rFonts w:ascii="微软雅黑" w:hAnsi="微软雅黑"/>
-          <w:b w:val="0"/>
-          <w:sz w:val="21"/>
-        </w:rPr>
-        <w:t>客</w:t>
-      </w:r>
-      <w:r>
-        <w:rPr>
-          <w:rFonts w:ascii="微软雅黑" w:hAnsi="微软雅黑"/>
-          <w:b w:val="0"/>
-          <w:sz w:val="21"/>
-        </w:rPr>
-        <w:t>网</w:t>
-      </w:r>
-      <w:r>
-        <w:rPr>
-          <w:rFonts w:ascii="微软雅黑" w:hAnsi="微软雅黑"/>
-          <w:b w:val="0"/>
-          <w:sz w:val="21"/>
-        </w:rPr>
-        <w:t>搜</w:t>
-      </w:r>
-      <w:r>
-        <w:rPr>
-          <w:rFonts w:ascii="微软雅黑" w:hAnsi="微软雅黑"/>
-          <w:b w:val="0"/>
-          <w:sz w:val="21"/>
-        </w:rPr>
-        <w:t>"</w:t>
-      </w:r>
-      <w:r>
-        <w:rPr>
-          <w:rFonts w:ascii="微软雅黑" w:hAnsi="微软雅黑"/>
-          <w:b w:val="0"/>
-          <w:sz w:val="21"/>
-        </w:rPr>
-        <w:t>S</w:t>
-      </w:r>
-      <w:r>
-        <w:rPr>
-          <w:rFonts w:ascii="微软雅黑" w:hAnsi="微软雅黑"/>
-          <w:b w:val="0"/>
-          <w:sz w:val="21"/>
-        </w:rPr>
-        <w:t>H</w:t>
-      </w:r>
-      <w:r>
-        <w:rPr>
-          <w:rFonts w:ascii="微软雅黑" w:hAnsi="微软雅黑"/>
-          <w:b w:val="0"/>
-          <w:sz w:val="21"/>
-        </w:rPr>
-        <w:t>L</w:t>
-      </w:r>
-      <w:r>
-        <w:rPr>
-          <w:rFonts w:ascii="微软雅黑" w:hAnsi="微软雅黑"/>
-          <w:b w:val="0"/>
-          <w:sz w:val="21"/>
-        </w:rPr>
-        <w:t>真</w:t>
-      </w:r>
-      <w:r>
-        <w:rPr>
-          <w:rFonts w:ascii="微软雅黑" w:hAnsi="微软雅黑"/>
-          <w:b w:val="0"/>
-          <w:sz w:val="21"/>
-        </w:rPr>
-        <w:t>题</w:t>
-      </w:r>
-      <w:r>
-        <w:rPr>
-          <w:rFonts w:ascii="微软雅黑" w:hAnsi="微软雅黑"/>
-          <w:b w:val="0"/>
-          <w:sz w:val="21"/>
-        </w:rPr>
-        <w:t>"</w:t>
-      </w:r>
-      <w:r>
-        <w:rPr>
-          <w:rFonts w:ascii="微软雅黑" w:hAnsi="微软雅黑"/>
-          <w:b w:val="0"/>
-          <w:sz w:val="21"/>
-        </w:rPr>
-        <w:t>或</w:t>
-      </w:r>
-      <w:r>
-        <w:rPr>
-          <w:rFonts w:ascii="微软雅黑" w:hAnsi="微软雅黑"/>
-          <w:b w:val="0"/>
-          <w:sz w:val="21"/>
-        </w:rPr>
-        <w:t>"</w:t>
-      </w:r>
-      <w:r>
-        <w:rPr>
-          <w:rFonts w:ascii="微软雅黑" w:hAnsi="微软雅黑"/>
-          <w:b w:val="0"/>
-          <w:sz w:val="21"/>
-        </w:rPr>
-        <w:t>行</w:t>
-      </w:r>
-      <w:r>
-        <w:rPr>
-          <w:rFonts w:ascii="微软雅黑" w:hAnsi="微软雅黑"/>
-          <w:b w:val="0"/>
-          <w:sz w:val="21"/>
-        </w:rPr>
-        <w:t>测</w:t>
-      </w:r>
-      <w:r>
-        <w:rPr>
-          <w:rFonts w:ascii="微软雅黑" w:hAnsi="微软雅黑"/>
-          <w:b w:val="0"/>
-          <w:sz w:val="21"/>
-        </w:rPr>
-        <w:t>真</w:t>
-      </w:r>
-      <w:r>
-        <w:rPr>
-          <w:rFonts w:ascii="微软雅黑" w:hAnsi="微软雅黑"/>
-          <w:b w:val="0"/>
-          <w:sz w:val="21"/>
-        </w:rPr>
-        <w:t>题</w:t>
-      </w:r>
-      <w:r>
-        <w:rPr>
-          <w:rFonts w:ascii="微软雅黑" w:hAnsi="微软雅黑"/>
-          <w:b w:val="0"/>
-          <w:sz w:val="21"/>
-        </w:rPr>
-        <w:t>"</w:t>
-      </w:r>
-      <w:r>
-        <w:rPr>
-          <w:rFonts w:ascii="微软雅黑" w:hAnsi="微软雅黑"/>
-          <w:b w:val="0"/>
-          <w:sz w:val="21"/>
-        </w:rPr>
-        <w:t>，</w:t>
-      </w:r>
-      <w:r>
-        <w:rPr>
-          <w:rFonts w:ascii="微软雅黑" w:hAnsi="微软雅黑"/>
-          <w:b w:val="0"/>
-          <w:sz w:val="21"/>
-        </w:rPr>
-        <w:t>每</w:t>
-      </w:r>
-      <w:r>
-        <w:rPr>
-          <w:rFonts w:ascii="微软雅黑" w:hAnsi="微软雅黑"/>
-          <w:b w:val="0"/>
-          <w:sz w:val="21"/>
-        </w:rPr>
-        <w:t>天</w:t>
-      </w:r>
-      <w:r>
-        <w:rPr>
-          <w:rFonts w:ascii="微软雅黑" w:hAnsi="微软雅黑"/>
-          <w:b w:val="0"/>
-          <w:sz w:val="21"/>
-        </w:rPr>
-        <w:t>刷</w:t>
-      </w:r>
-      <w:r>
-        <w:rPr>
-          <w:rFonts w:ascii="微软雅黑" w:hAnsi="微软雅黑"/>
-          <w:b w:val="0"/>
-          <w:sz w:val="21"/>
-        </w:rPr>
-        <w:t>2</w:t>
-      </w:r>
-      <w:r>
-        <w:rPr>
-          <w:rFonts w:ascii="微软雅黑" w:hAnsi="微软雅黑"/>
-          <w:b w:val="0"/>
-          <w:sz w:val="21"/>
-        </w:rPr>
-        <w:t>0</w:t>
-      </w:r>
-      <w:r>
-        <w:rPr>
-          <w:rFonts w:ascii="微软雅黑" w:hAnsi="微软雅黑"/>
-          <w:b w:val="0"/>
-          <w:sz w:val="21"/>
-        </w:rPr>
-        <w:t>题</w:t>
+        <w:t>- 行测/SHL：牛客网搜"SHL真题"或"行测真题"，每天刷20题</w:t>
       </w:r>
     </w:p>
     <w:p>
@@ -13428,295 +10421,7 @@
           <w:b w:val="0"/>
           <w:sz w:val="21"/>
         </w:rPr>
-        <w:t>-</w:t>
-      </w:r>
-      <w:r>
-        <w:rPr>
-          <w:rFonts w:ascii="微软雅黑" w:hAnsi="微软雅黑"/>
-          <w:b w:val="0"/>
-          <w:sz w:val="21"/>
-        </w:rPr>
-        <w:t xml:space="preserve"> </w:t>
-      </w:r>
-      <w:r>
-        <w:rPr>
-          <w:rFonts w:ascii="微软雅黑" w:hAnsi="微软雅黑"/>
-          <w:b/>
-          <w:sz w:val="21"/>
-        </w:rPr>
-        <w:t>性格测试</w:t>
-      </w:r>
-      <w:r>
-        <w:rPr>
-          <w:rFonts w:ascii="微软雅黑" w:hAnsi="微软雅黑"/>
-          <w:b w:val="0"/>
-          <w:sz w:val="21"/>
-        </w:rPr>
-        <w:t>：</w:t>
-      </w:r>
-      <w:r>
-        <w:rPr>
-          <w:rFonts w:ascii="微软雅黑" w:hAnsi="微软雅黑"/>
-          <w:b w:val="0"/>
-          <w:sz w:val="21"/>
-        </w:rPr>
-        <w:t>供</w:t>
-      </w:r>
-      <w:r>
-        <w:rPr>
-          <w:rFonts w:ascii="微软雅黑" w:hAnsi="微软雅黑"/>
-          <w:b w:val="0"/>
-          <w:sz w:val="21"/>
-        </w:rPr>
-        <w:t>应</w:t>
-      </w:r>
-      <w:r>
-        <w:rPr>
-          <w:rFonts w:ascii="微软雅黑" w:hAnsi="微软雅黑"/>
-          <w:b w:val="0"/>
-          <w:sz w:val="21"/>
-        </w:rPr>
-        <w:t>链</w:t>
-      </w:r>
-      <w:r>
-        <w:rPr>
-          <w:rFonts w:ascii="微软雅黑" w:hAnsi="微软雅黑"/>
-          <w:b w:val="0"/>
-          <w:sz w:val="21"/>
-        </w:rPr>
-        <w:t>岗</w:t>
-      </w:r>
-      <w:r>
-        <w:rPr>
-          <w:rFonts w:ascii="微软雅黑" w:hAnsi="微软雅黑"/>
-          <w:b w:val="0"/>
-          <w:sz w:val="21"/>
-        </w:rPr>
-        <w:t>位</w:t>
-      </w:r>
-      <w:r>
-        <w:rPr>
-          <w:rFonts w:ascii="微软雅黑" w:hAnsi="微软雅黑"/>
-          <w:b w:val="0"/>
-          <w:sz w:val="21"/>
-        </w:rPr>
-        <w:t>选</w:t>
-      </w:r>
-      <w:r>
-        <w:rPr>
-          <w:rFonts w:ascii="微软雅黑" w:hAnsi="微软雅黑"/>
-          <w:b w:val="0"/>
-          <w:sz w:val="21"/>
-        </w:rPr>
-        <w:t>"</w:t>
-      </w:r>
-      <w:r>
-        <w:rPr>
-          <w:rFonts w:ascii="微软雅黑" w:hAnsi="微软雅黑"/>
-          <w:b w:val="0"/>
-          <w:sz w:val="21"/>
-        </w:rPr>
-        <w:t>注</w:t>
-      </w:r>
-      <w:r>
-        <w:rPr>
-          <w:rFonts w:ascii="微软雅黑" w:hAnsi="微软雅黑"/>
-          <w:b w:val="0"/>
-          <w:sz w:val="21"/>
-        </w:rPr>
-        <w:t>重</w:t>
-      </w:r>
-      <w:r>
-        <w:rPr>
-          <w:rFonts w:ascii="微软雅黑" w:hAnsi="微软雅黑"/>
-          <w:b w:val="0"/>
-          <w:sz w:val="21"/>
-        </w:rPr>
-        <w:t>细</w:t>
-      </w:r>
-      <w:r>
-        <w:rPr>
-          <w:rFonts w:ascii="微软雅黑" w:hAnsi="微软雅黑"/>
-          <w:b w:val="0"/>
-          <w:sz w:val="21"/>
-        </w:rPr>
-        <w:t>节</w:t>
-      </w:r>
-      <w:r>
-        <w:rPr>
-          <w:rFonts w:ascii="微软雅黑" w:hAnsi="微软雅黑"/>
-          <w:b w:val="0"/>
-          <w:sz w:val="21"/>
-        </w:rPr>
-        <w:t>"</w:t>
-      </w:r>
-      <w:r>
-        <w:rPr>
-          <w:rFonts w:ascii="微软雅黑" w:hAnsi="微软雅黑"/>
-          <w:b w:val="0"/>
-          <w:sz w:val="21"/>
-        </w:rPr>
-        <w:t>"</w:t>
-      </w:r>
-      <w:r>
-        <w:rPr>
-          <w:rFonts w:ascii="微软雅黑" w:hAnsi="微软雅黑"/>
-          <w:b w:val="0"/>
-          <w:sz w:val="21"/>
-        </w:rPr>
-        <w:t>有</w:t>
-      </w:r>
-      <w:r>
-        <w:rPr>
-          <w:rFonts w:ascii="微软雅黑" w:hAnsi="微软雅黑"/>
-          <w:b w:val="0"/>
-          <w:sz w:val="21"/>
-        </w:rPr>
-        <w:t>计</w:t>
-      </w:r>
-      <w:r>
-        <w:rPr>
-          <w:rFonts w:ascii="微软雅黑" w:hAnsi="微软雅黑"/>
-          <w:b w:val="0"/>
-          <w:sz w:val="21"/>
-        </w:rPr>
-        <w:t>划</w:t>
-      </w:r>
-      <w:r>
-        <w:rPr>
-          <w:rFonts w:ascii="微软雅黑" w:hAnsi="微软雅黑"/>
-          <w:b w:val="0"/>
-          <w:sz w:val="21"/>
-        </w:rPr>
-        <w:t>性</w:t>
-      </w:r>
-      <w:r>
-        <w:rPr>
-          <w:rFonts w:ascii="微软雅黑" w:hAnsi="微软雅黑"/>
-          <w:b w:val="0"/>
-          <w:sz w:val="21"/>
-        </w:rPr>
-        <w:t>"</w:t>
-      </w:r>
-      <w:r>
-        <w:rPr>
-          <w:rFonts w:ascii="微软雅黑" w:hAnsi="微软雅黑"/>
-          <w:b w:val="0"/>
-          <w:sz w:val="21"/>
-        </w:rPr>
-        <w:t>"</w:t>
-      </w:r>
-      <w:r>
-        <w:rPr>
-          <w:rFonts w:ascii="微软雅黑" w:hAnsi="微软雅黑"/>
-          <w:b w:val="0"/>
-          <w:sz w:val="21"/>
-        </w:rPr>
-        <w:t>抗</w:t>
-      </w:r>
-      <w:r>
-        <w:rPr>
-          <w:rFonts w:ascii="微软雅黑" w:hAnsi="微软雅黑"/>
-          <w:b w:val="0"/>
-          <w:sz w:val="21"/>
-        </w:rPr>
-        <w:t>压</w:t>
-      </w:r>
-      <w:r>
-        <w:rPr>
-          <w:rFonts w:ascii="微软雅黑" w:hAnsi="微软雅黑"/>
-          <w:b w:val="0"/>
-          <w:sz w:val="21"/>
-        </w:rPr>
-        <w:t>能</w:t>
-      </w:r>
-      <w:r>
-        <w:rPr>
-          <w:rFonts w:ascii="微软雅黑" w:hAnsi="微软雅黑"/>
-          <w:b w:val="0"/>
-          <w:sz w:val="21"/>
-        </w:rPr>
-        <w:t>力</w:t>
-      </w:r>
-      <w:r>
-        <w:rPr>
-          <w:rFonts w:ascii="微软雅黑" w:hAnsi="微软雅黑"/>
-          <w:b w:val="0"/>
-          <w:sz w:val="21"/>
-        </w:rPr>
-        <w:t>强</w:t>
-      </w:r>
-      <w:r>
-        <w:rPr>
-          <w:rFonts w:ascii="微软雅黑" w:hAnsi="微软雅黑"/>
-          <w:b w:val="0"/>
-          <w:sz w:val="21"/>
-        </w:rPr>
-        <w:t>"</w:t>
-      </w:r>
-      <w:r>
-        <w:rPr>
-          <w:rFonts w:ascii="微软雅黑" w:hAnsi="微软雅黑"/>
-          <w:b w:val="0"/>
-          <w:sz w:val="21"/>
-        </w:rPr>
-        <w:t>，</w:t>
-      </w:r>
-      <w:r>
-        <w:rPr>
-          <w:rFonts w:ascii="微软雅黑" w:hAnsi="微软雅黑"/>
-          <w:b w:val="0"/>
-          <w:sz w:val="21"/>
-        </w:rPr>
-        <w:t>但</w:t>
-      </w:r>
-      <w:r>
-        <w:rPr>
-          <w:rFonts w:ascii="微软雅黑" w:hAnsi="微软雅黑"/>
-          <w:b w:val="0"/>
-          <w:sz w:val="21"/>
-        </w:rPr>
-        <w:t>保</w:t>
-      </w:r>
-      <w:r>
-        <w:rPr>
-          <w:rFonts w:ascii="微软雅黑" w:hAnsi="微软雅黑"/>
-          <w:b w:val="0"/>
-          <w:sz w:val="21"/>
-        </w:rPr>
-        <w:t>持</w:t>
-      </w:r>
-      <w:r>
-        <w:rPr>
-          <w:rFonts w:ascii="微软雅黑" w:hAnsi="微软雅黑"/>
-          <w:b w:val="0"/>
-          <w:sz w:val="21"/>
-        </w:rPr>
-        <w:t>前</w:t>
-      </w:r>
-      <w:r>
-        <w:rPr>
-          <w:rFonts w:ascii="微软雅黑" w:hAnsi="微软雅黑"/>
-          <w:b w:val="0"/>
-          <w:sz w:val="21"/>
-        </w:rPr>
-        <w:t>后</w:t>
-      </w:r>
-      <w:r>
-        <w:rPr>
-          <w:rFonts w:ascii="微软雅黑" w:hAnsi="微软雅黑"/>
-          <w:b w:val="0"/>
-          <w:sz w:val="21"/>
-        </w:rPr>
-        <w:t>一</w:t>
-      </w:r>
-      <w:r>
-        <w:rPr>
-          <w:rFonts w:ascii="微软雅黑" w:hAnsi="微软雅黑"/>
-          <w:b w:val="0"/>
-          <w:sz w:val="21"/>
-        </w:rPr>
-        <w:t>致</w:t>
+        <w:t>- 性格测试：供应链岗位选"注重细节""有计划性""抗压能力强"，但保持前后一致</w:t>
       </w:r>
     </w:p>
     <w:p>
@@ -13729,263 +10434,7 @@
           <w:b w:val="0"/>
           <w:sz w:val="21"/>
         </w:rPr>
-        <w:t>-</w:t>
-      </w:r>
-      <w:r>
-        <w:rPr>
-          <w:rFonts w:ascii="微软雅黑" w:hAnsi="微软雅黑"/>
-          <w:b w:val="0"/>
-          <w:sz w:val="21"/>
-        </w:rPr>
-        <w:t xml:space="preserve"> </w:t>
-      </w:r>
-      <w:r>
-        <w:rPr>
-          <w:rFonts w:ascii="微软雅黑" w:hAnsi="微软雅黑"/>
-          <w:b/>
-          <w:sz w:val="21"/>
-        </w:rPr>
-        <w:t>英语</w:t>
-      </w:r>
-      <w:r>
-        <w:rPr>
-          <w:rFonts w:ascii="微软雅黑" w:hAnsi="微软雅黑"/>
-          <w:b w:val="0"/>
-          <w:sz w:val="21"/>
-        </w:rPr>
-        <w:t>：</w:t>
-      </w:r>
-      <w:r>
-        <w:rPr>
-          <w:rFonts w:ascii="微软雅黑" w:hAnsi="微软雅黑"/>
-          <w:b w:val="0"/>
-          <w:sz w:val="21"/>
-        </w:rPr>
-        <w:t>背</w:t>
-      </w:r>
-      <w:r>
-        <w:rPr>
-          <w:rFonts w:ascii="微软雅黑" w:hAnsi="微软雅黑"/>
-          <w:b w:val="0"/>
-          <w:sz w:val="21"/>
-        </w:rPr>
-        <w:t>熟</w:t>
-      </w:r>
-      <w:r>
-        <w:rPr>
-          <w:rFonts w:ascii="微软雅黑" w:hAnsi="微软雅黑"/>
-          <w:b w:val="0"/>
-          <w:sz w:val="21"/>
-        </w:rPr>
-        <w:t>供</w:t>
-      </w:r>
-      <w:r>
-        <w:rPr>
-          <w:rFonts w:ascii="微软雅黑" w:hAnsi="微软雅黑"/>
-          <w:b w:val="0"/>
-          <w:sz w:val="21"/>
-        </w:rPr>
-        <w:t>应</w:t>
-      </w:r>
-      <w:r>
-        <w:rPr>
-          <w:rFonts w:ascii="微软雅黑" w:hAnsi="微软雅黑"/>
-          <w:b w:val="0"/>
-          <w:sz w:val="21"/>
-        </w:rPr>
-        <w:t>链</w:t>
-      </w:r>
-      <w:r>
-        <w:rPr>
-          <w:rFonts w:ascii="微软雅黑" w:hAnsi="微软雅黑"/>
-          <w:b w:val="0"/>
-          <w:sz w:val="21"/>
-        </w:rPr>
-        <w:t>英</w:t>
-      </w:r>
-      <w:r>
-        <w:rPr>
-          <w:rFonts w:ascii="微软雅黑" w:hAnsi="微软雅黑"/>
-          <w:b w:val="0"/>
-          <w:sz w:val="21"/>
-        </w:rPr>
-        <w:t>语</w:t>
-      </w:r>
-      <w:r>
-        <w:rPr>
-          <w:rFonts w:ascii="微软雅黑" w:hAnsi="微软雅黑"/>
-          <w:b w:val="0"/>
-          <w:sz w:val="21"/>
-        </w:rPr>
-        <w:t>术</w:t>
-      </w:r>
-      <w:r>
-        <w:rPr>
-          <w:rFonts w:ascii="微软雅黑" w:hAnsi="微软雅黑"/>
-          <w:b w:val="0"/>
-          <w:sz w:val="21"/>
-        </w:rPr>
-        <w:t>语</w:t>
-      </w:r>
-      <w:r>
-        <w:rPr>
-          <w:rFonts w:ascii="微软雅黑" w:hAnsi="微软雅黑"/>
-          <w:b w:val="0"/>
-          <w:sz w:val="21"/>
-        </w:rPr>
-        <w:t>（</w:t>
-      </w:r>
-      <w:r>
-        <w:rPr>
-          <w:rFonts w:ascii="微软雅黑" w:hAnsi="微软雅黑"/>
-          <w:b w:val="0"/>
-          <w:sz w:val="21"/>
-        </w:rPr>
-        <w:t>见</w:t>
-      </w:r>
-      <w:r>
-        <w:rPr>
-          <w:rFonts w:ascii="微软雅黑" w:hAnsi="微软雅黑"/>
-          <w:b w:val="0"/>
-          <w:sz w:val="21"/>
-        </w:rPr>
-        <w:t>5</w:t>
-      </w:r>
-      <w:r>
-        <w:rPr>
-          <w:rFonts w:ascii="微软雅黑" w:hAnsi="微软雅黑"/>
-          <w:b w:val="0"/>
-          <w:sz w:val="21"/>
-        </w:rPr>
-        <w:t>.</w:t>
-      </w:r>
-      <w:r>
-        <w:rPr>
-          <w:rFonts w:ascii="微软雅黑" w:hAnsi="微软雅黑"/>
-          <w:b w:val="0"/>
-          <w:sz w:val="21"/>
-        </w:rPr>
-        <w:t>3</w:t>
-      </w:r>
-      <w:r>
-        <w:rPr>
-          <w:rFonts w:ascii="微软雅黑" w:hAnsi="微软雅黑"/>
-          <w:b w:val="0"/>
-          <w:sz w:val="21"/>
-        </w:rPr>
-        <w:t>）</w:t>
-      </w:r>
-      <w:r>
-        <w:rPr>
-          <w:rFonts w:ascii="微软雅黑" w:hAnsi="微软雅黑"/>
-          <w:b w:val="0"/>
-          <w:sz w:val="21"/>
-        </w:rPr>
-        <w:t>，</w:t>
-      </w:r>
-      <w:r>
-        <w:rPr>
-          <w:rFonts w:ascii="微软雅黑" w:hAnsi="微软雅黑"/>
-          <w:b w:val="0"/>
-          <w:sz w:val="21"/>
-        </w:rPr>
-        <w:t>做</w:t>
-      </w:r>
-      <w:r>
-        <w:rPr>
-          <w:rFonts w:ascii="微软雅黑" w:hAnsi="微软雅黑"/>
-          <w:b w:val="0"/>
-          <w:sz w:val="21"/>
-        </w:rPr>
-        <w:t>2</w:t>
-      </w:r>
-      <w:r>
-        <w:rPr>
-          <w:rFonts w:ascii="微软雅黑" w:hAnsi="微软雅黑"/>
-          <w:b w:val="0"/>
-          <w:sz w:val="21"/>
-        </w:rPr>
-        <w:t>-</w:t>
-      </w:r>
-      <w:r>
-        <w:rPr>
-          <w:rFonts w:ascii="微软雅黑" w:hAnsi="微软雅黑"/>
-          <w:b w:val="0"/>
-          <w:sz w:val="21"/>
-        </w:rPr>
-        <w:t>3</w:t>
-      </w:r>
-      <w:r>
-        <w:rPr>
-          <w:rFonts w:ascii="微软雅黑" w:hAnsi="微软雅黑"/>
-          <w:b w:val="0"/>
-          <w:sz w:val="21"/>
-        </w:rPr>
-        <w:t>篇</w:t>
-      </w:r>
-      <w:r>
-        <w:rPr>
-          <w:rFonts w:ascii="微软雅黑" w:hAnsi="微软雅黑"/>
-          <w:b w:val="0"/>
-          <w:sz w:val="21"/>
-        </w:rPr>
-        <w:t>阅</w:t>
-      </w:r>
-      <w:r>
-        <w:rPr>
-          <w:rFonts w:ascii="微软雅黑" w:hAnsi="微软雅黑"/>
-          <w:b w:val="0"/>
-          <w:sz w:val="21"/>
-        </w:rPr>
-        <w:t>读</w:t>
-      </w:r>
-      <w:r>
-        <w:rPr>
-          <w:rFonts w:ascii="微软雅黑" w:hAnsi="微软雅黑"/>
-          <w:b w:val="0"/>
-          <w:sz w:val="21"/>
-        </w:rPr>
-        <w:t>理</w:t>
-      </w:r>
-      <w:r>
-        <w:rPr>
-          <w:rFonts w:ascii="微软雅黑" w:hAnsi="微软雅黑"/>
-          <w:b w:val="0"/>
-          <w:sz w:val="21"/>
-        </w:rPr>
-        <w:t>解</w:t>
-      </w:r>
-      <w:r>
-        <w:rPr>
-          <w:rFonts w:ascii="微软雅黑" w:hAnsi="微软雅黑"/>
-          <w:b w:val="0"/>
-          <w:sz w:val="21"/>
-        </w:rPr>
-        <w:t>保</w:t>
-      </w:r>
-      <w:r>
-        <w:rPr>
-          <w:rFonts w:ascii="微软雅黑" w:hAnsi="微软雅黑"/>
-          <w:b w:val="0"/>
-          <w:sz w:val="21"/>
-        </w:rPr>
-        <w:t>持</w:t>
-      </w:r>
-      <w:r>
-        <w:rPr>
-          <w:rFonts w:ascii="微软雅黑" w:hAnsi="微软雅黑"/>
-          <w:b w:val="0"/>
-          <w:sz w:val="21"/>
-        </w:rPr>
-        <w:t>语</w:t>
-      </w:r>
-      <w:r>
-        <w:rPr>
-          <w:rFonts w:ascii="微软雅黑" w:hAnsi="微软雅黑"/>
-          <w:b w:val="0"/>
-          <w:sz w:val="21"/>
-        </w:rPr>
-        <w:t>感</w:t>
+        <w:t>- 英语：背熟供应链英语术语（见5.3），做2-3篇阅读理解保持语感</w:t>
       </w:r>
     </w:p>
     <w:p>
@@ -13998,231 +10447,7 @@
           <w:b w:val="0"/>
           <w:sz w:val="21"/>
         </w:rPr>
-        <w:t>-</w:t>
-      </w:r>
-      <w:r>
-        <w:rPr>
-          <w:rFonts w:ascii="微软雅黑" w:hAnsi="微软雅黑"/>
-          <w:b w:val="0"/>
-          <w:sz w:val="21"/>
-        </w:rPr>
-        <w:t xml:space="preserve"> </w:t>
-      </w:r>
-      <w:r>
-        <w:rPr>
-          <w:rFonts w:ascii="微软雅黑" w:hAnsi="微软雅黑"/>
-          <w:b/>
-          <w:sz w:val="21"/>
-        </w:rPr>
-        <w:t>专业知识</w:t>
-      </w:r>
-      <w:r>
-        <w:rPr>
-          <w:rFonts w:ascii="微软雅黑" w:hAnsi="微软雅黑"/>
-          <w:b w:val="0"/>
-          <w:sz w:val="21"/>
-        </w:rPr>
-        <w:t>：</w:t>
-      </w:r>
-      <w:r>
-        <w:rPr>
-          <w:rFonts w:ascii="微软雅黑" w:hAnsi="微软雅黑"/>
-          <w:b w:val="0"/>
-          <w:sz w:val="21"/>
-        </w:rPr>
-        <w:t>复</w:t>
-      </w:r>
-      <w:r>
-        <w:rPr>
-          <w:rFonts w:ascii="微软雅黑" w:hAnsi="微软雅黑"/>
-          <w:b w:val="0"/>
-          <w:sz w:val="21"/>
-        </w:rPr>
-        <w:t>习</w:t>
-      </w:r>
-      <w:r>
-        <w:rPr>
-          <w:rFonts w:ascii="微软雅黑" w:hAnsi="微软雅黑"/>
-          <w:b w:val="0"/>
-          <w:sz w:val="21"/>
-        </w:rPr>
-        <w:t>主</w:t>
-      </w:r>
-      <w:r>
-        <w:rPr>
-          <w:rFonts w:ascii="微软雅黑" w:hAnsi="微软雅黑"/>
-          <w:b w:val="0"/>
-          <w:sz w:val="21"/>
-        </w:rPr>
-        <w:t>数</w:t>
-      </w:r>
-      <w:r>
-        <w:rPr>
-          <w:rFonts w:ascii="微软雅黑" w:hAnsi="微软雅黑"/>
-          <w:b w:val="0"/>
-          <w:sz w:val="21"/>
-        </w:rPr>
-        <w:t>据</w:t>
-      </w:r>
-      <w:r>
-        <w:rPr>
-          <w:rFonts w:ascii="微软雅黑" w:hAnsi="微软雅黑"/>
-          <w:b w:val="0"/>
-          <w:sz w:val="21"/>
-        </w:rPr>
-        <w:t>管</w:t>
-      </w:r>
-      <w:r>
-        <w:rPr>
-          <w:rFonts w:ascii="微软雅黑" w:hAnsi="微软雅黑"/>
-          <w:b w:val="0"/>
-          <w:sz w:val="21"/>
-        </w:rPr>
-        <w:t>理</w:t>
-      </w:r>
-      <w:r>
-        <w:rPr>
-          <w:rFonts w:ascii="微软雅黑" w:hAnsi="微软雅黑"/>
-          <w:b w:val="0"/>
-          <w:sz w:val="21"/>
-        </w:rPr>
-        <w:t>、</w:t>
-      </w:r>
-      <w:r>
-        <w:rPr>
-          <w:rFonts w:ascii="微软雅黑" w:hAnsi="微软雅黑"/>
-          <w:b w:val="0"/>
-          <w:sz w:val="21"/>
-        </w:rPr>
-        <w:t>M</w:t>
-      </w:r>
-      <w:r>
-        <w:rPr>
-          <w:rFonts w:ascii="微软雅黑" w:hAnsi="微软雅黑"/>
-          <w:b w:val="0"/>
-          <w:sz w:val="21"/>
-        </w:rPr>
-        <w:t>R</w:t>
-      </w:r>
-      <w:r>
-        <w:rPr>
-          <w:rFonts w:ascii="微软雅黑" w:hAnsi="微软雅黑"/>
-          <w:b w:val="0"/>
-          <w:sz w:val="21"/>
-        </w:rPr>
-        <w:t>P</w:t>
-      </w:r>
-      <w:r>
-        <w:rPr>
-          <w:rFonts w:ascii="微软雅黑" w:hAnsi="微软雅黑"/>
-          <w:b w:val="0"/>
-          <w:sz w:val="21"/>
-        </w:rPr>
-        <w:t>、</w:t>
-      </w:r>
-      <w:r>
-        <w:rPr>
-          <w:rFonts w:ascii="微软雅黑" w:hAnsi="微软雅黑"/>
-          <w:b w:val="0"/>
-          <w:sz w:val="21"/>
-        </w:rPr>
-        <w:t>E</w:t>
-      </w:r>
-      <w:r>
-        <w:rPr>
-          <w:rFonts w:ascii="微软雅黑" w:hAnsi="微软雅黑"/>
-          <w:b w:val="0"/>
-          <w:sz w:val="21"/>
-        </w:rPr>
-        <w:t>O</w:t>
-      </w:r>
-      <w:r>
-        <w:rPr>
-          <w:rFonts w:ascii="微软雅黑" w:hAnsi="微软雅黑"/>
-          <w:b w:val="0"/>
-          <w:sz w:val="21"/>
-        </w:rPr>
-        <w:t>Q</w:t>
-      </w:r>
-      <w:r>
-        <w:rPr>
-          <w:rFonts w:ascii="微软雅黑" w:hAnsi="微软雅黑"/>
-          <w:b w:val="0"/>
-          <w:sz w:val="21"/>
-        </w:rPr>
-        <w:t>、</w:t>
-      </w:r>
-      <w:r>
-        <w:rPr>
-          <w:rFonts w:ascii="微软雅黑" w:hAnsi="微软雅黑"/>
-          <w:b w:val="0"/>
-          <w:sz w:val="21"/>
-        </w:rPr>
-        <w:t>安</w:t>
-      </w:r>
-      <w:r>
-        <w:rPr>
-          <w:rFonts w:ascii="微软雅黑" w:hAnsi="微软雅黑"/>
-          <w:b w:val="0"/>
-          <w:sz w:val="21"/>
-        </w:rPr>
-        <w:t>全</w:t>
-      </w:r>
-      <w:r>
-        <w:rPr>
-          <w:rFonts w:ascii="微软雅黑" w:hAnsi="微软雅黑"/>
-          <w:b w:val="0"/>
-          <w:sz w:val="21"/>
-        </w:rPr>
-        <w:t>库</w:t>
-      </w:r>
-      <w:r>
-        <w:rPr>
-          <w:rFonts w:ascii="微软雅黑" w:hAnsi="微软雅黑"/>
-          <w:b w:val="0"/>
-          <w:sz w:val="21"/>
-        </w:rPr>
-        <w:t>存</w:t>
-      </w:r>
-      <w:r>
-        <w:rPr>
-          <w:rFonts w:ascii="微软雅黑" w:hAnsi="微软雅黑"/>
-          <w:b w:val="0"/>
-          <w:sz w:val="21"/>
-        </w:rPr>
-        <w:t>、</w:t>
-      </w:r>
-      <w:r>
-        <w:rPr>
-          <w:rFonts w:ascii="微软雅黑" w:hAnsi="微软雅黑"/>
-          <w:b w:val="0"/>
-          <w:sz w:val="21"/>
-        </w:rPr>
-        <w:t>拖</w:t>
-      </w:r>
-      <w:r>
-        <w:rPr>
-          <w:rFonts w:ascii="微软雅黑" w:hAnsi="微软雅黑"/>
-          <w:b w:val="0"/>
-          <w:sz w:val="21"/>
-        </w:rPr>
-        <w:t>期</w:t>
-      </w:r>
-      <w:r>
-        <w:rPr>
-          <w:rFonts w:ascii="微软雅黑" w:hAnsi="微软雅黑"/>
-          <w:b w:val="0"/>
-          <w:sz w:val="21"/>
-        </w:rPr>
-        <w:t>分</w:t>
-      </w:r>
-      <w:r>
-        <w:rPr>
-          <w:rFonts w:ascii="微软雅黑" w:hAnsi="微软雅黑"/>
-          <w:b w:val="0"/>
-          <w:sz w:val="21"/>
-        </w:rPr>
-        <w:t>析</w:t>
+        <w:t>- 专业知识：复习主数据管理、MRP、EOQ、安全库存、拖期分析</w:t>
       </w:r>
     </w:p>
     <w:p>
@@ -14240,11 +10465,12 @@
       </w:r>
     </w:p>
     <w:p>
-      <w:r/>
-      <w:rPr>
-        <w:bookmarkStart w:id="52" w:name="sub_52"/>
-        <w:bookmarkEnd/>
-      </w:rPr>
+      <w:r>
+        <w:rPr>
+          <w:bookmarkStart w:id="52" w:name="sub_52"/>
+          <w:bookmarkEnd/>
+        </w:rPr>
+      </w:r>
     </w:p>
     <w:p>
       <w:pPr>
@@ -14253,7 +10479,7 @@
       <w:r>
         <w:rPr>
           <w:rFonts w:ascii="微软雅黑" w:hAnsi="微软雅黑"/>
-          <w:b/>
+          <w:b w:val="0"/>
           <w:sz w:val="21"/>
         </w:rPr>
         <w:t>Day 1（面试前一天）：</w:t>
@@ -14266,6 +10492,7 @@
       <w:r>
         <w:rPr>
           <w:rFonts w:ascii="微软雅黑" w:hAnsi="微软雅黑"/>
+          <w:b w:val="0"/>
           <w:sz w:val="21"/>
         </w:rPr>
         <w:t>- [ ] 背熟1分钟和3分钟中文自我介绍</w:t>
@@ -14278,6 +10505,7 @@
       <w:r>
         <w:rPr>
           <w:rFonts w:ascii="微软雅黑" w:hAnsi="微软雅黑"/>
+          <w:b w:val="0"/>
           <w:sz w:val="21"/>
         </w:rPr>
         <w:t>- [ ] 背熟1分钟英文自我介绍</w:t>
@@ -14290,6 +10518,7 @@
       <w:r>
         <w:rPr>
           <w:rFonts w:ascii="微软雅黑" w:hAnsi="微软雅黑"/>
+          <w:b w:val="0"/>
           <w:sz w:val="21"/>
         </w:rPr>
         <w:t>- [ ] 背熟3个英文邮件模板</w:t>
@@ -14302,6 +10531,7 @@
       <w:r>
         <w:rPr>
           <w:rFonts w:ascii="微软雅黑" w:hAnsi="微软雅黑"/>
+          <w:b w:val="0"/>
           <w:sz w:val="21"/>
         </w:rPr>
         <w:t>- [ ] 复习5个切入点话术</w:t>
@@ -14314,6 +10544,7 @@
       <w:r>
         <w:rPr>
           <w:rFonts w:ascii="微软雅黑" w:hAnsi="微软雅黑"/>
+          <w:b w:val="0"/>
           <w:sz w:val="21"/>
         </w:rPr>
         <w:t>- [ ] 复习6个高质量反问问题</w:t>
@@ -14326,6 +10557,7 @@
       <w:r>
         <w:rPr>
           <w:rFonts w:ascii="微软雅黑" w:hAnsi="微软雅黑"/>
+          <w:b w:val="0"/>
           <w:sz w:val="21"/>
         </w:rPr>
         <w:t>- [ ] 检查面试材料（简历2份打印版、身份证、学生证）</w:t>
@@ -14338,7 +10570,7 @@
       <w:r>
         <w:rPr>
           <w:rFonts w:ascii="微软雅黑" w:hAnsi="微软雅黑"/>
-          <w:b/>
+          <w:b w:val="0"/>
           <w:sz w:val="21"/>
         </w:rPr>
         <w:t>Day 2（面试当天）：</w:t>
@@ -14351,6 +10583,7 @@
       <w:r>
         <w:rPr>
           <w:rFonts w:ascii="微软雅黑" w:hAnsi="微软雅黑"/>
+          <w:b w:val="0"/>
           <w:sz w:val="21"/>
         </w:rPr>
         <w:t>- [ ] 提前15分钟到达/进入会议室</w:t>
@@ -14363,6 +10596,7 @@
       <w:r>
         <w:rPr>
           <w:rFonts w:ascii="微软雅黑" w:hAnsi="微软雅黑"/>
+          <w:b w:val="0"/>
           <w:sz w:val="21"/>
         </w:rPr>
         <w:t>- [ ] 着装整洁（外企：商务休闲即可）</w:t>
@@ -14375,6 +10609,7 @@
       <w:r>
         <w:rPr>
           <w:rFonts w:ascii="微软雅黑" w:hAnsi="微软雅黑"/>
+          <w:b w:val="0"/>
           <w:sz w:val="21"/>
         </w:rPr>
         <w:t>- [ ] 带2份打印简历</w:t>
@@ -14387,6 +10622,7 @@
       <w:r>
         <w:rPr>
           <w:rFonts w:ascii="微软雅黑" w:hAnsi="微软雅黑"/>
+          <w:b w:val="0"/>
           <w:sz w:val="21"/>
         </w:rPr>
         <w:t>- [ ] 考前1小时翻一遍知识卡</w:t>
@@ -14399,6 +10635,7 @@
       <w:r>
         <w:rPr>
           <w:rFonts w:ascii="微软雅黑" w:hAnsi="微软雅黑"/>
+          <w:b w:val="0"/>
           <w:sz w:val="21"/>
         </w:rPr>
         <w:t>- [ ] 保持冷静</w:t>
@@ -14424,11 +10661,12 @@
       </w:r>
     </w:p>
     <w:p>
-      <w:r/>
-      <w:rPr>
-        <w:bookmarkStart w:id="53" w:name="sec_53"/>
-        <w:bookmarkEnd/>
-      </w:rPr>
+      <w:r>
+        <w:rPr>
+          <w:bookmarkStart w:id="53" w:name="sec_53"/>
+          <w:bookmarkEnd/>
+        </w:rPr>
+      </w:r>
     </w:p>
     <w:p>
       <w:pPr>
@@ -14445,11 +10683,12 @@
       </w:r>
     </w:p>
     <w:p>
-      <w:r/>
-      <w:rPr>
-        <w:bookmarkStart w:id="54" w:name="sub_54"/>
-        <w:bookmarkEnd/>
-      </w:rPr>
+      <w:r>
+        <w:rPr>
+          <w:bookmarkStart w:id="54" w:name="sub_54"/>
+          <w:bookmarkEnd/>
+        </w:rPr>
+      </w:r>
     </w:p>
     <w:p>
       <w:pPr>
@@ -14461,319 +10700,7 @@
           <w:b w:val="0"/>
           <w:sz w:val="21"/>
         </w:rPr>
-        <w:t>1</w:t>
-      </w:r>
-      <w:r>
-        <w:rPr>
-          <w:rFonts w:ascii="微软雅黑" w:hAnsi="微软雅黑"/>
-          <w:b w:val="0"/>
-          <w:sz w:val="21"/>
-        </w:rPr>
-        <w:t>.</w:t>
-      </w:r>
-      <w:r>
-        <w:rPr>
-          <w:rFonts w:ascii="微软雅黑" w:hAnsi="微软雅黑"/>
-          <w:b w:val="0"/>
-          <w:sz w:val="21"/>
-        </w:rPr>
-        <w:t xml:space="preserve"> </w:t>
-      </w:r>
-      <w:r>
-        <w:rPr>
-          <w:rFonts w:ascii="微软雅黑" w:hAnsi="微软雅黑"/>
-          <w:b/>
-          <w:sz w:val="21"/>
-        </w:rPr>
-        <w:t>实习时长</w:t>
-      </w:r>
-      <w:r>
-        <w:rPr>
-          <w:rFonts w:ascii="微软雅黑" w:hAnsi="微软雅黑"/>
-          <w:b w:val="0"/>
-          <w:sz w:val="21"/>
-        </w:rPr>
-        <w:t>：</w:t>
-      </w:r>
-      <w:r>
-        <w:rPr>
-          <w:rFonts w:ascii="微软雅黑" w:hAnsi="微软雅黑"/>
-          <w:b w:val="0"/>
-          <w:sz w:val="21"/>
-        </w:rPr>
-        <w:t>H</w:t>
-      </w:r>
-      <w:r>
-        <w:rPr>
-          <w:rFonts w:ascii="微软雅黑" w:hAnsi="微软雅黑"/>
-          <w:b w:val="0"/>
-          <w:sz w:val="21"/>
-        </w:rPr>
-        <w:t>R</w:t>
-      </w:r>
-      <w:r>
-        <w:rPr>
-          <w:rFonts w:ascii="微软雅黑" w:hAnsi="微软雅黑"/>
-          <w:b w:val="0"/>
-          <w:sz w:val="21"/>
-        </w:rPr>
-        <w:t xml:space="preserve"> </w:t>
-      </w:r>
-      <w:r>
-        <w:rPr>
-          <w:rFonts w:ascii="微软雅黑" w:hAnsi="微软雅黑"/>
-          <w:b w:val="0"/>
-          <w:sz w:val="21"/>
-        </w:rPr>
-        <w:t>J</w:t>
-      </w:r>
-      <w:r>
-        <w:rPr>
-          <w:rFonts w:ascii="微软雅黑" w:hAnsi="微软雅黑"/>
-          <w:b w:val="0"/>
-          <w:sz w:val="21"/>
-        </w:rPr>
-        <w:t>D</w:t>
-      </w:r>
-      <w:r>
-        <w:rPr>
-          <w:rFonts w:ascii="微软雅黑" w:hAnsi="微软雅黑"/>
-          <w:b w:val="0"/>
-          <w:sz w:val="21"/>
-        </w:rPr>
-        <w:t>要</w:t>
-      </w:r>
-      <w:r>
-        <w:rPr>
-          <w:rFonts w:ascii="微软雅黑" w:hAnsi="微软雅黑"/>
-          <w:b w:val="0"/>
-          <w:sz w:val="21"/>
-        </w:rPr>
-        <w:t>求</w:t>
-      </w:r>
-      <w:r>
-        <w:rPr>
-          <w:rFonts w:ascii="微软雅黑" w:hAnsi="微软雅黑"/>
-          <w:b w:val="0"/>
-          <w:sz w:val="21"/>
-        </w:rPr>
-        <w:t>1</w:t>
-      </w:r>
-      <w:r>
-        <w:rPr>
-          <w:rFonts w:ascii="微软雅黑" w:hAnsi="微软雅黑"/>
-          <w:b w:val="0"/>
-          <w:sz w:val="21"/>
-        </w:rPr>
-        <w:t>2</w:t>
-      </w:r>
-      <w:r>
-        <w:rPr>
-          <w:rFonts w:ascii="微软雅黑" w:hAnsi="微软雅黑"/>
-          <w:b w:val="0"/>
-          <w:sz w:val="21"/>
-        </w:rPr>
-        <w:t>个</w:t>
-      </w:r>
-      <w:r>
-        <w:rPr>
-          <w:rFonts w:ascii="微软雅黑" w:hAnsi="微软雅黑"/>
-          <w:b w:val="0"/>
-          <w:sz w:val="21"/>
-        </w:rPr>
-        <w:t>月</w:t>
-      </w:r>
-      <w:r>
-        <w:rPr>
-          <w:rFonts w:ascii="微软雅黑" w:hAnsi="微软雅黑"/>
-          <w:b w:val="0"/>
-          <w:sz w:val="21"/>
-        </w:rPr>
-        <w:t>，</w:t>
-      </w:r>
-      <w:r>
-        <w:rPr>
-          <w:rFonts w:ascii="微软雅黑" w:hAnsi="微软雅黑"/>
-          <w:b w:val="0"/>
-          <w:sz w:val="21"/>
-        </w:rPr>
-        <w:t>文</w:t>
-      </w:r>
-      <w:r>
-        <w:rPr>
-          <w:rFonts w:ascii="微软雅黑" w:hAnsi="微软雅黑"/>
-          <w:b w:val="0"/>
-          <w:sz w:val="21"/>
-        </w:rPr>
-        <w:t>雪</w:t>
-      </w:r>
-      <w:r>
-        <w:rPr>
-          <w:rFonts w:ascii="微软雅黑" w:hAnsi="微软雅黑"/>
-          <w:b w:val="0"/>
-          <w:sz w:val="21"/>
-        </w:rPr>
-        <w:t>大</w:t>
-      </w:r>
-      <w:r>
-        <w:rPr>
-          <w:rFonts w:ascii="微软雅黑" w:hAnsi="微软雅黑"/>
-          <w:b w:val="0"/>
-          <w:sz w:val="21"/>
-        </w:rPr>
-        <w:t>四</w:t>
-      </w:r>
-      <w:r>
-        <w:rPr>
-          <w:rFonts w:ascii="微软雅黑" w:hAnsi="微软雅黑"/>
-          <w:b w:val="0"/>
-          <w:sz w:val="21"/>
-        </w:rPr>
-        <w:t>约</w:t>
-      </w:r>
-      <w:r>
-        <w:rPr>
-          <w:rFonts w:ascii="微软雅黑" w:hAnsi="微软雅黑"/>
-          <w:b w:val="0"/>
-          <w:sz w:val="21"/>
-        </w:rPr>
-        <w:t>1</w:t>
-      </w:r>
-      <w:r>
-        <w:rPr>
-          <w:rFonts w:ascii="微软雅黑" w:hAnsi="微软雅黑"/>
-          <w:b w:val="0"/>
-          <w:sz w:val="21"/>
-        </w:rPr>
-        <w:t>0</w:t>
-      </w:r>
-      <w:r>
-        <w:rPr>
-          <w:rFonts w:ascii="微软雅黑" w:hAnsi="微软雅黑"/>
-          <w:b w:val="0"/>
-          <w:sz w:val="21"/>
-        </w:rPr>
-        <w:t>个</w:t>
-      </w:r>
-      <w:r>
-        <w:rPr>
-          <w:rFonts w:ascii="微软雅黑" w:hAnsi="微软雅黑"/>
-          <w:b w:val="0"/>
-          <w:sz w:val="21"/>
-        </w:rPr>
-        <w:t>月</w:t>
-      </w:r>
-      <w:r>
-        <w:rPr>
-          <w:rFonts w:ascii="微软雅黑" w:hAnsi="微软雅黑"/>
-          <w:b w:val="0"/>
-          <w:sz w:val="21"/>
-        </w:rPr>
-        <w:t xml:space="preserve"> </w:t>
-      </w:r>
-      <w:r>
-        <w:rPr>
-          <w:rFonts w:ascii="微软雅黑" w:hAnsi="微软雅黑"/>
-          <w:b w:val="0"/>
-          <w:sz w:val="21"/>
-        </w:rPr>
-        <w:t>→</w:t>
-      </w:r>
-      <w:r>
-        <w:rPr>
-          <w:rFonts w:ascii="微软雅黑" w:hAnsi="微软雅黑"/>
-          <w:b w:val="0"/>
-          <w:sz w:val="21"/>
-        </w:rPr>
-        <w:t xml:space="preserve"> </w:t>
-      </w:r>
-      <w:r>
-        <w:rPr>
-          <w:rFonts w:ascii="微软雅黑" w:hAnsi="微软雅黑"/>
-          <w:b w:val="0"/>
-          <w:sz w:val="21"/>
-        </w:rPr>
-        <w:t>面</w:t>
-      </w:r>
-      <w:r>
-        <w:rPr>
-          <w:rFonts w:ascii="微软雅黑" w:hAnsi="微软雅黑"/>
-          <w:b w:val="0"/>
-          <w:sz w:val="21"/>
-        </w:rPr>
-        <w:t>试</w:t>
-      </w:r>
-      <w:r>
-        <w:rPr>
-          <w:rFonts w:ascii="微软雅黑" w:hAnsi="微软雅黑"/>
-          <w:b w:val="0"/>
-          <w:sz w:val="21"/>
-        </w:rPr>
-        <w:t>时</w:t>
-      </w:r>
-      <w:r>
-        <w:rPr>
-          <w:rFonts w:ascii="微软雅黑" w:hAnsi="微软雅黑"/>
-          <w:b w:val="0"/>
-          <w:sz w:val="21"/>
-        </w:rPr>
-        <w:t>主</w:t>
-      </w:r>
-      <w:r>
-        <w:rPr>
-          <w:rFonts w:ascii="微软雅黑" w:hAnsi="微软雅黑"/>
-          <w:b w:val="0"/>
-          <w:sz w:val="21"/>
-        </w:rPr>
-        <w:t>动</w:t>
-      </w:r>
-      <w:r>
-        <w:rPr>
-          <w:rFonts w:ascii="微软雅黑" w:hAnsi="微软雅黑"/>
-          <w:b w:val="0"/>
-          <w:sz w:val="21"/>
-        </w:rPr>
-        <w:t>沟</w:t>
-      </w:r>
-      <w:r>
-        <w:rPr>
-          <w:rFonts w:ascii="微软雅黑" w:hAnsi="微软雅黑"/>
-          <w:b w:val="0"/>
-          <w:sz w:val="21"/>
-        </w:rPr>
-        <w:t>通</w:t>
-      </w:r>
-      <w:r>
-        <w:rPr>
-          <w:rFonts w:ascii="微软雅黑" w:hAnsi="微软雅黑"/>
-          <w:b w:val="0"/>
-          <w:sz w:val="21"/>
-        </w:rPr>
-        <w:t>协</w:t>
-      </w:r>
-      <w:r>
-        <w:rPr>
-          <w:rFonts w:ascii="微软雅黑" w:hAnsi="微软雅黑"/>
-          <w:b w:val="0"/>
-          <w:sz w:val="21"/>
-        </w:rPr>
-        <w:t>商</w:t>
-      </w:r>
-      <w:r>
-        <w:rPr>
-          <w:rFonts w:ascii="微软雅黑" w:hAnsi="微软雅黑"/>
-          <w:b w:val="0"/>
-          <w:sz w:val="21"/>
-        </w:rPr>
-        <w:t>方</w:t>
-      </w:r>
-      <w:r>
-        <w:rPr>
-          <w:rFonts w:ascii="微软雅黑" w:hAnsi="微软雅黑"/>
-          <w:b w:val="0"/>
-          <w:sz w:val="21"/>
-        </w:rPr>
-        <w:t>案</w:t>
+        <w:t>1. 实习时长：HR JD要求12个月，文雪大四约10个月 → 面试时主动沟通协商方案</w:t>
       </w:r>
     </w:p>
     <w:p>
@@ -14786,247 +10713,7 @@
           <w:b w:val="0"/>
           <w:sz w:val="21"/>
         </w:rPr>
-        <w:t>2</w:t>
-      </w:r>
-      <w:r>
-        <w:rPr>
-          <w:rFonts w:ascii="微软雅黑" w:hAnsi="微软雅黑"/>
-          <w:b w:val="0"/>
-          <w:sz w:val="21"/>
-        </w:rPr>
-        <w:t>.</w:t>
-      </w:r>
-      <w:r>
-        <w:rPr>
-          <w:rFonts w:ascii="微软雅黑" w:hAnsi="微软雅黑"/>
-          <w:b w:val="0"/>
-          <w:sz w:val="21"/>
-        </w:rPr>
-        <w:t xml:space="preserve"> </w:t>
-      </w:r>
-      <w:r>
-        <w:rPr>
-          <w:rFonts w:ascii="微软雅黑" w:hAnsi="微软雅黑"/>
-          <w:b/>
-          <w:sz w:val="21"/>
-        </w:rPr>
-        <w:t>到岗天数</w:t>
-      </w:r>
-      <w:r>
-        <w:rPr>
-          <w:rFonts w:ascii="微软雅黑" w:hAnsi="微软雅黑"/>
-          <w:b w:val="0"/>
-          <w:sz w:val="21"/>
-        </w:rPr>
-        <w:t>：</w:t>
-      </w:r>
-      <w:r>
-        <w:rPr>
-          <w:rFonts w:ascii="微软雅黑" w:hAnsi="微软雅黑"/>
-          <w:b w:val="0"/>
-          <w:sz w:val="21"/>
-        </w:rPr>
-        <w:t>H</w:t>
-      </w:r>
-      <w:r>
-        <w:rPr>
-          <w:rFonts w:ascii="微软雅黑" w:hAnsi="微软雅黑"/>
-          <w:b w:val="0"/>
-          <w:sz w:val="21"/>
-        </w:rPr>
-        <w:t>R</w:t>
-      </w:r>
-      <w:r>
-        <w:rPr>
-          <w:rFonts w:ascii="微软雅黑" w:hAnsi="微软雅黑"/>
-          <w:b w:val="0"/>
-          <w:sz w:val="21"/>
-        </w:rPr>
-        <w:t xml:space="preserve"> </w:t>
-      </w:r>
-      <w:r>
-        <w:rPr>
-          <w:rFonts w:ascii="微软雅黑" w:hAnsi="微软雅黑"/>
-          <w:b w:val="0"/>
-          <w:sz w:val="21"/>
-        </w:rPr>
-        <w:t>J</w:t>
-      </w:r>
-      <w:r>
-        <w:rPr>
-          <w:rFonts w:ascii="微软雅黑" w:hAnsi="微软雅黑"/>
-          <w:b w:val="0"/>
-          <w:sz w:val="21"/>
-        </w:rPr>
-        <w:t>D</w:t>
-      </w:r>
-      <w:r>
-        <w:rPr>
-          <w:rFonts w:ascii="微软雅黑" w:hAnsi="微软雅黑"/>
-          <w:b w:val="0"/>
-          <w:sz w:val="21"/>
-        </w:rPr>
-        <w:t>标</w:t>
-      </w:r>
-      <w:r>
-        <w:rPr>
-          <w:rFonts w:ascii="微软雅黑" w:hAnsi="微软雅黑"/>
-          <w:b w:val="0"/>
-          <w:sz w:val="21"/>
-        </w:rPr>
-        <w:t>注</w:t>
-      </w:r>
-      <w:r>
-        <w:rPr>
-          <w:rFonts w:ascii="微软雅黑" w:hAnsi="微软雅黑"/>
-          <w:b w:val="0"/>
-          <w:sz w:val="21"/>
-        </w:rPr>
-        <w:t>5</w:t>
-      </w:r>
-      <w:r>
-        <w:rPr>
-          <w:rFonts w:ascii="微软雅黑" w:hAnsi="微软雅黑"/>
-          <w:b w:val="0"/>
-          <w:sz w:val="21"/>
-        </w:rPr>
-        <w:t>天</w:t>
-      </w:r>
-      <w:r>
-        <w:rPr>
-          <w:rFonts w:ascii="微软雅黑" w:hAnsi="微软雅黑"/>
-          <w:b w:val="0"/>
-          <w:sz w:val="21"/>
-        </w:rPr>
-        <w:t>/</w:t>
-      </w:r>
-      <w:r>
-        <w:rPr>
-          <w:rFonts w:ascii="微软雅黑" w:hAnsi="微软雅黑"/>
-          <w:b w:val="0"/>
-          <w:sz w:val="21"/>
-        </w:rPr>
-        <w:t>周</w:t>
-      </w:r>
-      <w:r>
-        <w:rPr>
-          <w:rFonts w:ascii="微软雅黑" w:hAnsi="微软雅黑"/>
-          <w:b w:val="0"/>
-          <w:sz w:val="21"/>
-        </w:rPr>
-        <w:t xml:space="preserve"> </w:t>
-      </w:r>
-      <w:r>
-        <w:rPr>
-          <w:rFonts w:ascii="微软雅黑" w:hAnsi="微软雅黑"/>
-          <w:b w:val="0"/>
-          <w:sz w:val="21"/>
-        </w:rPr>
-        <w:t>→</w:t>
-      </w:r>
-      <w:r>
-        <w:rPr>
-          <w:rFonts w:ascii="微软雅黑" w:hAnsi="微软雅黑"/>
-          <w:b w:val="0"/>
-          <w:sz w:val="21"/>
-        </w:rPr>
-        <w:t xml:space="preserve"> </w:t>
-      </w:r>
-      <w:r>
-        <w:rPr>
-          <w:rFonts w:ascii="微软雅黑" w:hAnsi="微软雅黑"/>
-          <w:b w:val="0"/>
-          <w:sz w:val="21"/>
-        </w:rPr>
-        <w:t>确</w:t>
-      </w:r>
-      <w:r>
-        <w:rPr>
-          <w:rFonts w:ascii="微软雅黑" w:hAnsi="微软雅黑"/>
-          <w:b w:val="0"/>
-          <w:sz w:val="21"/>
-        </w:rPr>
-        <w:t>认</w:t>
-      </w:r>
-      <w:r>
-        <w:rPr>
-          <w:rFonts w:ascii="微软雅黑" w:hAnsi="微软雅黑"/>
-          <w:b w:val="0"/>
-          <w:sz w:val="21"/>
-        </w:rPr>
-        <w:t>大</w:t>
-      </w:r>
-      <w:r>
-        <w:rPr>
-          <w:rFonts w:ascii="微软雅黑" w:hAnsi="微软雅黑"/>
-          <w:b w:val="0"/>
-          <w:sz w:val="21"/>
-        </w:rPr>
-        <w:t>四</w:t>
-      </w:r>
-      <w:r>
-        <w:rPr>
-          <w:rFonts w:ascii="微软雅黑" w:hAnsi="微软雅黑"/>
-          <w:b w:val="0"/>
-          <w:sz w:val="21"/>
-        </w:rPr>
-        <w:t>课</w:t>
-      </w:r>
-      <w:r>
-        <w:rPr>
-          <w:rFonts w:ascii="微软雅黑" w:hAnsi="微软雅黑"/>
-          <w:b w:val="0"/>
-          <w:sz w:val="21"/>
-        </w:rPr>
-        <w:t>程</w:t>
-      </w:r>
-      <w:r>
-        <w:rPr>
-          <w:rFonts w:ascii="微软雅黑" w:hAnsi="微软雅黑"/>
-          <w:b w:val="0"/>
-          <w:sz w:val="21"/>
-        </w:rPr>
-        <w:t>安</w:t>
-      </w:r>
-      <w:r>
-        <w:rPr>
-          <w:rFonts w:ascii="微软雅黑" w:hAnsi="微软雅黑"/>
-          <w:b w:val="0"/>
-          <w:sz w:val="21"/>
-        </w:rPr>
-        <w:t>排</w:t>
-      </w:r>
-      <w:r>
-        <w:rPr>
-          <w:rFonts w:ascii="微软雅黑" w:hAnsi="微软雅黑"/>
-          <w:b w:val="0"/>
-          <w:sz w:val="21"/>
-        </w:rPr>
-        <w:t>能</w:t>
-      </w:r>
-      <w:r>
-        <w:rPr>
-          <w:rFonts w:ascii="微软雅黑" w:hAnsi="微软雅黑"/>
-          <w:b w:val="0"/>
-          <w:sz w:val="21"/>
-        </w:rPr>
-        <w:t>否</w:t>
-      </w:r>
-      <w:r>
-        <w:rPr>
-          <w:rFonts w:ascii="微软雅黑" w:hAnsi="微软雅黑"/>
-          <w:b w:val="0"/>
-          <w:sz w:val="21"/>
-        </w:rPr>
-        <w:t>支</w:t>
-      </w:r>
-      <w:r>
-        <w:rPr>
-          <w:rFonts w:ascii="微软雅黑" w:hAnsi="微软雅黑"/>
-          <w:b w:val="0"/>
-          <w:sz w:val="21"/>
-        </w:rPr>
-        <w:t>持</w:t>
+        <w:t>2. 到岗天数：HR JD标注5天/周 → 确认大四课程安排能否支持</w:t>
       </w:r>
     </w:p>
     <w:p>
@@ -15039,279 +10726,7 @@
           <w:b w:val="0"/>
           <w:sz w:val="21"/>
         </w:rPr>
-        <w:t>3</w:t>
-      </w:r>
-      <w:r>
-        <w:rPr>
-          <w:rFonts w:ascii="微软雅黑" w:hAnsi="微软雅黑"/>
-          <w:b w:val="0"/>
-          <w:sz w:val="21"/>
-        </w:rPr>
-        <w:t>.</w:t>
-      </w:r>
-      <w:r>
-        <w:rPr>
-          <w:rFonts w:ascii="微软雅黑" w:hAnsi="微软雅黑"/>
-          <w:b w:val="0"/>
-          <w:sz w:val="21"/>
-        </w:rPr>
-        <w:t xml:space="preserve"> </w:t>
-      </w:r>
-      <w:r>
-        <w:rPr>
-          <w:rFonts w:ascii="微软雅黑" w:hAnsi="微软雅黑"/>
-          <w:b/>
-          <w:sz w:val="21"/>
-        </w:rPr>
-        <w:t>SAP经验</w:t>
-      </w:r>
-      <w:r>
-        <w:rPr>
-          <w:rFonts w:ascii="微软雅黑" w:hAnsi="微软雅黑"/>
-          <w:b w:val="0"/>
-          <w:sz w:val="21"/>
-        </w:rPr>
-        <w:t>：</w:t>
-      </w:r>
-      <w:r>
-        <w:rPr>
-          <w:rFonts w:ascii="微软雅黑" w:hAnsi="微软雅黑"/>
-          <w:b w:val="0"/>
-          <w:sz w:val="21"/>
-        </w:rPr>
-        <w:t>H</w:t>
-      </w:r>
-      <w:r>
-        <w:rPr>
-          <w:rFonts w:ascii="微软雅黑" w:hAnsi="微软雅黑"/>
-          <w:b w:val="0"/>
-          <w:sz w:val="21"/>
-        </w:rPr>
-        <w:t>R</w:t>
-      </w:r>
-      <w:r>
-        <w:rPr>
-          <w:rFonts w:ascii="微软雅黑" w:hAnsi="微软雅黑"/>
-          <w:b w:val="0"/>
-          <w:sz w:val="21"/>
-        </w:rPr>
-        <w:t xml:space="preserve"> </w:t>
-      </w:r>
-      <w:r>
-        <w:rPr>
-          <w:rFonts w:ascii="微软雅黑" w:hAnsi="微软雅黑"/>
-          <w:b w:val="0"/>
-          <w:sz w:val="21"/>
-        </w:rPr>
-        <w:t>J</w:t>
-      </w:r>
-      <w:r>
-        <w:rPr>
-          <w:rFonts w:ascii="微软雅黑" w:hAnsi="微软雅黑"/>
-          <w:b w:val="0"/>
-          <w:sz w:val="21"/>
-        </w:rPr>
-        <w:t>D</w:t>
-      </w:r>
-      <w:r>
-        <w:rPr>
-          <w:rFonts w:ascii="微软雅黑" w:hAnsi="微软雅黑"/>
-          <w:b w:val="0"/>
-          <w:sz w:val="21"/>
-        </w:rPr>
-        <w:t>"</w:t>
-      </w:r>
-      <w:r>
-        <w:rPr>
-          <w:rFonts w:ascii="微软雅黑" w:hAnsi="微软雅黑"/>
-          <w:b w:val="0"/>
-          <w:sz w:val="21"/>
-        </w:rPr>
-        <w:t>S</w:t>
-      </w:r>
-      <w:r>
-        <w:rPr>
-          <w:rFonts w:ascii="微软雅黑" w:hAnsi="微软雅黑"/>
-          <w:b w:val="0"/>
-          <w:sz w:val="21"/>
-        </w:rPr>
-        <w:t>A</w:t>
-      </w:r>
-      <w:r>
-        <w:rPr>
-          <w:rFonts w:ascii="微软雅黑" w:hAnsi="微软雅黑"/>
-          <w:b w:val="0"/>
-          <w:sz w:val="21"/>
-        </w:rPr>
-        <w:t>P</w:t>
-      </w:r>
-      <w:r>
-        <w:rPr>
-          <w:rFonts w:ascii="微软雅黑" w:hAnsi="微软雅黑"/>
-          <w:b w:val="0"/>
-          <w:sz w:val="21"/>
-        </w:rPr>
-        <w:t>经</w:t>
-      </w:r>
-      <w:r>
-        <w:rPr>
-          <w:rFonts w:ascii="微软雅黑" w:hAnsi="微软雅黑"/>
-          <w:b w:val="0"/>
-          <w:sz w:val="21"/>
-        </w:rPr>
-        <w:t>验</w:t>
-      </w:r>
-      <w:r>
-        <w:rPr>
-          <w:rFonts w:ascii="微软雅黑" w:hAnsi="微软雅黑"/>
-          <w:b w:val="0"/>
-          <w:sz w:val="21"/>
-        </w:rPr>
-        <w:t>优</w:t>
-      </w:r>
-      <w:r>
-        <w:rPr>
-          <w:rFonts w:ascii="微软雅黑" w:hAnsi="微软雅黑"/>
-          <w:b w:val="0"/>
-          <w:sz w:val="21"/>
-        </w:rPr>
-        <w:t>先</w:t>
-      </w:r>
-      <w:r>
-        <w:rPr>
-          <w:rFonts w:ascii="微软雅黑" w:hAnsi="微软雅黑"/>
-          <w:b w:val="0"/>
-          <w:sz w:val="21"/>
-        </w:rPr>
-        <w:t>"</w:t>
-      </w:r>
-      <w:r>
-        <w:rPr>
-          <w:rFonts w:ascii="微软雅黑" w:hAnsi="微软雅黑"/>
-          <w:b w:val="0"/>
-          <w:sz w:val="21"/>
-        </w:rPr>
-        <w:t>（</w:t>
-      </w:r>
-      <w:r>
-        <w:rPr>
-          <w:rFonts w:ascii="微软雅黑" w:hAnsi="微软雅黑"/>
-          <w:b w:val="0"/>
-          <w:sz w:val="21"/>
-        </w:rPr>
-        <w:t>非</w:t>
-      </w:r>
-      <w:r>
-        <w:rPr>
-          <w:rFonts w:ascii="微软雅黑" w:hAnsi="微软雅黑"/>
-          <w:b w:val="0"/>
-          <w:sz w:val="21"/>
-        </w:rPr>
-        <w:t>硬</w:t>
-      </w:r>
-      <w:r>
-        <w:rPr>
-          <w:rFonts w:ascii="微软雅黑" w:hAnsi="微软雅黑"/>
-          <w:b w:val="0"/>
-          <w:sz w:val="21"/>
-        </w:rPr>
-        <w:t>性</w:t>
-      </w:r>
-      <w:r>
-        <w:rPr>
-          <w:rFonts w:ascii="微软雅黑" w:hAnsi="微软雅黑"/>
-          <w:b w:val="0"/>
-          <w:sz w:val="21"/>
-        </w:rPr>
-        <w:t>）</w:t>
-      </w:r>
-      <w:r>
-        <w:rPr>
-          <w:rFonts w:ascii="微软雅黑" w:hAnsi="微软雅黑"/>
-          <w:b w:val="0"/>
-          <w:sz w:val="21"/>
-        </w:rPr>
-        <w:t>→</w:t>
-      </w:r>
-      <w:r>
-        <w:rPr>
-          <w:rFonts w:ascii="微软雅黑" w:hAnsi="微软雅黑"/>
-          <w:b w:val="0"/>
-          <w:sz w:val="21"/>
-        </w:rPr>
-        <w:t xml:space="preserve"> </w:t>
-      </w:r>
-      <w:r>
-        <w:rPr>
-          <w:rFonts w:ascii="微软雅黑" w:hAnsi="微软雅黑"/>
-          <w:b w:val="0"/>
-          <w:sz w:val="21"/>
-        </w:rPr>
-        <w:t>强</w:t>
-      </w:r>
-      <w:r>
-        <w:rPr>
-          <w:rFonts w:ascii="微软雅黑" w:hAnsi="微软雅黑"/>
-          <w:b w:val="0"/>
-          <w:sz w:val="21"/>
-        </w:rPr>
-        <w:t>调</w:t>
-      </w:r>
-      <w:r>
-        <w:rPr>
-          <w:rFonts w:ascii="微软雅黑" w:hAnsi="微软雅黑"/>
-          <w:b w:val="0"/>
-          <w:sz w:val="21"/>
-        </w:rPr>
-        <w:t>E</w:t>
-      </w:r>
-      <w:r>
-        <w:rPr>
-          <w:rFonts w:ascii="微软雅黑" w:hAnsi="微软雅黑"/>
-          <w:b w:val="0"/>
-          <w:sz w:val="21"/>
-        </w:rPr>
-        <w:t>R</w:t>
-      </w:r>
-      <w:r>
-        <w:rPr>
-          <w:rFonts w:ascii="微软雅黑" w:hAnsi="微软雅黑"/>
-          <w:b w:val="0"/>
-          <w:sz w:val="21"/>
-        </w:rPr>
-        <w:t>P</w:t>
-      </w:r>
-      <w:r>
-        <w:rPr>
-          <w:rFonts w:ascii="微软雅黑" w:hAnsi="微软雅黑"/>
-          <w:b w:val="0"/>
-          <w:sz w:val="21"/>
-        </w:rPr>
-        <w:t>迁</w:t>
-      </w:r>
-      <w:r>
-        <w:rPr>
-          <w:rFonts w:ascii="微软雅黑" w:hAnsi="微软雅黑"/>
-          <w:b w:val="0"/>
-          <w:sz w:val="21"/>
-        </w:rPr>
-        <w:t>移</w:t>
-      </w:r>
-      <w:r>
-        <w:rPr>
-          <w:rFonts w:ascii="微软雅黑" w:hAnsi="微软雅黑"/>
-          <w:b w:val="0"/>
-          <w:sz w:val="21"/>
-        </w:rPr>
-        <w:t>能</w:t>
-      </w:r>
-      <w:r>
-        <w:rPr>
-          <w:rFonts w:ascii="微软雅黑" w:hAnsi="微软雅黑"/>
-          <w:b w:val="0"/>
-          <w:sz w:val="21"/>
-        </w:rPr>
-        <w:t>力</w:t>
+        <w:t>3. SAP经验：HR JD"SAP经验优先"（非硬性）→ 强调ERP迁移能力</w:t>
       </w:r>
     </w:p>
     <w:p>
@@ -15324,231 +10739,7 @@
           <w:b w:val="0"/>
           <w:sz w:val="21"/>
         </w:rPr>
-        <w:t>4</w:t>
-      </w:r>
-      <w:r>
-        <w:rPr>
-          <w:rFonts w:ascii="微软雅黑" w:hAnsi="微软雅黑"/>
-          <w:b w:val="0"/>
-          <w:sz w:val="21"/>
-        </w:rPr>
-        <w:t>.</w:t>
-      </w:r>
-      <w:r>
-        <w:rPr>
-          <w:rFonts w:ascii="微软雅黑" w:hAnsi="微软雅黑"/>
-          <w:b w:val="0"/>
-          <w:sz w:val="21"/>
-        </w:rPr>
-        <w:t xml:space="preserve"> </w:t>
-      </w:r>
-      <w:r>
-        <w:rPr>
-          <w:rFonts w:ascii="微软雅黑" w:hAnsi="微软雅黑"/>
-          <w:b/>
-          <w:sz w:val="21"/>
-        </w:rPr>
-        <w:t>英语能力</w:t>
-      </w:r>
-      <w:r>
-        <w:rPr>
-          <w:rFonts w:ascii="微软雅黑" w:hAnsi="微软雅黑"/>
-          <w:b w:val="0"/>
-          <w:sz w:val="21"/>
-        </w:rPr>
-        <w:t>：</w:t>
-      </w:r>
-      <w:r>
-        <w:rPr>
-          <w:rFonts w:ascii="微软雅黑" w:hAnsi="微软雅黑"/>
-          <w:b w:val="0"/>
-          <w:sz w:val="21"/>
-        </w:rPr>
-        <w:t>需</w:t>
-      </w:r>
-      <w:r>
-        <w:rPr>
-          <w:rFonts w:ascii="微软雅黑" w:hAnsi="微软雅黑"/>
-          <w:b w:val="0"/>
-          <w:sz w:val="21"/>
-        </w:rPr>
-        <w:t>读</w:t>
-      </w:r>
-      <w:r>
-        <w:rPr>
-          <w:rFonts w:ascii="微软雅黑" w:hAnsi="微软雅黑"/>
-          <w:b w:val="0"/>
-          <w:sz w:val="21"/>
-        </w:rPr>
-        <w:t>写</w:t>
-      </w:r>
-      <w:r>
-        <w:rPr>
-          <w:rFonts w:ascii="微软雅黑" w:hAnsi="微软雅黑"/>
-          <w:b w:val="0"/>
-          <w:sz w:val="21"/>
-        </w:rPr>
-        <w:t>英</w:t>
-      </w:r>
-      <w:r>
-        <w:rPr>
-          <w:rFonts w:ascii="微软雅黑" w:hAnsi="微软雅黑"/>
-          <w:b w:val="0"/>
-          <w:sz w:val="21"/>
-        </w:rPr>
-        <w:t>文</w:t>
-      </w:r>
-      <w:r>
-        <w:rPr>
-          <w:rFonts w:ascii="微软雅黑" w:hAnsi="微软雅黑"/>
-          <w:b w:val="0"/>
-          <w:sz w:val="21"/>
-        </w:rPr>
-        <w:t>邮</w:t>
-      </w:r>
-      <w:r>
-        <w:rPr>
-          <w:rFonts w:ascii="微软雅黑" w:hAnsi="微软雅黑"/>
-          <w:b w:val="0"/>
-          <w:sz w:val="21"/>
-        </w:rPr>
-        <w:t>件</w:t>
-      </w:r>
-      <w:r>
-        <w:rPr>
-          <w:rFonts w:ascii="微软雅黑" w:hAnsi="微软雅黑"/>
-          <w:b w:val="0"/>
-          <w:sz w:val="21"/>
-        </w:rPr>
-        <w:t xml:space="preserve"> </w:t>
-      </w:r>
-      <w:r>
-        <w:rPr>
-          <w:rFonts w:ascii="微软雅黑" w:hAnsi="微软雅黑"/>
-          <w:b w:val="0"/>
-          <w:sz w:val="21"/>
-        </w:rPr>
-        <w:t>→</w:t>
-      </w:r>
-      <w:r>
-        <w:rPr>
-          <w:rFonts w:ascii="微软雅黑" w:hAnsi="微软雅黑"/>
-          <w:b w:val="0"/>
-          <w:sz w:val="21"/>
-        </w:rPr>
-        <w:t xml:space="preserve"> </w:t>
-      </w:r>
-      <w:r>
-        <w:rPr>
-          <w:rFonts w:ascii="微软雅黑" w:hAnsi="微软雅黑"/>
-          <w:b w:val="0"/>
-          <w:sz w:val="21"/>
-        </w:rPr>
-        <w:t>准</w:t>
-      </w:r>
-      <w:r>
-        <w:rPr>
-          <w:rFonts w:ascii="微软雅黑" w:hAnsi="微软雅黑"/>
-          <w:b w:val="0"/>
-          <w:sz w:val="21"/>
-        </w:rPr>
-        <w:t>备</w:t>
-      </w:r>
-      <w:r>
-        <w:rPr>
-          <w:rFonts w:ascii="微软雅黑" w:hAnsi="微软雅黑"/>
-          <w:b w:val="0"/>
-          <w:sz w:val="21"/>
-        </w:rPr>
-        <w:t>邮</w:t>
-      </w:r>
-      <w:r>
-        <w:rPr>
-          <w:rFonts w:ascii="微软雅黑" w:hAnsi="微软雅黑"/>
-          <w:b w:val="0"/>
-          <w:sz w:val="21"/>
-        </w:rPr>
-        <w:t>件</w:t>
-      </w:r>
-      <w:r>
-        <w:rPr>
-          <w:rFonts w:ascii="微软雅黑" w:hAnsi="微软雅黑"/>
-          <w:b w:val="0"/>
-          <w:sz w:val="21"/>
-        </w:rPr>
-        <w:t>模</w:t>
-      </w:r>
-      <w:r>
-        <w:rPr>
-          <w:rFonts w:ascii="微软雅黑" w:hAnsi="微软雅黑"/>
-          <w:b w:val="0"/>
-          <w:sz w:val="21"/>
-        </w:rPr>
-        <w:t>板</w:t>
-      </w:r>
-      <w:r>
-        <w:rPr>
-          <w:rFonts w:ascii="微软雅黑" w:hAnsi="微软雅黑"/>
-          <w:b w:val="0"/>
-          <w:sz w:val="21"/>
-        </w:rPr>
-        <w:t>和</w:t>
-      </w:r>
-      <w:r>
-        <w:rPr>
-          <w:rFonts w:ascii="微软雅黑" w:hAnsi="微软雅黑"/>
-          <w:b w:val="0"/>
-          <w:sz w:val="21"/>
-        </w:rPr>
-        <w:t>供</w:t>
-      </w:r>
-      <w:r>
-        <w:rPr>
-          <w:rFonts w:ascii="微软雅黑" w:hAnsi="微软雅黑"/>
-          <w:b w:val="0"/>
-          <w:sz w:val="21"/>
-        </w:rPr>
-        <w:t>应</w:t>
-      </w:r>
-      <w:r>
-        <w:rPr>
-          <w:rFonts w:ascii="微软雅黑" w:hAnsi="微软雅黑"/>
-          <w:b w:val="0"/>
-          <w:sz w:val="21"/>
-        </w:rPr>
-        <w:t>链</w:t>
-      </w:r>
-      <w:r>
-        <w:rPr>
-          <w:rFonts w:ascii="微软雅黑" w:hAnsi="微软雅黑"/>
-          <w:b w:val="0"/>
-          <w:sz w:val="21"/>
-        </w:rPr>
-        <w:t>英</w:t>
-      </w:r>
-      <w:r>
-        <w:rPr>
-          <w:rFonts w:ascii="微软雅黑" w:hAnsi="微软雅黑"/>
-          <w:b w:val="0"/>
-          <w:sz w:val="21"/>
-        </w:rPr>
-        <w:t>语</w:t>
-      </w:r>
-      <w:r>
-        <w:rPr>
-          <w:rFonts w:ascii="微软雅黑" w:hAnsi="微软雅黑"/>
-          <w:b w:val="0"/>
-          <w:sz w:val="21"/>
-        </w:rPr>
-        <w:t>术</w:t>
-      </w:r>
-      <w:r>
-        <w:rPr>
-          <w:rFonts w:ascii="微软雅黑" w:hAnsi="微软雅黑"/>
-          <w:b w:val="0"/>
-          <w:sz w:val="21"/>
-        </w:rPr>
-        <w:t>语</w:t>
+        <w:t>4. 英语能力：需读写英文邮件 → 准备邮件模板和供应链英语术语</w:t>
       </w:r>
     </w:p>
     <w:p>
@@ -15566,11 +10757,12 @@
       </w:r>
     </w:p>
     <w:p>
-      <w:r/>
-      <w:rPr>
-        <w:bookmarkStart w:id="55" w:name="sub_55"/>
-        <w:bookmarkEnd/>
-      </w:rPr>
+      <w:r>
+        <w:rPr>
+          <w:bookmarkStart w:id="55" w:name="sub_55"/>
+          <w:bookmarkEnd/>
+        </w:rPr>
+      </w:r>
     </w:p>
     <w:p>
       <w:pPr>
@@ -15579,6 +10771,7 @@
       <w:r>
         <w:rPr>
           <w:rFonts w:ascii="微软雅黑" w:hAnsi="微软雅黑"/>
+          <w:b w:val="0"/>
           <w:sz w:val="21"/>
         </w:rPr>
         <w:t>- [ ] 2份打印简历</w:t>
@@ -15591,6 +10784,7 @@
       <w:r>
         <w:rPr>
           <w:rFonts w:ascii="微软雅黑" w:hAnsi="微软雅黑"/>
+          <w:b w:val="0"/>
           <w:sz w:val="21"/>
         </w:rPr>
         <w:t>- [ ] 身份证/学生证</w:t>
@@ -15603,6 +10797,7 @@
       <w:r>
         <w:rPr>
           <w:rFonts w:ascii="微软雅黑" w:hAnsi="微软雅黑"/>
+          <w:b w:val="0"/>
           <w:sz w:val="21"/>
         </w:rPr>
         <w:t>- [ ] 笔记本和笔</w:t>
@@ -15615,6 +10810,7 @@
       <w:r>
         <w:rPr>
           <w:rFonts w:ascii="微软雅黑" w:hAnsi="微软雅黑"/>
+          <w:b w:val="0"/>
           <w:sz w:val="21"/>
         </w:rPr>
         <w:t>- [ ] 一份"费斯托印象笔记"（3个了解点，面试时自然引用）</w:t>
@@ -15635,11 +10831,12 @@
       </w:r>
     </w:p>
     <w:p>
-      <w:r/>
-      <w:rPr>
-        <w:bookmarkStart w:id="56" w:name="sub_56"/>
-        <w:bookmarkEnd/>
-      </w:rPr>
+      <w:r>
+        <w:rPr>
+          <w:bookmarkStart w:id="56" w:name="sub_56"/>
+          <w:bookmarkEnd/>
+        </w:rPr>
+      </w:r>
     </w:p>
     <w:p>
       <w:pPr>
@@ -15648,6 +10845,7 @@
       <w:r>
         <w:rPr>
           <w:rFonts w:ascii="微软雅黑" w:hAnsi="微软雅黑"/>
+          <w:b w:val="0"/>
           <w:sz w:val="21"/>
         </w:rPr>
         <w:t>- [ ] 24小时内发感谢邮件（外企适用）</w:t>
@@ -15660,6 +10858,7 @@
       <w:r>
         <w:rPr>
           <w:rFonts w:ascii="微软雅黑" w:hAnsi="微软雅黑"/>
+          <w:b w:val="0"/>
           <w:sz w:val="21"/>
         </w:rPr>
         <w:t>- [ ] 记录面试中被问到的问题，补充到错题本</w:t>
@@ -15672,6 +10871,7 @@
       <w:r>
         <w:rPr>
           <w:rFonts w:ascii="微软雅黑" w:hAnsi="微软雅黑"/>
+          <w:b w:val="0"/>
           <w:sz w:val="21"/>
         </w:rPr>
         <w:t>- [ ] 无论结果如何，更新岗位日报</w:t>
@@ -15685,6 +10885,7 @@
       <w:r>
         <w:rPr>
           <w:rFonts w:ascii="微软雅黑" w:hAnsi="微软雅黑"/>
+          <w:b w:val="0"/>
           <w:color w:val="4A90D9"/>
           <w:sz w:val="21"/>
         </w:rPr>
@@ -15697,6 +10898,1070 @@
           <w:sz w:val="21"/>
         </w:rPr>
         <w:t>内容较多，建议复制到 Word 后按标题拆分保存，方便分天复习。</w:t>
+      </w:r>
+    </w:p>
+    <w:p>
+      <w:pPr>
+        <w:spacing w:line="288" w:lineRule="auto" w:after="80"/>
+      </w:pPr>
+      <w:r>
+        <w:rPr>
+          <w:rFonts w:ascii="微软雅黑" w:hAnsi="微软雅黑"/>
+          <w:b w:val="0"/>
+          <w:color w:val="0563C1"/>
+          <w:sz w:val="21"/>
+          <w:u w:val="single"/>
+        </w:rPr>
+        <w:t>一、企业及岗位认知</w:t>
+        <w:fldChar w:fldCharType="begin"/>
+        <w:instrText xml:space="preserve">HYPERLINK \l 一_企业及岗位认知</w:instrText>
+        <w:fldChar w:fldCharType="separate"/>
+        <w:fldChar w:fldCharType="end"/>
+      </w:r>
+    </w:p>
+    <w:p>
+      <w:pPr>
+        <w:spacing w:line="288" w:lineRule="auto" w:after="80"/>
+      </w:pPr>
+      <w:r>
+        <w:rPr>
+          <w:rFonts w:ascii="微软雅黑" w:hAnsi="微软雅黑"/>
+          <w:b w:val="0"/>
+          <w:color w:val="0563C1"/>
+          <w:sz w:val="21"/>
+          <w:u w:val="single"/>
+        </w:rPr>
+        <w:t xml:space="preserve">　　1.1 企业速览</w:t>
+        <w:fldChar w:fldCharType="begin"/>
+        <w:instrText xml:space="preserve">HYPERLINK \l 一_企业及岗位认知_1.1_企业速览</w:instrText>
+        <w:fldChar w:fldCharType="separate"/>
+        <w:fldChar w:fldCharType="end"/>
+      </w:r>
+    </w:p>
+    <w:p>
+      <w:pPr>
+        <w:spacing w:line="288" w:lineRule="auto" w:after="80"/>
+      </w:pPr>
+      <w:r>
+        <w:rPr>
+          <w:rFonts w:ascii="微软雅黑" w:hAnsi="微软雅黑"/>
+          <w:b w:val="0"/>
+          <w:color w:val="0563C1"/>
+          <w:sz w:val="21"/>
+          <w:u w:val="single"/>
+        </w:rPr>
+        <w:t xml:space="preserve">　　1.2 企业文化关键词</w:t>
+        <w:fldChar w:fldCharType="begin"/>
+        <w:instrText xml:space="preserve">HYPERLINK \l 一_企业及岗位认知_1.2_企业文化关键词</w:instrText>
+        <w:fldChar w:fldCharType="separate"/>
+        <w:fldChar w:fldCharType="end"/>
+      </w:r>
+    </w:p>
+    <w:p>
+      <w:pPr>
+        <w:spacing w:line="288" w:lineRule="auto" w:after="80"/>
+      </w:pPr>
+      <w:r>
+        <w:rPr>
+          <w:rFonts w:ascii="微软雅黑" w:hAnsi="微软雅黑"/>
+          <w:b w:val="0"/>
+          <w:color w:val="0563C1"/>
+          <w:sz w:val="21"/>
+          <w:u w:val="single"/>
+        </w:rPr>
+        <w:t xml:space="preserve">　　1.3 岗位解析（基于HR发来JD）</w:t>
+        <w:fldChar w:fldCharType="begin"/>
+        <w:instrText xml:space="preserve">HYPERLINK \l 一_企业及岗位认知_1.3_岗位解析（基于HR发来JD）</w:instrText>
+        <w:fldChar w:fldCharType="separate"/>
+        <w:fldChar w:fldCharType="end"/>
+      </w:r>
+    </w:p>
+    <w:p>
+      <w:pPr>
+        <w:spacing w:line="288" w:lineRule="auto" w:after="80"/>
+      </w:pPr>
+      <w:r>
+        <w:rPr>
+          <w:rFonts w:ascii="微软雅黑" w:hAnsi="微软雅黑"/>
+          <w:b w:val="0"/>
+          <w:color w:val="0563C1"/>
+          <w:sz w:val="21"/>
+          <w:u w:val="single"/>
+        </w:rPr>
+        <w:t xml:space="preserve">　　1.4 岗位核心挑战（含风险预警）</w:t>
+        <w:fldChar w:fldCharType="begin"/>
+        <w:instrText xml:space="preserve">HYPERLINK \l 一_企业及岗位认知_1.4_岗位核心挑战（含风险预警）</w:instrText>
+        <w:fldChar w:fldCharType="separate"/>
+        <w:fldChar w:fldCharType="end"/>
+      </w:r>
+    </w:p>
+    <w:p>
+      <w:pPr>
+        <w:spacing w:line="288" w:lineRule="auto" w:after="80"/>
+      </w:pPr>
+      <w:r>
+        <w:rPr>
+          <w:rFonts w:ascii="微软雅黑" w:hAnsi="微软雅黑"/>
+          <w:b w:val="0"/>
+          <w:color w:val="0563C1"/>
+          <w:sz w:val="21"/>
+          <w:u w:val="single"/>
+        </w:rPr>
+        <w:t xml:space="preserve">　　1.5 上下游协作关系</w:t>
+        <w:fldChar w:fldCharType="begin"/>
+        <w:instrText xml:space="preserve">HYPERLINK \l 一_企业及岗位认知_1.5_上下游协作关系</w:instrText>
+        <w:fldChar w:fldCharType="separate"/>
+        <w:fldChar w:fldCharType="end"/>
+      </w:r>
+    </w:p>
+    <w:p>
+      <w:pPr>
+        <w:spacing w:line="288" w:lineRule="auto" w:after="80"/>
+      </w:pPr>
+      <w:r>
+        <w:rPr>
+          <w:rFonts w:ascii="微软雅黑" w:hAnsi="微软雅黑"/>
+          <w:b w:val="0"/>
+          <w:color w:val="0563C1"/>
+          <w:sz w:val="21"/>
+          <w:u w:val="single"/>
+        </w:rPr>
+        <w:t xml:space="preserve">　　1.6 行业趋势与对标</w:t>
+        <w:fldChar w:fldCharType="begin"/>
+        <w:instrText xml:space="preserve">HYPERLINK \l 一_企业及岗位认知_1.6_行业趋势与对标</w:instrText>
+        <w:fldChar w:fldCharType="separate"/>
+        <w:fldChar w:fldCharType="end"/>
+      </w:r>
+    </w:p>
+    <w:p>
+      <w:pPr>
+        <w:spacing w:line="288" w:lineRule="auto" w:after="80"/>
+      </w:pPr>
+      <w:r>
+        <w:rPr>
+          <w:rFonts w:ascii="微软雅黑" w:hAnsi="微软雅黑"/>
+          <w:b w:val="0"/>
+          <w:color w:val="0563C1"/>
+          <w:sz w:val="21"/>
+          <w:u w:val="single"/>
+        </w:rPr>
+        <w:t>二、通用面试问题库</w:t>
+        <w:fldChar w:fldCharType="begin"/>
+        <w:instrText xml:space="preserve">HYPERLINK \l 二_通用面试问题库</w:instrText>
+        <w:fldChar w:fldCharType="separate"/>
+        <w:fldChar w:fldCharType="end"/>
+      </w:r>
+    </w:p>
+    <w:p>
+      <w:pPr>
+        <w:spacing w:line="288" w:lineRule="auto" w:after="80"/>
+      </w:pPr>
+      <w:r>
+        <w:rPr>
+          <w:rFonts w:ascii="微软雅黑" w:hAnsi="微软雅黑"/>
+          <w:b w:val="0"/>
+          <w:color w:val="0563C1"/>
+          <w:sz w:val="21"/>
+          <w:u w:val="single"/>
+        </w:rPr>
+        <w:t xml:space="preserve">　　2.1 自我介绍类</w:t>
+        <w:fldChar w:fldCharType="begin"/>
+        <w:instrText xml:space="preserve">HYPERLINK \l 二_通用面试问题库_2.1_自我介绍类</w:instrText>
+        <w:fldChar w:fldCharType="separate"/>
+        <w:fldChar w:fldCharType="end"/>
+      </w:r>
+    </w:p>
+    <w:p>
+      <w:pPr>
+        <w:spacing w:line="288" w:lineRule="auto" w:after="80"/>
+      </w:pPr>
+      <w:r>
+        <w:rPr>
+          <w:rFonts w:ascii="微软雅黑" w:hAnsi="微软雅黑"/>
+          <w:b w:val="0"/>
+          <w:color w:val="0563C1"/>
+          <w:sz w:val="21"/>
+          <w:u w:val="single"/>
+        </w:rPr>
+        <w:t xml:space="preserve">　　2.2 动机类</w:t>
+        <w:fldChar w:fldCharType="begin"/>
+        <w:instrText xml:space="preserve">HYPERLINK \l 二_通用面试问题库_2.2_动机类</w:instrText>
+        <w:fldChar w:fldCharType="separate"/>
+        <w:fldChar w:fldCharType="end"/>
+      </w:r>
+    </w:p>
+    <w:p>
+      <w:pPr>
+        <w:spacing w:line="288" w:lineRule="auto" w:after="80"/>
+      </w:pPr>
+      <w:r>
+        <w:rPr>
+          <w:rFonts w:ascii="微软雅黑" w:hAnsi="微软雅黑"/>
+          <w:b w:val="0"/>
+          <w:color w:val="0563C1"/>
+          <w:sz w:val="21"/>
+          <w:u w:val="single"/>
+        </w:rPr>
+        <w:t xml:space="preserve">　　2.3 经历深挖类</w:t>
+        <w:fldChar w:fldCharType="begin"/>
+        <w:instrText xml:space="preserve">HYPERLINK \l 二_通用面试问题库_2.3_经历深挖类</w:instrText>
+        <w:fldChar w:fldCharType="separate"/>
+        <w:fldChar w:fldCharType="end"/>
+      </w:r>
+    </w:p>
+    <w:p>
+      <w:pPr>
+        <w:spacing w:line="288" w:lineRule="auto" w:after="80"/>
+      </w:pPr>
+      <w:r>
+        <w:rPr>
+          <w:rFonts w:ascii="微软雅黑" w:hAnsi="微软雅黑"/>
+          <w:b w:val="0"/>
+          <w:color w:val="0563C1"/>
+          <w:sz w:val="21"/>
+          <w:u w:val="single"/>
+        </w:rPr>
+        <w:t xml:space="preserve">　　2.4 职业规划类</w:t>
+        <w:fldChar w:fldCharType="begin"/>
+        <w:instrText xml:space="preserve">HYPERLINK \l 二_通用面试问题库_2.4_职业规划类</w:instrText>
+        <w:fldChar w:fldCharType="separate"/>
+        <w:fldChar w:fldCharType="end"/>
+      </w:r>
+    </w:p>
+    <w:p>
+      <w:pPr>
+        <w:spacing w:line="288" w:lineRule="auto" w:after="80"/>
+      </w:pPr>
+      <w:r>
+        <w:rPr>
+          <w:rFonts w:ascii="微软雅黑" w:hAnsi="微软雅黑"/>
+          <w:b w:val="0"/>
+          <w:color w:val="0563C1"/>
+          <w:sz w:val="21"/>
+          <w:u w:val="single"/>
+        </w:rPr>
+        <w:t xml:space="preserve">　　2.5 情景假设类</w:t>
+        <w:fldChar w:fldCharType="begin"/>
+        <w:instrText xml:space="preserve">HYPERLINK \l 二_通用面试问题库_2.5_情景假设类</w:instrText>
+        <w:fldChar w:fldCharType="separate"/>
+        <w:fldChar w:fldCharType="end"/>
+      </w:r>
+    </w:p>
+    <w:p>
+      <w:pPr>
+        <w:spacing w:line="288" w:lineRule="auto" w:after="80"/>
+      </w:pPr>
+      <w:r>
+        <w:rPr>
+          <w:rFonts w:ascii="微软雅黑" w:hAnsi="微软雅黑"/>
+          <w:b w:val="0"/>
+          <w:color w:val="0563C1"/>
+          <w:sz w:val="21"/>
+          <w:u w:val="single"/>
+        </w:rPr>
+        <w:t xml:space="preserve">　　2.6 行业认知类</w:t>
+        <w:fldChar w:fldCharType="begin"/>
+        <w:instrText xml:space="preserve">HYPERLINK \l 二_通用面试问题库_2.6_行业认知类</w:instrText>
+        <w:fldChar w:fldCharType="separate"/>
+        <w:fldChar w:fldCharType="end"/>
+      </w:r>
+    </w:p>
+    <w:p>
+      <w:pPr>
+        <w:spacing w:line="288" w:lineRule="auto" w:after="80"/>
+      </w:pPr>
+      <w:r>
+        <w:rPr>
+          <w:rFonts w:ascii="微软雅黑" w:hAnsi="微软雅黑"/>
+          <w:b w:val="0"/>
+          <w:color w:val="0563C1"/>
+          <w:sz w:val="21"/>
+          <w:u w:val="single"/>
+        </w:rPr>
+        <w:t xml:space="preserve">　　2.7 反问面试官类（6个）</w:t>
+        <w:fldChar w:fldCharType="begin"/>
+        <w:instrText xml:space="preserve">HYPERLINK \l 二_通用面试问题库_2.7_反问面试官类（6个）</w:instrText>
+        <w:fldChar w:fldCharType="separate"/>
+        <w:fldChar w:fldCharType="end"/>
+      </w:r>
+    </w:p>
+    <w:p>
+      <w:pPr>
+        <w:spacing w:line="288" w:lineRule="auto" w:after="80"/>
+      </w:pPr>
+      <w:r>
+        <w:rPr>
+          <w:rFonts w:ascii="微软雅黑" w:hAnsi="微软雅黑"/>
+          <w:b w:val="0"/>
+          <w:color w:val="0563C1"/>
+          <w:sz w:val="21"/>
+          <w:u w:val="single"/>
+        </w:rPr>
+        <w:t>三、简历深度深挖</w:t>
+        <w:fldChar w:fldCharType="begin"/>
+        <w:instrText xml:space="preserve">HYPERLINK \l 三_简历深度深挖</w:instrText>
+        <w:fldChar w:fldCharType="separate"/>
+        <w:fldChar w:fldCharType="end"/>
+      </w:r>
+    </w:p>
+    <w:p>
+      <w:pPr>
+        <w:spacing w:line="288" w:lineRule="auto" w:after="80"/>
+      </w:pPr>
+      <w:r>
+        <w:rPr>
+          <w:rFonts w:ascii="微软雅黑" w:hAnsi="微软雅黑"/>
+          <w:b w:val="0"/>
+          <w:color w:val="0563C1"/>
+          <w:sz w:val="21"/>
+          <w:u w:val="single"/>
+        </w:rPr>
+        <w:t xml:space="preserve">　　3.1 项目经历：社区团购选址-路径优化</w:t>
+        <w:fldChar w:fldCharType="begin"/>
+        <w:instrText xml:space="preserve">HYPERLINK \l 三_简历深度深挖_3.1_项目经历：社区团购选址-路径优化</w:instrText>
+        <w:fldChar w:fldCharType="separate"/>
+        <w:fldChar w:fldCharType="end"/>
+      </w:r>
+    </w:p>
+    <w:p>
+      <w:pPr>
+        <w:spacing w:line="288" w:lineRule="auto" w:after="80"/>
+      </w:pPr>
+      <w:r>
+        <w:rPr>
+          <w:rFonts w:ascii="微软雅黑" w:hAnsi="微软雅黑"/>
+          <w:b w:val="0"/>
+          <w:color w:val="0563C1"/>
+          <w:sz w:val="21"/>
+          <w:u w:val="single"/>
+        </w:rPr>
+        <w:t xml:space="preserve">　　3.2 项目经历：银行营销客户响应分析</w:t>
+        <w:fldChar w:fldCharType="begin"/>
+        <w:instrText xml:space="preserve">HYPERLINK \l 三_简历深度深挖_3.2_项目经历：银行营销客户响应分析</w:instrText>
+        <w:fldChar w:fldCharType="separate"/>
+        <w:fldChar w:fldCharType="end"/>
+      </w:r>
+    </w:p>
+    <w:p>
+      <w:pPr>
+        <w:spacing w:line="288" w:lineRule="auto" w:after="80"/>
+      </w:pPr>
+      <w:r>
+        <w:rPr>
+          <w:rFonts w:ascii="微软雅黑" w:hAnsi="微软雅黑"/>
+          <w:b w:val="0"/>
+          <w:color w:val="0563C1"/>
+          <w:sz w:val="21"/>
+          <w:u w:val="single"/>
+        </w:rPr>
+        <w:t xml:space="preserve">　　3.3 项目经历：ERP供应链管理综合实验</w:t>
+        <w:fldChar w:fldCharType="begin"/>
+        <w:instrText xml:space="preserve">HYPERLINK \l 三_简历深度深挖_3.3_项目经历：ERP供应链管理综合实验</w:instrText>
+        <w:fldChar w:fldCharType="separate"/>
+        <w:fldChar w:fldCharType="end"/>
+      </w:r>
+    </w:p>
+    <w:p>
+      <w:pPr>
+        <w:spacing w:line="288" w:lineRule="auto" w:after="80"/>
+      </w:pPr>
+      <w:r>
+        <w:rPr>
+          <w:rFonts w:ascii="微软雅黑" w:hAnsi="微软雅黑"/>
+          <w:b w:val="0"/>
+          <w:color w:val="0563C1"/>
+          <w:sz w:val="21"/>
+          <w:u w:val="single"/>
+        </w:rPr>
+        <w:t xml:space="preserve">　　3.4 实践经历：教育机构项目助理</w:t>
+        <w:fldChar w:fldCharType="begin"/>
+        <w:instrText xml:space="preserve">HYPERLINK \l 三_简历深度深挖_3.4_实践经历：教育机构项目助理</w:instrText>
+        <w:fldChar w:fldCharType="separate"/>
+        <w:fldChar w:fldCharType="end"/>
+      </w:r>
+    </w:p>
+    <w:p>
+      <w:pPr>
+        <w:spacing w:line="288" w:lineRule="auto" w:after="80"/>
+      </w:pPr>
+      <w:r>
+        <w:rPr>
+          <w:rFonts w:ascii="微软雅黑" w:hAnsi="微软雅黑"/>
+          <w:b w:val="0"/>
+          <w:color w:val="0563C1"/>
+          <w:sz w:val="21"/>
+          <w:u w:val="single"/>
+        </w:rPr>
+        <w:t>四、专业知识领域学习资料卡</w:t>
+        <w:fldChar w:fldCharType="begin"/>
+        <w:instrText xml:space="preserve">HYPERLINK \l 四_专业知识领域学习资料卡</w:instrText>
+        <w:fldChar w:fldCharType="separate"/>
+        <w:fldChar w:fldCharType="end"/>
+      </w:r>
+    </w:p>
+    <w:p>
+      <w:pPr>
+        <w:spacing w:line="288" w:lineRule="auto" w:after="80"/>
+      </w:pPr>
+      <w:r>
+        <w:rPr>
+          <w:rFonts w:ascii="微软雅黑" w:hAnsi="微软雅黑"/>
+          <w:b w:val="0"/>
+          <w:color w:val="0563C1"/>
+          <w:sz w:val="21"/>
+          <w:u w:val="single"/>
+        </w:rPr>
+        <w:t xml:space="preserve">　　4.1 主数据管理</w:t>
+        <w:fldChar w:fldCharType="begin"/>
+        <w:instrText xml:space="preserve">HYPERLINK \l 四_专业知识领域学习资料卡_4.1_主数据管理</w:instrText>
+        <w:fldChar w:fldCharType="separate"/>
+        <w:fldChar w:fldCharType="end"/>
+      </w:r>
+    </w:p>
+    <w:p>
+      <w:pPr>
+        <w:spacing w:line="288" w:lineRule="auto" w:after="80"/>
+      </w:pPr>
+      <w:r>
+        <w:rPr>
+          <w:rFonts w:ascii="微软雅黑" w:hAnsi="微软雅黑"/>
+          <w:b w:val="0"/>
+          <w:color w:val="0563C1"/>
+          <w:sz w:val="21"/>
+          <w:u w:val="single"/>
+        </w:rPr>
+        <w:t xml:space="preserve">　　4.2 Master Planning（主计划）</w:t>
+        <w:fldChar w:fldCharType="begin"/>
+        <w:instrText xml:space="preserve">HYPERLINK \l 四_专业知识领域学习资料卡_4.2_Master_Planning（主计划）</w:instrText>
+        <w:fldChar w:fldCharType="separate"/>
+        <w:fldChar w:fldCharType="end"/>
+      </w:r>
+    </w:p>
+    <w:p>
+      <w:pPr>
+        <w:spacing w:line="288" w:lineRule="auto" w:after="80"/>
+      </w:pPr>
+      <w:r>
+        <w:rPr>
+          <w:rFonts w:ascii="微软雅黑" w:hAnsi="微软雅黑"/>
+          <w:b w:val="0"/>
+          <w:color w:val="0563C1"/>
+          <w:sz w:val="21"/>
+          <w:u w:val="single"/>
+        </w:rPr>
+        <w:t xml:space="preserve">　　4.3 拖期分析</w:t>
+        <w:fldChar w:fldCharType="begin"/>
+        <w:instrText xml:space="preserve">HYPERLINK \l 四_专业知识领域学习资料卡_4.3_拖期分析</w:instrText>
+        <w:fldChar w:fldCharType="separate"/>
+        <w:fldChar w:fldCharType="end"/>
+      </w:r>
+    </w:p>
+    <w:p>
+      <w:pPr>
+        <w:spacing w:line="288" w:lineRule="auto" w:after="80"/>
+      </w:pPr>
+      <w:r>
+        <w:rPr>
+          <w:rFonts w:ascii="微软雅黑" w:hAnsi="微软雅黑"/>
+          <w:b w:val="0"/>
+          <w:color w:val="0563C1"/>
+          <w:sz w:val="21"/>
+          <w:u w:val="single"/>
+        </w:rPr>
+        <w:t xml:space="preserve">　　4.4 客户催货处理</w:t>
+        <w:fldChar w:fldCharType="begin"/>
+        <w:instrText xml:space="preserve">HYPERLINK \l 四_专业知识领域学习资料卡_4.4_客户催货处理</w:instrText>
+        <w:fldChar w:fldCharType="separate"/>
+        <w:fldChar w:fldCharType="end"/>
+      </w:r>
+    </w:p>
+    <w:p>
+      <w:pPr>
+        <w:spacing w:line="288" w:lineRule="auto" w:after="80"/>
+      </w:pPr>
+      <w:r>
+        <w:rPr>
+          <w:rFonts w:ascii="微软雅黑" w:hAnsi="微软雅黑"/>
+          <w:b w:val="0"/>
+          <w:color w:val="0563C1"/>
+          <w:sz w:val="21"/>
+          <w:u w:val="single"/>
+        </w:rPr>
+        <w:t xml:space="preserve">　　4.5 EOQ（经济订货批量）</w:t>
+        <w:fldChar w:fldCharType="begin"/>
+        <w:instrText xml:space="preserve">HYPERLINK \l 四_专业知识领域学习资料卡_4.5_EOQ（经济订货批量）</w:instrText>
+        <w:fldChar w:fldCharType="separate"/>
+        <w:fldChar w:fldCharType="end"/>
+      </w:r>
+    </w:p>
+    <w:p>
+      <w:pPr>
+        <w:spacing w:line="288" w:lineRule="auto" w:after="80"/>
+      </w:pPr>
+      <w:r>
+        <w:rPr>
+          <w:rFonts w:ascii="微软雅黑" w:hAnsi="微软雅黑"/>
+          <w:b w:val="0"/>
+          <w:color w:val="0563C1"/>
+          <w:sz w:val="21"/>
+          <w:u w:val="single"/>
+        </w:rPr>
+        <w:t xml:space="preserve">　　4.6 安全库存</w:t>
+        <w:fldChar w:fldCharType="begin"/>
+        <w:instrText xml:space="preserve">HYPERLINK \l 四_专业知识领域学习资料卡_4.6_安全库存</w:instrText>
+        <w:fldChar w:fldCharType="separate"/>
+        <w:fldChar w:fldCharType="end"/>
+      </w:r>
+    </w:p>
+    <w:p>
+      <w:pPr>
+        <w:spacing w:line="288" w:lineRule="auto" w:after="80"/>
+      </w:pPr>
+      <w:r>
+        <w:rPr>
+          <w:rFonts w:ascii="微软雅黑" w:hAnsi="微软雅黑"/>
+          <w:b w:val="0"/>
+          <w:color w:val="0563C1"/>
+          <w:sz w:val="21"/>
+          <w:u w:val="single"/>
+        </w:rPr>
+        <w:t xml:space="preserve">　　4.7 SCOR模型</w:t>
+        <w:fldChar w:fldCharType="begin"/>
+        <w:instrText xml:space="preserve">HYPERLINK \l 四_专业知识领域学习资料卡_4.7_SCOR模型</w:instrText>
+        <w:fldChar w:fldCharType="separate"/>
+        <w:fldChar w:fldCharType="end"/>
+      </w:r>
+    </w:p>
+    <w:p>
+      <w:pPr>
+        <w:spacing w:line="288" w:lineRule="auto" w:after="80"/>
+      </w:pPr>
+      <w:r>
+        <w:rPr>
+          <w:rFonts w:ascii="微软雅黑" w:hAnsi="微软雅黑"/>
+          <w:b w:val="0"/>
+          <w:color w:val="0563C1"/>
+          <w:sz w:val="21"/>
+          <w:u w:val="single"/>
+        </w:rPr>
+        <w:t xml:space="preserve">　　4.8 ABC分类法</w:t>
+        <w:fldChar w:fldCharType="begin"/>
+        <w:instrText xml:space="preserve">HYPERLINK \l 四_专业知识领域学习资料卡_4.8_ABC分类法</w:instrText>
+        <w:fldChar w:fldCharType="separate"/>
+        <w:fldChar w:fldCharType="end"/>
+      </w:r>
+    </w:p>
+    <w:p>
+      <w:pPr>
+        <w:spacing w:line="288" w:lineRule="auto" w:after="80"/>
+      </w:pPr>
+      <w:r>
+        <w:rPr>
+          <w:rFonts w:ascii="微软雅黑" w:hAnsi="微软雅黑"/>
+          <w:b w:val="0"/>
+          <w:color w:val="0563C1"/>
+          <w:sz w:val="21"/>
+          <w:u w:val="single"/>
+        </w:rPr>
+        <w:t>五、英文专项</w:t>
+        <w:fldChar w:fldCharType="begin"/>
+        <w:instrText xml:space="preserve">HYPERLINK \l 五_英文专项</w:instrText>
+        <w:fldChar w:fldCharType="separate"/>
+        <w:fldChar w:fldCharType="end"/>
+      </w:r>
+    </w:p>
+    <w:p>
+      <w:pPr>
+        <w:spacing w:line="288" w:lineRule="auto" w:after="80"/>
+      </w:pPr>
+      <w:r>
+        <w:rPr>
+          <w:rFonts w:ascii="微软雅黑" w:hAnsi="微软雅黑"/>
+          <w:b w:val="0"/>
+          <w:color w:val="0563C1"/>
+          <w:sz w:val="21"/>
+          <w:u w:val="single"/>
+        </w:rPr>
+        <w:t xml:space="preserve">　　5.1 英文自我介绍（1分钟版）</w:t>
+        <w:fldChar w:fldCharType="begin"/>
+        <w:instrText xml:space="preserve">HYPERLINK \l 五_英文专项_5.1_英文自我介绍（1分钟版）</w:instrText>
+        <w:fldChar w:fldCharType="separate"/>
+        <w:fldChar w:fldCharType="end"/>
+      </w:r>
+    </w:p>
+    <w:p>
+      <w:pPr>
+        <w:spacing w:line="288" w:lineRule="auto" w:after="80"/>
+      </w:pPr>
+      <w:r>
+        <w:rPr>
+          <w:rFonts w:ascii="微软雅黑" w:hAnsi="微软雅黑"/>
+          <w:b w:val="0"/>
+          <w:color w:val="0563C1"/>
+          <w:sz w:val="21"/>
+          <w:u w:val="single"/>
+        </w:rPr>
+        <w:t xml:space="preserve">　　5.2 英文行为面试问题（12个）</w:t>
+        <w:fldChar w:fldCharType="begin"/>
+        <w:instrText xml:space="preserve">HYPERLINK \l 五_英文专项_5.2_英文行为面试问题（12个）</w:instrText>
+        <w:fldChar w:fldCharType="separate"/>
+        <w:fldChar w:fldCharType="end"/>
+      </w:r>
+    </w:p>
+    <w:p>
+      <w:pPr>
+        <w:spacing w:line="288" w:lineRule="auto" w:after="80"/>
+      </w:pPr>
+      <w:r>
+        <w:rPr>
+          <w:rFonts w:ascii="微软雅黑" w:hAnsi="微软雅黑"/>
+          <w:b w:val="0"/>
+          <w:color w:val="0563C1"/>
+          <w:sz w:val="21"/>
+          <w:u w:val="single"/>
+        </w:rPr>
+        <w:t xml:space="preserve">　　5.3 英文专业术语表</w:t>
+        <w:fldChar w:fldCharType="begin"/>
+        <w:instrText xml:space="preserve">HYPERLINK \l 五_英文专项_5.3_英文专业术语表</w:instrText>
+        <w:fldChar w:fldCharType="separate"/>
+        <w:fldChar w:fldCharType="end"/>
+      </w:r>
+    </w:p>
+    <w:p>
+      <w:pPr>
+        <w:spacing w:line="288" w:lineRule="auto" w:after="80"/>
+      </w:pPr>
+      <w:r>
+        <w:rPr>
+          <w:rFonts w:ascii="微软雅黑" w:hAnsi="微软雅黑"/>
+          <w:b w:val="0"/>
+          <w:color w:val="0563C1"/>
+          <w:sz w:val="21"/>
+          <w:u w:val="single"/>
+        </w:rPr>
+        <w:t xml:space="preserve">　　5.4 英文邮件模板（面试高频场景）</w:t>
+        <w:fldChar w:fldCharType="begin"/>
+        <w:instrText xml:space="preserve">HYPERLINK \l 五_英文专项_5.4_英文邮件模板（面试高频场景）</w:instrText>
+        <w:fldChar w:fldCharType="separate"/>
+        <w:fldChar w:fldCharType="end"/>
+      </w:r>
+    </w:p>
+    <w:p>
+      <w:pPr>
+        <w:spacing w:line="288" w:lineRule="auto" w:after="80"/>
+      </w:pPr>
+      <w:r>
+        <w:rPr>
+          <w:rFonts w:ascii="微软雅黑" w:hAnsi="微软雅黑"/>
+          <w:b w:val="0"/>
+          <w:color w:val="0563C1"/>
+          <w:sz w:val="21"/>
+          <w:u w:val="single"/>
+        </w:rPr>
+        <w:t>六、笔试备考指南</w:t>
+        <w:fldChar w:fldCharType="begin"/>
+        <w:instrText xml:space="preserve">HYPERLINK \l 六_笔试备考指南</w:instrText>
+        <w:fldChar w:fldCharType="separate"/>
+        <w:fldChar w:fldCharType="end"/>
+      </w:r>
+    </w:p>
+    <w:p>
+      <w:pPr>
+        <w:spacing w:line="288" w:lineRule="auto" w:after="80"/>
+      </w:pPr>
+      <w:r>
+        <w:rPr>
+          <w:rFonts w:ascii="微软雅黑" w:hAnsi="微软雅黑"/>
+          <w:b w:val="0"/>
+          <w:color w:val="0563C1"/>
+          <w:sz w:val="21"/>
+          <w:u w:val="single"/>
+        </w:rPr>
+        <w:t xml:space="preserve">　　6.1 笔试形式判断</w:t>
+        <w:fldChar w:fldCharType="begin"/>
+        <w:instrText xml:space="preserve">HYPERLINK \l 六_笔试备考指南_6.1_笔试形式判断</w:instrText>
+        <w:fldChar w:fldCharType="separate"/>
+        <w:fldChar w:fldCharType="end"/>
+      </w:r>
+    </w:p>
+    <w:p>
+      <w:pPr>
+        <w:spacing w:line="288" w:lineRule="auto" w:after="80"/>
+      </w:pPr>
+      <w:r>
+        <w:rPr>
+          <w:rFonts w:ascii="微软雅黑" w:hAnsi="微软雅黑"/>
+          <w:b w:val="0"/>
+          <w:color w:val="0563C1"/>
+          <w:sz w:val="21"/>
+          <w:u w:val="single"/>
+        </w:rPr>
+        <w:t xml:space="preserve">　　6.2 备考建议</w:t>
+        <w:fldChar w:fldCharType="begin"/>
+        <w:instrText xml:space="preserve">HYPERLINK \l 六_笔试备考指南_6.2_备考建议</w:instrText>
+        <w:fldChar w:fldCharType="separate"/>
+        <w:fldChar w:fldCharType="end"/>
+      </w:r>
+    </w:p>
+    <w:p>
+      <w:pPr>
+        <w:spacing w:line="288" w:lineRule="auto" w:after="80"/>
+      </w:pPr>
+      <w:r>
+        <w:rPr>
+          <w:rFonts w:ascii="微软雅黑" w:hAnsi="微软雅黑"/>
+          <w:b w:val="0"/>
+          <w:color w:val="0563C1"/>
+          <w:sz w:val="21"/>
+          <w:u w:val="single"/>
+        </w:rPr>
+        <w:t xml:space="preserve">　　6.3 考前冲刺清单（48小时）</w:t>
+        <w:fldChar w:fldCharType="begin"/>
+        <w:instrText xml:space="preserve">HYPERLINK \l 六_笔试备考指南_6.3_考前冲刺清单（48小时）</w:instrText>
+        <w:fldChar w:fldCharType="separate"/>
+        <w:fldChar w:fldCharType="end"/>
+      </w:r>
+    </w:p>
+    <w:p>
+      <w:pPr>
+        <w:spacing w:line="288" w:lineRule="auto" w:after="80"/>
+      </w:pPr>
+      <w:r>
+        <w:rPr>
+          <w:rFonts w:ascii="微软雅黑" w:hAnsi="微软雅黑"/>
+          <w:b w:val="0"/>
+          <w:color w:val="0563C1"/>
+          <w:sz w:val="21"/>
+          <w:u w:val="single"/>
+        </w:rPr>
+        <w:t>七、面试前最终核查清单</w:t>
+        <w:fldChar w:fldCharType="begin"/>
+        <w:instrText xml:space="preserve">HYPERLINK \l 七_面试前最终核查清单</w:instrText>
+        <w:fldChar w:fldCharType="separate"/>
+        <w:fldChar w:fldCharType="end"/>
+      </w:r>
+    </w:p>
+    <w:p>
+      <w:pPr>
+        <w:spacing w:line="288" w:lineRule="auto" w:after="80"/>
+      </w:pPr>
+      <w:r>
+        <w:rPr>
+          <w:rFonts w:ascii="微软雅黑" w:hAnsi="微软雅黑"/>
+          <w:b w:val="0"/>
+          <w:color w:val="0563C1"/>
+          <w:sz w:val="21"/>
+          <w:u w:val="single"/>
+        </w:rPr>
+        <w:t xml:space="preserve">　　必须确认的风险点</w:t>
+        <w:fldChar w:fldCharType="begin"/>
+        <w:instrText xml:space="preserve">HYPERLINK \l 七_面试前最终核查清单_必须确认的风险点</w:instrText>
+        <w:fldChar w:fldCharType="separate"/>
+        <w:fldChar w:fldCharType="end"/>
+      </w:r>
+    </w:p>
+    <w:p>
+      <w:pPr>
+        <w:spacing w:line="288" w:lineRule="auto" w:after="80"/>
+      </w:pPr>
+      <w:r>
+        <w:rPr>
+          <w:rFonts w:ascii="微软雅黑" w:hAnsi="微软雅黑"/>
+          <w:b w:val="0"/>
+          <w:color w:val="0563C1"/>
+          <w:sz w:val="21"/>
+          <w:u w:val="single"/>
+        </w:rPr>
+        <w:t xml:space="preserve">　　面试当天必带</w:t>
+        <w:fldChar w:fldCharType="begin"/>
+        <w:instrText xml:space="preserve">HYPERLINK \l 七_面试前最终核查清单_面试当天必带</w:instrText>
+        <w:fldChar w:fldCharType="separate"/>
+        <w:fldChar w:fldCharType="end"/>
+      </w:r>
+    </w:p>
+    <w:p>
+      <w:pPr>
+        <w:spacing w:line="288" w:lineRule="auto" w:after="80"/>
+      </w:pPr>
+      <w:r>
+        <w:rPr>
+          <w:rFonts w:ascii="微软雅黑" w:hAnsi="微软雅黑"/>
+          <w:b w:val="0"/>
+          <w:color w:val="0563C1"/>
+          <w:sz w:val="21"/>
+          <w:u w:val="single"/>
+        </w:rPr>
+        <w:t xml:space="preserve">　　面试后跟进</w:t>
+        <w:fldChar w:fldCharType="begin"/>
+        <w:instrText xml:space="preserve">HYPERLINK \l 七_面试前最终核查清单_面试后跟进</w:instrText>
+        <w:fldChar w:fldCharType="separate"/>
+        <w:fldChar w:fldCharType="end"/>
+      </w:r>
+    </w:p>
+    <w:p>
+      <w:pPr>
+        <w:spacing w:line="288" w:lineRule="auto" w:after="80"/>
+      </w:pPr>
+      <w:r>
+        <w:rPr>
+          <w:rFonts w:ascii="微软雅黑" w:hAnsi="微软雅黑"/>
+          <w:b w:val="0"/>
+          <w:color w:val="0563C1"/>
+          <w:sz w:val="21"/>
+          <w:u w:val="single"/>
+        </w:rPr>
+        <w:t>Q：为什么选择费斯托？</w:t>
+        <w:fldChar w:fldCharType="begin"/>
+        <w:instrText xml:space="preserve">HYPERLINK \l q_11</w:instrText>
+        <w:fldChar w:fldCharType="separate"/>
+        <w:fldChar w:fldCharType="end"/>
+      </w:r>
+    </w:p>
+    <w:p>
+      <w:pPr>
+        <w:spacing w:line="288" w:lineRule="auto" w:after="80"/>
+      </w:pPr>
+      <w:r>
+        <w:rPr>
+          <w:rFonts w:ascii="微软雅黑" w:hAnsi="微软雅黑"/>
+          <w:b w:val="0"/>
+          <w:color w:val="0563C1"/>
+          <w:sz w:val="21"/>
+          <w:u w:val="single"/>
+        </w:rPr>
+        <w:t>Q：为什么选择Master Planning这个方向？</w:t>
+        <w:fldChar w:fldCharType="begin"/>
+        <w:instrText xml:space="preserve">HYPERLINK \l q_12</w:instrText>
+        <w:fldChar w:fldCharType="separate"/>
+        <w:fldChar w:fldCharType="end"/>
+      </w:r>
+    </w:p>
+    <w:p>
+      <w:pPr>
+        <w:spacing w:line="288" w:lineRule="auto" w:after="80"/>
+      </w:pPr>
+      <w:r>
+        <w:rPr>
+          <w:rFonts w:ascii="微软雅黑" w:hAnsi="微软雅黑"/>
+          <w:b w:val="0"/>
+          <w:color w:val="0563C1"/>
+          <w:sz w:val="21"/>
+          <w:u w:val="single"/>
+        </w:rPr>
+        <w:t>Q：你的职业规划是什么？</w:t>
+        <w:fldChar w:fldCharType="begin"/>
+        <w:instrText xml:space="preserve">HYPERLINK \l q_13</w:instrText>
+        <w:fldChar w:fldCharType="separate"/>
+        <w:fldChar w:fldCharType="end"/>
+      </w:r>
+    </w:p>
+    <w:p>
+      <w:pPr>
+        <w:spacing w:line="288" w:lineRule="auto" w:after="80"/>
+      </w:pPr>
+      <w:r>
+        <w:rPr>
+          <w:rFonts w:ascii="微软雅黑" w:hAnsi="微软雅黑"/>
+          <w:b w:val="0"/>
+          <w:color w:val="0563C1"/>
+          <w:sz w:val="21"/>
+          <w:u w:val="single"/>
+        </w:rPr>
+        <w:t>Q：岗位要求12个月实习期，你大四只有约10个月，怎么办？</w:t>
+        <w:fldChar w:fldCharType="begin"/>
+        <w:instrText xml:space="preserve">HYPERLINK \l q_14</w:instrText>
+        <w:fldChar w:fldCharType="separate"/>
+        <w:fldChar w:fldCharType="end"/>
+      </w:r>
+    </w:p>
+    <w:p>
+      <w:pPr>
+        <w:spacing w:line="288" w:lineRule="auto" w:after="80"/>
+      </w:pPr>
+      <w:r>
+        <w:rPr>
+          <w:rFonts w:ascii="微软雅黑" w:hAnsi="微软雅黑"/>
+          <w:b w:val="0"/>
+          <w:color w:val="0563C1"/>
+          <w:sz w:val="21"/>
+          <w:u w:val="single"/>
+        </w:rPr>
+        <w:t>Q：你没有SAP经验，能胜任吗？</w:t>
+        <w:fldChar w:fldCharType="begin"/>
+        <w:instrText xml:space="preserve">HYPERLINK \l q_15</w:instrText>
+        <w:fldChar w:fldCharType="separate"/>
+        <w:fldChar w:fldCharType="end"/>
+      </w:r>
+    </w:p>
+    <w:p>
+      <w:pPr>
+        <w:spacing w:line="288" w:lineRule="auto" w:after="80"/>
+      </w:pPr>
+      <w:r>
+        <w:rPr>
+          <w:rFonts w:ascii="微软雅黑" w:hAnsi="微软雅黑"/>
+          <w:b w:val="0"/>
+          <w:color w:val="0563C1"/>
+          <w:sz w:val="21"/>
+          <w:u w:val="single"/>
+        </w:rPr>
+        <w:t>Q：你在背调报告中提到了几个切入点，你具体说说。</w:t>
+        <w:fldChar w:fldCharType="begin"/>
+        <w:instrText xml:space="preserve">HYPERLINK \l q_17</w:instrText>
+        <w:fldChar w:fldCharType="separate"/>
+        <w:fldChar w:fldCharType="end"/>
+      </w:r>
+    </w:p>
+    <w:p>
+      <w:pPr>
+        <w:spacing w:line="288" w:lineRule="auto" w:after="80"/>
+      </w:pPr>
+      <w:r>
+        <w:rPr>
+          <w:rFonts w:ascii="微软雅黑" w:hAnsi="微软雅黑"/>
+          <w:b w:val="0"/>
+          <w:color w:val="0563C1"/>
+          <w:sz w:val="21"/>
+          <w:u w:val="single"/>
+        </w:rPr>
+        <w:t>Q：你说过"模型测算成本降18.7%"，这个数字怎么来的？</w:t>
+        <w:fldChar w:fldCharType="begin"/>
+        <w:instrText xml:space="preserve">HYPERLINK \l q_18</w:instrText>
+        <w:fldChar w:fldCharType="separate"/>
+        <w:fldChar w:fldCharType="end"/>
+      </w:r>
+    </w:p>
+    <w:p>
+      <w:pPr>
+        <w:spacing w:line="288" w:lineRule="auto" w:after="80"/>
+      </w:pPr>
+      <w:r>
+        <w:rPr>
+          <w:rFonts w:ascii="微软雅黑" w:hAnsi="微软雅黑"/>
+          <w:b w:val="0"/>
+          <w:color w:val="0563C1"/>
+          <w:sz w:val="21"/>
+          <w:u w:val="single"/>
+        </w:rPr>
+        <w:t>Q：你在ERP实验中遇到的最大困难是什么？</w:t>
+        <w:fldChar w:fldCharType="begin"/>
+        <w:instrText xml:space="preserve">HYPERLINK \l q_19</w:instrText>
+        <w:fldChar w:fldCharType="separate"/>
+        <w:fldChar w:fldCharType="end"/>
+      </w:r>
+    </w:p>
+    <w:p>
+      <w:pPr>
+        <w:spacing w:line="288" w:lineRule="auto" w:after="80"/>
+      </w:pPr>
+      <w:r>
+        <w:rPr>
+          <w:rFonts w:ascii="微软雅黑" w:hAnsi="微软雅黑"/>
+          <w:b w:val="0"/>
+          <w:color w:val="0563C1"/>
+          <w:sz w:val="21"/>
+          <w:u w:val="single"/>
+        </w:rPr>
+        <w:t>Q：3-5年后的你希望在哪里？</w:t>
+        <w:fldChar w:fldCharType="begin"/>
+        <w:instrText xml:space="preserve">HYPERLINK \l q_21</w:instrText>
+        <w:fldChar w:fldCharType="separate"/>
+        <w:fldChar w:fldCharType="end"/>
+      </w:r>
+    </w:p>
+    <w:p>
+      <w:pPr>
+        <w:spacing w:line="288" w:lineRule="auto" w:after="80"/>
+      </w:pPr>
+      <w:r>
+        <w:rPr>
+          <w:rFonts w:ascii="微软雅黑" w:hAnsi="微软雅黑"/>
+          <w:b w:val="0"/>
+          <w:color w:val="0563C1"/>
+          <w:sz w:val="21"/>
+          <w:u w:val="single"/>
+        </w:rPr>
+        <w:t>Q：考研吗？</w:t>
+        <w:fldChar w:fldCharType="begin"/>
+        <w:instrText xml:space="preserve">HYPERLINK \l q_22</w:instrText>
+        <w:fldChar w:fldCharType="separate"/>
+        <w:fldChar w:fldCharType="end"/>
+      </w:r>
+    </w:p>
+    <w:p>
+      <w:pPr>
+        <w:spacing w:line="288" w:lineRule="auto" w:after="80"/>
+      </w:pPr>
+      <w:r>
+        <w:rPr>
+          <w:rFonts w:ascii="微软雅黑" w:hAnsi="微软雅黑"/>
+          <w:b w:val="0"/>
+          <w:color w:val="0563C1"/>
+          <w:sz w:val="21"/>
+          <w:u w:val="single"/>
+        </w:rPr>
+        <w:t>Q：你怎么看供应链数字化？</w:t>
+        <w:fldChar w:fldCharType="begin"/>
+        <w:instrText xml:space="preserve">HYPERLINK \l q_25</w:instrText>
+        <w:fldChar w:fldCharType="separate"/>
+        <w:fldChar w:fldCharType="end"/>
+      </w:r>
+    </w:p>
+    <w:p>
+      <w:pPr>
+        <w:spacing w:line="288" w:lineRule="auto" w:after="80"/>
+      </w:pPr>
+      <w:r>
+        <w:rPr>
+          <w:rFonts w:ascii="微软雅黑" w:hAnsi="微软雅黑"/>
+          <w:b w:val="0"/>
+          <w:color w:val="0563C1"/>
+          <w:sz w:val="21"/>
+          <w:u w:val="single"/>
+        </w:rPr>
+        <w:t>Q：AI对供应链的影响？</w:t>
+        <w:fldChar w:fldCharType="begin"/>
+        <w:instrText xml:space="preserve">HYPERLINK \l q_26</w:instrText>
+        <w:fldChar w:fldCharType="separate"/>
+        <w:fldChar w:fldCharType="end"/>
+      </w:r>
+    </w:p>
+    <w:p>
+      <w:pPr>
+        <w:spacing w:line="288" w:lineRule="auto" w:after="80"/>
+      </w:pPr>
+      <w:r>
+        <w:rPr>
+          <w:rFonts w:ascii="微软雅黑" w:hAnsi="微软雅黑"/>
+          <w:b w:val="0"/>
+          <w:color w:val="0563C1"/>
+          <w:sz w:val="21"/>
+          <w:u w:val="single"/>
+        </w:rPr>
+        <w:t>Q：疫情后供应链趋势有什么变化？</w:t>
+        <w:fldChar w:fldCharType="begin"/>
+        <w:instrText xml:space="preserve">HYPERLINK \l q_27</w:instrText>
+        <w:fldChar w:fldCharType="separate"/>
+        <w:fldChar w:fldCharType="end"/>
+      </w:r>
+    </w:p>
+    <w:p>
+      <w:pPr>
+        <w:spacing w:line="288" w:lineRule="auto" w:after="80"/>
+      </w:pPr>
+      <w:r>
+        <w:rPr>
+          <w:rFonts w:ascii="微软雅黑" w:hAnsi="微软雅黑"/>
+          <w:b w:val="0"/>
+          <w:color w:val="0563C1"/>
+          <w:sz w:val="21"/>
+          <w:u w:val="single"/>
+        </w:rPr>
+        <w:t>Q：你怎么看费斯托在济南的扩产计划？</w:t>
+        <w:fldChar w:fldCharType="begin"/>
+        <w:instrText xml:space="preserve">HYPERLINK \l q_28</w:instrText>
+        <w:fldChar w:fldCharType="separate"/>
+        <w:fldChar w:fldCharType="end"/>
       </w:r>
     </w:p>
     <w:sectPr>
